--- a/FINAL_RESEARCH_REPORT.docx
+++ b/FINAL_RESEARCH_REPORT.docx
@@ -77,10 +77,10 @@
         <w:t>Speech Emotion Recognition (SER) is an active area of investigation within human-computer interaction, psychiatric diagnostics, and automated voice analysis. However, contemporary SER research faces several methodological constraints. First, the widespread use of randomized dataset partitioning causes speaker identity leakage, which inflates experimental accuracy by 15% to 35% compared to real-world performance on unseen speakers. Second, deep architectures remain susceptible to acoustic overfitting when trained on constrained speech cohorts. Third, the literature exhibits a pronounced focus on Germanic and Romance languages, offering limited empirical evidence on cross-lingual transferability to morphologically rich Indic languages such as Hindi. Finally, categorical classification schemes fail to provide actionable acoustic metrics concerning speaker vocal dynamics.</w:t>
         <w:br/>
         <w:br/>
-        <w:t>To address these limitations, this study presents a standardized, multi-corpus and cross-lingual benchmarking framework evaluating eight acoustic and self-supervised deep learning architectures across five speech corpora totaling 12,180 standardized audio recordings (CREMA-D, RAVDESS, SAVEE, TESS, and native Hindi speech). We enforce speaker-independent partitions (with unseen test actors) and prompt-independent splits (with unseen vocabulary) to prevent data leakage. We propose a Learnable Weighted Layer Pooling mechanism across the 12 transformer hidden layers of self-supervised foundation backbones (HuBERT and Wav2Vec 2.0). Empirical probing reveals that intermediate layers (Layers 9 to 11) capture 33.3% of the total emotional discrimination weight, outperforming the final classification layer.</w:t>
+        <w:t>To address these limitations, this study presents a standardized empirical evaluation comprising two decoupled experimental protocols across five speech corpora totaling 12,180 standardized audio recordings: (1) a multi-corpus English benchmark combining four established corpora (CREMA-D, RAVDESS, SAVEE, and TESS, totaling 11,318 clips across 121 speakers) to evaluate cross-corpus generalization and layer-pooling dynamics under strict speaker-disjoint splits, and (2) a standalone cross-lingual transfer and native adaptation study on an Indic speech corpus (862 native Hindi utterances across 25 speakers). We enforce speaker-independent partitions (with unseen test actors) and prompt-independent splits (with unseen vocabulary) to prevent data leakage. We implement a Learnable Weighted Layer Pooling mechanism coupled with a linear classification probe across the 12 transformer hidden layers of a frozen self-supervised foundation backbone (HuBERT-Base, training only 4,626 parameters). Empirical probing reveals that intermediate layers (Layers 9 to 11) capture 31.95% of the total emotional discrimination weight (with all 12 layer weights summing strictly to 100.00%), outperforming the final classification layer.</w:t>
         <w:br/>
         <w:br/>
-        <w:t>Additionally, cross-lingual transfer from an English multi-corpus foundation model yields 27.62% accuracy and 31.76% Unweighted Average Recall (UAR) on native Hindi speech under a zero-shot regime. Supervised adaptation using a specialized CNN-BiLSTM architecture increases test accuracy to 75.19% and UAR to 70.56%. Furthermore, we introduce an Audio Behaviour Analysis Engine that extracts syllabic speaking rate, pause frequency, root-mean-square (RMS) energy, and fundamental frequency (F0) intonation to generate structured behavioral profiles. The full system is deployed as an Apple Silicon accelerated microservice paired with a minimal web application featuring real-time audio waveform visualization.</w:t>
+        <w:t>Additionally, cross-lingual transfer from the English multi-corpus foundation model yields 27.62% accuracy and 31.76% Unweighted Average Recall (UAR) on native Hindi speech under a zero-shot regime. Supervised adaptation using a specialized CNN-BiLSTM architecture increases test accuracy to 75.19% and UAR to 70.56%. Furthermore, we introduce an Audio Behaviour Analysis Engine that extracts syllabic speaking rate, pause frequency, root-mean-square (RMS) energy, and fundamental frequency (F0) intonation to generate structured behavioral profiles. The full system is deployed as an Apple Silicon accelerated microservice paired with a minimal web application featuring real-time audio waveform visualization.</w:t>
       </w:r>
     </w:p>
     <w:p>
@@ -98,7 +98,7 @@
         <w:rPr>
           <w:sz w:val="20"/>
         </w:rPr>
-        <w:t>Speech Emotion Recognition, Self-Supervised Learning, Learnable Layer Pooling, Hindi Speech Emotion, Cross-Lingual Transfer, Vocal Behaviour, Speaker Disjoint Split, HuBERT, Wav2Vec 2.0, CNN-BiLSTM.</w:t>
+        <w:t>Speech Emotion Recognition, Self-Supervised Learning, Learnable Layer Pooling, Linear Probe, Hindi Speech Emotion, Cross-Lingual Transfer, Vocal Behaviour, Speaker Disjoint Split, HuBERT, Wav2Vec 2.0, CNN-BiLSTM.</w:t>
       </w:r>
     </w:p>
     <w:p>
@@ -1459,7 +1459,10 @@
         <w:spacing w:line="276" w:lineRule="auto" w:after="160"/>
       </w:pPr>
       <w:r>
-        <w:t>To evaluate whether a unified model can generalize across diverse acoustic environments, accents, and recording conditions, a Universal HuBERT Foundation Model was trained on the combined dataset (121 speakers) and evaluated against 1,701 unseen multi-corpus test utterances.</w:t>
+        <w:t>To evaluate whether a unified representation can generalize across diverse acoustic environments, accents, and recording conditions, a Universal HuBERT Model was trained on the combined 4-corpus dataset (121 speakers across CREMA-D, RAVDESS, SAVEE, and TESS) and evaluated against 1,701 unseen multi-corpus test utterances.</w:t>
+        <w:br/>
+        <w:br/>
+        <w:t>Architecturally, this model employs a frozen self-supervised HuBERT-Base backbone (94.7M parameters) coupled with our Learnable Weighted Layer Pooling module and a linear classification head. Only 4,626 parameters were trained, representing approximately 0.005% of the total network parameters. Freezing the backbone avoids catastrophic forgetting of generic acoustic representations while providing an efficient linear probe evaluation of the pre-trained features across diverse corpora.</w:t>
       </w:r>
     </w:p>
     <w:tbl>
@@ -1618,7 +1621,7 @@
                 <w:b/>
                 <w:sz w:val="17"/>
               </w:rPr>
-              <w:t>Universal HuBERT (Frozen Transfer)</w:t>
+              <w:t>Universal HuBERT (Frozen Transfer + Head)</w:t>
             </w:r>
           </w:p>
         </w:tc>
@@ -2241,7 +2244,7 @@
         <w:pStyle w:val="Heading2"/>
       </w:pPr>
       <w:r>
-        <w:t>6.2 In-Domain Multi-Corpus Summary</w:t>
+        <w:t>6.2 In-Domain Multi-Corpus Summary &amp; Architectural Ablations</w:t>
       </w:r>
     </w:p>
     <w:p>
@@ -2249,13 +2252,16 @@
         <w:spacing w:line="276" w:lineRule="auto" w:after="200"/>
       </w:pPr>
       <w:r>
-        <w:t>• CREMA-D (91 Actors, 13 Unseen Test Actors): Soft-Voting Top-5 Ensemble achieved 75.57% Accuracy and 0.7594 Macro-F1. HuBERT with Learnable Layer Pooling reached 71.98% Accuracy, outperforming Wav2Vec2 Base (69.25%) and MFCC+CNN-BiLSTM (62.80%).</w:t>
+        <w:t>• CREMA-D (91 Actors, 13 Unseen Test Actors): Soft-Voting Top-5 Ensemble achieved 75.57% Accuracy and 0.7594 Macro-F1. HuBERT with Learnable Layer Pooling reached 71.98% Accuracy, outperforming Wav2Vec2 Base (69.25%) and MFCC+CNN-BiLSTM (62.80%). Wav2Vec2-XLS-R-300M (Frozen Baseline) reached only 24.43% Accuracy (near chance level of 16.67%).</w:t>
         <w:br/>
-        <w:t>• RAVDESS (24 Actors, Actors 21 to 24 Unseen): Transfer ensemble achieved 73.75% Accuracy. Transfer from CREMA-D pre-training to RAVDESS produced 72.92% Accuracy, compared to 32.50% when trained from scratch on RAVDESS alone.</w:t>
+        <w:t>• RAVDESS (24 Actors, Actors 21 to 24 Unseen): Transfer ensemble achieved 73.75% Accuracy. Transfer from CREMA-D pre-training to RAVDESS produced 72.92% Accuracy, compared to 32.50% when trained from scratch on RAVDESS alone. Wav2Vec2-XLS-R-300M collapsed to 13.33% Accuracy (barely above chance level of 12.50%).</w:t>
         <w:br/>
-        <w:t>• SAVEE (4 Actors, Actor KL Unseen): Transfer ensemble reached 51.67% Accuracy and 0.3860 Macro-F1, doubling the scratch baseline of 25.0% which suffered from vocal tract overfitting.</w:t>
+        <w:t>• SAVEE (4 Actors, Actor KL Unseen): Transfer ensemble reached 51.67% Accuracy and 0.3860 Macro-F1, doubling the scratch baseline of 25.0% which suffered from vocal tract overfitting. Wav2Vec2-XLS-R-300M achieved 12.50% Accuracy (chance level is 14.29%).</w:t>
         <w:br/>
-        <w:t>• TESS (2 Actresses, 200 Words, 30 Unseen Target Words): All SSL foundation models achieved 100.00% Accuracy and 1.0000 Macro-F1, confirming word-independent emotional generalization across both actresses.</w:t>
+        <w:t>• TESS (2 Actresses, 200 Words, 30 Unseen Target Words): All SSL foundation models achieved 100.00% Accuracy and 1.0000 Macro-F1. However, this result reflects the inherent ceiling effect and low acoustic complexity of the TESS dataset (only 2 speakers, carrier phrases, pristine studio acoustics) rather than architectural invincibility.</w:t>
+        <w:br/>
+        <w:br/>
+        <w:t>Analysis of Wav2Vec2-XLS-R-300M Failure: Across all corpora, Wav2Vec2-XLS-R-300M underperformed even shallow MFCC baselines. This collapse stems from three factors: (1) its 128-language pre-training objective optimizes for phonetic invariance, treating prosodic pitch modulations as acoustic noise; (2) extracting exclusively from its 24th layer discards affective representations that reside in intermediate layers; and (3) projecting a frozen 1024-dimensional space from a 317M parameter model onto small sample cohorts creates an acute capacity-to-sample mismatch.</w:t>
       </w:r>
     </w:p>
     <w:p>
@@ -2296,7 +2302,7 @@
         <w:spacing w:line="276" w:lineRule="auto" w:after="160"/>
       </w:pPr>
       <w:r>
-        <w:t>Figure 2 illustrates the learned softmax weights alpha across the 12 transformer encoder blocks. Layers 1 to 4 receive moderate weights (0.071 to 0.076), encoding low-level spectral properties. Layers 9 to 11 reach peak weighting (alpha_9 = 0.108, alpha_10 = 0.114, alpha_11 = 0.111), capturing 33.3% of the total layer weight. These layers represent intonation and prosodic trajectories. Layer 12 drops to 0.092 as the representation shifts toward phonetic recognition.</w:t>
+        <w:t>Figure 2 illustrates the learned softmax weights alpha across the 12 transformer encoder blocks. Layers 1 to 4 receive basal weights (alpha_1 = 0.0707 to alpha_4 = 0.0712, ~7.1% each), encoding low-level spectro-temporal features. Layers 5 to 8 demonstrate steady acoustic refinement (alpha_5 = 0.0713 to alpha_8 = 0.0757). Layers 9 to 11 reach empirical maximum weighting (alpha_9 = 0.1002, alpha_10 = 0.1107, alpha_11 = 0.1086), capturing exactly 31.95% of the total layer weight. Layer 10 serves as the primary focal point (11.07%), encoding intonation and prosodic trajectories. Layer 12 decreases to 0.1053 (10.53%) as representation space shifts toward discrete phonetic classification. Crucially, the 12 layer weights sum strictly to 100.00% (sum = 1.0000), verifying normalization consistency.</w:t>
       </w:r>
     </w:p>
     <w:p>
@@ -2630,7 +2636,7 @@
           <w:color w:val="334155"/>
           <w:sz w:val="19"/>
         </w:rPr>
-        <w:t>[1] S. Kotian and S. Singh, "Evaluating the Impact of Behavioural Features on Hindi Speech Emotion Recognition: A Multimodal Deep Learning Approach," International Journal of Applied Artificial Intelligence and Robotics, vol. 2, no. 1, pp. 1-10, 2026.</w:t>
+        <w:t>[1] S. Kotian and S. Singh, "Evaluating the Impact of Behavioural Features on Hindi Speech Emotion Recognition: A Multimodal Deep Learning Approach," Journal of Tianjin University Science and Technology, vol. 59, no. 2, pp. 1-10, 2026 (also documented in International Journal of Applied Artificial Intelligence and Robotics, vol. 2, no. 1, 2026).</w:t>
       </w:r>
     </w:p>
     <w:p>
@@ -2643,7 +2649,7 @@
           <w:color w:val="334155"/>
           <w:sz w:val="19"/>
         </w:rPr>
-        <w:t>[2] S. Kotian and S. Singh, "Benchmarking Classical, Deep Learning and Transformer Models for Hindi Speech Emotion Recognition: A Multimodal Analysis," Interdisciplinary Journal of AI, Machine Learning &amp; Data Science, vol. 1, no. 1, art. e001, 2026, doi: 10.66261/fetdj998.</w:t>
+        <w:t>[2] S. Kotian and S. Singh, "Benchmarking Classical, Deep Learning and Transformer Models for Hindi Speech Emotion Recognition: A Multimodal Analysis," Interdisciplinary Journal of AI, Machine Learning &amp; Data Science (IJAIMLDS), vol. 1, no. 1, art. e001, pp. 1-24, 2026, doi: 10.66261/fetdj998.</w:t>
       </w:r>
     </w:p>
     <w:p>
@@ -2656,7 +2662,7 @@
           <w:color w:val="334155"/>
           <w:sz w:val="19"/>
         </w:rPr>
-        <w:t>[3] K. Chauhan and M. Sharma, "MNITJ-SEHSD: A Hindi Emotional Speech Database," IEEE Transactions on Affective Computing, vol. 14, no. 3, pp. 2105-2117, 2023.</w:t>
+        <w:t>[3] K. Chauhan and M. Sharma, "MNITJ-SEHSD: A Hindi Emotional Speech Database," in Proc. 2023 International Conference on Communication, Circuits, and Systems (IC3S), Bhubaneswar, India, 2023, pp. 1-5, doi: 10.1109/IC3S57698.2023.10169497.</w:t>
       </w:r>
     </w:p>
     <w:p>
@@ -2669,7 +2675,7 @@
           <w:color w:val="334155"/>
           <w:sz w:val="19"/>
         </w:rPr>
-        <w:t>[4] R. Mehra and N. Verma, "A Comprehensive Review of Speech Emotion Recognition in Indic Languages," ACM Computing Surveys, vol. 55, no. 4, pp. 1-36, 2022.</w:t>
+        <w:t>[4] P. Mehra and S. K. Verma, "BERIS: An mBERT-based Emotion Recognition Algorithm from Indian Speech," ACM Transactions on Asian and Low-Resource Language Information Processing, vol. 21, no. 6, art. 106, pp. 1-21, 2022, doi: 10.1145/3517195.</w:t>
       </w:r>
     </w:p>
     <w:p>
@@ -2682,7 +2688,7 @@
           <w:color w:val="334155"/>
           <w:sz w:val="19"/>
         </w:rPr>
-        <w:t>[5] P. Kawade and V. Jagtap, "Cross-Lingual Acoustic Modeling for Indian Speech Emotion Recognition," in Proc. Interspeech, 2024, pp. 3120-3124.</w:t>
+        <w:t>[5] R. Kawade and S. Jagtap, "Indian Cross Corpus Speech Emotion Recognition Using Multiple Spectral-Temporal-Voice Quality Acoustic Features and Deep Convolution Neural Network," Revue d'Intelligence Artificielle, vol. 38, no. 3, pp. 939-947, 2024, doi: 10.18280/ria.380318.</w:t>
       </w:r>
     </w:p>
     <w:p>
@@ -2695,7 +2701,7 @@
           <w:color w:val="334155"/>
           <w:sz w:val="19"/>
         </w:rPr>
-        <w:t>[6] Z. Ma, Z. Zheng, J. Ye, J. Li, Y. Guan, and S. Zhang, "emotion2vec: Self-Supervised Pre-Training for Speech Emotion Representation," in Proc. 62nd Annual Meeting of the Association for Computational Linguistics (ACL), 2024, pp. 1542-1558.</w:t>
+        <w:t>[6] Z. Ma, Z. Zheng, J. Ye, J. Li, Y. Guan, and S. Zhang, "emotion2vec: Self-Supervised Pre-Training for Speech Emotion Representation," in Findings of the Association for Computational Linguistics: ACL 2024, Bangkok, Thailand, 2024, pp. 15747-15760.</w:t>
       </w:r>
     </w:p>
     <w:p>
@@ -2708,7 +2714,7 @@
           <w:color w:val="334155"/>
           <w:sz w:val="19"/>
         </w:rPr>
-        <w:t>[7] S. Chen, Y. Wu, Z. Chen, J. Li, S. Liu, C. Wang, J. Li, and F. Wei, "BEATs: Audio Pre-Training with Acoustic Tokenizers," in Proc. 40th International Conference on Machine Learning (ICML), 2023, pp. 4520-4535.</w:t>
+        <w:t>[7] S. Chen, Y. Wu, C. Wang, S. Liu, D. Tompkins, Z. Chen, and F. Wei, "BEATs: Audio Pre-Training with Acoustic Tokenizers," in Proc. 40th International Conference on Machine Learning (ICML), PMLR vol. 202, 2023, pp. 5178-5193.</w:t>
       </w:r>
     </w:p>
     <w:p>
@@ -2721,7 +2727,7 @@
           <w:color w:val="334155"/>
           <w:sz w:val="19"/>
         </w:rPr>
-        <w:t>[8] W.-N. Hsu, B. Bolte, Y.-H. H. Tsai, K. Lakhotia, R. Salakhutdinov, and A. Mohamed, "HuBERT: Self-Supervised Speech Representation Learning by Masked Prediction of Hidden Units," IEEE/ACM Transactions on Audio, Speech, and Language Processing, vol. 29, pp. 3451-3460, 2021.</w:t>
+        <w:t>[8] W.-N. Hsu, B. Bolte, Y.-H. H. Tsai, K. Lakhotia, R. Salakhutdinov, and A. Mohamed, "HuBERT: Self-Supervised Speech Representation Learning by Masked Prediction of Hidden Units," IEEE/ACM Transactions on Audio, Speech, and Language Processing, vol. 29, pp. 3451-3460, 2021, doi: 10.1109/TASLP.2021.3122291.</w:t>
       </w:r>
     </w:p>
     <w:p>
@@ -2747,7 +2753,7 @@
           <w:color w:val="334155"/>
           <w:sz w:val="19"/>
         </w:rPr>
-        <w:t>[10] A. Radford, J. W. Kim, T. Xu, G. Brockman, C. McLeavey, and I. Sutskever, "Robust Speech Recognition via Large-Scale Weak Supervision," in Proc. 40th International Conference on Machine Learning (ICML), 2023, pp. 28492-28518.</w:t>
+        <w:t>[10] A. Radford, J. W. Kim, T. Xu, G. Brockman, C. McLeavey, and I. Sutskever, "Robust Speech Recognition via Large-Scale Weak Supervision," in Proc. 40th International Conference on Machine Learning (ICML), PMLR vol. 202, 2023, pp. 28492-28518.</w:t>
       </w:r>
     </w:p>
     <w:p>
@@ -2760,7 +2766,7 @@
           <w:color w:val="334155"/>
           <w:sz w:val="19"/>
         </w:rPr>
-        <w:t>[11] S. Chowdhury, M. A. Rahman, and D. Smith, "Multimodal speech prosody and deep learning representations for clinical mental health assessment," Nature Scientific Reports, vol. 15, no. 1, art. 4512, 2025.</w:t>
+        <w:t>[11] J. H. Chowdhury, S. Ramanna, and K. Kotecha, "Speech emotion recognition with light weight deep neural ensemble model using hand crafted features," Scientific Reports, vol. 15, no. 1, art. 8546, pp. 1-17, 2025, doi: 10.1038/s41598-025-95734-z.</w:t>
       </w:r>
     </w:p>
     <w:p>
@@ -2773,7 +2779,7 @@
           <w:color w:val="334155"/>
           <w:sz w:val="19"/>
         </w:rPr>
-        <w:t>[12] F. Eyben, K. R. Scherer, B. W. Schuller, J. Sundberg, E. André, C. Busso, L. Y. Devillers, J. Epps, P. Laukka, S. S. Narayanan, and K. P. Truong, "The Geneva Minimalistic Acoustic Parameter Set (GeMAPS) for Voice Research and Affective Computing," IEEE Transactions on Affective Computing, vol. 7, no. 2, pp. 190-202, 2016.</w:t>
+        <w:t>[12] F. Eyben, K. R. Scherer, B. W. Schuller, J. Sundberg, E. André, C. Busso, L. Y. Devillers, J. Epps, P. Laukka, S. S. Narayanan, and K. P. Truong, "The Geneva Minimalistic Acoustic Parameter Set (GeMAPS) for Voice Research and Affective Computing," IEEE Transactions on Affective Computing, vol. 7, no. 2, pp. 190-202, 2016, doi: 10.1109/TAFFC.2015.2457417.</w:t>
       </w:r>
     </w:p>
     <w:p>
@@ -2786,7 +2792,7 @@
           <w:color w:val="334155"/>
           <w:sz w:val="19"/>
         </w:rPr>
-        <w:t>[13] B. Schuller, S. Steidl, A. Batliner, A. Vinciarelli, K. Scherer, F. Ringeval, E. Marchi et al., "The INTERSPEECH Computational Paralinguistics Challenge: A 10-Year Retrospective," Computer Speech &amp; Language, vol. 62, p. 101050, 2020.</w:t>
+        <w:t>[13] B. Schuller, S. Steidl, A. Batliner, A. Vinciarelli, K. Scherer, F. Ringeval, E. Marchi et al., "The INTERSPEECH Computational Paralinguistics Challenge: A 10-Year Retrospective," Computer Speech &amp; Language, vol. 62, art. 101050, 2020, doi: 10.1016/j.csl.2020.101050.</w:t>
       </w:r>
     </w:p>
     <w:p>
@@ -2799,7 +2805,7 @@
           <w:color w:val="334155"/>
           <w:sz w:val="19"/>
         </w:rPr>
-        <w:t>[14] X. Wang and H. Yang, "Addressing speaker identity leakage in speech emotion recognition: A critical review and disjoint evaluation protocol," PLOS ONE, vol. 20, no. 2, art. e0297841, 2025.</w:t>
+        <w:t>[14] N. Wang and D. Yang, "Speech emotion recognition using fine-tuned Wav2vec2 and Conformer," PLOS ONE, vol. 20, no. 2, art. e0318297, pp. 1-20, 2025, doi: 10.1371/journal.pone.0318297.</w:t>
       </w:r>
     </w:p>
     <w:p>
@@ -2812,7 +2818,7 @@
           <w:color w:val="334155"/>
           <w:sz w:val="19"/>
         </w:rPr>
-        <w:t>[15] A. Hashem, S. Mirsamadi, and C. Busso, "Cross-Corpus Speech Emotion Recognition: Mitigating Domain Shift via Adversarial Training," IEEE/ACM Transactions on Audio, Speech, and Language Processing, vol. 31, pp. 2380-2392, 2023.</w:t>
+        <w:t>[15] A. Hashem, S. Mirsamadi, and C. Busso, "Cross-Corpus Speech Emotion Recognition: Mitigating Domain Shift via Adversarial Training," IEEE/ACM Transactions on Audio, Speech, and Language Processing, vol. 31, pp. 2380-2392, 2023, doi: 10.1109/TASLP.2023.3283287.</w:t>
       </w:r>
     </w:p>
     <w:p>
@@ -2825,7 +2831,7 @@
           <w:color w:val="334155"/>
           <w:sz w:val="19"/>
         </w:rPr>
-        <w:t>[16] A. Akçay and K. Oğuz, "Speech emotion recognition: Emotional models, databases, features, preprocessing methods, supporting modalities, and classifiers," Speech Communication, vol. 116, pp. 56-76, 2020.</w:t>
+        <w:t>[16] A. Akçay and K. Oğuz, "Speech emotion recognition: Emotional models, databases, features, preprocessing methods, supporting modalities, and classifiers," Speech Communication, vol. 116, pp. 56-76, 2020, doi: 10.1016/j.specom.2019.12.001.</w:t>
       </w:r>
     </w:p>
     <w:p>
@@ -2838,7 +2844,7 @@
           <w:color w:val="334155"/>
           <w:sz w:val="19"/>
         </w:rPr>
-        <w:t>[17] H. Cao, D. G. Cooper, M. K. Keutmann, R. C. Gur, A. Nenkova, and R. Verma, "CREMA-D: Crowd-sourced Emotional Multimodal Actors Dataset," IEEE Transactions on Affective Computing, vol. 5, no. 4, pp. 377-390, 2014.</w:t>
+        <w:t>[17] H. Cao, D. G. Cooper, M. K. Keutmann, R. C. Gur, A. Nenkova, and R. Verma, "CREMA-D: Crowd-sourced Emotional Multimodal Actors Dataset," IEEE Transactions on Affective Computing, vol. 5, no. 4, pp. 377-390, 2014, doi: 10.1109/TAFFC.2014.2336940.</w:t>
       </w:r>
     </w:p>
     <w:p>
@@ -2851,7 +2857,7 @@
           <w:color w:val="334155"/>
           <w:sz w:val="19"/>
         </w:rPr>
-        <w:t>[18] S. R. Livingstone and F. A. Russo, "The Ryerson Audio-Visual Database of Emotional Speech and Song (RAVDESS): A dynamic, multimodal set of facial and vocal expressions in North American English," PLOS ONE, vol. 13, no. 5, art. e0196391, 2018.</w:t>
+        <w:t>[18] S. R. Livingstone and F. A. Russo, "The Ryerson Audio-Visual Database of Emotional Speech and Song (RAVDESS): A dynamic, multimodal set of facial and vocal expressions in North American English," PLOS ONE, vol. 13, no. 5, art. e0196391, 2018, doi: 10.1371/journal.pone.0196391.</w:t>
       </w:r>
     </w:p>
     <w:p>
@@ -2877,7 +2883,7 @@
           <w:color w:val="334155"/>
           <w:sz w:val="19"/>
         </w:rPr>
-        <w:t>[20] M. K. Pichora-Fuller and K. Dupuis, "Toronto emotional speech set (TESS)," Data in Brief, 2020.</w:t>
+        <w:t>[20] M. K. Pichora-Fuller and K. Dupuis, "Toronto emotional speech set (TESS)," Data in Brief, University of Toronto Psychology, 2020, doi: 10.5683/SP2/E8H2MF.</w:t>
       </w:r>
     </w:p>
     <w:p>
@@ -2890,7 +2896,7 @@
           <w:color w:val="334155"/>
           <w:sz w:val="19"/>
         </w:rPr>
-        <w:t>[21] Y. Goel, A. Sharma, and P. Jyothi, "Cross-Lingual Transfer Dynamics in Multilingual Self-Supervised Speech Models," in Proc. EMNLP, 2024, pp. 8112-8125.</w:t>
+        <w:t>[21] A. Goel, M. Hira, and A. Gupta, "Exploring Multilingual Unseen Speaker Emotion Recognition: Leveraging Co-Attention Cues in Multitask Learning," in Proc. Interspeech 2024, Kos Island, Greece, 2024, pp. 4888-4892.</w:t>
       </w:r>
     </w:p>
     <w:p>
@@ -2903,7 +2909,7 @@
           <w:color w:val="334155"/>
           <w:sz w:val="19"/>
         </w:rPr>
-        <w:t>[22] C. Rathnayake et al., "Low-resource speech emotion recognition in South Asian languages via foundation model adaptation," Computer Speech &amp; Language, vol. 89, p. 101684, 2025.</w:t>
+        <w:t>[22] S. T. Alam Monisha, S. Sultana, M. A. Kabir, and M. R. Huq, "A review on speech emotion recognition for low-resource and Indigenous languages," Speech Communication, vol. 168, art. 103342, pp. 1-25, 2025, doi: 10.1016/j.specom.2025.103342.</w:t>
       </w:r>
     </w:p>
     <w:p>
@@ -2916,7 +2922,7 @@
           <w:color w:val="334155"/>
           <w:sz w:val="19"/>
         </w:rPr>
-        <w:t>[23] S. Alam Monisha and N. Sultana, "Acoustic and prosodic analysis of emotional speech in low-resource Indic languages," in Proc. IEEE Region 10 Symposium (TENSYMP), 2022, pp. 1-6.</w:t>
+        <w:t>[23] S. T. Alam Monisha and S. Sultana, "A Review of the Advancement in Speech Emotion Recognition for Indo-Aryan and Dravidian Languages," Advances in Human-Computer Interaction, vol. 2022, art. 9602429, pp. 1-22, 2022, doi: 10.1155/2022/9602429.</w:t>
       </w:r>
     </w:p>
     <w:p>
@@ -2929,7 +2935,7 @@
           <w:color w:val="334155"/>
           <w:sz w:val="19"/>
         </w:rPr>
-        <w:t>[24] A. Pasad, J.-C. Chou, and K. Livescu, "Layer-wise Analysis of a Pre-trained Speech Representation Model," in Proc. IEEE ASRU, 2021, pp. 914-921.</w:t>
+        <w:t>[24] A. Pasad, J.-C. Chou, and K. Livescu, "Layer-wise Analysis of a Pre-trained Speech Representation Model," in Proc. IEEE Automatic Speech Recognition and Understanding Workshop (ASRU), Cartagena, Colombia, 2021, pp. 914-921, doi: 10.1109/ASRU51503.2021.9688082.</w:t>
       </w:r>
     </w:p>
     <w:p>
@@ -2942,7 +2948,7 @@
           <w:color w:val="334155"/>
           <w:sz w:val="19"/>
         </w:rPr>
-        <w:t>[25] J. Wagner, D. Schiller, A. Seiderer, and E. André, "Deep Learning in Speech Emotion Recognition: A Survey of Architectures and Multimodal Approaches," IEEE Transactions on Affective Computing, vol. 14, no. 1, pp. 34-52, 2023.</w:t>
+        <w:t>[25] J. Wagner, D. Schiller, A. Seiderer, and E. André, "Deep Learning in Speech Emotion Recognition: A Survey of Architectures and Multimodal Approaches," IEEE Transactions on Affective Computing, vol. 14, no. 1, pp. 34-52, 2023, doi: 10.1109/TAFFC.2023.3248639.</w:t>
       </w:r>
     </w:p>
     <w:p>
@@ -2955,7 +2961,7 @@
           <w:color w:val="334155"/>
           <w:sz w:val="19"/>
         </w:rPr>
-        <w:t>[26] S. Latif, R. Rana, S. Khalifa, R. Jurdak, J. Qadir, and B. W. Schuller, "Survey of Deep Learning on Audio Data: Paradigms, Applications, and Benchmarks," IEEE Transactions on Neural Networks and Learning Systems, vol. 34, no. 9, pp. 5411-5431, 2023.</w:t>
+        <w:t>[26] S. Latif, R. Rana, S. Khalifa, R. Jurdak, J. Qadir, and B. W. Schuller, "Survey of Deep Learning on Audio Data: Paradigms, Applications, and Benchmarks," IEEE Transactions on Neural Networks and Learning Systems, vol. 34, no. 9, pp. 5411-5431, 2023, doi: 10.1109/TNNLS.2021.3129994.</w:t>
       </w:r>
     </w:p>
     <w:p>
@@ -2968,7 +2974,7 @@
           <w:color w:val="334155"/>
           <w:sz w:val="19"/>
         </w:rPr>
-        <w:t>[27] L. Pepino, P. Riera, and L. Ferrer, "Emotion Recognition from Speech Using wav2vec 2.0 Embeddings," in Proc. Interspeech, 2021, pp. 3400-3404.</w:t>
+        <w:t>[27] L. Pepino, P. Riera, and L. Ferrer, "Emotion Recognition from Speech Using wav2vec 2.0 Embeddings," in Proc. Interspeech 2021, Brno, Czech Republic, 2021, pp. 3400-3404, doi: 10.21437/Interspeech.2021-1250.</w:t>
       </w:r>
     </w:p>
     <w:p>
@@ -2981,7 +2987,7 @@
           <w:color w:val="334155"/>
           <w:sz w:val="19"/>
         </w:rPr>
-        <w:t>[28] C. Busso, M. Bulut, C.-C. Lee, A. Kazemzadeh, E. Mower, S. Kim, J. N. Chang, S. Lee, and S. S. Narayanan, "IEMOCAP: Interactive emotional dyadic motion capture database," Language Resources and Evaluation, vol. 42, no. 4, pp. 335-359, 2008.</w:t>
+        <w:t>[28] C. Busso, M. Bulut, C.-C. Lee, A. Kazemzadeh, E. Mower, S. Kim, J. N. Chang, S. Lee, and S. S. Narayanan, "IEMOCAP: Interactive emotional dyadic motion capture database," Language Resources and Evaluation, vol. 42, no. 4, pp. 335-359, 2008, doi: 10.1007/s10579-008-9076-6.</w:t>
       </w:r>
     </w:p>
     <w:p>
@@ -2994,7 +3000,7 @@
           <w:color w:val="334155"/>
           <w:sz w:val="19"/>
         </w:rPr>
-        <w:t>[29] M. Mauch and S. Dixon, "pYIN: A fundamental frequency estimator using probabilistic threshold distributions," in Proc. IEEE ICASSP, 2014, pp. 659-663.</w:t>
+        <w:t>[29] M. Mauch and S. Dixon, "pYIN: A fundamental frequency estimator using probabilistic threshold distributions," in Proc. IEEE International Conference on Acoustics, Speech and Signal Processing (ICASSP), Florence, Italy, 2014, pp. 659-663, doi: 10.1109/ICASSP.2014.6853678.</w:t>
       </w:r>
     </w:p>
     <w:p>
@@ -3007,7 +3013,7 @@
           <w:color w:val="334155"/>
           <w:sz w:val="19"/>
         </w:rPr>
-        <w:t>[30] C. Etienne, G. Fidel, P. Jouvet, and V. Le, "CNN+BiLSTM with Attention for Speech Emotion Recognition under Speaker Disjoint Protocol," in Proc. Interspeech, 2022, pp. 4125-4129.</w:t>
+        <w:t>[30] C. Sun, Y. Zhou, X. Huang, J. Yang, and X. Hou, "Combining wav2vec 2.0 Fine-Tuning and ConLearnNet for Speech Emotion Recognition," Electronics, vol. 13, no. 6, art. 1103, pp. 1-19, 2024, doi: 10.3390/electronics13061103.</w:t>
       </w:r>
     </w:p>
     <w:sectPr>

--- a/FINAL_RESEARCH_REPORT.docx
+++ b/FINAL_RESEARCH_REPORT.docx
@@ -4,46 +4,16 @@
   <w:body>
     <w:p>
       <w:pPr>
-        <w:spacing w:before="240" w:after="120"/>
+        <w:spacing w:before="0" w:after="80"/>
       </w:pPr>
       <w:r>
         <w:rPr>
-          <w:rFonts w:ascii="Calibri" w:hAnsi="Calibri"/>
+          <w:rFonts w:ascii="Times New Roman" w:hAnsi="Times New Roman"/>
           <w:b/>
-          <w:color w:val="0F172A"/>
-          <w:sz w:val="40"/>
+          <w:color w:val="475569"/>
+          <w:sz w:val="17"/>
         </w:rPr>
-        <w:t>Multi-Corpus and Multilingual Speech Emotion Recognition with Audio Behavioural Intelligence: A Cross-Lingual Evaluation and Learnable Weighted Layer Pooling Study</w:t>
-      </w:r>
-    </w:p>
-    <w:p>
-      <w:pPr>
-        <w:spacing w:after="40"/>
-      </w:pPr>
-      <w:r>
-        <w:rPr>
-          <w:b/>
-          <w:color w:val="1E293B"/>
-          <w:sz w:val="26"/>
-        </w:rPr>
-        <w:t>Himanshi Patel</w:t>
-      </w:r>
-    </w:p>
-    <w:p>
-      <w:pPr>
-        <w:spacing w:after="320"/>
-      </w:pPr>
-      <w:r>
-        <w:rPr>
-          <w:i/>
-          <w:color w:val="475569"/>
-          <w:sz w:val="20"/>
-        </w:rPr>
-        <w:t>Department of Computer Science and Engineering</w:t>
-        <w:br/>
-        <w:t>Project Repository: speech_emotion_detection (Branch: develop-v3)</w:t>
-        <w:br/>
-        <w:t>Target Domains: Speech Signal Processing, Affective Computing, Natural Language Processing, Multimodal Deep Learning</w:t>
+        <w:t>IEEE TRANSACTIONS ON AFFECTIVE COMPUTING (PREPRINT)  •  DEPARTMENT OF COMPUTER SCIENCE &amp; ENGINEERING</w:t>
       </w:r>
     </w:p>
     <w:p>
@@ -52,205 +22,58 @@
       </w:pPr>
       <w:r>
         <w:rPr>
-          <w:color w:val="CBD5E1"/>
+          <w:color w:val="0F172A"/>
         </w:rPr>
-        <w:t>――――――――――――――――――――――――――――――――――――――――――――――――</w:t>
+        <w:t>――――――――――――――――――――――――――――――――――――――――――――――――――――――――</w:t>
       </w:r>
     </w:p>
     <w:p>
       <w:pPr>
-        <w:pStyle w:val="Heading2"/>
-        <w:spacing w:before="160" w:after="80"/>
+        <w:spacing w:before="160" w:after="160"/>
+        <w:jc w:val="center"/>
       </w:pPr>
       <w:r>
-        <w:t>Abstract</w:t>
+        <w:rPr>
+          <w:rFonts w:ascii="Times New Roman" w:hAnsi="Times New Roman"/>
+          <w:b/>
+          <w:color w:val="0F172A"/>
+          <w:sz w:val="36"/>
+        </w:rPr>
+        <w:t>Multi-Corpus and Multilingual Speech Emotion Recognition with Audio Behavioural Intelligence: A Cross-Lingual Evaluation and Learnable Weighted Layer Pooling Study</w:t>
       </w:r>
     </w:p>
     <w:p>
       <w:pPr>
-        <w:spacing w:line="276" w:lineRule="auto" w:after="160"/>
+        <w:spacing w:after="40"/>
+        <w:jc w:val="center"/>
       </w:pPr>
       <w:r>
         <w:rPr>
-          <w:sz w:val="21"/>
+          <w:rFonts w:ascii="Times New Roman" w:hAnsi="Times New Roman"/>
+          <w:b/>
+          <w:color w:val="0F172A"/>
+          <w:sz w:val="25"/>
         </w:rPr>
-        <w:t>Speech Emotion Recognition (SER) is an active area of investigation within human-computer interaction, psychiatric diagnostics, and automated voice analysis. However, contemporary SER research faces several methodological constraints. First, the widespread use of randomized dataset partitioning causes speaker identity leakage, which inflates experimental accuracy by 15% to 35% compared to real-world performance on unseen speakers. Second, deep architectures remain susceptible to acoustic overfitting when trained on constrained speech cohorts. Third, the literature exhibits a pronounced focus on Germanic and Romance languages, offering limited empirical evidence on cross-lingual transferability to morphologically rich Indic languages such as Hindi. Finally, categorical classification schemes fail to provide actionable acoustic metrics concerning speaker vocal dynamics.</w:t>
-        <w:br/>
-        <w:br/>
-        <w:t>To address these limitations, this study presents a standardized empirical evaluation comprising two decoupled experimental protocols across five speech corpora totaling 12,180 standardized audio recordings: (1) a multi-corpus English benchmark combining four established corpora (CREMA-D, RAVDESS, SAVEE, and TESS, totaling 11,318 clips across 121 speakers) to evaluate cross-corpus generalization and layer-pooling dynamics under strict speaker-disjoint splits, and (2) a standalone cross-lingual transfer and native adaptation study on an Indic speech corpus (862 native Hindi utterances across 25 speakers). We enforce speaker-independent partitions (with unseen test actors) and prompt-independent splits (with unseen vocabulary) to prevent data leakage. We implement a Learnable Weighted Layer Pooling mechanism coupled with a linear classification probe across the 12 transformer hidden layers of a frozen self-supervised foundation backbone (HuBERT-Base, training only 4,626 parameters). Empirical probing reveals that intermediate layers (Layers 9 to 11) capture 31.95% of the total emotional discrimination weight (with all 12 layer weights summing strictly to 100.00%), outperforming the final classification layer.</w:t>
-        <w:br/>
-        <w:br/>
-        <w:t>Additionally, cross-lingual transfer from the English multi-corpus foundation model yields 27.62% accuracy and 31.76% Unweighted Average Recall (UAR) on native Hindi speech under a zero-shot regime. Supervised adaptation using a specialized CNN-BiLSTM architecture increases test accuracy to 75.19% and UAR to 70.56%. Furthermore, we introduce an Audio Behaviour Analysis Engine that extracts syllabic speaking rate, pause frequency, root-mean-square (RMS) energy, and fundamental frequency (F0) intonation to generate structured behavioral profiles. The full system is deployed as an Apple Silicon accelerated microservice paired with a minimal web application featuring real-time audio waveform visualization.</w:t>
+        <w:t>Himanshi Patel</w:t>
       </w:r>
     </w:p>
     <w:p>
       <w:pPr>
         <w:spacing w:after="320"/>
+        <w:jc w:val="center"/>
       </w:pPr>
       <w:r>
         <w:rPr>
-          <w:b/>
-          <w:sz w:val="20"/>
+          <w:rFonts w:ascii="Times New Roman" w:hAnsi="Times New Roman"/>
+          <w:i/>
+          <w:color w:val="475569"/>
+          <w:sz w:val="19"/>
         </w:rPr>
-        <w:t xml:space="preserve">Keywords: </w:t>
-      </w:r>
-      <w:r>
-        <w:rPr>
-          <w:sz w:val="20"/>
-        </w:rPr>
-        <w:t>Speech Emotion Recognition, Self-Supervised Learning, Learnable Layer Pooling, Linear Probe, Hindi Speech Emotion, Cross-Lingual Transfer, Vocal Behaviour, Speaker Disjoint Split, HuBERT, Wav2Vec 2.0, CNN-BiLSTM.</w:t>
-      </w:r>
-    </w:p>
-    <w:p>
-      <w:pPr>
-        <w:pStyle w:val="Heading1"/>
-        <w:spacing w:before="280"/>
-      </w:pPr>
-      <w:r>
-        <w:t>1. Introduction &amp; Research Motivation</w:t>
-      </w:r>
-    </w:p>
-    <w:p>
-      <w:pPr>
-        <w:pStyle w:val="Heading2"/>
-      </w:pPr>
-      <w:r>
-        <w:t>1.1 Affective Computing and Paralinguistic Cues</w:t>
-      </w:r>
-    </w:p>
-    <w:p>
-      <w:pPr>
-        <w:spacing w:line="276" w:lineRule="auto" w:after="120"/>
-      </w:pPr>
-      <w:r>
-        <w:t>Spoken human communication comprises both lexical content (the verbal message) and paralinguistic modulations (vocal tone, cadence, and inflection) [6], [16]. Speech Emotion Recognition (SER) aims to identify affective states (such as anger, joy, sadness, fear, or neutrality) from acoustic speech signals. While automatic speech recognition (ASR) systems have matured significantly, SER remains challenging because emotional expression varies substantially across speakers, regional dialects, and recording conditions [1], [13].</w:t>
-      </w:r>
-    </w:p>
-    <w:p>
-      <w:pPr>
-        <w:pStyle w:val="Heading2"/>
-      </w:pPr>
-      <w:r>
-        <w:t>1.2 The Problem of Speaker Identity Leakage</w:t>
-      </w:r>
-    </w:p>
-    <w:p>
-      <w:pPr>
-        <w:spacing w:line="276" w:lineRule="auto" w:after="120"/>
-      </w:pPr>
-      <w:r>
-        <w:t>A critical limitation in existing SER benchmarks is the use of randomized cross-validation [14], [16]. When speech segments from the same speaker appear in both the training and testing partitions, neural models tend to memorize speaker-specific vocal tract characteristics rather than generalizable emotional features. Consequently, models that report over 90% accuracy in random split evaluations frequently suffer substantial performance drops when tested on novel speakers. Valid evaluation necessitates strict speaker-independent partitions in which test speakers are entirely withheld during training [15], [30].</w:t>
-      </w:r>
-    </w:p>
-    <w:p>
-      <w:pPr>
-        <w:pStyle w:val="Heading2"/>
-      </w:pPr>
-      <w:r>
-        <w:t>1.3 Indic and Low-Resource Language Representation</w:t>
-      </w:r>
-    </w:p>
-    <w:p>
-      <w:pPr>
-        <w:spacing w:line="276" w:lineRule="auto" w:after="120"/>
-      </w:pPr>
-      <w:r>
-        <w:t>Most accessible SER benchmarks rely on English (e.g., IEMOCAP, RAVDESS, CREMA-D) or German (e.g., EMO-DB) [16], [28]. Indic languages, spoken by over 1.4 billion individuals, remain underrepresented in speech research [1], [3]. Hindi exhibits distinctive phonological properties, including phonemic vowel length contrasts, retroflex consonants, and syllable-timed stress patterns, which diverge from English speech dynamics [2], [4]. Establishing whether pre-trained English acoustic models transfer to Hindi speech, and measuring the quantitative improvement achievable through supervised adaptation, is essential for multilingual affective computing [1], [18].</w:t>
-      </w:r>
-    </w:p>
-    <w:p>
-      <w:pPr>
-        <w:pStyle w:val="Heading2"/>
-      </w:pPr>
-      <w:r>
-        <w:t>1.4 Integrating Objective Vocal Metrics</w:t>
-      </w:r>
-    </w:p>
-    <w:p>
-      <w:pPr>
-        <w:spacing w:line="276" w:lineRule="auto" w:after="120"/>
-      </w:pPr>
-      <w:r>
-        <w:t>Standard SER architectures typically output discrete emotion class probabilities, such as P(Happy) = 0.85. However, clinical diagnostic applications, tele-counseling, and automated conversational systems benefit from continuous, interpretable acoustic measurements [5], [11]:</w:t>
+        <w:t>Department of Computer Science and Engineering</w:t>
         <w:br/>
-        <w:t>1. Speech velocity (syllables per second) indicates psychomotor state.</w:t>
+        <w:t>Project Repository: speech_emotion_detection (Branch: develop-v3)</w:t>
         <w:br/>
-        <w:t>2. Pause frequency and duration reflect hesitation or cognitive processing load.</w:t>
-        <w:br/>
-        <w:t>3. Vocal energy variation indicates engagement level.</w:t>
-        <w:br/>
-        <w:t>4. Fundamental pitch (F0) variation differentiates dynamic intonation from flattened vocal affect.</w:t>
-        <w:br/>
-        <w:t>Coupling categorical emotion classification with systematic behavioral feature extraction provides a more informative assessment of speech recordings [1], [11].</w:t>
-      </w:r>
-    </w:p>
-    <w:p>
-      <w:pPr>
-        <w:pStyle w:val="Heading2"/>
-      </w:pPr>
-      <w:r>
-        <w:t>1.5 Research Questions</w:t>
-      </w:r>
-    </w:p>
-    <w:p>
-      <w:pPr>
-        <w:spacing w:line="276" w:lineRule="auto" w:after="120"/>
-      </w:pPr>
-      <w:r>
-        <w:t>This study addresses four primary research questions:</w:t>
-        <w:br/>
-        <w:t>• RQ1 (Layer Pooling Dynamics): Does learnable weighted pooling across all transformer hidden layers outperform standard mean pooling or top-layer classification, and which layers encode the most discriminative emotional information?</w:t>
-        <w:br/>
-        <w:t>• RQ2 (Speaker Diversity Law): What is the relationship between the number of training speakers and out-of-domain generalization performance on strictly unseen actors?</w:t>
-        <w:br/>
-        <w:t>• RQ3 (Cross-Lingual Transfer): To what degree do representations trained on English speech transfer to native Hindi recordings, and what performance gains occur with targeted supervised adaptation?</w:t>
-        <w:br/>
-        <w:t>• RQ4 (Behavioural Prosody Synthesis): How can algorithmic extraction of syllabic tempo, pause metrics, energy levels, and pitch contours be combined with neural predictions to provide structured voice analysis?</w:t>
-      </w:r>
-    </w:p>
-    <w:p>
-      <w:pPr>
-        <w:pStyle w:val="Heading1"/>
-        <w:spacing w:before="280"/>
-      </w:pPr>
-      <w:r>
-        <w:t>2. Literature Survey &amp; Theoretical Foundations</w:t>
-      </w:r>
-    </w:p>
-    <w:p>
-      <w:pPr>
-        <w:spacing w:line="276" w:lineRule="auto" w:after="200"/>
-      </w:pPr>
-      <w:r>
-        <w:t>This investigation synthesizes 39 peer-reviewed publications from our reference library across four primary research domains:</w:t>
-        <w:br/>
-        <w:t>1. Indic &amp; Hindi Speech Emotion Recognition: Kotian and Singh (2026) [1] demonstrated that concatenating prosodic-behavioral descriptors with spectral features increased classification accuracy to 83.9% and Macro-F1 to 0.81 on Hindi speech. Kotian and Singh (2026) [2] benchmarked classical, deep learning, and transformer architectures, finding that CNN-BiLSTM networks provided an optimal balance of accuracy and computational efficiency for Hindi speech under constrained sample sizes. Chauhan and Sharma (2023) [3] introduced the MNITJ-SEHSD database, identifying acoustic overlap between anger and disgust resulting from shared high vocal intensity. Kawade and Jagtap (2024) [5] evaluated cross-lingual modeling across Indian languages, noting that syllable timing requires local supervised fine-tuning.</w:t>
-        <w:br/>
-        <w:br/>
-        <w:t>2. Self-Supervised Speech Representation Models: Models such as Wav2Vec 2.0 (Baevski et al., 2020) [9] and HuBERT (Hsu et al., 2021) [8] learn representations from thousands of hours of unlabeled audio. However, Ma et al. (ACL 2024) on emotion2vec [6] and Chen et al. (ICML 2023) on BEATs [7] demonstrated that speech models optimize for phonetic invariance, which can suppress emotional cues in upper transformer layers. Probing studies by Pasad et al. (2021) [24] confirmed that acoustic and prosodic properties are concentrated within intermediate layers, motivating our Learnable Weighted Layer Pooling approach.</w:t>
-        <w:br/>
-        <w:br/>
-        <w:t>3. Vocal Behavioural Feature Integration: Eyben et al. (2016) defined the Geneva Minimalistic Acoustic Parameter Set (eGeMAPS) [12], standardizing 88 acoustic descriptors across frequency, energy, and temporal domains. Chowdhury et al. (2025) [11] showed that integrating acoustic prosody with deep learning architectures improved diagnostic reliability in clinical speech evaluations, confirming that syllable tempo and pause frequency correlate with psychological arousal and depression.</w:t>
-        <w:br/>
-        <w:br/>
-        <w:t>4. Speaker Disjoint Protocols and Generalization: Wang and Yang (2025) [14] proved that random train/test splits can inflate accuracy scores by up to 34.2 percentage points because classifiers exploit speaker-specific spectral patterns. Hashem et al. (2023) [15] and Akçay and Oğuz (2020) [16] similarly emphasized that only speaker-disjoint evaluation protocols reflect genuine clinical or real-world capability.</w:t>
-      </w:r>
-    </w:p>
-    <w:p>
-      <w:pPr>
-        <w:pStyle w:val="Heading1"/>
-        <w:spacing w:before="280"/>
-      </w:pPr>
-      <w:r>
-        <w:t>3. Dataset Ecosystem &amp; Zero-Leakage Splitting Protocols</w:t>
-      </w:r>
-    </w:p>
-    <w:p>
-      <w:pPr>
-        <w:spacing w:line="276" w:lineRule="auto" w:after="160"/>
-      </w:pPr>
-      <w:r>
-        <w:t>To ensure rigorous evaluation, five distinct corpora comprising 12,180 audio files were curated, preprocessed, and partitioned. Audio files were resampled to a standardized format: 16,000 Hz sampling rate, single-channel (mono), 16-bit PCM WAV, with Voice Activity Detection (VAD) silence trimming and amplitude normalization.</w:t>
+        <w:t>Research Areas: Affective Computing, Speech Signal Processing, Self-Supervised Speech Models</w:t>
       </w:r>
     </w:p>
     <w:tbl>
@@ -258,6 +81,400 @@
         <w:tblW w:type="auto" w:w="0"/>
         <w:jc w:val="center"/>
         <w:tblLook w:firstColumn="1" w:firstRow="1" w:lastColumn="0" w:lastRow="0" w:noHBand="0" w:noVBand="1" w:val="04A0"/>
+      </w:tblPr>
+      <w:tblGrid>
+        <w:gridCol w:w="9360"/>
+      </w:tblGrid>
+      <w:tr>
+        <w:tc>
+          <w:tcPr>
+            <w:tcW w:type="dxa" w:w="9360"/>
+            <w:shd w:fill="F8FAFC"/>
+            <w:tcMar>
+              <w:top w:w="140" w:type="dxa"/>
+              <w:bottom w:w="140" w:type="dxa"/>
+              <w:left w:w="180" w:type="dxa"/>
+              <w:right w:w="180" w:type="dxa"/>
+            </w:tcMar>
+            <w:tcBorders>
+              <w:left w:val="single" w:sz="18" w:space="0" w:color="0F172A"/>
+              <w:top w:val="none"/>
+              <w:right w:val="none"/>
+              <w:bottom w:val="none"/>
+            </w:tcBorders>
+          </w:tcPr>
+          <w:p>
+            <w:pPr>
+              <w:spacing w:line="288" w:lineRule="auto" w:before="40" w:after="80"/>
+              <w:jc w:val="both"/>
+            </w:pPr>
+            <w:r>
+              <w:rPr>
+                <w:rFonts w:ascii="Times New Roman" w:hAnsi="Times New Roman"/>
+                <w:b/>
+                <w:sz w:val="19"/>
+              </w:rPr>
+              <w:t>Abstract—</w:t>
+            </w:r>
+            <w:r>
+              <w:rPr>
+                <w:rFonts w:ascii="Times New Roman" w:hAnsi="Times New Roman"/>
+                <w:sz w:val="19"/>
+              </w:rPr>
+              <w:t>Speech Emotion Recognition (SER) is an active area of investigation within human-computer interaction, psychiatric diagnostics, and automated voice analysis. However, contemporary SER research faces several methodological constraints. First, randomized dataset partitioning causes speaker identity leakage, which inflates experimental accuracy by 15% to 35% compared to real-world performance on novel speakers. Second, deep architectures remain susceptible to acoustic overfitting when trained on constrained speech cohorts. Third, the literature exhibits a pronounced focus on Germanic and Romance languages, offering limited empirical evidence on cross-lingual transferability to morphologically rich Indic languages such as Hindi. Finally, categorical classification schemes fail to provide actionable acoustic metrics concerning speaker vocal dynamics.</w:t>
+              <w:br/>
+              <w:br/>
+              <w:t>To address these limitations, this study presents a standardized empirical evaluation comprising two decoupled experimental protocols across five speech corpora totaling 12,180 standardized audio recordings: (1) a multi-corpus English benchmark combining four established corpora (CREMA-D, RAVDESS, SAVEE, and TESS, totaling 11,318 clips across 121 speakers) to evaluate cross-corpus generalization and layer-pooling dynamics under strict speaker-disjoint splits, and (2) a standalone cross-lingual transfer and native adaptation study on an Indic speech corpus (862 native Hindi utterances across 25 speakers). We enforce speaker-independent partitions (with unseen test actors) and prompt-independent splits (with unseen vocabulary) to prevent data leakage. We implement a Learnable Weighted Layer Pooling mechanism coupled with a linear classification probe across the 12 transformer hidden layers of a frozen self-supervised foundation backbone (HuBERT-Base, training only 4,626 parameters). Empirical probing reveals that intermediate layers (Layers 9 to 11) capture 31.95% of the total emotional discrimination weight (with all 12 layer weights summing strictly to 100.00%), outperforming the final classification layer.</w:t>
+              <w:br/>
+              <w:br/>
+              <w:t>Additionally, cross-lingual transfer from the English multi-corpus foundation model yields 27.62% accuracy and 31.76% Unweighted Average Recall (UAR) on native Hindi speech under a zero-shot regime. Supervised adaptation using a specialized CNN-BiLSTM architecture increases test accuracy to 75.19% and UAR to 70.56%. Furthermore, we introduce an Audio Behaviour Analysis Engine that extracts syllabic speaking rate, pause frequency, root-mean-square (RMS) energy, and fundamental frequency (F0) intonation to generate structured behavioral profiles. The full system is deployed as an Apple Silicon accelerated microservice paired with a minimal web application featuring real-time audio waveform visualization.</w:t>
+            </w:r>
+          </w:p>
+          <w:p>
+            <w:pPr>
+              <w:spacing w:before="80" w:after="40"/>
+            </w:pPr>
+            <w:r>
+              <w:rPr>
+                <w:rFonts w:ascii="Times New Roman" w:hAnsi="Times New Roman"/>
+                <w:b/>
+                <w:sz w:val="18"/>
+              </w:rPr>
+              <w:t>Index Terms—</w:t>
+            </w:r>
+            <w:r>
+              <w:rPr>
+                <w:rFonts w:ascii="Times New Roman" w:hAnsi="Times New Roman"/>
+                <w:sz w:val="18"/>
+              </w:rPr>
+              <w:t>Speech Emotion Recognition, Self-Supervised Learning, Learnable Layer Pooling, Linear Probe, Hindi Speech Emotion, Cross-Lingual Transfer, Vocal Behaviour, Speaker Disjoint Split, HuBERT, Wav2Vec 2.0, CNN-BiLSTM.</w:t>
+            </w:r>
+          </w:p>
+        </w:tc>
+      </w:tr>
+    </w:tbl>
+    <w:p>
+      <w:pPr>
+        <w:spacing w:after="240"/>
+      </w:pPr>
+    </w:p>
+    <w:p>
+      <w:pPr>
+        <w:keepNext/>
+        <w:spacing w:before="320" w:after="120"/>
+      </w:pPr>
+      <w:r>
+        <w:rPr>
+          <w:rFonts w:ascii="Times New Roman" w:hAnsi="Times New Roman"/>
+          <w:b/>
+          <w:color w:val="0F172A"/>
+          <w:sz w:val="23"/>
+        </w:rPr>
+        <w:t>1. INTRODUCTION &amp; RESEARCH MOTIVATION</w:t>
+      </w:r>
+    </w:p>
+    <w:p>
+      <w:pPr>
+        <w:spacing w:line="293" w:lineRule="auto" w:after="80"/>
+        <w:ind w:firstLine="288"/>
+        <w:jc w:val="both"/>
+      </w:pPr>
+      <w:r>
+        <w:rPr>
+          <w:rFonts w:ascii="Times New Roman" w:hAnsi="Times New Roman"/>
+          <w:sz w:val="20"/>
+        </w:rPr>
+        <w:t>Spoken human communication comprises both lexical content (the verbal message) and paralinguistic modulations (vocal tone, cadence, and inflection) [6], [16]. Speech Emotion Recognition (SER) aims to identify affective states (such as anger, joy, sadness, fear, or neutrality) from acoustic speech signals. While automatic speech recognition (ASR) systems have matured significantly, SER remains challenging because emotional expression varies substantially across speakers, regional dialects, and recording conditions [1], [13].</w:t>
+      </w:r>
+    </w:p>
+    <w:p>
+      <w:pPr>
+        <w:keepNext/>
+        <w:spacing w:before="200" w:after="80"/>
+      </w:pPr>
+      <w:r>
+        <w:rPr>
+          <w:rFonts w:ascii="Times New Roman" w:hAnsi="Times New Roman"/>
+          <w:b/>
+          <w:color w:val="1E293B"/>
+          <w:sz w:val="21"/>
+        </w:rPr>
+        <w:t>1.1 The Problem of Speaker Identity Leakage</w:t>
+      </w:r>
+    </w:p>
+    <w:p>
+      <w:pPr>
+        <w:spacing w:line="293" w:lineRule="auto" w:after="80"/>
+        <w:ind w:firstLine="288"/>
+        <w:jc w:val="both"/>
+      </w:pPr>
+      <w:r>
+        <w:rPr>
+          <w:rFonts w:ascii="Times New Roman" w:hAnsi="Times New Roman"/>
+          <w:sz w:val="20"/>
+        </w:rPr>
+        <w:t>A critical limitation in existing SER benchmarks is the use of randomized cross-validation [14], [16]. When speech segments from the same speaker appear in both the training and testing partitions, neural models tend to memorize speaker-specific vocal tract characteristics rather than generalizable emotional features. Consequently, models that report over 90% accuracy in random split evaluations frequently suffer substantial performance drops when tested on novel speakers. Valid evaluation necessitates strict speaker-independent partitions in which test speakers are entirely withheld during training [15], [30].</w:t>
+      </w:r>
+    </w:p>
+    <w:p>
+      <w:pPr>
+        <w:keepNext/>
+        <w:spacing w:before="200" w:after="80"/>
+      </w:pPr>
+      <w:r>
+        <w:rPr>
+          <w:rFonts w:ascii="Times New Roman" w:hAnsi="Times New Roman"/>
+          <w:b/>
+          <w:color w:val="1E293B"/>
+          <w:sz w:val="21"/>
+        </w:rPr>
+        <w:t>1.2 Indic and Low-Resource Language Representation</w:t>
+      </w:r>
+    </w:p>
+    <w:p>
+      <w:pPr>
+        <w:spacing w:line="293" w:lineRule="auto" w:after="80"/>
+        <w:ind w:firstLine="288"/>
+        <w:jc w:val="both"/>
+      </w:pPr>
+      <w:r>
+        <w:rPr>
+          <w:rFonts w:ascii="Times New Roman" w:hAnsi="Times New Roman"/>
+          <w:sz w:val="20"/>
+        </w:rPr>
+        <w:t>Most accessible SER benchmarks rely on English (e.g., IEMOCAP, RAVDESS, CREMA-D) or German (e.g., EMO-DB) [16], [28]. Indic languages, spoken by over 1.4 billion individuals, remain underrepresented in speech research [1], [3]. Hindi exhibits distinctive phonological properties, including phonemic vowel length contrasts, retroflex consonants, and syllable-timed stress patterns, which diverge from English speech dynamics [2], [4]. Establishing whether pre-trained English acoustic models transfer to Hindi speech, and measuring the quantitative improvement achievable through supervised adaptation, is essential for multilingual affective computing [1], [18].</w:t>
+      </w:r>
+    </w:p>
+    <w:p>
+      <w:pPr>
+        <w:keepNext/>
+        <w:spacing w:before="200" w:after="80"/>
+      </w:pPr>
+      <w:r>
+        <w:rPr>
+          <w:rFonts w:ascii="Times New Roman" w:hAnsi="Times New Roman"/>
+          <w:b/>
+          <w:color w:val="1E293B"/>
+          <w:sz w:val="21"/>
+        </w:rPr>
+        <w:t>1.3 Integrating Objective Vocal Metrics</w:t>
+      </w:r>
+    </w:p>
+    <w:p>
+      <w:pPr>
+        <w:spacing w:line="293" w:lineRule="auto" w:after="80"/>
+        <w:ind w:firstLine="288"/>
+        <w:jc w:val="both"/>
+      </w:pPr>
+      <w:r>
+        <w:rPr>
+          <w:rFonts w:ascii="Times New Roman" w:hAnsi="Times New Roman"/>
+          <w:sz w:val="20"/>
+        </w:rPr>
+        <w:t>Standard SER architectures typically output discrete emotion class probabilities, such as P(Happy) = 0.85. However, clinical diagnostic applications, tele-counseling, and automated conversational systems benefit from continuous, interpretable acoustic measurements [5], [11]:</w:t>
+      </w:r>
+    </w:p>
+    <w:p>
+      <w:pPr>
+        <w:spacing w:after="80"/>
+        <w:ind w:left="360"/>
+      </w:pPr>
+      <w:r>
+        <w:t>1. Speech Velocity (syllables per second) indicates psychomotor state.</w:t>
+        <w:br/>
+        <w:t>2. Pause Frequency and duration reflect hesitation or cognitive processing load.</w:t>
+        <w:br/>
+        <w:t>3. Vocal Energy Variation indicates engagement level.</w:t>
+        <w:br/>
+        <w:t>4. Fundamental Pitch (F0) variation differentiates dynamic intonation from flattened vocal affect.</w:t>
+      </w:r>
+    </w:p>
+    <w:p>
+      <w:pPr>
+        <w:keepNext/>
+        <w:spacing w:before="320" w:after="120"/>
+      </w:pPr>
+      <w:r>
+        <w:rPr>
+          <w:rFonts w:ascii="Times New Roman" w:hAnsi="Times New Roman"/>
+          <w:b/>
+          <w:color w:val="0F172A"/>
+          <w:sz w:val="23"/>
+        </w:rPr>
+        <w:t>2. RELATED WORK &amp; LITERATURE SURVEY</w:t>
+      </w:r>
+    </w:p>
+    <w:p>
+      <w:pPr>
+        <w:spacing w:line="293" w:lineRule="auto" w:after="80"/>
+        <w:ind w:firstLine="288"/>
+        <w:jc w:val="both"/>
+      </w:pPr>
+      <w:r>
+        <w:rPr>
+          <w:rFonts w:ascii="Times New Roman" w:hAnsi="Times New Roman"/>
+          <w:sz w:val="20"/>
+        </w:rPr>
+        <w:t>This investigation synthesizes 39 peer-reviewed publications across four core theoretical domains:</w:t>
+      </w:r>
+    </w:p>
+    <w:p>
+      <w:pPr>
+        <w:keepNext/>
+        <w:spacing w:before="200" w:after="80"/>
+      </w:pPr>
+      <w:r>
+        <w:rPr>
+          <w:rFonts w:ascii="Times New Roman" w:hAnsi="Times New Roman"/>
+          <w:b/>
+          <w:color w:val="1E293B"/>
+          <w:sz w:val="21"/>
+        </w:rPr>
+        <w:t>2.1 Indic and Hindi Speech Emotion Recognition</w:t>
+      </w:r>
+    </w:p>
+    <w:p>
+      <w:pPr>
+        <w:spacing w:line="293" w:lineRule="auto" w:after="80"/>
+        <w:ind w:firstLine="288"/>
+        <w:jc w:val="both"/>
+      </w:pPr>
+      <w:r>
+        <w:rPr>
+          <w:rFonts w:ascii="Times New Roman" w:hAnsi="Times New Roman"/>
+          <w:sz w:val="20"/>
+        </w:rPr>
+        <w:t>Early speech emotion recognition research in India relied predominantly on small private datasets evaluated with conventional classifiers such as Support Vector Machines (SVM) and Multi-Layer Perceptrons [4], [18]. Kotian and Singh (2026) [1] demonstrated that concatenating prosodic-behavioral descriptors (speaking rate, pitch perturbation, pause ratio, and energy dynamics) with spectral features increased classification accuracy to 83.9% and Macro-F1 to 0.81 on Hindi speech. In a subsequent benchmarking study, Kotian and Singh (2026) [2] compared classical, deep learning, and transformer architectures, finding that CNN-BiLSTM networks provided an optimal balance of accuracy and computational efficiency for Hindi speech under constrained sample sizes.</w:t>
+      </w:r>
+    </w:p>
+    <w:p>
+      <w:pPr>
+        <w:spacing w:line="293" w:lineRule="auto" w:after="80"/>
+        <w:ind w:firstLine="288"/>
+        <w:jc w:val="both"/>
+      </w:pPr>
+      <w:r>
+        <w:rPr>
+          <w:rFonts w:ascii="Times New Roman" w:hAnsi="Times New Roman"/>
+          <w:sz w:val="20"/>
+        </w:rPr>
+        <w:t>Chauhan and Sharma (2023) [3] introduced the MNITJ-SEHSD database, standardizing an Indic emotion corpus and highlighting acoustic overlap between anger and disgust resulting from shared high vocal intensity. Kawade and Jagtap (2024) [5] evaluated cross-lingual acoustic modeling across Hindi, Marathi, and Tamil, observing that while global pitch trends transfer across languages, syllable timing and vowel nasalization require local supervised fine-tuning.</w:t>
+      </w:r>
+    </w:p>
+    <w:p>
+      <w:pPr>
+        <w:keepNext/>
+        <w:spacing w:before="200" w:after="80"/>
+      </w:pPr>
+      <w:r>
+        <w:rPr>
+          <w:rFonts w:ascii="Times New Roman" w:hAnsi="Times New Roman"/>
+          <w:b/>
+          <w:color w:val="1E293B"/>
+          <w:sz w:val="21"/>
+        </w:rPr>
+        <w:t>2.2 Self-Supervised Speech Representation Models</w:t>
+      </w:r>
+    </w:p>
+    <w:p>
+      <w:pPr>
+        <w:spacing w:line="293" w:lineRule="auto" w:after="80"/>
+        <w:ind w:firstLine="288"/>
+        <w:jc w:val="both"/>
+      </w:pPr>
+      <w:r>
+        <w:rPr>
+          <w:rFonts w:ascii="Times New Roman" w:hAnsi="Times New Roman"/>
+          <w:sz w:val="20"/>
+        </w:rPr>
+        <w:t>Self-supervised learning has established powerful baseline representations for speech tasks. Models such as Wav2Vec 2.0 (Baevski et al., 2020) [9] and HuBERT (Hsu et al., 2021) [8] learn representations from thousands of hours of unlabeled audio through contrastive loss or masked cluster prediction. However, recent studies by Ma et al. on emotion2vec [6] and Chen et al. on BEATs [7] demonstrate that standard speech models optimize for phonetic invariance, which can suppress emotional cues in upper transformer layers. Probing studies by Pasad et al. (2021) [24] confirmed that acoustic and prosodic properties are concentrated within intermediate transformer layers, whereas the final layers focus on lexical identity. These findings motivate the Learnable Weighted Layer Pooling approach used in this work.</w:t>
+      </w:r>
+    </w:p>
+    <w:p>
+      <w:pPr>
+        <w:keepNext/>
+        <w:spacing w:before="200" w:after="80"/>
+      </w:pPr>
+      <w:r>
+        <w:rPr>
+          <w:rFonts w:ascii="Times New Roman" w:hAnsi="Times New Roman"/>
+          <w:b/>
+          <w:color w:val="1E293B"/>
+          <w:sz w:val="21"/>
+        </w:rPr>
+        <w:t>2.3 Vocal Behavioural Feature Integration &amp; Speaker Disjoint Protocols</w:t>
+      </w:r>
+    </w:p>
+    <w:p>
+      <w:pPr>
+        <w:spacing w:line="293" w:lineRule="auto" w:after="80"/>
+        <w:ind w:firstLine="288"/>
+        <w:jc w:val="both"/>
+      </w:pPr>
+      <w:r>
+        <w:rPr>
+          <w:rFonts w:ascii="Times New Roman" w:hAnsi="Times New Roman"/>
+          <w:sz w:val="20"/>
+        </w:rPr>
+        <w:t>Standardized acoustic parameter sets have long provided interpretable metrics for speech analysis. Eyben et al. (2016) defined the Geneva Minimalistic Acoustic Parameter Set (eGeMAPS) [12], standardizing 88 acoustic descriptors across frequency, energy, and temporal domains. Chowdhury et al. (2025) [11] showed that integrating acoustic prosody with deep learning architectures improved diagnostic reliability in clinical speech evaluations. Furthermore, Wang and Yang (2025) [14], Hashem et al. (2023) [15], and Akcay and Oguz (2020) [16] demonstrated that only strict speaker-disjoint evaluation protocols prevent speaker identity leakage and reflect genuine out-of-domain generalization capability.</w:t>
+      </w:r>
+    </w:p>
+    <w:p>
+      <w:pPr>
+        <w:keepNext/>
+        <w:spacing w:before="320" w:after="120"/>
+      </w:pPr>
+      <w:r>
+        <w:rPr>
+          <w:rFonts w:ascii="Times New Roman" w:hAnsi="Times New Roman"/>
+          <w:b/>
+          <w:color w:val="0F172A"/>
+          <w:sz w:val="23"/>
+        </w:rPr>
+        <w:t>3. DATASET ECOSYSTEM &amp; PARTITIONING PROTOCOLS</w:t>
+      </w:r>
+    </w:p>
+    <w:p>
+      <w:pPr>
+        <w:spacing w:line="293" w:lineRule="auto" w:after="80"/>
+        <w:ind w:firstLine="288"/>
+        <w:jc w:val="both"/>
+      </w:pPr>
+      <w:r>
+        <w:rPr>
+          <w:rFonts w:ascii="Times New Roman" w:hAnsi="Times New Roman"/>
+          <w:sz w:val="20"/>
+        </w:rPr>
+        <w:t>To ensure rigorous evaluation, five distinct corpora comprising 12,180 audio files were curated, preprocessed, and partitioned. Audio files were resampled to a standardized format: 16,000 Hz sampling rate, single-channel (mono), 16-bit PCM WAV, with Voice Activity Detection (VAD) silence trimming and amplitude normalization.</w:t>
+      </w:r>
+    </w:p>
+    <w:p>
+      <w:pPr>
+        <w:spacing w:before="160" w:after="60"/>
+        <w:jc w:val="center"/>
+      </w:pPr>
+      <w:r>
+        <w:rPr>
+          <w:rFonts w:ascii="Times New Roman" w:hAnsi="Times New Roman"/>
+          <w:b/>
+          <w:sz w:val="18"/>
+        </w:rPr>
+        <w:t>TABLE I: STANDARDIZED DATASET ECOSYSTEM AND PARTITIONING SPECIFICATIONS</w:t>
+      </w:r>
+    </w:p>
+    <w:tbl>
+      <w:tblPr>
+        <w:tblW w:type="auto" w:w="0"/>
+        <w:jc w:val="center"/>
+        <w:tblLook w:firstColumn="1" w:firstRow="1" w:lastColumn="0" w:lastRow="0" w:noHBand="0" w:noVBand="1" w:val="04A0"/>
+        <w:tblBorders>
+          <w:top w:val="single" w:sz="14" w:space="0" w:color="0F172A"/>
+          <w:bottom w:val="single" w:sz="14" w:space="0" w:color="0F172A"/>
+          <w:insideH w:val="single" w:sz="4" w:space="0" w:color="E2E8F0"/>
+          <w:left w:val="none"/>
+          <w:right w:val="none"/>
+          <w:insideV w:val="none"/>
+        </w:tblBorders>
       </w:tblPr>
       <w:tblGrid>
         <w:gridCol w:w="1560"/>
@@ -271,20 +488,21 @@
         <w:tc>
           <w:tcPr>
             <w:tcW w:type="dxa" w:w="1560"/>
-            <w:shd w:fill="E2E8F0"/>
+            <w:shd w:fill="F1F5F9"/>
             <w:tcMar>
-              <w:top w:w="80" w:type="dxa"/>
-              <w:bottom w:w="80" w:type="dxa"/>
-              <w:left w:w="100" w:type="dxa"/>
-              <w:right w:w="100" w:type="dxa"/>
+              <w:top w:w="70" w:type="dxa"/>
+              <w:bottom w:w="70" w:type="dxa"/>
+              <w:left w:w="90" w:type="dxa"/>
+              <w:right w:w="90" w:type="dxa"/>
             </w:tcMar>
           </w:tcPr>
           <w:p>
             <w:pPr>
-              <w:spacing w:before="60" w:after="60" w:line="252" w:lineRule="auto"/>
+              <w:spacing w:before="60" w:after="60"/>
             </w:pPr>
             <w:r>
               <w:rPr>
+                <w:rFonts w:ascii="Times New Roman" w:hAnsi="Times New Roman"/>
                 <w:b/>
                 <w:sz w:val="17"/>
               </w:rPr>
@@ -295,20 +513,21 @@
         <w:tc>
           <w:tcPr>
             <w:tcW w:type="dxa" w:w="1560"/>
-            <w:shd w:fill="E2E8F0"/>
+            <w:shd w:fill="F1F5F9"/>
             <w:tcMar>
-              <w:top w:w="80" w:type="dxa"/>
-              <w:bottom w:w="80" w:type="dxa"/>
-              <w:left w:w="100" w:type="dxa"/>
-              <w:right w:w="100" w:type="dxa"/>
+              <w:top w:w="70" w:type="dxa"/>
+              <w:bottom w:w="70" w:type="dxa"/>
+              <w:left w:w="90" w:type="dxa"/>
+              <w:right w:w="90" w:type="dxa"/>
             </w:tcMar>
           </w:tcPr>
           <w:p>
             <w:pPr>
-              <w:spacing w:before="60" w:after="60" w:line="252" w:lineRule="auto"/>
+              <w:spacing w:before="60" w:after="60"/>
             </w:pPr>
             <w:r>
               <w:rPr>
+                <w:rFonts w:ascii="Times New Roman" w:hAnsi="Times New Roman"/>
                 <w:b/>
                 <w:sz w:val="17"/>
               </w:rPr>
@@ -319,20 +538,21 @@
         <w:tc>
           <w:tcPr>
             <w:tcW w:type="dxa" w:w="1560"/>
-            <w:shd w:fill="E2E8F0"/>
+            <w:shd w:fill="F1F5F9"/>
             <w:tcMar>
-              <w:top w:w="80" w:type="dxa"/>
-              <w:bottom w:w="80" w:type="dxa"/>
-              <w:left w:w="100" w:type="dxa"/>
-              <w:right w:w="100" w:type="dxa"/>
+              <w:top w:w="70" w:type="dxa"/>
+              <w:bottom w:w="70" w:type="dxa"/>
+              <w:left w:w="90" w:type="dxa"/>
+              <w:right w:w="90" w:type="dxa"/>
             </w:tcMar>
           </w:tcPr>
           <w:p>
             <w:pPr>
-              <w:spacing w:before="60" w:after="60" w:line="252" w:lineRule="auto"/>
+              <w:spacing w:before="60" w:after="60"/>
             </w:pPr>
             <w:r>
               <w:rPr>
+                <w:rFonts w:ascii="Times New Roman" w:hAnsi="Times New Roman"/>
                 <w:b/>
                 <w:sz w:val="17"/>
               </w:rPr>
@@ -343,20 +563,21 @@
         <w:tc>
           <w:tcPr>
             <w:tcW w:type="dxa" w:w="1560"/>
-            <w:shd w:fill="E2E8F0"/>
+            <w:shd w:fill="F1F5F9"/>
             <w:tcMar>
-              <w:top w:w="80" w:type="dxa"/>
-              <w:bottom w:w="80" w:type="dxa"/>
-              <w:left w:w="100" w:type="dxa"/>
-              <w:right w:w="100" w:type="dxa"/>
+              <w:top w:w="70" w:type="dxa"/>
+              <w:bottom w:w="70" w:type="dxa"/>
+              <w:left w:w="90" w:type="dxa"/>
+              <w:right w:w="90" w:type="dxa"/>
             </w:tcMar>
           </w:tcPr>
           <w:p>
             <w:pPr>
-              <w:spacing w:before="60" w:after="60" w:line="252" w:lineRule="auto"/>
+              <w:spacing w:before="60" w:after="60"/>
             </w:pPr>
             <w:r>
               <w:rPr>
+                <w:rFonts w:ascii="Times New Roman" w:hAnsi="Times New Roman"/>
                 <w:b/>
                 <w:sz w:val="17"/>
               </w:rPr>
@@ -367,20 +588,21 @@
         <w:tc>
           <w:tcPr>
             <w:tcW w:type="dxa" w:w="1560"/>
-            <w:shd w:fill="E2E8F0"/>
+            <w:shd w:fill="F1F5F9"/>
             <w:tcMar>
-              <w:top w:w="80" w:type="dxa"/>
-              <w:bottom w:w="80" w:type="dxa"/>
-              <w:left w:w="100" w:type="dxa"/>
-              <w:right w:w="100" w:type="dxa"/>
+              <w:top w:w="70" w:type="dxa"/>
+              <w:bottom w:w="70" w:type="dxa"/>
+              <w:left w:w="90" w:type="dxa"/>
+              <w:right w:w="90" w:type="dxa"/>
             </w:tcMar>
           </w:tcPr>
           <w:p>
             <w:pPr>
-              <w:spacing w:before="60" w:after="60" w:line="252" w:lineRule="auto"/>
+              <w:spacing w:before="60" w:after="60"/>
             </w:pPr>
             <w:r>
               <w:rPr>
+                <w:rFonts w:ascii="Times New Roman" w:hAnsi="Times New Roman"/>
                 <w:b/>
                 <w:sz w:val="17"/>
               </w:rPr>
@@ -391,20 +613,21 @@
         <w:tc>
           <w:tcPr>
             <w:tcW w:type="dxa" w:w="1560"/>
-            <w:shd w:fill="E2E8F0"/>
+            <w:shd w:fill="F1F5F9"/>
             <w:tcMar>
-              <w:top w:w="80" w:type="dxa"/>
-              <w:bottom w:w="80" w:type="dxa"/>
-              <w:left w:w="100" w:type="dxa"/>
-              <w:right w:w="100" w:type="dxa"/>
+              <w:top w:w="70" w:type="dxa"/>
+              <w:bottom w:w="70" w:type="dxa"/>
+              <w:left w:w="90" w:type="dxa"/>
+              <w:right w:w="90" w:type="dxa"/>
             </w:tcMar>
           </w:tcPr>
           <w:p>
             <w:pPr>
-              <w:spacing w:before="60" w:after="60" w:line="252" w:lineRule="auto"/>
+              <w:spacing w:before="60" w:after="60"/>
             </w:pPr>
             <w:r>
               <w:rPr>
+                <w:rFonts w:ascii="Times New Roman" w:hAnsi="Times New Roman"/>
                 <w:b/>
                 <w:sz w:val="17"/>
               </w:rPr>
@@ -417,20 +640,20 @@
         <w:tc>
           <w:tcPr>
             <w:tcW w:type="dxa" w:w="1560"/>
-            <w:shd w:fill="F8FAFC"/>
             <w:tcMar>
-              <w:top w:w="80" w:type="dxa"/>
-              <w:bottom w:w="80" w:type="dxa"/>
-              <w:left w:w="100" w:type="dxa"/>
-              <w:right w:w="100" w:type="dxa"/>
+              <w:top w:w="70" w:type="dxa"/>
+              <w:bottom w:w="70" w:type="dxa"/>
+              <w:left w:w="90" w:type="dxa"/>
+              <w:right w:w="90" w:type="dxa"/>
             </w:tcMar>
           </w:tcPr>
           <w:p>
             <w:pPr>
-              <w:spacing w:before="60" w:after="60" w:line="252" w:lineRule="auto"/>
+              <w:spacing w:before="60" w:after="60"/>
             </w:pPr>
             <w:r>
               <w:rPr>
+                <w:rFonts w:ascii="Times New Roman" w:hAnsi="Times New Roman"/>
                 <w:sz w:val="17"/>
               </w:rPr>
               <w:t>CREMA-D</w:t>
@@ -440,20 +663,20 @@
         <w:tc>
           <w:tcPr>
             <w:tcW w:type="dxa" w:w="1560"/>
-            <w:shd w:fill="F8FAFC"/>
             <w:tcMar>
-              <w:top w:w="80" w:type="dxa"/>
-              <w:bottom w:w="80" w:type="dxa"/>
-              <w:left w:w="100" w:type="dxa"/>
-              <w:right w:w="100" w:type="dxa"/>
+              <w:top w:w="70" w:type="dxa"/>
+              <w:bottom w:w="70" w:type="dxa"/>
+              <w:left w:w="90" w:type="dxa"/>
+              <w:right w:w="90" w:type="dxa"/>
             </w:tcMar>
           </w:tcPr>
           <w:p>
             <w:pPr>
-              <w:spacing w:before="60" w:after="60" w:line="252" w:lineRule="auto"/>
+              <w:spacing w:before="60" w:after="60"/>
             </w:pPr>
             <w:r>
               <w:rPr>
+                <w:rFonts w:ascii="Times New Roman" w:hAnsi="Times New Roman"/>
                 <w:sz w:val="17"/>
               </w:rPr>
               <w:t>7,442</w:t>
@@ -463,20 +686,20 @@
         <w:tc>
           <w:tcPr>
             <w:tcW w:type="dxa" w:w="1560"/>
-            <w:shd w:fill="F8FAFC"/>
             <w:tcMar>
-              <w:top w:w="80" w:type="dxa"/>
-              <w:bottom w:w="80" w:type="dxa"/>
-              <w:left w:w="100" w:type="dxa"/>
-              <w:right w:w="100" w:type="dxa"/>
+              <w:top w:w="70" w:type="dxa"/>
+              <w:bottom w:w="70" w:type="dxa"/>
+              <w:left w:w="90" w:type="dxa"/>
+              <w:right w:w="90" w:type="dxa"/>
             </w:tcMar>
           </w:tcPr>
           <w:p>
             <w:pPr>
-              <w:spacing w:before="60" w:after="60" w:line="252" w:lineRule="auto"/>
+              <w:spacing w:before="60" w:after="60"/>
             </w:pPr>
             <w:r>
               <w:rPr>
+                <w:rFonts w:ascii="Times New Roman" w:hAnsi="Times New Roman"/>
                 <w:sz w:val="17"/>
               </w:rPr>
               <w:t>English (US)</w:t>
@@ -486,20 +709,20 @@
         <w:tc>
           <w:tcPr>
             <w:tcW w:type="dxa" w:w="1560"/>
-            <w:shd w:fill="F8FAFC"/>
             <w:tcMar>
-              <w:top w:w="80" w:type="dxa"/>
-              <w:bottom w:w="80" w:type="dxa"/>
-              <w:left w:w="100" w:type="dxa"/>
-              <w:right w:w="100" w:type="dxa"/>
+              <w:top w:w="70" w:type="dxa"/>
+              <w:bottom w:w="70" w:type="dxa"/>
+              <w:left w:w="90" w:type="dxa"/>
+              <w:right w:w="90" w:type="dxa"/>
             </w:tcMar>
           </w:tcPr>
           <w:p>
             <w:pPr>
-              <w:spacing w:before="60" w:after="60" w:line="252" w:lineRule="auto"/>
+              <w:spacing w:before="60" w:after="60"/>
             </w:pPr>
             <w:r>
               <w:rPr>
+                <w:rFonts w:ascii="Times New Roman" w:hAnsi="Times New Roman"/>
                 <w:sz w:val="17"/>
               </w:rPr>
               <w:t>91 Diverse Actors</w:t>
@@ -509,43 +732,43 @@
         <w:tc>
           <w:tcPr>
             <w:tcW w:type="dxa" w:w="1560"/>
-            <w:shd w:fill="F8FAFC"/>
             <w:tcMar>
-              <w:top w:w="80" w:type="dxa"/>
-              <w:bottom w:w="80" w:type="dxa"/>
-              <w:left w:w="100" w:type="dxa"/>
-              <w:right w:w="100" w:type="dxa"/>
+              <w:top w:w="70" w:type="dxa"/>
+              <w:bottom w:w="70" w:type="dxa"/>
+              <w:left w:w="90" w:type="dxa"/>
+              <w:right w:w="90" w:type="dxa"/>
             </w:tcMar>
           </w:tcPr>
           <w:p>
             <w:pPr>
-              <w:spacing w:before="60" w:after="60" w:line="252" w:lineRule="auto"/>
+              <w:spacing w:before="60" w:after="60"/>
             </w:pPr>
             <w:r>
               <w:rPr>
+                <w:rFonts w:ascii="Times New Roman" w:hAnsi="Times New Roman"/>
                 <w:sz w:val="17"/>
               </w:rPr>
-              <w:t>Actor-Disjoint (13 test)</w:t>
+              <w:t>Actor-Disjoint (13 Unseen)</w:t>
             </w:r>
           </w:p>
         </w:tc>
         <w:tc>
           <w:tcPr>
             <w:tcW w:type="dxa" w:w="1560"/>
-            <w:shd w:fill="F8FAFC"/>
             <w:tcMar>
-              <w:top w:w="80" w:type="dxa"/>
-              <w:bottom w:w="80" w:type="dxa"/>
-              <w:left w:w="100" w:type="dxa"/>
-              <w:right w:w="100" w:type="dxa"/>
+              <w:top w:w="70" w:type="dxa"/>
+              <w:bottom w:w="70" w:type="dxa"/>
+              <w:left w:w="90" w:type="dxa"/>
+              <w:right w:w="90" w:type="dxa"/>
             </w:tcMar>
           </w:tcPr>
           <w:p>
             <w:pPr>
-              <w:spacing w:before="60" w:after="60" w:line="252" w:lineRule="auto"/>
+              <w:spacing w:before="60" w:after="60"/>
             </w:pPr>
             <w:r>
               <w:rPr>
+                <w:rFonts w:ascii="Times New Roman" w:hAnsi="Times New Roman"/>
                 <w:sz w:val="17"/>
               </w:rPr>
               <w:t>6 Classes</w:t>
@@ -558,18 +781,19 @@
           <w:tcPr>
             <w:tcW w:type="dxa" w:w="1560"/>
             <w:tcMar>
-              <w:top w:w="80" w:type="dxa"/>
-              <w:bottom w:w="80" w:type="dxa"/>
-              <w:left w:w="100" w:type="dxa"/>
-              <w:right w:w="100" w:type="dxa"/>
+              <w:top w:w="70" w:type="dxa"/>
+              <w:bottom w:w="70" w:type="dxa"/>
+              <w:left w:w="90" w:type="dxa"/>
+              <w:right w:w="90" w:type="dxa"/>
             </w:tcMar>
           </w:tcPr>
           <w:p>
             <w:pPr>
-              <w:spacing w:before="60" w:after="60" w:line="252" w:lineRule="auto"/>
+              <w:spacing w:before="60" w:after="60"/>
             </w:pPr>
             <w:r>
               <w:rPr>
+                <w:rFonts w:ascii="Times New Roman" w:hAnsi="Times New Roman"/>
                 <w:sz w:val="17"/>
               </w:rPr>
               <w:t>RAVDESS</w:t>
@@ -580,18 +804,19 @@
           <w:tcPr>
             <w:tcW w:type="dxa" w:w="1560"/>
             <w:tcMar>
-              <w:top w:w="80" w:type="dxa"/>
-              <w:bottom w:w="80" w:type="dxa"/>
-              <w:left w:w="100" w:type="dxa"/>
-              <w:right w:w="100" w:type="dxa"/>
+              <w:top w:w="70" w:type="dxa"/>
+              <w:bottom w:w="70" w:type="dxa"/>
+              <w:left w:w="90" w:type="dxa"/>
+              <w:right w:w="90" w:type="dxa"/>
             </w:tcMar>
           </w:tcPr>
           <w:p>
             <w:pPr>
-              <w:spacing w:before="60" w:after="60" w:line="252" w:lineRule="auto"/>
+              <w:spacing w:before="60" w:after="60"/>
             </w:pPr>
             <w:r>
               <w:rPr>
+                <w:rFonts w:ascii="Times New Roman" w:hAnsi="Times New Roman"/>
                 <w:sz w:val="17"/>
               </w:rPr>
               <w:t>1,440</w:t>
@@ -602,18 +827,19 @@
           <w:tcPr>
             <w:tcW w:type="dxa" w:w="1560"/>
             <w:tcMar>
-              <w:top w:w="80" w:type="dxa"/>
-              <w:bottom w:w="80" w:type="dxa"/>
-              <w:left w:w="100" w:type="dxa"/>
-              <w:right w:w="100" w:type="dxa"/>
+              <w:top w:w="70" w:type="dxa"/>
+              <w:bottom w:w="70" w:type="dxa"/>
+              <w:left w:w="90" w:type="dxa"/>
+              <w:right w:w="90" w:type="dxa"/>
             </w:tcMar>
           </w:tcPr>
           <w:p>
             <w:pPr>
-              <w:spacing w:before="60" w:after="60" w:line="252" w:lineRule="auto"/>
+              <w:spacing w:before="60" w:after="60"/>
             </w:pPr>
             <w:r>
               <w:rPr>
+                <w:rFonts w:ascii="Times New Roman" w:hAnsi="Times New Roman"/>
                 <w:sz w:val="17"/>
               </w:rPr>
               <w:t>English (NA)</w:t>
@@ -624,18 +850,19 @@
           <w:tcPr>
             <w:tcW w:type="dxa" w:w="1560"/>
             <w:tcMar>
-              <w:top w:w="80" w:type="dxa"/>
-              <w:bottom w:w="80" w:type="dxa"/>
-              <w:left w:w="100" w:type="dxa"/>
-              <w:right w:w="100" w:type="dxa"/>
+              <w:top w:w="70" w:type="dxa"/>
+              <w:bottom w:w="70" w:type="dxa"/>
+              <w:left w:w="90" w:type="dxa"/>
+              <w:right w:w="90" w:type="dxa"/>
             </w:tcMar>
           </w:tcPr>
           <w:p>
             <w:pPr>
-              <w:spacing w:before="60" w:after="60" w:line="252" w:lineRule="auto"/>
+              <w:spacing w:before="60" w:after="60"/>
             </w:pPr>
             <w:r>
               <w:rPr>
+                <w:rFonts w:ascii="Times New Roman" w:hAnsi="Times New Roman"/>
                 <w:sz w:val="17"/>
               </w:rPr>
               <w:t>24 Professional Actors</w:t>
@@ -646,21 +873,22 @@
           <w:tcPr>
             <w:tcW w:type="dxa" w:w="1560"/>
             <w:tcMar>
-              <w:top w:w="80" w:type="dxa"/>
-              <w:bottom w:w="80" w:type="dxa"/>
-              <w:left w:w="100" w:type="dxa"/>
-              <w:right w:w="100" w:type="dxa"/>
+              <w:top w:w="70" w:type="dxa"/>
+              <w:bottom w:w="70" w:type="dxa"/>
+              <w:left w:w="90" w:type="dxa"/>
+              <w:right w:w="90" w:type="dxa"/>
             </w:tcMar>
           </w:tcPr>
           <w:p>
             <w:pPr>
-              <w:spacing w:before="60" w:after="60" w:line="252" w:lineRule="auto"/>
+              <w:spacing w:before="60" w:after="60"/>
             </w:pPr>
             <w:r>
               <w:rPr>
+                <w:rFonts w:ascii="Times New Roman" w:hAnsi="Times New Roman"/>
                 <w:sz w:val="17"/>
               </w:rPr>
-              <w:t>Actor-Disjoint (Actors 21-24)</w:t>
+              <w:t>Actor-Disjoint (4 Unseen)</w:t>
             </w:r>
           </w:p>
         </w:tc>
@@ -668,18 +896,19 @@
           <w:tcPr>
             <w:tcW w:type="dxa" w:w="1560"/>
             <w:tcMar>
-              <w:top w:w="80" w:type="dxa"/>
-              <w:bottom w:w="80" w:type="dxa"/>
-              <w:left w:w="100" w:type="dxa"/>
-              <w:right w:w="100" w:type="dxa"/>
+              <w:top w:w="70" w:type="dxa"/>
+              <w:bottom w:w="70" w:type="dxa"/>
+              <w:left w:w="90" w:type="dxa"/>
+              <w:right w:w="90" w:type="dxa"/>
             </w:tcMar>
           </w:tcPr>
           <w:p>
             <w:pPr>
-              <w:spacing w:before="60" w:after="60" w:line="252" w:lineRule="auto"/>
+              <w:spacing w:before="60" w:after="60"/>
             </w:pPr>
             <w:r>
               <w:rPr>
+                <w:rFonts w:ascii="Times New Roman" w:hAnsi="Times New Roman"/>
                 <w:sz w:val="17"/>
               </w:rPr>
               <w:t>8 Classes</w:t>
@@ -691,20 +920,20 @@
         <w:tc>
           <w:tcPr>
             <w:tcW w:type="dxa" w:w="1560"/>
-            <w:shd w:fill="F8FAFC"/>
             <w:tcMar>
-              <w:top w:w="80" w:type="dxa"/>
-              <w:bottom w:w="80" w:type="dxa"/>
-              <w:left w:w="100" w:type="dxa"/>
-              <w:right w:w="100" w:type="dxa"/>
+              <w:top w:w="70" w:type="dxa"/>
+              <w:bottom w:w="70" w:type="dxa"/>
+              <w:left w:w="90" w:type="dxa"/>
+              <w:right w:w="90" w:type="dxa"/>
             </w:tcMar>
           </w:tcPr>
           <w:p>
             <w:pPr>
-              <w:spacing w:before="60" w:after="60" w:line="252" w:lineRule="auto"/>
+              <w:spacing w:before="60" w:after="60"/>
             </w:pPr>
             <w:r>
               <w:rPr>
+                <w:rFonts w:ascii="Times New Roman" w:hAnsi="Times New Roman"/>
                 <w:sz w:val="17"/>
               </w:rPr>
               <w:t>SAVEE</w:t>
@@ -714,20 +943,20 @@
         <w:tc>
           <w:tcPr>
             <w:tcW w:type="dxa" w:w="1560"/>
-            <w:shd w:fill="F8FAFC"/>
             <w:tcMar>
-              <w:top w:w="80" w:type="dxa"/>
-              <w:bottom w:w="80" w:type="dxa"/>
-              <w:left w:w="100" w:type="dxa"/>
-              <w:right w:w="100" w:type="dxa"/>
+              <w:top w:w="70" w:type="dxa"/>
+              <w:bottom w:w="70" w:type="dxa"/>
+              <w:left w:w="90" w:type="dxa"/>
+              <w:right w:w="90" w:type="dxa"/>
             </w:tcMar>
           </w:tcPr>
           <w:p>
             <w:pPr>
-              <w:spacing w:before="60" w:after="60" w:line="252" w:lineRule="auto"/>
+              <w:spacing w:before="60" w:after="60"/>
             </w:pPr>
             <w:r>
               <w:rPr>
+                <w:rFonts w:ascii="Times New Roman" w:hAnsi="Times New Roman"/>
                 <w:sz w:val="17"/>
               </w:rPr>
               <w:t>480</w:t>
@@ -737,20 +966,20 @@
         <w:tc>
           <w:tcPr>
             <w:tcW w:type="dxa" w:w="1560"/>
-            <w:shd w:fill="F8FAFC"/>
             <w:tcMar>
-              <w:top w:w="80" w:type="dxa"/>
-              <w:bottom w:w="80" w:type="dxa"/>
-              <w:left w:w="100" w:type="dxa"/>
-              <w:right w:w="100" w:type="dxa"/>
+              <w:top w:w="70" w:type="dxa"/>
+              <w:bottom w:w="70" w:type="dxa"/>
+              <w:left w:w="90" w:type="dxa"/>
+              <w:right w:w="90" w:type="dxa"/>
             </w:tcMar>
           </w:tcPr>
           <w:p>
             <w:pPr>
-              <w:spacing w:before="60" w:after="60" w:line="252" w:lineRule="auto"/>
+              <w:spacing w:before="60" w:after="60"/>
             </w:pPr>
             <w:r>
               <w:rPr>
+                <w:rFonts w:ascii="Times New Roman" w:hAnsi="Times New Roman"/>
                 <w:sz w:val="17"/>
               </w:rPr>
               <w:t>English (UK)</w:t>
@@ -760,20 +989,20 @@
         <w:tc>
           <w:tcPr>
             <w:tcW w:type="dxa" w:w="1560"/>
-            <w:shd w:fill="F8FAFC"/>
             <w:tcMar>
-              <w:top w:w="80" w:type="dxa"/>
-              <w:bottom w:w="80" w:type="dxa"/>
-              <w:left w:w="100" w:type="dxa"/>
-              <w:right w:w="100" w:type="dxa"/>
+              <w:top w:w="70" w:type="dxa"/>
+              <w:bottom w:w="70" w:type="dxa"/>
+              <w:left w:w="90" w:type="dxa"/>
+              <w:right w:w="90" w:type="dxa"/>
             </w:tcMar>
           </w:tcPr>
           <w:p>
             <w:pPr>
-              <w:spacing w:before="60" w:after="60" w:line="252" w:lineRule="auto"/>
+              <w:spacing w:before="60" w:after="60"/>
             </w:pPr>
             <w:r>
               <w:rPr>
+                <w:rFonts w:ascii="Times New Roman" w:hAnsi="Times New Roman"/>
                 <w:sz w:val="17"/>
               </w:rPr>
               <w:t>4 British Actors</w:t>
@@ -783,43 +1012,43 @@
         <w:tc>
           <w:tcPr>
             <w:tcW w:type="dxa" w:w="1560"/>
-            <w:shd w:fill="F8FAFC"/>
             <w:tcMar>
-              <w:top w:w="80" w:type="dxa"/>
-              <w:bottom w:w="80" w:type="dxa"/>
-              <w:left w:w="100" w:type="dxa"/>
-              <w:right w:w="100" w:type="dxa"/>
+              <w:top w:w="70" w:type="dxa"/>
+              <w:bottom w:w="70" w:type="dxa"/>
+              <w:left w:w="90" w:type="dxa"/>
+              <w:right w:w="90" w:type="dxa"/>
             </w:tcMar>
           </w:tcPr>
           <w:p>
             <w:pPr>
-              <w:spacing w:before="60" w:after="60" w:line="252" w:lineRule="auto"/>
+              <w:spacing w:before="60" w:after="60"/>
             </w:pPr>
             <w:r>
               <w:rPr>
+                <w:rFonts w:ascii="Times New Roman" w:hAnsi="Times New Roman"/>
                 <w:sz w:val="17"/>
               </w:rPr>
-              <w:t>Actor-Disjoint (Actor KL)</w:t>
+              <w:t>Actor-Disjoint (1 Unseen)</w:t>
             </w:r>
           </w:p>
         </w:tc>
         <w:tc>
           <w:tcPr>
             <w:tcW w:type="dxa" w:w="1560"/>
-            <w:shd w:fill="F8FAFC"/>
             <w:tcMar>
-              <w:top w:w="80" w:type="dxa"/>
-              <w:bottom w:w="80" w:type="dxa"/>
-              <w:left w:w="100" w:type="dxa"/>
-              <w:right w:w="100" w:type="dxa"/>
+              <w:top w:w="70" w:type="dxa"/>
+              <w:bottom w:w="70" w:type="dxa"/>
+              <w:left w:w="90" w:type="dxa"/>
+              <w:right w:w="90" w:type="dxa"/>
             </w:tcMar>
           </w:tcPr>
           <w:p>
             <w:pPr>
-              <w:spacing w:before="60" w:after="60" w:line="252" w:lineRule="auto"/>
+              <w:spacing w:before="60" w:after="60"/>
             </w:pPr>
             <w:r>
               <w:rPr>
+                <w:rFonts w:ascii="Times New Roman" w:hAnsi="Times New Roman"/>
                 <w:sz w:val="17"/>
               </w:rPr>
               <w:t>7 Classes</w:t>
@@ -832,18 +1061,19 @@
           <w:tcPr>
             <w:tcW w:type="dxa" w:w="1560"/>
             <w:tcMar>
-              <w:top w:w="80" w:type="dxa"/>
-              <w:bottom w:w="80" w:type="dxa"/>
-              <w:left w:w="100" w:type="dxa"/>
-              <w:right w:w="100" w:type="dxa"/>
+              <w:top w:w="70" w:type="dxa"/>
+              <w:bottom w:w="70" w:type="dxa"/>
+              <w:left w:w="90" w:type="dxa"/>
+              <w:right w:w="90" w:type="dxa"/>
             </w:tcMar>
           </w:tcPr>
           <w:p>
             <w:pPr>
-              <w:spacing w:before="60" w:after="60" w:line="252" w:lineRule="auto"/>
+              <w:spacing w:before="60" w:after="60"/>
             </w:pPr>
             <w:r>
               <w:rPr>
+                <w:rFonts w:ascii="Times New Roman" w:hAnsi="Times New Roman"/>
                 <w:sz w:val="17"/>
               </w:rPr>
               <w:t>TESS</w:t>
@@ -854,18 +1084,19 @@
           <w:tcPr>
             <w:tcW w:type="dxa" w:w="1560"/>
             <w:tcMar>
-              <w:top w:w="80" w:type="dxa"/>
-              <w:bottom w:w="80" w:type="dxa"/>
-              <w:left w:w="100" w:type="dxa"/>
-              <w:right w:w="100" w:type="dxa"/>
+              <w:top w:w="70" w:type="dxa"/>
+              <w:bottom w:w="70" w:type="dxa"/>
+              <w:left w:w="90" w:type="dxa"/>
+              <w:right w:w="90" w:type="dxa"/>
             </w:tcMar>
           </w:tcPr>
           <w:p>
             <w:pPr>
-              <w:spacing w:before="60" w:after="60" w:line="252" w:lineRule="auto"/>
+              <w:spacing w:before="60" w:after="60"/>
             </w:pPr>
             <w:r>
               <w:rPr>
+                <w:rFonts w:ascii="Times New Roman" w:hAnsi="Times New Roman"/>
                 <w:sz w:val="17"/>
               </w:rPr>
               <w:t>2,800</w:t>
@@ -876,18 +1107,19 @@
           <w:tcPr>
             <w:tcW w:type="dxa" w:w="1560"/>
             <w:tcMar>
-              <w:top w:w="80" w:type="dxa"/>
-              <w:bottom w:w="80" w:type="dxa"/>
-              <w:left w:w="100" w:type="dxa"/>
-              <w:right w:w="100" w:type="dxa"/>
+              <w:top w:w="70" w:type="dxa"/>
+              <w:bottom w:w="70" w:type="dxa"/>
+              <w:left w:w="90" w:type="dxa"/>
+              <w:right w:w="90" w:type="dxa"/>
             </w:tcMar>
           </w:tcPr>
           <w:p>
             <w:pPr>
-              <w:spacing w:before="60" w:after="60" w:line="252" w:lineRule="auto"/>
+              <w:spacing w:before="60" w:after="60"/>
             </w:pPr>
             <w:r>
               <w:rPr>
+                <w:rFonts w:ascii="Times New Roman" w:hAnsi="Times New Roman"/>
                 <w:sz w:val="17"/>
               </w:rPr>
               <w:t>English (CA)</w:t>
@@ -898,18 +1130,19 @@
           <w:tcPr>
             <w:tcW w:type="dxa" w:w="1560"/>
             <w:tcMar>
-              <w:top w:w="80" w:type="dxa"/>
-              <w:bottom w:w="80" w:type="dxa"/>
-              <w:left w:w="100" w:type="dxa"/>
-              <w:right w:w="100" w:type="dxa"/>
+              <w:top w:w="70" w:type="dxa"/>
+              <w:bottom w:w="70" w:type="dxa"/>
+              <w:left w:w="90" w:type="dxa"/>
+              <w:right w:w="90" w:type="dxa"/>
             </w:tcMar>
           </w:tcPr>
           <w:p>
             <w:pPr>
-              <w:spacing w:before="60" w:after="60" w:line="252" w:lineRule="auto"/>
+              <w:spacing w:before="60" w:after="60"/>
             </w:pPr>
             <w:r>
               <w:rPr>
+                <w:rFonts w:ascii="Times New Roman" w:hAnsi="Times New Roman"/>
                 <w:sz w:val="17"/>
               </w:rPr>
               <w:t>2 Actresses, 200 Words</w:t>
@@ -920,21 +1153,22 @@
           <w:tcPr>
             <w:tcW w:type="dxa" w:w="1560"/>
             <w:tcMar>
-              <w:top w:w="80" w:type="dxa"/>
-              <w:bottom w:w="80" w:type="dxa"/>
-              <w:left w:w="100" w:type="dxa"/>
-              <w:right w:w="100" w:type="dxa"/>
+              <w:top w:w="70" w:type="dxa"/>
+              <w:bottom w:w="70" w:type="dxa"/>
+              <w:left w:w="90" w:type="dxa"/>
+              <w:right w:w="90" w:type="dxa"/>
             </w:tcMar>
           </w:tcPr>
           <w:p>
             <w:pPr>
-              <w:spacing w:before="60" w:after="60" w:line="252" w:lineRule="auto"/>
+              <w:spacing w:before="60" w:after="60"/>
             </w:pPr>
             <w:r>
               <w:rPr>
+                <w:rFonts w:ascii="Times New Roman" w:hAnsi="Times New Roman"/>
                 <w:sz w:val="17"/>
               </w:rPr>
-              <w:t>Prompt-Disjoint (30 words)</w:t>
+              <w:t>Prompt-Disjoint (30 Words)</w:t>
             </w:r>
           </w:p>
         </w:tc>
@@ -942,18 +1176,19 @@
           <w:tcPr>
             <w:tcW w:type="dxa" w:w="1560"/>
             <w:tcMar>
-              <w:top w:w="80" w:type="dxa"/>
-              <w:bottom w:w="80" w:type="dxa"/>
-              <w:left w:w="100" w:type="dxa"/>
-              <w:right w:w="100" w:type="dxa"/>
+              <w:top w:w="70" w:type="dxa"/>
+              <w:bottom w:w="70" w:type="dxa"/>
+              <w:left w:w="90" w:type="dxa"/>
+              <w:right w:w="90" w:type="dxa"/>
             </w:tcMar>
           </w:tcPr>
           <w:p>
             <w:pPr>
-              <w:spacing w:before="60" w:after="60" w:line="252" w:lineRule="auto"/>
+              <w:spacing w:before="60" w:after="60"/>
             </w:pPr>
             <w:r>
               <w:rPr>
+                <w:rFonts w:ascii="Times New Roman" w:hAnsi="Times New Roman"/>
                 <w:sz w:val="17"/>
               </w:rPr>
               <w:t>7 Classes</w:t>
@@ -965,20 +1200,20 @@
         <w:tc>
           <w:tcPr>
             <w:tcW w:type="dxa" w:w="1560"/>
-            <w:shd w:fill="F8FAFC"/>
             <w:tcMar>
-              <w:top w:w="80" w:type="dxa"/>
-              <w:bottom w:w="80" w:type="dxa"/>
-              <w:left w:w="100" w:type="dxa"/>
-              <w:right w:w="100" w:type="dxa"/>
+              <w:top w:w="70" w:type="dxa"/>
+              <w:bottom w:w="70" w:type="dxa"/>
+              <w:left w:w="90" w:type="dxa"/>
+              <w:right w:w="90" w:type="dxa"/>
             </w:tcMar>
           </w:tcPr>
           <w:p>
             <w:pPr>
-              <w:spacing w:before="60" w:after="60" w:line="252" w:lineRule="auto"/>
+              <w:spacing w:before="60" w:after="60"/>
             </w:pPr>
             <w:r>
               <w:rPr>
+                <w:rFonts w:ascii="Times New Roman" w:hAnsi="Times New Roman"/>
                 <w:sz w:val="17"/>
               </w:rPr>
               <w:t>Hindi SER</w:t>
@@ -988,20 +1223,20 @@
         <w:tc>
           <w:tcPr>
             <w:tcW w:type="dxa" w:w="1560"/>
-            <w:shd w:fill="F8FAFC"/>
             <w:tcMar>
-              <w:top w:w="80" w:type="dxa"/>
-              <w:bottom w:w="80" w:type="dxa"/>
-              <w:left w:w="100" w:type="dxa"/>
-              <w:right w:w="100" w:type="dxa"/>
+              <w:top w:w="70" w:type="dxa"/>
+              <w:bottom w:w="70" w:type="dxa"/>
+              <w:left w:w="90" w:type="dxa"/>
+              <w:right w:w="90" w:type="dxa"/>
             </w:tcMar>
           </w:tcPr>
           <w:p>
             <w:pPr>
-              <w:spacing w:before="60" w:after="60" w:line="252" w:lineRule="auto"/>
+              <w:spacing w:before="60" w:after="60"/>
             </w:pPr>
             <w:r>
               <w:rPr>
+                <w:rFonts w:ascii="Times New Roman" w:hAnsi="Times New Roman"/>
                 <w:sz w:val="17"/>
               </w:rPr>
               <w:t>862</w:t>
@@ -1011,20 +1246,20 @@
         <w:tc>
           <w:tcPr>
             <w:tcW w:type="dxa" w:w="1560"/>
-            <w:shd w:fill="F8FAFC"/>
             <w:tcMar>
-              <w:top w:w="80" w:type="dxa"/>
-              <w:bottom w:w="80" w:type="dxa"/>
-              <w:left w:w="100" w:type="dxa"/>
-              <w:right w:w="100" w:type="dxa"/>
+              <w:top w:w="70" w:type="dxa"/>
+              <w:bottom w:w="70" w:type="dxa"/>
+              <w:left w:w="90" w:type="dxa"/>
+              <w:right w:w="90" w:type="dxa"/>
             </w:tcMar>
           </w:tcPr>
           <w:p>
             <w:pPr>
-              <w:spacing w:before="60" w:after="60" w:line="252" w:lineRule="auto"/>
+              <w:spacing w:before="60" w:after="60"/>
             </w:pPr>
             <w:r>
               <w:rPr>
+                <w:rFonts w:ascii="Times New Roman" w:hAnsi="Times New Roman"/>
                 <w:sz w:val="17"/>
               </w:rPr>
               <w:t>Hindi (Indic)</w:t>
@@ -1034,66 +1269,66 @@
         <w:tc>
           <w:tcPr>
             <w:tcW w:type="dxa" w:w="1560"/>
-            <w:shd w:fill="F8FAFC"/>
             <w:tcMar>
-              <w:top w:w="80" w:type="dxa"/>
-              <w:bottom w:w="80" w:type="dxa"/>
-              <w:left w:w="100" w:type="dxa"/>
-              <w:right w:w="100" w:type="dxa"/>
+              <w:top w:w="70" w:type="dxa"/>
+              <w:bottom w:w="70" w:type="dxa"/>
+              <w:left w:w="90" w:type="dxa"/>
+              <w:right w:w="90" w:type="dxa"/>
             </w:tcMar>
           </w:tcPr>
           <w:p>
             <w:pPr>
-              <w:spacing w:before="60" w:after="60" w:line="252" w:lineRule="auto"/>
+              <w:spacing w:before="60" w:after="60"/>
             </w:pPr>
             <w:r>
               <w:rPr>
+                <w:rFonts w:ascii="Times New Roman" w:hAnsi="Times New Roman"/>
                 <w:sz w:val="17"/>
               </w:rPr>
-              <w:t>Multi-Speaker Repositories</w:t>
+              <w:t>25 Native Speakers</w:t>
             </w:r>
           </w:p>
         </w:tc>
         <w:tc>
           <w:tcPr>
             <w:tcW w:type="dxa" w:w="1560"/>
-            <w:shd w:fill="F8FAFC"/>
             <w:tcMar>
-              <w:top w:w="80" w:type="dxa"/>
-              <w:bottom w:w="80" w:type="dxa"/>
-              <w:left w:w="100" w:type="dxa"/>
-              <w:right w:w="100" w:type="dxa"/>
+              <w:top w:w="70" w:type="dxa"/>
+              <w:bottom w:w="70" w:type="dxa"/>
+              <w:left w:w="90" w:type="dxa"/>
+              <w:right w:w="90" w:type="dxa"/>
             </w:tcMar>
           </w:tcPr>
           <w:p>
             <w:pPr>
-              <w:spacing w:before="60" w:after="60" w:line="252" w:lineRule="auto"/>
+              <w:spacing w:before="60" w:after="60"/>
             </w:pPr>
             <w:r>
               <w:rPr>
+                <w:rFonts w:ascii="Times New Roman" w:hAnsi="Times New Roman"/>
                 <w:sz w:val="17"/>
               </w:rPr>
-              <w:t>Disjoint Split (15% test)</w:t>
+              <w:t>Disjoint Split</w:t>
             </w:r>
           </w:p>
         </w:tc>
         <w:tc>
           <w:tcPr>
             <w:tcW w:type="dxa" w:w="1560"/>
-            <w:shd w:fill="F8FAFC"/>
             <w:tcMar>
-              <w:top w:w="80" w:type="dxa"/>
-              <w:bottom w:w="80" w:type="dxa"/>
-              <w:left w:w="100" w:type="dxa"/>
-              <w:right w:w="100" w:type="dxa"/>
+              <w:top w:w="70" w:type="dxa"/>
+              <w:bottom w:w="70" w:type="dxa"/>
+              <w:left w:w="90" w:type="dxa"/>
+              <w:right w:w="90" w:type="dxa"/>
             </w:tcMar>
           </w:tcPr>
           <w:p>
             <w:pPr>
-              <w:spacing w:before="60" w:after="60" w:line="252" w:lineRule="auto"/>
+              <w:spacing w:before="60" w:after="60"/>
             </w:pPr>
             <w:r>
               <w:rPr>
+                <w:rFonts w:ascii="Times New Roman" w:hAnsi="Times New Roman"/>
                 <w:sz w:val="17"/>
               </w:rPr>
               <w:t>5 Classes</w:t>
@@ -1105,20 +1340,20 @@
         <w:tc>
           <w:tcPr>
             <w:tcW w:type="dxa" w:w="1560"/>
-            <w:shd w:fill="F1F5F9"/>
             <w:tcMar>
-              <w:top w:w="80" w:type="dxa"/>
-              <w:bottom w:w="80" w:type="dxa"/>
-              <w:left w:w="100" w:type="dxa"/>
-              <w:right w:w="100" w:type="dxa"/>
+              <w:top w:w="70" w:type="dxa"/>
+              <w:bottom w:w="70" w:type="dxa"/>
+              <w:left w:w="90" w:type="dxa"/>
+              <w:right w:w="90" w:type="dxa"/>
             </w:tcMar>
           </w:tcPr>
           <w:p>
             <w:pPr>
-              <w:spacing w:before="60" w:after="60" w:line="252" w:lineRule="auto"/>
+              <w:spacing w:before="60" w:after="60"/>
             </w:pPr>
             <w:r>
               <w:rPr>
+                <w:rFonts w:ascii="Times New Roman" w:hAnsi="Times New Roman"/>
                 <w:b/>
                 <w:sz w:val="17"/>
               </w:rPr>
@@ -1129,20 +1364,20 @@
         <w:tc>
           <w:tcPr>
             <w:tcW w:type="dxa" w:w="1560"/>
-            <w:shd w:fill="F1F5F9"/>
             <w:tcMar>
-              <w:top w:w="80" w:type="dxa"/>
-              <w:bottom w:w="80" w:type="dxa"/>
-              <w:left w:w="100" w:type="dxa"/>
-              <w:right w:w="100" w:type="dxa"/>
+              <w:top w:w="70" w:type="dxa"/>
+              <w:bottom w:w="70" w:type="dxa"/>
+              <w:left w:w="90" w:type="dxa"/>
+              <w:right w:w="90" w:type="dxa"/>
             </w:tcMar>
           </w:tcPr>
           <w:p>
             <w:pPr>
-              <w:spacing w:before="60" w:after="60" w:line="252" w:lineRule="auto"/>
+              <w:spacing w:before="60" w:after="60"/>
             </w:pPr>
             <w:r>
               <w:rPr>
+                <w:rFonts w:ascii="Times New Roman" w:hAnsi="Times New Roman"/>
                 <w:b/>
                 <w:sz w:val="17"/>
               </w:rPr>
@@ -1153,20 +1388,20 @@
         <w:tc>
           <w:tcPr>
             <w:tcW w:type="dxa" w:w="1560"/>
-            <w:shd w:fill="F1F5F9"/>
             <w:tcMar>
-              <w:top w:w="80" w:type="dxa"/>
-              <w:bottom w:w="80" w:type="dxa"/>
-              <w:left w:w="100" w:type="dxa"/>
-              <w:right w:w="100" w:type="dxa"/>
+              <w:top w:w="70" w:type="dxa"/>
+              <w:bottom w:w="70" w:type="dxa"/>
+              <w:left w:w="90" w:type="dxa"/>
+              <w:right w:w="90" w:type="dxa"/>
             </w:tcMar>
           </w:tcPr>
           <w:p>
             <w:pPr>
-              <w:spacing w:before="60" w:after="60" w:line="252" w:lineRule="auto"/>
+              <w:spacing w:before="60" w:after="60"/>
             </w:pPr>
             <w:r>
               <w:rPr>
+                <w:rFonts w:ascii="Times New Roman" w:hAnsi="Times New Roman"/>
                 <w:b/>
                 <w:sz w:val="17"/>
               </w:rPr>
@@ -1177,20 +1412,20 @@
         <w:tc>
           <w:tcPr>
             <w:tcW w:type="dxa" w:w="1560"/>
-            <w:shd w:fill="F1F5F9"/>
             <w:tcMar>
-              <w:top w:w="80" w:type="dxa"/>
-              <w:bottom w:w="80" w:type="dxa"/>
-              <w:left w:w="100" w:type="dxa"/>
-              <w:right w:w="100" w:type="dxa"/>
+              <w:top w:w="70" w:type="dxa"/>
+              <w:bottom w:w="70" w:type="dxa"/>
+              <w:left w:w="90" w:type="dxa"/>
+              <w:right w:w="90" w:type="dxa"/>
             </w:tcMar>
           </w:tcPr>
           <w:p>
             <w:pPr>
-              <w:spacing w:before="60" w:after="60" w:line="252" w:lineRule="auto"/>
+              <w:spacing w:before="60" w:after="60"/>
             </w:pPr>
             <w:r>
               <w:rPr>
+                <w:rFonts w:ascii="Times New Roman" w:hAnsi="Times New Roman"/>
                 <w:b/>
                 <w:sz w:val="17"/>
               </w:rPr>
@@ -1201,44 +1436,44 @@
         <w:tc>
           <w:tcPr>
             <w:tcW w:type="dxa" w:w="1560"/>
-            <w:shd w:fill="F1F5F9"/>
             <w:tcMar>
-              <w:top w:w="80" w:type="dxa"/>
-              <w:bottom w:w="80" w:type="dxa"/>
-              <w:left w:w="100" w:type="dxa"/>
-              <w:right w:w="100" w:type="dxa"/>
+              <w:top w:w="70" w:type="dxa"/>
+              <w:bottom w:w="70" w:type="dxa"/>
+              <w:left w:w="90" w:type="dxa"/>
+              <w:right w:w="90" w:type="dxa"/>
             </w:tcMar>
           </w:tcPr>
           <w:p>
             <w:pPr>
-              <w:spacing w:before="60" w:after="60" w:line="252" w:lineRule="auto"/>
+              <w:spacing w:before="60" w:after="60"/>
             </w:pPr>
             <w:r>
               <w:rPr>
+                <w:rFonts w:ascii="Times New Roman" w:hAnsi="Times New Roman"/>
                 <w:b/>
                 <w:sz w:val="17"/>
               </w:rPr>
-              <w:t>Zero Leakage Protocols</w:t>
+              <w:t>Strict Zero Leakage</w:t>
             </w:r>
           </w:p>
         </w:tc>
         <w:tc>
           <w:tcPr>
             <w:tcW w:type="dxa" w:w="1560"/>
-            <w:shd w:fill="F1F5F9"/>
             <w:tcMar>
-              <w:top w:w="80" w:type="dxa"/>
-              <w:bottom w:w="80" w:type="dxa"/>
-              <w:left w:w="100" w:type="dxa"/>
-              <w:right w:w="100" w:type="dxa"/>
+              <w:top w:w="70" w:type="dxa"/>
+              <w:bottom w:w="70" w:type="dxa"/>
+              <w:left w:w="90" w:type="dxa"/>
+              <w:right w:w="90" w:type="dxa"/>
             </w:tcMar>
           </w:tcPr>
           <w:p>
             <w:pPr>
-              <w:spacing w:before="60" w:after="60" w:line="252" w:lineRule="auto"/>
+              <w:spacing w:before="60" w:after="60"/>
             </w:pPr>
             <w:r>
               <w:rPr>
+                <w:rFonts w:ascii="Times New Roman" w:hAnsi="Times New Roman"/>
                 <w:b/>
                 <w:sz w:val="17"/>
               </w:rPr>
@@ -1255,23 +1490,36 @@
     </w:p>
     <w:p>
       <w:pPr>
-        <w:pStyle w:val="Heading1"/>
-        <w:spacing w:before="280"/>
+        <w:keepNext/>
+        <w:spacing w:before="320" w:after="120"/>
       </w:pPr>
       <w:r>
-        <w:t>4. System Architecture &amp; Methodology</w:t>
+        <w:rPr>
+          <w:rFonts w:ascii="Times New Roman" w:hAnsi="Times New Roman"/>
+          <w:b/>
+          <w:color w:val="0F172A"/>
+          <w:sz w:val="23"/>
+        </w:rPr>
+        <w:t>4. METHODOLOGY &amp; MODEL ARCHITECTURE</w:t>
       </w:r>
     </w:p>
     <w:p>
       <w:pPr>
-        <w:spacing w:line="276" w:lineRule="auto" w:after="160"/>
+        <w:spacing w:line="293" w:lineRule="auto" w:after="80"/>
+        <w:ind w:firstLine="288"/>
+        <w:jc w:val="both"/>
       </w:pPr>
       <w:r>
-        <w:t>Figure 1 outlines the complete system architecture, showing the processing flow from raw audio ingestion through feature extraction and model inference to the dual outputs: categorical emotion probabilities and behavioral prosody metrics.</w:t>
+        <w:rPr>
+          <w:rFonts w:ascii="Times New Roman" w:hAnsi="Times New Roman"/>
+          <w:sz w:val="20"/>
+        </w:rPr>
+        <w:t>The system architecture features a dual-branch processing pipeline: (1) a neural acoustic classifier branch processing audio through self-supervised transformer backbones with learnable weighted layer pooling or CNN-BiLSTM networks, and (2) an Audio Behaviour Analysis Engine extracting continuous prosodic and temporal dynamics.</w:t>
       </w:r>
     </w:p>
     <w:p>
       <w:pPr>
+        <w:spacing w:before="200" w:after="80"/>
         <w:jc w:val="center"/>
       </w:pPr>
       <w:r>
@@ -1290,7 +1538,7 @@
                     <pic:cNvPicPr/>
                   </pic:nvPicPr>
                   <pic:blipFill>
-                    <a:blip r:embed="rId9"/>
+                    <a:blip r:embed="rId11"/>
                     <a:stretch>
                       <a:fillRect/>
                     </a:stretch>
@@ -1312,157 +1560,497 @@
     <w:p>
       <w:pPr>
         <w:spacing w:after="240"/>
+        <w:ind w:left="576" w:right="576"/>
         <w:jc w:val="center"/>
       </w:pPr>
       <w:r>
         <w:rPr>
-          <w:b/>
-          <w:color w:val="475569"/>
-          <w:sz w:val="19"/>
+          <w:rFonts w:ascii="Times New Roman" w:hAnsi="Times New Roman"/>
+          <w:i/>
+          <w:color w:val="334155"/>
+          <w:sz w:val="18"/>
         </w:rPr>
-        <w:t>Figure 1: End-to-End System Architecture with Dual-Branch Behavioural and Emotion Inference.</w:t>
+        <w:t>Figure 1: End-to-End System Architecture with Dual-Branch Behavioural Prosody and Neural Classification Pipeline.</w:t>
       </w:r>
     </w:p>
     <w:p>
       <w:pPr>
-        <w:pStyle w:val="Heading2"/>
+        <w:keepNext/>
+        <w:spacing w:before="200" w:after="80"/>
       </w:pPr>
       <w:r>
-        <w:t>4.1 Acoustic Feature Extraction</w:t>
+        <w:rPr>
+          <w:rFonts w:ascii="Times New Roman" w:hAnsi="Times New Roman"/>
+          <w:b/>
+          <w:color w:val="1E293B"/>
+          <w:sz w:val="21"/>
+        </w:rPr>
+        <w:t>4.1 Learnable Weighted Layer Pooling</w:t>
       </w:r>
     </w:p>
     <w:p>
       <w:pPr>
-        <w:spacing w:line="276" w:lineRule="auto" w:after="120"/>
+        <w:spacing w:line="293" w:lineRule="auto" w:after="80"/>
+        <w:ind w:firstLine="288"/>
+        <w:jc w:val="both"/>
       </w:pPr>
       <w:r>
-        <w:t>For acoustic baseline models, raw audio signals are transformed into time-frequency representations:</w:t>
-        <w:br/>
-        <w:t>• Log-Mel Filterbanks: 40 mel-scale filterbanks extracted via Short-Time Fourier Transform (STFT) with a 25 ms Hamming window and 10 ms hop length (512-point FFT).</w:t>
-        <w:br/>
-        <w:t>• MFCCs: 40 Mel-Frequency Cepstral Coefficients with first (Δ) and second (Δ²) temporal derivatives.</w:t>
-        <w:br/>
-        <w:t>• Cepstral Mean and Variance Normalization (CMVN): Applied per utterance to normalize recording conditions.</w:t>
+        <w:rPr>
+          <w:rFonts w:ascii="Times New Roman" w:hAnsi="Times New Roman"/>
+          <w:sz w:val="20"/>
+        </w:rPr>
+        <w:t>Rather than using mean pooling over time and layers or relying exclusively on the final transformer output, we implement Learnable Weighted Layer Pooling across all L = 12 transformer hidden representations h_t^(l) in R^D:</w:t>
+      </w:r>
+    </w:p>
+    <w:tbl>
+      <w:tblPr>
+        <w:tblW w:type="auto" w:w="0"/>
+        <w:jc w:val="center"/>
+        <w:tblLayout w:type="fixed"/>
+        <w:tblLook w:firstColumn="1" w:firstRow="1" w:lastColumn="0" w:lastRow="0" w:noHBand="0" w:noVBand="1" w:val="04A0"/>
+      </w:tblPr>
+      <w:tblGrid>
+        <w:gridCol w:w="8352"/>
+        <w:gridCol w:w="1008"/>
+      </w:tblGrid>
+      <w:tr>
+        <w:tc>
+          <w:tcPr>
+            <w:tcW w:type="dxa" w:w="4680"/>
+          </w:tcPr>
+          <w:p>
+            <w:pPr>
+              <w:spacing w:before="60" w:after="60"/>
+              <w:jc w:val="center"/>
+            </w:pPr>
+            <w:r>
+              <w:rPr>
+                <w:rFonts w:ascii="Cambria Math" w:hAnsi="Cambria Math"/>
+                <w:i/>
+                <w:color w:val="0F172A"/>
+                <w:sz w:val="21"/>
+              </w:rPr>
+              <w:t>e_t = sum_{l=1}^{L} alpha_l * h_t^(l),   where   alpha_l = exp(w_l) / sum_{j=1}^{L} exp(w_j)</w:t>
+            </w:r>
+          </w:p>
+        </w:tc>
+        <w:tc>
+          <w:tcPr>
+            <w:tcW w:type="dxa" w:w="4680"/>
+          </w:tcPr>
+          <w:p>
+            <w:pPr>
+              <w:spacing w:before="60" w:after="60"/>
+              <w:jc w:val="right"/>
+            </w:pPr>
+            <w:r>
+              <w:rPr>
+                <w:rFonts w:ascii="Times New Roman" w:hAnsi="Times New Roman"/>
+                <w:color w:val="475569"/>
+                <w:sz w:val="20"/>
+              </w:rPr>
+              <w:t>(1)</w:t>
+            </w:r>
+          </w:p>
+        </w:tc>
+      </w:tr>
+    </w:tbl>
+    <w:p>
+      <w:pPr>
+        <w:spacing w:after="60"/>
+      </w:pPr>
+    </w:p>
+    <w:p>
+      <w:pPr>
+        <w:spacing w:line="293" w:lineRule="auto" w:after="80"/>
+        <w:ind w:firstLine="288"/>
+        <w:jc w:val="both"/>
+      </w:pPr>
+      <w:r>
+        <w:rPr>
+          <w:rFonts w:ascii="Times New Roman" w:hAnsi="Times New Roman"/>
+          <w:sz w:val="20"/>
+        </w:rPr>
+        <w:t>Here, w in R^L is a learnable parameter vector initialized uniformly (w_l = 0), and alpha in R^L represents the normalized softmax layer weighting. After computing the layer-weighted sequence e_t, temporal statistics (mean and standard deviation) are concatenated:</w:t>
+      </w:r>
+    </w:p>
+    <w:tbl>
+      <w:tblPr>
+        <w:tblW w:type="auto" w:w="0"/>
+        <w:jc w:val="center"/>
+        <w:tblLayout w:type="fixed"/>
+        <w:tblLook w:firstColumn="1" w:firstRow="1" w:lastColumn="0" w:lastRow="0" w:noHBand="0" w:noVBand="1" w:val="04A0"/>
+      </w:tblPr>
+      <w:tblGrid>
+        <w:gridCol w:w="8352"/>
+        <w:gridCol w:w="1008"/>
+      </w:tblGrid>
+      <w:tr>
+        <w:tc>
+          <w:tcPr>
+            <w:tcW w:type="dxa" w:w="4680"/>
+          </w:tcPr>
+          <w:p>
+            <w:pPr>
+              <w:spacing w:before="60" w:after="60"/>
+              <w:jc w:val="center"/>
+            </w:pPr>
+            <w:r>
+              <w:rPr>
+                <w:rFonts w:ascii="Cambria Math" w:hAnsi="Cambria Math"/>
+                <w:i/>
+                <w:color w:val="0F172A"/>
+                <w:sz w:val="21"/>
+              </w:rPr>
+              <w:t>r = [ (1/T) sum_{t=1}^T e_t   ||   sqrt( (1/T) sum_{t=1}^T (e_t - mean(e))^2 ) ] in R^{2D}</w:t>
+            </w:r>
+          </w:p>
+        </w:tc>
+        <w:tc>
+          <w:tcPr>
+            <w:tcW w:type="dxa" w:w="4680"/>
+          </w:tcPr>
+          <w:p>
+            <w:pPr>
+              <w:spacing w:before="60" w:after="60"/>
+              <w:jc w:val="right"/>
+            </w:pPr>
+            <w:r>
+              <w:rPr>
+                <w:rFonts w:ascii="Times New Roman" w:hAnsi="Times New Roman"/>
+                <w:color w:val="475569"/>
+                <w:sz w:val="20"/>
+              </w:rPr>
+              <w:t>(2)</w:t>
+            </w:r>
+          </w:p>
+        </w:tc>
+      </w:tr>
+    </w:tbl>
+    <w:p>
+      <w:pPr>
+        <w:spacing w:after="60"/>
+      </w:pPr>
+    </w:p>
+    <w:p>
+      <w:pPr>
+        <w:spacing w:line="293" w:lineRule="auto" w:after="80"/>
+        <w:ind w:firstLine="288"/>
+        <w:jc w:val="both"/>
+      </w:pPr>
+      <w:r>
+        <w:rPr>
+          <w:rFonts w:ascii="Times New Roman" w:hAnsi="Times New Roman"/>
+          <w:sz w:val="20"/>
+        </w:rPr>
+        <w:t>This pooled representation is projected through a linear classification probe:</w:t>
+      </w:r>
+    </w:p>
+    <w:tbl>
+      <w:tblPr>
+        <w:tblW w:type="auto" w:w="0"/>
+        <w:jc w:val="center"/>
+        <w:tblLayout w:type="fixed"/>
+        <w:tblLook w:firstColumn="1" w:firstRow="1" w:lastColumn="0" w:lastRow="0" w:noHBand="0" w:noVBand="1" w:val="04A0"/>
+      </w:tblPr>
+      <w:tblGrid>
+        <w:gridCol w:w="8352"/>
+        <w:gridCol w:w="1008"/>
+      </w:tblGrid>
+      <w:tr>
+        <w:tc>
+          <w:tcPr>
+            <w:tcW w:type="dxa" w:w="4680"/>
+          </w:tcPr>
+          <w:p>
+            <w:pPr>
+              <w:spacing w:before="60" w:after="60"/>
+              <w:jc w:val="center"/>
+            </w:pPr>
+            <w:r>
+              <w:rPr>
+                <w:rFonts w:ascii="Cambria Math" w:hAnsi="Cambria Math"/>
+                <w:i/>
+                <w:color w:val="0F172A"/>
+                <w:sz w:val="21"/>
+              </w:rPr>
+              <w:t>y_hat = Softmax(W_c * r + b_c)</w:t>
+            </w:r>
+          </w:p>
+        </w:tc>
+        <w:tc>
+          <w:tcPr>
+            <w:tcW w:type="dxa" w:w="4680"/>
+          </w:tcPr>
+          <w:p>
+            <w:pPr>
+              <w:spacing w:before="60" w:after="60"/>
+              <w:jc w:val="right"/>
+            </w:pPr>
+            <w:r>
+              <w:rPr>
+                <w:rFonts w:ascii="Times New Roman" w:hAnsi="Times New Roman"/>
+                <w:color w:val="475569"/>
+                <w:sz w:val="20"/>
+              </w:rPr>
+              <w:t>(3)</w:t>
+            </w:r>
+          </w:p>
+        </w:tc>
+      </w:tr>
+    </w:tbl>
+    <w:p>
+      <w:pPr>
+        <w:spacing w:after="60"/>
+      </w:pPr>
+    </w:p>
+    <w:p>
+      <w:pPr>
+        <w:keepNext/>
+        <w:spacing w:before="200" w:after="80"/>
+      </w:pPr>
+      <w:r>
+        <w:rPr>
+          <w:rFonts w:ascii="Times New Roman" w:hAnsi="Times New Roman"/>
+          <w:b/>
+          <w:color w:val="1E293B"/>
+          <w:sz w:val="21"/>
+        </w:rPr>
+        <w:t>4.2 Audio Behaviour Engine Telemetry</w:t>
       </w:r>
     </w:p>
     <w:p>
       <w:pPr>
-        <w:pStyle w:val="Heading2"/>
+        <w:spacing w:line="293" w:lineRule="auto" w:after="80"/>
+        <w:ind w:firstLine="288"/>
+        <w:jc w:val="both"/>
       </w:pPr>
       <w:r>
-        <w:t>4.2 Learnable Weighted Layer Pooling Mechanism</w:t>
+        <w:rPr>
+          <w:rFonts w:ascii="Times New Roman" w:hAnsi="Times New Roman"/>
+          <w:sz w:val="20"/>
+        </w:rPr>
+        <w:t>The Behaviour Engine calculates four primary continuous acoustic descriptors: (1) Syllabic Speaking Speed (R_speech = N_syl / T_active in syllables/second), (2) Pause Frequency and Silence Ratio (P_ratio = T_silence / T_total * 100%), (3) Vocal Energy Dynamics (RMS_dB = 20 * log10(RMS_t + eps)), and (4) Fundamental Frequency Intonation (F0) computed via the probabilistic YIN (pYIN) algorithm [29].</w:t>
       </w:r>
     </w:p>
     <w:p>
       <w:pPr>
-        <w:spacing w:line="276" w:lineRule="auto" w:after="120"/>
+        <w:keepNext/>
+        <w:spacing w:before="320" w:after="120"/>
       </w:pPr>
       <w:r>
-        <w:t>Standard fine-tuning protocols typically use only the final transformer layer L12 or apply uniform unweighted averaging across all layers. However, speech representations vary hierarchically: early layers capture acoustic structure, intermediate layers encode prosodic variations, and upper layers converge toward phonetic units [6], [24].</w:t>
-        <w:br/>
-        <w:br/>
-        <w:t>To learn the relative importance of each layer automatically, we implement Learnable Weighted Layer Pooling. Let H = [h1, h2, ..., hL] denote the sequence of frame-pooled hidden state vectors across all L = 12 transformer layers, where hi in R^D and D = 768. We introduce a learnable parameter vector w = [w1, w2, ..., wL]^T in R^L, initialized uniformly (wi = 0).</w:t>
-        <w:br/>
-        <w:br/>
-        <w:t>The normalized layer weights alpha = [alpha1, alpha2, ..., alphaL]^T are computed via the softmax function:</w:t>
-        <w:br/>
-        <w:t>alpha_i = exp(w_i) / sum_j exp(w_j), where sum_i alpha_i = 1 and alpha_i &gt; 0.</w:t>
-        <w:br/>
-        <w:br/>
-        <w:t>The pooled multi-layer representation is computed as: h_pool = sum_i alpha_i * h_i.</w:t>
-        <w:br/>
-        <w:t>The pooled vector h_pool is then passed through dropout (p = 0.3), a non-linear projection layer, and a classification layer. During backpropagation, gradients update the classification head, the layer weights w, and the transformer weights simultaneously.</w:t>
+        <w:rPr>
+          <w:rFonts w:ascii="Times New Roman" w:hAnsi="Times New Roman"/>
+          <w:b/>
+          <w:color w:val="0F172A"/>
+          <w:sz w:val="23"/>
+        </w:rPr>
+        <w:t>5. EXPERIMENTAL SETUP &amp; TRAINING PROTOCOLS</w:t>
       </w:r>
     </w:p>
     <w:p>
       <w:pPr>
-        <w:pStyle w:val="Heading2"/>
+        <w:spacing w:line="293" w:lineRule="auto" w:after="80"/>
+        <w:ind w:firstLine="288"/>
+        <w:jc w:val="both"/>
       </w:pPr>
       <w:r>
-        <w:t>4.3 Supervised CNN-BiLSTM Architecture for Indic Speech</w:t>
+        <w:rPr>
+          <w:rFonts w:ascii="Times New Roman" w:hAnsi="Times New Roman"/>
+          <w:sz w:val="20"/>
+        </w:rPr>
+        <w:t>Models were trained using the AdamW optimizer with Cosine Annealing learning rate schedules. Transformer backbones utilized a base learning rate of 1e-5 (frozen feature extractor) and head rate of 1e-3. The CNN-BiLSTM was optimized at 5e-4 with ReduceLROnPlateau. Class-weighted cross-entropy loss was applied to mitigate class imbalances:</w:t>
+      </w:r>
+    </w:p>
+    <w:tbl>
+      <w:tblPr>
+        <w:tblW w:type="auto" w:w="0"/>
+        <w:jc w:val="center"/>
+        <w:tblLayout w:type="fixed"/>
+        <w:tblLook w:firstColumn="1" w:firstRow="1" w:lastColumn="0" w:lastRow="0" w:noHBand="0" w:noVBand="1" w:val="04A0"/>
+      </w:tblPr>
+      <w:tblGrid>
+        <w:gridCol w:w="8352"/>
+        <w:gridCol w:w="1008"/>
+      </w:tblGrid>
+      <w:tr>
+        <w:tc>
+          <w:tcPr>
+            <w:tcW w:type="dxa" w:w="4680"/>
+          </w:tcPr>
+          <w:p>
+            <w:pPr>
+              <w:spacing w:before="60" w:after="60"/>
+              <w:jc w:val="center"/>
+            </w:pPr>
+            <w:r>
+              <w:rPr>
+                <w:rFonts w:ascii="Cambria Math" w:hAnsi="Cambria Math"/>
+                <w:i/>
+                <w:color w:val="0F172A"/>
+                <w:sz w:val="21"/>
+              </w:rPr>
+              <w:t>L_{CE} = - sum_{k=1}^K w_k * y_k * log(y_hat_k),   w_k = N_{total} / (K * N_k)</w:t>
+            </w:r>
+          </w:p>
+        </w:tc>
+        <w:tc>
+          <w:tcPr>
+            <w:tcW w:type="dxa" w:w="4680"/>
+          </w:tcPr>
+          <w:p>
+            <w:pPr>
+              <w:spacing w:before="60" w:after="60"/>
+              <w:jc w:val="right"/>
+            </w:pPr>
+            <w:r>
+              <w:rPr>
+                <w:rFonts w:ascii="Times New Roman" w:hAnsi="Times New Roman"/>
+                <w:color w:val="475569"/>
+                <w:sz w:val="20"/>
+              </w:rPr>
+              <w:t>(4)</w:t>
+            </w:r>
+          </w:p>
+        </w:tc>
+      </w:tr>
+    </w:tbl>
+    <w:p>
+      <w:pPr>
+        <w:spacing w:after="60"/>
+      </w:pPr>
+    </w:p>
+    <w:p>
+      <w:pPr>
+        <w:spacing w:line="293" w:lineRule="auto" w:after="80"/>
+        <w:ind w:firstLine="288"/>
+        <w:jc w:val="both"/>
+      </w:pPr>
+      <w:r>
+        <w:rPr>
+          <w:rFonts w:ascii="Times New Roman" w:hAnsi="Times New Roman"/>
+          <w:sz w:val="20"/>
+        </w:rPr>
+        <w:t>Models were evaluated using Overall Accuracy, Macro-Averaged F1-score, and Unweighted Average Recall (UAR) [13]:</w:t>
+      </w:r>
+    </w:p>
+    <w:tbl>
+      <w:tblPr>
+        <w:tblW w:type="auto" w:w="0"/>
+        <w:jc w:val="center"/>
+        <w:tblLayout w:type="fixed"/>
+        <w:tblLook w:firstColumn="1" w:firstRow="1" w:lastColumn="0" w:lastRow="0" w:noHBand="0" w:noVBand="1" w:val="04A0"/>
+      </w:tblPr>
+      <w:tblGrid>
+        <w:gridCol w:w="8352"/>
+        <w:gridCol w:w="1008"/>
+      </w:tblGrid>
+      <w:tr>
+        <w:tc>
+          <w:tcPr>
+            <w:tcW w:type="dxa" w:w="4680"/>
+          </w:tcPr>
+          <w:p>
+            <w:pPr>
+              <w:spacing w:before="60" w:after="60"/>
+              <w:jc w:val="center"/>
+            </w:pPr>
+            <w:r>
+              <w:rPr>
+                <w:rFonts w:ascii="Cambria Math" w:hAnsi="Cambria Math"/>
+                <w:i/>
+                <w:color w:val="0F172A"/>
+                <w:sz w:val="21"/>
+              </w:rPr>
+              <w:t>UAR = (1/K) sum_{k=1}^K ( TP_k / (TP_k + FN_k) )</w:t>
+            </w:r>
+          </w:p>
+        </w:tc>
+        <w:tc>
+          <w:tcPr>
+            <w:tcW w:type="dxa" w:w="4680"/>
+          </w:tcPr>
+          <w:p>
+            <w:pPr>
+              <w:spacing w:before="60" w:after="60"/>
+              <w:jc w:val="right"/>
+            </w:pPr>
+            <w:r>
+              <w:rPr>
+                <w:rFonts w:ascii="Times New Roman" w:hAnsi="Times New Roman"/>
+                <w:color w:val="475569"/>
+                <w:sz w:val="20"/>
+              </w:rPr>
+              <w:t>(5)</w:t>
+            </w:r>
+          </w:p>
+        </w:tc>
+      </w:tr>
+    </w:tbl>
+    <w:p>
+      <w:pPr>
+        <w:spacing w:after="60"/>
+      </w:pPr>
+    </w:p>
+    <w:p>
+      <w:pPr>
+        <w:keepNext/>
+        <w:spacing w:before="320" w:after="120"/>
+      </w:pPr>
+      <w:r>
+        <w:rPr>
+          <w:rFonts w:ascii="Times New Roman" w:hAnsi="Times New Roman"/>
+          <w:b/>
+          <w:color w:val="0F172A"/>
+          <w:sz w:val="23"/>
+        </w:rPr>
+        <w:t>6. MULTI-MODEL BENCHMARK RESULTS &amp; COMPARATIVE ANALYSIS</w:t>
       </w:r>
     </w:p>
     <w:p>
       <w:pPr>
-        <w:spacing w:line="276" w:lineRule="auto" w:after="120"/>
+        <w:keepNext/>
+        <w:spacing w:before="200" w:after="80"/>
       </w:pPr>
       <w:r>
-        <w:t>When sample sizes are modest, fine-tuning large transformers can lead to overfitting [2]. We therefore construct a targeted CNN-BiLSTM architecture:</w:t>
-        <w:br/>
-        <w:t>1. Convolutional Front-End: Two sequential 1D convolutional layers (Conv1D(40 -&gt; 64, k=5) with BatchNorm, ReLU, and MaxPool, followed by Conv1D(64 -&gt; 128, k=5) with BatchNorm, ReLU, and MaxPool) extract local spectral features.</w:t>
-        <w:br/>
-        <w:t>2. Bidirectional Contextualization: A 2-layer Bidirectional LSTM with 256 units per direction models temporal prosodic trajectories over time.</w:t>
-        <w:br/>
-        <w:t>3. Attention Pooling and Dense Projection: Temporal attention computes a context vector, which is projected through a 128-dimensional dense layer with Dropout (p = 0.4) to the 5-class softmax output.</w:t>
-      </w:r>
-    </w:p>
-    <w:p>
-      <w:pPr>
-        <w:pStyle w:val="Heading2"/>
-      </w:pPr>
-      <w:r>
-        <w:t>4.4 Audio Behaviour Analysis Engine</w:t>
-      </w:r>
-    </w:p>
-    <w:p>
-      <w:pPr>
-        <w:spacing w:line="276" w:lineRule="auto" w:after="200"/>
-      </w:pPr>
-      <w:r>
-        <w:t>In parallel with classification, our acoustic processing engine extracts objective behavioral metrics:</w:t>
-        <w:br/>
-        <w:t>1. Syllabic Speaking Speed: Syllable nuclei are detected using smoothed energy envelope peaks and vowel-onset spectral flux across active speech duration. Tempo is categorized as Slow (&lt; 2.2 syl/s), Normal (2.2 - 3.8 syl/s), or Fast (&gt; 3.8 syl/s).</w:t>
-        <w:br/>
-        <w:t>2. Pause Frequency and Silence Ratio: Using frame-level energy thresholding with Voice Activity Detection (threshold set to -35 dB relative to peak energy), contiguous non-speech regions &gt; 200 ms are classified as pauses.</w:t>
-        <w:br/>
-        <w:t>3. Vocal Energy Dynamics: Short-time Root-Mean-Square (RMS) energy is computed over frames of length N = 512. Loudness variability is measured through the standard deviation of frame-wise energy.</w:t>
-        <w:br/>
-        <w:t>4. Fundamental Frequency Intonation (F0): We employ the probabilistic YIN (pYIN) algorithm [29] to track fundamental pitch F0(t) across voiced frames within [50, 450] Hz.</w:t>
-      </w:r>
-    </w:p>
-    <w:p>
-      <w:pPr>
-        <w:pStyle w:val="Heading1"/>
-        <w:spacing w:before="280"/>
-      </w:pPr>
-      <w:r>
-        <w:t>5. Experimental Setup &amp; Training Protocols</w:t>
-      </w:r>
-    </w:p>
-    <w:p>
-      <w:pPr>
-        <w:spacing w:line="276" w:lineRule="auto" w:after="200"/>
-      </w:pPr>
-      <w:r>
-        <w:t>Models were trained using the AdamW optimizer (weight decay lambda = 0.01) with Cosine Annealing learning rate schedules. Transformer backbones utilized a base learning rate of 1e-5 and head rate of 1e-3. The CNN-BiLSTM was optimized at 5e-4 with ReduceLROnPlateau. Class-weighted cross-entropy loss was applied to mitigate class imbalances. Training and inference were executed on Apple Silicon Metal Performance Shaders (mps), yielding an average per-utterance latency of 38.4 ms. Models were evaluated using Overall Accuracy, Macro-Averaged F1-score, and Unweighted Average Recall (UAR).</w:t>
-      </w:r>
-    </w:p>
-    <w:p>
-      <w:pPr>
-        <w:pStyle w:val="Heading1"/>
-        <w:spacing w:before="280"/>
-      </w:pPr>
-      <w:r>
-        <w:t>6. Multi-Model Benchmark Results &amp; Comparative Analysis</w:t>
-      </w:r>
-    </w:p>
-    <w:p>
-      <w:pPr>
-        <w:pStyle w:val="Heading2"/>
-      </w:pPr>
-      <w:r>
+        <w:rPr>
+          <w:rFonts w:ascii="Times New Roman" w:hAnsi="Times New Roman"/>
+          <w:b/>
+          <w:color w:val="1E293B"/>
+          <w:sz w:val="21"/>
+        </w:rPr>
         <w:t>6.1 Multi-Corpus Universal Foundation Model</w:t>
       </w:r>
     </w:p>
     <w:p>
       <w:pPr>
-        <w:spacing w:line="276" w:lineRule="auto" w:after="160"/>
+        <w:spacing w:line="293" w:lineRule="auto" w:after="80"/>
+        <w:ind w:firstLine="288"/>
+        <w:jc w:val="both"/>
       </w:pPr>
       <w:r>
+        <w:rPr>
+          <w:rFonts w:ascii="Times New Roman" w:hAnsi="Times New Roman"/>
+          <w:sz w:val="20"/>
+        </w:rPr>
         <w:t>To evaluate whether a unified representation can generalize across diverse acoustic environments, accents, and recording conditions, a Universal HuBERT Model was trained on the combined 4-corpus dataset (121 speakers across CREMA-D, RAVDESS, SAVEE, and TESS) and evaluated against 1,701 unseen multi-corpus test utterances.</w:t>
         <w:br/>
         <w:br/>
         <w:t>Architecturally, this model employs a frozen self-supervised HuBERT-Base backbone (94.7M parameters) coupled with our Learnable Weighted Layer Pooling module and a linear classification head. Only 4,626 parameters were trained, representing approximately 0.005% of the total network parameters. Freezing the backbone avoids catastrophic forgetting of generic acoustic representations while providing an efficient linear probe evaluation of the pre-trained features across diverse corpora.</w:t>
+      </w:r>
+    </w:p>
+    <w:p>
+      <w:pPr>
+        <w:spacing w:before="160" w:after="60"/>
+        <w:jc w:val="center"/>
+      </w:pPr>
+      <w:r>
+        <w:rPr>
+          <w:rFonts w:ascii="Times New Roman" w:hAnsi="Times New Roman"/>
+          <w:b/>
+          <w:sz w:val="18"/>
+        </w:rPr>
+        <w:t>TABLE II: UNIVERSAL MULTI-CORPUS TEST LEADERBOARD (1,701 UNSEEN CLIPS)</w:t>
       </w:r>
     </w:p>
     <w:tbl>
@@ -1470,6 +2058,14 @@
         <w:tblW w:type="auto" w:w="0"/>
         <w:jc w:val="center"/>
         <w:tblLook w:firstColumn="1" w:firstRow="1" w:lastColumn="0" w:lastRow="0" w:noHBand="0" w:noVBand="1" w:val="04A0"/>
+        <w:tblBorders>
+          <w:top w:val="single" w:sz="14" w:space="0" w:color="0F172A"/>
+          <w:bottom w:val="single" w:sz="14" w:space="0" w:color="0F172A"/>
+          <w:insideH w:val="single" w:sz="4" w:space="0" w:color="E2E8F0"/>
+          <w:left w:val="none"/>
+          <w:right w:val="none"/>
+          <w:insideV w:val="none"/>
+        </w:tblBorders>
       </w:tblPr>
       <w:tblGrid>
         <w:gridCol w:w="1872"/>
@@ -1482,12 +2078,12 @@
         <w:tc>
           <w:tcPr>
             <w:tcW w:type="dxa" w:w="1872"/>
-            <w:shd w:fill="E2E8F0"/>
+            <w:shd w:fill="F1F5F9"/>
             <w:tcMar>
-              <w:top w:w="80" w:type="dxa"/>
-              <w:bottom w:w="80" w:type="dxa"/>
-              <w:left w:w="100" w:type="dxa"/>
-              <w:right w:w="100" w:type="dxa"/>
+              <w:top w:w="70" w:type="dxa"/>
+              <w:bottom w:w="70" w:type="dxa"/>
+              <w:left w:w="90" w:type="dxa"/>
+              <w:right w:w="90" w:type="dxa"/>
             </w:tcMar>
           </w:tcPr>
           <w:p>
@@ -1496,6 +2092,7 @@
             </w:pPr>
             <w:r>
               <w:rPr>
+                <w:rFonts w:ascii="Times New Roman" w:hAnsi="Times New Roman"/>
                 <w:b/>
                 <w:sz w:val="17"/>
               </w:rPr>
@@ -1506,12 +2103,12 @@
         <w:tc>
           <w:tcPr>
             <w:tcW w:type="dxa" w:w="1872"/>
-            <w:shd w:fill="E2E8F0"/>
+            <w:shd w:fill="F1F5F9"/>
             <w:tcMar>
-              <w:top w:w="80" w:type="dxa"/>
-              <w:bottom w:w="80" w:type="dxa"/>
-              <w:left w:w="100" w:type="dxa"/>
-              <w:right w:w="100" w:type="dxa"/>
+              <w:top w:w="70" w:type="dxa"/>
+              <w:bottom w:w="70" w:type="dxa"/>
+              <w:left w:w="90" w:type="dxa"/>
+              <w:right w:w="90" w:type="dxa"/>
             </w:tcMar>
           </w:tcPr>
           <w:p>
@@ -1520,6 +2117,7 @@
             </w:pPr>
             <w:r>
               <w:rPr>
+                <w:rFonts w:ascii="Times New Roman" w:hAnsi="Times New Roman"/>
                 <w:b/>
                 <w:sz w:val="17"/>
               </w:rPr>
@@ -1530,12 +2128,12 @@
         <w:tc>
           <w:tcPr>
             <w:tcW w:type="dxa" w:w="1872"/>
-            <w:shd w:fill="E2E8F0"/>
+            <w:shd w:fill="F1F5F9"/>
             <w:tcMar>
-              <w:top w:w="80" w:type="dxa"/>
-              <w:bottom w:w="80" w:type="dxa"/>
-              <w:left w:w="100" w:type="dxa"/>
-              <w:right w:w="100" w:type="dxa"/>
+              <w:top w:w="70" w:type="dxa"/>
+              <w:bottom w:w="70" w:type="dxa"/>
+              <w:left w:w="90" w:type="dxa"/>
+              <w:right w:w="90" w:type="dxa"/>
             </w:tcMar>
           </w:tcPr>
           <w:p>
@@ -1544,6 +2142,7 @@
             </w:pPr>
             <w:r>
               <w:rPr>
+                <w:rFonts w:ascii="Times New Roman" w:hAnsi="Times New Roman"/>
                 <w:b/>
                 <w:sz w:val="17"/>
               </w:rPr>
@@ -1554,12 +2153,12 @@
         <w:tc>
           <w:tcPr>
             <w:tcW w:type="dxa" w:w="1872"/>
-            <w:shd w:fill="E2E8F0"/>
+            <w:shd w:fill="F1F5F9"/>
             <w:tcMar>
-              <w:top w:w="80" w:type="dxa"/>
-              <w:bottom w:w="80" w:type="dxa"/>
-              <w:left w:w="100" w:type="dxa"/>
-              <w:right w:w="100" w:type="dxa"/>
+              <w:top w:w="70" w:type="dxa"/>
+              <w:bottom w:w="70" w:type="dxa"/>
+              <w:left w:w="90" w:type="dxa"/>
+              <w:right w:w="90" w:type="dxa"/>
             </w:tcMar>
           </w:tcPr>
           <w:p>
@@ -1568,6 +2167,7 @@
             </w:pPr>
             <w:r>
               <w:rPr>
+                <w:rFonts w:ascii="Times New Roman" w:hAnsi="Times New Roman"/>
                 <w:b/>
                 <w:sz w:val="17"/>
               </w:rPr>
@@ -1578,12 +2178,12 @@
         <w:tc>
           <w:tcPr>
             <w:tcW w:type="dxa" w:w="1872"/>
-            <w:shd w:fill="E2E8F0"/>
+            <w:shd w:fill="F1F5F9"/>
             <w:tcMar>
-              <w:top w:w="80" w:type="dxa"/>
-              <w:bottom w:w="80" w:type="dxa"/>
-              <w:left w:w="100" w:type="dxa"/>
-              <w:right w:w="100" w:type="dxa"/>
+              <w:top w:w="70" w:type="dxa"/>
+              <w:bottom w:w="70" w:type="dxa"/>
+              <w:left w:w="90" w:type="dxa"/>
+              <w:right w:w="90" w:type="dxa"/>
             </w:tcMar>
           </w:tcPr>
           <w:p>
@@ -1592,6 +2192,7 @@
             </w:pPr>
             <w:r>
               <w:rPr>
+                <w:rFonts w:ascii="Times New Roman" w:hAnsi="Times New Roman"/>
                 <w:b/>
                 <w:sz w:val="17"/>
               </w:rPr>
@@ -1604,12 +2205,11 @@
         <w:tc>
           <w:tcPr>
             <w:tcW w:type="dxa" w:w="1872"/>
-            <w:shd w:fill="F1F5F9"/>
             <w:tcMar>
-              <w:top w:w="80" w:type="dxa"/>
-              <w:bottom w:w="80" w:type="dxa"/>
-              <w:left w:w="100" w:type="dxa"/>
-              <w:right w:w="100" w:type="dxa"/>
+              <w:top w:w="70" w:type="dxa"/>
+              <w:bottom w:w="70" w:type="dxa"/>
+              <w:left w:w="90" w:type="dxa"/>
+              <w:right w:w="90" w:type="dxa"/>
             </w:tcMar>
           </w:tcPr>
           <w:p>
@@ -1618,6 +2218,7 @@
             </w:pPr>
             <w:r>
               <w:rPr>
+                <w:rFonts w:ascii="Times New Roman" w:hAnsi="Times New Roman"/>
                 <w:b/>
                 <w:sz w:val="17"/>
               </w:rPr>
@@ -1628,12 +2229,11 @@
         <w:tc>
           <w:tcPr>
             <w:tcW w:type="dxa" w:w="1872"/>
-            <w:shd w:fill="F1F5F9"/>
             <w:tcMar>
-              <w:top w:w="80" w:type="dxa"/>
-              <w:bottom w:w="80" w:type="dxa"/>
-              <w:left w:w="100" w:type="dxa"/>
-              <w:right w:w="100" w:type="dxa"/>
+              <w:top w:w="70" w:type="dxa"/>
+              <w:bottom w:w="70" w:type="dxa"/>
+              <w:left w:w="90" w:type="dxa"/>
+              <w:right w:w="90" w:type="dxa"/>
             </w:tcMar>
           </w:tcPr>
           <w:p>
@@ -1642,6 +2242,7 @@
             </w:pPr>
             <w:r>
               <w:rPr>
+                <w:rFonts w:ascii="Times New Roman" w:hAnsi="Times New Roman"/>
                 <w:b/>
                 <w:sz w:val="17"/>
               </w:rPr>
@@ -1652,12 +2253,11 @@
         <w:tc>
           <w:tcPr>
             <w:tcW w:type="dxa" w:w="1872"/>
-            <w:shd w:fill="F1F5F9"/>
             <w:tcMar>
-              <w:top w:w="80" w:type="dxa"/>
-              <w:bottom w:w="80" w:type="dxa"/>
-              <w:left w:w="100" w:type="dxa"/>
-              <w:right w:w="100" w:type="dxa"/>
+              <w:top w:w="70" w:type="dxa"/>
+              <w:bottom w:w="70" w:type="dxa"/>
+              <w:left w:w="90" w:type="dxa"/>
+              <w:right w:w="90" w:type="dxa"/>
             </w:tcMar>
           </w:tcPr>
           <w:p>
@@ -1666,6 +2266,7 @@
             </w:pPr>
             <w:r>
               <w:rPr>
+                <w:rFonts w:ascii="Times New Roman" w:hAnsi="Times New Roman"/>
                 <w:b/>
                 <w:sz w:val="17"/>
               </w:rPr>
@@ -1676,12 +2277,11 @@
         <w:tc>
           <w:tcPr>
             <w:tcW w:type="dxa" w:w="1872"/>
-            <w:shd w:fill="F1F5F9"/>
             <w:tcMar>
-              <w:top w:w="80" w:type="dxa"/>
-              <w:bottom w:w="80" w:type="dxa"/>
-              <w:left w:w="100" w:type="dxa"/>
-              <w:right w:w="100" w:type="dxa"/>
+              <w:top w:w="70" w:type="dxa"/>
+              <w:bottom w:w="70" w:type="dxa"/>
+              <w:left w:w="90" w:type="dxa"/>
+              <w:right w:w="90" w:type="dxa"/>
             </w:tcMar>
           </w:tcPr>
           <w:p>
@@ -1690,6 +2290,7 @@
             </w:pPr>
             <w:r>
               <w:rPr>
+                <w:rFonts w:ascii="Times New Roman" w:hAnsi="Times New Roman"/>
                 <w:b/>
                 <w:sz w:val="17"/>
               </w:rPr>
@@ -1700,12 +2301,11 @@
         <w:tc>
           <w:tcPr>
             <w:tcW w:type="dxa" w:w="1872"/>
-            <w:shd w:fill="F1F5F9"/>
             <w:tcMar>
-              <w:top w:w="80" w:type="dxa"/>
-              <w:bottom w:w="80" w:type="dxa"/>
-              <w:left w:w="100" w:type="dxa"/>
-              <w:right w:w="100" w:type="dxa"/>
+              <w:top w:w="70" w:type="dxa"/>
+              <w:bottom w:w="70" w:type="dxa"/>
+              <w:left w:w="90" w:type="dxa"/>
+              <w:right w:w="90" w:type="dxa"/>
             </w:tcMar>
           </w:tcPr>
           <w:p>
@@ -1714,6 +2314,7 @@
             </w:pPr>
             <w:r>
               <w:rPr>
+                <w:rFonts w:ascii="Times New Roman" w:hAnsi="Times New Roman"/>
                 <w:b/>
                 <w:sz w:val="17"/>
               </w:rPr>
@@ -1727,10 +2328,10 @@
           <w:tcPr>
             <w:tcW w:type="dxa" w:w="1872"/>
             <w:tcMar>
-              <w:top w:w="80" w:type="dxa"/>
-              <w:bottom w:w="80" w:type="dxa"/>
-              <w:left w:w="100" w:type="dxa"/>
-              <w:right w:w="100" w:type="dxa"/>
+              <w:top w:w="70" w:type="dxa"/>
+              <w:bottom w:w="70" w:type="dxa"/>
+              <w:left w:w="90" w:type="dxa"/>
+              <w:right w:w="90" w:type="dxa"/>
             </w:tcMar>
           </w:tcPr>
           <w:p>
@@ -1739,6 +2340,7 @@
             </w:pPr>
             <w:r>
               <w:rPr>
+                <w:rFonts w:ascii="Times New Roman" w:hAnsi="Times New Roman"/>
                 <w:sz w:val="17"/>
               </w:rPr>
               <w:t>Soft-Voting Multi-Corpus Ensemble</w:t>
@@ -1749,10 +2351,10 @@
           <w:tcPr>
             <w:tcW w:type="dxa" w:w="1872"/>
             <w:tcMar>
-              <w:top w:w="80" w:type="dxa"/>
-              <w:bottom w:w="80" w:type="dxa"/>
-              <w:left w:w="100" w:type="dxa"/>
-              <w:right w:w="100" w:type="dxa"/>
+              <w:top w:w="70" w:type="dxa"/>
+              <w:bottom w:w="70" w:type="dxa"/>
+              <w:left w:w="90" w:type="dxa"/>
+              <w:right w:w="90" w:type="dxa"/>
             </w:tcMar>
           </w:tcPr>
           <w:p>
@@ -1761,6 +2363,7 @@
             </w:pPr>
             <w:r>
               <w:rPr>
+                <w:rFonts w:ascii="Times New Roman" w:hAnsi="Times New Roman"/>
                 <w:sz w:val="17"/>
               </w:rPr>
               <w:t>67.43%</w:t>
@@ -1771,10 +2374,10 @@
           <w:tcPr>
             <w:tcW w:type="dxa" w:w="1872"/>
             <w:tcMar>
-              <w:top w:w="80" w:type="dxa"/>
-              <w:bottom w:w="80" w:type="dxa"/>
-              <w:left w:w="100" w:type="dxa"/>
-              <w:right w:w="100" w:type="dxa"/>
+              <w:top w:w="70" w:type="dxa"/>
+              <w:bottom w:w="70" w:type="dxa"/>
+              <w:left w:w="90" w:type="dxa"/>
+              <w:right w:w="90" w:type="dxa"/>
             </w:tcMar>
           </w:tcPr>
           <w:p>
@@ -1783,6 +2386,7 @@
             </w:pPr>
             <w:r>
               <w:rPr>
+                <w:rFonts w:ascii="Times New Roman" w:hAnsi="Times New Roman"/>
                 <w:sz w:val="17"/>
               </w:rPr>
               <w:t>0.6692</w:t>
@@ -1793,10 +2397,10 @@
           <w:tcPr>
             <w:tcW w:type="dxa" w:w="1872"/>
             <w:tcMar>
-              <w:top w:w="80" w:type="dxa"/>
-              <w:bottom w:w="80" w:type="dxa"/>
-              <w:left w:w="100" w:type="dxa"/>
-              <w:right w:w="100" w:type="dxa"/>
+              <w:top w:w="70" w:type="dxa"/>
+              <w:bottom w:w="70" w:type="dxa"/>
+              <w:left w:w="90" w:type="dxa"/>
+              <w:right w:w="90" w:type="dxa"/>
             </w:tcMar>
           </w:tcPr>
           <w:p>
@@ -1805,6 +2409,7 @@
             </w:pPr>
             <w:r>
               <w:rPr>
+                <w:rFonts w:ascii="Times New Roman" w:hAnsi="Times New Roman"/>
                 <w:sz w:val="17"/>
               </w:rPr>
               <w:t>67.80%</w:t>
@@ -1815,10 +2420,10 @@
           <w:tcPr>
             <w:tcW w:type="dxa" w:w="1872"/>
             <w:tcMar>
-              <w:top w:w="80" w:type="dxa"/>
-              <w:bottom w:w="80" w:type="dxa"/>
-              <w:left w:w="100" w:type="dxa"/>
-              <w:right w:w="100" w:type="dxa"/>
+              <w:top w:w="70" w:type="dxa"/>
+              <w:bottom w:w="70" w:type="dxa"/>
+              <w:left w:w="90" w:type="dxa"/>
+              <w:right w:w="90" w:type="dxa"/>
             </w:tcMar>
           </w:tcPr>
           <w:p>
@@ -1827,123 +2432,7 @@
             </w:pPr>
             <w:r>
               <w:rPr>
-                <w:sz w:val="17"/>
-              </w:rPr>
-              <w:t>16.67%</w:t>
-            </w:r>
-          </w:p>
-        </w:tc>
-      </w:tr>
-      <w:tr>
-        <w:tc>
-          <w:tcPr>
-            <w:tcW w:type="dxa" w:w="1872"/>
-            <w:shd w:fill="F8FAFC"/>
-            <w:tcMar>
-              <w:top w:w="80" w:type="dxa"/>
-              <w:bottom w:w="80" w:type="dxa"/>
-              <w:left w:w="100" w:type="dxa"/>
-              <w:right w:w="100" w:type="dxa"/>
-            </w:tcMar>
-          </w:tcPr>
-          <w:p>
-            <w:pPr>
-              <w:spacing w:before="60" w:after="60"/>
-            </w:pPr>
-            <w:r>
-              <w:rPr>
-                <w:sz w:val="17"/>
-              </w:rPr>
-              <w:t>Wav2Vec2 Base (Direct Combined)</w:t>
-            </w:r>
-          </w:p>
-        </w:tc>
-        <w:tc>
-          <w:tcPr>
-            <w:tcW w:type="dxa" w:w="1872"/>
-            <w:shd w:fill="F8FAFC"/>
-            <w:tcMar>
-              <w:top w:w="80" w:type="dxa"/>
-              <w:bottom w:w="80" w:type="dxa"/>
-              <w:left w:w="100" w:type="dxa"/>
-              <w:right w:w="100" w:type="dxa"/>
-            </w:tcMar>
-          </w:tcPr>
-          <w:p>
-            <w:pPr>
-              <w:spacing w:before="60" w:after="60"/>
-            </w:pPr>
-            <w:r>
-              <w:rPr>
-                <w:sz w:val="17"/>
-              </w:rPr>
-              <w:t>63.26%</w:t>
-            </w:r>
-          </w:p>
-        </w:tc>
-        <w:tc>
-          <w:tcPr>
-            <w:tcW w:type="dxa" w:w="1872"/>
-            <w:shd w:fill="F8FAFC"/>
-            <w:tcMar>
-              <w:top w:w="80" w:type="dxa"/>
-              <w:bottom w:w="80" w:type="dxa"/>
-              <w:left w:w="100" w:type="dxa"/>
-              <w:right w:w="100" w:type="dxa"/>
-            </w:tcMar>
-          </w:tcPr>
-          <w:p>
-            <w:pPr>
-              <w:spacing w:before="60" w:after="60"/>
-            </w:pPr>
-            <w:r>
-              <w:rPr>
-                <w:sz w:val="17"/>
-              </w:rPr>
-              <w:t>0.6215</w:t>
-            </w:r>
-          </w:p>
-        </w:tc>
-        <w:tc>
-          <w:tcPr>
-            <w:tcW w:type="dxa" w:w="1872"/>
-            <w:shd w:fill="F8FAFC"/>
-            <w:tcMar>
-              <w:top w:w="80" w:type="dxa"/>
-              <w:bottom w:w="80" w:type="dxa"/>
-              <w:left w:w="100" w:type="dxa"/>
-              <w:right w:w="100" w:type="dxa"/>
-            </w:tcMar>
-          </w:tcPr>
-          <w:p>
-            <w:pPr>
-              <w:spacing w:before="60" w:after="60"/>
-            </w:pPr>
-            <w:r>
-              <w:rPr>
-                <w:sz w:val="17"/>
-              </w:rPr>
-              <w:t>63.50%</w:t>
-            </w:r>
-          </w:p>
-        </w:tc>
-        <w:tc>
-          <w:tcPr>
-            <w:tcW w:type="dxa" w:w="1872"/>
-            <w:shd w:fill="F8FAFC"/>
-            <w:tcMar>
-              <w:top w:w="80" w:type="dxa"/>
-              <w:bottom w:w="80" w:type="dxa"/>
-              <w:left w:w="100" w:type="dxa"/>
-              <w:right w:w="100" w:type="dxa"/>
-            </w:tcMar>
-          </w:tcPr>
-          <w:p>
-            <w:pPr>
-              <w:spacing w:before="60" w:after="60"/>
-            </w:pPr>
-            <w:r>
-              <w:rPr>
+                <w:rFonts w:ascii="Times New Roman" w:hAnsi="Times New Roman"/>
                 <w:sz w:val="17"/>
               </w:rPr>
               <w:t>16.67%</w:t>
@@ -1956,10 +2445,10 @@
           <w:tcPr>
             <w:tcW w:type="dxa" w:w="1872"/>
             <w:tcMar>
-              <w:top w:w="80" w:type="dxa"/>
-              <w:bottom w:w="80" w:type="dxa"/>
-              <w:left w:w="100" w:type="dxa"/>
-              <w:right w:w="100" w:type="dxa"/>
+              <w:top w:w="70" w:type="dxa"/>
+              <w:bottom w:w="70" w:type="dxa"/>
+              <w:left w:w="90" w:type="dxa"/>
+              <w:right w:w="90" w:type="dxa"/>
             </w:tcMar>
           </w:tcPr>
           <w:p>
@@ -1968,9 +2457,10 @@
             </w:pPr>
             <w:r>
               <w:rPr>
+                <w:rFonts w:ascii="Times New Roman" w:hAnsi="Times New Roman"/>
                 <w:sz w:val="17"/>
               </w:rPr>
-              <w:t>MFCC + LSTM Multi-Corpus Baseline</w:t>
+              <w:t>Wav2Vec2 Base (Direct Combined)</w:t>
             </w:r>
           </w:p>
         </w:tc>
@@ -1978,10 +2468,10 @@
           <w:tcPr>
             <w:tcW w:type="dxa" w:w="1872"/>
             <w:tcMar>
-              <w:top w:w="80" w:type="dxa"/>
-              <w:bottom w:w="80" w:type="dxa"/>
-              <w:left w:w="100" w:type="dxa"/>
-              <w:right w:w="100" w:type="dxa"/>
+              <w:top w:w="70" w:type="dxa"/>
+              <w:bottom w:w="70" w:type="dxa"/>
+              <w:left w:w="90" w:type="dxa"/>
+              <w:right w:w="90" w:type="dxa"/>
             </w:tcMar>
           </w:tcPr>
           <w:p>
@@ -1990,9 +2480,10 @@
             </w:pPr>
             <w:r>
               <w:rPr>
+                <w:rFonts w:ascii="Times New Roman" w:hAnsi="Times New Roman"/>
                 <w:sz w:val="17"/>
               </w:rPr>
-              <w:t>44.15%</w:t>
+              <w:t>63.26%</w:t>
             </w:r>
           </w:p>
         </w:tc>
@@ -2000,10 +2491,10 @@
           <w:tcPr>
             <w:tcW w:type="dxa" w:w="1872"/>
             <w:tcMar>
-              <w:top w:w="80" w:type="dxa"/>
-              <w:bottom w:w="80" w:type="dxa"/>
-              <w:left w:w="100" w:type="dxa"/>
-              <w:right w:w="100" w:type="dxa"/>
+              <w:top w:w="70" w:type="dxa"/>
+              <w:bottom w:w="70" w:type="dxa"/>
+              <w:left w:w="90" w:type="dxa"/>
+              <w:right w:w="90" w:type="dxa"/>
             </w:tcMar>
           </w:tcPr>
           <w:p>
@@ -2012,9 +2503,10 @@
             </w:pPr>
             <w:r>
               <w:rPr>
+                <w:rFonts w:ascii="Times New Roman" w:hAnsi="Times New Roman"/>
                 <w:sz w:val="17"/>
               </w:rPr>
-              <w:t>0.4120</w:t>
+              <w:t>0.6215</w:t>
             </w:r>
           </w:p>
         </w:tc>
@@ -2022,10 +2514,10 @@
           <w:tcPr>
             <w:tcW w:type="dxa" w:w="1872"/>
             <w:tcMar>
-              <w:top w:w="80" w:type="dxa"/>
-              <w:bottom w:w="80" w:type="dxa"/>
-              <w:left w:w="100" w:type="dxa"/>
-              <w:right w:w="100" w:type="dxa"/>
+              <w:top w:w="70" w:type="dxa"/>
+              <w:bottom w:w="70" w:type="dxa"/>
+              <w:left w:w="90" w:type="dxa"/>
+              <w:right w:w="90" w:type="dxa"/>
             </w:tcMar>
           </w:tcPr>
           <w:p>
@@ -2034,9 +2526,10 @@
             </w:pPr>
             <w:r>
               <w:rPr>
+                <w:rFonts w:ascii="Times New Roman" w:hAnsi="Times New Roman"/>
                 <w:sz w:val="17"/>
               </w:rPr>
-              <w:t>43.82%</w:t>
+              <w:t>63.50%</w:t>
             </w:r>
           </w:p>
         </w:tc>
@@ -2044,10 +2537,10 @@
           <w:tcPr>
             <w:tcW w:type="dxa" w:w="1872"/>
             <w:tcMar>
-              <w:top w:w="80" w:type="dxa"/>
-              <w:bottom w:w="80" w:type="dxa"/>
-              <w:left w:w="100" w:type="dxa"/>
-              <w:right w:w="100" w:type="dxa"/>
+              <w:top w:w="70" w:type="dxa"/>
+              <w:bottom w:w="70" w:type="dxa"/>
+              <w:left w:w="90" w:type="dxa"/>
+              <w:right w:w="90" w:type="dxa"/>
             </w:tcMar>
           </w:tcPr>
           <w:p>
@@ -2056,6 +2549,7 @@
             </w:pPr>
             <w:r>
               <w:rPr>
+                <w:rFonts w:ascii="Times New Roman" w:hAnsi="Times New Roman"/>
                 <w:sz w:val="17"/>
               </w:rPr>
               <w:t>16.67%</w:t>
@@ -2067,12 +2561,11 @@
         <w:tc>
           <w:tcPr>
             <w:tcW w:type="dxa" w:w="1872"/>
-            <w:shd w:fill="F8FAFC"/>
             <w:tcMar>
-              <w:top w:w="80" w:type="dxa"/>
-              <w:bottom w:w="80" w:type="dxa"/>
-              <w:left w:w="100" w:type="dxa"/>
-              <w:right w:w="100" w:type="dxa"/>
+              <w:top w:w="70" w:type="dxa"/>
+              <w:bottom w:w="70" w:type="dxa"/>
+              <w:left w:w="90" w:type="dxa"/>
+              <w:right w:w="90" w:type="dxa"/>
             </w:tcMar>
           </w:tcPr>
           <w:p>
@@ -2081,6 +2574,124 @@
             </w:pPr>
             <w:r>
               <w:rPr>
+                <w:rFonts w:ascii="Times New Roman" w:hAnsi="Times New Roman"/>
+                <w:sz w:val="17"/>
+              </w:rPr>
+              <w:t>MFCC + LSTM Multi-Corpus Baseline</w:t>
+            </w:r>
+          </w:p>
+        </w:tc>
+        <w:tc>
+          <w:tcPr>
+            <w:tcW w:type="dxa" w:w="1872"/>
+            <w:tcMar>
+              <w:top w:w="70" w:type="dxa"/>
+              <w:bottom w:w="70" w:type="dxa"/>
+              <w:left w:w="90" w:type="dxa"/>
+              <w:right w:w="90" w:type="dxa"/>
+            </w:tcMar>
+          </w:tcPr>
+          <w:p>
+            <w:pPr>
+              <w:spacing w:before="60" w:after="60"/>
+            </w:pPr>
+            <w:r>
+              <w:rPr>
+                <w:rFonts w:ascii="Times New Roman" w:hAnsi="Times New Roman"/>
+                <w:sz w:val="17"/>
+              </w:rPr>
+              <w:t>44.15%</w:t>
+            </w:r>
+          </w:p>
+        </w:tc>
+        <w:tc>
+          <w:tcPr>
+            <w:tcW w:type="dxa" w:w="1872"/>
+            <w:tcMar>
+              <w:top w:w="70" w:type="dxa"/>
+              <w:bottom w:w="70" w:type="dxa"/>
+              <w:left w:w="90" w:type="dxa"/>
+              <w:right w:w="90" w:type="dxa"/>
+            </w:tcMar>
+          </w:tcPr>
+          <w:p>
+            <w:pPr>
+              <w:spacing w:before="60" w:after="60"/>
+            </w:pPr>
+            <w:r>
+              <w:rPr>
+                <w:rFonts w:ascii="Times New Roman" w:hAnsi="Times New Roman"/>
+                <w:sz w:val="17"/>
+              </w:rPr>
+              <w:t>0.4120</w:t>
+            </w:r>
+          </w:p>
+        </w:tc>
+        <w:tc>
+          <w:tcPr>
+            <w:tcW w:type="dxa" w:w="1872"/>
+            <w:tcMar>
+              <w:top w:w="70" w:type="dxa"/>
+              <w:bottom w:w="70" w:type="dxa"/>
+              <w:left w:w="90" w:type="dxa"/>
+              <w:right w:w="90" w:type="dxa"/>
+            </w:tcMar>
+          </w:tcPr>
+          <w:p>
+            <w:pPr>
+              <w:spacing w:before="60" w:after="60"/>
+            </w:pPr>
+            <w:r>
+              <w:rPr>
+                <w:rFonts w:ascii="Times New Roman" w:hAnsi="Times New Roman"/>
+                <w:sz w:val="17"/>
+              </w:rPr>
+              <w:t>43.82%</w:t>
+            </w:r>
+          </w:p>
+        </w:tc>
+        <w:tc>
+          <w:tcPr>
+            <w:tcW w:type="dxa" w:w="1872"/>
+            <w:tcMar>
+              <w:top w:w="70" w:type="dxa"/>
+              <w:bottom w:w="70" w:type="dxa"/>
+              <w:left w:w="90" w:type="dxa"/>
+              <w:right w:w="90" w:type="dxa"/>
+            </w:tcMar>
+          </w:tcPr>
+          <w:p>
+            <w:pPr>
+              <w:spacing w:before="60" w:after="60"/>
+            </w:pPr>
+            <w:r>
+              <w:rPr>
+                <w:rFonts w:ascii="Times New Roman" w:hAnsi="Times New Roman"/>
+                <w:sz w:val="17"/>
+              </w:rPr>
+              <w:t>16.67%</w:t>
+            </w:r>
+          </w:p>
+        </w:tc>
+      </w:tr>
+      <w:tr>
+        <w:tc>
+          <w:tcPr>
+            <w:tcW w:type="dxa" w:w="1872"/>
+            <w:tcMar>
+              <w:top w:w="70" w:type="dxa"/>
+              <w:bottom w:w="70" w:type="dxa"/>
+              <w:left w:w="90" w:type="dxa"/>
+              <w:right w:w="90" w:type="dxa"/>
+            </w:tcMar>
+          </w:tcPr>
+          <w:p>
+            <w:pPr>
+              <w:spacing w:before="60" w:after="60"/>
+            </w:pPr>
+            <w:r>
+              <w:rPr>
+                <w:rFonts w:ascii="Times New Roman" w:hAnsi="Times New Roman"/>
                 <w:sz w:val="17"/>
               </w:rPr>
               <w:t>Random Chance Baseline</w:t>
@@ -2090,12 +2701,11 @@
         <w:tc>
           <w:tcPr>
             <w:tcW w:type="dxa" w:w="1872"/>
-            <w:shd w:fill="F8FAFC"/>
             <w:tcMar>
-              <w:top w:w="80" w:type="dxa"/>
-              <w:bottom w:w="80" w:type="dxa"/>
-              <w:left w:w="100" w:type="dxa"/>
-              <w:right w:w="100" w:type="dxa"/>
+              <w:top w:w="70" w:type="dxa"/>
+              <w:bottom w:w="70" w:type="dxa"/>
+              <w:left w:w="90" w:type="dxa"/>
+              <w:right w:w="90" w:type="dxa"/>
             </w:tcMar>
           </w:tcPr>
           <w:p>
@@ -2104,6 +2714,7 @@
             </w:pPr>
             <w:r>
               <w:rPr>
+                <w:rFonts w:ascii="Times New Roman" w:hAnsi="Times New Roman"/>
                 <w:sz w:val="17"/>
               </w:rPr>
               <w:t>16.67%</w:t>
@@ -2113,12 +2724,11 @@
         <w:tc>
           <w:tcPr>
             <w:tcW w:type="dxa" w:w="1872"/>
-            <w:shd w:fill="F8FAFC"/>
             <w:tcMar>
-              <w:top w:w="80" w:type="dxa"/>
-              <w:bottom w:w="80" w:type="dxa"/>
-              <w:left w:w="100" w:type="dxa"/>
-              <w:right w:w="100" w:type="dxa"/>
+              <w:top w:w="70" w:type="dxa"/>
+              <w:bottom w:w="70" w:type="dxa"/>
+              <w:left w:w="90" w:type="dxa"/>
+              <w:right w:w="90" w:type="dxa"/>
             </w:tcMar>
           </w:tcPr>
           <w:p>
@@ -2127,6 +2737,7 @@
             </w:pPr>
             <w:r>
               <w:rPr>
+                <w:rFonts w:ascii="Times New Roman" w:hAnsi="Times New Roman"/>
                 <w:sz w:val="17"/>
               </w:rPr>
               <w:t>0.1667</w:t>
@@ -2136,12 +2747,11 @@
         <w:tc>
           <w:tcPr>
             <w:tcW w:type="dxa" w:w="1872"/>
-            <w:shd w:fill="F8FAFC"/>
             <w:tcMar>
-              <w:top w:w="80" w:type="dxa"/>
-              <w:bottom w:w="80" w:type="dxa"/>
-              <w:left w:w="100" w:type="dxa"/>
-              <w:right w:w="100" w:type="dxa"/>
+              <w:top w:w="70" w:type="dxa"/>
+              <w:bottom w:w="70" w:type="dxa"/>
+              <w:left w:w="90" w:type="dxa"/>
+              <w:right w:w="90" w:type="dxa"/>
             </w:tcMar>
           </w:tcPr>
           <w:p>
@@ -2150,6 +2760,7 @@
             </w:pPr>
             <w:r>
               <w:rPr>
+                <w:rFonts w:ascii="Times New Roman" w:hAnsi="Times New Roman"/>
                 <w:sz w:val="17"/>
               </w:rPr>
               <w:t>16.67%</w:t>
@@ -2159,12 +2770,11 @@
         <w:tc>
           <w:tcPr>
             <w:tcW w:type="dxa" w:w="1872"/>
-            <w:shd w:fill="F8FAFC"/>
             <w:tcMar>
-              <w:top w:w="80" w:type="dxa"/>
-              <w:bottom w:w="80" w:type="dxa"/>
-              <w:left w:w="100" w:type="dxa"/>
-              <w:right w:w="100" w:type="dxa"/>
+              <w:top w:w="70" w:type="dxa"/>
+              <w:bottom w:w="70" w:type="dxa"/>
+              <w:left w:w="90" w:type="dxa"/>
+              <w:right w:w="90" w:type="dxa"/>
             </w:tcMar>
           </w:tcPr>
           <w:p>
@@ -2173,6 +2783,7 @@
             </w:pPr>
             <w:r>
               <w:rPr>
+                <w:rFonts w:ascii="Times New Roman" w:hAnsi="Times New Roman"/>
                 <w:sz w:val="17"/>
               </w:rPr>
               <w:t>16.67%</w:t>
@@ -2188,6 +2799,7 @@
     </w:p>
     <w:p>
       <w:pPr>
+        <w:spacing w:before="200" w:after="80"/>
         <w:jc w:val="center"/>
       </w:pPr>
       <w:r>
@@ -2206,7 +2818,7 @@
                     <pic:cNvPicPr/>
                   </pic:nvPicPr>
                   <pic:blipFill>
-                    <a:blip r:embed="rId10"/>
+                    <a:blip r:embed="rId12"/>
                     <a:stretch>
                       <a:fillRect/>
                     </a:stretch>
@@ -2228,85 +2840,130 @@
     <w:p>
       <w:pPr>
         <w:spacing w:after="240"/>
+        <w:ind w:left="576" w:right="576"/>
         <w:jc w:val="center"/>
       </w:pPr>
       <w:r>
         <w:rPr>
-          <w:b/>
-          <w:color w:val="475569"/>
-          <w:sz w:val="19"/>
+          <w:rFonts w:ascii="Times New Roman" w:hAnsi="Times New Roman"/>
+          <w:i/>
+          <w:color w:val="334155"/>
+          <w:sz w:val="18"/>
         </w:rPr>
-        <w:t>Figure 3: Benchmark Test Performance Across All Five Corpora and Multi-Corpus Evaluation.</w:t>
+        <w:t>Figure 2: Multi-Corpus Benchmark Leaderboard Across Evaluated Speech Corpora.</w:t>
       </w:r>
     </w:p>
     <w:p>
       <w:pPr>
-        <w:pStyle w:val="Heading2"/>
+        <w:keepNext/>
+        <w:spacing w:before="200" w:after="80"/>
       </w:pPr>
       <w:r>
+        <w:rPr>
+          <w:rFonts w:ascii="Times New Roman" w:hAnsi="Times New Roman"/>
+          <w:b/>
+          <w:color w:val="1E293B"/>
+          <w:sz w:val="21"/>
+        </w:rPr>
         <w:t>6.2 In-Domain Multi-Corpus Summary &amp; Architectural Ablations</w:t>
       </w:r>
     </w:p>
     <w:p>
       <w:pPr>
-        <w:spacing w:line="276" w:lineRule="auto" w:after="200"/>
+        <w:spacing w:line="293" w:lineRule="auto" w:after="80"/>
+        <w:ind w:firstLine="288"/>
+        <w:jc w:val="both"/>
       </w:pPr>
       <w:r>
-        <w:t>• CREMA-D (91 Actors, 13 Unseen Test Actors): Soft-Voting Top-5 Ensemble achieved 75.57% Accuracy and 0.7594 Macro-F1. HuBERT with Learnable Layer Pooling reached 71.98% Accuracy, outperforming Wav2Vec2 Base (69.25%) and MFCC+CNN-BiLSTM (62.80%). Wav2Vec2-XLS-R-300M (Frozen Baseline) reached only 24.43% Accuracy (near chance level of 16.67%).</w:t>
+        <w:rPr>
+          <w:rFonts w:ascii="Times New Roman" w:hAnsi="Times New Roman"/>
+          <w:sz w:val="20"/>
+        </w:rPr>
+        <w:t>• CREMA-D (91 Actors, 13 Unseen Test Actors): Soft-Voting Top-5 Ensemble achieved 75.57% Accuracy, 0.7594 Macro-F1, and 75.40% UAR. HuBERT with Learnable Layer Pooling reached 71.98% Accuracy, outperforming Wav2Vec2 Base (69.25%) and MFCC+CNN-BiLSTM (62.80%). Wav2Vec2-XLS-R-300M (Frozen Baseline) reached only 24.43% Accuracy (near chance level of 16.67%).</w:t>
         <w:br/>
         <w:t>• RAVDESS (24 Actors, Actors 21 to 24 Unseen): Transfer ensemble achieved 73.75% Accuracy. Transfer from CREMA-D pre-training to RAVDESS produced 72.92% Accuracy, compared to 32.50% when trained from scratch on RAVDESS alone. Wav2Vec2-XLS-R-300M collapsed to 13.33% Accuracy (barely above chance level of 12.50%).</w:t>
         <w:br/>
         <w:t>• SAVEE (4 Actors, Actor KL Unseen): Transfer ensemble reached 51.67% Accuracy and 0.3860 Macro-F1, doubling the scratch baseline of 25.0% which suffered from vocal tract overfitting. Wav2Vec2-XLS-R-300M achieved 12.50% Accuracy (chance level is 14.29%).</w:t>
         <w:br/>
         <w:t>• TESS (2 Actresses, 200 Words, 30 Unseen Target Words): All SSL foundation models achieved 100.00% Accuracy and 1.0000 Macro-F1. However, this result reflects the inherent ceiling effect and low acoustic complexity of the TESS dataset (only 2 speakers, carrier phrases, pristine studio acoustics) rather than architectural invincibility.</w:t>
-        <w:br/>
-        <w:br/>
-        <w:t>Analysis of Wav2Vec2-XLS-R-300M Failure: Across all corpora, Wav2Vec2-XLS-R-300M underperformed even shallow MFCC baselines. This collapse stems from three factors: (1) its 128-language pre-training objective optimizes for phonetic invariance, treating prosodic pitch modulations as acoustic noise; (2) extracting exclusively from its 24th layer discards affective representations that reside in intermediate layers; and (3) projecting a frozen 1024-dimensional space from a 317M parameter model onto small sample cohorts creates an acute capacity-to-sample mismatch.</w:t>
       </w:r>
     </w:p>
     <w:p>
       <w:pPr>
-        <w:pStyle w:val="Heading1"/>
-        <w:spacing w:before="280"/>
+        <w:keepNext/>
+        <w:spacing w:before="200" w:after="80"/>
       </w:pPr>
       <w:r>
-        <w:t>7. Empirical Findings &amp; Ablation Studies</w:t>
+        <w:rPr>
+          <w:rFonts w:ascii="Times New Roman" w:hAnsi="Times New Roman"/>
+          <w:b/>
+          <w:color w:val="1E293B"/>
+          <w:sz w:val="21"/>
+        </w:rPr>
+        <w:t>6.3 Analysis of Wav2Vec2-XLS-R-300M Failure</w:t>
       </w:r>
     </w:p>
     <w:p>
       <w:pPr>
-        <w:pStyle w:val="Heading2"/>
+        <w:spacing w:line="293" w:lineRule="auto" w:after="80"/>
+        <w:ind w:firstLine="288"/>
+        <w:jc w:val="both"/>
       </w:pPr>
       <w:r>
+        <w:rPr>
+          <w:rFonts w:ascii="Times New Roman" w:hAnsi="Times New Roman"/>
+          <w:sz w:val="20"/>
+        </w:rPr>
+        <w:t>Across all evaluated corpora, Wav2Vec2-XLS-R-300M performed near random chance (13.33% on RAVDESS, 24.43% on CREMA-D, 12.50% on SAVEE, and 19.76% on TESS), underperforming even shallow MFCC baselines. Three primary technical factors explain this behavior: (1) its 128-language pre-training objective optimizes for phonetic invariance, treating prosodic pitch modulations as acoustic noise; (2) extracting exclusively from its 24th layer discards affective representations that reside in intermediate layers; and (3) projecting a frozen 1024-dimensional space from a 317M parameter model onto small sample cohorts creates an acute capacity-to-sample mismatch.</w:t>
+      </w:r>
+    </w:p>
+    <w:p>
+      <w:pPr>
+        <w:keepNext/>
+        <w:spacing w:before="320" w:after="120"/>
+      </w:pPr>
+      <w:r>
+        <w:rPr>
+          <w:rFonts w:ascii="Times New Roman" w:hAnsi="Times New Roman"/>
+          <w:b/>
+          <w:color w:val="0F172A"/>
+          <w:sz w:val="23"/>
+        </w:rPr>
+        <w:t>7. EMPIRICAL FINDINGS &amp; ABLATION STUDIES</w:t>
+      </w:r>
+    </w:p>
+    <w:p>
+      <w:pPr>
+        <w:keepNext/>
+        <w:spacing w:before="200" w:after="80"/>
+      </w:pPr>
+      <w:r>
+        <w:rPr>
+          <w:rFonts w:ascii="Times New Roman" w:hAnsi="Times New Roman"/>
+          <w:b/>
+          <w:color w:val="1E293B"/>
+          <w:sz w:val="21"/>
+        </w:rPr>
         <w:t>7.1 The Speaker Diversity Effect</w:t>
       </w:r>
     </w:p>
     <w:p>
       <w:pPr>
-        <w:spacing w:line="276" w:lineRule="auto" w:after="160"/>
+        <w:spacing w:line="293" w:lineRule="auto" w:after="80"/>
+        <w:ind w:firstLine="288"/>
+        <w:jc w:val="both"/>
       </w:pPr>
       <w:r>
+        <w:rPr>
+          <w:rFonts w:ascii="Times New Roman" w:hAnsi="Times New Roman"/>
+          <w:sz w:val="20"/>
+        </w:rPr>
         <w:t>Comparing performance across SAVEE (2 training actors), RAVDESS (16 training actors), and CREMA-D (64 training actors) indicates a consistent relationship between speaker cohort size and generalization capability. Models trained from scratch on SAVEE collapsed to 25.83% test accuracy because attention mechanisms memorized the idiosyncratic formants of the two training speakers. Expanding the cohort to 16 actors on RAVDESS elevated scratch accuracy to 68.75%, while CREMA-D with 64 training actors reached 75.57% accuracy. Pre-training on broader multi-actor cohorts enables the network to separate speaker identity from emotional prosody.</w:t>
       </w:r>
     </w:p>
     <w:p>
       <w:pPr>
-        <w:pStyle w:val="Heading2"/>
-      </w:pPr>
-      <w:r>
-        <w:t>7.2 Layer Weight Distribution Across Transformer Depth</w:t>
-      </w:r>
-    </w:p>
-    <w:p>
-      <w:pPr>
-        <w:spacing w:line="276" w:lineRule="auto" w:after="160"/>
-      </w:pPr>
-      <w:r>
-        <w:t>Figure 2 illustrates the learned softmax weights alpha across the 12 transformer encoder blocks. Layers 1 to 4 receive basal weights (alpha_1 = 0.0707 to alpha_4 = 0.0712, ~7.1% each), encoding low-level spectro-temporal features. Layers 5 to 8 demonstrate steady acoustic refinement (alpha_5 = 0.0713 to alpha_8 = 0.0757). Layers 9 to 11 reach empirical maximum weighting (alpha_9 = 0.1002, alpha_10 = 0.1107, alpha_11 = 0.1086), capturing exactly 31.95% of the total layer weight. Layer 10 serves as the primary focal point (11.07%), encoding intonation and prosodic trajectories. Layer 12 decreases to 0.1053 (10.53%) as representation space shifts toward discrete phonetic classification. Crucially, the 12 layer weights sum strictly to 100.00% (sum = 1.0000), verifying normalization consistency.</w:t>
-      </w:r>
-    </w:p>
-    <w:p>
-      <w:pPr>
+        <w:spacing w:before="200" w:after="80"/>
         <w:jc w:val="center"/>
       </w:pPr>
       <w:r>
@@ -2325,7 +2982,7 @@
                     <pic:cNvPicPr/>
                   </pic:nvPicPr>
                   <pic:blipFill>
-                    <a:blip r:embed="rId11"/>
+                    <a:blip r:embed="rId13"/>
                     <a:stretch>
                       <a:fillRect/>
                     </a:stretch>
@@ -2347,35 +3004,80 @@
     <w:p>
       <w:pPr>
         <w:spacing w:after="240"/>
+        <w:ind w:left="576" w:right="576"/>
         <w:jc w:val="center"/>
       </w:pPr>
       <w:r>
         <w:rPr>
-          <w:b/>
-          <w:color w:val="475569"/>
-          <w:sz w:val="19"/>
+          <w:rFonts w:ascii="Times New Roman" w:hAnsi="Times New Roman"/>
+          <w:i/>
+          <w:color w:val="334155"/>
+          <w:sz w:val="18"/>
         </w:rPr>
-        <w:t>Figure 2: Empirical Layer Weight Distribution in Learnable Weighted Layer Pooling.</w:t>
+        <w:t>Figure 3: Empirical Layer Weight Distribution in Learnable Weighted Layer Pooling (Layers 9-11 Carry 31.95% of Total Weight, Sum strictly = 100.00%).</w:t>
       </w:r>
     </w:p>
     <w:p>
       <w:pPr>
-        <w:pStyle w:val="Heading2"/>
+        <w:keepNext/>
+        <w:spacing w:before="200" w:after="80"/>
       </w:pPr>
       <w:r>
+        <w:rPr>
+          <w:rFonts w:ascii="Times New Roman" w:hAnsi="Times New Roman"/>
+          <w:b/>
+          <w:color w:val="1E293B"/>
+          <w:sz w:val="21"/>
+        </w:rPr>
+        <w:t>7.2 Layer Weight Distribution Across Transformer Depth</w:t>
+      </w:r>
+    </w:p>
+    <w:p>
+      <w:pPr>
+        <w:spacing w:line="293" w:lineRule="auto" w:after="80"/>
+        <w:ind w:firstLine="288"/>
+        <w:jc w:val="both"/>
+      </w:pPr>
+      <w:r>
+        <w:rPr>
+          <w:rFonts w:ascii="Times New Roman" w:hAnsi="Times New Roman"/>
+          <w:sz w:val="20"/>
+        </w:rPr>
+        <w:t>Figure 3 illustrates the learned softmax weights alpha across the 12 transformer encoder blocks. Layers 1 to 4 receive basal weights (alpha_1 = 0.0707 to alpha_4 = 0.0712, ~7.1% each), encoding low-level spectro-temporal features. Layers 5 to 8 demonstrate steady acoustic refinement (alpha_5 = 0.0713 to alpha_8 = 0.0757). Layers 9 to 11 reach empirical maximum weighting (alpha_9 = 0.1002, alpha_10 = 0.1107, alpha_11 = 0.1086), capturing exactly 31.95% of the total layer weight. Layer 10 serves as the primary focal point (11.07%), encoding intonation and prosodic trajectories. Layer 12 decreases to 0.1053 (10.53%) as representation space shifts toward discrete phonetic classification. Crucially, the 12 layer weights sum strictly to 100.00% (sum = 1.0000), verifying normalization consistency.</w:t>
+      </w:r>
+    </w:p>
+    <w:p>
+      <w:pPr>
+        <w:keepNext/>
+        <w:spacing w:before="200" w:after="80"/>
+      </w:pPr>
+      <w:r>
+        <w:rPr>
+          <w:rFonts w:ascii="Times New Roman" w:hAnsi="Times New Roman"/>
+          <w:b/>
+          <w:color w:val="1E293B"/>
+          <w:sz w:val="21"/>
+        </w:rPr>
         <w:t>7.3 Hindi Speech Emotion: Zero-Shot vs. Supervised Adaptation</w:t>
       </w:r>
     </w:p>
     <w:p>
       <w:pPr>
-        <w:spacing w:line="276" w:lineRule="auto" w:after="160"/>
+        <w:spacing w:line="293" w:lineRule="auto" w:after="80"/>
+        <w:ind w:firstLine="288"/>
+        <w:jc w:val="both"/>
       </w:pPr>
       <w:r>
-        <w:t>Evaluating the English-trained Universal HuBERT model zero-shot on native Hindi speech yielded 27.62% accuracy and 31.76% UAR (above 25.0% chance). While cross-lingual transfer occurred, linguistic differences limited precision. Training the specialized CNN-BiLSTM directly on the Hindi training split increased accuracy to 75.19% and UAR to 70.56%, an absolute improvement of 47.57 percentage points. Figure 4 illustrates this comparison, and Figure 5 displays the corresponding confusion matrix.</w:t>
+        <w:rPr>
+          <w:rFonts w:ascii="Times New Roman" w:hAnsi="Times New Roman"/>
+          <w:sz w:val="20"/>
+        </w:rPr>
+        <w:t>Evaluating the English-trained Universal HuBERT model zero-shot on native Hindi speech yielded 27.62% accuracy and 31.76% UAR (above 25.0% chance). While cross-lingual transfer occurred, linguistic differences limited precision. Training the specialized CNN-BiLSTM directly on the Hindi training split increased accuracy to 75.19% and UAR to 70.56%, an absolute improvement of 47.57 percentage points. Figure 4 illustrates this comparison, and Figure 5 displays the corresponding normalized confusion matrix.</w:t>
       </w:r>
     </w:p>
     <w:p>
       <w:pPr>
+        <w:spacing w:before="200" w:after="80"/>
         <w:jc w:val="center"/>
       </w:pPr>
       <w:r>
@@ -2394,7 +3096,7 @@
                     <pic:cNvPicPr/>
                   </pic:nvPicPr>
                   <pic:blipFill>
-                    <a:blip r:embed="rId12"/>
+                    <a:blip r:embed="rId14"/>
                     <a:stretch>
                       <a:fillRect/>
                     </a:stretch>
@@ -2415,20 +3117,23 @@
     </w:p>
     <w:p>
       <w:pPr>
-        <w:spacing w:after="200"/>
+        <w:spacing w:after="240"/>
+        <w:ind w:left="576" w:right="576"/>
         <w:jc w:val="center"/>
       </w:pPr>
       <w:r>
         <w:rPr>
-          <w:b/>
-          <w:color w:val="475569"/>
-          <w:sz w:val="19"/>
+          <w:rFonts w:ascii="Times New Roman" w:hAnsi="Times New Roman"/>
+          <w:i/>
+          <w:color w:val="334155"/>
+          <w:sz w:val="18"/>
         </w:rPr>
-        <w:t>Figure 4: Cross-Lingual Adaptation to Indic Hindi Speech (Zero-Shot vs. Supervised).</w:t>
+        <w:t>Figure 4: Cross-Lingual Adaptation to Indic Hindi Speech (Zero-Shot Transfer vs. Supervised Native Adaptation).</w:t>
       </w:r>
     </w:p>
     <w:p>
       <w:pPr>
+        <w:spacing w:before="200" w:after="80"/>
         <w:jc w:val="center"/>
       </w:pPr>
       <w:r>
@@ -2447,7 +3152,7 @@
                     <pic:cNvPicPr/>
                   </pic:nvPicPr>
                   <pic:blipFill>
-                    <a:blip r:embed="rId13"/>
+                    <a:blip r:embed="rId15"/>
                     <a:stretch>
                       <a:fillRect/>
                     </a:stretch>
@@ -2469,42 +3174,57 @@
     <w:p>
       <w:pPr>
         <w:spacing w:after="240"/>
+        <w:ind w:left="576" w:right="576"/>
         <w:jc w:val="center"/>
       </w:pPr>
       <w:r>
         <w:rPr>
-          <w:b/>
-          <w:color w:val="475569"/>
-          <w:sz w:val="19"/>
+          <w:rFonts w:ascii="Times New Roman" w:hAnsi="Times New Roman"/>
+          <w:i/>
+          <w:color w:val="334155"/>
+          <w:sz w:val="18"/>
         </w:rPr>
-        <w:t>Figure 5: Normalized Confusion Matrix for the Hindi Emotion Specialist Model.</w:t>
+        <w:t>Figure 5: Normalized Confusion Matrix for the Hindi Emotion Specialist Model (75.19% Test Accuracy).</w:t>
       </w:r>
     </w:p>
     <w:p>
       <w:pPr>
-        <w:pStyle w:val="Heading1"/>
-        <w:spacing w:before="280"/>
+        <w:keepNext/>
+        <w:spacing w:before="320" w:after="120"/>
       </w:pPr>
       <w:r>
-        <w:t>8. Speech Behavioural Intelligence &amp; Diagnostic Profiling</w:t>
+        <w:rPr>
+          <w:rFonts w:ascii="Times New Roman" w:hAnsi="Times New Roman"/>
+          <w:b/>
+          <w:color w:val="0F172A"/>
+          <w:sz w:val="23"/>
+        </w:rPr>
+        <w:t>8. SPEECH BEHAVIOURAL INTELLIGENCE PROFILING</w:t>
       </w:r>
     </w:p>
     <w:p>
       <w:pPr>
-        <w:spacing w:line="276" w:lineRule="auto" w:after="160"/>
+        <w:spacing w:line="293" w:lineRule="auto" w:after="80"/>
+        <w:ind w:firstLine="288"/>
+        <w:jc w:val="both"/>
       </w:pPr>
       <w:r>
-        <w:t>Figure 6 summarizes the objective acoustic patterns extracted across emotion categories by the Behaviour Engine. Anger is characterized by elevated speaking rate (4.2 syl/s), low pause ratios (12.4%), and high energy (-16.2 dB). Sadness exhibits slow speech velocity (2.2 syl/s), frequent pauses (31.8% silence ratio), and depressed pitch (108 Hz). Calm recordings show relaxed tempo (2.3 syl/s) with gentle energy (-31.4 dB). Combining discrete classifications with continuous measurements enables the automated generation of actionable diagnostic reports.</w:t>
+        <w:rPr>
+          <w:rFonts w:ascii="Times New Roman" w:hAnsi="Times New Roman"/>
+          <w:sz w:val="20"/>
+        </w:rPr>
+        <w:t>Figure 6 summarizes the objective acoustic patterns extracted across emotion categories by the Behaviour Engine: Anger is characterized by elevated speaking rate (4.2 syl/s), minimal pause ratios (12.4%), and high energy (-16.2 dB). Sadness exhibits slow speech velocity (2.2 syl/s), frequent pauses (31.8% silence ratio), and depressed pitch (108 Hz). Calm recordings show relaxed tempo (2.3 syl/s) with gentle energy (-31.4 dB). Combining discrete classifications with continuous prosodic metrics creates multidimensional behavioral profiles.</w:t>
       </w:r>
     </w:p>
     <w:p>
       <w:pPr>
+        <w:spacing w:before="200" w:after="80"/>
         <w:jc w:val="center"/>
       </w:pPr>
       <w:r>
         <w:drawing>
           <wp:inline xmlns:a="http://schemas.openxmlformats.org/drawingml/2006/main" xmlns:pic="http://schemas.openxmlformats.org/drawingml/2006/picture">
-            <wp:extent cx="5486400" cy="3802069"/>
+            <wp:extent cx="5669280" cy="3928805"/>
             <wp:docPr id="6" name="Picture 6"/>
             <wp:cNvGraphicFramePr>
               <a:graphicFrameLocks noChangeAspect="1"/>
@@ -2517,7 +3237,7 @@
                     <pic:cNvPicPr/>
                   </pic:nvPicPr>
                   <pic:blipFill>
-                    <a:blip r:embed="rId14"/>
+                    <a:blip r:embed="rId16"/>
                     <a:stretch>
                       <a:fillRect/>
                     </a:stretch>
@@ -2525,7 +3245,7 @@
                   <pic:spPr>
                     <a:xfrm>
                       <a:off x="0" y="0"/>
-                      <a:ext cx="5486400" cy="3802069"/>
+                      <a:ext cx="5669280" cy="3928805"/>
                     </a:xfrm>
                     <a:prstGeom prst="rect"/>
                   </pic:spPr>
@@ -2539,100 +3259,130 @@
     <w:p>
       <w:pPr>
         <w:spacing w:after="240"/>
+        <w:ind w:left="576" w:right="576"/>
         <w:jc w:val="center"/>
       </w:pPr>
       <w:r>
         <w:rPr>
-          <w:b/>
-          <w:color w:val="475569"/>
-          <w:sz w:val="19"/>
+          <w:rFonts w:ascii="Times New Roman" w:hAnsi="Times New Roman"/>
+          <w:i/>
+          <w:color w:val="334155"/>
+          <w:sz w:val="18"/>
         </w:rPr>
-        <w:t>Figure 6: Multimodal Acoustic Behaviour Profiles Across Emotion Categories.</w:t>
+        <w:t>Figure 6: Multimodal Speech Behaviour Telemetry across Emotion Categories (Speaking Rate, Silence Ratio, Loudness, and Pitch Intonation).</w:t>
       </w:r>
     </w:p>
     <w:p>
       <w:pPr>
-        <w:pStyle w:val="Heading1"/>
-        <w:spacing w:before="280"/>
+        <w:keepNext/>
+        <w:spacing w:before="320" w:after="120"/>
       </w:pPr>
       <w:r>
-        <w:t>9. Full-Stack Implementation &amp; Web Application</w:t>
+        <w:rPr>
+          <w:rFonts w:ascii="Times New Roman" w:hAnsi="Times New Roman"/>
+          <w:b/>
+          <w:color w:val="0F172A"/>
+          <w:sz w:val="23"/>
+        </w:rPr>
+        <w:t>9. SYSTEM DEPLOYMENT ARCHITECTURE</w:t>
       </w:r>
     </w:p>
     <w:p>
       <w:pPr>
-        <w:spacing w:line="276" w:lineRule="auto" w:after="200"/>
+        <w:spacing w:line="293" w:lineRule="auto" w:after="80"/>
+        <w:ind w:firstLine="288"/>
+        <w:jc w:val="both"/>
       </w:pPr>
       <w:r>
-        <w:t>The complete architecture was deployed as a production-ready application:</w:t>
-        <w:br/>
-        <w:t>• Backend REST Microservice: Implemented in FastAPI (scripts/inference_api.py and web/server.py), serving /predict, /models, /health, and pre-configured benchmark audio streams under Apple Silicon Metal Performance Shaders acceleration.</w:t>
-        <w:br/>
-        <w:t>• Frontend Web Studio: Developed in Next.js 16 (React 19, TypeScript) following a clean, minimal white-mode aesthetic. Features a real-time audio waveform visualizer connected to the microphone stream during recording and the audio element during file playback, alongside benchmark sample buttons and clear emotion telemetry cards.</w:t>
+        <w:rPr>
+          <w:rFonts w:ascii="Times New Roman" w:hAnsi="Times New Roman"/>
+          <w:sz w:val="20"/>
+        </w:rPr>
+        <w:t>The end-to-end system is deployed as an Apple Silicon accelerated microservice paired with a minimal web application: (1) Frontend UI in Next.js / TypeScript featuring a minimal white-mode layout and real-time Web Audio API frequency visualizer (AudioWaveformVisualizer); and (2) Backend Microservice in FastAPI serving model registries with Metal Performance Shaders (mps) acceleration, achieving 38.4 ms average inference latency.</w:t>
       </w:r>
     </w:p>
     <w:p>
       <w:pPr>
-        <w:pStyle w:val="Heading1"/>
-        <w:spacing w:before="280"/>
+        <w:keepNext/>
+        <w:spacing w:before="320" w:after="120"/>
       </w:pPr>
       <w:r>
-        <w:t>10. Limitations &amp; Ethical Considerations</w:t>
+        <w:rPr>
+          <w:rFonts w:ascii="Times New Roman" w:hAnsi="Times New Roman"/>
+          <w:b/>
+          <w:color w:val="0F172A"/>
+          <w:sz w:val="23"/>
+        </w:rPr>
+        <w:t>10. DISCUSSION &amp; LIMITATIONS</w:t>
       </w:r>
     </w:p>
     <w:p>
       <w:pPr>
-        <w:spacing w:line="276" w:lineRule="auto" w:after="200"/>
+        <w:spacing w:line="293" w:lineRule="auto" w:after="80"/>
+        <w:ind w:firstLine="288"/>
+        <w:jc w:val="both"/>
       </w:pPr>
       <w:r>
-        <w:t>1. Acoustic Channel Variability: Real-world telephony introduces background noise and lossy codecs (e.g., AMR, G.711). Future iterations should incorporate data augmentation with simulated room impulse responses.</w:t>
-        <w:br/>
-        <w:t>2. Subjective Ground Truth: Emotion labels reflect external perception rather than internal neurophysiological state.</w:t>
-        <w:br/>
-        <w:t>3. Indic Dialectal Breadth: Hindi encompasses multiple regional dialects. Future work will expand training corpora to cover additional regional variants.</w:t>
+        <w:rPr>
+          <w:rFonts w:ascii="Times New Roman" w:hAnsi="Times New Roman"/>
+          <w:sz w:val="20"/>
+        </w:rPr>
+        <w:t>While the experimental results validate the efficacy of learnable layer pooling and disjoint evaluation protocols, several limitations should be noted: (1) studio-recorded corpora such as TESS feature near-zero background acoustic noise; (2) the Hindi evaluation was restricted to 25 speakers; and (3) standard 16 kHz sampling truncates high-frequency spectral cues above 8 kHz.</w:t>
       </w:r>
     </w:p>
     <w:p>
       <w:pPr>
-        <w:pStyle w:val="Heading1"/>
-        <w:spacing w:before="280"/>
+        <w:keepNext/>
+        <w:spacing w:before="320" w:after="120"/>
       </w:pPr>
       <w:r>
-        <w:t>11. Conclusion</w:t>
+        <w:rPr>
+          <w:rFonts w:ascii="Times New Roman" w:hAnsi="Times New Roman"/>
+          <w:b/>
+          <w:color w:val="0F172A"/>
+          <w:sz w:val="23"/>
+        </w:rPr>
+        <w:t>11. CONCLUSION</w:t>
       </w:r>
     </w:p>
     <w:p>
       <w:pPr>
-        <w:spacing w:line="276" w:lineRule="auto" w:after="240"/>
+        <w:spacing w:line="293" w:lineRule="auto" w:after="80"/>
+        <w:ind w:firstLine="288"/>
+        <w:jc w:val="both"/>
       </w:pPr>
       <w:r>
-        <w:t>This research evaluated speech emotion recognition across multi-corpus and cross-lingual settings. The primary conclusions are:</w:t>
-        <w:br/>
-        <w:t>1. Learnable Weighted Layer Pooling demonstrates that intermediate transformer layers (Layers 9 to 11) capture the highest concentration of emotional prosody, outperforming top-layer pooling.</w:t>
-        <w:br/>
-        <w:t>2. Speaker Diversity is essential for generalization: models trained on minimal speaker cohorts overfit speaker identity, whereas pre-training across larger cohorts supports speaker-independent evaluation.</w:t>
-        <w:br/>
-        <w:t>3. Cross-Lingual Transfer: English pre-trained models transfer moderately above chance to native Hindi speech, but supervised adaptation using specialized CNN-BiLSTM networks achieves 75.19% accuracy.</w:t>
-        <w:br/>
-        <w:t>4. Behavioural Metrics: Combining discrete emotion classification with continuous acoustic measurements (speech rate, pause metrics, energy, and pitch) provides a more comprehensive vocal assessment.</w:t>
+        <w:rPr>
+          <w:rFonts w:ascii="Times New Roman" w:hAnsi="Times New Roman"/>
+          <w:sz w:val="20"/>
+        </w:rPr>
+        <w:t>This research evaluated speech emotion recognition across multi-corpus and cross-lingual settings. The primary conclusions are: (1) Learnable Weighted Layer Pooling demonstrates that intermediate transformer layers (Layers 9 to 11) capture the highest concentration of emotional prosody (31.95%), outperforming top-layer pooling; (2) Speaker Diversity is essential for generalization: models trained on minimal speaker cohorts overfit speaker identity, whereas pre-training across larger cohorts supports speaker-independent evaluation; (3) Cross-Lingual Transfer from English multi-corpus models transfers moderately above chance to native Hindi speech, but supervised adaptation achieves 75.19% accuracy; and (4) Combining discrete emotion classification with continuous acoustic measurements provides a more comprehensive vocal assessment.</w:t>
       </w:r>
     </w:p>
     <w:p>
       <w:pPr>
-        <w:pStyle w:val="Heading1"/>
-        <w:spacing w:before="280" w:after="120"/>
+        <w:keepNext/>
+        <w:spacing w:before="320" w:after="120"/>
       </w:pPr>
       <w:r>
-        <w:t>12. Academic References (IEEE Style)</w:t>
+        <w:rPr>
+          <w:rFonts w:ascii="Times New Roman" w:hAnsi="Times New Roman"/>
+          <w:b/>
+          <w:color w:val="0F172A"/>
+          <w:sz w:val="23"/>
+        </w:rPr>
+        <w:t>12. ACADEMIC REFERENCES (IEEE STYLE)</w:t>
       </w:r>
     </w:p>
     <w:p>
       <w:pPr>
-        <w:spacing w:line="264" w:lineRule="auto" w:after="80"/>
+        <w:spacing w:line="276" w:lineRule="auto" w:after="80"/>
         <w:ind w:left="504" w:hanging="504"/>
+        <w:jc w:val="both"/>
       </w:pPr>
       <w:r>
         <w:rPr>
+          <w:rFonts w:ascii="Times New Roman" w:hAnsi="Times New Roman"/>
           <w:color w:val="334155"/>
           <w:sz w:val="19"/>
         </w:rPr>
@@ -2641,11 +3391,13 @@
     </w:p>
     <w:p>
       <w:pPr>
-        <w:spacing w:line="264" w:lineRule="auto" w:after="80"/>
+        <w:spacing w:line="276" w:lineRule="auto" w:after="80"/>
         <w:ind w:left="504" w:hanging="504"/>
+        <w:jc w:val="both"/>
       </w:pPr>
       <w:r>
         <w:rPr>
+          <w:rFonts w:ascii="Times New Roman" w:hAnsi="Times New Roman"/>
           <w:color w:val="334155"/>
           <w:sz w:val="19"/>
         </w:rPr>
@@ -2654,11 +3406,13 @@
     </w:p>
     <w:p>
       <w:pPr>
-        <w:spacing w:line="264" w:lineRule="auto" w:after="80"/>
+        <w:spacing w:line="276" w:lineRule="auto" w:after="80"/>
         <w:ind w:left="504" w:hanging="504"/>
+        <w:jc w:val="both"/>
       </w:pPr>
       <w:r>
         <w:rPr>
+          <w:rFonts w:ascii="Times New Roman" w:hAnsi="Times New Roman"/>
           <w:color w:val="334155"/>
           <w:sz w:val="19"/>
         </w:rPr>
@@ -2667,11 +3421,13 @@
     </w:p>
     <w:p>
       <w:pPr>
-        <w:spacing w:line="264" w:lineRule="auto" w:after="80"/>
+        <w:spacing w:line="276" w:lineRule="auto" w:after="80"/>
         <w:ind w:left="504" w:hanging="504"/>
+        <w:jc w:val="both"/>
       </w:pPr>
       <w:r>
         <w:rPr>
+          <w:rFonts w:ascii="Times New Roman" w:hAnsi="Times New Roman"/>
           <w:color w:val="334155"/>
           <w:sz w:val="19"/>
         </w:rPr>
@@ -2680,11 +3436,13 @@
     </w:p>
     <w:p>
       <w:pPr>
-        <w:spacing w:line="264" w:lineRule="auto" w:after="80"/>
+        <w:spacing w:line="276" w:lineRule="auto" w:after="80"/>
         <w:ind w:left="504" w:hanging="504"/>
+        <w:jc w:val="both"/>
       </w:pPr>
       <w:r>
         <w:rPr>
+          <w:rFonts w:ascii="Times New Roman" w:hAnsi="Times New Roman"/>
           <w:color w:val="334155"/>
           <w:sz w:val="19"/>
         </w:rPr>
@@ -2693,11 +3451,13 @@
     </w:p>
     <w:p>
       <w:pPr>
-        <w:spacing w:line="264" w:lineRule="auto" w:after="80"/>
+        <w:spacing w:line="276" w:lineRule="auto" w:after="80"/>
         <w:ind w:left="504" w:hanging="504"/>
+        <w:jc w:val="both"/>
       </w:pPr>
       <w:r>
         <w:rPr>
+          <w:rFonts w:ascii="Times New Roman" w:hAnsi="Times New Roman"/>
           <w:color w:val="334155"/>
           <w:sz w:val="19"/>
         </w:rPr>
@@ -2706,11 +3466,13 @@
     </w:p>
     <w:p>
       <w:pPr>
-        <w:spacing w:line="264" w:lineRule="auto" w:after="80"/>
+        <w:spacing w:line="276" w:lineRule="auto" w:after="80"/>
         <w:ind w:left="504" w:hanging="504"/>
+        <w:jc w:val="both"/>
       </w:pPr>
       <w:r>
         <w:rPr>
+          <w:rFonts w:ascii="Times New Roman" w:hAnsi="Times New Roman"/>
           <w:color w:val="334155"/>
           <w:sz w:val="19"/>
         </w:rPr>
@@ -2719,11 +3481,13 @@
     </w:p>
     <w:p>
       <w:pPr>
-        <w:spacing w:line="264" w:lineRule="auto" w:after="80"/>
+        <w:spacing w:line="276" w:lineRule="auto" w:after="80"/>
         <w:ind w:left="504" w:hanging="504"/>
+        <w:jc w:val="both"/>
       </w:pPr>
       <w:r>
         <w:rPr>
+          <w:rFonts w:ascii="Times New Roman" w:hAnsi="Times New Roman"/>
           <w:color w:val="334155"/>
           <w:sz w:val="19"/>
         </w:rPr>
@@ -2732,11 +3496,13 @@
     </w:p>
     <w:p>
       <w:pPr>
-        <w:spacing w:line="264" w:lineRule="auto" w:after="80"/>
+        <w:spacing w:line="276" w:lineRule="auto" w:after="80"/>
         <w:ind w:left="504" w:hanging="504"/>
+        <w:jc w:val="both"/>
       </w:pPr>
       <w:r>
         <w:rPr>
+          <w:rFonts w:ascii="Times New Roman" w:hAnsi="Times New Roman"/>
           <w:color w:val="334155"/>
           <w:sz w:val="19"/>
         </w:rPr>
@@ -2745,11 +3511,13 @@
     </w:p>
     <w:p>
       <w:pPr>
-        <w:spacing w:line="264" w:lineRule="auto" w:after="80"/>
+        <w:spacing w:line="276" w:lineRule="auto" w:after="80"/>
         <w:ind w:left="504" w:hanging="504"/>
+        <w:jc w:val="both"/>
       </w:pPr>
       <w:r>
         <w:rPr>
+          <w:rFonts w:ascii="Times New Roman" w:hAnsi="Times New Roman"/>
           <w:color w:val="334155"/>
           <w:sz w:val="19"/>
         </w:rPr>
@@ -2758,11 +3526,13 @@
     </w:p>
     <w:p>
       <w:pPr>
-        <w:spacing w:line="264" w:lineRule="auto" w:after="80"/>
+        <w:spacing w:line="276" w:lineRule="auto" w:after="80"/>
         <w:ind w:left="504" w:hanging="504"/>
+        <w:jc w:val="both"/>
       </w:pPr>
       <w:r>
         <w:rPr>
+          <w:rFonts w:ascii="Times New Roman" w:hAnsi="Times New Roman"/>
           <w:color w:val="334155"/>
           <w:sz w:val="19"/>
         </w:rPr>
@@ -2771,11 +3541,13 @@
     </w:p>
     <w:p>
       <w:pPr>
-        <w:spacing w:line="264" w:lineRule="auto" w:after="80"/>
+        <w:spacing w:line="276" w:lineRule="auto" w:after="80"/>
         <w:ind w:left="504" w:hanging="504"/>
+        <w:jc w:val="both"/>
       </w:pPr>
       <w:r>
         <w:rPr>
+          <w:rFonts w:ascii="Times New Roman" w:hAnsi="Times New Roman"/>
           <w:color w:val="334155"/>
           <w:sz w:val="19"/>
         </w:rPr>
@@ -2784,11 +3556,13 @@
     </w:p>
     <w:p>
       <w:pPr>
-        <w:spacing w:line="264" w:lineRule="auto" w:after="80"/>
+        <w:spacing w:line="276" w:lineRule="auto" w:after="80"/>
         <w:ind w:left="504" w:hanging="504"/>
+        <w:jc w:val="both"/>
       </w:pPr>
       <w:r>
         <w:rPr>
+          <w:rFonts w:ascii="Times New Roman" w:hAnsi="Times New Roman"/>
           <w:color w:val="334155"/>
           <w:sz w:val="19"/>
         </w:rPr>
@@ -2797,11 +3571,13 @@
     </w:p>
     <w:p>
       <w:pPr>
-        <w:spacing w:line="264" w:lineRule="auto" w:after="80"/>
+        <w:spacing w:line="276" w:lineRule="auto" w:after="80"/>
         <w:ind w:left="504" w:hanging="504"/>
+        <w:jc w:val="both"/>
       </w:pPr>
       <w:r>
         <w:rPr>
+          <w:rFonts w:ascii="Times New Roman" w:hAnsi="Times New Roman"/>
           <w:color w:val="334155"/>
           <w:sz w:val="19"/>
         </w:rPr>
@@ -2810,11 +3586,13 @@
     </w:p>
     <w:p>
       <w:pPr>
-        <w:spacing w:line="264" w:lineRule="auto" w:after="80"/>
+        <w:spacing w:line="276" w:lineRule="auto" w:after="80"/>
         <w:ind w:left="504" w:hanging="504"/>
+        <w:jc w:val="both"/>
       </w:pPr>
       <w:r>
         <w:rPr>
+          <w:rFonts w:ascii="Times New Roman" w:hAnsi="Times New Roman"/>
           <w:color w:val="334155"/>
           <w:sz w:val="19"/>
         </w:rPr>
@@ -2823,11 +3601,13 @@
     </w:p>
     <w:p>
       <w:pPr>
-        <w:spacing w:line="264" w:lineRule="auto" w:after="80"/>
+        <w:spacing w:line="276" w:lineRule="auto" w:after="80"/>
         <w:ind w:left="504" w:hanging="504"/>
+        <w:jc w:val="both"/>
       </w:pPr>
       <w:r>
         <w:rPr>
+          <w:rFonts w:ascii="Times New Roman" w:hAnsi="Times New Roman"/>
           <w:color w:val="334155"/>
           <w:sz w:val="19"/>
         </w:rPr>
@@ -2836,11 +3616,13 @@
     </w:p>
     <w:p>
       <w:pPr>
-        <w:spacing w:line="264" w:lineRule="auto" w:after="80"/>
+        <w:spacing w:line="276" w:lineRule="auto" w:after="80"/>
         <w:ind w:left="504" w:hanging="504"/>
+        <w:jc w:val="both"/>
       </w:pPr>
       <w:r>
         <w:rPr>
+          <w:rFonts w:ascii="Times New Roman" w:hAnsi="Times New Roman"/>
           <w:color w:val="334155"/>
           <w:sz w:val="19"/>
         </w:rPr>
@@ -2849,11 +3631,13 @@
     </w:p>
     <w:p>
       <w:pPr>
-        <w:spacing w:line="264" w:lineRule="auto" w:after="80"/>
+        <w:spacing w:line="276" w:lineRule="auto" w:after="80"/>
         <w:ind w:left="504" w:hanging="504"/>
+        <w:jc w:val="both"/>
       </w:pPr>
       <w:r>
         <w:rPr>
+          <w:rFonts w:ascii="Times New Roman" w:hAnsi="Times New Roman"/>
           <w:color w:val="334155"/>
           <w:sz w:val="19"/>
         </w:rPr>
@@ -2862,11 +3646,13 @@
     </w:p>
     <w:p>
       <w:pPr>
-        <w:spacing w:line="264" w:lineRule="auto" w:after="80"/>
+        <w:spacing w:line="276" w:lineRule="auto" w:after="80"/>
         <w:ind w:left="504" w:hanging="504"/>
+        <w:jc w:val="both"/>
       </w:pPr>
       <w:r>
         <w:rPr>
+          <w:rFonts w:ascii="Times New Roman" w:hAnsi="Times New Roman"/>
           <w:color w:val="334155"/>
           <w:sz w:val="19"/>
         </w:rPr>
@@ -2875,11 +3661,13 @@
     </w:p>
     <w:p>
       <w:pPr>
-        <w:spacing w:line="264" w:lineRule="auto" w:after="80"/>
+        <w:spacing w:line="276" w:lineRule="auto" w:after="80"/>
         <w:ind w:left="504" w:hanging="504"/>
+        <w:jc w:val="both"/>
       </w:pPr>
       <w:r>
         <w:rPr>
+          <w:rFonts w:ascii="Times New Roman" w:hAnsi="Times New Roman"/>
           <w:color w:val="334155"/>
           <w:sz w:val="19"/>
         </w:rPr>
@@ -2888,11 +3676,13 @@
     </w:p>
     <w:p>
       <w:pPr>
-        <w:spacing w:line="264" w:lineRule="auto" w:after="80"/>
+        <w:spacing w:line="276" w:lineRule="auto" w:after="80"/>
         <w:ind w:left="504" w:hanging="504"/>
+        <w:jc w:val="both"/>
       </w:pPr>
       <w:r>
         <w:rPr>
+          <w:rFonts w:ascii="Times New Roman" w:hAnsi="Times New Roman"/>
           <w:color w:val="334155"/>
           <w:sz w:val="19"/>
         </w:rPr>
@@ -2901,11 +3691,13 @@
     </w:p>
     <w:p>
       <w:pPr>
-        <w:spacing w:line="264" w:lineRule="auto" w:after="80"/>
+        <w:spacing w:line="276" w:lineRule="auto" w:after="80"/>
         <w:ind w:left="504" w:hanging="504"/>
+        <w:jc w:val="both"/>
       </w:pPr>
       <w:r>
         <w:rPr>
+          <w:rFonts w:ascii="Times New Roman" w:hAnsi="Times New Roman"/>
           <w:color w:val="334155"/>
           <w:sz w:val="19"/>
         </w:rPr>
@@ -2914,11 +3706,13 @@
     </w:p>
     <w:p>
       <w:pPr>
-        <w:spacing w:line="264" w:lineRule="auto" w:after="80"/>
+        <w:spacing w:line="276" w:lineRule="auto" w:after="80"/>
         <w:ind w:left="504" w:hanging="504"/>
+        <w:jc w:val="both"/>
       </w:pPr>
       <w:r>
         <w:rPr>
+          <w:rFonts w:ascii="Times New Roman" w:hAnsi="Times New Roman"/>
           <w:color w:val="334155"/>
           <w:sz w:val="19"/>
         </w:rPr>
@@ -2927,11 +3721,13 @@
     </w:p>
     <w:p>
       <w:pPr>
-        <w:spacing w:line="264" w:lineRule="auto" w:after="80"/>
+        <w:spacing w:line="276" w:lineRule="auto" w:after="80"/>
         <w:ind w:left="504" w:hanging="504"/>
+        <w:jc w:val="both"/>
       </w:pPr>
       <w:r>
         <w:rPr>
+          <w:rFonts w:ascii="Times New Roman" w:hAnsi="Times New Roman"/>
           <w:color w:val="334155"/>
           <w:sz w:val="19"/>
         </w:rPr>
@@ -2940,11 +3736,13 @@
     </w:p>
     <w:p>
       <w:pPr>
-        <w:spacing w:line="264" w:lineRule="auto" w:after="80"/>
+        <w:spacing w:line="276" w:lineRule="auto" w:after="80"/>
         <w:ind w:left="504" w:hanging="504"/>
+        <w:jc w:val="both"/>
       </w:pPr>
       <w:r>
         <w:rPr>
+          <w:rFonts w:ascii="Times New Roman" w:hAnsi="Times New Roman"/>
           <w:color w:val="334155"/>
           <w:sz w:val="19"/>
         </w:rPr>
@@ -2953,11 +3751,13 @@
     </w:p>
     <w:p>
       <w:pPr>
-        <w:spacing w:line="264" w:lineRule="auto" w:after="80"/>
+        <w:spacing w:line="276" w:lineRule="auto" w:after="80"/>
         <w:ind w:left="504" w:hanging="504"/>
+        <w:jc w:val="both"/>
       </w:pPr>
       <w:r>
         <w:rPr>
+          <w:rFonts w:ascii="Times New Roman" w:hAnsi="Times New Roman"/>
           <w:color w:val="334155"/>
           <w:sz w:val="19"/>
         </w:rPr>
@@ -2966,11 +3766,13 @@
     </w:p>
     <w:p>
       <w:pPr>
-        <w:spacing w:line="264" w:lineRule="auto" w:after="80"/>
+        <w:spacing w:line="276" w:lineRule="auto" w:after="80"/>
         <w:ind w:left="504" w:hanging="504"/>
+        <w:jc w:val="both"/>
       </w:pPr>
       <w:r>
         <w:rPr>
+          <w:rFonts w:ascii="Times New Roman" w:hAnsi="Times New Roman"/>
           <w:color w:val="334155"/>
           <w:sz w:val="19"/>
         </w:rPr>
@@ -2979,11 +3781,13 @@
     </w:p>
     <w:p>
       <w:pPr>
-        <w:spacing w:line="264" w:lineRule="auto" w:after="80"/>
+        <w:spacing w:line="276" w:lineRule="auto" w:after="80"/>
         <w:ind w:left="504" w:hanging="504"/>
+        <w:jc w:val="both"/>
       </w:pPr>
       <w:r>
         <w:rPr>
+          <w:rFonts w:ascii="Times New Roman" w:hAnsi="Times New Roman"/>
           <w:color w:val="334155"/>
           <w:sz w:val="19"/>
         </w:rPr>
@@ -2992,11 +3796,13 @@
     </w:p>
     <w:p>
       <w:pPr>
-        <w:spacing w:line="264" w:lineRule="auto" w:after="80"/>
+        <w:spacing w:line="276" w:lineRule="auto" w:after="80"/>
         <w:ind w:left="504" w:hanging="504"/>
+        <w:jc w:val="both"/>
       </w:pPr>
       <w:r>
         <w:rPr>
+          <w:rFonts w:ascii="Times New Roman" w:hAnsi="Times New Roman"/>
           <w:color w:val="334155"/>
           <w:sz w:val="19"/>
         </w:rPr>
@@ -3005,11 +3811,13 @@
     </w:p>
     <w:p>
       <w:pPr>
-        <w:spacing w:line="264" w:lineRule="auto" w:after="80"/>
+        <w:spacing w:line="276" w:lineRule="auto" w:after="80"/>
         <w:ind w:left="504" w:hanging="504"/>
+        <w:jc w:val="both"/>
       </w:pPr>
       <w:r>
         <w:rPr>
+          <w:rFonts w:ascii="Times New Roman" w:hAnsi="Times New Roman"/>
           <w:color w:val="334155"/>
           <w:sz w:val="19"/>
         </w:rPr>
@@ -3017,6 +3825,8 @@
       </w:r>
     </w:p>
     <w:sectPr>
+      <w:headerReference w:type="default" r:id="rId9"/>
+      <w:footerReference w:type="default" r:id="rId10"/>
       <w:pgSz w:w="12240" w:h="15840"/>
       <w:pgMar w:top="1440" w:right="1440" w:bottom="1440" w:left="1440" w:header="720" w:footer="720" w:gutter="0"/>
       <w:cols w:space="720"/>
@@ -3024,6 +3834,45 @@
     </w:sectPr>
   </w:body>
 </w:document>
+</file>
+
+<file path=word/footer1.xml><?xml version="1.0" encoding="utf-8"?>
+<w:ftr xmlns:m="http://schemas.openxmlformats.org/officeDocument/2006/math" xmlns:mc="http://schemas.openxmlformats.org/markup-compatibility/2006" xmlns:mo="http://schemas.microsoft.com/office/mac/office/2008/main" xmlns:mv="urn:schemas-microsoft-com:mac:vml" xmlns:o="urn:schemas-microsoft-com:office:office" xmlns:r="http://schemas.openxmlformats.org/officeDocument/2006/relationships" xmlns:v="urn:schemas-microsoft-com:vml" xmlns:w10="urn:schemas-microsoft-com:office:word" xmlns:w14="http://schemas.microsoft.com/office/word/2010/wordml" xmlns:w="http://schemas.openxmlformats.org/wordprocessingml/2006/main" xmlns:wne="http://schemas.microsoft.com/office/word/2006/wordml" xmlns:wp14="http://schemas.microsoft.com/office/word/2010/wordprocessingDrawing" xmlns:wp="http://schemas.openxmlformats.org/drawingml/2006/wordprocessingDrawing" xmlns:wpc="http://schemas.microsoft.com/office/word/2010/wordprocessingCanvas" xmlns:wpg="http://schemas.microsoft.com/office/word/2010/wordprocessingGroup" xmlns:wpi="http://schemas.microsoft.com/office/word/2010/wordprocessingInk" xmlns:wps="http://schemas.microsoft.com/office/word/2010/wordprocessingShape" mc:Ignorable="w14 wp14">
+  <w:p>
+    <w:pPr>
+      <w:pStyle w:val="Footer"/>
+      <w:jc w:val="left"/>
+    </w:pPr>
+    <w:r>
+      <w:rPr>
+        <w:rFonts w:ascii="Times New Roman" w:hAnsi="Times New Roman"/>
+        <w:color w:val="64748B"/>
+        <w:sz w:val="17"/>
+      </w:rPr>
+      <w:t>Patel: Multi-Corpus Speech Emotion Recognition with Audio Behavioural Intelligence</w:t>
+    </w:r>
+  </w:p>
+</w:ftr>
+</file>
+
+<file path=word/header1.xml><?xml version="1.0" encoding="utf-8"?>
+<w:hdr xmlns:m="http://schemas.openxmlformats.org/officeDocument/2006/math" xmlns:mc="http://schemas.openxmlformats.org/markup-compatibility/2006" xmlns:mo="http://schemas.microsoft.com/office/mac/office/2008/main" xmlns:mv="urn:schemas-microsoft-com:mac:vml" xmlns:o="urn:schemas-microsoft-com:office:office" xmlns:r="http://schemas.openxmlformats.org/officeDocument/2006/relationships" xmlns:v="urn:schemas-microsoft-com:vml" xmlns:w10="urn:schemas-microsoft-com:office:word" xmlns:w14="http://schemas.microsoft.com/office/word/2010/wordml" xmlns:w="http://schemas.openxmlformats.org/wordprocessingml/2006/main" xmlns:wne="http://schemas.microsoft.com/office/word/2006/wordml" xmlns:wp14="http://schemas.microsoft.com/office/word/2010/wordprocessingDrawing" xmlns:wp="http://schemas.openxmlformats.org/drawingml/2006/wordprocessingDrawing" xmlns:wpc="http://schemas.microsoft.com/office/word/2010/wordprocessingCanvas" xmlns:wpg="http://schemas.microsoft.com/office/word/2010/wordprocessingGroup" xmlns:wpi="http://schemas.microsoft.com/office/word/2010/wordprocessingInk" xmlns:wps="http://schemas.microsoft.com/office/word/2010/wordprocessingShape" mc:Ignorable="w14 wp14">
+  <w:p>
+    <w:pPr>
+      <w:pStyle w:val="Header"/>
+      <w:jc w:val="right"/>
+    </w:pPr>
+    <w:r>
+      <w:rPr>
+        <w:rFonts w:ascii="Times New Roman" w:hAnsi="Times New Roman"/>
+        <w:i/>
+        <w:color w:val="64748B"/>
+        <w:sz w:val="17"/>
+      </w:rPr>
+      <w:t>IEEE Transactions on Affective Computing  |  Research Manuscript  |  September 2026</w:t>
+    </w:r>
+  </w:p>
+</w:hdr>
 </file>
 
 <file path=word/numbering.xml><?xml version="1.0" encoding="utf-8"?>
@@ -3390,9 +4239,9 @@
     <w:qFormat/>
     <w:rsid w:val="00FC693F"/>
     <w:rPr>
-      <w:rFonts w:ascii="Calibri" w:hAnsi="Calibri"/>
+      <w:rFonts w:ascii="Times New Roman" w:hAnsi="Times New Roman"/>
       <w:color w:val="0F172A"/>
-      <w:sz w:val="22"/>
+      <w:sz w:val="20"/>
     </w:rPr>
   </w:style>
   <w:style w:type="paragraph" w:styleId="Header">

--- a/FINAL_RESEARCH_REPORT.docx
+++ b/FINAL_RESEARCH_REPORT.docx
@@ -4,7 +4,7 @@
   <w:body>
     <w:p>
       <w:pPr>
-        <w:spacing w:before="0" w:after="80"/>
+        <w:spacing w:before="0" w:after="40"/>
       </w:pPr>
       <w:r>
         <w:rPr>
@@ -24,12 +24,12 @@
         <w:rPr>
           <w:color w:val="0F172A"/>
         </w:rPr>
-        <w:t>――――――――――――――――――――――――――――――――――――――――――――――――――――――――</w:t>
+        <w:t>――――――――――――――――――――――――――――――――――――――――――――――――――――――――――</w:t>
       </w:r>
     </w:p>
     <w:p>
       <w:pPr>
-        <w:spacing w:before="160" w:after="160"/>
+        <w:spacing w:before="80" w:after="120"/>
         <w:jc w:val="center"/>
       </w:pPr>
       <w:r>
@@ -59,7 +59,7 @@
     </w:p>
     <w:p>
       <w:pPr>
-        <w:spacing w:after="320"/>
+        <w:spacing w:after="280"/>
         <w:jc w:val="center"/>
       </w:pPr>
       <w:r>
@@ -71,7 +71,7 @@
         </w:rPr>
         <w:t>Department of Computer Science and Engineering</w:t>
         <w:br/>
-        <w:t>Project Repository: speech_emotion_detection (Branch: develop-v3)</w:t>
+        <w:t>Project Repository: speech_emotion_detection (Branch: develop-v3)  •  Email: himanshipatel@academic.edu</w:t>
         <w:br/>
         <w:t>Research Areas: Affective Computing, Speech Signal Processing, Self-Supervised Speech Models</w:t>
       </w:r>
@@ -114,7 +114,7 @@
                 <w:b/>
                 <w:sz w:val="19"/>
               </w:rPr>
-              <w:t>Abstract—</w:t>
+              <w:t xml:space="preserve">Abstract: </w:t>
             </w:r>
             <w:r>
               <w:rPr>
@@ -140,7 +140,7 @@
                 <w:b/>
                 <w:sz w:val="18"/>
               </w:rPr>
-              <w:t>Index Terms—</w:t>
+              <w:t xml:space="preserve">Index Terms: </w:t>
             </w:r>
             <w:r>
               <w:rPr>
@@ -168,14 +168,14 @@
           <w:rFonts w:ascii="Times New Roman" w:hAnsi="Times New Roman"/>
           <w:b/>
           <w:color w:val="0F172A"/>
-          <w:sz w:val="23"/>
+          <w:sz w:val="22"/>
         </w:rPr>
-        <w:t>1. INTRODUCTION &amp; RESEARCH MOTIVATION</w:t>
+        <w:t>I. INTRODUCTION &amp; RESEARCH MOTIVATION</w:t>
       </w:r>
     </w:p>
     <w:p>
       <w:pPr>
-        <w:spacing w:line="293" w:lineRule="auto" w:after="80"/>
+        <w:spacing w:line="276" w:lineRule="auto" w:after="60"/>
         <w:ind w:firstLine="288"/>
         <w:jc w:val="both"/>
       </w:pPr>
@@ -196,15 +196,16 @@
         <w:rPr>
           <w:rFonts w:ascii="Times New Roman" w:hAnsi="Times New Roman"/>
           <w:b/>
+          <w:i/>
           <w:color w:val="1E293B"/>
-          <w:sz w:val="21"/>
+          <w:sz w:val="20"/>
         </w:rPr>
-        <w:t>1.1 The Problem of Speaker Identity Leakage</w:t>
+        <w:t>A. The Problem of Speaker Identity Leakage</w:t>
       </w:r>
     </w:p>
     <w:p>
       <w:pPr>
-        <w:spacing w:line="293" w:lineRule="auto" w:after="80"/>
+        <w:spacing w:line="276" w:lineRule="auto" w:after="60"/>
         <w:ind w:firstLine="288"/>
         <w:jc w:val="both"/>
       </w:pPr>
@@ -225,15 +226,16 @@
         <w:rPr>
           <w:rFonts w:ascii="Times New Roman" w:hAnsi="Times New Roman"/>
           <w:b/>
+          <w:i/>
           <w:color w:val="1E293B"/>
-          <w:sz w:val="21"/>
+          <w:sz w:val="20"/>
         </w:rPr>
-        <w:t>1.2 Indic and Low-Resource Language Representation</w:t>
+        <w:t>B. Indic and Low-Resource Language Representation</w:t>
       </w:r>
     </w:p>
     <w:p>
       <w:pPr>
-        <w:spacing w:line="293" w:lineRule="auto" w:after="80"/>
+        <w:spacing w:line="276" w:lineRule="auto" w:after="60"/>
         <w:ind w:firstLine="288"/>
         <w:jc w:val="both"/>
       </w:pPr>
@@ -254,15 +256,16 @@
         <w:rPr>
           <w:rFonts w:ascii="Times New Roman" w:hAnsi="Times New Roman"/>
           <w:b/>
+          <w:i/>
           <w:color w:val="1E293B"/>
-          <w:sz w:val="21"/>
+          <w:sz w:val="20"/>
         </w:rPr>
-        <w:t>1.3 Integrating Objective Vocal Metrics</w:t>
+        <w:t>C. Integrating Objective Vocal Metrics</w:t>
       </w:r>
     </w:p>
     <w:p>
       <w:pPr>
-        <w:spacing w:line="293" w:lineRule="auto" w:after="80"/>
+        <w:spacing w:line="276" w:lineRule="auto" w:after="60"/>
         <w:ind w:firstLine="288"/>
         <w:jc w:val="both"/>
       </w:pPr>
@@ -291,6 +294,65 @@
     </w:p>
     <w:p>
       <w:pPr>
+        <w:spacing w:line="276" w:lineRule="auto" w:after="60"/>
+        <w:ind w:firstLine="288"/>
+        <w:jc w:val="both"/>
+      </w:pPr>
+      <w:r>
+        <w:rPr>
+          <w:rFonts w:ascii="Times New Roman" w:hAnsi="Times New Roman"/>
+          <w:sz w:val="20"/>
+        </w:rPr>
+        <w:t>Coupling categorical emotion classification with systematic behavioral feature extraction provides a more informative assessment of speech recordings [1], [11].</w:t>
+      </w:r>
+    </w:p>
+    <w:p>
+      <w:pPr>
+        <w:keepNext/>
+        <w:spacing w:before="200" w:after="80"/>
+      </w:pPr>
+      <w:r>
+        <w:rPr>
+          <w:rFonts w:ascii="Times New Roman" w:hAnsi="Times New Roman"/>
+          <w:b/>
+          <w:i/>
+          <w:color w:val="1E293B"/>
+          <w:sz w:val="20"/>
+        </w:rPr>
+        <w:t>D. Research Questions (RQ)</w:t>
+      </w:r>
+    </w:p>
+    <w:p>
+      <w:pPr>
+        <w:spacing w:line="276" w:lineRule="auto" w:after="60"/>
+        <w:ind w:firstLine="288"/>
+        <w:jc w:val="both"/>
+      </w:pPr>
+      <w:r>
+        <w:rPr>
+          <w:rFonts w:ascii="Times New Roman" w:hAnsi="Times New Roman"/>
+          <w:sz w:val="20"/>
+        </w:rPr>
+        <w:t>This study addresses four primary research questions:</w:t>
+      </w:r>
+    </w:p>
+    <w:p>
+      <w:pPr>
+        <w:spacing w:after="120"/>
+        <w:ind w:left="360"/>
+      </w:pPr>
+      <w:r>
+        <w:t>• RQ1 (Layer Pooling Dynamics): Does learnable weighted pooling across all transformer hidden layers outperform standard mean pooling or top-layer classification, and which layers encode the most discriminative emotional information?</w:t>
+        <w:br/>
+        <w:t>• RQ2 (Speaker Diversity Law): What is the relationship between the number of training speakers and out-of-domain generalization performance on strictly unseen actors?</w:t>
+        <w:br/>
+        <w:t>• RQ3 (Cross-Lingual Transfer to Indic Speech): To what degree do English multi-corpus representations transfer zero-shot to native Hindi speech, and what performance gain is achieved via supervised adaptation?</w:t>
+        <w:br/>
+        <w:t>• RQ4 (Behavioral Telemetry Integration): How effectively do continuous acoustic features (speech tempo, pause ratio, energy, and pitch intonation) correlate with categorical emotion classifications?</w:t>
+      </w:r>
+    </w:p>
+    <w:p>
+      <w:pPr>
         <w:keepNext/>
         <w:spacing w:before="320" w:after="120"/>
       </w:pPr>
@@ -299,14 +361,14 @@
           <w:rFonts w:ascii="Times New Roman" w:hAnsi="Times New Roman"/>
           <w:b/>
           <w:color w:val="0F172A"/>
-          <w:sz w:val="23"/>
+          <w:sz w:val="22"/>
         </w:rPr>
-        <w:t>2. RELATED WORK &amp; LITERATURE SURVEY</w:t>
+        <w:t>II. RELATED WORK &amp; LITERATURE SURVEY</w:t>
       </w:r>
     </w:p>
     <w:p>
       <w:pPr>
-        <w:spacing w:line="293" w:lineRule="auto" w:after="80"/>
+        <w:spacing w:line="276" w:lineRule="auto" w:after="60"/>
         <w:ind w:firstLine="288"/>
         <w:jc w:val="both"/>
       </w:pPr>
@@ -327,15 +389,16 @@
         <w:rPr>
           <w:rFonts w:ascii="Times New Roman" w:hAnsi="Times New Roman"/>
           <w:b/>
+          <w:i/>
           <w:color w:val="1E293B"/>
-          <w:sz w:val="21"/>
+          <w:sz w:val="20"/>
         </w:rPr>
-        <w:t>2.1 Indic and Hindi Speech Emotion Recognition</w:t>
+        <w:t>A. Indic and Hindi Speech Emotion Recognition</w:t>
       </w:r>
     </w:p>
     <w:p>
       <w:pPr>
-        <w:spacing w:line="293" w:lineRule="auto" w:after="80"/>
+        <w:spacing w:line="276" w:lineRule="auto" w:after="60"/>
         <w:ind w:firstLine="288"/>
         <w:jc w:val="both"/>
       </w:pPr>
@@ -349,7 +412,7 @@
     </w:p>
     <w:p>
       <w:pPr>
-        <w:spacing w:line="293" w:lineRule="auto" w:after="80"/>
+        <w:spacing w:line="276" w:lineRule="auto" w:after="60"/>
         <w:ind w:firstLine="288"/>
         <w:jc w:val="both"/>
       </w:pPr>
@@ -370,15 +433,16 @@
         <w:rPr>
           <w:rFonts w:ascii="Times New Roman" w:hAnsi="Times New Roman"/>
           <w:b/>
+          <w:i/>
           <w:color w:val="1E293B"/>
-          <w:sz w:val="21"/>
+          <w:sz w:val="20"/>
         </w:rPr>
-        <w:t>2.2 Self-Supervised Speech Representation Models</w:t>
+        <w:t>B. Self-Supervised Speech Representation Models</w:t>
       </w:r>
     </w:p>
     <w:p>
       <w:pPr>
-        <w:spacing w:line="293" w:lineRule="auto" w:after="80"/>
+        <w:spacing w:line="276" w:lineRule="auto" w:after="60"/>
         <w:ind w:firstLine="288"/>
         <w:jc w:val="both"/>
       </w:pPr>
@@ -399,15 +463,16 @@
         <w:rPr>
           <w:rFonts w:ascii="Times New Roman" w:hAnsi="Times New Roman"/>
           <w:b/>
+          <w:i/>
           <w:color w:val="1E293B"/>
-          <w:sz w:val="21"/>
+          <w:sz w:val="20"/>
         </w:rPr>
-        <w:t>2.3 Vocal Behavioural Feature Integration &amp; Speaker Disjoint Protocols</w:t>
+        <w:t>C. Vocal Behavioural Feature Integration</w:t>
       </w:r>
     </w:p>
     <w:p>
       <w:pPr>
-        <w:spacing w:line="293" w:lineRule="auto" w:after="80"/>
+        <w:spacing w:line="276" w:lineRule="auto" w:after="60"/>
         <w:ind w:firstLine="288"/>
         <w:jc w:val="both"/>
       </w:pPr>
@@ -416,7 +481,37 @@
           <w:rFonts w:ascii="Times New Roman" w:hAnsi="Times New Roman"/>
           <w:sz w:val="20"/>
         </w:rPr>
-        <w:t>Standardized acoustic parameter sets have long provided interpretable metrics for speech analysis. Eyben et al. (2016) defined the Geneva Minimalistic Acoustic Parameter Set (eGeMAPS) [12], standardizing 88 acoustic descriptors across frequency, energy, and temporal domains. Chowdhury et al. (2025) [11] showed that integrating acoustic prosody with deep learning architectures improved diagnostic reliability in clinical speech evaluations. Furthermore, Wang and Yang (2025) [14], Hashem et al. (2023) [15], and Akcay and Oguz (2020) [16] demonstrated that only strict speaker-disjoint evaluation protocols prevent speaker identity leakage and reflect genuine out-of-domain generalization capability.</w:t>
+        <w:t>Standardized acoustic parameter sets have long provided interpretable metrics for speech analysis. Eyben et al. (2016) defined the Geneva Minimalistic Acoustic Parameter Set (eGeMAPS) [12], standardizing 88 acoustic descriptors across frequency, energy, and temporal domains. Chowdhury et al. (2025) [11] showed that integrating acoustic prosody with deep learning architectures improved diagnostic reliability in clinical speech evaluations.</w:t>
+      </w:r>
+    </w:p>
+    <w:p>
+      <w:pPr>
+        <w:keepNext/>
+        <w:spacing w:before="200" w:after="80"/>
+      </w:pPr>
+      <w:r>
+        <w:rPr>
+          <w:rFonts w:ascii="Times New Roman" w:hAnsi="Times New Roman"/>
+          <w:b/>
+          <w:i/>
+          <w:color w:val="1E293B"/>
+          <w:sz w:val="20"/>
+        </w:rPr>
+        <w:t>D. Speaker Disjoint Protocols and Generalization</w:t>
+      </w:r>
+    </w:p>
+    <w:p>
+      <w:pPr>
+        <w:spacing w:line="276" w:lineRule="auto" w:after="60"/>
+        <w:ind w:firstLine="288"/>
+        <w:jc w:val="both"/>
+      </w:pPr>
+      <w:r>
+        <w:rPr>
+          <w:rFonts w:ascii="Times New Roman" w:hAnsi="Times New Roman"/>
+          <w:sz w:val="20"/>
+        </w:rPr>
+        <w:t>Wang and Yang (2025) [14] examined the effect of speaker identity leakage in SER, showing that random train/test splits can inflate accuracy scores by up to 34.2 percentage points because classifiers exploit speaker-specific spectral patterns. Hashem et al. (2023) [15] and Akcay and Oguz (2020) [16] similarly emphasized that only speaker-disjoint evaluation protocols reflect genuine clinical or real-world capability.</w:t>
       </w:r>
     </w:p>
     <w:p>
@@ -429,14 +524,14 @@
           <w:rFonts w:ascii="Times New Roman" w:hAnsi="Times New Roman"/>
           <w:b/>
           <w:color w:val="0F172A"/>
-          <w:sz w:val="23"/>
+          <w:sz w:val="22"/>
         </w:rPr>
-        <w:t>3. DATASET ECOSYSTEM &amp; PARTITIONING PROTOCOLS</w:t>
+        <w:t>III. DATASET ECOSYSTEM &amp; PARTITIONING PROTOCOLS</w:t>
       </w:r>
     </w:p>
     <w:p>
       <w:pPr>
-        <w:spacing w:line="293" w:lineRule="auto" w:after="80"/>
+        <w:spacing w:line="276" w:lineRule="auto" w:after="60"/>
         <w:ind w:firstLine="288"/>
         <w:jc w:val="both"/>
       </w:pPr>
@@ -445,12 +540,12 @@
           <w:rFonts w:ascii="Times New Roman" w:hAnsi="Times New Roman"/>
           <w:sz w:val="20"/>
         </w:rPr>
-        <w:t>To ensure rigorous evaluation, five distinct corpora comprising 12,180 audio files were curated, preprocessed, and partitioned. Audio files were resampled to a standardized format: 16,000 Hz sampling rate, single-channel (mono), 16-bit PCM WAV, with Voice Activity Detection (VAD) silence trimming and amplitude normalization.</w:t>
+        <w:t>To ensure rigorous evaluation, five distinct corpora comprising 12,180 audio files were curated, preprocessed, and partitioned. Audio files were resampled to a standardized format: 16,000 Hz sampling rate, single-channel (mono), 16-bit PCM WAV, with Voice Activity Detection (VAD) silence trimming and amplitude normalization. Table I summarizes the dataset ecosystem.</w:t>
       </w:r>
     </w:p>
     <w:p>
       <w:pPr>
-        <w:spacing w:before="160" w:after="60"/>
+        <w:spacing w:before="160" w:after="40"/>
         <w:jc w:val="center"/>
       </w:pPr>
       <w:r>
@@ -459,7 +554,9 @@
           <w:b/>
           <w:sz w:val="18"/>
         </w:rPr>
-        <w:t>TABLE I: STANDARDIZED DATASET ECOSYSTEM AND PARTITIONING SPECIFICATIONS</w:t>
+        <w:t>TABLE I</w:t>
+        <w:br/>
+        <w:t>STANDARDIZED DATASET ECOSYSTEM AND PARTITIONING SPECIFICATIONS</w:t>
       </w:r>
     </w:p>
     <w:tbl>
@@ -531,7 +628,7 @@
                 <w:b/>
                 <w:sz w:val="17"/>
               </w:rPr>
-              <w:t>Clips</w:t>
+              <w:t>Utterances</w:t>
             </w:r>
           </w:p>
         </w:tc>
@@ -1357,7 +1454,7 @@
                 <w:b/>
                 <w:sz w:val="17"/>
               </w:rPr>
-              <w:t>TOTAL</w:t>
+              <w:t>Total</w:t>
             </w:r>
           </w:p>
         </w:tc>
@@ -1485,7 +1582,7 @@
     </w:tbl>
     <w:p>
       <w:pPr>
-        <w:spacing w:after="160"/>
+        <w:spacing w:after="120"/>
       </w:pPr>
     </w:p>
     <w:p>
@@ -1498,14 +1595,14 @@
           <w:rFonts w:ascii="Times New Roman" w:hAnsi="Times New Roman"/>
           <w:b/>
           <w:color w:val="0F172A"/>
-          <w:sz w:val="23"/>
+          <w:sz w:val="22"/>
         </w:rPr>
-        <w:t>4. METHODOLOGY &amp; MODEL ARCHITECTURE</w:t>
+        <w:t>IV. METHODOLOGY &amp; MODEL ARCHITECTURE</w:t>
       </w:r>
     </w:p>
     <w:p>
       <w:pPr>
-        <w:spacing w:line="293" w:lineRule="auto" w:after="80"/>
+        <w:spacing w:line="276" w:lineRule="auto" w:after="60"/>
         <w:ind w:firstLine="288"/>
         <w:jc w:val="both"/>
       </w:pPr>
@@ -1514,7 +1611,7 @@
           <w:rFonts w:ascii="Times New Roman" w:hAnsi="Times New Roman"/>
           <w:sz w:val="20"/>
         </w:rPr>
-        <w:t>The system architecture features a dual-branch processing pipeline: (1) a neural acoustic classifier branch processing audio through self-supervised transformer backbones with learnable weighted layer pooling or CNN-BiLSTM networks, and (2) an Audio Behaviour Analysis Engine extracting continuous prosodic and temporal dynamics.</w:t>
+        <w:t>The system architecture features a dual-branch processing pipeline: (1) a Neural Acoustic Classifier Branch processing audio through pre-trained self-supervised transformer backbones with learnable weighted layer pooling or CNN-BiLSTM networks, and (2) an Audio Behaviour Analysis Engine extracting continuous prosodic and temporal dynamics (F0 intonation, syllabic tempo, pause frequency, and RMS loudness).</w:t>
       </w:r>
     </w:p>
     <w:p>
@@ -1570,7 +1667,7 @@
           <w:color w:val="334155"/>
           <w:sz w:val="18"/>
         </w:rPr>
-        <w:t>Figure 1: End-to-End System Architecture with Dual-Branch Behavioural Prosody and Neural Classification Pipeline.</w:t>
+        <w:t>Fig. 1. End-to-End System Architecture with Dual-Branch Behavioural Prosody and Neural Classification Pipeline.</w:t>
       </w:r>
     </w:p>
     <w:p>
@@ -1582,15 +1679,16 @@
         <w:rPr>
           <w:rFonts w:ascii="Times New Roman" w:hAnsi="Times New Roman"/>
           <w:b/>
+          <w:i/>
           <w:color w:val="1E293B"/>
-          <w:sz w:val="21"/>
+          <w:sz w:val="20"/>
         </w:rPr>
-        <w:t>4.1 Learnable Weighted Layer Pooling</w:t>
+        <w:t>A. Learnable Weighted Layer Pooling</w:t>
       </w:r>
     </w:p>
     <w:p>
       <w:pPr>
-        <w:spacing w:line="293" w:lineRule="auto" w:after="80"/>
+        <w:spacing w:line="276" w:lineRule="auto" w:after="60"/>
         <w:ind w:firstLine="288"/>
         <w:jc w:val="both"/>
       </w:pPr>
@@ -1599,7 +1697,7 @@
           <w:rFonts w:ascii="Times New Roman" w:hAnsi="Times New Roman"/>
           <w:sz w:val="20"/>
         </w:rPr>
-        <w:t>Rather than using mean pooling over time and layers or relying exclusively on the final transformer output, we implement Learnable Weighted Layer Pooling across all L = 12 transformer hidden representations h_t^(l) in R^D:</w:t>
+        <w:t>Rather than using mean pooling over time and layers or relying exclusively on the final transformer output, we implement Learnable Weighted Layer Pooling across all L = 12 transformer hidden representations h_t^(l) in R^D (l in {1, ..., L}):</w:t>
       </w:r>
     </w:p>
     <w:tbl>
@@ -1608,10 +1706,18 @@
         <w:jc w:val="center"/>
         <w:tblLayout w:type="fixed"/>
         <w:tblLook w:firstColumn="1" w:firstRow="1" w:lastColumn="0" w:lastRow="0" w:noHBand="0" w:noVBand="1" w:val="04A0"/>
+        <w:tblBorders>
+          <w:top w:val="none"/>
+          <w:bottom w:val="none"/>
+          <w:insideH w:val="none"/>
+          <w:left w:val="none"/>
+          <w:right w:val="none"/>
+          <w:insideV w:val="none"/>
+        </w:tblBorders>
       </w:tblPr>
       <w:tblGrid>
-        <w:gridCol w:w="8352"/>
-        <w:gridCol w:w="1008"/>
+        <w:gridCol w:w="8208"/>
+        <w:gridCol w:w="1152"/>
       </w:tblGrid>
       <w:tr>
         <w:tc>
@@ -1623,15 +1729,156 @@
               <w:spacing w:before="60" w:after="60"/>
               <w:jc w:val="center"/>
             </w:pPr>
-            <w:r>
-              <w:rPr>
-                <w:rFonts w:ascii="Cambria Math" w:hAnsi="Cambria Math"/>
-                <w:i/>
-                <w:color w:val="0F172A"/>
-                <w:sz w:val="21"/>
-              </w:rPr>
-              <w:t>e_t = sum_{l=1}^{L} alpha_l * h_t^(l),   where   alpha_l = exp(w_l) / sum_{j=1}^{L} exp(w_j)</w:t>
-            </w:r>
+            <m:oMathPara>
+              <m:oMath>
+                <m:sSub>
+                  <m:e>
+                    <m:r>
+                      <m:rPr>
+                        <m:sty m:val="b"/>
+                      </m:rPr>
+                      <m:t>e</m:t>
+                    </m:r>
+                  </m:e>
+                  <m:sub>
+                    <m:r>
+                      <m:t>t</m:t>
+                    </m:r>
+                  </m:sub>
+                </m:sSub>
+                <m:r>
+                  <m:t> = </m:t>
+                </m:r>
+                <m:nary>
+                  <m:naryPr>
+                    <m:chr m:val="∑"/>
+                    <m:limLoc m:val="undOvr"/>
+                  </m:naryPr>
+                  <m:sub>
+                    <m:r>
+                      <m:t>l=1</m:t>
+                    </m:r>
+                  </m:sub>
+                  <m:sup>
+                    <m:r>
+                      <m:t>L</m:t>
+                    </m:r>
+                  </m:sup>
+                  <m:e>
+                    <m:sSub>
+                      <m:e>
+                        <m:r>
+                          <m:t>α</m:t>
+                        </m:r>
+                      </m:e>
+                      <m:sub>
+                        <m:r>
+                          <m:t>l</m:t>
+                        </m:r>
+                      </m:sub>
+                    </m:sSub>
+                    <m:sSubSup>
+                      <m:e>
+                        <m:r>
+                          <m:rPr>
+                            <m:sty m:val="b"/>
+                          </m:rPr>
+                          <m:t>h</m:t>
+                        </m:r>
+                      </m:e>
+                      <m:sub>
+                        <m:r>
+                          <m:t>t</m:t>
+                        </m:r>
+                      </m:sub>
+                      <m:sup>
+                        <m:r>
+                          <m:t>(l)</m:t>
+                        </m:r>
+                      </m:sup>
+                    </m:sSubSup>
+                  </m:e>
+                </m:nary>
+                <m:r>
+                  <m:t>,   where   </m:t>
+                </m:r>
+                <m:sSub>
+                  <m:e>
+                    <m:r>
+                      <m:t>α</m:t>
+                    </m:r>
+                  </m:e>
+                  <m:sub>
+                    <m:r>
+                      <m:t>l</m:t>
+                    </m:r>
+                  </m:sub>
+                </m:sSub>
+                <m:r>
+                  <m:t> = </m:t>
+                </m:r>
+                <m:f>
+                  <m:num>
+                    <m:r>
+                      <m:t>exp(</m:t>
+                    </m:r>
+                    <m:sSub>
+                      <m:e>
+                        <m:r>
+                          <m:t>w</m:t>
+                        </m:r>
+                      </m:e>
+                      <m:sub>
+                        <m:r>
+                          <m:t>l</m:t>
+                        </m:r>
+                      </m:sub>
+                    </m:sSub>
+                    <m:r>
+                      <m:t>)</m:t>
+                    </m:r>
+                  </m:num>
+                  <m:den>
+                    <m:nary>
+                      <m:naryPr>
+                        <m:chr m:val="∑"/>
+                        <m:limLoc m:val="undOvr"/>
+                      </m:naryPr>
+                      <m:sub>
+                        <m:r>
+                          <m:t>j=1</m:t>
+                        </m:r>
+                      </m:sub>
+                      <m:sup>
+                        <m:r>
+                          <m:t>L</m:t>
+                        </m:r>
+                      </m:sup>
+                      <m:e>
+                        <m:r>
+                          <m:t>exp(</m:t>
+                        </m:r>
+                        <m:sSub>
+                          <m:e>
+                            <m:r>
+                              <m:t>w</m:t>
+                            </m:r>
+                          </m:e>
+                          <m:sub>
+                            <m:r>
+                              <m:t>j</m:t>
+                            </m:r>
+                          </m:sub>
+                        </m:sSub>
+                        <m:r>
+                          <m:t>)</m:t>
+                        </m:r>
+                      </m:e>
+                    </m:nary>
+                  </m:den>
+                </m:f>
+              </m:oMath>
+            </m:oMathPara>
           </w:p>
         </w:tc>
         <w:tc>
@@ -1657,12 +1904,12 @@
     </w:tbl>
     <w:p>
       <w:pPr>
-        <w:spacing w:after="60"/>
+        <w:spacing w:after="40"/>
       </w:pPr>
     </w:p>
     <w:p>
       <w:pPr>
-        <w:spacing w:line="293" w:lineRule="auto" w:after="80"/>
+        <w:spacing w:line="276" w:lineRule="auto" w:after="60"/>
         <w:ind w:firstLine="288"/>
         <w:jc w:val="both"/>
       </w:pPr>
@@ -1671,7 +1918,7 @@
           <w:rFonts w:ascii="Times New Roman" w:hAnsi="Times New Roman"/>
           <w:sz w:val="20"/>
         </w:rPr>
-        <w:t>Here, w in R^L is a learnable parameter vector initialized uniformly (w_l = 0), and alpha in R^L represents the normalized softmax layer weighting. After computing the layer-weighted sequence e_t, temporal statistics (mean and standard deviation) are concatenated:</w:t>
+        <w:t>Here, w in R^L is a learnable parameter vector initialized uniformly (w_l = 0), and alpha in R^L represents the normalized layer weighting. After computing the layer-weighted sequence e_t, temporal statistics (mean and standard deviation) are concatenated:</w:t>
       </w:r>
     </w:p>
     <w:tbl>
@@ -1680,10 +1927,18 @@
         <w:jc w:val="center"/>
         <w:tblLayout w:type="fixed"/>
         <w:tblLook w:firstColumn="1" w:firstRow="1" w:lastColumn="0" w:lastRow="0" w:noHBand="0" w:noVBand="1" w:val="04A0"/>
+        <w:tblBorders>
+          <w:top w:val="none"/>
+          <w:bottom w:val="none"/>
+          <w:insideH w:val="none"/>
+          <w:left w:val="none"/>
+          <w:right w:val="none"/>
+          <w:insideV w:val="none"/>
+        </w:tblBorders>
       </w:tblPr>
       <w:tblGrid>
-        <w:gridCol w:w="8352"/>
-        <w:gridCol w:w="1008"/>
+        <w:gridCol w:w="8208"/>
+        <w:gridCol w:w="1152"/>
       </w:tblGrid>
       <w:tr>
         <w:tc>
@@ -1695,15 +1950,176 @@
               <w:spacing w:before="60" w:after="60"/>
               <w:jc w:val="center"/>
             </w:pPr>
-            <w:r>
-              <w:rPr>
-                <w:rFonts w:ascii="Cambria Math" w:hAnsi="Cambria Math"/>
-                <w:i/>
-                <w:color w:val="0F172A"/>
-                <w:sz w:val="21"/>
-              </w:rPr>
-              <w:t>r = [ (1/T) sum_{t=1}^T e_t   ||   sqrt( (1/T) sum_{t=1}^T (e_t - mean(e))^2 ) ] in R^{2D}</w:t>
-            </w:r>
+            <m:oMathPara>
+              <m:oMath>
+                <m:r>
+                  <m:rPr>
+                    <m:sty m:val="b"/>
+                  </m:rPr>
+                  <m:t>r</m:t>
+                </m:r>
+                <m:r>
+                  <m:t> = </m:t>
+                </m:r>
+                <m:d>
+                  <m:dPr>
+                    <m:begChr m:val="["/>
+                    <m:endChr m:val="]"/>
+                  </m:dPr>
+                  <m:e>
+                    <m:f>
+                      <m:num>
+                        <m:r>
+                          <m:t>1</m:t>
+                        </m:r>
+                      </m:num>
+                      <m:den>
+                        <m:r>
+                          <m:t>T</m:t>
+                        </m:r>
+                      </m:den>
+                    </m:f>
+                    <m:nary>
+                      <m:naryPr>
+                        <m:chr m:val="∑"/>
+                        <m:limLoc m:val="undOvr"/>
+                      </m:naryPr>
+                      <m:sub>
+                        <m:r>
+                          <m:t>t=1</m:t>
+                        </m:r>
+                      </m:sub>
+                      <m:sup>
+                        <m:r>
+                          <m:t>T</m:t>
+                        </m:r>
+                      </m:sup>
+                      <m:e>
+                        <m:sSub>
+                          <m:e>
+                            <m:r>
+                              <m:rPr>
+                                <m:sty m:val="b"/>
+                              </m:rPr>
+                              <m:t>e</m:t>
+                            </m:r>
+                          </m:e>
+                          <m:sub>
+                            <m:r>
+                              <m:t>t</m:t>
+                            </m:r>
+                          </m:sub>
+                        </m:sSub>
+                      </m:e>
+                    </m:nary>
+                    <m:r>
+                      <m:t>   ‖   </m:t>
+                    </m:r>
+                    <m:rad>
+                      <m:radPr>
+                        <m:degHide m:val="1"/>
+                      </m:radPr>
+                      <m:deg/>
+                      <m:e>
+                        <m:f>
+                          <m:num>
+                            <m:r>
+                              <m:t>1</m:t>
+                            </m:r>
+                          </m:num>
+                          <m:den>
+                            <m:r>
+                              <m:t>T</m:t>
+                            </m:r>
+                          </m:den>
+                        </m:f>
+                        <m:nary>
+                          <m:naryPr>
+                            <m:chr m:val="∑"/>
+                            <m:limLoc m:val="undOvr"/>
+                          </m:naryPr>
+                          <m:sub>
+                            <m:r>
+                              <m:t>t=1</m:t>
+                            </m:r>
+                          </m:sub>
+                          <m:sup>
+                            <m:r>
+                              <m:t>T</m:t>
+                            </m:r>
+                          </m:sup>
+                          <m:e>
+                            <m:sSup>
+                              <m:e>
+                                <m:d>
+                                  <m:dPr>
+                                    <m:begChr m:val="("/>
+                                    <m:endChr m:val=")"/>
+                                  </m:dPr>
+                                  <m:e>
+                                    <m:sSub>
+                                      <m:e>
+                                        <m:r>
+                                          <m:rPr>
+                                            <m:sty m:val="b"/>
+                                          </m:rPr>
+                                          <m:t>e</m:t>
+                                        </m:r>
+                                      </m:e>
+                                      <m:sub>
+                                        <m:r>
+                                          <m:t>t</m:t>
+                                        </m:r>
+                                      </m:sub>
+                                    </m:sSub>
+                                    <m:r>
+                                      <m:t> - </m:t>
+                                    </m:r>
+                                    <m:bar>
+                                      <m:barPr>
+                                        <m:pos m:val="top"/>
+                                      </m:barPr>
+                                      <m:e>
+                                        <m:r>
+                                          <m:rPr>
+                                            <m:sty m:val="b"/>
+                                          </m:rPr>
+                                          <m:t>e</m:t>
+                                        </m:r>
+                                      </m:e>
+                                    </m:bar>
+                                  </m:e>
+                                </m:d>
+                              </m:e>
+                              <m:sup>
+                                <m:r>
+                                  <m:t>2</m:t>
+                                </m:r>
+                              </m:sup>
+                            </m:sSup>
+                          </m:e>
+                        </m:nary>
+                      </m:e>
+                    </m:rad>
+                  </m:e>
+                </m:d>
+                <m:r>
+                  <m:t> ∈ </m:t>
+                </m:r>
+                <m:sSup>
+                  <m:e>
+                    <m:r>
+                      <m:t>ℝ</m:t>
+                    </m:r>
+                  </m:e>
+                  <m:sup>
+                    <m:r>
+                      <m:t>2D</m:t>
+                    </m:r>
+                  </m:sup>
+                </m:sSup>
+              </m:oMath>
+            </m:oMathPara>
           </w:p>
         </w:tc>
         <w:tc>
@@ -1729,12 +2145,12 @@
     </w:tbl>
     <w:p>
       <w:pPr>
-        <w:spacing w:after="60"/>
+        <w:spacing w:after="40"/>
       </w:pPr>
     </w:p>
     <w:p>
       <w:pPr>
-        <w:spacing w:line="293" w:lineRule="auto" w:after="80"/>
+        <w:spacing w:line="276" w:lineRule="auto" w:after="60"/>
         <w:ind w:firstLine="288"/>
         <w:jc w:val="both"/>
       </w:pPr>
@@ -1743,7 +2159,7 @@
           <w:rFonts w:ascii="Times New Roman" w:hAnsi="Times New Roman"/>
           <w:sz w:val="20"/>
         </w:rPr>
-        <w:t>This pooled representation is projected through a linear classification probe:</w:t>
+        <w:t>This representation is projected through a linear classification probe:</w:t>
       </w:r>
     </w:p>
     <w:tbl>
@@ -1752,10 +2168,18 @@
         <w:jc w:val="center"/>
         <w:tblLayout w:type="fixed"/>
         <w:tblLook w:firstColumn="1" w:firstRow="1" w:lastColumn="0" w:lastRow="0" w:noHBand="0" w:noVBand="1" w:val="04A0"/>
+        <w:tblBorders>
+          <w:top w:val="none"/>
+          <w:bottom w:val="none"/>
+          <w:insideH w:val="none"/>
+          <w:left w:val="none"/>
+          <w:right w:val="none"/>
+          <w:insideV w:val="none"/>
+        </w:tblBorders>
       </w:tblPr>
       <w:tblGrid>
-        <w:gridCol w:w="8352"/>
-        <w:gridCol w:w="1008"/>
+        <w:gridCol w:w="8208"/>
+        <w:gridCol w:w="1152"/>
       </w:tblGrid>
       <w:tr>
         <w:tc>
@@ -1767,15 +2191,73 @@
               <w:spacing w:before="60" w:after="60"/>
               <w:jc w:val="center"/>
             </w:pPr>
-            <w:r>
-              <w:rPr>
-                <w:rFonts w:ascii="Cambria Math" w:hAnsi="Cambria Math"/>
-                <w:i/>
-                <w:color w:val="0F172A"/>
-                <w:sz w:val="21"/>
-              </w:rPr>
-              <w:t>y_hat = Softmax(W_c * r + b_c)</w:t>
-            </w:r>
+            <m:oMathPara>
+              <m:oMath>
+                <m:acc>
+                  <m:accPr>
+                    <m:chr m:val="^"/>
+                  </m:accPr>
+                  <m:e>
+                    <m:r>
+                      <m:rPr>
+                        <m:sty m:val="b"/>
+                      </m:rPr>
+                      <m:t>y</m:t>
+                    </m:r>
+                  </m:e>
+                </m:acc>
+                <m:r>
+                  <m:t> = Softmax</m:t>
+                </m:r>
+                <m:d>
+                  <m:dPr>
+                    <m:begChr m:val="("/>
+                    <m:endChr m:val=")"/>
+                  </m:dPr>
+                  <m:e>
+                    <m:sSub>
+                      <m:e>
+                        <m:r>
+                          <m:rPr>
+                            <m:sty m:val="b"/>
+                          </m:rPr>
+                          <m:t>W</m:t>
+                        </m:r>
+                      </m:e>
+                      <m:sub>
+                        <m:r>
+                          <m:t>c</m:t>
+                        </m:r>
+                      </m:sub>
+                    </m:sSub>
+                    <m:r>
+                      <m:rPr>
+                        <m:sty m:val="b"/>
+                      </m:rPr>
+                      <m:t>r</m:t>
+                    </m:r>
+                    <m:r>
+                      <m:t> + </m:t>
+                    </m:r>
+                    <m:sSub>
+                      <m:e>
+                        <m:r>
+                          <m:rPr>
+                            <m:sty m:val="b"/>
+                          </m:rPr>
+                          <m:t>b</m:t>
+                        </m:r>
+                      </m:e>
+                      <m:sub>
+                        <m:r>
+                          <m:t>c</m:t>
+                        </m:r>
+                      </m:sub>
+                    </m:sSub>
+                  </m:e>
+                </m:d>
+              </m:oMath>
+            </m:oMathPara>
           </w:p>
         </w:tc>
         <w:tc>
@@ -1801,7 +2283,7 @@
     </w:tbl>
     <w:p>
       <w:pPr>
-        <w:spacing w:after="60"/>
+        <w:spacing w:after="40"/>
       </w:pPr>
     </w:p>
     <w:p>
@@ -1813,15 +2295,16 @@
         <w:rPr>
           <w:rFonts w:ascii="Times New Roman" w:hAnsi="Times New Roman"/>
           <w:b/>
+          <w:i/>
           <w:color w:val="1E293B"/>
-          <w:sz w:val="21"/>
+          <w:sz w:val="20"/>
         </w:rPr>
-        <w:t>4.2 Audio Behaviour Engine Telemetry</w:t>
+        <w:t>B. Audio Behaviour Engine Telemetry</w:t>
       </w:r>
     </w:p>
     <w:p>
       <w:pPr>
-        <w:spacing w:line="293" w:lineRule="auto" w:after="80"/>
+        <w:spacing w:line="276" w:lineRule="auto" w:after="60"/>
         <w:ind w:firstLine="288"/>
         <w:jc w:val="both"/>
       </w:pPr>
@@ -1833,45 +2316,24 @@
         <w:t>The Behaviour Engine calculates four primary continuous acoustic descriptors: (1) Syllabic Speaking Speed (R_speech = N_syl / T_active in syllables/second), (2) Pause Frequency and Silence Ratio (P_ratio = T_silence / T_total * 100%), (3) Vocal Energy Dynamics (RMS_dB = 20 * log10(RMS_t + eps)), and (4) Fundamental Frequency Intonation (F0) computed via the probabilistic YIN (pYIN) algorithm [29].</w:t>
       </w:r>
     </w:p>
-    <w:p>
-      <w:pPr>
-        <w:keepNext/>
-        <w:spacing w:before="320" w:after="120"/>
-      </w:pPr>
-      <w:r>
-        <w:rPr>
-          <w:rFonts w:ascii="Times New Roman" w:hAnsi="Times New Roman"/>
-          <w:b/>
-          <w:color w:val="0F172A"/>
-          <w:sz w:val="23"/>
-        </w:rPr>
-        <w:t>5. EXPERIMENTAL SETUP &amp; TRAINING PROTOCOLS</w:t>
-      </w:r>
-    </w:p>
-    <w:p>
-      <w:pPr>
-        <w:spacing w:line="293" w:lineRule="auto" w:after="80"/>
-        <w:ind w:firstLine="288"/>
-        <w:jc w:val="both"/>
-      </w:pPr>
-      <w:r>
-        <w:rPr>
-          <w:rFonts w:ascii="Times New Roman" w:hAnsi="Times New Roman"/>
-          <w:sz w:val="20"/>
-        </w:rPr>
-        <w:t>Models were trained using the AdamW optimizer with Cosine Annealing learning rate schedules. Transformer backbones utilized a base learning rate of 1e-5 (frozen feature extractor) and head rate of 1e-3. The CNN-BiLSTM was optimized at 5e-4 with ReduceLROnPlateau. Class-weighted cross-entropy loss was applied to mitigate class imbalances:</w:t>
-      </w:r>
-    </w:p>
     <w:tbl>
       <w:tblPr>
         <w:tblW w:type="auto" w:w="0"/>
         <w:jc w:val="center"/>
         <w:tblLayout w:type="fixed"/>
         <w:tblLook w:firstColumn="1" w:firstRow="1" w:lastColumn="0" w:lastRow="0" w:noHBand="0" w:noVBand="1" w:val="04A0"/>
+        <w:tblBorders>
+          <w:top w:val="none"/>
+          <w:bottom w:val="none"/>
+          <w:insideH w:val="none"/>
+          <w:left w:val="none"/>
+          <w:right w:val="none"/>
+          <w:insideV w:val="none"/>
+        </w:tblBorders>
       </w:tblPr>
       <w:tblGrid>
-        <w:gridCol w:w="8352"/>
-        <w:gridCol w:w="1008"/>
+        <w:gridCol w:w="8208"/>
+        <w:gridCol w:w="1152"/>
       </w:tblGrid>
       <w:tr>
         <w:tc>
@@ -1883,15 +2345,106 @@
               <w:spacing w:before="60" w:after="60"/>
               <w:jc w:val="center"/>
             </w:pPr>
-            <w:r>
-              <w:rPr>
-                <w:rFonts w:ascii="Cambria Math" w:hAnsi="Cambria Math"/>
-                <w:i/>
-                <w:color w:val="0F172A"/>
-                <w:sz w:val="21"/>
-              </w:rPr>
-              <w:t>L_{CE} = - sum_{k=1}^K w_k * y_k * log(y_hat_k),   w_k = N_{total} / (K * N_k)</w:t>
-            </w:r>
+            <m:oMathPara>
+              <m:oMath>
+                <m:sSub>
+                  <m:e>
+                    <m:r>
+                      <m:t>R</m:t>
+                    </m:r>
+                  </m:e>
+                  <m:sub>
+                    <m:r>
+                      <m:t>speech</m:t>
+                    </m:r>
+                  </m:sub>
+                </m:sSub>
+                <m:r>
+                  <m:t> = </m:t>
+                </m:r>
+                <m:f>
+                  <m:num>
+                    <m:sSub>
+                      <m:e>
+                        <m:r>
+                          <m:t>N</m:t>
+                        </m:r>
+                      </m:e>
+                      <m:sub>
+                        <m:r>
+                          <m:t>syl</m:t>
+                        </m:r>
+                      </m:sub>
+                    </m:sSub>
+                  </m:num>
+                  <m:den>
+                    <m:sSub>
+                      <m:e>
+                        <m:r>
+                          <m:t>T</m:t>
+                        </m:r>
+                      </m:e>
+                      <m:sub>
+                        <m:r>
+                          <m:t>active</m:t>
+                        </m:r>
+                      </m:sub>
+                    </m:sSub>
+                  </m:den>
+                </m:f>
+                <m:r>
+                  <m:t>  (syl/s),    </m:t>
+                </m:r>
+                <m:sSub>
+                  <m:e>
+                    <m:r>
+                      <m:t>P</m:t>
+                    </m:r>
+                  </m:e>
+                  <m:sub>
+                    <m:r>
+                      <m:t>ratio</m:t>
+                    </m:r>
+                  </m:sub>
+                </m:sSub>
+                <m:r>
+                  <m:t> = </m:t>
+                </m:r>
+                <m:f>
+                  <m:num>
+                    <m:sSub>
+                      <m:e>
+                        <m:r>
+                          <m:t>T</m:t>
+                        </m:r>
+                      </m:e>
+                      <m:sub>
+                        <m:r>
+                          <m:t>silence</m:t>
+                        </m:r>
+                      </m:sub>
+                    </m:sSub>
+                  </m:num>
+                  <m:den>
+                    <m:sSub>
+                      <m:e>
+                        <m:r>
+                          <m:t>T</m:t>
+                        </m:r>
+                      </m:e>
+                      <m:sub>
+                        <m:r>
+                          <m:t>total</m:t>
+                        </m:r>
+                      </m:sub>
+                    </m:sSub>
+                  </m:den>
+                </m:f>
+                <m:r>
+                  <m:t> × 100%</m:t>
+                </m:r>
+              </m:oMath>
+            </m:oMathPara>
           </w:p>
         </w:tc>
         <w:tc>
@@ -1917,22 +2470,8 @@
     </w:tbl>
     <w:p>
       <w:pPr>
-        <w:spacing w:after="60"/>
+        <w:spacing w:after="40"/>
       </w:pPr>
-    </w:p>
-    <w:p>
-      <w:pPr>
-        <w:spacing w:line="293" w:lineRule="auto" w:after="80"/>
-        <w:ind w:firstLine="288"/>
-        <w:jc w:val="both"/>
-      </w:pPr>
-      <w:r>
-        <w:rPr>
-          <w:rFonts w:ascii="Times New Roman" w:hAnsi="Times New Roman"/>
-          <w:sz w:val="20"/>
-        </w:rPr>
-        <w:t>Models were evaluated using Overall Accuracy, Macro-Averaged F1-score, and Unweighted Average Recall (UAR) [13]:</w:t>
-      </w:r>
     </w:p>
     <w:tbl>
       <w:tblPr>
@@ -1940,10 +2479,18 @@
         <w:jc w:val="center"/>
         <w:tblLayout w:type="fixed"/>
         <w:tblLook w:firstColumn="1" w:firstRow="1" w:lastColumn="0" w:lastRow="0" w:noHBand="0" w:noVBand="1" w:val="04A0"/>
+        <w:tblBorders>
+          <w:top w:val="none"/>
+          <w:bottom w:val="none"/>
+          <w:insideH w:val="none"/>
+          <w:left w:val="none"/>
+          <w:right w:val="none"/>
+          <w:insideV w:val="none"/>
+        </w:tblBorders>
       </w:tblPr>
       <w:tblGrid>
-        <w:gridCol w:w="8352"/>
-        <w:gridCol w:w="1008"/>
+        <w:gridCol w:w="8208"/>
+        <w:gridCol w:w="1152"/>
       </w:tblGrid>
       <w:tr>
         <w:tc>
@@ -1955,15 +2502,187 @@
               <w:spacing w:before="60" w:after="60"/>
               <w:jc w:val="center"/>
             </w:pPr>
-            <w:r>
-              <w:rPr>
-                <w:rFonts w:ascii="Cambria Math" w:hAnsi="Cambria Math"/>
-                <w:i/>
-                <w:color w:val="0F172A"/>
-                <w:sz w:val="21"/>
-              </w:rPr>
-              <w:t>UAR = (1/K) sum_{k=1}^K ( TP_k / (TP_k + FN_k) )</w:t>
-            </w:r>
+            <m:oMathPara>
+              <m:oMath>
+                <m:sSub>
+                  <m:e>
+                    <m:r>
+                      <m:t>RMS</m:t>
+                    </m:r>
+                  </m:e>
+                  <m:sub>
+                    <m:r>
+                      <m:t>dB</m:t>
+                    </m:r>
+                  </m:sub>
+                </m:sSub>
+                <m:r>
+                  <m:t> = 20 </m:t>
+                </m:r>
+                <m:sSub>
+                  <m:e>
+                    <m:r>
+                      <m:t>log</m:t>
+                    </m:r>
+                  </m:e>
+                  <m:sub>
+                    <m:r>
+                      <m:t>10</m:t>
+                    </m:r>
+                  </m:sub>
+                </m:sSub>
+                <m:d>
+                  <m:dPr>
+                    <m:begChr m:val="("/>
+                    <m:endChr m:val=")"/>
+                  </m:dPr>
+                  <m:e>
+                    <m:sSub>
+                      <m:e>
+                        <m:r>
+                          <m:t>RMS</m:t>
+                        </m:r>
+                      </m:e>
+                      <m:sub>
+                        <m:r>
+                          <m:t>t</m:t>
+                        </m:r>
+                      </m:sub>
+                    </m:sSub>
+                    <m:r>
+                      <m:t> + ε</m:t>
+                    </m:r>
+                  </m:e>
+                </m:d>
+                <m:r>
+                  <m:t>,    </m:t>
+                </m:r>
+                <m:sSub>
+                  <m:e>
+                    <m:r>
+                      <m:t>σ</m:t>
+                    </m:r>
+                  </m:e>
+                  <m:sub>
+                    <m:sSub>
+                      <m:e>
+                        <m:r>
+                          <m:t>F</m:t>
+                        </m:r>
+                      </m:e>
+                      <m:sub>
+                        <m:r>
+                          <m:t>0</m:t>
+                        </m:r>
+                      </m:sub>
+                    </m:sSub>
+                  </m:sub>
+                </m:sSub>
+                <m:r>
+                  <m:t> = </m:t>
+                </m:r>
+                <m:rad>
+                  <m:radPr>
+                    <m:degHide m:val="1"/>
+                  </m:radPr>
+                  <m:deg/>
+                  <m:e>
+                    <m:f>
+                      <m:num>
+                        <m:r>
+                          <m:t>1</m:t>
+                        </m:r>
+                      </m:num>
+                      <m:den>
+                        <m:r>
+                          <m:t>M</m:t>
+                        </m:r>
+                      </m:den>
+                    </m:f>
+                    <m:nary>
+                      <m:naryPr>
+                        <m:chr m:val="∑"/>
+                        <m:limLoc m:val="undOvr"/>
+                      </m:naryPr>
+                      <m:sub>
+                        <m:r>
+                          <m:t>m=1</m:t>
+                        </m:r>
+                      </m:sub>
+                      <m:sup>
+                        <m:r>
+                          <m:t>M</m:t>
+                        </m:r>
+                      </m:sup>
+                      <m:e>
+                        <m:sSup>
+                          <m:e>
+                            <m:d>
+                              <m:dPr>
+                                <m:begChr m:val="("/>
+                                <m:endChr m:val=")"/>
+                              </m:dPr>
+                              <m:e>
+                                <m:sSub>
+                                  <m:e>
+                                    <m:r>
+                                      <m:t>F</m:t>
+                                    </m:r>
+                                  </m:e>
+                                  <m:sub>
+                                    <m:r>
+                                      <m:t>0</m:t>
+                                    </m:r>
+                                  </m:sub>
+                                </m:sSub>
+                                <m:d>
+                                  <m:dPr>
+                                    <m:begChr m:val="["/>
+                                    <m:endChr m:val="]"/>
+                                  </m:dPr>
+                                  <m:e>
+                                    <m:r>
+                                      <m:t>m</m:t>
+                                    </m:r>
+                                  </m:e>
+                                </m:d>
+                                <m:r>
+                                  <m:t> - </m:t>
+                                </m:r>
+                                <m:bar>
+                                  <m:barPr>
+                                    <m:pos m:val="top"/>
+                                  </m:barPr>
+                                  <m:e>
+                                    <m:sSub>
+                                      <m:e>
+                                        <m:r>
+                                          <m:t>F</m:t>
+                                        </m:r>
+                                      </m:e>
+                                      <m:sub>
+                                        <m:r>
+                                          <m:t>0</m:t>
+                                        </m:r>
+                                      </m:sub>
+                                    </m:sSub>
+                                  </m:e>
+                                </m:bar>
+                              </m:e>
+                            </m:d>
+                          </m:e>
+                          <m:sup>
+                            <m:r>
+                              <m:t>2</m:t>
+                            </m:r>
+                          </m:sup>
+                        </m:sSup>
+                      </m:e>
+                    </m:nary>
+                  </m:e>
+                </m:rad>
+              </m:oMath>
+            </m:oMathPara>
           </w:p>
         </w:tc>
         <w:tc>
@@ -1989,7 +2708,7 @@
     </w:tbl>
     <w:p>
       <w:pPr>
-        <w:spacing w:after="60"/>
+        <w:spacing w:after="40"/>
       </w:pPr>
     </w:p>
     <w:p>
@@ -2002,9 +2721,382 @@
           <w:rFonts w:ascii="Times New Roman" w:hAnsi="Times New Roman"/>
           <w:b/>
           <w:color w:val="0F172A"/>
-          <w:sz w:val="23"/>
+          <w:sz w:val="22"/>
         </w:rPr>
-        <w:t>6. MULTI-MODEL BENCHMARK RESULTS &amp; COMPARATIVE ANALYSIS</w:t>
+        <w:t>V. EXPERIMENTAL SETUP &amp; EVALUATION METRICS</w:t>
+      </w:r>
+    </w:p>
+    <w:p>
+      <w:pPr>
+        <w:spacing w:line="276" w:lineRule="auto" w:after="60"/>
+        <w:ind w:firstLine="288"/>
+        <w:jc w:val="both"/>
+      </w:pPr>
+      <w:r>
+        <w:rPr>
+          <w:rFonts w:ascii="Times New Roman" w:hAnsi="Times New Roman"/>
+          <w:sz w:val="20"/>
+        </w:rPr>
+        <w:t>Models were trained using the AdamW optimizer with Cosine Annealing learning rate schedules. Transformer backbones utilized a base learning rate of 1e-5 (frozen feature extractor) and head rate of 1e-3. The CNN-BiLSTM was optimized at 5e-4 with ReduceLROnPlateau. Class-weighted cross-entropy loss was applied to mitigate class imbalances:</w:t>
+      </w:r>
+    </w:p>
+    <w:tbl>
+      <w:tblPr>
+        <w:tblW w:type="auto" w:w="0"/>
+        <w:jc w:val="center"/>
+        <w:tblLayout w:type="fixed"/>
+        <w:tblLook w:firstColumn="1" w:firstRow="1" w:lastColumn="0" w:lastRow="0" w:noHBand="0" w:noVBand="1" w:val="04A0"/>
+        <w:tblBorders>
+          <w:top w:val="none"/>
+          <w:bottom w:val="none"/>
+          <w:insideH w:val="none"/>
+          <w:left w:val="none"/>
+          <w:right w:val="none"/>
+          <w:insideV w:val="none"/>
+        </w:tblBorders>
+      </w:tblPr>
+      <w:tblGrid>
+        <w:gridCol w:w="8208"/>
+        <w:gridCol w:w="1152"/>
+      </w:tblGrid>
+      <w:tr>
+        <w:tc>
+          <w:tcPr>
+            <w:tcW w:type="dxa" w:w="4680"/>
+          </w:tcPr>
+          <w:p>
+            <w:pPr>
+              <w:spacing w:before="60" w:after="60"/>
+              <w:jc w:val="center"/>
+            </w:pPr>
+            <m:oMathPara>
+              <m:oMath>
+                <m:sSub>
+                  <m:e>
+                    <m:r>
+                      <m:t>ℒ</m:t>
+                    </m:r>
+                  </m:e>
+                  <m:sub>
+                    <m:r>
+                      <m:t>CE</m:t>
+                    </m:r>
+                  </m:sub>
+                </m:sSub>
+                <m:r>
+                  <m:t> = - </m:t>
+                </m:r>
+                <m:nary>
+                  <m:naryPr>
+                    <m:chr m:val="∑"/>
+                    <m:limLoc m:val="undOvr"/>
+                  </m:naryPr>
+                  <m:sub>
+                    <m:r>
+                      <m:t>k=1</m:t>
+                    </m:r>
+                  </m:sub>
+                  <m:sup>
+                    <m:r>
+                      <m:t>K</m:t>
+                    </m:r>
+                  </m:sup>
+                  <m:e>
+                    <m:sSub>
+                      <m:e>
+                        <m:r>
+                          <m:t>w</m:t>
+                        </m:r>
+                      </m:e>
+                      <m:sub>
+                        <m:r>
+                          <m:t>k</m:t>
+                        </m:r>
+                      </m:sub>
+                    </m:sSub>
+                    <m:sSub>
+                      <m:e>
+                        <m:r>
+                          <m:t>y</m:t>
+                        </m:r>
+                      </m:e>
+                      <m:sub>
+                        <m:r>
+                          <m:t>k</m:t>
+                        </m:r>
+                      </m:sub>
+                    </m:sSub>
+                    <m:r>
+                      <m:t> log </m:t>
+                    </m:r>
+                    <m:sSub>
+                      <m:e>
+                        <m:acc>
+                          <m:accPr>
+                            <m:chr m:val="^"/>
+                          </m:accPr>
+                          <m:e>
+                            <m:r>
+                              <m:t>y</m:t>
+                            </m:r>
+                          </m:e>
+                        </m:acc>
+                      </m:e>
+                      <m:sub>
+                        <m:r>
+                          <m:t>k</m:t>
+                        </m:r>
+                      </m:sub>
+                    </m:sSub>
+                  </m:e>
+                </m:nary>
+                <m:r>
+                  <m:t>,   where   </m:t>
+                </m:r>
+                <m:sSub>
+                  <m:e>
+                    <m:r>
+                      <m:t>w</m:t>
+                    </m:r>
+                  </m:e>
+                  <m:sub>
+                    <m:r>
+                      <m:t>k</m:t>
+                    </m:r>
+                  </m:sub>
+                </m:sSub>
+                <m:r>
+                  <m:t> = </m:t>
+                </m:r>
+                <m:f>
+                  <m:num>
+                    <m:sSub>
+                      <m:e>
+                        <m:r>
+                          <m:t>N</m:t>
+                        </m:r>
+                      </m:e>
+                      <m:sub>
+                        <m:r>
+                          <m:t>total</m:t>
+                        </m:r>
+                      </m:sub>
+                    </m:sSub>
+                  </m:num>
+                  <m:den>
+                    <m:r>
+                      <m:t>K · </m:t>
+                    </m:r>
+                    <m:sSub>
+                      <m:e>
+                        <m:r>
+                          <m:t>N</m:t>
+                        </m:r>
+                      </m:e>
+                      <m:sub>
+                        <m:r>
+                          <m:t>k</m:t>
+                        </m:r>
+                      </m:sub>
+                    </m:sSub>
+                  </m:den>
+                </m:f>
+              </m:oMath>
+            </m:oMathPara>
+          </w:p>
+        </w:tc>
+        <w:tc>
+          <w:tcPr>
+            <w:tcW w:type="dxa" w:w="4680"/>
+          </w:tcPr>
+          <w:p>
+            <w:pPr>
+              <w:spacing w:before="60" w:after="60"/>
+              <w:jc w:val="right"/>
+            </w:pPr>
+            <w:r>
+              <w:rPr>
+                <w:rFonts w:ascii="Times New Roman" w:hAnsi="Times New Roman"/>
+                <w:color w:val="475569"/>
+                <w:sz w:val="20"/>
+              </w:rPr>
+              <w:t>(6)</w:t>
+            </w:r>
+          </w:p>
+        </w:tc>
+      </w:tr>
+    </w:tbl>
+    <w:p>
+      <w:pPr>
+        <w:spacing w:after="40"/>
+      </w:pPr>
+    </w:p>
+    <w:p>
+      <w:pPr>
+        <w:spacing w:line="276" w:lineRule="auto" w:after="60"/>
+        <w:ind w:firstLine="288"/>
+        <w:jc w:val="both"/>
+      </w:pPr>
+      <w:r>
+        <w:rPr>
+          <w:rFonts w:ascii="Times New Roman" w:hAnsi="Times New Roman"/>
+          <w:sz w:val="20"/>
+        </w:rPr>
+        <w:t>Models were evaluated using Overall Accuracy, Macro-Averaged F1-score, and Unweighted Average Recall (UAR) [13]:</w:t>
+      </w:r>
+    </w:p>
+    <w:tbl>
+      <w:tblPr>
+        <w:tblW w:type="auto" w:w="0"/>
+        <w:jc w:val="center"/>
+        <w:tblLayout w:type="fixed"/>
+        <w:tblLook w:firstColumn="1" w:firstRow="1" w:lastColumn="0" w:lastRow="0" w:noHBand="0" w:noVBand="1" w:val="04A0"/>
+        <w:tblBorders>
+          <w:top w:val="none"/>
+          <w:bottom w:val="none"/>
+          <w:insideH w:val="none"/>
+          <w:left w:val="none"/>
+          <w:right w:val="none"/>
+          <w:insideV w:val="none"/>
+        </w:tblBorders>
+      </w:tblPr>
+      <w:tblGrid>
+        <w:gridCol w:w="8208"/>
+        <w:gridCol w:w="1152"/>
+      </w:tblGrid>
+      <w:tr>
+        <w:tc>
+          <w:tcPr>
+            <w:tcW w:type="dxa" w:w="4680"/>
+          </w:tcPr>
+          <w:p>
+            <w:pPr>
+              <w:spacing w:before="60" w:after="60"/>
+              <w:jc w:val="center"/>
+            </w:pPr>
+            <m:oMathPara>
+              <m:oMath>
+                <m:r>
+                  <m:t>UAR = </m:t>
+                </m:r>
+                <m:f>
+                  <m:num>
+                    <m:r>
+                      <m:t>1</m:t>
+                    </m:r>
+                  </m:num>
+                  <m:den>
+                    <m:r>
+                      <m:t>K</m:t>
+                    </m:r>
+                  </m:den>
+                </m:f>
+                <m:nary>
+                  <m:naryPr>
+                    <m:chr m:val="∑"/>
+                    <m:limLoc m:val="undOvr"/>
+                  </m:naryPr>
+                  <m:sub>
+                    <m:r>
+                      <m:t>k=1</m:t>
+                    </m:r>
+                  </m:sub>
+                  <m:sup>
+                    <m:r>
+                      <m:t>K</m:t>
+                    </m:r>
+                  </m:sup>
+                  <m:e>
+                    <m:f>
+                      <m:num>
+                        <m:sSub>
+                          <m:e>
+                            <m:r>
+                              <m:t>TP</m:t>
+                            </m:r>
+                          </m:e>
+                          <m:sub>
+                            <m:r>
+                              <m:t>k</m:t>
+                            </m:r>
+                          </m:sub>
+                        </m:sSub>
+                      </m:num>
+                      <m:den>
+                        <m:sSub>
+                          <m:e>
+                            <m:r>
+                              <m:t>TP</m:t>
+                            </m:r>
+                          </m:e>
+                          <m:sub>
+                            <m:r>
+                              <m:t>k</m:t>
+                            </m:r>
+                          </m:sub>
+                        </m:sSub>
+                        <m:r>
+                          <m:t> + </m:t>
+                        </m:r>
+                        <m:sSub>
+                          <m:e>
+                            <m:r>
+                              <m:t>FN</m:t>
+                            </m:r>
+                          </m:e>
+                          <m:sub>
+                            <m:r>
+                              <m:t>k</m:t>
+                            </m:r>
+                          </m:sub>
+                        </m:sSub>
+                      </m:den>
+                    </m:f>
+                  </m:e>
+                </m:nary>
+              </m:oMath>
+            </m:oMathPara>
+          </w:p>
+        </w:tc>
+        <w:tc>
+          <w:tcPr>
+            <w:tcW w:type="dxa" w:w="4680"/>
+          </w:tcPr>
+          <w:p>
+            <w:pPr>
+              <w:spacing w:before="60" w:after="60"/>
+              <w:jc w:val="right"/>
+            </w:pPr>
+            <w:r>
+              <w:rPr>
+                <w:rFonts w:ascii="Times New Roman" w:hAnsi="Times New Roman"/>
+                <w:color w:val="475569"/>
+                <w:sz w:val="20"/>
+              </w:rPr>
+              <w:t>(7)</w:t>
+            </w:r>
+          </w:p>
+        </w:tc>
+      </w:tr>
+    </w:tbl>
+    <w:p>
+      <w:pPr>
+        <w:spacing w:after="40"/>
+      </w:pPr>
+    </w:p>
+    <w:p>
+      <w:pPr>
+        <w:keepNext/>
+        <w:spacing w:before="320" w:after="120"/>
+      </w:pPr>
+      <w:r>
+        <w:rPr>
+          <w:rFonts w:ascii="Times New Roman" w:hAnsi="Times New Roman"/>
+          <w:b/>
+          <w:color w:val="0F172A"/>
+          <w:sz w:val="22"/>
+        </w:rPr>
+        <w:t>VI. BENCHMARK RESULTS &amp; COMPARATIVE ANALYSIS</w:t>
       </w:r>
     </w:p>
     <w:p>
@@ -2016,15 +3108,16 @@
         <w:rPr>
           <w:rFonts w:ascii="Times New Roman" w:hAnsi="Times New Roman"/>
           <w:b/>
+          <w:i/>
           <w:color w:val="1E293B"/>
-          <w:sz w:val="21"/>
+          <w:sz w:val="20"/>
         </w:rPr>
-        <w:t>6.1 Multi-Corpus Universal Foundation Model</w:t>
+        <w:t>A. Universal Multi-Corpus Linear Probe Benchmark</w:t>
       </w:r>
     </w:p>
     <w:p>
       <w:pPr>
-        <w:spacing w:line="293" w:lineRule="auto" w:after="80"/>
+        <w:spacing w:line="276" w:lineRule="auto" w:after="60"/>
         <w:ind w:firstLine="288"/>
         <w:jc w:val="both"/>
       </w:pPr>
@@ -2036,12 +3129,12 @@
         <w:t>To evaluate whether a unified representation can generalize across diverse acoustic environments, accents, and recording conditions, a Universal HuBERT Model was trained on the combined 4-corpus dataset (121 speakers across CREMA-D, RAVDESS, SAVEE, and TESS) and evaluated against 1,701 unseen multi-corpus test utterances.</w:t>
         <w:br/>
         <w:br/>
-        <w:t>Architecturally, this model employs a frozen self-supervised HuBERT-Base backbone (94.7M parameters) coupled with our Learnable Weighted Layer Pooling module and a linear classification head. Only 4,626 parameters were trained, representing approximately 0.005% of the total network parameters. Freezing the backbone avoids catastrophic forgetting of generic acoustic representations while providing an efficient linear probe evaluation of the pre-trained features across diverse corpora.</w:t>
+        <w:t>Architecturally, this model employs a frozen self-supervised HuBERT-Base backbone (94.7M parameters) coupled with our Learnable Weighted Layer Pooling module and a linear classification head. Only 4,626 parameters were trained, representing approximately 0.005% of the total network parameters. Freezing the backbone avoids catastrophic forgetting of generic acoustic representations while providing an efficient linear probe evaluation of the pre-trained features across diverse corpora. Table II reports the benchmark leaderboard.</w:t>
       </w:r>
     </w:p>
     <w:p>
       <w:pPr>
-        <w:spacing w:before="160" w:after="60"/>
+        <w:spacing w:before="160" w:after="40"/>
         <w:jc w:val="center"/>
       </w:pPr>
       <w:r>
@@ -2050,7 +3143,9 @@
           <w:b/>
           <w:sz w:val="18"/>
         </w:rPr>
-        <w:t>TABLE II: UNIVERSAL MULTI-CORPUS TEST LEADERBOARD (1,701 UNSEEN CLIPS)</w:t>
+        <w:t>TABLE II</w:t>
+        <w:br/>
+        <w:t>UNIVERSAL MULTI-CORPUS TEST LEADERBOARD (1,701 UNSEEN CLIPS)</w:t>
       </w:r>
     </w:p>
     <w:tbl>
@@ -2794,7 +3889,7 @@
     </w:tbl>
     <w:p>
       <w:pPr>
-        <w:spacing w:after="160"/>
+        <w:spacing w:after="120"/>
       </w:pPr>
     </w:p>
     <w:p>
@@ -2805,7 +3900,7 @@
       <w:r>
         <w:drawing>
           <wp:inline xmlns:a="http://schemas.openxmlformats.org/drawingml/2006/main" xmlns:pic="http://schemas.openxmlformats.org/drawingml/2006/picture">
-            <wp:extent cx="5486400" cy="2900309"/>
+            <wp:extent cx="5303520" cy="2803632"/>
             <wp:docPr id="2" name="Picture 2"/>
             <wp:cNvGraphicFramePr>
               <a:graphicFrameLocks noChangeAspect="1"/>
@@ -2826,7 +3921,7 @@
                   <pic:spPr>
                     <a:xfrm>
                       <a:off x="0" y="0"/>
-                      <a:ext cx="5486400" cy="2900309"/>
+                      <a:ext cx="5303520" cy="2803632"/>
                     </a:xfrm>
                     <a:prstGeom prst="rect"/>
                   </pic:spPr>
@@ -2850,7 +3945,7 @@
           <w:color w:val="334155"/>
           <w:sz w:val="18"/>
         </w:rPr>
-        <w:t>Figure 2: Multi-Corpus Benchmark Leaderboard Across Evaluated Speech Corpora.</w:t>
+        <w:t>Fig. 2. Benchmark Accuracy and Macro-F1 across English and Hindi Speech Corpora.</w:t>
       </w:r>
     </w:p>
     <w:p>
@@ -2862,15 +3957,16 @@
         <w:rPr>
           <w:rFonts w:ascii="Times New Roman" w:hAnsi="Times New Roman"/>
           <w:b/>
+          <w:i/>
           <w:color w:val="1E293B"/>
-          <w:sz w:val="21"/>
+          <w:sz w:val="20"/>
         </w:rPr>
-        <w:t>6.2 In-Domain Multi-Corpus Summary &amp; Architectural Ablations</w:t>
+        <w:t>B. In-Domain Multi-Corpus Benchmark Summary</w:t>
       </w:r>
     </w:p>
     <w:p>
       <w:pPr>
-        <w:spacing w:line="293" w:lineRule="auto" w:after="80"/>
+        <w:spacing w:line="276" w:lineRule="auto" w:after="60"/>
         <w:ind w:firstLine="288"/>
         <w:jc w:val="both"/>
       </w:pPr>
@@ -2879,14 +3975,1056 @@
           <w:rFonts w:ascii="Times New Roman" w:hAnsi="Times New Roman"/>
           <w:sz w:val="20"/>
         </w:rPr>
-        <w:t>• CREMA-D (91 Actors, 13 Unseen Test Actors): Soft-Voting Top-5 Ensemble achieved 75.57% Accuracy, 0.7594 Macro-F1, and 75.40% UAR. HuBERT with Learnable Layer Pooling reached 71.98% Accuracy, outperforming Wav2Vec2 Base (69.25%) and MFCC+CNN-BiLSTM (62.80%). Wav2Vec2-XLS-R-300M (Frozen Baseline) reached only 24.43% Accuracy (near chance level of 16.67%).</w:t>
+        <w:t>Individual in-domain evaluations across all five corpora reveal consistent patterns:</w:t>
         <w:br/>
-        <w:t>• RAVDESS (24 Actors, Actors 21 to 24 Unseen): Transfer ensemble achieved 73.75% Accuracy. Transfer from CREMA-D pre-training to RAVDESS produced 72.92% Accuracy, compared to 32.50% when trained from scratch on RAVDESS alone. Wav2Vec2-XLS-R-300M collapsed to 13.33% Accuracy (barely above chance level of 12.50%).</w:t>
         <w:br/>
-        <w:t>• SAVEE (4 Actors, Actor KL Unseen): Transfer ensemble reached 51.67% Accuracy and 0.3860 Macro-F1, doubling the scratch baseline of 25.0% which suffered from vocal tract overfitting. Wav2Vec2-XLS-R-300M achieved 12.50% Accuracy (chance level is 14.29%).</w:t>
+        <w:t>1. CREMA-D (91 Actors, 13 Unseen Test Actors): Soft-Voting Top-5 Ensemble achieved 75.57% Accuracy, 0.7594 Macro-F1, and 75.40% UAR. HuBERT with Learnable Layer Pooling reached 71.98% Accuracy, outperforming Wav2Vec2 Base (69.25%) and MFCC+CNN-BiLSTM (62.80%). Wav2Vec2-XLS-R-300M (Frozen Baseline) reached only 24.43% Accuracy (near chance level of 16.67%).</w:t>
         <w:br/>
-        <w:t>• TESS (2 Actresses, 200 Words, 30 Unseen Target Words): All SSL foundation models achieved 100.00% Accuracy and 1.0000 Macro-F1. However, this result reflects the inherent ceiling effect and low acoustic complexity of the TESS dataset (only 2 speakers, carrier phrases, pristine studio acoustics) rather than architectural invincibility.</w:t>
+        <w:br/>
+        <w:t>2. RAVDESS (24 Actors, Actors 21 to 24 Unseen): Transfer Ensemble achieved 73.75% Accuracy and 0.7207 Macro-F1. Transfer from CREMA-D pre-training to RAVDESS produced 72.92% Accuracy, compared to 32.50% when trained from scratch on RAVDESS alone. Wav2Vec2-XLS-R-300M collapsed to 13.33% Accuracy (barely above chance level of 12.50%).</w:t>
+        <w:br/>
+        <w:br/>
+        <w:t>3. SAVEE (4 Actors, Actor KL Unseen): Transfer ensemble reached 51.67% Accuracy and 0.3860 Macro-F1, doubling the scratch baseline of 25.0% which suffered from vocal tract overfitting. Wav2Vec2-XLS-R-300M achieved 12.50% Accuracy (chance level is 14.29%).</w:t>
+        <w:br/>
+        <w:br/>
+        <w:t>4. TESS (2 Actresses, 200 Words, 30 Unseen Target Words): All SSL foundation models achieved 100.00% Accuracy and 1.0000 Macro-F1. However, this result reflects the inherent ceiling effect and low acoustic complexity of the TESS dataset (only 2 speakers, carrier phrases, pristine studio acoustics) rather than architectural invincibility. Table III reports the comprehensive multi-corpus benchmark.</w:t>
       </w:r>
+    </w:p>
+    <w:p>
+      <w:pPr>
+        <w:spacing w:before="160" w:after="40"/>
+        <w:jc w:val="center"/>
+      </w:pPr>
+      <w:r>
+        <w:rPr>
+          <w:rFonts w:ascii="Times New Roman" w:hAnsi="Times New Roman"/>
+          <w:b/>
+          <w:sz w:val="18"/>
+        </w:rPr>
+        <w:t>TABLE III</w:t>
+        <w:br/>
+        <w:t>IN-DOMAIN BENCHMARK LEADERBOARD ACROSS 5 EVALUATED CORPORA</w:t>
+      </w:r>
+    </w:p>
+    <w:tbl>
+      <w:tblPr>
+        <w:tblW w:type="auto" w:w="0"/>
+        <w:jc w:val="center"/>
+        <w:tblLook w:firstColumn="1" w:firstRow="1" w:lastColumn="0" w:lastRow="0" w:noHBand="0" w:noVBand="1" w:val="04A0"/>
+        <w:tblBorders>
+          <w:top w:val="single" w:sz="14" w:space="0" w:color="0F172A"/>
+          <w:bottom w:val="single" w:sz="14" w:space="0" w:color="0F172A"/>
+          <w:insideH w:val="single" w:sz="4" w:space="0" w:color="E2E8F0"/>
+          <w:left w:val="none"/>
+          <w:right w:val="none"/>
+          <w:insideV w:val="none"/>
+        </w:tblBorders>
+      </w:tblPr>
+      <w:tblGrid>
+        <w:gridCol w:w="1560"/>
+        <w:gridCol w:w="1560"/>
+        <w:gridCol w:w="1560"/>
+        <w:gridCol w:w="1560"/>
+        <w:gridCol w:w="1560"/>
+        <w:gridCol w:w="1560"/>
+      </w:tblGrid>
+      <w:tr>
+        <w:tc>
+          <w:tcPr>
+            <w:tcW w:type="dxa" w:w="1560"/>
+            <w:shd w:fill="F1F5F9"/>
+            <w:tcMar>
+              <w:top w:w="70" w:type="dxa"/>
+              <w:bottom w:w="70" w:type="dxa"/>
+              <w:left w:w="90" w:type="dxa"/>
+              <w:right w:w="90" w:type="dxa"/>
+            </w:tcMar>
+          </w:tcPr>
+          <w:p>
+            <w:pPr>
+              <w:spacing w:before="60" w:after="60"/>
+            </w:pPr>
+            <w:r>
+              <w:rPr>
+                <w:rFonts w:ascii="Times New Roman" w:hAnsi="Times New Roman"/>
+                <w:b/>
+                <w:sz w:val="17"/>
+              </w:rPr>
+              <w:t>Dataset</w:t>
+            </w:r>
+          </w:p>
+        </w:tc>
+        <w:tc>
+          <w:tcPr>
+            <w:tcW w:type="dxa" w:w="1560"/>
+            <w:shd w:fill="F1F5F9"/>
+            <w:tcMar>
+              <w:top w:w="70" w:type="dxa"/>
+              <w:bottom w:w="70" w:type="dxa"/>
+              <w:left w:w="90" w:type="dxa"/>
+              <w:right w:w="90" w:type="dxa"/>
+            </w:tcMar>
+          </w:tcPr>
+          <w:p>
+            <w:pPr>
+              <w:spacing w:before="60" w:after="60"/>
+            </w:pPr>
+            <w:r>
+              <w:rPr>
+                <w:rFonts w:ascii="Times New Roman" w:hAnsi="Times New Roman"/>
+                <w:b/>
+                <w:sz w:val="17"/>
+              </w:rPr>
+              <w:t>Best Model</w:t>
+            </w:r>
+          </w:p>
+        </w:tc>
+        <w:tc>
+          <w:tcPr>
+            <w:tcW w:type="dxa" w:w="1560"/>
+            <w:shd w:fill="F1F5F9"/>
+            <w:tcMar>
+              <w:top w:w="70" w:type="dxa"/>
+              <w:bottom w:w="70" w:type="dxa"/>
+              <w:left w:w="90" w:type="dxa"/>
+              <w:right w:w="90" w:type="dxa"/>
+            </w:tcMar>
+          </w:tcPr>
+          <w:p>
+            <w:pPr>
+              <w:spacing w:before="60" w:after="60"/>
+            </w:pPr>
+            <w:r>
+              <w:rPr>
+                <w:rFonts w:ascii="Times New Roman" w:hAnsi="Times New Roman"/>
+                <w:b/>
+                <w:sz w:val="17"/>
+              </w:rPr>
+              <w:t>Accuracy</w:t>
+            </w:r>
+          </w:p>
+        </w:tc>
+        <w:tc>
+          <w:tcPr>
+            <w:tcW w:type="dxa" w:w="1560"/>
+            <w:shd w:fill="F1F5F9"/>
+            <w:tcMar>
+              <w:top w:w="70" w:type="dxa"/>
+              <w:bottom w:w="70" w:type="dxa"/>
+              <w:left w:w="90" w:type="dxa"/>
+              <w:right w:w="90" w:type="dxa"/>
+            </w:tcMar>
+          </w:tcPr>
+          <w:p>
+            <w:pPr>
+              <w:spacing w:before="60" w:after="60"/>
+            </w:pPr>
+            <w:r>
+              <w:rPr>
+                <w:rFonts w:ascii="Times New Roman" w:hAnsi="Times New Roman"/>
+                <w:b/>
+                <w:sz w:val="17"/>
+              </w:rPr>
+              <w:t>Macro-F1</w:t>
+            </w:r>
+          </w:p>
+        </w:tc>
+        <w:tc>
+          <w:tcPr>
+            <w:tcW w:type="dxa" w:w="1560"/>
+            <w:shd w:fill="F1F5F9"/>
+            <w:tcMar>
+              <w:top w:w="70" w:type="dxa"/>
+              <w:bottom w:w="70" w:type="dxa"/>
+              <w:left w:w="90" w:type="dxa"/>
+              <w:right w:w="90" w:type="dxa"/>
+            </w:tcMar>
+          </w:tcPr>
+          <w:p>
+            <w:pPr>
+              <w:spacing w:before="60" w:after="60"/>
+            </w:pPr>
+            <w:r>
+              <w:rPr>
+                <w:rFonts w:ascii="Times New Roman" w:hAnsi="Times New Roman"/>
+                <w:b/>
+                <w:sz w:val="17"/>
+              </w:rPr>
+              <w:t>UAR</w:t>
+            </w:r>
+          </w:p>
+        </w:tc>
+        <w:tc>
+          <w:tcPr>
+            <w:tcW w:type="dxa" w:w="1560"/>
+            <w:shd w:fill="F1F5F9"/>
+            <w:tcMar>
+              <w:top w:w="70" w:type="dxa"/>
+              <w:bottom w:w="70" w:type="dxa"/>
+              <w:left w:w="90" w:type="dxa"/>
+              <w:right w:w="90" w:type="dxa"/>
+            </w:tcMar>
+          </w:tcPr>
+          <w:p>
+            <w:pPr>
+              <w:spacing w:before="60" w:after="60"/>
+            </w:pPr>
+            <w:r>
+              <w:rPr>
+                <w:rFonts w:ascii="Times New Roman" w:hAnsi="Times New Roman"/>
+                <w:b/>
+                <w:sz w:val="17"/>
+              </w:rPr>
+              <w:t>Chance</w:t>
+            </w:r>
+          </w:p>
+        </w:tc>
+      </w:tr>
+      <w:tr>
+        <w:tc>
+          <w:tcPr>
+            <w:tcW w:type="dxa" w:w="1560"/>
+            <w:tcMar>
+              <w:top w:w="70" w:type="dxa"/>
+              <w:bottom w:w="70" w:type="dxa"/>
+              <w:left w:w="90" w:type="dxa"/>
+              <w:right w:w="90" w:type="dxa"/>
+            </w:tcMar>
+          </w:tcPr>
+          <w:p>
+            <w:pPr>
+              <w:spacing w:before="60" w:after="60"/>
+            </w:pPr>
+            <w:r>
+              <w:rPr>
+                <w:rFonts w:ascii="Times New Roman" w:hAnsi="Times New Roman"/>
+                <w:sz w:val="17"/>
+              </w:rPr>
+              <w:t>CREMA-D</w:t>
+            </w:r>
+          </w:p>
+        </w:tc>
+        <w:tc>
+          <w:tcPr>
+            <w:tcW w:type="dxa" w:w="1560"/>
+            <w:tcMar>
+              <w:top w:w="70" w:type="dxa"/>
+              <w:bottom w:w="70" w:type="dxa"/>
+              <w:left w:w="90" w:type="dxa"/>
+              <w:right w:w="90" w:type="dxa"/>
+            </w:tcMar>
+          </w:tcPr>
+          <w:p>
+            <w:pPr>
+              <w:spacing w:before="60" w:after="60"/>
+            </w:pPr>
+            <w:r>
+              <w:rPr>
+                <w:rFonts w:ascii="Times New Roman" w:hAnsi="Times New Roman"/>
+                <w:sz w:val="17"/>
+              </w:rPr>
+              <w:t>Top-5 Soft-Voting Ensemble</w:t>
+            </w:r>
+          </w:p>
+        </w:tc>
+        <w:tc>
+          <w:tcPr>
+            <w:tcW w:type="dxa" w:w="1560"/>
+            <w:tcMar>
+              <w:top w:w="70" w:type="dxa"/>
+              <w:bottom w:w="70" w:type="dxa"/>
+              <w:left w:w="90" w:type="dxa"/>
+              <w:right w:w="90" w:type="dxa"/>
+            </w:tcMar>
+          </w:tcPr>
+          <w:p>
+            <w:pPr>
+              <w:spacing w:before="60" w:after="60"/>
+            </w:pPr>
+            <w:r>
+              <w:rPr>
+                <w:rFonts w:ascii="Times New Roman" w:hAnsi="Times New Roman"/>
+                <w:sz w:val="17"/>
+              </w:rPr>
+              <w:t>75.57%</w:t>
+            </w:r>
+          </w:p>
+        </w:tc>
+        <w:tc>
+          <w:tcPr>
+            <w:tcW w:type="dxa" w:w="1560"/>
+            <w:tcMar>
+              <w:top w:w="70" w:type="dxa"/>
+              <w:bottom w:w="70" w:type="dxa"/>
+              <w:left w:w="90" w:type="dxa"/>
+              <w:right w:w="90" w:type="dxa"/>
+            </w:tcMar>
+          </w:tcPr>
+          <w:p>
+            <w:pPr>
+              <w:spacing w:before="60" w:after="60"/>
+            </w:pPr>
+            <w:r>
+              <w:rPr>
+                <w:rFonts w:ascii="Times New Roman" w:hAnsi="Times New Roman"/>
+                <w:sz w:val="17"/>
+              </w:rPr>
+              <w:t>0.7594</w:t>
+            </w:r>
+          </w:p>
+        </w:tc>
+        <w:tc>
+          <w:tcPr>
+            <w:tcW w:type="dxa" w:w="1560"/>
+            <w:tcMar>
+              <w:top w:w="70" w:type="dxa"/>
+              <w:bottom w:w="70" w:type="dxa"/>
+              <w:left w:w="90" w:type="dxa"/>
+              <w:right w:w="90" w:type="dxa"/>
+            </w:tcMar>
+          </w:tcPr>
+          <w:p>
+            <w:pPr>
+              <w:spacing w:before="60" w:after="60"/>
+            </w:pPr>
+            <w:r>
+              <w:rPr>
+                <w:rFonts w:ascii="Times New Roman" w:hAnsi="Times New Roman"/>
+                <w:sz w:val="17"/>
+              </w:rPr>
+              <w:t>75.40%</w:t>
+            </w:r>
+          </w:p>
+        </w:tc>
+        <w:tc>
+          <w:tcPr>
+            <w:tcW w:type="dxa" w:w="1560"/>
+            <w:tcMar>
+              <w:top w:w="70" w:type="dxa"/>
+              <w:bottom w:w="70" w:type="dxa"/>
+              <w:left w:w="90" w:type="dxa"/>
+              <w:right w:w="90" w:type="dxa"/>
+            </w:tcMar>
+          </w:tcPr>
+          <w:p>
+            <w:pPr>
+              <w:spacing w:before="60" w:after="60"/>
+            </w:pPr>
+            <w:r>
+              <w:rPr>
+                <w:rFonts w:ascii="Times New Roman" w:hAnsi="Times New Roman"/>
+                <w:sz w:val="17"/>
+              </w:rPr>
+              <w:t>16.67%</w:t>
+            </w:r>
+          </w:p>
+        </w:tc>
+      </w:tr>
+      <w:tr>
+        <w:tc>
+          <w:tcPr>
+            <w:tcW w:type="dxa" w:w="1560"/>
+            <w:tcMar>
+              <w:top w:w="70" w:type="dxa"/>
+              <w:bottom w:w="70" w:type="dxa"/>
+              <w:left w:w="90" w:type="dxa"/>
+              <w:right w:w="90" w:type="dxa"/>
+            </w:tcMar>
+          </w:tcPr>
+          <w:p>
+            <w:pPr>
+              <w:spacing w:before="60" w:after="60"/>
+            </w:pPr>
+            <w:r>
+              <w:rPr>
+                <w:rFonts w:ascii="Times New Roman" w:hAnsi="Times New Roman"/>
+                <w:sz w:val="17"/>
+              </w:rPr>
+              <w:t>RAVDESS</w:t>
+            </w:r>
+          </w:p>
+        </w:tc>
+        <w:tc>
+          <w:tcPr>
+            <w:tcW w:type="dxa" w:w="1560"/>
+            <w:tcMar>
+              <w:top w:w="70" w:type="dxa"/>
+              <w:bottom w:w="70" w:type="dxa"/>
+              <w:left w:w="90" w:type="dxa"/>
+              <w:right w:w="90" w:type="dxa"/>
+            </w:tcMar>
+          </w:tcPr>
+          <w:p>
+            <w:pPr>
+              <w:spacing w:before="60" w:after="60"/>
+            </w:pPr>
+            <w:r>
+              <w:rPr>
+                <w:rFonts w:ascii="Times New Roman" w:hAnsi="Times New Roman"/>
+                <w:sz w:val="17"/>
+              </w:rPr>
+              <w:t>Transfer Ensemble (CREMA-D)</w:t>
+            </w:r>
+          </w:p>
+        </w:tc>
+        <w:tc>
+          <w:tcPr>
+            <w:tcW w:type="dxa" w:w="1560"/>
+            <w:tcMar>
+              <w:top w:w="70" w:type="dxa"/>
+              <w:bottom w:w="70" w:type="dxa"/>
+              <w:left w:w="90" w:type="dxa"/>
+              <w:right w:w="90" w:type="dxa"/>
+            </w:tcMar>
+          </w:tcPr>
+          <w:p>
+            <w:pPr>
+              <w:spacing w:before="60" w:after="60"/>
+            </w:pPr>
+            <w:r>
+              <w:rPr>
+                <w:rFonts w:ascii="Times New Roman" w:hAnsi="Times New Roman"/>
+                <w:sz w:val="17"/>
+              </w:rPr>
+              <w:t>73.75%</w:t>
+            </w:r>
+          </w:p>
+        </w:tc>
+        <w:tc>
+          <w:tcPr>
+            <w:tcW w:type="dxa" w:w="1560"/>
+            <w:tcMar>
+              <w:top w:w="70" w:type="dxa"/>
+              <w:bottom w:w="70" w:type="dxa"/>
+              <w:left w:w="90" w:type="dxa"/>
+              <w:right w:w="90" w:type="dxa"/>
+            </w:tcMar>
+          </w:tcPr>
+          <w:p>
+            <w:pPr>
+              <w:spacing w:before="60" w:after="60"/>
+            </w:pPr>
+            <w:r>
+              <w:rPr>
+                <w:rFonts w:ascii="Times New Roman" w:hAnsi="Times New Roman"/>
+                <w:sz w:val="17"/>
+              </w:rPr>
+              <w:t>0.7207</w:t>
+            </w:r>
+          </w:p>
+        </w:tc>
+        <w:tc>
+          <w:tcPr>
+            <w:tcW w:type="dxa" w:w="1560"/>
+            <w:tcMar>
+              <w:top w:w="70" w:type="dxa"/>
+              <w:bottom w:w="70" w:type="dxa"/>
+              <w:left w:w="90" w:type="dxa"/>
+              <w:right w:w="90" w:type="dxa"/>
+            </w:tcMar>
+          </w:tcPr>
+          <w:p>
+            <w:pPr>
+              <w:spacing w:before="60" w:after="60"/>
+            </w:pPr>
+            <w:r>
+              <w:rPr>
+                <w:rFonts w:ascii="Times New Roman" w:hAnsi="Times New Roman"/>
+                <w:sz w:val="17"/>
+              </w:rPr>
+              <w:t>73.12%</w:t>
+            </w:r>
+          </w:p>
+        </w:tc>
+        <w:tc>
+          <w:tcPr>
+            <w:tcW w:type="dxa" w:w="1560"/>
+            <w:tcMar>
+              <w:top w:w="70" w:type="dxa"/>
+              <w:bottom w:w="70" w:type="dxa"/>
+              <w:left w:w="90" w:type="dxa"/>
+              <w:right w:w="90" w:type="dxa"/>
+            </w:tcMar>
+          </w:tcPr>
+          <w:p>
+            <w:pPr>
+              <w:spacing w:before="60" w:after="60"/>
+            </w:pPr>
+            <w:r>
+              <w:rPr>
+                <w:rFonts w:ascii="Times New Roman" w:hAnsi="Times New Roman"/>
+                <w:sz w:val="17"/>
+              </w:rPr>
+              <w:t>12.50%</w:t>
+            </w:r>
+          </w:p>
+        </w:tc>
+      </w:tr>
+      <w:tr>
+        <w:tc>
+          <w:tcPr>
+            <w:tcW w:type="dxa" w:w="1560"/>
+            <w:tcMar>
+              <w:top w:w="70" w:type="dxa"/>
+              <w:bottom w:w="70" w:type="dxa"/>
+              <w:left w:w="90" w:type="dxa"/>
+              <w:right w:w="90" w:type="dxa"/>
+            </w:tcMar>
+          </w:tcPr>
+          <w:p>
+            <w:pPr>
+              <w:spacing w:before="60" w:after="60"/>
+            </w:pPr>
+            <w:r>
+              <w:rPr>
+                <w:rFonts w:ascii="Times New Roman" w:hAnsi="Times New Roman"/>
+                <w:sz w:val="17"/>
+              </w:rPr>
+              <w:t>SAVEE</w:t>
+            </w:r>
+          </w:p>
+        </w:tc>
+        <w:tc>
+          <w:tcPr>
+            <w:tcW w:type="dxa" w:w="1560"/>
+            <w:tcMar>
+              <w:top w:w="70" w:type="dxa"/>
+              <w:bottom w:w="70" w:type="dxa"/>
+              <w:left w:w="90" w:type="dxa"/>
+              <w:right w:w="90" w:type="dxa"/>
+            </w:tcMar>
+          </w:tcPr>
+          <w:p>
+            <w:pPr>
+              <w:spacing w:before="60" w:after="60"/>
+            </w:pPr>
+            <w:r>
+              <w:rPr>
+                <w:rFonts w:ascii="Times New Roman" w:hAnsi="Times New Roman"/>
+                <w:sz w:val="17"/>
+              </w:rPr>
+              <w:t>Transfer Ensemble (CREMA-D)</w:t>
+            </w:r>
+          </w:p>
+        </w:tc>
+        <w:tc>
+          <w:tcPr>
+            <w:tcW w:type="dxa" w:w="1560"/>
+            <w:tcMar>
+              <w:top w:w="70" w:type="dxa"/>
+              <w:bottom w:w="70" w:type="dxa"/>
+              <w:left w:w="90" w:type="dxa"/>
+              <w:right w:w="90" w:type="dxa"/>
+            </w:tcMar>
+          </w:tcPr>
+          <w:p>
+            <w:pPr>
+              <w:spacing w:before="60" w:after="60"/>
+            </w:pPr>
+            <w:r>
+              <w:rPr>
+                <w:rFonts w:ascii="Times New Roman" w:hAnsi="Times New Roman"/>
+                <w:sz w:val="17"/>
+              </w:rPr>
+              <w:t>51.67%</w:t>
+            </w:r>
+          </w:p>
+        </w:tc>
+        <w:tc>
+          <w:tcPr>
+            <w:tcW w:type="dxa" w:w="1560"/>
+            <w:tcMar>
+              <w:top w:w="70" w:type="dxa"/>
+              <w:bottom w:w="70" w:type="dxa"/>
+              <w:left w:w="90" w:type="dxa"/>
+              <w:right w:w="90" w:type="dxa"/>
+            </w:tcMar>
+          </w:tcPr>
+          <w:p>
+            <w:pPr>
+              <w:spacing w:before="60" w:after="60"/>
+            </w:pPr>
+            <w:r>
+              <w:rPr>
+                <w:rFonts w:ascii="Times New Roman" w:hAnsi="Times New Roman"/>
+                <w:sz w:val="17"/>
+              </w:rPr>
+              <w:t>0.3860</w:t>
+            </w:r>
+          </w:p>
+        </w:tc>
+        <w:tc>
+          <w:tcPr>
+            <w:tcW w:type="dxa" w:w="1560"/>
+            <w:tcMar>
+              <w:top w:w="70" w:type="dxa"/>
+              <w:bottom w:w="70" w:type="dxa"/>
+              <w:left w:w="90" w:type="dxa"/>
+              <w:right w:w="90" w:type="dxa"/>
+            </w:tcMar>
+          </w:tcPr>
+          <w:p>
+            <w:pPr>
+              <w:spacing w:before="60" w:after="60"/>
+            </w:pPr>
+            <w:r>
+              <w:rPr>
+                <w:rFonts w:ascii="Times New Roman" w:hAnsi="Times New Roman"/>
+                <w:sz w:val="17"/>
+              </w:rPr>
+              <w:t>50.45%</w:t>
+            </w:r>
+          </w:p>
+        </w:tc>
+        <w:tc>
+          <w:tcPr>
+            <w:tcW w:type="dxa" w:w="1560"/>
+            <w:tcMar>
+              <w:top w:w="70" w:type="dxa"/>
+              <w:bottom w:w="70" w:type="dxa"/>
+              <w:left w:w="90" w:type="dxa"/>
+              <w:right w:w="90" w:type="dxa"/>
+            </w:tcMar>
+          </w:tcPr>
+          <w:p>
+            <w:pPr>
+              <w:spacing w:before="60" w:after="60"/>
+            </w:pPr>
+            <w:r>
+              <w:rPr>
+                <w:rFonts w:ascii="Times New Roman" w:hAnsi="Times New Roman"/>
+                <w:sz w:val="17"/>
+              </w:rPr>
+              <w:t>14.29%</w:t>
+            </w:r>
+          </w:p>
+        </w:tc>
+      </w:tr>
+      <w:tr>
+        <w:tc>
+          <w:tcPr>
+            <w:tcW w:type="dxa" w:w="1560"/>
+            <w:tcMar>
+              <w:top w:w="70" w:type="dxa"/>
+              <w:bottom w:w="70" w:type="dxa"/>
+              <w:left w:w="90" w:type="dxa"/>
+              <w:right w:w="90" w:type="dxa"/>
+            </w:tcMar>
+          </w:tcPr>
+          <w:p>
+            <w:pPr>
+              <w:spacing w:before="60" w:after="60"/>
+            </w:pPr>
+            <w:r>
+              <w:rPr>
+                <w:rFonts w:ascii="Times New Roman" w:hAnsi="Times New Roman"/>
+                <w:sz w:val="17"/>
+              </w:rPr>
+              <w:t>TESS</w:t>
+            </w:r>
+          </w:p>
+        </w:tc>
+        <w:tc>
+          <w:tcPr>
+            <w:tcW w:type="dxa" w:w="1560"/>
+            <w:tcMar>
+              <w:top w:w="70" w:type="dxa"/>
+              <w:bottom w:w="70" w:type="dxa"/>
+              <w:left w:w="90" w:type="dxa"/>
+              <w:right w:w="90" w:type="dxa"/>
+            </w:tcMar>
+          </w:tcPr>
+          <w:p>
+            <w:pPr>
+              <w:spacing w:before="60" w:after="60"/>
+            </w:pPr>
+            <w:r>
+              <w:rPr>
+                <w:rFonts w:ascii="Times New Roman" w:hAnsi="Times New Roman"/>
+                <w:sz w:val="17"/>
+              </w:rPr>
+              <w:t>Universal HuBERT / W2V2</w:t>
+            </w:r>
+          </w:p>
+        </w:tc>
+        <w:tc>
+          <w:tcPr>
+            <w:tcW w:type="dxa" w:w="1560"/>
+            <w:tcMar>
+              <w:top w:w="70" w:type="dxa"/>
+              <w:bottom w:w="70" w:type="dxa"/>
+              <w:left w:w="90" w:type="dxa"/>
+              <w:right w:w="90" w:type="dxa"/>
+            </w:tcMar>
+          </w:tcPr>
+          <w:p>
+            <w:pPr>
+              <w:spacing w:before="60" w:after="60"/>
+            </w:pPr>
+            <w:r>
+              <w:rPr>
+                <w:rFonts w:ascii="Times New Roman" w:hAnsi="Times New Roman"/>
+                <w:sz w:val="17"/>
+              </w:rPr>
+              <w:t>100.00%</w:t>
+            </w:r>
+          </w:p>
+        </w:tc>
+        <w:tc>
+          <w:tcPr>
+            <w:tcW w:type="dxa" w:w="1560"/>
+            <w:tcMar>
+              <w:top w:w="70" w:type="dxa"/>
+              <w:bottom w:w="70" w:type="dxa"/>
+              <w:left w:w="90" w:type="dxa"/>
+              <w:right w:w="90" w:type="dxa"/>
+            </w:tcMar>
+          </w:tcPr>
+          <w:p>
+            <w:pPr>
+              <w:spacing w:before="60" w:after="60"/>
+            </w:pPr>
+            <w:r>
+              <w:rPr>
+                <w:rFonts w:ascii="Times New Roman" w:hAnsi="Times New Roman"/>
+                <w:sz w:val="17"/>
+              </w:rPr>
+              <w:t>1.0000</w:t>
+            </w:r>
+          </w:p>
+        </w:tc>
+        <w:tc>
+          <w:tcPr>
+            <w:tcW w:type="dxa" w:w="1560"/>
+            <w:tcMar>
+              <w:top w:w="70" w:type="dxa"/>
+              <w:bottom w:w="70" w:type="dxa"/>
+              <w:left w:w="90" w:type="dxa"/>
+              <w:right w:w="90" w:type="dxa"/>
+            </w:tcMar>
+          </w:tcPr>
+          <w:p>
+            <w:pPr>
+              <w:spacing w:before="60" w:after="60"/>
+            </w:pPr>
+            <w:r>
+              <w:rPr>
+                <w:rFonts w:ascii="Times New Roman" w:hAnsi="Times New Roman"/>
+                <w:sz w:val="17"/>
+              </w:rPr>
+              <w:t>100.00%</w:t>
+            </w:r>
+          </w:p>
+        </w:tc>
+        <w:tc>
+          <w:tcPr>
+            <w:tcW w:type="dxa" w:w="1560"/>
+            <w:tcMar>
+              <w:top w:w="70" w:type="dxa"/>
+              <w:bottom w:w="70" w:type="dxa"/>
+              <w:left w:w="90" w:type="dxa"/>
+              <w:right w:w="90" w:type="dxa"/>
+            </w:tcMar>
+          </w:tcPr>
+          <w:p>
+            <w:pPr>
+              <w:spacing w:before="60" w:after="60"/>
+            </w:pPr>
+            <w:r>
+              <w:rPr>
+                <w:rFonts w:ascii="Times New Roman" w:hAnsi="Times New Roman"/>
+                <w:sz w:val="17"/>
+              </w:rPr>
+              <w:t>14.29%</w:t>
+            </w:r>
+          </w:p>
+        </w:tc>
+      </w:tr>
+      <w:tr>
+        <w:tc>
+          <w:tcPr>
+            <w:tcW w:type="dxa" w:w="1560"/>
+            <w:tcMar>
+              <w:top w:w="70" w:type="dxa"/>
+              <w:bottom w:w="70" w:type="dxa"/>
+              <w:left w:w="90" w:type="dxa"/>
+              <w:right w:w="90" w:type="dxa"/>
+            </w:tcMar>
+          </w:tcPr>
+          <w:p>
+            <w:pPr>
+              <w:spacing w:before="60" w:after="60"/>
+            </w:pPr>
+            <w:r>
+              <w:rPr>
+                <w:rFonts w:ascii="Times New Roman" w:hAnsi="Times New Roman"/>
+                <w:sz w:val="17"/>
+              </w:rPr>
+              <w:t>Hindi SER</w:t>
+            </w:r>
+          </w:p>
+        </w:tc>
+        <w:tc>
+          <w:tcPr>
+            <w:tcW w:type="dxa" w:w="1560"/>
+            <w:tcMar>
+              <w:top w:w="70" w:type="dxa"/>
+              <w:bottom w:w="70" w:type="dxa"/>
+              <w:left w:w="90" w:type="dxa"/>
+              <w:right w:w="90" w:type="dxa"/>
+            </w:tcMar>
+          </w:tcPr>
+          <w:p>
+            <w:pPr>
+              <w:spacing w:before="60" w:after="60"/>
+            </w:pPr>
+            <w:r>
+              <w:rPr>
+                <w:rFonts w:ascii="Times New Roman" w:hAnsi="Times New Roman"/>
+                <w:sz w:val="17"/>
+              </w:rPr>
+              <w:t>CNN-BiLSTM Specialist</w:t>
+            </w:r>
+          </w:p>
+        </w:tc>
+        <w:tc>
+          <w:tcPr>
+            <w:tcW w:type="dxa" w:w="1560"/>
+            <w:tcMar>
+              <w:top w:w="70" w:type="dxa"/>
+              <w:bottom w:w="70" w:type="dxa"/>
+              <w:left w:w="90" w:type="dxa"/>
+              <w:right w:w="90" w:type="dxa"/>
+            </w:tcMar>
+          </w:tcPr>
+          <w:p>
+            <w:pPr>
+              <w:spacing w:before="60" w:after="60"/>
+            </w:pPr>
+            <w:r>
+              <w:rPr>
+                <w:rFonts w:ascii="Times New Roman" w:hAnsi="Times New Roman"/>
+                <w:sz w:val="17"/>
+              </w:rPr>
+              <w:t>75.19%</w:t>
+            </w:r>
+          </w:p>
+        </w:tc>
+        <w:tc>
+          <w:tcPr>
+            <w:tcW w:type="dxa" w:w="1560"/>
+            <w:tcMar>
+              <w:top w:w="70" w:type="dxa"/>
+              <w:bottom w:w="70" w:type="dxa"/>
+              <w:left w:w="90" w:type="dxa"/>
+              <w:right w:w="90" w:type="dxa"/>
+            </w:tcMar>
+          </w:tcPr>
+          <w:p>
+            <w:pPr>
+              <w:spacing w:before="60" w:after="60"/>
+            </w:pPr>
+            <w:r>
+              <w:rPr>
+                <w:rFonts w:ascii="Times New Roman" w:hAnsi="Times New Roman"/>
+                <w:sz w:val="17"/>
+              </w:rPr>
+              <w:t>0.7018</w:t>
+            </w:r>
+          </w:p>
+        </w:tc>
+        <w:tc>
+          <w:tcPr>
+            <w:tcW w:type="dxa" w:w="1560"/>
+            <w:tcMar>
+              <w:top w:w="70" w:type="dxa"/>
+              <w:bottom w:w="70" w:type="dxa"/>
+              <w:left w:w="90" w:type="dxa"/>
+              <w:right w:w="90" w:type="dxa"/>
+            </w:tcMar>
+          </w:tcPr>
+          <w:p>
+            <w:pPr>
+              <w:spacing w:before="60" w:after="60"/>
+            </w:pPr>
+            <w:r>
+              <w:rPr>
+                <w:rFonts w:ascii="Times New Roman" w:hAnsi="Times New Roman"/>
+                <w:sz w:val="17"/>
+              </w:rPr>
+              <w:t>70.56%</w:t>
+            </w:r>
+          </w:p>
+        </w:tc>
+        <w:tc>
+          <w:tcPr>
+            <w:tcW w:type="dxa" w:w="1560"/>
+            <w:tcMar>
+              <w:top w:w="70" w:type="dxa"/>
+              <w:bottom w:w="70" w:type="dxa"/>
+              <w:left w:w="90" w:type="dxa"/>
+              <w:right w:w="90" w:type="dxa"/>
+            </w:tcMar>
+          </w:tcPr>
+          <w:p>
+            <w:pPr>
+              <w:spacing w:before="60" w:after="60"/>
+            </w:pPr>
+            <w:r>
+              <w:rPr>
+                <w:rFonts w:ascii="Times New Roman" w:hAnsi="Times New Roman"/>
+                <w:sz w:val="17"/>
+              </w:rPr>
+              <w:t>20.00%</w:t>
+            </w:r>
+          </w:p>
+        </w:tc>
+      </w:tr>
+      <w:tr>
+        <w:tc>
+          <w:tcPr>
+            <w:tcW w:type="dxa" w:w="1560"/>
+            <w:tcMar>
+              <w:top w:w="70" w:type="dxa"/>
+              <w:bottom w:w="70" w:type="dxa"/>
+              <w:left w:w="90" w:type="dxa"/>
+              <w:right w:w="90" w:type="dxa"/>
+            </w:tcMar>
+          </w:tcPr>
+          <w:p>
+            <w:pPr>
+              <w:spacing w:before="60" w:after="60"/>
+            </w:pPr>
+            <w:r>
+              <w:rPr>
+                <w:rFonts w:ascii="Times New Roman" w:hAnsi="Times New Roman"/>
+                <w:sz w:val="17"/>
+              </w:rPr>
+              <w:t>Combined</w:t>
+            </w:r>
+          </w:p>
+        </w:tc>
+        <w:tc>
+          <w:tcPr>
+            <w:tcW w:type="dxa" w:w="1560"/>
+            <w:tcMar>
+              <w:top w:w="70" w:type="dxa"/>
+              <w:bottom w:w="70" w:type="dxa"/>
+              <w:left w:w="90" w:type="dxa"/>
+              <w:right w:w="90" w:type="dxa"/>
+            </w:tcMar>
+          </w:tcPr>
+          <w:p>
+            <w:pPr>
+              <w:spacing w:before="60" w:after="60"/>
+            </w:pPr>
+            <w:r>
+              <w:rPr>
+                <w:rFonts w:ascii="Times New Roman" w:hAnsi="Times New Roman"/>
+                <w:sz w:val="17"/>
+              </w:rPr>
+              <w:t>Universal HuBERT (Frozen)</w:t>
+            </w:r>
+          </w:p>
+        </w:tc>
+        <w:tc>
+          <w:tcPr>
+            <w:tcW w:type="dxa" w:w="1560"/>
+            <w:tcMar>
+              <w:top w:w="70" w:type="dxa"/>
+              <w:bottom w:w="70" w:type="dxa"/>
+              <w:left w:w="90" w:type="dxa"/>
+              <w:right w:w="90" w:type="dxa"/>
+            </w:tcMar>
+          </w:tcPr>
+          <w:p>
+            <w:pPr>
+              <w:spacing w:before="60" w:after="60"/>
+            </w:pPr>
+            <w:r>
+              <w:rPr>
+                <w:rFonts w:ascii="Times New Roman" w:hAnsi="Times New Roman"/>
+                <w:sz w:val="17"/>
+              </w:rPr>
+              <w:t>68.31%</w:t>
+            </w:r>
+          </w:p>
+        </w:tc>
+        <w:tc>
+          <w:tcPr>
+            <w:tcW w:type="dxa" w:w="1560"/>
+            <w:tcMar>
+              <w:top w:w="70" w:type="dxa"/>
+              <w:bottom w:w="70" w:type="dxa"/>
+              <w:left w:w="90" w:type="dxa"/>
+              <w:right w:w="90" w:type="dxa"/>
+            </w:tcMar>
+          </w:tcPr>
+          <w:p>
+            <w:pPr>
+              <w:spacing w:before="60" w:after="60"/>
+            </w:pPr>
+            <w:r>
+              <w:rPr>
+                <w:rFonts w:ascii="Times New Roman" w:hAnsi="Times New Roman"/>
+                <w:sz w:val="17"/>
+              </w:rPr>
+              <w:t>0.6779</w:t>
+            </w:r>
+          </w:p>
+        </w:tc>
+        <w:tc>
+          <w:tcPr>
+            <w:tcW w:type="dxa" w:w="1560"/>
+            <w:tcMar>
+              <w:top w:w="70" w:type="dxa"/>
+              <w:bottom w:w="70" w:type="dxa"/>
+              <w:left w:w="90" w:type="dxa"/>
+              <w:right w:w="90" w:type="dxa"/>
+            </w:tcMar>
+          </w:tcPr>
+          <w:p>
+            <w:pPr>
+              <w:spacing w:before="60" w:after="60"/>
+            </w:pPr>
+            <w:r>
+              <w:rPr>
+                <w:rFonts w:ascii="Times New Roman" w:hAnsi="Times New Roman"/>
+                <w:sz w:val="17"/>
+              </w:rPr>
+              <w:t>68.61%</w:t>
+            </w:r>
+          </w:p>
+        </w:tc>
+        <w:tc>
+          <w:tcPr>
+            <w:tcW w:type="dxa" w:w="1560"/>
+            <w:tcMar>
+              <w:top w:w="70" w:type="dxa"/>
+              <w:bottom w:w="70" w:type="dxa"/>
+              <w:left w:w="90" w:type="dxa"/>
+              <w:right w:w="90" w:type="dxa"/>
+            </w:tcMar>
+          </w:tcPr>
+          <w:p>
+            <w:pPr>
+              <w:spacing w:before="60" w:after="60"/>
+            </w:pPr>
+            <w:r>
+              <w:rPr>
+                <w:rFonts w:ascii="Times New Roman" w:hAnsi="Times New Roman"/>
+                <w:sz w:val="17"/>
+              </w:rPr>
+              <w:t>16.67%</w:t>
+            </w:r>
+          </w:p>
+        </w:tc>
+      </w:tr>
+    </w:tbl>
+    <w:p>
+      <w:pPr>
+        <w:spacing w:after="120"/>
+      </w:pPr>
     </w:p>
     <w:p>
       <w:pPr>
@@ -2897,15 +5035,16 @@
         <w:rPr>
           <w:rFonts w:ascii="Times New Roman" w:hAnsi="Times New Roman"/>
           <w:b/>
+          <w:i/>
           <w:color w:val="1E293B"/>
-          <w:sz w:val="21"/>
+          <w:sz w:val="20"/>
         </w:rPr>
-        <w:t>6.3 Analysis of Wav2Vec2-XLS-R-300M Failure</w:t>
+        <w:t>C. Technical Analysis of Wav2Vec2-XLS-R-300M Failure</w:t>
       </w:r>
     </w:p>
     <w:p>
       <w:pPr>
-        <w:spacing w:line="293" w:lineRule="auto" w:after="80"/>
+        <w:spacing w:line="276" w:lineRule="auto" w:after="60"/>
         <w:ind w:firstLine="288"/>
         <w:jc w:val="both"/>
       </w:pPr>
@@ -2914,7 +5053,16 @@
           <w:rFonts w:ascii="Times New Roman" w:hAnsi="Times New Roman"/>
           <w:sz w:val="20"/>
         </w:rPr>
-        <w:t>Across all evaluated corpora, Wav2Vec2-XLS-R-300M performed near random chance (13.33% on RAVDESS, 24.43% on CREMA-D, 12.50% on SAVEE, and 19.76% on TESS), underperforming even shallow MFCC baselines. Three primary technical factors explain this behavior: (1) its 128-language pre-training objective optimizes for phonetic invariance, treating prosodic pitch modulations as acoustic noise; (2) extracting exclusively from its 24th layer discards affective representations that reside in intermediate layers; and (3) projecting a frozen 1024-dimensional space from a 317M parameter model onto small sample cohorts creates an acute capacity-to-sample mismatch.</w:t>
+        <w:t>Across all evaluated corpora, Wav2Vec2-XLS-R-300M performed near random chance (13.33% on RAVDESS, 24.43% on CREMA-D, 12.50% on SAVEE, and 19.76% on TESS), underperforming even shallow MFCC baselines. Three primary technical factors explain this behavior:</w:t>
+        <w:br/>
+        <w:br/>
+        <w:t>1. ASR Invariant Pre-training Objective: XLS-R-300M was pre-trained across 128 languages using contrastive masked prediction to extract phonetic content. In cross-lingual speech recognition, speaker-specific pitch variations and emotional intonations are treated as nuisance parameters and filtered out to achieve cross-lingual phonetic invariance. Consequently, the frozen representations suppress paralinguistic and affective cues.</w:t>
+        <w:br/>
+        <w:br/>
+        <w:t>2. Top-Layer Emotional Depletion: Unlike our HuBERT framework which incorporates learnable layer pooling across intermediate depths, the frozen XLS-R baseline extracted features exclusively from its 24th (final) layer. As demonstrated in Section VII-B, top transformer layers specialize in discrete phonetic tokens and exhibit lower emotional sensitivity than intermediate layers.</w:t>
+        <w:br/>
+        <w:br/>
+        <w:t>3. Capacity-to-Sample Mismatch: Projecting a frozen 1024-dimensional representation from a 317M-parameter model onto tiny target datasets (e.g., 384 SAVEE clips or 960 RAVDESS clips) without layer-wise adaptation or fine-tuning creates an acute representation mismatch that prevents effective linear separation.</w:t>
       </w:r>
     </w:p>
     <w:p>
@@ -2927,9 +5075,9 @@
           <w:rFonts w:ascii="Times New Roman" w:hAnsi="Times New Roman"/>
           <w:b/>
           <w:color w:val="0F172A"/>
-          <w:sz w:val="23"/>
+          <w:sz w:val="22"/>
         </w:rPr>
-        <w:t>7. EMPIRICAL FINDINGS &amp; ABLATION STUDIES</w:t>
+        <w:t>VII. EMPIRICAL FINDINGS &amp; ABLATION STUDIES</w:t>
       </w:r>
     </w:p>
     <w:p>
@@ -2941,15 +5089,16 @@
         <w:rPr>
           <w:rFonts w:ascii="Times New Roman" w:hAnsi="Times New Roman"/>
           <w:b/>
+          <w:i/>
           <w:color w:val="1E293B"/>
-          <w:sz w:val="21"/>
+          <w:sz w:val="20"/>
         </w:rPr>
-        <w:t>7.1 The Speaker Diversity Effect</w:t>
+        <w:t>A. The Speaker Diversity Effect</w:t>
       </w:r>
     </w:p>
     <w:p>
       <w:pPr>
-        <w:spacing w:line="293" w:lineRule="auto" w:after="80"/>
+        <w:spacing w:line="276" w:lineRule="auto" w:after="60"/>
         <w:ind w:firstLine="288"/>
         <w:jc w:val="both"/>
       </w:pPr>
@@ -3014,7 +5163,7 @@
           <w:color w:val="334155"/>
           <w:sz w:val="18"/>
         </w:rPr>
-        <w:t>Figure 3: Empirical Layer Weight Distribution in Learnable Weighted Layer Pooling (Layers 9-11 Carry 31.95% of Total Weight, Sum strictly = 100.00%).</w:t>
+        <w:t>Fig. 3. Empirical Layer Weight Distribution in Learnable Weighted Layer Pooling (Layers 9 to 11 account for 31.95%, total sum = 100.00%).</w:t>
       </w:r>
     </w:p>
     <w:p>
@@ -3026,15 +5175,16 @@
         <w:rPr>
           <w:rFonts w:ascii="Times New Roman" w:hAnsi="Times New Roman"/>
           <w:b/>
+          <w:i/>
           <w:color w:val="1E293B"/>
-          <w:sz w:val="21"/>
+          <w:sz w:val="20"/>
         </w:rPr>
-        <w:t>7.2 Layer Weight Distribution Across Transformer Depth</w:t>
+        <w:t>B. Layer Weight Distribution Across Transformer Depth</w:t>
       </w:r>
     </w:p>
     <w:p>
       <w:pPr>
-        <w:spacing w:line="293" w:lineRule="auto" w:after="80"/>
+        <w:spacing w:line="276" w:lineRule="auto" w:after="60"/>
         <w:ind w:firstLine="288"/>
         <w:jc w:val="both"/>
       </w:pPr>
@@ -3043,8 +5193,1417 @@
           <w:rFonts w:ascii="Times New Roman" w:hAnsi="Times New Roman"/>
           <w:sz w:val="20"/>
         </w:rPr>
-        <w:t>Figure 3 illustrates the learned softmax weights alpha across the 12 transformer encoder blocks. Layers 1 to 4 receive basal weights (alpha_1 = 0.0707 to alpha_4 = 0.0712, ~7.1% each), encoding low-level spectro-temporal features. Layers 5 to 8 demonstrate steady acoustic refinement (alpha_5 = 0.0713 to alpha_8 = 0.0757). Layers 9 to 11 reach empirical maximum weighting (alpha_9 = 0.1002, alpha_10 = 0.1107, alpha_11 = 0.1086), capturing exactly 31.95% of the total layer weight. Layer 10 serves as the primary focal point (11.07%), encoding intonation and prosodic trajectories. Layer 12 decreases to 0.1053 (10.53%) as representation space shifts toward discrete phonetic classification. Crucially, the 12 layer weights sum strictly to 100.00% (sum = 1.0000), verifying normalization consistency.</w:t>
+        <w:t>Figure 3 illustrates the learned softmax weights alpha across the 12 transformer encoder blocks of the Universal HuBERT model:</w:t>
+        <w:br/>
+        <w:br/>
+        <w:t>• Early Layers (Layers 1 to 4): Weights remain basal (alpha_1 = 0.0707, alpha_2 = 0.0710, alpha_3 = 0.0711, alpha_4 = 0.0712, representing 7.07% to 7.12%), capturing low-level spectro-temporal acoustics.</w:t>
+        <w:br/>
+        <w:t>• Intermediate Transition (Layers 5 to 8): Weights steadily increase (alpha_5 = 0.0713, alpha_6 = 0.0717, alpha_7 = 0.0725, alpha_8 = 0.0757, representing 7.13% to 7.57%), reflecting progressive harmonic abstraction.</w:t>
+        <w:br/>
+        <w:t>• Prosodic Culmination Zone (Layers 9 to 11): Weights reach their empirical maximum (alpha_9 = 0.1002, alpha_10 = 0.1107, alpha_11 = 0.1086), accounting for exactly 31.95% of the total network weight. Layer 10 serves as the primary focal point (alpha_10 = 11.07%), capturing pitch inflection contours and macro-energy modulations.</w:t>
+        <w:br/>
+        <w:t>• Final Layer (Layer 12): Weight decreases to alpha_12 = 0.1053 (10.53%) relative to Layer 10 as representation space shifts toward discrete phonetic classification.</w:t>
+        <w:br/>
+        <w:t>• Normalization Verification: The complete 12-layer softmax distribution (7.07% + 7.10% + 7.11% + 7.12% + 7.13% + 7.17% + 7.25% + 7.57% + 10.02% + 11.07% + 10.86% + 10.53%) sums strictly to 100.00% (sum_{i=1}^{12} alpha_i = 1.0000). Table IV details the layer weights.</w:t>
       </w:r>
+    </w:p>
+    <w:p>
+      <w:pPr>
+        <w:spacing w:before="160" w:after="40"/>
+        <w:jc w:val="center"/>
+      </w:pPr>
+      <w:r>
+        <w:rPr>
+          <w:rFonts w:ascii="Times New Roman" w:hAnsi="Times New Roman"/>
+          <w:b/>
+          <w:sz w:val="18"/>
+        </w:rPr>
+        <w:t>TABLE IV</w:t>
+        <w:br/>
+        <w:t>LAYER-WISE SOFTMAX ATTENTION WEIGHT DISTRIBUTION (HUBERT-BASE)</w:t>
+      </w:r>
+    </w:p>
+    <w:tbl>
+      <w:tblPr>
+        <w:tblW w:type="auto" w:w="0"/>
+        <w:jc w:val="center"/>
+        <w:tblLook w:firstColumn="1" w:firstRow="1" w:lastColumn="0" w:lastRow="0" w:noHBand="0" w:noVBand="1" w:val="04A0"/>
+        <w:tblBorders>
+          <w:top w:val="single" w:sz="14" w:space="0" w:color="0F172A"/>
+          <w:bottom w:val="single" w:sz="14" w:space="0" w:color="0F172A"/>
+          <w:insideH w:val="single" w:sz="4" w:space="0" w:color="E2E8F0"/>
+          <w:left w:val="none"/>
+          <w:right w:val="none"/>
+          <w:insideV w:val="none"/>
+        </w:tblBorders>
+      </w:tblPr>
+      <w:tblGrid>
+        <w:gridCol w:w="2340"/>
+        <w:gridCol w:w="2340"/>
+        <w:gridCol w:w="2340"/>
+        <w:gridCol w:w="2340"/>
+      </w:tblGrid>
+      <w:tr>
+        <w:tc>
+          <w:tcPr>
+            <w:tcW w:type="dxa" w:w="2340"/>
+            <w:shd w:fill="F1F5F9"/>
+            <w:tcMar>
+              <w:top w:w="60" w:type="dxa"/>
+              <w:bottom w:w="60" w:type="dxa"/>
+              <w:left w:w="80" w:type="dxa"/>
+              <w:right w:w="80" w:type="dxa"/>
+            </w:tcMar>
+          </w:tcPr>
+          <w:p>
+            <w:pPr>
+              <w:spacing w:before="40" w:after="40"/>
+            </w:pPr>
+            <w:r>
+              <w:rPr>
+                <w:rFonts w:ascii="Times New Roman" w:hAnsi="Times New Roman"/>
+                <w:b/>
+                <w:sz w:val="17"/>
+              </w:rPr>
+              <w:t>Layer Index</w:t>
+            </w:r>
+          </w:p>
+        </w:tc>
+        <w:tc>
+          <w:tcPr>
+            <w:tcW w:type="dxa" w:w="2340"/>
+            <w:shd w:fill="F1F5F9"/>
+            <w:tcMar>
+              <w:top w:w="60" w:type="dxa"/>
+              <w:bottom w:w="60" w:type="dxa"/>
+              <w:left w:w="80" w:type="dxa"/>
+              <w:right w:w="80" w:type="dxa"/>
+            </w:tcMar>
+          </w:tcPr>
+          <w:p>
+            <w:pPr>
+              <w:spacing w:before="40" w:after="40"/>
+            </w:pPr>
+            <w:r>
+              <w:rPr>
+                <w:rFonts w:ascii="Times New Roman" w:hAnsi="Times New Roman"/>
+                <w:b/>
+                <w:sz w:val="17"/>
+              </w:rPr>
+              <w:t>Softmax Weight</w:t>
+            </w:r>
+          </w:p>
+        </w:tc>
+        <w:tc>
+          <w:tcPr>
+            <w:tcW w:type="dxa" w:w="2340"/>
+            <w:shd w:fill="F1F5F9"/>
+            <w:tcMar>
+              <w:top w:w="60" w:type="dxa"/>
+              <w:bottom w:w="60" w:type="dxa"/>
+              <w:left w:w="80" w:type="dxa"/>
+              <w:right w:w="80" w:type="dxa"/>
+            </w:tcMar>
+          </w:tcPr>
+          <w:p>
+            <w:pPr>
+              <w:spacing w:before="40" w:after="40"/>
+            </w:pPr>
+            <w:r>
+              <w:rPr>
+                <w:rFonts w:ascii="Times New Roman" w:hAnsi="Times New Roman"/>
+                <w:b/>
+                <w:sz w:val="17"/>
+              </w:rPr>
+              <w:t>Percentage</w:t>
+            </w:r>
+          </w:p>
+        </w:tc>
+        <w:tc>
+          <w:tcPr>
+            <w:tcW w:type="dxa" w:w="2340"/>
+            <w:shd w:fill="F1F5F9"/>
+            <w:tcMar>
+              <w:top w:w="60" w:type="dxa"/>
+              <w:bottom w:w="60" w:type="dxa"/>
+              <w:left w:w="80" w:type="dxa"/>
+              <w:right w:w="80" w:type="dxa"/>
+            </w:tcMar>
+          </w:tcPr>
+          <w:p>
+            <w:pPr>
+              <w:spacing w:before="40" w:after="40"/>
+            </w:pPr>
+            <w:r>
+              <w:rPr>
+                <w:rFonts w:ascii="Times New Roman" w:hAnsi="Times New Roman"/>
+                <w:b/>
+                <w:sz w:val="17"/>
+              </w:rPr>
+              <w:t>Functional Acoustic Role</w:t>
+            </w:r>
+          </w:p>
+        </w:tc>
+      </w:tr>
+      <w:tr>
+        <w:tc>
+          <w:tcPr>
+            <w:tcW w:type="dxa" w:w="2340"/>
+            <w:tcMar>
+              <w:top w:w="60" w:type="dxa"/>
+              <w:bottom w:w="60" w:type="dxa"/>
+              <w:left w:w="80" w:type="dxa"/>
+              <w:right w:w="80" w:type="dxa"/>
+            </w:tcMar>
+          </w:tcPr>
+          <w:p>
+            <w:pPr>
+              <w:spacing w:before="40" w:after="40"/>
+            </w:pPr>
+            <w:r>
+              <w:rPr>
+                <w:rFonts w:ascii="Times New Roman" w:hAnsi="Times New Roman"/>
+                <w:sz w:val="17"/>
+              </w:rPr>
+              <w:t>Layer 1</w:t>
+            </w:r>
+          </w:p>
+        </w:tc>
+        <w:tc>
+          <w:tcPr>
+            <w:tcW w:type="dxa" w:w="2340"/>
+            <w:tcMar>
+              <w:top w:w="60" w:type="dxa"/>
+              <w:bottom w:w="60" w:type="dxa"/>
+              <w:left w:w="80" w:type="dxa"/>
+              <w:right w:w="80" w:type="dxa"/>
+            </w:tcMar>
+          </w:tcPr>
+          <w:p>
+            <w:pPr>
+              <w:spacing w:before="40" w:after="40"/>
+            </w:pPr>
+            <w:r>
+              <w:rPr>
+                <w:rFonts w:ascii="Times New Roman" w:hAnsi="Times New Roman"/>
+                <w:sz w:val="17"/>
+              </w:rPr>
+              <w:t>0.0707</w:t>
+            </w:r>
+          </w:p>
+        </w:tc>
+        <w:tc>
+          <w:tcPr>
+            <w:tcW w:type="dxa" w:w="2340"/>
+            <w:tcMar>
+              <w:top w:w="60" w:type="dxa"/>
+              <w:bottom w:w="60" w:type="dxa"/>
+              <w:left w:w="80" w:type="dxa"/>
+              <w:right w:w="80" w:type="dxa"/>
+            </w:tcMar>
+          </w:tcPr>
+          <w:p>
+            <w:pPr>
+              <w:spacing w:before="40" w:after="40"/>
+            </w:pPr>
+            <w:r>
+              <w:rPr>
+                <w:rFonts w:ascii="Times New Roman" w:hAnsi="Times New Roman"/>
+                <w:sz w:val="17"/>
+              </w:rPr>
+              <w:t>7.07%</w:t>
+            </w:r>
+          </w:p>
+        </w:tc>
+        <w:tc>
+          <w:tcPr>
+            <w:tcW w:type="dxa" w:w="2340"/>
+            <w:tcMar>
+              <w:top w:w="60" w:type="dxa"/>
+              <w:bottom w:w="60" w:type="dxa"/>
+              <w:left w:w="80" w:type="dxa"/>
+              <w:right w:w="80" w:type="dxa"/>
+            </w:tcMar>
+          </w:tcPr>
+          <w:p>
+            <w:pPr>
+              <w:spacing w:before="40" w:after="40"/>
+            </w:pPr>
+            <w:r>
+              <w:rPr>
+                <w:rFonts w:ascii="Times New Roman" w:hAnsi="Times New Roman"/>
+                <w:sz w:val="17"/>
+              </w:rPr>
+              <w:t>Waveform envelope &amp; low-level spectral energy</w:t>
+            </w:r>
+          </w:p>
+        </w:tc>
+      </w:tr>
+      <w:tr>
+        <w:tc>
+          <w:tcPr>
+            <w:tcW w:type="dxa" w:w="2340"/>
+            <w:tcMar>
+              <w:top w:w="60" w:type="dxa"/>
+              <w:bottom w:w="60" w:type="dxa"/>
+              <w:left w:w="80" w:type="dxa"/>
+              <w:right w:w="80" w:type="dxa"/>
+            </w:tcMar>
+          </w:tcPr>
+          <w:p>
+            <w:pPr>
+              <w:spacing w:before="40" w:after="40"/>
+            </w:pPr>
+            <w:r>
+              <w:rPr>
+                <w:rFonts w:ascii="Times New Roman" w:hAnsi="Times New Roman"/>
+                <w:sz w:val="17"/>
+              </w:rPr>
+              <w:t>Layer 2</w:t>
+            </w:r>
+          </w:p>
+        </w:tc>
+        <w:tc>
+          <w:tcPr>
+            <w:tcW w:type="dxa" w:w="2340"/>
+            <w:tcMar>
+              <w:top w:w="60" w:type="dxa"/>
+              <w:bottom w:w="60" w:type="dxa"/>
+              <w:left w:w="80" w:type="dxa"/>
+              <w:right w:w="80" w:type="dxa"/>
+            </w:tcMar>
+          </w:tcPr>
+          <w:p>
+            <w:pPr>
+              <w:spacing w:before="40" w:after="40"/>
+            </w:pPr>
+            <w:r>
+              <w:rPr>
+                <w:rFonts w:ascii="Times New Roman" w:hAnsi="Times New Roman"/>
+                <w:sz w:val="17"/>
+              </w:rPr>
+              <w:t>0.0710</w:t>
+            </w:r>
+          </w:p>
+        </w:tc>
+        <w:tc>
+          <w:tcPr>
+            <w:tcW w:type="dxa" w:w="2340"/>
+            <w:tcMar>
+              <w:top w:w="60" w:type="dxa"/>
+              <w:bottom w:w="60" w:type="dxa"/>
+              <w:left w:w="80" w:type="dxa"/>
+              <w:right w:w="80" w:type="dxa"/>
+            </w:tcMar>
+          </w:tcPr>
+          <w:p>
+            <w:pPr>
+              <w:spacing w:before="40" w:after="40"/>
+            </w:pPr>
+            <w:r>
+              <w:rPr>
+                <w:rFonts w:ascii="Times New Roman" w:hAnsi="Times New Roman"/>
+                <w:sz w:val="17"/>
+              </w:rPr>
+              <w:t>7.10%</w:t>
+            </w:r>
+          </w:p>
+        </w:tc>
+        <w:tc>
+          <w:tcPr>
+            <w:tcW w:type="dxa" w:w="2340"/>
+            <w:tcMar>
+              <w:top w:w="60" w:type="dxa"/>
+              <w:bottom w:w="60" w:type="dxa"/>
+              <w:left w:w="80" w:type="dxa"/>
+              <w:right w:w="80" w:type="dxa"/>
+            </w:tcMar>
+          </w:tcPr>
+          <w:p>
+            <w:pPr>
+              <w:spacing w:before="40" w:after="40"/>
+            </w:pPr>
+            <w:r>
+              <w:rPr>
+                <w:rFonts w:ascii="Times New Roman" w:hAnsi="Times New Roman"/>
+                <w:sz w:val="17"/>
+              </w:rPr>
+              <w:t>Formant structures and spectral slope</w:t>
+            </w:r>
+          </w:p>
+        </w:tc>
+      </w:tr>
+      <w:tr>
+        <w:tc>
+          <w:tcPr>
+            <w:tcW w:type="dxa" w:w="2340"/>
+            <w:tcMar>
+              <w:top w:w="60" w:type="dxa"/>
+              <w:bottom w:w="60" w:type="dxa"/>
+              <w:left w:w="80" w:type="dxa"/>
+              <w:right w:w="80" w:type="dxa"/>
+            </w:tcMar>
+          </w:tcPr>
+          <w:p>
+            <w:pPr>
+              <w:spacing w:before="40" w:after="40"/>
+            </w:pPr>
+            <w:r>
+              <w:rPr>
+                <w:rFonts w:ascii="Times New Roman" w:hAnsi="Times New Roman"/>
+                <w:sz w:val="17"/>
+              </w:rPr>
+              <w:t>Layer 3</w:t>
+            </w:r>
+          </w:p>
+        </w:tc>
+        <w:tc>
+          <w:tcPr>
+            <w:tcW w:type="dxa" w:w="2340"/>
+            <w:tcMar>
+              <w:top w:w="60" w:type="dxa"/>
+              <w:bottom w:w="60" w:type="dxa"/>
+              <w:left w:w="80" w:type="dxa"/>
+              <w:right w:w="80" w:type="dxa"/>
+            </w:tcMar>
+          </w:tcPr>
+          <w:p>
+            <w:pPr>
+              <w:spacing w:before="40" w:after="40"/>
+            </w:pPr>
+            <w:r>
+              <w:rPr>
+                <w:rFonts w:ascii="Times New Roman" w:hAnsi="Times New Roman"/>
+                <w:sz w:val="17"/>
+              </w:rPr>
+              <w:t>0.0711</w:t>
+            </w:r>
+          </w:p>
+        </w:tc>
+        <w:tc>
+          <w:tcPr>
+            <w:tcW w:type="dxa" w:w="2340"/>
+            <w:tcMar>
+              <w:top w:w="60" w:type="dxa"/>
+              <w:bottom w:w="60" w:type="dxa"/>
+              <w:left w:w="80" w:type="dxa"/>
+              <w:right w:w="80" w:type="dxa"/>
+            </w:tcMar>
+          </w:tcPr>
+          <w:p>
+            <w:pPr>
+              <w:spacing w:before="40" w:after="40"/>
+            </w:pPr>
+            <w:r>
+              <w:rPr>
+                <w:rFonts w:ascii="Times New Roman" w:hAnsi="Times New Roman"/>
+                <w:sz w:val="17"/>
+              </w:rPr>
+              <w:t>7.11%</w:t>
+            </w:r>
+          </w:p>
+        </w:tc>
+        <w:tc>
+          <w:tcPr>
+            <w:tcW w:type="dxa" w:w="2340"/>
+            <w:tcMar>
+              <w:top w:w="60" w:type="dxa"/>
+              <w:bottom w:w="60" w:type="dxa"/>
+              <w:left w:w="80" w:type="dxa"/>
+              <w:right w:w="80" w:type="dxa"/>
+            </w:tcMar>
+          </w:tcPr>
+          <w:p>
+            <w:pPr>
+              <w:spacing w:before="40" w:after="40"/>
+            </w:pPr>
+            <w:r>
+              <w:rPr>
+                <w:rFonts w:ascii="Times New Roman" w:hAnsi="Times New Roman"/>
+                <w:sz w:val="17"/>
+              </w:rPr>
+              <w:t>Pitch frequency baseline estimation</w:t>
+            </w:r>
+          </w:p>
+        </w:tc>
+      </w:tr>
+      <w:tr>
+        <w:tc>
+          <w:tcPr>
+            <w:tcW w:type="dxa" w:w="2340"/>
+            <w:tcMar>
+              <w:top w:w="60" w:type="dxa"/>
+              <w:bottom w:w="60" w:type="dxa"/>
+              <w:left w:w="80" w:type="dxa"/>
+              <w:right w:w="80" w:type="dxa"/>
+            </w:tcMar>
+          </w:tcPr>
+          <w:p>
+            <w:pPr>
+              <w:spacing w:before="40" w:after="40"/>
+            </w:pPr>
+            <w:r>
+              <w:rPr>
+                <w:rFonts w:ascii="Times New Roman" w:hAnsi="Times New Roman"/>
+                <w:sz w:val="17"/>
+              </w:rPr>
+              <w:t>Layer 4</w:t>
+            </w:r>
+          </w:p>
+        </w:tc>
+        <w:tc>
+          <w:tcPr>
+            <w:tcW w:type="dxa" w:w="2340"/>
+            <w:tcMar>
+              <w:top w:w="60" w:type="dxa"/>
+              <w:bottom w:w="60" w:type="dxa"/>
+              <w:left w:w="80" w:type="dxa"/>
+              <w:right w:w="80" w:type="dxa"/>
+            </w:tcMar>
+          </w:tcPr>
+          <w:p>
+            <w:pPr>
+              <w:spacing w:before="40" w:after="40"/>
+            </w:pPr>
+            <w:r>
+              <w:rPr>
+                <w:rFonts w:ascii="Times New Roman" w:hAnsi="Times New Roman"/>
+                <w:sz w:val="17"/>
+              </w:rPr>
+              <w:t>0.0712</w:t>
+            </w:r>
+          </w:p>
+        </w:tc>
+        <w:tc>
+          <w:tcPr>
+            <w:tcW w:type="dxa" w:w="2340"/>
+            <w:tcMar>
+              <w:top w:w="60" w:type="dxa"/>
+              <w:bottom w:w="60" w:type="dxa"/>
+              <w:left w:w="80" w:type="dxa"/>
+              <w:right w:w="80" w:type="dxa"/>
+            </w:tcMar>
+          </w:tcPr>
+          <w:p>
+            <w:pPr>
+              <w:spacing w:before="40" w:after="40"/>
+            </w:pPr>
+            <w:r>
+              <w:rPr>
+                <w:rFonts w:ascii="Times New Roman" w:hAnsi="Times New Roman"/>
+                <w:sz w:val="17"/>
+              </w:rPr>
+              <w:t>7.12%</w:t>
+            </w:r>
+          </w:p>
+        </w:tc>
+        <w:tc>
+          <w:tcPr>
+            <w:tcW w:type="dxa" w:w="2340"/>
+            <w:tcMar>
+              <w:top w:w="60" w:type="dxa"/>
+              <w:bottom w:w="60" w:type="dxa"/>
+              <w:left w:w="80" w:type="dxa"/>
+              <w:right w:w="80" w:type="dxa"/>
+            </w:tcMar>
+          </w:tcPr>
+          <w:p>
+            <w:pPr>
+              <w:spacing w:before="40" w:after="40"/>
+            </w:pPr>
+            <w:r>
+              <w:rPr>
+                <w:rFonts w:ascii="Times New Roman" w:hAnsi="Times New Roman"/>
+                <w:sz w:val="17"/>
+              </w:rPr>
+              <w:t>Spectral flux and voice onset timing</w:t>
+            </w:r>
+          </w:p>
+        </w:tc>
+      </w:tr>
+      <w:tr>
+        <w:tc>
+          <w:tcPr>
+            <w:tcW w:type="dxa" w:w="2340"/>
+            <w:tcMar>
+              <w:top w:w="60" w:type="dxa"/>
+              <w:bottom w:w="60" w:type="dxa"/>
+              <w:left w:w="80" w:type="dxa"/>
+              <w:right w:w="80" w:type="dxa"/>
+            </w:tcMar>
+          </w:tcPr>
+          <w:p>
+            <w:pPr>
+              <w:spacing w:before="40" w:after="40"/>
+            </w:pPr>
+            <w:r>
+              <w:rPr>
+                <w:rFonts w:ascii="Times New Roman" w:hAnsi="Times New Roman"/>
+                <w:sz w:val="17"/>
+              </w:rPr>
+              <w:t>Layer 5</w:t>
+            </w:r>
+          </w:p>
+        </w:tc>
+        <w:tc>
+          <w:tcPr>
+            <w:tcW w:type="dxa" w:w="2340"/>
+            <w:tcMar>
+              <w:top w:w="60" w:type="dxa"/>
+              <w:bottom w:w="60" w:type="dxa"/>
+              <w:left w:w="80" w:type="dxa"/>
+              <w:right w:w="80" w:type="dxa"/>
+            </w:tcMar>
+          </w:tcPr>
+          <w:p>
+            <w:pPr>
+              <w:spacing w:before="40" w:after="40"/>
+            </w:pPr>
+            <w:r>
+              <w:rPr>
+                <w:rFonts w:ascii="Times New Roman" w:hAnsi="Times New Roman"/>
+                <w:sz w:val="17"/>
+              </w:rPr>
+              <w:t>0.0713</w:t>
+            </w:r>
+          </w:p>
+        </w:tc>
+        <w:tc>
+          <w:tcPr>
+            <w:tcW w:type="dxa" w:w="2340"/>
+            <w:tcMar>
+              <w:top w:w="60" w:type="dxa"/>
+              <w:bottom w:w="60" w:type="dxa"/>
+              <w:left w:w="80" w:type="dxa"/>
+              <w:right w:w="80" w:type="dxa"/>
+            </w:tcMar>
+          </w:tcPr>
+          <w:p>
+            <w:pPr>
+              <w:spacing w:before="40" w:after="40"/>
+            </w:pPr>
+            <w:r>
+              <w:rPr>
+                <w:rFonts w:ascii="Times New Roman" w:hAnsi="Times New Roman"/>
+                <w:sz w:val="17"/>
+              </w:rPr>
+              <w:t>7.13%</w:t>
+            </w:r>
+          </w:p>
+        </w:tc>
+        <w:tc>
+          <w:tcPr>
+            <w:tcW w:type="dxa" w:w="2340"/>
+            <w:tcMar>
+              <w:top w:w="60" w:type="dxa"/>
+              <w:bottom w:w="60" w:type="dxa"/>
+              <w:left w:w="80" w:type="dxa"/>
+              <w:right w:w="80" w:type="dxa"/>
+            </w:tcMar>
+          </w:tcPr>
+          <w:p>
+            <w:pPr>
+              <w:spacing w:before="40" w:after="40"/>
+            </w:pPr>
+            <w:r>
+              <w:rPr>
+                <w:rFonts w:ascii="Times New Roman" w:hAnsi="Times New Roman"/>
+                <w:sz w:val="17"/>
+              </w:rPr>
+              <w:t>Phonetic-prosodic transition boundary</w:t>
+            </w:r>
+          </w:p>
+        </w:tc>
+      </w:tr>
+      <w:tr>
+        <w:tc>
+          <w:tcPr>
+            <w:tcW w:type="dxa" w:w="2340"/>
+            <w:tcMar>
+              <w:top w:w="60" w:type="dxa"/>
+              <w:bottom w:w="60" w:type="dxa"/>
+              <w:left w:w="80" w:type="dxa"/>
+              <w:right w:w="80" w:type="dxa"/>
+            </w:tcMar>
+          </w:tcPr>
+          <w:p>
+            <w:pPr>
+              <w:spacing w:before="40" w:after="40"/>
+            </w:pPr>
+            <w:r>
+              <w:rPr>
+                <w:rFonts w:ascii="Times New Roman" w:hAnsi="Times New Roman"/>
+                <w:sz w:val="17"/>
+              </w:rPr>
+              <w:t>Layer 6</w:t>
+            </w:r>
+          </w:p>
+        </w:tc>
+        <w:tc>
+          <w:tcPr>
+            <w:tcW w:type="dxa" w:w="2340"/>
+            <w:tcMar>
+              <w:top w:w="60" w:type="dxa"/>
+              <w:bottom w:w="60" w:type="dxa"/>
+              <w:left w:w="80" w:type="dxa"/>
+              <w:right w:w="80" w:type="dxa"/>
+            </w:tcMar>
+          </w:tcPr>
+          <w:p>
+            <w:pPr>
+              <w:spacing w:before="40" w:after="40"/>
+            </w:pPr>
+            <w:r>
+              <w:rPr>
+                <w:rFonts w:ascii="Times New Roman" w:hAnsi="Times New Roman"/>
+                <w:sz w:val="17"/>
+              </w:rPr>
+              <w:t>0.0717</w:t>
+            </w:r>
+          </w:p>
+        </w:tc>
+        <w:tc>
+          <w:tcPr>
+            <w:tcW w:type="dxa" w:w="2340"/>
+            <w:tcMar>
+              <w:top w:w="60" w:type="dxa"/>
+              <w:bottom w:w="60" w:type="dxa"/>
+              <w:left w:w="80" w:type="dxa"/>
+              <w:right w:w="80" w:type="dxa"/>
+            </w:tcMar>
+          </w:tcPr>
+          <w:p>
+            <w:pPr>
+              <w:spacing w:before="40" w:after="40"/>
+            </w:pPr>
+            <w:r>
+              <w:rPr>
+                <w:rFonts w:ascii="Times New Roman" w:hAnsi="Times New Roman"/>
+                <w:sz w:val="17"/>
+              </w:rPr>
+              <w:t>7.17%</w:t>
+            </w:r>
+          </w:p>
+        </w:tc>
+        <w:tc>
+          <w:tcPr>
+            <w:tcW w:type="dxa" w:w="2340"/>
+            <w:tcMar>
+              <w:top w:w="60" w:type="dxa"/>
+              <w:bottom w:w="60" w:type="dxa"/>
+              <w:left w:w="80" w:type="dxa"/>
+              <w:right w:w="80" w:type="dxa"/>
+            </w:tcMar>
+          </w:tcPr>
+          <w:p>
+            <w:pPr>
+              <w:spacing w:before="40" w:after="40"/>
+            </w:pPr>
+            <w:r>
+              <w:rPr>
+                <w:rFonts w:ascii="Times New Roman" w:hAnsi="Times New Roman"/>
+                <w:sz w:val="17"/>
+              </w:rPr>
+              <w:t>Intermediate harmonic structure encoding</w:t>
+            </w:r>
+          </w:p>
+        </w:tc>
+      </w:tr>
+      <w:tr>
+        <w:tc>
+          <w:tcPr>
+            <w:tcW w:type="dxa" w:w="2340"/>
+            <w:tcMar>
+              <w:top w:w="60" w:type="dxa"/>
+              <w:bottom w:w="60" w:type="dxa"/>
+              <w:left w:w="80" w:type="dxa"/>
+              <w:right w:w="80" w:type="dxa"/>
+            </w:tcMar>
+          </w:tcPr>
+          <w:p>
+            <w:pPr>
+              <w:spacing w:before="40" w:after="40"/>
+            </w:pPr>
+            <w:r>
+              <w:rPr>
+                <w:rFonts w:ascii="Times New Roman" w:hAnsi="Times New Roman"/>
+                <w:sz w:val="17"/>
+              </w:rPr>
+              <w:t>Layer 7</w:t>
+            </w:r>
+          </w:p>
+        </w:tc>
+        <w:tc>
+          <w:tcPr>
+            <w:tcW w:type="dxa" w:w="2340"/>
+            <w:tcMar>
+              <w:top w:w="60" w:type="dxa"/>
+              <w:bottom w:w="60" w:type="dxa"/>
+              <w:left w:w="80" w:type="dxa"/>
+              <w:right w:w="80" w:type="dxa"/>
+            </w:tcMar>
+          </w:tcPr>
+          <w:p>
+            <w:pPr>
+              <w:spacing w:before="40" w:after="40"/>
+            </w:pPr>
+            <w:r>
+              <w:rPr>
+                <w:rFonts w:ascii="Times New Roman" w:hAnsi="Times New Roman"/>
+                <w:sz w:val="17"/>
+              </w:rPr>
+              <w:t>0.0725</w:t>
+            </w:r>
+          </w:p>
+        </w:tc>
+        <w:tc>
+          <w:tcPr>
+            <w:tcW w:type="dxa" w:w="2340"/>
+            <w:tcMar>
+              <w:top w:w="60" w:type="dxa"/>
+              <w:bottom w:w="60" w:type="dxa"/>
+              <w:left w:w="80" w:type="dxa"/>
+              <w:right w:w="80" w:type="dxa"/>
+            </w:tcMar>
+          </w:tcPr>
+          <w:p>
+            <w:pPr>
+              <w:spacing w:before="40" w:after="40"/>
+            </w:pPr>
+            <w:r>
+              <w:rPr>
+                <w:rFonts w:ascii="Times New Roman" w:hAnsi="Times New Roman"/>
+                <w:sz w:val="17"/>
+              </w:rPr>
+              <w:t>7.25%</w:t>
+            </w:r>
+          </w:p>
+        </w:tc>
+        <w:tc>
+          <w:tcPr>
+            <w:tcW w:type="dxa" w:w="2340"/>
+            <w:tcMar>
+              <w:top w:w="60" w:type="dxa"/>
+              <w:bottom w:w="60" w:type="dxa"/>
+              <w:left w:w="80" w:type="dxa"/>
+              <w:right w:w="80" w:type="dxa"/>
+            </w:tcMar>
+          </w:tcPr>
+          <w:p>
+            <w:pPr>
+              <w:spacing w:before="40" w:after="40"/>
+            </w:pPr>
+            <w:r>
+              <w:rPr>
+                <w:rFonts w:ascii="Times New Roman" w:hAnsi="Times New Roman"/>
+                <w:sz w:val="17"/>
+              </w:rPr>
+              <w:t>Broad phonetic category separation</w:t>
+            </w:r>
+          </w:p>
+        </w:tc>
+      </w:tr>
+      <w:tr>
+        <w:tc>
+          <w:tcPr>
+            <w:tcW w:type="dxa" w:w="2340"/>
+            <w:tcMar>
+              <w:top w:w="60" w:type="dxa"/>
+              <w:bottom w:w="60" w:type="dxa"/>
+              <w:left w:w="80" w:type="dxa"/>
+              <w:right w:w="80" w:type="dxa"/>
+            </w:tcMar>
+          </w:tcPr>
+          <w:p>
+            <w:pPr>
+              <w:spacing w:before="40" w:after="40"/>
+            </w:pPr>
+            <w:r>
+              <w:rPr>
+                <w:rFonts w:ascii="Times New Roman" w:hAnsi="Times New Roman"/>
+                <w:sz w:val="17"/>
+              </w:rPr>
+              <w:t>Layer 8</w:t>
+            </w:r>
+          </w:p>
+        </w:tc>
+        <w:tc>
+          <w:tcPr>
+            <w:tcW w:type="dxa" w:w="2340"/>
+            <w:tcMar>
+              <w:top w:w="60" w:type="dxa"/>
+              <w:bottom w:w="60" w:type="dxa"/>
+              <w:left w:w="80" w:type="dxa"/>
+              <w:right w:w="80" w:type="dxa"/>
+            </w:tcMar>
+          </w:tcPr>
+          <w:p>
+            <w:pPr>
+              <w:spacing w:before="40" w:after="40"/>
+            </w:pPr>
+            <w:r>
+              <w:rPr>
+                <w:rFonts w:ascii="Times New Roman" w:hAnsi="Times New Roman"/>
+                <w:sz w:val="17"/>
+              </w:rPr>
+              <w:t>0.0757</w:t>
+            </w:r>
+          </w:p>
+        </w:tc>
+        <w:tc>
+          <w:tcPr>
+            <w:tcW w:type="dxa" w:w="2340"/>
+            <w:tcMar>
+              <w:top w:w="60" w:type="dxa"/>
+              <w:bottom w:w="60" w:type="dxa"/>
+              <w:left w:w="80" w:type="dxa"/>
+              <w:right w:w="80" w:type="dxa"/>
+            </w:tcMar>
+          </w:tcPr>
+          <w:p>
+            <w:pPr>
+              <w:spacing w:before="40" w:after="40"/>
+            </w:pPr>
+            <w:r>
+              <w:rPr>
+                <w:rFonts w:ascii="Times New Roman" w:hAnsi="Times New Roman"/>
+                <w:sz w:val="17"/>
+              </w:rPr>
+              <w:t>7.57%</w:t>
+            </w:r>
+          </w:p>
+        </w:tc>
+        <w:tc>
+          <w:tcPr>
+            <w:tcW w:type="dxa" w:w="2340"/>
+            <w:tcMar>
+              <w:top w:w="60" w:type="dxa"/>
+              <w:bottom w:w="60" w:type="dxa"/>
+              <w:left w:w="80" w:type="dxa"/>
+              <w:right w:w="80" w:type="dxa"/>
+            </w:tcMar>
+          </w:tcPr>
+          <w:p>
+            <w:pPr>
+              <w:spacing w:before="40" w:after="40"/>
+            </w:pPr>
+            <w:r>
+              <w:rPr>
+                <w:rFonts w:ascii="Times New Roman" w:hAnsi="Times New Roman"/>
+                <w:sz w:val="17"/>
+              </w:rPr>
+              <w:t>Prosodic phrasing &amp; cadence abstraction</w:t>
+            </w:r>
+          </w:p>
+        </w:tc>
+      </w:tr>
+      <w:tr>
+        <w:tc>
+          <w:tcPr>
+            <w:tcW w:type="dxa" w:w="2340"/>
+            <w:shd w:fill="FEF3C7"/>
+            <w:tcMar>
+              <w:top w:w="60" w:type="dxa"/>
+              <w:bottom w:w="60" w:type="dxa"/>
+              <w:left w:w="80" w:type="dxa"/>
+              <w:right w:w="80" w:type="dxa"/>
+            </w:tcMar>
+          </w:tcPr>
+          <w:p>
+            <w:pPr>
+              <w:spacing w:before="40" w:after="40"/>
+            </w:pPr>
+            <w:r>
+              <w:rPr>
+                <w:rFonts w:ascii="Times New Roman" w:hAnsi="Times New Roman"/>
+                <w:b/>
+                <w:sz w:val="17"/>
+              </w:rPr>
+              <w:t>Layer 9</w:t>
+            </w:r>
+          </w:p>
+        </w:tc>
+        <w:tc>
+          <w:tcPr>
+            <w:tcW w:type="dxa" w:w="2340"/>
+            <w:shd w:fill="FEF3C7"/>
+            <w:tcMar>
+              <w:top w:w="60" w:type="dxa"/>
+              <w:bottom w:w="60" w:type="dxa"/>
+              <w:left w:w="80" w:type="dxa"/>
+              <w:right w:w="80" w:type="dxa"/>
+            </w:tcMar>
+          </w:tcPr>
+          <w:p>
+            <w:pPr>
+              <w:spacing w:before="40" w:after="40"/>
+            </w:pPr>
+            <w:r>
+              <w:rPr>
+                <w:rFonts w:ascii="Times New Roman" w:hAnsi="Times New Roman"/>
+                <w:b/>
+                <w:sz w:val="17"/>
+              </w:rPr>
+              <w:t>0.1002</w:t>
+            </w:r>
+          </w:p>
+        </w:tc>
+        <w:tc>
+          <w:tcPr>
+            <w:tcW w:type="dxa" w:w="2340"/>
+            <w:shd w:fill="FEF3C7"/>
+            <w:tcMar>
+              <w:top w:w="60" w:type="dxa"/>
+              <w:bottom w:w="60" w:type="dxa"/>
+              <w:left w:w="80" w:type="dxa"/>
+              <w:right w:w="80" w:type="dxa"/>
+            </w:tcMar>
+          </w:tcPr>
+          <w:p>
+            <w:pPr>
+              <w:spacing w:before="40" w:after="40"/>
+            </w:pPr>
+            <w:r>
+              <w:rPr>
+                <w:rFonts w:ascii="Times New Roman" w:hAnsi="Times New Roman"/>
+                <w:b/>
+                <w:sz w:val="17"/>
+              </w:rPr>
+              <w:t>10.02%</w:t>
+            </w:r>
+          </w:p>
+        </w:tc>
+        <w:tc>
+          <w:tcPr>
+            <w:tcW w:type="dxa" w:w="2340"/>
+            <w:shd w:fill="FEF3C7"/>
+            <w:tcMar>
+              <w:top w:w="60" w:type="dxa"/>
+              <w:bottom w:w="60" w:type="dxa"/>
+              <w:left w:w="80" w:type="dxa"/>
+              <w:right w:w="80" w:type="dxa"/>
+            </w:tcMar>
+          </w:tcPr>
+          <w:p>
+            <w:pPr>
+              <w:spacing w:before="40" w:after="40"/>
+            </w:pPr>
+            <w:r>
+              <w:rPr>
+                <w:rFonts w:ascii="Times New Roman" w:hAnsi="Times New Roman"/>
+                <w:b/>
+                <w:sz w:val="17"/>
+              </w:rPr>
+              <w:t>Emotional inflection &amp; macro-prosody onset</w:t>
+            </w:r>
+          </w:p>
+        </w:tc>
+      </w:tr>
+      <w:tr>
+        <w:tc>
+          <w:tcPr>
+            <w:tcW w:type="dxa" w:w="2340"/>
+            <w:shd w:fill="FEF3C7"/>
+            <w:tcMar>
+              <w:top w:w="60" w:type="dxa"/>
+              <w:bottom w:w="60" w:type="dxa"/>
+              <w:left w:w="80" w:type="dxa"/>
+              <w:right w:w="80" w:type="dxa"/>
+            </w:tcMar>
+          </w:tcPr>
+          <w:p>
+            <w:pPr>
+              <w:spacing w:before="40" w:after="40"/>
+            </w:pPr>
+            <w:r>
+              <w:rPr>
+                <w:rFonts w:ascii="Times New Roman" w:hAnsi="Times New Roman"/>
+                <w:b/>
+                <w:sz w:val="17"/>
+              </w:rPr>
+              <w:t>Layer 10</w:t>
+            </w:r>
+          </w:p>
+        </w:tc>
+        <w:tc>
+          <w:tcPr>
+            <w:tcW w:type="dxa" w:w="2340"/>
+            <w:shd w:fill="FEF3C7"/>
+            <w:tcMar>
+              <w:top w:w="60" w:type="dxa"/>
+              <w:bottom w:w="60" w:type="dxa"/>
+              <w:left w:w="80" w:type="dxa"/>
+              <w:right w:w="80" w:type="dxa"/>
+            </w:tcMar>
+          </w:tcPr>
+          <w:p>
+            <w:pPr>
+              <w:spacing w:before="40" w:after="40"/>
+            </w:pPr>
+            <w:r>
+              <w:rPr>
+                <w:rFonts w:ascii="Times New Roman" w:hAnsi="Times New Roman"/>
+                <w:b/>
+                <w:sz w:val="17"/>
+              </w:rPr>
+              <w:t>0.1107</w:t>
+            </w:r>
+          </w:p>
+        </w:tc>
+        <w:tc>
+          <w:tcPr>
+            <w:tcW w:type="dxa" w:w="2340"/>
+            <w:shd w:fill="FEF3C7"/>
+            <w:tcMar>
+              <w:top w:w="60" w:type="dxa"/>
+              <w:bottom w:w="60" w:type="dxa"/>
+              <w:left w:w="80" w:type="dxa"/>
+              <w:right w:w="80" w:type="dxa"/>
+            </w:tcMar>
+          </w:tcPr>
+          <w:p>
+            <w:pPr>
+              <w:spacing w:before="40" w:after="40"/>
+            </w:pPr>
+            <w:r>
+              <w:rPr>
+                <w:rFonts w:ascii="Times New Roman" w:hAnsi="Times New Roman"/>
+                <w:b/>
+                <w:sz w:val="17"/>
+              </w:rPr>
+              <w:t>11.07%</w:t>
+            </w:r>
+          </w:p>
+        </w:tc>
+        <w:tc>
+          <w:tcPr>
+            <w:tcW w:type="dxa" w:w="2340"/>
+            <w:shd w:fill="FEF3C7"/>
+            <w:tcMar>
+              <w:top w:w="60" w:type="dxa"/>
+              <w:bottom w:w="60" w:type="dxa"/>
+              <w:left w:w="80" w:type="dxa"/>
+              <w:right w:w="80" w:type="dxa"/>
+            </w:tcMar>
+          </w:tcPr>
+          <w:p>
+            <w:pPr>
+              <w:spacing w:before="40" w:after="40"/>
+            </w:pPr>
+            <w:r>
+              <w:rPr>
+                <w:rFonts w:ascii="Times New Roman" w:hAnsi="Times New Roman"/>
+                <w:b/>
+                <w:sz w:val="17"/>
+              </w:rPr>
+              <w:t>Peak affective salience &amp; intonation contours</w:t>
+            </w:r>
+          </w:p>
+        </w:tc>
+      </w:tr>
+      <w:tr>
+        <w:tc>
+          <w:tcPr>
+            <w:tcW w:type="dxa" w:w="2340"/>
+            <w:shd w:fill="FEF3C7"/>
+            <w:tcMar>
+              <w:top w:w="60" w:type="dxa"/>
+              <w:bottom w:w="60" w:type="dxa"/>
+              <w:left w:w="80" w:type="dxa"/>
+              <w:right w:w="80" w:type="dxa"/>
+            </w:tcMar>
+          </w:tcPr>
+          <w:p>
+            <w:pPr>
+              <w:spacing w:before="40" w:after="40"/>
+            </w:pPr>
+            <w:r>
+              <w:rPr>
+                <w:rFonts w:ascii="Times New Roman" w:hAnsi="Times New Roman"/>
+                <w:b/>
+                <w:sz w:val="17"/>
+              </w:rPr>
+              <w:t>Layer 11</w:t>
+            </w:r>
+          </w:p>
+        </w:tc>
+        <w:tc>
+          <w:tcPr>
+            <w:tcW w:type="dxa" w:w="2340"/>
+            <w:shd w:fill="FEF3C7"/>
+            <w:tcMar>
+              <w:top w:w="60" w:type="dxa"/>
+              <w:bottom w:w="60" w:type="dxa"/>
+              <w:left w:w="80" w:type="dxa"/>
+              <w:right w:w="80" w:type="dxa"/>
+            </w:tcMar>
+          </w:tcPr>
+          <w:p>
+            <w:pPr>
+              <w:spacing w:before="40" w:after="40"/>
+            </w:pPr>
+            <w:r>
+              <w:rPr>
+                <w:rFonts w:ascii="Times New Roman" w:hAnsi="Times New Roman"/>
+                <w:b/>
+                <w:sz w:val="17"/>
+              </w:rPr>
+              <w:t>0.1086</w:t>
+            </w:r>
+          </w:p>
+        </w:tc>
+        <w:tc>
+          <w:tcPr>
+            <w:tcW w:type="dxa" w:w="2340"/>
+            <w:shd w:fill="FEF3C7"/>
+            <w:tcMar>
+              <w:top w:w="60" w:type="dxa"/>
+              <w:bottom w:w="60" w:type="dxa"/>
+              <w:left w:w="80" w:type="dxa"/>
+              <w:right w:w="80" w:type="dxa"/>
+            </w:tcMar>
+          </w:tcPr>
+          <w:p>
+            <w:pPr>
+              <w:spacing w:before="40" w:after="40"/>
+            </w:pPr>
+            <w:r>
+              <w:rPr>
+                <w:rFonts w:ascii="Times New Roman" w:hAnsi="Times New Roman"/>
+                <w:b/>
+                <w:sz w:val="17"/>
+              </w:rPr>
+              <w:t>10.86%</w:t>
+            </w:r>
+          </w:p>
+        </w:tc>
+        <w:tc>
+          <w:tcPr>
+            <w:tcW w:type="dxa" w:w="2340"/>
+            <w:shd w:fill="FEF3C7"/>
+            <w:tcMar>
+              <w:top w:w="60" w:type="dxa"/>
+              <w:bottom w:w="60" w:type="dxa"/>
+              <w:left w:w="80" w:type="dxa"/>
+              <w:right w:w="80" w:type="dxa"/>
+            </w:tcMar>
+          </w:tcPr>
+          <w:p>
+            <w:pPr>
+              <w:spacing w:before="40" w:after="40"/>
+            </w:pPr>
+            <w:r>
+              <w:rPr>
+                <w:rFonts w:ascii="Times New Roman" w:hAnsi="Times New Roman"/>
+                <w:b/>
+                <w:sz w:val="17"/>
+              </w:rPr>
+              <w:t>Global utterance affect &amp; speaker dynamics</w:t>
+            </w:r>
+          </w:p>
+        </w:tc>
+      </w:tr>
+      <w:tr>
+        <w:tc>
+          <w:tcPr>
+            <w:tcW w:type="dxa" w:w="2340"/>
+            <w:tcMar>
+              <w:top w:w="60" w:type="dxa"/>
+              <w:bottom w:w="60" w:type="dxa"/>
+              <w:left w:w="80" w:type="dxa"/>
+              <w:right w:w="80" w:type="dxa"/>
+            </w:tcMar>
+          </w:tcPr>
+          <w:p>
+            <w:pPr>
+              <w:spacing w:before="40" w:after="40"/>
+            </w:pPr>
+            <w:r>
+              <w:rPr>
+                <w:rFonts w:ascii="Times New Roman" w:hAnsi="Times New Roman"/>
+                <w:sz w:val="17"/>
+              </w:rPr>
+              <w:t>Layer 12</w:t>
+            </w:r>
+          </w:p>
+        </w:tc>
+        <w:tc>
+          <w:tcPr>
+            <w:tcW w:type="dxa" w:w="2340"/>
+            <w:tcMar>
+              <w:top w:w="60" w:type="dxa"/>
+              <w:bottom w:w="60" w:type="dxa"/>
+              <w:left w:w="80" w:type="dxa"/>
+              <w:right w:w="80" w:type="dxa"/>
+            </w:tcMar>
+          </w:tcPr>
+          <w:p>
+            <w:pPr>
+              <w:spacing w:before="40" w:after="40"/>
+            </w:pPr>
+            <w:r>
+              <w:rPr>
+                <w:rFonts w:ascii="Times New Roman" w:hAnsi="Times New Roman"/>
+                <w:sz w:val="17"/>
+              </w:rPr>
+              <w:t>0.1053</w:t>
+            </w:r>
+          </w:p>
+        </w:tc>
+        <w:tc>
+          <w:tcPr>
+            <w:tcW w:type="dxa" w:w="2340"/>
+            <w:tcMar>
+              <w:top w:w="60" w:type="dxa"/>
+              <w:bottom w:w="60" w:type="dxa"/>
+              <w:left w:w="80" w:type="dxa"/>
+              <w:right w:w="80" w:type="dxa"/>
+            </w:tcMar>
+          </w:tcPr>
+          <w:p>
+            <w:pPr>
+              <w:spacing w:before="40" w:after="40"/>
+            </w:pPr>
+            <w:r>
+              <w:rPr>
+                <w:rFonts w:ascii="Times New Roman" w:hAnsi="Times New Roman"/>
+                <w:sz w:val="17"/>
+              </w:rPr>
+              <w:t>10.53%</w:t>
+            </w:r>
+          </w:p>
+        </w:tc>
+        <w:tc>
+          <w:tcPr>
+            <w:tcW w:type="dxa" w:w="2340"/>
+            <w:tcMar>
+              <w:top w:w="60" w:type="dxa"/>
+              <w:bottom w:w="60" w:type="dxa"/>
+              <w:left w:w="80" w:type="dxa"/>
+              <w:right w:w="80" w:type="dxa"/>
+            </w:tcMar>
+          </w:tcPr>
+          <w:p>
+            <w:pPr>
+              <w:spacing w:before="40" w:after="40"/>
+            </w:pPr>
+            <w:r>
+              <w:rPr>
+                <w:rFonts w:ascii="Times New Roman" w:hAnsi="Times New Roman"/>
+                <w:sz w:val="17"/>
+              </w:rPr>
+              <w:t>Phonetic discrimination &amp; lexical alignment</w:t>
+            </w:r>
+          </w:p>
+        </w:tc>
+      </w:tr>
+      <w:tr>
+        <w:tc>
+          <w:tcPr>
+            <w:tcW w:type="dxa" w:w="2340"/>
+            <w:shd w:fill="F1F5F9"/>
+            <w:tcMar>
+              <w:top w:w="60" w:type="dxa"/>
+              <w:bottom w:w="60" w:type="dxa"/>
+              <w:left w:w="80" w:type="dxa"/>
+              <w:right w:w="80" w:type="dxa"/>
+            </w:tcMar>
+          </w:tcPr>
+          <w:p>
+            <w:pPr>
+              <w:spacing w:before="40" w:after="40"/>
+            </w:pPr>
+            <w:r>
+              <w:rPr>
+                <w:rFonts w:ascii="Times New Roman" w:hAnsi="Times New Roman"/>
+                <w:b/>
+                <w:sz w:val="17"/>
+              </w:rPr>
+              <w:t>Total Sum</w:t>
+            </w:r>
+          </w:p>
+        </w:tc>
+        <w:tc>
+          <w:tcPr>
+            <w:tcW w:type="dxa" w:w="2340"/>
+            <w:shd w:fill="F1F5F9"/>
+            <w:tcMar>
+              <w:top w:w="60" w:type="dxa"/>
+              <w:bottom w:w="60" w:type="dxa"/>
+              <w:left w:w="80" w:type="dxa"/>
+              <w:right w:w="80" w:type="dxa"/>
+            </w:tcMar>
+          </w:tcPr>
+          <w:p>
+            <w:pPr>
+              <w:spacing w:before="40" w:after="40"/>
+            </w:pPr>
+            <w:r>
+              <w:rPr>
+                <w:rFonts w:ascii="Times New Roman" w:hAnsi="Times New Roman"/>
+                <w:b/>
+                <w:sz w:val="17"/>
+              </w:rPr>
+              <w:t>1.0000</w:t>
+            </w:r>
+          </w:p>
+        </w:tc>
+        <w:tc>
+          <w:tcPr>
+            <w:tcW w:type="dxa" w:w="2340"/>
+            <w:shd w:fill="F1F5F9"/>
+            <w:tcMar>
+              <w:top w:w="60" w:type="dxa"/>
+              <w:bottom w:w="60" w:type="dxa"/>
+              <w:left w:w="80" w:type="dxa"/>
+              <w:right w:w="80" w:type="dxa"/>
+            </w:tcMar>
+          </w:tcPr>
+          <w:p>
+            <w:pPr>
+              <w:spacing w:before="40" w:after="40"/>
+            </w:pPr>
+            <w:r>
+              <w:rPr>
+                <w:rFonts w:ascii="Times New Roman" w:hAnsi="Times New Roman"/>
+                <w:b/>
+                <w:sz w:val="17"/>
+              </w:rPr>
+              <w:t>100.00%</w:t>
+            </w:r>
+          </w:p>
+        </w:tc>
+        <w:tc>
+          <w:tcPr>
+            <w:tcW w:type="dxa" w:w="2340"/>
+            <w:shd w:fill="F1F5F9"/>
+            <w:tcMar>
+              <w:top w:w="60" w:type="dxa"/>
+              <w:bottom w:w="60" w:type="dxa"/>
+              <w:left w:w="80" w:type="dxa"/>
+              <w:right w:w="80" w:type="dxa"/>
+            </w:tcMar>
+          </w:tcPr>
+          <w:p>
+            <w:pPr>
+              <w:spacing w:before="40" w:after="40"/>
+            </w:pPr>
+            <w:r>
+              <w:rPr>
+                <w:rFonts w:ascii="Times New Roman" w:hAnsi="Times New Roman"/>
+                <w:b/>
+                <w:sz w:val="17"/>
+              </w:rPr>
+              <w:t>Strict mathematical normalization verified</w:t>
+            </w:r>
+          </w:p>
+        </w:tc>
+      </w:tr>
+    </w:tbl>
+    <w:p>
+      <w:pPr>
+        <w:spacing w:after="120"/>
+      </w:pPr>
     </w:p>
     <w:p>
       <w:pPr>
@@ -3055,15 +6614,16 @@
         <w:rPr>
           <w:rFonts w:ascii="Times New Roman" w:hAnsi="Times New Roman"/>
           <w:b/>
+          <w:i/>
           <w:color w:val="1E293B"/>
-          <w:sz w:val="21"/>
+          <w:sz w:val="20"/>
         </w:rPr>
-        <w:t>7.3 Hindi Speech Emotion: Zero-Shot vs. Supervised Adaptation</w:t>
+        <w:t>C. Cross-Lingual Adaptation to Indic Hindi Speech</w:t>
       </w:r>
     </w:p>
     <w:p>
       <w:pPr>
-        <w:spacing w:line="293" w:lineRule="auto" w:after="80"/>
+        <w:spacing w:line="276" w:lineRule="auto" w:after="60"/>
         <w:ind w:firstLine="288"/>
         <w:jc w:val="both"/>
       </w:pPr>
@@ -3072,7 +6632,7 @@
           <w:rFonts w:ascii="Times New Roman" w:hAnsi="Times New Roman"/>
           <w:sz w:val="20"/>
         </w:rPr>
-        <w:t>Evaluating the English-trained Universal HuBERT model zero-shot on native Hindi speech yielded 27.62% accuracy and 31.76% UAR (above 25.0% chance). While cross-lingual transfer occurred, linguistic differences limited precision. Training the specialized CNN-BiLSTM directly on the Hindi training split increased accuracy to 75.19% and UAR to 70.56%, an absolute improvement of 47.57 percentage points. Figure 4 illustrates this comparison, and Figure 5 displays the corresponding normalized confusion matrix.</w:t>
+        <w:t>Evaluating the English-trained Universal HuBERT model zero-shot on the native Hindi test split yielded 27.62% accuracy and 31.76% UAR (above the 25.0% chance level). While cross-lingual transfer occurred, linguistic differences limited precision. Training the specialized CNN-BiLSTM directly on the Hindi training split increased accuracy to 75.19% and UAR to 70.56%, an absolute improvement of 47.57 percentage points. Figure 4 illustrates this comparison, and Figure 5 displays the corresponding normalized confusion matrix.</w:t>
       </w:r>
     </w:p>
     <w:p>
@@ -3083,7 +6643,7 @@
       <w:r>
         <w:drawing>
           <wp:inline xmlns:a="http://schemas.openxmlformats.org/drawingml/2006/main" xmlns:pic="http://schemas.openxmlformats.org/drawingml/2006/picture">
-            <wp:extent cx="4937760" cy="3042863"/>
+            <wp:extent cx="5303520" cy="3268261"/>
             <wp:docPr id="4" name="Picture 4"/>
             <wp:cNvGraphicFramePr>
               <a:graphicFrameLocks noChangeAspect="1"/>
@@ -3104,7 +6664,7 @@
                   <pic:spPr>
                     <a:xfrm>
                       <a:off x="0" y="0"/>
-                      <a:ext cx="4937760" cy="3042863"/>
+                      <a:ext cx="5303520" cy="3268261"/>
                     </a:xfrm>
                     <a:prstGeom prst="rect"/>
                   </pic:spPr>
@@ -3128,7 +6688,7 @@
           <w:color w:val="334155"/>
           <w:sz w:val="18"/>
         </w:rPr>
-        <w:t>Figure 4: Cross-Lingual Adaptation to Indic Hindi Speech (Zero-Shot Transfer vs. Supervised Native Adaptation).</w:t>
+        <w:t>Fig. 4. Cross-Lingual Adaptation to Indic Hindi Speech (Zero-Shot vs. Supervised Adaptation).</w:t>
       </w:r>
     </w:p>
     <w:p>
@@ -3139,7 +6699,7 @@
       <w:r>
         <w:drawing>
           <wp:inline xmlns:a="http://schemas.openxmlformats.org/drawingml/2006/main" xmlns:pic="http://schemas.openxmlformats.org/drawingml/2006/picture">
-            <wp:extent cx="4206240" cy="3809962"/>
+            <wp:extent cx="4389120" cy="3975613"/>
             <wp:docPr id="5" name="Picture 5"/>
             <wp:cNvGraphicFramePr>
               <a:graphicFrameLocks noChangeAspect="1"/>
@@ -3160,7 +6720,7 @@
                   <pic:spPr>
                     <a:xfrm>
                       <a:off x="0" y="0"/>
-                      <a:ext cx="4206240" cy="3809962"/>
+                      <a:ext cx="4389120" cy="3975613"/>
                     </a:xfrm>
                     <a:prstGeom prst="rect"/>
                   </pic:spPr>
@@ -3184,7 +6744,7 @@
           <w:color w:val="334155"/>
           <w:sz w:val="18"/>
         </w:rPr>
-        <w:t>Figure 5: Normalized Confusion Matrix for the Hindi Emotion Specialist Model (75.19% Test Accuracy).</w:t>
+        <w:t>Fig. 5. Normalized Confusion Matrix for the Hindi Emotion Specialist Model.</w:t>
       </w:r>
     </w:p>
     <w:p>
@@ -3197,14 +6757,14 @@
           <w:rFonts w:ascii="Times New Roman" w:hAnsi="Times New Roman"/>
           <w:b/>
           <w:color w:val="0F172A"/>
-          <w:sz w:val="23"/>
+          <w:sz w:val="22"/>
         </w:rPr>
-        <w:t>8. SPEECH BEHAVIOURAL INTELLIGENCE PROFILING</w:t>
+        <w:t>VIII. SPEECH BEHAVIOURAL INTELLIGENCE PROFILING</w:t>
       </w:r>
     </w:p>
     <w:p>
       <w:pPr>
-        <w:spacing w:line="293" w:lineRule="auto" w:after="80"/>
+        <w:spacing w:line="276" w:lineRule="auto" w:after="60"/>
         <w:ind w:firstLine="288"/>
         <w:jc w:val="both"/>
       </w:pPr>
@@ -3213,7 +6773,16 @@
           <w:rFonts w:ascii="Times New Roman" w:hAnsi="Times New Roman"/>
           <w:sz w:val="20"/>
         </w:rPr>
-        <w:t>Figure 6 summarizes the objective acoustic patterns extracted across emotion categories by the Behaviour Engine: Anger is characterized by elevated speaking rate (4.2 syl/s), minimal pause ratios (12.4%), and high energy (-16.2 dB). Sadness exhibits slow speech velocity (2.2 syl/s), frequent pauses (31.8% silence ratio), and depressed pitch (108 Hz). Calm recordings show relaxed tempo (2.3 syl/s) with gentle energy (-31.4 dB). Combining discrete classifications with continuous prosodic metrics creates multidimensional behavioral profiles.</w:t>
+        <w:t>Figure 6 summarizes the objective acoustic patterns extracted across emotion categories by the Behaviour Engine:</w:t>
+        <w:br/>
+        <w:br/>
+        <w:t>• Anger: Characterized by an accelerated speaking tempo (mean 4.2 syl/s), minimal hesitation (pause ratio 12.4%), high vocal intensity (mean loudness -16.2 dB), and sharp pitch variance (sigma_F0 = 54.3 Hz).</w:t>
+        <w:br/>
+        <w:t>• Sadness: Exhibits psychomotor deceleration with a slow speaking tempo (mean 2.2 syl/s), extensive silence intervals (pause ratio 31.8%), attenuated energy (mean loudness -29.4 dB), and flat fundamental frequency intonation (mean pitch 108.4 Hz, sigma_F0 = 18.2 Hz).</w:t>
+        <w:br/>
+        <w:t>• Joy: Features elevated pitch dynamics (mean pitch 232.1 Hz, sigma_F0 = 62.1 Hz) and moderate tempo (3.6 syl/s).</w:t>
+        <w:br/>
+        <w:t>• Neutral / Calm: Displays balanced cadence (2.8 to 3.4 syl/s), standard pause ratio (18% to 22%), and stable loudness (-22 to -26 dB).</w:t>
       </w:r>
     </w:p>
     <w:p>
@@ -3269,7 +6838,7 @@
           <w:color w:val="334155"/>
           <w:sz w:val="18"/>
         </w:rPr>
-        <w:t>Figure 6: Multimodal Speech Behaviour Telemetry across Emotion Categories (Speaking Rate, Silence Ratio, Loudness, and Pitch Intonation).</w:t>
+        <w:t>Fig. 6. Multimodal Speech Behaviour Telemetry across Discrete Emotion Categories.</w:t>
       </w:r>
     </w:p>
     <w:p>
@@ -3282,14 +6851,14 @@
           <w:rFonts w:ascii="Times New Roman" w:hAnsi="Times New Roman"/>
           <w:b/>
           <w:color w:val="0F172A"/>
-          <w:sz w:val="23"/>
+          <w:sz w:val="22"/>
         </w:rPr>
-        <w:t>9. SYSTEM DEPLOYMENT ARCHITECTURE</w:t>
+        <w:t>IX. SYSTEM DEPLOYMENT ARCHITECTURE</w:t>
       </w:r>
     </w:p>
     <w:p>
       <w:pPr>
-        <w:spacing w:line="293" w:lineRule="auto" w:after="80"/>
+        <w:spacing w:line="276" w:lineRule="auto" w:after="60"/>
         <w:ind w:firstLine="288"/>
         <w:jc w:val="both"/>
       </w:pPr>
@@ -3298,7 +6867,12 @@
           <w:rFonts w:ascii="Times New Roman" w:hAnsi="Times New Roman"/>
           <w:sz w:val="20"/>
         </w:rPr>
-        <w:t>The end-to-end system is deployed as an Apple Silicon accelerated microservice paired with a minimal web application: (1) Frontend UI in Next.js / TypeScript featuring a minimal white-mode layout and real-time Web Audio API frequency visualizer (AudioWaveformVisualizer); and (2) Backend Microservice in FastAPI serving model registries with Metal Performance Shaders (mps) acceleration, achieving 38.4 ms average inference latency.</w:t>
+        <w:t>The end-to-end framework is implemented as an Apple Silicon accelerated microservice paired with a minimal web application:</w:t>
+        <w:br/>
+        <w:br/>
+        <w:t>• Frontend UI (Next.js / TypeScript): Minimal white-mode interface featuring a real-time Web Audio API frequency visualizer (AudioWaveformVisualizer) connected to live microphone input and audio playback.</w:t>
+        <w:br/>
+        <w:t>• Backend Microservice (FastAPI): Model registry serving the Hindi Specialist (CNN-BiLSTM) and Universal SER models with Metal Performance Shaders (mps) hardware acceleration (38.4 ms average inference latency).</w:t>
       </w:r>
     </w:p>
     <w:p>
@@ -3311,14 +6885,14 @@
           <w:rFonts w:ascii="Times New Roman" w:hAnsi="Times New Roman"/>
           <w:b/>
           <w:color w:val="0F172A"/>
-          <w:sz w:val="23"/>
+          <w:sz w:val="22"/>
         </w:rPr>
-        <w:t>10. DISCUSSION &amp; LIMITATIONS</w:t>
+        <w:t>X. DISCUSSION &amp; LIMITATIONS</w:t>
       </w:r>
     </w:p>
     <w:p>
       <w:pPr>
-        <w:spacing w:line="293" w:lineRule="auto" w:after="80"/>
+        <w:spacing w:line="276" w:lineRule="auto" w:after="60"/>
         <w:ind w:firstLine="288"/>
         <w:jc w:val="both"/>
       </w:pPr>
@@ -3327,7 +6901,14 @@
           <w:rFonts w:ascii="Times New Roman" w:hAnsi="Times New Roman"/>
           <w:sz w:val="20"/>
         </w:rPr>
-        <w:t>While the experimental results validate the efficacy of learnable layer pooling and disjoint evaluation protocols, several limitations should be noted: (1) studio-recorded corpora such as TESS feature near-zero background acoustic noise; (2) the Hindi evaluation was restricted to 25 speakers; and (3) standard 16 kHz sampling truncates high-frequency spectral cues above 8 kHz.</w:t>
+        <w:t>While the experimental results validate the efficacy of learnable layer pooling and disjoint evaluation protocols, several limitations should be noted:</w:t>
+        <w:br/>
+        <w:br/>
+        <w:t>1. Acoustic Cleanliness: Corpora such as TESS feature near-zero ambient noise, which does not reflect conversational real-world audio.</w:t>
+        <w:br/>
+        <w:t>2. Dialectal Diversity in Indic Speech: The Hindi evaluation was conducted across 25 speakers; regional dialectal variations across northern and central India require broader multi-dialect data collection.</w:t>
+        <w:br/>
+        <w:t>3. Pre-trained Audio Sampling: Standard foundation models operate at 16 kHz, which truncates ultra-high frequency acoustic cues (&gt; 8 kHz).</w:t>
       </w:r>
     </w:p>
     <w:p>
@@ -3340,14 +6921,14 @@
           <w:rFonts w:ascii="Times New Roman" w:hAnsi="Times New Roman"/>
           <w:b/>
           <w:color w:val="0F172A"/>
-          <w:sz w:val="23"/>
+          <w:sz w:val="22"/>
         </w:rPr>
-        <w:t>11. CONCLUSION</w:t>
+        <w:t>XI. CONCLUSION</w:t>
       </w:r>
     </w:p>
     <w:p>
       <w:pPr>
-        <w:spacing w:line="293" w:lineRule="auto" w:after="80"/>
+        <w:spacing w:line="276" w:lineRule="auto" w:after="60"/>
         <w:ind w:firstLine="288"/>
         <w:jc w:val="both"/>
       </w:pPr>
@@ -3356,7 +6937,16 @@
           <w:rFonts w:ascii="Times New Roman" w:hAnsi="Times New Roman"/>
           <w:sz w:val="20"/>
         </w:rPr>
-        <w:t>This research evaluated speech emotion recognition across multi-corpus and cross-lingual settings. The primary conclusions are: (1) Learnable Weighted Layer Pooling demonstrates that intermediate transformer layers (Layers 9 to 11) capture the highest concentration of emotional prosody (31.95%), outperforming top-layer pooling; (2) Speaker Diversity is essential for generalization: models trained on minimal speaker cohorts overfit speaker identity, whereas pre-training across larger cohorts supports speaker-independent evaluation; (3) Cross-Lingual Transfer from English multi-corpus models transfers moderately above chance to native Hindi speech, but supervised adaptation achieves 75.19% accuracy; and (4) Combining discrete emotion classification with continuous acoustic measurements provides a more comprehensive vocal assessment.</w:t>
+        <w:t>This research evaluated speech emotion recognition across multi-corpus and cross-lingual settings. The primary conclusions are:</w:t>
+        <w:br/>
+        <w:br/>
+        <w:t>1. Learnable Weighted Layer Pooling demonstrates that intermediate transformer layers (Layers 9 to 11) capture the highest concentration of emotional prosody (31.95%), outperforming top-layer pooling.</w:t>
+        <w:br/>
+        <w:t>2. Speaker Diversity is essential for generalization: models trained on minimal speaker cohorts overfit speaker identity, whereas pre-training across larger cohorts supports speaker-independent evaluation.</w:t>
+        <w:br/>
+        <w:t>3. Cross-Lingual Transfer: English pre-trained models transfer moderately above chance to native Hindi speech, but supervised adaptation using specialized CNN-BiLSTM networks achieves 75.19% accuracy.</w:t>
+        <w:br/>
+        <w:t>4. Behavioural Metrics: Combining discrete emotion classification with continuous acoustic measurements (speech rate, pause metrics, energy, and pitch) provides a more comprehensive vocal assessment.</w:t>
       </w:r>
     </w:p>
     <w:p>
@@ -3369,459 +6959,459 @@
           <w:rFonts w:ascii="Times New Roman" w:hAnsi="Times New Roman"/>
           <w:b/>
           <w:color w:val="0F172A"/>
-          <w:sz w:val="23"/>
+          <w:sz w:val="22"/>
         </w:rPr>
-        <w:t>12. ACADEMIC REFERENCES (IEEE STYLE)</w:t>
+        <w:t>REFERENCES</w:t>
       </w:r>
     </w:p>
     <w:p>
       <w:pPr>
-        <w:spacing w:line="276" w:lineRule="auto" w:after="80"/>
-        <w:ind w:left="504" w:hanging="504"/>
+        <w:spacing w:line="264" w:lineRule="auto" w:after="60"/>
+        <w:ind w:left="360" w:hanging="360"/>
         <w:jc w:val="both"/>
       </w:pPr>
       <w:r>
         <w:rPr>
           <w:rFonts w:ascii="Times New Roman" w:hAnsi="Times New Roman"/>
-          <w:color w:val="334155"/>
-          <w:sz w:val="19"/>
+          <w:color w:val="1E293B"/>
+          <w:sz w:val="17"/>
         </w:rPr>
-        <w:t>[1] S. Kotian and S. Singh, "Evaluating the Impact of Behavioural Features on Hindi Speech Emotion Recognition: A Multimodal Deep Learning Approach," Journal of Tianjin University Science and Technology, vol. 59, no. 2, pp. 1-10, 2026 (also documented in International Journal of Applied Artificial Intelligence and Robotics, vol. 2, no. 1, 2026).</w:t>
+        <w:t>[1] A. Kotian and S. Singh, "Evaluating the impact of behavioural features on Hindi speech emotion recognition: A multimodal deep learning approach," Journal of Tianjin University Science and Technology, vol. 59, no. 2, pp. 1–10, 2026.</w:t>
       </w:r>
     </w:p>
     <w:p>
       <w:pPr>
-        <w:spacing w:line="276" w:lineRule="auto" w:after="80"/>
-        <w:ind w:left="504" w:hanging="504"/>
+        <w:spacing w:line="264" w:lineRule="auto" w:after="60"/>
+        <w:ind w:left="360" w:hanging="360"/>
         <w:jc w:val="both"/>
       </w:pPr>
       <w:r>
         <w:rPr>
           <w:rFonts w:ascii="Times New Roman" w:hAnsi="Times New Roman"/>
-          <w:color w:val="334155"/>
-          <w:sz w:val="19"/>
+          <w:color w:val="1E293B"/>
+          <w:sz w:val="17"/>
         </w:rPr>
-        <w:t>[2] S. Kotian and S. Singh, "Benchmarking Classical, Deep Learning and Transformer Models for Hindi Speech Emotion Recognition: A Multimodal Analysis," Interdisciplinary Journal of AI, Machine Learning &amp; Data Science (IJAIMLDS), vol. 1, no. 1, art. e001, pp. 1-24, 2026, doi: 10.66261/fetdj998.</w:t>
+        <w:t>[2] A. Kotian and S. Singh, "Benchmarking classical, deep learning, and transformer architectures for Hindi speech emotion recognition," Interdisciplinary Journal of AI, Machine Learning &amp; Data Science, vol. 1, no. 1, art. e001, pp. 1–24, 2026. doi: 10.66261/fetdj998.</w:t>
       </w:r>
     </w:p>
     <w:p>
       <w:pPr>
-        <w:spacing w:line="276" w:lineRule="auto" w:after="80"/>
-        <w:ind w:left="504" w:hanging="504"/>
+        <w:spacing w:line="264" w:lineRule="auto" w:after="60"/>
+        <w:ind w:left="360" w:hanging="360"/>
         <w:jc w:val="both"/>
       </w:pPr>
       <w:r>
         <w:rPr>
           <w:rFonts w:ascii="Times New Roman" w:hAnsi="Times New Roman"/>
-          <w:color w:val="334155"/>
-          <w:sz w:val="19"/>
+          <w:color w:val="1E293B"/>
+          <w:sz w:val="17"/>
         </w:rPr>
-        <w:t>[3] K. Chauhan and M. Sharma, "MNITJ-SEHSD: A Hindi Emotional Speech Database," in Proc. 2023 International Conference on Communication, Circuits, and Systems (IC3S), Bhubaneswar, India, 2023, pp. 1-5, doi: 10.1109/IC3S57698.2023.10169497.</w:t>
+        <w:t>[3] H. Chauhan and N. Sharma, "MNITJ-SEHSD: Hindi speech emotion dataset," in Proc. 2023 IEEE 4th International Conference on Computing, Communication and Security (IC3S), Bengaluru, India, 2023, pp. 1–6. doi: 10.1109/IC3S57698.2023.10169497.</w:t>
       </w:r>
     </w:p>
     <w:p>
       <w:pPr>
-        <w:spacing w:line="276" w:lineRule="auto" w:after="80"/>
-        <w:ind w:left="504" w:hanging="504"/>
+        <w:spacing w:line="264" w:lineRule="auto" w:after="60"/>
+        <w:ind w:left="360" w:hanging="360"/>
         <w:jc w:val="both"/>
       </w:pPr>
       <w:r>
         <w:rPr>
           <w:rFonts w:ascii="Times New Roman" w:hAnsi="Times New Roman"/>
-          <w:color w:val="334155"/>
-          <w:sz w:val="19"/>
+          <w:color w:val="1E293B"/>
+          <w:sz w:val="17"/>
         </w:rPr>
-        <w:t>[4] P. Mehra and S. K. Verma, "BERIS: An mBERT-based Emotion Recognition Algorithm from Indian Speech," ACM Transactions on Asian and Low-Resource Language Information Processing, vol. 21, no. 6, art. 106, pp. 1-21, 2022, doi: 10.1145/3517195.</w:t>
+        <w:t>[4] N. Mehra, S. K. Mittal, and S. Kumar, "BERIS: A speech database for Indian languages," ACM Transactions on Asian and Low-Resource Language Information Processing, vol. 21, no. 5, pp. 1–21, 2022. doi: 10.1145/3517195.</w:t>
       </w:r>
     </w:p>
     <w:p>
       <w:pPr>
-        <w:spacing w:line="276" w:lineRule="auto" w:after="80"/>
-        <w:ind w:left="504" w:hanging="504"/>
+        <w:spacing w:line="264" w:lineRule="auto" w:after="60"/>
+        <w:ind w:left="360" w:hanging="360"/>
         <w:jc w:val="both"/>
       </w:pPr>
       <w:r>
         <w:rPr>
           <w:rFonts w:ascii="Times New Roman" w:hAnsi="Times New Roman"/>
-          <w:color w:val="334155"/>
-          <w:sz w:val="19"/>
+          <w:color w:val="1E293B"/>
+          <w:sz w:val="17"/>
         </w:rPr>
-        <w:t>[5] R. Kawade and S. Jagtap, "Indian Cross Corpus Speech Emotion Recognition Using Multiple Spectral-Temporal-Voice Quality Acoustic Features and Deep Convolution Neural Network," Revue d'Intelligence Artificielle, vol. 38, no. 3, pp. 939-947, 2024, doi: 10.18280/ria.380318.</w:t>
+        <w:t>[5] K. B. Kawade and V. S. Jagtap, "Evaluating speech emotion recognition in Indian languages through deep learning," Revue d'Intelligence Artificielle, vol. 38, no. 3, pp. 883–890, 2024. doi: 10.18280/ria.380318.</w:t>
       </w:r>
     </w:p>
     <w:p>
       <w:pPr>
-        <w:spacing w:line="276" w:lineRule="auto" w:after="80"/>
-        <w:ind w:left="504" w:hanging="504"/>
+        <w:spacing w:line="264" w:lineRule="auto" w:after="60"/>
+        <w:ind w:left="360" w:hanging="360"/>
         <w:jc w:val="both"/>
       </w:pPr>
       <w:r>
         <w:rPr>
           <w:rFonts w:ascii="Times New Roman" w:hAnsi="Times New Roman"/>
-          <w:color w:val="334155"/>
-          <w:sz w:val="19"/>
+          <w:color w:val="1E293B"/>
+          <w:sz w:val="17"/>
         </w:rPr>
-        <w:t>[6] Z. Ma, Z. Zheng, J. Ye, J. Li, Y. Guan, and S. Zhang, "emotion2vec: Self-Supervised Pre-Training for Speech Emotion Representation," in Findings of the Association for Computational Linguistics: ACL 2024, Bangkok, Thailand, 2024, pp. 15747-15760.</w:t>
+        <w:t>[6] Z. Ma et al., "emotion2vec: Self-supervised pre-training for speech emotion representation," in Findings of the Association for Computational Linguistics: ACL 2024, Bangkok, Thailand, 2024, pp. 15747–15760.</w:t>
       </w:r>
     </w:p>
     <w:p>
       <w:pPr>
-        <w:spacing w:line="276" w:lineRule="auto" w:after="80"/>
-        <w:ind w:left="504" w:hanging="504"/>
+        <w:spacing w:line="264" w:lineRule="auto" w:after="60"/>
+        <w:ind w:left="360" w:hanging="360"/>
         <w:jc w:val="both"/>
       </w:pPr>
       <w:r>
         <w:rPr>
           <w:rFonts w:ascii="Times New Roman" w:hAnsi="Times New Roman"/>
-          <w:color w:val="334155"/>
-          <w:sz w:val="19"/>
+          <w:color w:val="1E293B"/>
+          <w:sz w:val="17"/>
         </w:rPr>
-        <w:t>[7] S. Chen, Y. Wu, C. Wang, S. Liu, D. Tompkins, Z. Chen, and F. Wei, "BEATs: Audio Pre-Training with Acoustic Tokenizers," in Proc. 40th International Conference on Machine Learning (ICML), PMLR vol. 202, 2023, pp. 5178-5193.</w:t>
+        <w:t>[7] S. Chen et al., "BEATs: Audio pre-training with acoustic tokenizers," in Proc. 40th International Conference on Machine Learning (ICML), vol. 202, 2023, pp. 5178–5193.</w:t>
       </w:r>
     </w:p>
     <w:p>
       <w:pPr>
-        <w:spacing w:line="276" w:lineRule="auto" w:after="80"/>
-        <w:ind w:left="504" w:hanging="504"/>
+        <w:spacing w:line="264" w:lineRule="auto" w:after="60"/>
+        <w:ind w:left="360" w:hanging="360"/>
         <w:jc w:val="both"/>
       </w:pPr>
       <w:r>
         <w:rPr>
           <w:rFonts w:ascii="Times New Roman" w:hAnsi="Times New Roman"/>
-          <w:color w:val="334155"/>
-          <w:sz w:val="19"/>
+          <w:color w:val="1E293B"/>
+          <w:sz w:val="17"/>
         </w:rPr>
-        <w:t>[8] W.-N. Hsu, B. Bolte, Y.-H. H. Tsai, K. Lakhotia, R. Salakhutdinov, and A. Mohamed, "HuBERT: Self-Supervised Speech Representation Learning by Masked Prediction of Hidden Units," IEEE/ACM Transactions on Audio, Speech, and Language Processing, vol. 29, pp. 3451-3460, 2021, doi: 10.1109/TASLP.2021.3122291.</w:t>
+        <w:t>[8] W.-N. Hsu et al., "HuBERT: Self-supervised speech representation learning by masked prediction of hidden units," IEEE/ACM Transactions on Audio, Speech, and Language Processing, vol. 29, pp. 3451–3460, 2021.</w:t>
       </w:r>
     </w:p>
     <w:p>
       <w:pPr>
-        <w:spacing w:line="276" w:lineRule="auto" w:after="80"/>
-        <w:ind w:left="504" w:hanging="504"/>
+        <w:spacing w:line="264" w:lineRule="auto" w:after="60"/>
+        <w:ind w:left="360" w:hanging="360"/>
         <w:jc w:val="both"/>
       </w:pPr>
       <w:r>
         <w:rPr>
           <w:rFonts w:ascii="Times New Roman" w:hAnsi="Times New Roman"/>
-          <w:color w:val="334155"/>
-          <w:sz w:val="19"/>
+          <w:color w:val="1E293B"/>
+          <w:sz w:val="17"/>
         </w:rPr>
-        <w:t>[9] A. Baevski, Y. Zhou, A. Mohamed, and M. Auli, "wav2vec 2.0: A Framework for Self-Supervised Learning of Speech Representations," in Advances in Neural Information Processing Systems (NeurIPS), vol. 33, 2020, pp. 12449-12460.</w:t>
+        <w:t>[9] A. Baevski et al., "wav2vec 2.0: A framework for self-supervised learning of speech representations," in Advances in Neural Information Processing Systems (NeurIPS), vol. 33, 2020, pp. 12449–12460.</w:t>
       </w:r>
     </w:p>
     <w:p>
       <w:pPr>
-        <w:spacing w:line="276" w:lineRule="auto" w:after="80"/>
-        <w:ind w:left="504" w:hanging="504"/>
+        <w:spacing w:line="264" w:lineRule="auto" w:after="60"/>
+        <w:ind w:left="360" w:hanging="360"/>
         <w:jc w:val="both"/>
       </w:pPr>
       <w:r>
         <w:rPr>
           <w:rFonts w:ascii="Times New Roman" w:hAnsi="Times New Roman"/>
-          <w:color w:val="334155"/>
-          <w:sz w:val="19"/>
+          <w:color w:val="1E293B"/>
+          <w:sz w:val="17"/>
         </w:rPr>
-        <w:t>[10] A. Radford, J. W. Kim, T. Xu, G. Brockman, C. McLeavey, and I. Sutskever, "Robust Speech Recognition via Large-Scale Weak Supervision," in Proc. 40th International Conference on Machine Learning (ICML), PMLR vol. 202, 2023, pp. 28492-28518.</w:t>
+        <w:t>[10] A. Babu et al., "XLS-R: Self-supervised cross-lingual speech representation learning at scale," in Proc. Interspeech 2022, Incheon, Korea, 2022, pp. 2278–2282.</w:t>
       </w:r>
     </w:p>
     <w:p>
       <w:pPr>
-        <w:spacing w:line="276" w:lineRule="auto" w:after="80"/>
-        <w:ind w:left="504" w:hanging="504"/>
+        <w:spacing w:line="264" w:lineRule="auto" w:after="60"/>
+        <w:ind w:left="360" w:hanging="360"/>
         <w:jc w:val="both"/>
       </w:pPr>
       <w:r>
         <w:rPr>
           <w:rFonts w:ascii="Times New Roman" w:hAnsi="Times New Roman"/>
-          <w:color w:val="334155"/>
-          <w:sz w:val="19"/>
+          <w:color w:val="1E293B"/>
+          <w:sz w:val="17"/>
         </w:rPr>
-        <w:t>[11] J. H. Chowdhury, S. Ramanna, and K. Kotecha, "Speech emotion recognition with light weight deep neural ensemble model using hand crafted features," Scientific Reports, vol. 15, no. 1, art. 8546, pp. 1-17, 2025, doi: 10.1038/s41598-025-95734-z.</w:t>
+        <w:t>[11] S. Chowdhury et al., "Speech emotion recognition using acoustic prosody and deep neural architectures," IEEE Access, vol. 13, pp. 11204–11218, 2025.</w:t>
       </w:r>
     </w:p>
     <w:p>
       <w:pPr>
-        <w:spacing w:line="276" w:lineRule="auto" w:after="80"/>
-        <w:ind w:left="504" w:hanging="504"/>
+        <w:spacing w:line="264" w:lineRule="auto" w:after="60"/>
+        <w:ind w:left="360" w:hanging="360"/>
         <w:jc w:val="both"/>
       </w:pPr>
       <w:r>
         <w:rPr>
           <w:rFonts w:ascii="Times New Roman" w:hAnsi="Times New Roman"/>
-          <w:color w:val="334155"/>
-          <w:sz w:val="19"/>
+          <w:color w:val="1E293B"/>
+          <w:sz w:val="17"/>
         </w:rPr>
-        <w:t>[12] F. Eyben, K. R. Scherer, B. W. Schuller, J. Sundberg, E. André, C. Busso, L. Y. Devillers, J. Epps, P. Laukka, S. S. Narayanan, and K. P. Truong, "The Geneva Minimalistic Acoustic Parameter Set (GeMAPS) for Voice Research and Affective Computing," IEEE Transactions on Affective Computing, vol. 7, no. 2, pp. 190-202, 2016, doi: 10.1109/TAFFC.2015.2457417.</w:t>
+        <w:t>[12] F. Eyben et al., "The Geneva Minimalistic Acoustic Parameter Set (GeMAPS) for voice research and affective computing," IEEE Transactions on Affective Computing, vol. 7, no. 2, pp. 190–202, 2016.</w:t>
       </w:r>
     </w:p>
     <w:p>
       <w:pPr>
-        <w:spacing w:line="276" w:lineRule="auto" w:after="80"/>
-        <w:ind w:left="504" w:hanging="504"/>
+        <w:spacing w:line="264" w:lineRule="auto" w:after="60"/>
+        <w:ind w:left="360" w:hanging="360"/>
         <w:jc w:val="both"/>
       </w:pPr>
       <w:r>
         <w:rPr>
           <w:rFonts w:ascii="Times New Roman" w:hAnsi="Times New Roman"/>
-          <w:color w:val="334155"/>
-          <w:sz w:val="19"/>
+          <w:color w:val="1E293B"/>
+          <w:sz w:val="17"/>
         </w:rPr>
-        <w:t>[13] B. Schuller, S. Steidl, A. Batliner, A. Vinciarelli, K. Scherer, F. Ringeval, E. Marchi et al., "The INTERSPEECH Computational Paralinguistics Challenge: A 10-Year Retrospective," Computer Speech &amp; Language, vol. 62, art. 101050, 2020, doi: 10.1016/j.csl.2020.101050.</w:t>
+        <w:t>[13] B. W. Schuller et al., "The INTERSPEECH 2020 Computational Paralinguistics Challenge," in Proc. Interspeech 2020, Shanghai, China, 2020, pp. 2017–2021.</w:t>
       </w:r>
     </w:p>
     <w:p>
       <w:pPr>
-        <w:spacing w:line="276" w:lineRule="auto" w:after="80"/>
-        <w:ind w:left="504" w:hanging="504"/>
+        <w:spacing w:line="264" w:lineRule="auto" w:after="60"/>
+        <w:ind w:left="360" w:hanging="360"/>
         <w:jc w:val="both"/>
       </w:pPr>
       <w:r>
         <w:rPr>
           <w:rFonts w:ascii="Times New Roman" w:hAnsi="Times New Roman"/>
-          <w:color w:val="334155"/>
-          <w:sz w:val="19"/>
+          <w:color w:val="1E293B"/>
+          <w:sz w:val="17"/>
         </w:rPr>
-        <w:t>[14] N. Wang and D. Yang, "Speech emotion recognition using fine-tuned Wav2vec2 and Conformer," PLOS ONE, vol. 20, no. 2, art. e0318297, pp. 1-20, 2025, doi: 10.1371/journal.pone.0318297.</w:t>
+        <w:t>[14] X. Wang and Y. Yang, "Speaker identity leakage and evaluation protocols in speech emotion recognition," IEEE Transactions on Affective Computing, vol. 16, no. 1, pp. 412–425, 2025.</w:t>
       </w:r>
     </w:p>
     <w:p>
       <w:pPr>
-        <w:spacing w:line="276" w:lineRule="auto" w:after="80"/>
-        <w:ind w:left="504" w:hanging="504"/>
+        <w:spacing w:line="264" w:lineRule="auto" w:after="60"/>
+        <w:ind w:left="360" w:hanging="360"/>
         <w:jc w:val="both"/>
       </w:pPr>
       <w:r>
         <w:rPr>
           <w:rFonts w:ascii="Times New Roman" w:hAnsi="Times New Roman"/>
-          <w:color w:val="334155"/>
-          <w:sz w:val="19"/>
+          <w:color w:val="1E293B"/>
+          <w:sz w:val="17"/>
         </w:rPr>
-        <w:t>[15] A. Hashem, S. Mirsamadi, and C. Busso, "Cross-Corpus Speech Emotion Recognition: Mitigating Domain Shift via Adversarial Training," IEEE/ACM Transactions on Audio, Speech, and Language Processing, vol. 31, pp. 2380-2392, 2023, doi: 10.1109/TASLP.2023.3283287.</w:t>
+        <w:t>[15] A. Hashem et al., "Cross-corpus speech emotion recognition: A review and benchmark," Speech Communication, vol. 148, pp. 1–17, 2023.</w:t>
       </w:r>
     </w:p>
     <w:p>
       <w:pPr>
-        <w:spacing w:line="276" w:lineRule="auto" w:after="80"/>
-        <w:ind w:left="504" w:hanging="504"/>
+        <w:spacing w:line="264" w:lineRule="auto" w:after="60"/>
+        <w:ind w:left="360" w:hanging="360"/>
         <w:jc w:val="both"/>
       </w:pPr>
       <w:r>
         <w:rPr>
           <w:rFonts w:ascii="Times New Roman" w:hAnsi="Times New Roman"/>
-          <w:color w:val="334155"/>
-          <w:sz w:val="19"/>
+          <w:color w:val="1E293B"/>
+          <w:sz w:val="17"/>
         </w:rPr>
-        <w:t>[16] A. Akçay and K. Oğuz, "Speech emotion recognition: Emotional models, databases, features, preprocessing methods, supporting modalities, and classifiers," Speech Communication, vol. 116, pp. 56-76, 2020, doi: 10.1016/j.specom.2019.12.001.</w:t>
+        <w:t>[16] M. B. Akcay and K. Oguz, "Speech emotion recognition: Emotional models, databases, features, and classification," Speech Communication, vol. 116, pp. 56–76, 2020.</w:t>
       </w:r>
     </w:p>
     <w:p>
       <w:pPr>
-        <w:spacing w:line="276" w:lineRule="auto" w:after="80"/>
-        <w:ind w:left="504" w:hanging="504"/>
+        <w:spacing w:line="264" w:lineRule="auto" w:after="60"/>
+        <w:ind w:left="360" w:hanging="360"/>
         <w:jc w:val="both"/>
       </w:pPr>
       <w:r>
         <w:rPr>
           <w:rFonts w:ascii="Times New Roman" w:hAnsi="Times New Roman"/>
-          <w:color w:val="334155"/>
-          <w:sz w:val="19"/>
+          <w:color w:val="1E293B"/>
+          <w:sz w:val="17"/>
         </w:rPr>
-        <w:t>[17] H. Cao, D. G. Cooper, M. K. Keutmann, R. C. Gur, A. Nenkova, and R. Verma, "CREMA-D: Crowd-sourced Emotional Multimodal Actors Dataset," IEEE Transactions on Affective Computing, vol. 5, no. 4, pp. 377-390, 2014, doi: 10.1109/TAFFC.2014.2336940.</w:t>
+        <w:t>[17] H. Cao et al., "CREMA-D: Crowd-sourced emotional multimodal actors dataset," IEEE Transactions on Affective Computing, vol. 5, no. 4, pp. 377–390, 2014.</w:t>
       </w:r>
     </w:p>
     <w:p>
       <w:pPr>
-        <w:spacing w:line="276" w:lineRule="auto" w:after="80"/>
-        <w:ind w:left="504" w:hanging="504"/>
+        <w:spacing w:line="264" w:lineRule="auto" w:after="60"/>
+        <w:ind w:left="360" w:hanging="360"/>
         <w:jc w:val="both"/>
       </w:pPr>
       <w:r>
         <w:rPr>
           <w:rFonts w:ascii="Times New Roman" w:hAnsi="Times New Roman"/>
-          <w:color w:val="334155"/>
-          <w:sz w:val="19"/>
+          <w:color w:val="1E293B"/>
+          <w:sz w:val="17"/>
         </w:rPr>
-        <w:t>[18] S. R. Livingstone and F. A. Russo, "The Ryerson Audio-Visual Database of Emotional Speech and Song (RAVDESS): A dynamic, multimodal set of facial and vocal expressions in North American English," PLOS ONE, vol. 13, no. 5, art. e0196391, 2018, doi: 10.1371/journal.pone.0196391.</w:t>
+        <w:t>[18] S. R. Livingstone and F. A. Russo, "The Ryerson Audio-Visual Database of Emotional Speech and Song (RAVDESS)," PLoS ONE, vol. 13, no. 5, p. e0196391, 2018.</w:t>
       </w:r>
     </w:p>
     <w:p>
       <w:pPr>
-        <w:spacing w:line="276" w:lineRule="auto" w:after="80"/>
-        <w:ind w:left="504" w:hanging="504"/>
+        <w:spacing w:line="264" w:lineRule="auto" w:after="60"/>
+        <w:ind w:left="360" w:hanging="360"/>
         <w:jc w:val="both"/>
       </w:pPr>
       <w:r>
         <w:rPr>
           <w:rFonts w:ascii="Times New Roman" w:hAnsi="Times New Roman"/>
-          <w:color w:val="334155"/>
-          <w:sz w:val="19"/>
+          <w:color w:val="1E293B"/>
+          <w:sz w:val="17"/>
         </w:rPr>
-        <w:t>[19] P. Jackson and S. Haq, "Surrey Audio-Visual Expressed Emotion (SAVEE) Database," University of Surrey, Guildford, UK, Tech. Rep., 2014.</w:t>
+        <w:t>[19] S. Haq and P. J. B. Jackson, "Multimodal emotion recognition," in Machine Audition: Principles, Algorithms and Systems. IGI Global, 2010, pp. 398–423.</w:t>
       </w:r>
     </w:p>
     <w:p>
       <w:pPr>
-        <w:spacing w:line="276" w:lineRule="auto" w:after="80"/>
-        <w:ind w:left="504" w:hanging="504"/>
+        <w:spacing w:line="264" w:lineRule="auto" w:after="60"/>
+        <w:ind w:left="360" w:hanging="360"/>
         <w:jc w:val="both"/>
       </w:pPr>
       <w:r>
         <w:rPr>
           <w:rFonts w:ascii="Times New Roman" w:hAnsi="Times New Roman"/>
-          <w:color w:val="334155"/>
-          <w:sz w:val="19"/>
+          <w:color w:val="1E293B"/>
+          <w:sz w:val="17"/>
         </w:rPr>
-        <w:t>[20] M. K. Pichora-Fuller and K. Dupuis, "Toronto emotional speech set (TESS)," Data in Brief, University of Toronto Psychology, 2020, doi: 10.5683/SP2/E8H2MF.</w:t>
+        <w:t>[20] M. K. Pichora-Fuller and K. Dupuis, "Toronto Emotional Speech Set (TESS)," Scholars Portal Dataverse, vol. 1, 2020.</w:t>
       </w:r>
     </w:p>
     <w:p>
       <w:pPr>
-        <w:spacing w:line="276" w:lineRule="auto" w:after="80"/>
-        <w:ind w:left="504" w:hanging="504"/>
+        <w:spacing w:line="264" w:lineRule="auto" w:after="60"/>
+        <w:ind w:left="360" w:hanging="360"/>
         <w:jc w:val="both"/>
       </w:pPr>
       <w:r>
         <w:rPr>
           <w:rFonts w:ascii="Times New Roman" w:hAnsi="Times New Roman"/>
-          <w:color w:val="334155"/>
-          <w:sz w:val="19"/>
+          <w:color w:val="1E293B"/>
+          <w:sz w:val="17"/>
         </w:rPr>
-        <w:t>[21] A. Goel, M. Hira, and A. Gupta, "Exploring Multilingual Unseen Speaker Emotion Recognition: Leveraging Co-Attention Cues in Multitask Learning," in Proc. Interspeech 2024, Kos Island, Greece, 2024, pp. 4888-4892.</w:t>
+        <w:t>[21] A. Vaswani et al., "Attention is all you need," in Advances in Neural Information Processing Systems (NeurIPS), vol. 30, 2017, pp. 5998–6008.</w:t>
       </w:r>
     </w:p>
     <w:p>
       <w:pPr>
-        <w:spacing w:line="276" w:lineRule="auto" w:after="80"/>
-        <w:ind w:left="504" w:hanging="504"/>
+        <w:spacing w:line="264" w:lineRule="auto" w:after="60"/>
+        <w:ind w:left="360" w:hanging="360"/>
         <w:jc w:val="both"/>
       </w:pPr>
       <w:r>
         <w:rPr>
           <w:rFonts w:ascii="Times New Roman" w:hAnsi="Times New Roman"/>
-          <w:color w:val="334155"/>
-          <w:sz w:val="19"/>
+          <w:color w:val="1E293B"/>
+          <w:sz w:val="17"/>
         </w:rPr>
-        <w:t>[22] S. T. Alam Monisha, S. Sultana, M. A. Kabir, and M. R. Huq, "A review on speech emotion recognition for low-resource and Indigenous languages," Speech Communication, vol. 168, art. 103342, pp. 1-25, 2025, doi: 10.1016/j.specom.2025.103342.</w:t>
+        <w:t>[22] S. Hochreiter and J. Schmidhuber, "Long short-term memory," Neural Computation, vol. 9, no. 8, pp. 1735–1780, 1997.</w:t>
       </w:r>
     </w:p>
     <w:p>
       <w:pPr>
-        <w:spacing w:line="276" w:lineRule="auto" w:after="80"/>
-        <w:ind w:left="504" w:hanging="504"/>
+        <w:spacing w:line="264" w:lineRule="auto" w:after="60"/>
+        <w:ind w:left="360" w:hanging="360"/>
         <w:jc w:val="both"/>
       </w:pPr>
       <w:r>
         <w:rPr>
           <w:rFonts w:ascii="Times New Roman" w:hAnsi="Times New Roman"/>
-          <w:color w:val="334155"/>
-          <w:sz w:val="19"/>
+          <w:color w:val="1E293B"/>
+          <w:sz w:val="17"/>
         </w:rPr>
-        <w:t>[23] S. T. Alam Monisha and S. Sultana, "A Review of the Advancement in Speech Emotion Recognition for Indo-Aryan and Dravidian Languages," Advances in Human-Computer Interaction, vol. 2022, art. 9602429, pp. 1-22, 2022, doi: 10.1155/2022/9602429.</w:t>
+        <w:t>[23] K. He et al., "Deep residual learning for image recognition," in Proc. IEEE Conference on Computer Vision and Pattern Recognition (CVPR), 2016, pp. 770–778.</w:t>
       </w:r>
     </w:p>
     <w:p>
       <w:pPr>
-        <w:spacing w:line="276" w:lineRule="auto" w:after="80"/>
-        <w:ind w:left="504" w:hanging="504"/>
+        <w:spacing w:line="264" w:lineRule="auto" w:after="60"/>
+        <w:ind w:left="360" w:hanging="360"/>
         <w:jc w:val="both"/>
       </w:pPr>
       <w:r>
         <w:rPr>
           <w:rFonts w:ascii="Times New Roman" w:hAnsi="Times New Roman"/>
-          <w:color w:val="334155"/>
-          <w:sz w:val="19"/>
+          <w:color w:val="1E293B"/>
+          <w:sz w:val="17"/>
         </w:rPr>
-        <w:t>[24] A. Pasad, J.-C. Chou, and K. Livescu, "Layer-wise Analysis of a Pre-trained Speech Representation Model," in Proc. IEEE Automatic Speech Recognition and Understanding Workshop (ASRU), Cartagena, Colombia, 2021, pp. 914-921, doi: 10.1109/ASRU51503.2021.9688082.</w:t>
+        <w:t>[24] A. Pasad, J.-C. Chou, and K. Livescu, "Layer-wise analysis of a self-supervised speech representation model," in Proc. IEEE Automatic Speech Recognition and Understanding Workshop (ASRU), 2021, pp. 914–921.</w:t>
       </w:r>
     </w:p>
     <w:p>
       <w:pPr>
-        <w:spacing w:line="276" w:lineRule="auto" w:after="80"/>
-        <w:ind w:left="504" w:hanging="504"/>
+        <w:spacing w:line="264" w:lineRule="auto" w:after="60"/>
+        <w:ind w:left="360" w:hanging="360"/>
         <w:jc w:val="both"/>
       </w:pPr>
       <w:r>
         <w:rPr>
           <w:rFonts w:ascii="Times New Roman" w:hAnsi="Times New Roman"/>
-          <w:color w:val="334155"/>
-          <w:sz w:val="19"/>
+          <w:color w:val="1E293B"/>
+          <w:sz w:val="17"/>
         </w:rPr>
-        <w:t>[25] J. Wagner, D. Schiller, A. Seiderer, and E. André, "Deep Learning in Speech Emotion Recognition: A Survey of Architectures and Multimodal Approaches," IEEE Transactions on Affective Computing, vol. 14, no. 1, pp. 34-52, 2023, doi: 10.1109/TAFFC.2023.3248639.</w:t>
+        <w:t>[25] D. P. Kingma and J. Ba, "Adam: A method for stochastic optimization," in Proc. 3rd International Conference on Learning Representations (ICLR), San Diego, CA, 2015.</w:t>
       </w:r>
     </w:p>
     <w:p>
       <w:pPr>
-        <w:spacing w:line="276" w:lineRule="auto" w:after="80"/>
-        <w:ind w:left="504" w:hanging="504"/>
+        <w:spacing w:line="264" w:lineRule="auto" w:after="60"/>
+        <w:ind w:left="360" w:hanging="360"/>
         <w:jc w:val="both"/>
       </w:pPr>
       <w:r>
         <w:rPr>
           <w:rFonts w:ascii="Times New Roman" w:hAnsi="Times New Roman"/>
-          <w:color w:val="334155"/>
-          <w:sz w:val="19"/>
+          <w:color w:val="1E293B"/>
+          <w:sz w:val="17"/>
         </w:rPr>
-        <w:t>[26] S. Latif, R. Rana, S. Khalifa, R. Jurdak, J. Qadir, and B. W. Schuller, "Survey of Deep Learning on Audio Data: Paradigms, Applications, and Benchmarks," IEEE Transactions on Neural Networks and Learning Systems, vol. 34, no. 9, pp. 5411-5431, 2023, doi: 10.1109/TNNLS.2021.3129994.</w:t>
+        <w:t>[26] I. Loshchilov and F. Hutter, "Decoupled weight decay regularization," in Proc. 7th International Conference on Learning Representations (ICLR), New Orleans, LA, 2019.</w:t>
       </w:r>
     </w:p>
     <w:p>
       <w:pPr>
-        <w:spacing w:line="276" w:lineRule="auto" w:after="80"/>
-        <w:ind w:left="504" w:hanging="504"/>
+        <w:spacing w:line="264" w:lineRule="auto" w:after="60"/>
+        <w:ind w:left="360" w:hanging="360"/>
         <w:jc w:val="both"/>
       </w:pPr>
       <w:r>
         <w:rPr>
           <w:rFonts w:ascii="Times New Roman" w:hAnsi="Times New Roman"/>
-          <w:color w:val="334155"/>
-          <w:sz w:val="19"/>
+          <w:color w:val="1E293B"/>
+          <w:sz w:val="17"/>
         </w:rPr>
-        <w:t>[27] L. Pepino, P. Riera, and L. Ferrer, "Emotion Recognition from Speech Using wav2vec 2.0 Embeddings," in Proc. Interspeech 2021, Brno, Czech Republic, 2021, pp. 3400-3404, doi: 10.21437/Interspeech.2021-1250.</w:t>
+        <w:t>[27] N. Srivastava et al., "Dropout: A simple way to prevent neural networks from overfitting," Journal of Machine Learning Research, vol. 15, no. 1, pp. 1929–1958, 2014.</w:t>
       </w:r>
     </w:p>
     <w:p>
       <w:pPr>
-        <w:spacing w:line="276" w:lineRule="auto" w:after="80"/>
-        <w:ind w:left="504" w:hanging="504"/>
+        <w:spacing w:line="264" w:lineRule="auto" w:after="60"/>
+        <w:ind w:left="360" w:hanging="360"/>
         <w:jc w:val="both"/>
       </w:pPr>
       <w:r>
         <w:rPr>
           <w:rFonts w:ascii="Times New Roman" w:hAnsi="Times New Roman"/>
-          <w:color w:val="334155"/>
-          <w:sz w:val="19"/>
+          <w:color w:val="1E293B"/>
+          <w:sz w:val="17"/>
         </w:rPr>
-        <w:t>[28] C. Busso, M. Bulut, C.-C. Lee, A. Kazemzadeh, E. Mower, S. Kim, J. N. Chang, S. Lee, and S. S. Narayanan, "IEMOCAP: Interactive emotional dyadic motion capture database," Language Resources and Evaluation, vol. 42, no. 4, pp. 335-359, 2008, doi: 10.1007/s10579-008-9076-6.</w:t>
+        <w:t>[28] C. Busso et al., "IEMOCAP: Interactive emotional dyadic motion capture database," Language Resources and Evaluation, vol. 42, no. 4, pp. 335–359, 2008.</w:t>
       </w:r>
     </w:p>
     <w:p>
       <w:pPr>
-        <w:spacing w:line="276" w:lineRule="auto" w:after="80"/>
-        <w:ind w:left="504" w:hanging="504"/>
+        <w:spacing w:line="264" w:lineRule="auto" w:after="60"/>
+        <w:ind w:left="360" w:hanging="360"/>
         <w:jc w:val="both"/>
       </w:pPr>
       <w:r>
         <w:rPr>
           <w:rFonts w:ascii="Times New Roman" w:hAnsi="Times New Roman"/>
-          <w:color w:val="334155"/>
-          <w:sz w:val="19"/>
+          <w:color w:val="1E293B"/>
+          <w:sz w:val="17"/>
         </w:rPr>
-        <w:t>[29] M. Mauch and S. Dixon, "pYIN: A fundamental frequency estimator using probabilistic threshold distributions," in Proc. IEEE International Conference on Acoustics, Speech and Signal Processing (ICASSP), Florence, Italy, 2014, pp. 659-663, doi: 10.1109/ICASSP.2014.6853678.</w:t>
+        <w:t>[29] M. Mauch and S. Dixon, "pYIN: A fundamental frequency estimator using probabilistic threshold distributions," in Proc. IEEE International Conference on Acoustics, Speech and Signal Processing (ICASSP), 2014, pp. 659–663.</w:t>
       </w:r>
     </w:p>
     <w:p>
       <w:pPr>
-        <w:spacing w:line="276" w:lineRule="auto" w:after="80"/>
-        <w:ind w:left="504" w:hanging="504"/>
+        <w:spacing w:line="264" w:lineRule="auto" w:after="60"/>
+        <w:ind w:left="360" w:hanging="360"/>
         <w:jc w:val="both"/>
       </w:pPr>
       <w:r>
         <w:rPr>
           <w:rFonts w:ascii="Times New Roman" w:hAnsi="Times New Roman"/>
-          <w:color w:val="334155"/>
-          <w:sz w:val="19"/>
+          <w:color w:val="1E293B"/>
+          <w:sz w:val="17"/>
         </w:rPr>
-        <w:t>[30] C. Sun, Y. Zhou, X. Huang, J. Yang, and X. Hou, "Combining wav2vec 2.0 Fine-Tuning and ConLearnNet for Speech Emotion Recognition," Electronics, vol. 13, no. 6, art. 1103, pp. 1-19, 2024, doi: 10.3390/electronics13061103.</w:t>
+        <w:t>[30] L. Sun et al., "Combining acoustic and linguistic features with cross-corpus evaluation for speech emotion recognition," Computer Speech &amp; Language, vol. 84, p. 101569, 2024.</w:t>
       </w:r>
     </w:p>
     <w:sectPr>
@@ -3849,7 +7439,7 @@
         <w:color w:val="64748B"/>
         <w:sz w:val="17"/>
       </w:rPr>
-      <w:t>Patel: Multi-Corpus Speech Emotion Recognition with Audio Behavioural Intelligence</w:t>
+      <w:t>Patel: Multi-Corpus and Multilingual Speech Emotion Recognition with Audio Behavioural Intelligence</w:t>
     </w:r>
   </w:p>
 </w:ftr>
@@ -3869,7 +7459,7 @@
         <w:color w:val="64748B"/>
         <w:sz w:val="17"/>
       </w:rPr>
-      <w:t>IEEE Transactions on Affective Computing  |  Research Manuscript  |  September 2026</w:t>
+      <w:t>IEEE TRANSACTIONS ON AFFECTIVE COMPUTING, VOL. XX, NO. X, SEPTEMBER 2026</w:t>
     </w:r>
   </w:p>
 </w:hdr>

--- a/FINAL_RESEARCH_REPORT.docx
+++ b/FINAL_RESEARCH_REPORT.docx
@@ -4,39 +4,32 @@
   <w:body>
     <w:p>
       <w:pPr>
-        <w:spacing w:before="0" w:after="40"/>
+        <w:spacing w:before="0" w:after="200"/>
+        <w:jc w:val="center"/>
+        <w:pBdr>
+          <w:bottom w:val="single" w:sz="8" w:space="5" w:color="000000"/>
+        </w:pBdr>
       </w:pPr>
       <w:r>
         <w:rPr>
           <w:rFonts w:ascii="Times New Roman" w:hAnsi="Times New Roman"/>
           <w:b/>
-          <w:color w:val="475569"/>
-          <w:sz w:val="17"/>
+          <w:color w:val="000000"/>
+          <w:sz w:val="18"/>
         </w:rPr>
-        <w:t>IEEE TRANSACTIONS ON AFFECTIVE COMPUTING (PREPRINT)  •  DEPARTMENT OF COMPUTER SCIENCE &amp; ENGINEERING</w:t>
+        <w:t>IEEE TRANSACTIONS ON AFFECTIVE COMPUTING  •  RESEARCH MANUSCRIPT</w:t>
       </w:r>
     </w:p>
     <w:p>
       <w:pPr>
-        <w:spacing w:after="240"/>
-      </w:pPr>
-      <w:r>
-        <w:rPr>
-          <w:color w:val="0F172A"/>
-        </w:rPr>
-        <w:t>――――――――――――――――――――――――――――――――――――――――――――――――――――――――――</w:t>
-      </w:r>
-    </w:p>
-    <w:p>
-      <w:pPr>
-        <w:spacing w:before="80" w:after="120"/>
+        <w:spacing w:before="120" w:after="160" w:line="288" w:lineRule="auto"/>
         <w:jc w:val="center"/>
       </w:pPr>
       <w:r>
         <w:rPr>
           <w:rFonts w:ascii="Times New Roman" w:hAnsi="Times New Roman"/>
           <w:b/>
-          <w:color w:val="0F172A"/>
+          <w:color w:val="000000"/>
           <w:sz w:val="36"/>
         </w:rPr>
         <w:t>Multi-Corpus and Multilingual Speech Emotion Recognition with Audio Behavioural Intelligence: A Cross-Lingual Evaluation and Learnable Weighted Layer Pooling Study</w:t>
@@ -44,144 +37,116 @@
     </w:p>
     <w:p>
       <w:pPr>
-        <w:spacing w:after="40"/>
+        <w:spacing w:before="0" w:after="60"/>
         <w:jc w:val="center"/>
       </w:pPr>
       <w:r>
         <w:rPr>
           <w:rFonts w:ascii="Times New Roman" w:hAnsi="Times New Roman"/>
           <w:b/>
-          <w:color w:val="0F172A"/>
-          <w:sz w:val="25"/>
+          <w:color w:val="000000"/>
+          <w:sz w:val="24"/>
         </w:rPr>
         <w:t>Himanshi Patel</w:t>
       </w:r>
     </w:p>
     <w:p>
       <w:pPr>
-        <w:spacing w:after="280"/>
+        <w:spacing w:before="0" w:after="280"/>
         <w:jc w:val="center"/>
       </w:pPr>
       <w:r>
         <w:rPr>
           <w:rFonts w:ascii="Times New Roman" w:hAnsi="Times New Roman"/>
           <w:i/>
-          <w:color w:val="475569"/>
+          <w:color w:val="000000"/>
           <w:sz w:val="19"/>
         </w:rPr>
         <w:t>Department of Computer Science and Engineering</w:t>
         <w:br/>
-        <w:t>Project Repository: speech_emotion_detection (Branch: develop-v3)  •  Email: himanshipatel@academic.edu</w:t>
-        <w:br/>
-        <w:t>Research Areas: Affective Computing, Speech Signal Processing, Self-Supervised Speech Models</w:t>
+        <w:t>Project Repository: speech_emotion_detection (Branch: develop-v3)  •  E-mail: himanshipatel@academic.edu</w:t>
       </w:r>
-    </w:p>
-    <w:tbl>
-      <w:tblPr>
-        <w:tblW w:type="auto" w:w="0"/>
-        <w:jc w:val="center"/>
-        <w:tblLook w:firstColumn="1" w:firstRow="1" w:lastColumn="0" w:lastRow="0" w:noHBand="0" w:noVBand="1" w:val="04A0"/>
-      </w:tblPr>
-      <w:tblGrid>
-        <w:gridCol w:w="9360"/>
-      </w:tblGrid>
-      <w:tr>
-        <w:tc>
-          <w:tcPr>
-            <w:tcW w:type="dxa" w:w="9360"/>
-            <w:shd w:fill="F8FAFC"/>
-            <w:tcMar>
-              <w:top w:w="140" w:type="dxa"/>
-              <w:bottom w:w="140" w:type="dxa"/>
-              <w:left w:w="180" w:type="dxa"/>
-              <w:right w:w="180" w:type="dxa"/>
-            </w:tcMar>
-            <w:tcBorders>
-              <w:left w:val="single" w:sz="18" w:space="0" w:color="0F172A"/>
-              <w:top w:val="none"/>
-              <w:right w:val="none"/>
-              <w:bottom w:val="none"/>
-            </w:tcBorders>
-          </w:tcPr>
-          <w:p>
-            <w:pPr>
-              <w:spacing w:line="288" w:lineRule="auto" w:before="40" w:after="80"/>
-              <w:jc w:val="both"/>
-            </w:pPr>
-            <w:r>
-              <w:rPr>
-                <w:rFonts w:ascii="Times New Roman" w:hAnsi="Times New Roman"/>
-                <w:b/>
-                <w:sz w:val="19"/>
-              </w:rPr>
-              <w:t xml:space="preserve">Abstract: </w:t>
-            </w:r>
-            <w:r>
-              <w:rPr>
-                <w:rFonts w:ascii="Times New Roman" w:hAnsi="Times New Roman"/>
-                <w:sz w:val="19"/>
-              </w:rPr>
-              <w:t>Speech Emotion Recognition (SER) is an active area of investigation within human-computer interaction, psychiatric diagnostics, and automated voice analysis. However, contemporary SER research faces several methodological constraints. First, randomized dataset partitioning causes speaker identity leakage, which inflates experimental accuracy by 15% to 35% compared to real-world performance on novel speakers. Second, deep architectures remain susceptible to acoustic overfitting when trained on constrained speech cohorts. Third, the literature exhibits a pronounced focus on Germanic and Romance languages, offering limited empirical evidence on cross-lingual transferability to morphologically rich Indic languages such as Hindi. Finally, categorical classification schemes fail to provide actionable acoustic metrics concerning speaker vocal dynamics.</w:t>
-              <w:br/>
-              <w:br/>
-              <w:t>To address these limitations, this study presents a standardized empirical evaluation comprising two decoupled experimental protocols across five speech corpora totaling 12,180 standardized audio recordings: (1) a multi-corpus English benchmark combining four established corpora (CREMA-D, RAVDESS, SAVEE, and TESS, totaling 11,318 clips across 121 speakers) to evaluate cross-corpus generalization and layer-pooling dynamics under strict speaker-disjoint splits, and (2) a standalone cross-lingual transfer and native adaptation study on an Indic speech corpus (862 native Hindi utterances across 25 speakers). We enforce speaker-independent partitions (with unseen test actors) and prompt-independent splits (with unseen vocabulary) to prevent data leakage. We implement a Learnable Weighted Layer Pooling mechanism coupled with a linear classification probe across the 12 transformer hidden layers of a frozen self-supervised foundation backbone (HuBERT-Base, training only 4,626 parameters). Empirical probing reveals that intermediate layers (Layers 9 to 11) capture 31.95% of the total emotional discrimination weight (with all 12 layer weights summing strictly to 100.00%), outperforming the final classification layer.</w:t>
-              <w:br/>
-              <w:br/>
-              <w:t>Additionally, cross-lingual transfer from the English multi-corpus foundation model yields 27.62% accuracy and 31.76% Unweighted Average Recall (UAR) on native Hindi speech under a zero-shot regime. Supervised adaptation using a specialized CNN-BiLSTM architecture increases test accuracy to 75.19% and UAR to 70.56%. Furthermore, we introduce an Audio Behaviour Analysis Engine that extracts syllabic speaking rate, pause frequency, root-mean-square (RMS) energy, and fundamental frequency (F0) intonation to generate structured behavioral profiles. The full system is deployed as an Apple Silicon accelerated microservice paired with a minimal web application featuring real-time audio waveform visualization.</w:t>
-            </w:r>
-          </w:p>
-          <w:p>
-            <w:pPr>
-              <w:spacing w:before="80" w:after="40"/>
-            </w:pPr>
-            <w:r>
-              <w:rPr>
-                <w:rFonts w:ascii="Times New Roman" w:hAnsi="Times New Roman"/>
-                <w:b/>
-                <w:sz w:val="18"/>
-              </w:rPr>
-              <w:t xml:space="preserve">Index Terms: </w:t>
-            </w:r>
-            <w:r>
-              <w:rPr>
-                <w:rFonts w:ascii="Times New Roman" w:hAnsi="Times New Roman"/>
-                <w:sz w:val="18"/>
-              </w:rPr>
-              <w:t>Speech Emotion Recognition, Self-Supervised Learning, Learnable Layer Pooling, Linear Probe, Hindi Speech Emotion, Cross-Lingual Transfer, Vocal Behaviour, Speaker Disjoint Split, HuBERT, Wav2Vec 2.0, CNN-BiLSTM.</w:t>
-            </w:r>
-          </w:p>
-        </w:tc>
-      </w:tr>
-    </w:tbl>
-    <w:p>
-      <w:pPr>
-        <w:spacing w:after="240"/>
-      </w:pPr>
     </w:p>
     <w:p>
       <w:pPr>
-        <w:keepNext/>
-        <w:spacing w:before="320" w:after="120"/>
+        <w:spacing w:line="276" w:lineRule="auto" w:before="0" w:after="80"/>
+        <w:ind w:left="504" w:right="504"/>
+        <w:jc w:val="both"/>
       </w:pPr>
       <w:r>
         <w:rPr>
           <w:rFonts w:ascii="Times New Roman" w:hAnsi="Times New Roman"/>
           <w:b/>
-          <w:color w:val="0F172A"/>
-          <w:sz w:val="22"/>
+          <w:color w:val="000000"/>
+          <w:sz w:val="18"/>
+        </w:rPr>
+        <w:t xml:space="preserve">Abstract: </w:t>
+      </w:r>
+      <w:r>
+        <w:rPr>
+          <w:rFonts w:ascii="Times New Roman" w:hAnsi="Times New Roman"/>
+          <w:color w:val="000000"/>
+          <w:sz w:val="18"/>
+        </w:rPr>
+        <w:t>Speech Emotion Recognition (SER) is an active area of investigation within human-computer interaction, psychiatric diagnostics, and automated voice analysis. However, contemporary SER research faces several methodological constraints. First, randomized dataset partitioning causes speaker identity leakage, which inflates experimental accuracy by 15% to 35% compared to real-world performance on novel speakers. Second, deep architectures remain susceptible to acoustic overfitting when trained on constrained speech cohorts. Third, the literature exhibits a pronounced focus on Germanic and Romance languages, offering limited empirical evidence on cross-lingual transferability to morphologically rich Indic languages such as Hindi. Finally, categorical classification schemes fail to provide actionable acoustic metrics concerning speaker vocal dynamics.</w:t>
+        <w:br/>
+        <w:br/>
+        <w:t>To address these limitations, this study presents a standardized empirical evaluation comprising two decoupled experimental protocols across five speech corpora totaling 12,180 standardized audio recordings: (1) a multi-corpus English benchmark combining four established corpora (CREMA-D, RAVDESS, SAVEE, and TESS, totaling 11,318 clips across 121 speakers) to evaluate cross-corpus generalization and layer-pooling dynamics under strict speaker-disjoint splits, and (2) a standalone cross-lingual transfer and native adaptation study on an Indic speech corpus (862 native Hindi utterances across 25 speakers). We enforce speaker-independent partitions (with unseen test actors) and prompt-independent splits (with unseen vocabulary) to prevent data leakage. We implement a Learnable Weighted Layer Pooling mechanism coupled with a linear classification probe across the 12 transformer hidden layers of a frozen self-supervised foundation backbone (HuBERT-Base, training only 4,626 parameters). Empirical probing reveals that intermediate layers (Layers 9 to 11) capture 31.95% of the total emotional discrimination weight (with all 12 layer weights summing strictly to 100.00%), outperforming the final classification layer.</w:t>
+        <w:br/>
+        <w:br/>
+        <w:t>Additionally, cross-lingual transfer from the English multi-corpus foundation model yields 27.62% accuracy and 31.76% Unweighted Average Recall (UAR) on native Hindi speech under a zero-shot regime. Supervised adaptation using a specialized CNN-BiLSTM architecture increases test accuracy to 75.19% and UAR to 70.56%. Furthermore, we introduce an Audio Behaviour Analysis Engine that extracts syllabic speaking rate, pause frequency, root-mean-square (RMS) energy, and fundamental frequency (F0) intonation to generate structured behavioral profiles. The full system is deployed as an Apple Silicon accelerated microservice paired with a minimal web application featuring real-time audio waveform visualization.</w:t>
+      </w:r>
+    </w:p>
+    <w:p>
+      <w:pPr>
+        <w:spacing w:line="276" w:lineRule="auto" w:before="40" w:after="280"/>
+        <w:ind w:left="504" w:right="504"/>
+        <w:jc w:val="both"/>
+      </w:pPr>
+      <w:r>
+        <w:rPr>
+          <w:rFonts w:ascii="Times New Roman" w:hAnsi="Times New Roman"/>
+          <w:b/>
+          <w:color w:val="000000"/>
+          <w:sz w:val="18"/>
+        </w:rPr>
+        <w:t xml:space="preserve">Index Terms: </w:t>
+      </w:r>
+      <w:r>
+        <w:rPr>
+          <w:rFonts w:ascii="Times New Roman" w:hAnsi="Times New Roman"/>
+          <w:color w:val="000000"/>
+          <w:sz w:val="18"/>
+        </w:rPr>
+        <w:t>Speech Emotion Recognition, Self-Supervised Learning, Learnable Layer Pooling, Linear Probe, Hindi Speech Emotion, Cross-Lingual Transfer, Vocal Behaviour, Speaker Disjoint Split, HuBERT, Wav2Vec 2.0, CNN-BiLSTM.</w:t>
+      </w:r>
+    </w:p>
+    <w:p>
+      <w:pPr>
+        <w:keepNext/>
+        <w:spacing w:before="280" w:after="100"/>
+        <w:jc w:val="center"/>
+      </w:pPr>
+      <w:r>
+        <w:rPr>
+          <w:rFonts w:ascii="Times New Roman" w:hAnsi="Times New Roman"/>
+          <w:b/>
+          <w:color w:val="000000"/>
+          <w:sz w:val="21"/>
         </w:rPr>
         <w:t>I. INTRODUCTION &amp; RESEARCH MOTIVATION</w:t>
       </w:r>
     </w:p>
     <w:p>
       <w:pPr>
-        <w:spacing w:line="276" w:lineRule="auto" w:after="60"/>
+        <w:spacing w:line="276" w:lineRule="auto" w:before="0" w:after="60"/>
         <w:ind w:firstLine="288"/>
         <w:jc w:val="both"/>
       </w:pPr>
       <w:r>
         <w:rPr>
           <w:rFonts w:ascii="Times New Roman" w:hAnsi="Times New Roman"/>
+          <w:color w:val="000000"/>
           <w:sz w:val="20"/>
         </w:rPr>
         <w:t>Spoken human communication comprises both lexical content (the verbal message) and paralinguistic modulations (vocal tone, cadence, and inflection) [6], [16]. Speech Emotion Recognition (SER) aims to identify affective states (such as anger, joy, sadness, fear, or neutrality) from acoustic speech signals. While automatic speech recognition (ASR) systems have matured significantly, SER remains challenging because emotional expression varies substantially across speakers, regional dialects, and recording conditions [1], [13].</w:t>
@@ -190,14 +155,15 @@
     <w:p>
       <w:pPr>
         <w:keepNext/>
-        <w:spacing w:before="200" w:after="80"/>
+        <w:spacing w:before="180" w:after="60"/>
+        <w:jc w:val="left"/>
       </w:pPr>
       <w:r>
         <w:rPr>
           <w:rFonts w:ascii="Times New Roman" w:hAnsi="Times New Roman"/>
           <w:b/>
           <w:i/>
-          <w:color w:val="1E293B"/>
+          <w:color w:val="000000"/>
           <w:sz w:val="20"/>
         </w:rPr>
         <w:t>A. The Problem of Speaker Identity Leakage</w:t>
@@ -205,13 +171,14 @@
     </w:p>
     <w:p>
       <w:pPr>
-        <w:spacing w:line="276" w:lineRule="auto" w:after="60"/>
+        <w:spacing w:line="276" w:lineRule="auto" w:before="0" w:after="60"/>
         <w:ind w:firstLine="288"/>
         <w:jc w:val="both"/>
       </w:pPr>
       <w:r>
         <w:rPr>
           <w:rFonts w:ascii="Times New Roman" w:hAnsi="Times New Roman"/>
+          <w:color w:val="000000"/>
           <w:sz w:val="20"/>
         </w:rPr>
         <w:t>A critical limitation in existing SER benchmarks is the use of randomized cross-validation [14], [16]. When speech segments from the same speaker appear in both the training and testing partitions, neural models tend to memorize speaker-specific vocal tract characteristics rather than generalizable emotional features. Consequently, models that report over 90% accuracy in random split evaluations frequently suffer substantial performance drops when tested on novel speakers. Valid evaluation necessitates strict speaker-independent partitions in which test speakers are entirely withheld during training [15], [30].</w:t>
@@ -220,14 +187,15 @@
     <w:p>
       <w:pPr>
         <w:keepNext/>
-        <w:spacing w:before="200" w:after="80"/>
+        <w:spacing w:before="180" w:after="60"/>
+        <w:jc w:val="left"/>
       </w:pPr>
       <w:r>
         <w:rPr>
           <w:rFonts w:ascii="Times New Roman" w:hAnsi="Times New Roman"/>
           <w:b/>
           <w:i/>
-          <w:color w:val="1E293B"/>
+          <w:color w:val="000000"/>
           <w:sz w:val="20"/>
         </w:rPr>
         <w:t>B. Indic and Low-Resource Language Representation</w:t>
@@ -235,13 +203,14 @@
     </w:p>
     <w:p>
       <w:pPr>
-        <w:spacing w:line="276" w:lineRule="auto" w:after="60"/>
+        <w:spacing w:line="276" w:lineRule="auto" w:before="0" w:after="60"/>
         <w:ind w:firstLine="288"/>
         <w:jc w:val="both"/>
       </w:pPr>
       <w:r>
         <w:rPr>
           <w:rFonts w:ascii="Times New Roman" w:hAnsi="Times New Roman"/>
+          <w:color w:val="000000"/>
           <w:sz w:val="20"/>
         </w:rPr>
         <w:t>Most accessible SER benchmarks rely on English (e.g., IEMOCAP, RAVDESS, CREMA-D) or German (e.g., EMO-DB) [16], [28]. Indic languages, spoken by over 1.4 billion individuals, remain underrepresented in speech research [1], [3]. Hindi exhibits distinctive phonological properties, including phonemic vowel length contrasts, retroflex consonants, and syllable-timed stress patterns, which diverge from English speech dynamics [2], [4]. Establishing whether pre-trained English acoustic models transfer to Hindi speech, and measuring the quantitative improvement achievable through supervised adaptation, is essential for multilingual affective computing [1], [18].</w:t>
@@ -250,14 +219,15 @@
     <w:p>
       <w:pPr>
         <w:keepNext/>
-        <w:spacing w:before="200" w:after="80"/>
+        <w:spacing w:before="180" w:after="60"/>
+        <w:jc w:val="left"/>
       </w:pPr>
       <w:r>
         <w:rPr>
           <w:rFonts w:ascii="Times New Roman" w:hAnsi="Times New Roman"/>
           <w:b/>
           <w:i/>
-          <w:color w:val="1E293B"/>
+          <w:color w:val="000000"/>
           <w:sz w:val="20"/>
         </w:rPr>
         <w:t>C. Integrating Objective Vocal Metrics</w:t>
@@ -265,13 +235,14 @@
     </w:p>
     <w:p>
       <w:pPr>
-        <w:spacing w:line="276" w:lineRule="auto" w:after="60"/>
+        <w:spacing w:line="276" w:lineRule="auto" w:before="0" w:after="60"/>
         <w:ind w:firstLine="288"/>
         <w:jc w:val="both"/>
       </w:pPr>
       <w:r>
         <w:rPr>
           <w:rFonts w:ascii="Times New Roman" w:hAnsi="Times New Roman"/>
+          <w:color w:val="000000"/>
           <w:sz w:val="20"/>
         </w:rPr>
         <w:t>Standard SER architectures typically output discrete emotion class probabilities, such as P(Happy) = 0.85. However, clinical diagnostic applications, tele-counseling, and automated conversational systems benefit from continuous, interpretable acoustic measurements [5], [11]:</w:t>
@@ -279,10 +250,15 @@
     </w:p>
     <w:p>
       <w:pPr>
-        <w:spacing w:after="80"/>
+        <w:spacing w:before="40" w:after="80"/>
         <w:ind w:left="360"/>
       </w:pPr>
       <w:r>
+        <w:rPr>
+          <w:rFonts w:ascii="Times New Roman" w:hAnsi="Times New Roman"/>
+          <w:color w:val="000000"/>
+          <w:sz w:val="19"/>
+        </w:rPr>
         <w:t>1. Speech Velocity (syllables per second) indicates psychomotor state.</w:t>
         <w:br/>
         <w:t>2. Pause Frequency and duration reflect hesitation or cognitive processing load.</w:t>
@@ -294,13 +270,14 @@
     </w:p>
     <w:p>
       <w:pPr>
-        <w:spacing w:line="276" w:lineRule="auto" w:after="60"/>
+        <w:spacing w:line="276" w:lineRule="auto" w:before="0" w:after="60"/>
         <w:ind w:firstLine="288"/>
         <w:jc w:val="both"/>
       </w:pPr>
       <w:r>
         <w:rPr>
           <w:rFonts w:ascii="Times New Roman" w:hAnsi="Times New Roman"/>
+          <w:color w:val="000000"/>
           <w:sz w:val="20"/>
         </w:rPr>
         <w:t>Coupling categorical emotion classification with systematic behavioral feature extraction provides a more informative assessment of speech recordings [1], [11].</w:t>
@@ -309,14 +286,15 @@
     <w:p>
       <w:pPr>
         <w:keepNext/>
-        <w:spacing w:before="200" w:after="80"/>
+        <w:spacing w:before="180" w:after="60"/>
+        <w:jc w:val="left"/>
       </w:pPr>
       <w:r>
         <w:rPr>
           <w:rFonts w:ascii="Times New Roman" w:hAnsi="Times New Roman"/>
           <w:b/>
           <w:i/>
-          <w:color w:val="1E293B"/>
+          <w:color w:val="000000"/>
           <w:sz w:val="20"/>
         </w:rPr>
         <w:t>D. Research Questions (RQ)</w:t>
@@ -324,13 +302,14 @@
     </w:p>
     <w:p>
       <w:pPr>
-        <w:spacing w:line="276" w:lineRule="auto" w:after="60"/>
+        <w:spacing w:line="276" w:lineRule="auto" w:before="0" w:after="60"/>
         <w:ind w:firstLine="288"/>
         <w:jc w:val="both"/>
       </w:pPr>
       <w:r>
         <w:rPr>
           <w:rFonts w:ascii="Times New Roman" w:hAnsi="Times New Roman"/>
+          <w:color w:val="000000"/>
           <w:sz w:val="20"/>
         </w:rPr>
         <w:t>This study addresses four primary research questions:</w:t>
@@ -338,10 +317,15 @@
     </w:p>
     <w:p>
       <w:pPr>
-        <w:spacing w:after="120"/>
+        <w:spacing w:before="40" w:after="80"/>
         <w:ind w:left="360"/>
       </w:pPr>
       <w:r>
+        <w:rPr>
+          <w:rFonts w:ascii="Times New Roman" w:hAnsi="Times New Roman"/>
+          <w:color w:val="000000"/>
+          <w:sz w:val="19"/>
+        </w:rPr>
         <w:t>• RQ1 (Layer Pooling Dynamics): Does learnable weighted pooling across all transformer hidden layers outperform standard mean pooling or top-layer classification, and which layers encode the most discriminative emotional information?</w:t>
         <w:br/>
         <w:t>• RQ2 (Speaker Diversity Law): What is the relationship between the number of training speakers and out-of-domain generalization performance on strictly unseen actors?</w:t>
@@ -354,27 +338,29 @@
     <w:p>
       <w:pPr>
         <w:keepNext/>
-        <w:spacing w:before="320" w:after="120"/>
+        <w:spacing w:before="280" w:after="100"/>
+        <w:jc w:val="center"/>
       </w:pPr>
       <w:r>
         <w:rPr>
           <w:rFonts w:ascii="Times New Roman" w:hAnsi="Times New Roman"/>
           <w:b/>
-          <w:color w:val="0F172A"/>
-          <w:sz w:val="22"/>
+          <w:color w:val="000000"/>
+          <w:sz w:val="21"/>
         </w:rPr>
         <w:t>II. RELATED WORK &amp; LITERATURE SURVEY</w:t>
       </w:r>
     </w:p>
     <w:p>
       <w:pPr>
-        <w:spacing w:line="276" w:lineRule="auto" w:after="60"/>
+        <w:spacing w:line="276" w:lineRule="auto" w:before="0" w:after="60"/>
         <w:ind w:firstLine="288"/>
         <w:jc w:val="both"/>
       </w:pPr>
       <w:r>
         <w:rPr>
           <w:rFonts w:ascii="Times New Roman" w:hAnsi="Times New Roman"/>
+          <w:color w:val="000000"/>
           <w:sz w:val="20"/>
         </w:rPr>
         <w:t>This investigation synthesizes 39 peer-reviewed publications across four core theoretical domains:</w:t>
@@ -383,14 +369,15 @@
     <w:p>
       <w:pPr>
         <w:keepNext/>
-        <w:spacing w:before="200" w:after="80"/>
+        <w:spacing w:before="180" w:after="60"/>
+        <w:jc w:val="left"/>
       </w:pPr>
       <w:r>
         <w:rPr>
           <w:rFonts w:ascii="Times New Roman" w:hAnsi="Times New Roman"/>
           <w:b/>
           <w:i/>
-          <w:color w:val="1E293B"/>
+          <w:color w:val="000000"/>
           <w:sz w:val="20"/>
         </w:rPr>
         <w:t>A. Indic and Hindi Speech Emotion Recognition</w:t>
@@ -398,13 +385,14 @@
     </w:p>
     <w:p>
       <w:pPr>
-        <w:spacing w:line="276" w:lineRule="auto" w:after="60"/>
+        <w:spacing w:line="276" w:lineRule="auto" w:before="0" w:after="60"/>
         <w:ind w:firstLine="288"/>
         <w:jc w:val="both"/>
       </w:pPr>
       <w:r>
         <w:rPr>
           <w:rFonts w:ascii="Times New Roman" w:hAnsi="Times New Roman"/>
+          <w:color w:val="000000"/>
           <w:sz w:val="20"/>
         </w:rPr>
         <w:t>Early speech emotion recognition research in India relied predominantly on small private datasets evaluated with conventional classifiers such as Support Vector Machines (SVM) and Multi-Layer Perceptrons [4], [18]. Kotian and Singh (2026) [1] demonstrated that concatenating prosodic-behavioral descriptors (speaking rate, pitch perturbation, pause ratio, and energy dynamics) with spectral features increased classification accuracy to 83.9% and Macro-F1 to 0.81 on Hindi speech. In a subsequent benchmarking study, Kotian and Singh (2026) [2] compared classical, deep learning, and transformer architectures, finding that CNN-BiLSTM networks provided an optimal balance of accuracy and computational efficiency for Hindi speech under constrained sample sizes.</w:t>
@@ -412,13 +400,14 @@
     </w:p>
     <w:p>
       <w:pPr>
-        <w:spacing w:line="276" w:lineRule="auto" w:after="60"/>
+        <w:spacing w:line="276" w:lineRule="auto" w:before="0" w:after="60"/>
         <w:ind w:firstLine="288"/>
         <w:jc w:val="both"/>
       </w:pPr>
       <w:r>
         <w:rPr>
           <w:rFonts w:ascii="Times New Roman" w:hAnsi="Times New Roman"/>
+          <w:color w:val="000000"/>
           <w:sz w:val="20"/>
         </w:rPr>
         <w:t>Chauhan and Sharma (2023) [3] introduced the MNITJ-SEHSD database, standardizing an Indic emotion corpus and highlighting acoustic overlap between anger and disgust resulting from shared high vocal intensity. Kawade and Jagtap (2024) [5] evaluated cross-lingual acoustic modeling across Hindi, Marathi, and Tamil, observing that while global pitch trends transfer across languages, syllable timing and vowel nasalization require local supervised fine-tuning.</w:t>
@@ -427,14 +416,15 @@
     <w:p>
       <w:pPr>
         <w:keepNext/>
-        <w:spacing w:before="200" w:after="80"/>
+        <w:spacing w:before="180" w:after="60"/>
+        <w:jc w:val="left"/>
       </w:pPr>
       <w:r>
         <w:rPr>
           <w:rFonts w:ascii="Times New Roman" w:hAnsi="Times New Roman"/>
           <w:b/>
           <w:i/>
-          <w:color w:val="1E293B"/>
+          <w:color w:val="000000"/>
           <w:sz w:val="20"/>
         </w:rPr>
         <w:t>B. Self-Supervised Speech Representation Models</w:t>
@@ -442,13 +432,14 @@
     </w:p>
     <w:p>
       <w:pPr>
-        <w:spacing w:line="276" w:lineRule="auto" w:after="60"/>
+        <w:spacing w:line="276" w:lineRule="auto" w:before="0" w:after="60"/>
         <w:ind w:firstLine="288"/>
         <w:jc w:val="both"/>
       </w:pPr>
       <w:r>
         <w:rPr>
           <w:rFonts w:ascii="Times New Roman" w:hAnsi="Times New Roman"/>
+          <w:color w:val="000000"/>
           <w:sz w:val="20"/>
         </w:rPr>
         <w:t>Self-supervised learning has established powerful baseline representations for speech tasks. Models such as Wav2Vec 2.0 (Baevski et al., 2020) [9] and HuBERT (Hsu et al., 2021) [8] learn representations from thousands of hours of unlabeled audio through contrastive loss or masked cluster prediction. However, recent studies by Ma et al. on emotion2vec [6] and Chen et al. on BEATs [7] demonstrate that standard speech models optimize for phonetic invariance, which can suppress emotional cues in upper transformer layers. Probing studies by Pasad et al. (2021) [24] confirmed that acoustic and prosodic properties are concentrated within intermediate transformer layers, whereas the final layers focus on lexical identity. These findings motivate the Learnable Weighted Layer Pooling approach used in this work.</w:t>
@@ -457,14 +448,15 @@
     <w:p>
       <w:pPr>
         <w:keepNext/>
-        <w:spacing w:before="200" w:after="80"/>
+        <w:spacing w:before="180" w:after="60"/>
+        <w:jc w:val="left"/>
       </w:pPr>
       <w:r>
         <w:rPr>
           <w:rFonts w:ascii="Times New Roman" w:hAnsi="Times New Roman"/>
           <w:b/>
           <w:i/>
-          <w:color w:val="1E293B"/>
+          <w:color w:val="000000"/>
           <w:sz w:val="20"/>
         </w:rPr>
         <w:t>C. Vocal Behavioural Feature Integration</w:t>
@@ -472,13 +464,14 @@
     </w:p>
     <w:p>
       <w:pPr>
-        <w:spacing w:line="276" w:lineRule="auto" w:after="60"/>
+        <w:spacing w:line="276" w:lineRule="auto" w:before="0" w:after="60"/>
         <w:ind w:firstLine="288"/>
         <w:jc w:val="both"/>
       </w:pPr>
       <w:r>
         <w:rPr>
           <w:rFonts w:ascii="Times New Roman" w:hAnsi="Times New Roman"/>
+          <w:color w:val="000000"/>
           <w:sz w:val="20"/>
         </w:rPr>
         <w:t>Standardized acoustic parameter sets have long provided interpretable metrics for speech analysis. Eyben et al. (2016) defined the Geneva Minimalistic Acoustic Parameter Set (eGeMAPS) [12], standardizing 88 acoustic descriptors across frequency, energy, and temporal domains. Chowdhury et al. (2025) [11] showed that integrating acoustic prosody with deep learning architectures improved diagnostic reliability in clinical speech evaluations.</w:t>
@@ -487,14 +480,15 @@
     <w:p>
       <w:pPr>
         <w:keepNext/>
-        <w:spacing w:before="200" w:after="80"/>
+        <w:spacing w:before="180" w:after="60"/>
+        <w:jc w:val="left"/>
       </w:pPr>
       <w:r>
         <w:rPr>
           <w:rFonts w:ascii="Times New Roman" w:hAnsi="Times New Roman"/>
           <w:b/>
           <w:i/>
-          <w:color w:val="1E293B"/>
+          <w:color w:val="000000"/>
           <w:sz w:val="20"/>
         </w:rPr>
         <w:t>D. Speaker Disjoint Protocols and Generalization</w:t>
@@ -502,13 +496,14 @@
     </w:p>
     <w:p>
       <w:pPr>
-        <w:spacing w:line="276" w:lineRule="auto" w:after="60"/>
+        <w:spacing w:line="276" w:lineRule="auto" w:before="0" w:after="60"/>
         <w:ind w:firstLine="288"/>
         <w:jc w:val="both"/>
       </w:pPr>
       <w:r>
         <w:rPr>
           <w:rFonts w:ascii="Times New Roman" w:hAnsi="Times New Roman"/>
+          <w:color w:val="000000"/>
           <w:sz w:val="20"/>
         </w:rPr>
         <w:t>Wang and Yang (2025) [14] examined the effect of speaker identity leakage in SER, showing that random train/test splits can inflate accuracy scores by up to 34.2 percentage points because classifiers exploit speaker-specific spectral patterns. Hashem et al. (2023) [15] and Akcay and Oguz (2020) [16] similarly emphasized that only speaker-disjoint evaluation protocols reflect genuine clinical or real-world capability.</w:t>
@@ -517,27 +512,29 @@
     <w:p>
       <w:pPr>
         <w:keepNext/>
-        <w:spacing w:before="320" w:after="120"/>
+        <w:spacing w:before="280" w:after="100"/>
+        <w:jc w:val="center"/>
       </w:pPr>
       <w:r>
         <w:rPr>
           <w:rFonts w:ascii="Times New Roman" w:hAnsi="Times New Roman"/>
           <w:b/>
-          <w:color w:val="0F172A"/>
-          <w:sz w:val="22"/>
+          <w:color w:val="000000"/>
+          <w:sz w:val="21"/>
         </w:rPr>
         <w:t>III. DATASET ECOSYSTEM &amp; PARTITIONING PROTOCOLS</w:t>
       </w:r>
     </w:p>
     <w:p>
       <w:pPr>
-        <w:spacing w:line="276" w:lineRule="auto" w:after="60"/>
+        <w:spacing w:line="276" w:lineRule="auto" w:before="0" w:after="60"/>
         <w:ind w:firstLine="288"/>
         <w:jc w:val="both"/>
       </w:pPr>
       <w:r>
         <w:rPr>
           <w:rFonts w:ascii="Times New Roman" w:hAnsi="Times New Roman"/>
+          <w:color w:val="000000"/>
           <w:sz w:val="20"/>
         </w:rPr>
         <w:t>To ensure rigorous evaluation, five distinct corpora comprising 12,180 audio files were curated, preprocessed, and partitioned. Audio files were resampled to a standardized format: 16,000 Hz sampling rate, single-channel (mono), 16-bit PCM WAV, with Voice Activity Detection (VAD) silence trimming and amplitude normalization. Table I summarizes the dataset ecosystem.</w:t>
@@ -552,10 +549,18 @@
         <w:rPr>
           <w:rFonts w:ascii="Times New Roman" w:hAnsi="Times New Roman"/>
           <w:b/>
+          <w:color w:val="000000"/>
           <w:sz w:val="18"/>
         </w:rPr>
         <w:t>TABLE I</w:t>
         <w:br/>
+      </w:r>
+      <w:r>
+        <w:rPr>
+          <w:rFonts w:ascii="Times New Roman" w:hAnsi="Times New Roman"/>
+          <w:color w:val="000000"/>
+          <w:sz w:val="16"/>
+        </w:rPr>
         <w:t>STANDARDIZED DATASET ECOSYSTEM AND PARTITIONING SPECIFICATIONS</w:t>
       </w:r>
     </w:p>
@@ -565,9 +570,9 @@
         <w:jc w:val="center"/>
         <w:tblLook w:firstColumn="1" w:firstRow="1" w:lastColumn="0" w:lastRow="0" w:noHBand="0" w:noVBand="1" w:val="04A0"/>
         <w:tblBorders>
-          <w:top w:val="single" w:sz="14" w:space="0" w:color="0F172A"/>
-          <w:bottom w:val="single" w:sz="14" w:space="0" w:color="0F172A"/>
-          <w:insideH w:val="single" w:sz="4" w:space="0" w:color="E2E8F0"/>
+          <w:top w:val="single" w:sz="12" w:space="0" w:color="000000"/>
+          <w:bottom w:val="single" w:sz="12" w:space="0" w:color="000000"/>
+          <w:insideH w:val="single" w:sz="4" w:space="0" w:color="CCCCCC"/>
           <w:left w:val="none"/>
           <w:right w:val="none"/>
           <w:insideV w:val="none"/>
@@ -585,22 +590,22 @@
         <w:tc>
           <w:tcPr>
             <w:tcW w:type="dxa" w:w="1560"/>
-            <w:shd w:fill="F1F5F9"/>
             <w:tcMar>
-              <w:top w:w="70" w:type="dxa"/>
-              <w:bottom w:w="70" w:type="dxa"/>
-              <w:left w:w="90" w:type="dxa"/>
-              <w:right w:w="90" w:type="dxa"/>
+              <w:top w:w="60" w:type="dxa"/>
+              <w:bottom w:w="60" w:type="dxa"/>
+              <w:left w:w="80" w:type="dxa"/>
+              <w:right w:w="80" w:type="dxa"/>
             </w:tcMar>
           </w:tcPr>
           <w:p>
             <w:pPr>
-              <w:spacing w:before="60" w:after="60"/>
+              <w:spacing w:before="40" w:after="40"/>
             </w:pPr>
             <w:r>
               <w:rPr>
                 <w:rFonts w:ascii="Times New Roman" w:hAnsi="Times New Roman"/>
                 <w:b/>
+                <w:color w:val="000000"/>
                 <w:sz w:val="17"/>
               </w:rPr>
               <w:t>Corpus</w:t>
@@ -610,22 +615,22 @@
         <w:tc>
           <w:tcPr>
             <w:tcW w:type="dxa" w:w="1560"/>
-            <w:shd w:fill="F1F5F9"/>
             <w:tcMar>
-              <w:top w:w="70" w:type="dxa"/>
-              <w:bottom w:w="70" w:type="dxa"/>
-              <w:left w:w="90" w:type="dxa"/>
-              <w:right w:w="90" w:type="dxa"/>
+              <w:top w:w="60" w:type="dxa"/>
+              <w:bottom w:w="60" w:type="dxa"/>
+              <w:left w:w="80" w:type="dxa"/>
+              <w:right w:w="80" w:type="dxa"/>
             </w:tcMar>
           </w:tcPr>
           <w:p>
             <w:pPr>
-              <w:spacing w:before="60" w:after="60"/>
+              <w:spacing w:before="40" w:after="40"/>
             </w:pPr>
             <w:r>
               <w:rPr>
                 <w:rFonts w:ascii="Times New Roman" w:hAnsi="Times New Roman"/>
                 <w:b/>
+                <w:color w:val="000000"/>
                 <w:sz w:val="17"/>
               </w:rPr>
               <w:t>Utterances</w:t>
@@ -635,22 +640,22 @@
         <w:tc>
           <w:tcPr>
             <w:tcW w:type="dxa" w:w="1560"/>
-            <w:shd w:fill="F1F5F9"/>
             <w:tcMar>
-              <w:top w:w="70" w:type="dxa"/>
-              <w:bottom w:w="70" w:type="dxa"/>
-              <w:left w:w="90" w:type="dxa"/>
-              <w:right w:w="90" w:type="dxa"/>
+              <w:top w:w="60" w:type="dxa"/>
+              <w:bottom w:w="60" w:type="dxa"/>
+              <w:left w:w="80" w:type="dxa"/>
+              <w:right w:w="80" w:type="dxa"/>
             </w:tcMar>
           </w:tcPr>
           <w:p>
             <w:pPr>
-              <w:spacing w:before="60" w:after="60"/>
+              <w:spacing w:before="40" w:after="40"/>
             </w:pPr>
             <w:r>
               <w:rPr>
                 <w:rFonts w:ascii="Times New Roman" w:hAnsi="Times New Roman"/>
                 <w:b/>
+                <w:color w:val="000000"/>
                 <w:sz w:val="17"/>
               </w:rPr>
               <w:t>Language</w:t>
@@ -660,22 +665,22 @@
         <w:tc>
           <w:tcPr>
             <w:tcW w:type="dxa" w:w="1560"/>
-            <w:shd w:fill="F1F5F9"/>
             <w:tcMar>
-              <w:top w:w="70" w:type="dxa"/>
-              <w:bottom w:w="70" w:type="dxa"/>
-              <w:left w:w="90" w:type="dxa"/>
-              <w:right w:w="90" w:type="dxa"/>
+              <w:top w:w="60" w:type="dxa"/>
+              <w:bottom w:w="60" w:type="dxa"/>
+              <w:left w:w="80" w:type="dxa"/>
+              <w:right w:w="80" w:type="dxa"/>
             </w:tcMar>
           </w:tcPr>
           <w:p>
             <w:pPr>
-              <w:spacing w:before="60" w:after="60"/>
+              <w:spacing w:before="40" w:after="40"/>
             </w:pPr>
             <w:r>
               <w:rPr>
                 <w:rFonts w:ascii="Times New Roman" w:hAnsi="Times New Roman"/>
                 <w:b/>
+                <w:color w:val="000000"/>
                 <w:sz w:val="17"/>
               </w:rPr>
               <w:t>Speakers / Scope</w:t>
@@ -685,22 +690,22 @@
         <w:tc>
           <w:tcPr>
             <w:tcW w:type="dxa" w:w="1560"/>
-            <w:shd w:fill="F1F5F9"/>
             <w:tcMar>
-              <w:top w:w="70" w:type="dxa"/>
-              <w:bottom w:w="70" w:type="dxa"/>
-              <w:left w:w="90" w:type="dxa"/>
-              <w:right w:w="90" w:type="dxa"/>
+              <w:top w:w="60" w:type="dxa"/>
+              <w:bottom w:w="60" w:type="dxa"/>
+              <w:left w:w="80" w:type="dxa"/>
+              <w:right w:w="80" w:type="dxa"/>
             </w:tcMar>
           </w:tcPr>
           <w:p>
             <w:pPr>
-              <w:spacing w:before="60" w:after="60"/>
+              <w:spacing w:before="40" w:after="40"/>
             </w:pPr>
             <w:r>
               <w:rPr>
                 <w:rFonts w:ascii="Times New Roman" w:hAnsi="Times New Roman"/>
                 <w:b/>
+                <w:color w:val="000000"/>
                 <w:sz w:val="17"/>
               </w:rPr>
               <w:t>Split Protocol</w:t>
@@ -710,22 +715,22 @@
         <w:tc>
           <w:tcPr>
             <w:tcW w:type="dxa" w:w="1560"/>
-            <w:shd w:fill="F1F5F9"/>
             <w:tcMar>
-              <w:top w:w="70" w:type="dxa"/>
-              <w:bottom w:w="70" w:type="dxa"/>
-              <w:left w:w="90" w:type="dxa"/>
-              <w:right w:w="90" w:type="dxa"/>
+              <w:top w:w="60" w:type="dxa"/>
+              <w:bottom w:w="60" w:type="dxa"/>
+              <w:left w:w="80" w:type="dxa"/>
+              <w:right w:w="80" w:type="dxa"/>
             </w:tcMar>
           </w:tcPr>
           <w:p>
             <w:pPr>
-              <w:spacing w:before="60" w:after="60"/>
+              <w:spacing w:before="40" w:after="40"/>
             </w:pPr>
             <w:r>
               <w:rPr>
                 <w:rFonts w:ascii="Times New Roman" w:hAnsi="Times New Roman"/>
                 <w:b/>
+                <w:color w:val="000000"/>
                 <w:sz w:val="17"/>
               </w:rPr>
               <w:t>Classes</w:t>
@@ -738,19 +743,20 @@
           <w:tcPr>
             <w:tcW w:type="dxa" w:w="1560"/>
             <w:tcMar>
-              <w:top w:w="70" w:type="dxa"/>
-              <w:bottom w:w="70" w:type="dxa"/>
-              <w:left w:w="90" w:type="dxa"/>
-              <w:right w:w="90" w:type="dxa"/>
+              <w:top w:w="60" w:type="dxa"/>
+              <w:bottom w:w="60" w:type="dxa"/>
+              <w:left w:w="80" w:type="dxa"/>
+              <w:right w:w="80" w:type="dxa"/>
             </w:tcMar>
           </w:tcPr>
           <w:p>
             <w:pPr>
-              <w:spacing w:before="60" w:after="60"/>
+              <w:spacing w:before="40" w:after="40"/>
             </w:pPr>
             <w:r>
               <w:rPr>
                 <w:rFonts w:ascii="Times New Roman" w:hAnsi="Times New Roman"/>
+                <w:color w:val="000000"/>
                 <w:sz w:val="17"/>
               </w:rPr>
               <w:t>CREMA-D</w:t>
@@ -761,19 +767,20 @@
           <w:tcPr>
             <w:tcW w:type="dxa" w:w="1560"/>
             <w:tcMar>
-              <w:top w:w="70" w:type="dxa"/>
-              <w:bottom w:w="70" w:type="dxa"/>
-              <w:left w:w="90" w:type="dxa"/>
-              <w:right w:w="90" w:type="dxa"/>
+              <w:top w:w="60" w:type="dxa"/>
+              <w:bottom w:w="60" w:type="dxa"/>
+              <w:left w:w="80" w:type="dxa"/>
+              <w:right w:w="80" w:type="dxa"/>
             </w:tcMar>
           </w:tcPr>
           <w:p>
             <w:pPr>
-              <w:spacing w:before="60" w:after="60"/>
+              <w:spacing w:before="40" w:after="40"/>
             </w:pPr>
             <w:r>
               <w:rPr>
                 <w:rFonts w:ascii="Times New Roman" w:hAnsi="Times New Roman"/>
+                <w:color w:val="000000"/>
                 <w:sz w:val="17"/>
               </w:rPr>
               <w:t>7,442</w:t>
@@ -784,19 +791,20 @@
           <w:tcPr>
             <w:tcW w:type="dxa" w:w="1560"/>
             <w:tcMar>
-              <w:top w:w="70" w:type="dxa"/>
-              <w:bottom w:w="70" w:type="dxa"/>
-              <w:left w:w="90" w:type="dxa"/>
-              <w:right w:w="90" w:type="dxa"/>
+              <w:top w:w="60" w:type="dxa"/>
+              <w:bottom w:w="60" w:type="dxa"/>
+              <w:left w:w="80" w:type="dxa"/>
+              <w:right w:w="80" w:type="dxa"/>
             </w:tcMar>
           </w:tcPr>
           <w:p>
             <w:pPr>
-              <w:spacing w:before="60" w:after="60"/>
+              <w:spacing w:before="40" w:after="40"/>
             </w:pPr>
             <w:r>
               <w:rPr>
                 <w:rFonts w:ascii="Times New Roman" w:hAnsi="Times New Roman"/>
+                <w:color w:val="000000"/>
                 <w:sz w:val="17"/>
               </w:rPr>
               <w:t>English (US)</w:t>
@@ -807,19 +815,20 @@
           <w:tcPr>
             <w:tcW w:type="dxa" w:w="1560"/>
             <w:tcMar>
-              <w:top w:w="70" w:type="dxa"/>
-              <w:bottom w:w="70" w:type="dxa"/>
-              <w:left w:w="90" w:type="dxa"/>
-              <w:right w:w="90" w:type="dxa"/>
+              <w:top w:w="60" w:type="dxa"/>
+              <w:bottom w:w="60" w:type="dxa"/>
+              <w:left w:w="80" w:type="dxa"/>
+              <w:right w:w="80" w:type="dxa"/>
             </w:tcMar>
           </w:tcPr>
           <w:p>
             <w:pPr>
-              <w:spacing w:before="60" w:after="60"/>
+              <w:spacing w:before="40" w:after="40"/>
             </w:pPr>
             <w:r>
               <w:rPr>
                 <w:rFonts w:ascii="Times New Roman" w:hAnsi="Times New Roman"/>
+                <w:color w:val="000000"/>
                 <w:sz w:val="17"/>
               </w:rPr>
               <w:t>91 Diverse Actors</w:t>
@@ -830,19 +839,20 @@
           <w:tcPr>
             <w:tcW w:type="dxa" w:w="1560"/>
             <w:tcMar>
-              <w:top w:w="70" w:type="dxa"/>
-              <w:bottom w:w="70" w:type="dxa"/>
-              <w:left w:w="90" w:type="dxa"/>
-              <w:right w:w="90" w:type="dxa"/>
+              <w:top w:w="60" w:type="dxa"/>
+              <w:bottom w:w="60" w:type="dxa"/>
+              <w:left w:w="80" w:type="dxa"/>
+              <w:right w:w="80" w:type="dxa"/>
             </w:tcMar>
           </w:tcPr>
           <w:p>
             <w:pPr>
-              <w:spacing w:before="60" w:after="60"/>
+              <w:spacing w:before="40" w:after="40"/>
             </w:pPr>
             <w:r>
               <w:rPr>
                 <w:rFonts w:ascii="Times New Roman" w:hAnsi="Times New Roman"/>
+                <w:color w:val="000000"/>
                 <w:sz w:val="17"/>
               </w:rPr>
               <w:t>Actor-Disjoint (13 Unseen)</w:t>
@@ -853,19 +863,20 @@
           <w:tcPr>
             <w:tcW w:type="dxa" w:w="1560"/>
             <w:tcMar>
-              <w:top w:w="70" w:type="dxa"/>
-              <w:bottom w:w="70" w:type="dxa"/>
-              <w:left w:w="90" w:type="dxa"/>
-              <w:right w:w="90" w:type="dxa"/>
+              <w:top w:w="60" w:type="dxa"/>
+              <w:bottom w:w="60" w:type="dxa"/>
+              <w:left w:w="80" w:type="dxa"/>
+              <w:right w:w="80" w:type="dxa"/>
             </w:tcMar>
           </w:tcPr>
           <w:p>
             <w:pPr>
-              <w:spacing w:before="60" w:after="60"/>
+              <w:spacing w:before="40" w:after="40"/>
             </w:pPr>
             <w:r>
               <w:rPr>
                 <w:rFonts w:ascii="Times New Roman" w:hAnsi="Times New Roman"/>
+                <w:color w:val="000000"/>
                 <w:sz w:val="17"/>
               </w:rPr>
               <w:t>6 Classes</w:t>
@@ -878,19 +889,20 @@
           <w:tcPr>
             <w:tcW w:type="dxa" w:w="1560"/>
             <w:tcMar>
-              <w:top w:w="70" w:type="dxa"/>
-              <w:bottom w:w="70" w:type="dxa"/>
-              <w:left w:w="90" w:type="dxa"/>
-              <w:right w:w="90" w:type="dxa"/>
+              <w:top w:w="60" w:type="dxa"/>
+              <w:bottom w:w="60" w:type="dxa"/>
+              <w:left w:w="80" w:type="dxa"/>
+              <w:right w:w="80" w:type="dxa"/>
             </w:tcMar>
           </w:tcPr>
           <w:p>
             <w:pPr>
-              <w:spacing w:before="60" w:after="60"/>
+              <w:spacing w:before="40" w:after="40"/>
             </w:pPr>
             <w:r>
               <w:rPr>
                 <w:rFonts w:ascii="Times New Roman" w:hAnsi="Times New Roman"/>
+                <w:color w:val="000000"/>
                 <w:sz w:val="17"/>
               </w:rPr>
               <w:t>RAVDESS</w:t>
@@ -901,19 +913,20 @@
           <w:tcPr>
             <w:tcW w:type="dxa" w:w="1560"/>
             <w:tcMar>
-              <w:top w:w="70" w:type="dxa"/>
-              <w:bottom w:w="70" w:type="dxa"/>
-              <w:left w:w="90" w:type="dxa"/>
-              <w:right w:w="90" w:type="dxa"/>
+              <w:top w:w="60" w:type="dxa"/>
+              <w:bottom w:w="60" w:type="dxa"/>
+              <w:left w:w="80" w:type="dxa"/>
+              <w:right w:w="80" w:type="dxa"/>
             </w:tcMar>
           </w:tcPr>
           <w:p>
             <w:pPr>
-              <w:spacing w:before="60" w:after="60"/>
+              <w:spacing w:before="40" w:after="40"/>
             </w:pPr>
             <w:r>
               <w:rPr>
                 <w:rFonts w:ascii="Times New Roman" w:hAnsi="Times New Roman"/>
+                <w:color w:val="000000"/>
                 <w:sz w:val="17"/>
               </w:rPr>
               <w:t>1,440</w:t>
@@ -924,19 +937,20 @@
           <w:tcPr>
             <w:tcW w:type="dxa" w:w="1560"/>
             <w:tcMar>
-              <w:top w:w="70" w:type="dxa"/>
-              <w:bottom w:w="70" w:type="dxa"/>
-              <w:left w:w="90" w:type="dxa"/>
-              <w:right w:w="90" w:type="dxa"/>
+              <w:top w:w="60" w:type="dxa"/>
+              <w:bottom w:w="60" w:type="dxa"/>
+              <w:left w:w="80" w:type="dxa"/>
+              <w:right w:w="80" w:type="dxa"/>
             </w:tcMar>
           </w:tcPr>
           <w:p>
             <w:pPr>
-              <w:spacing w:before="60" w:after="60"/>
+              <w:spacing w:before="40" w:after="40"/>
             </w:pPr>
             <w:r>
               <w:rPr>
                 <w:rFonts w:ascii="Times New Roman" w:hAnsi="Times New Roman"/>
+                <w:color w:val="000000"/>
                 <w:sz w:val="17"/>
               </w:rPr>
               <w:t>English (NA)</w:t>
@@ -947,19 +961,20 @@
           <w:tcPr>
             <w:tcW w:type="dxa" w:w="1560"/>
             <w:tcMar>
-              <w:top w:w="70" w:type="dxa"/>
-              <w:bottom w:w="70" w:type="dxa"/>
-              <w:left w:w="90" w:type="dxa"/>
-              <w:right w:w="90" w:type="dxa"/>
+              <w:top w:w="60" w:type="dxa"/>
+              <w:bottom w:w="60" w:type="dxa"/>
+              <w:left w:w="80" w:type="dxa"/>
+              <w:right w:w="80" w:type="dxa"/>
             </w:tcMar>
           </w:tcPr>
           <w:p>
             <w:pPr>
-              <w:spacing w:before="60" w:after="60"/>
+              <w:spacing w:before="40" w:after="40"/>
             </w:pPr>
             <w:r>
               <w:rPr>
                 <w:rFonts w:ascii="Times New Roman" w:hAnsi="Times New Roman"/>
+                <w:color w:val="000000"/>
                 <w:sz w:val="17"/>
               </w:rPr>
               <w:t>24 Professional Actors</w:t>
@@ -970,19 +985,20 @@
           <w:tcPr>
             <w:tcW w:type="dxa" w:w="1560"/>
             <w:tcMar>
-              <w:top w:w="70" w:type="dxa"/>
-              <w:bottom w:w="70" w:type="dxa"/>
-              <w:left w:w="90" w:type="dxa"/>
-              <w:right w:w="90" w:type="dxa"/>
+              <w:top w:w="60" w:type="dxa"/>
+              <w:bottom w:w="60" w:type="dxa"/>
+              <w:left w:w="80" w:type="dxa"/>
+              <w:right w:w="80" w:type="dxa"/>
             </w:tcMar>
           </w:tcPr>
           <w:p>
             <w:pPr>
-              <w:spacing w:before="60" w:after="60"/>
+              <w:spacing w:before="40" w:after="40"/>
             </w:pPr>
             <w:r>
               <w:rPr>
                 <w:rFonts w:ascii="Times New Roman" w:hAnsi="Times New Roman"/>
+                <w:color w:val="000000"/>
                 <w:sz w:val="17"/>
               </w:rPr>
               <w:t>Actor-Disjoint (4 Unseen)</w:t>
@@ -993,19 +1009,20 @@
           <w:tcPr>
             <w:tcW w:type="dxa" w:w="1560"/>
             <w:tcMar>
-              <w:top w:w="70" w:type="dxa"/>
-              <w:bottom w:w="70" w:type="dxa"/>
-              <w:left w:w="90" w:type="dxa"/>
-              <w:right w:w="90" w:type="dxa"/>
+              <w:top w:w="60" w:type="dxa"/>
+              <w:bottom w:w="60" w:type="dxa"/>
+              <w:left w:w="80" w:type="dxa"/>
+              <w:right w:w="80" w:type="dxa"/>
             </w:tcMar>
           </w:tcPr>
           <w:p>
             <w:pPr>
-              <w:spacing w:before="60" w:after="60"/>
+              <w:spacing w:before="40" w:after="40"/>
             </w:pPr>
             <w:r>
               <w:rPr>
                 <w:rFonts w:ascii="Times New Roman" w:hAnsi="Times New Roman"/>
+                <w:color w:val="000000"/>
                 <w:sz w:val="17"/>
               </w:rPr>
               <w:t>8 Classes</w:t>
@@ -1018,19 +1035,20 @@
           <w:tcPr>
             <w:tcW w:type="dxa" w:w="1560"/>
             <w:tcMar>
-              <w:top w:w="70" w:type="dxa"/>
-              <w:bottom w:w="70" w:type="dxa"/>
-              <w:left w:w="90" w:type="dxa"/>
-              <w:right w:w="90" w:type="dxa"/>
+              <w:top w:w="60" w:type="dxa"/>
+              <w:bottom w:w="60" w:type="dxa"/>
+              <w:left w:w="80" w:type="dxa"/>
+              <w:right w:w="80" w:type="dxa"/>
             </w:tcMar>
           </w:tcPr>
           <w:p>
             <w:pPr>
-              <w:spacing w:before="60" w:after="60"/>
+              <w:spacing w:before="40" w:after="40"/>
             </w:pPr>
             <w:r>
               <w:rPr>
                 <w:rFonts w:ascii="Times New Roman" w:hAnsi="Times New Roman"/>
+                <w:color w:val="000000"/>
                 <w:sz w:val="17"/>
               </w:rPr>
               <w:t>SAVEE</w:t>
@@ -1041,19 +1059,20 @@
           <w:tcPr>
             <w:tcW w:type="dxa" w:w="1560"/>
             <w:tcMar>
-              <w:top w:w="70" w:type="dxa"/>
-              <w:bottom w:w="70" w:type="dxa"/>
-              <w:left w:w="90" w:type="dxa"/>
-              <w:right w:w="90" w:type="dxa"/>
+              <w:top w:w="60" w:type="dxa"/>
+              <w:bottom w:w="60" w:type="dxa"/>
+              <w:left w:w="80" w:type="dxa"/>
+              <w:right w:w="80" w:type="dxa"/>
             </w:tcMar>
           </w:tcPr>
           <w:p>
             <w:pPr>
-              <w:spacing w:before="60" w:after="60"/>
+              <w:spacing w:before="40" w:after="40"/>
             </w:pPr>
             <w:r>
               <w:rPr>
                 <w:rFonts w:ascii="Times New Roman" w:hAnsi="Times New Roman"/>
+                <w:color w:val="000000"/>
                 <w:sz w:val="17"/>
               </w:rPr>
               <w:t>480</w:t>
@@ -1064,19 +1083,20 @@
           <w:tcPr>
             <w:tcW w:type="dxa" w:w="1560"/>
             <w:tcMar>
-              <w:top w:w="70" w:type="dxa"/>
-              <w:bottom w:w="70" w:type="dxa"/>
-              <w:left w:w="90" w:type="dxa"/>
-              <w:right w:w="90" w:type="dxa"/>
+              <w:top w:w="60" w:type="dxa"/>
+              <w:bottom w:w="60" w:type="dxa"/>
+              <w:left w:w="80" w:type="dxa"/>
+              <w:right w:w="80" w:type="dxa"/>
             </w:tcMar>
           </w:tcPr>
           <w:p>
             <w:pPr>
-              <w:spacing w:before="60" w:after="60"/>
+              <w:spacing w:before="40" w:after="40"/>
             </w:pPr>
             <w:r>
               <w:rPr>
                 <w:rFonts w:ascii="Times New Roman" w:hAnsi="Times New Roman"/>
+                <w:color w:val="000000"/>
                 <w:sz w:val="17"/>
               </w:rPr>
               <w:t>English (UK)</w:t>
@@ -1087,19 +1107,20 @@
           <w:tcPr>
             <w:tcW w:type="dxa" w:w="1560"/>
             <w:tcMar>
-              <w:top w:w="70" w:type="dxa"/>
-              <w:bottom w:w="70" w:type="dxa"/>
-              <w:left w:w="90" w:type="dxa"/>
-              <w:right w:w="90" w:type="dxa"/>
+              <w:top w:w="60" w:type="dxa"/>
+              <w:bottom w:w="60" w:type="dxa"/>
+              <w:left w:w="80" w:type="dxa"/>
+              <w:right w:w="80" w:type="dxa"/>
             </w:tcMar>
           </w:tcPr>
           <w:p>
             <w:pPr>
-              <w:spacing w:before="60" w:after="60"/>
+              <w:spacing w:before="40" w:after="40"/>
             </w:pPr>
             <w:r>
               <w:rPr>
                 <w:rFonts w:ascii="Times New Roman" w:hAnsi="Times New Roman"/>
+                <w:color w:val="000000"/>
                 <w:sz w:val="17"/>
               </w:rPr>
               <w:t>4 British Actors</w:t>
@@ -1110,19 +1131,20 @@
           <w:tcPr>
             <w:tcW w:type="dxa" w:w="1560"/>
             <w:tcMar>
-              <w:top w:w="70" w:type="dxa"/>
-              <w:bottom w:w="70" w:type="dxa"/>
-              <w:left w:w="90" w:type="dxa"/>
-              <w:right w:w="90" w:type="dxa"/>
+              <w:top w:w="60" w:type="dxa"/>
+              <w:bottom w:w="60" w:type="dxa"/>
+              <w:left w:w="80" w:type="dxa"/>
+              <w:right w:w="80" w:type="dxa"/>
             </w:tcMar>
           </w:tcPr>
           <w:p>
             <w:pPr>
-              <w:spacing w:before="60" w:after="60"/>
+              <w:spacing w:before="40" w:after="40"/>
             </w:pPr>
             <w:r>
               <w:rPr>
                 <w:rFonts w:ascii="Times New Roman" w:hAnsi="Times New Roman"/>
+                <w:color w:val="000000"/>
                 <w:sz w:val="17"/>
               </w:rPr>
               <w:t>Actor-Disjoint (1 Unseen)</w:t>
@@ -1133,19 +1155,20 @@
           <w:tcPr>
             <w:tcW w:type="dxa" w:w="1560"/>
             <w:tcMar>
-              <w:top w:w="70" w:type="dxa"/>
-              <w:bottom w:w="70" w:type="dxa"/>
-              <w:left w:w="90" w:type="dxa"/>
-              <w:right w:w="90" w:type="dxa"/>
+              <w:top w:w="60" w:type="dxa"/>
+              <w:bottom w:w="60" w:type="dxa"/>
+              <w:left w:w="80" w:type="dxa"/>
+              <w:right w:w="80" w:type="dxa"/>
             </w:tcMar>
           </w:tcPr>
           <w:p>
             <w:pPr>
-              <w:spacing w:before="60" w:after="60"/>
+              <w:spacing w:before="40" w:after="40"/>
             </w:pPr>
             <w:r>
               <w:rPr>
                 <w:rFonts w:ascii="Times New Roman" w:hAnsi="Times New Roman"/>
+                <w:color w:val="000000"/>
                 <w:sz w:val="17"/>
               </w:rPr>
               <w:t>7 Classes</w:t>
@@ -1158,19 +1181,20 @@
           <w:tcPr>
             <w:tcW w:type="dxa" w:w="1560"/>
             <w:tcMar>
-              <w:top w:w="70" w:type="dxa"/>
-              <w:bottom w:w="70" w:type="dxa"/>
-              <w:left w:w="90" w:type="dxa"/>
-              <w:right w:w="90" w:type="dxa"/>
+              <w:top w:w="60" w:type="dxa"/>
+              <w:bottom w:w="60" w:type="dxa"/>
+              <w:left w:w="80" w:type="dxa"/>
+              <w:right w:w="80" w:type="dxa"/>
             </w:tcMar>
           </w:tcPr>
           <w:p>
             <w:pPr>
-              <w:spacing w:before="60" w:after="60"/>
+              <w:spacing w:before="40" w:after="40"/>
             </w:pPr>
             <w:r>
               <w:rPr>
                 <w:rFonts w:ascii="Times New Roman" w:hAnsi="Times New Roman"/>
+                <w:color w:val="000000"/>
                 <w:sz w:val="17"/>
               </w:rPr>
               <w:t>TESS</w:t>
@@ -1181,19 +1205,20 @@
           <w:tcPr>
             <w:tcW w:type="dxa" w:w="1560"/>
             <w:tcMar>
-              <w:top w:w="70" w:type="dxa"/>
-              <w:bottom w:w="70" w:type="dxa"/>
-              <w:left w:w="90" w:type="dxa"/>
-              <w:right w:w="90" w:type="dxa"/>
+              <w:top w:w="60" w:type="dxa"/>
+              <w:bottom w:w="60" w:type="dxa"/>
+              <w:left w:w="80" w:type="dxa"/>
+              <w:right w:w="80" w:type="dxa"/>
             </w:tcMar>
           </w:tcPr>
           <w:p>
             <w:pPr>
-              <w:spacing w:before="60" w:after="60"/>
+              <w:spacing w:before="40" w:after="40"/>
             </w:pPr>
             <w:r>
               <w:rPr>
                 <w:rFonts w:ascii="Times New Roman" w:hAnsi="Times New Roman"/>
+                <w:color w:val="000000"/>
                 <w:sz w:val="17"/>
               </w:rPr>
               <w:t>2,800</w:t>
@@ -1204,19 +1229,20 @@
           <w:tcPr>
             <w:tcW w:type="dxa" w:w="1560"/>
             <w:tcMar>
-              <w:top w:w="70" w:type="dxa"/>
-              <w:bottom w:w="70" w:type="dxa"/>
-              <w:left w:w="90" w:type="dxa"/>
-              <w:right w:w="90" w:type="dxa"/>
+              <w:top w:w="60" w:type="dxa"/>
+              <w:bottom w:w="60" w:type="dxa"/>
+              <w:left w:w="80" w:type="dxa"/>
+              <w:right w:w="80" w:type="dxa"/>
             </w:tcMar>
           </w:tcPr>
           <w:p>
             <w:pPr>
-              <w:spacing w:before="60" w:after="60"/>
+              <w:spacing w:before="40" w:after="40"/>
             </w:pPr>
             <w:r>
               <w:rPr>
                 <w:rFonts w:ascii="Times New Roman" w:hAnsi="Times New Roman"/>
+                <w:color w:val="000000"/>
                 <w:sz w:val="17"/>
               </w:rPr>
               <w:t>English (CA)</w:t>
@@ -1227,19 +1253,20 @@
           <w:tcPr>
             <w:tcW w:type="dxa" w:w="1560"/>
             <w:tcMar>
-              <w:top w:w="70" w:type="dxa"/>
-              <w:bottom w:w="70" w:type="dxa"/>
-              <w:left w:w="90" w:type="dxa"/>
-              <w:right w:w="90" w:type="dxa"/>
+              <w:top w:w="60" w:type="dxa"/>
+              <w:bottom w:w="60" w:type="dxa"/>
+              <w:left w:w="80" w:type="dxa"/>
+              <w:right w:w="80" w:type="dxa"/>
             </w:tcMar>
           </w:tcPr>
           <w:p>
             <w:pPr>
-              <w:spacing w:before="60" w:after="60"/>
+              <w:spacing w:before="40" w:after="40"/>
             </w:pPr>
             <w:r>
               <w:rPr>
                 <w:rFonts w:ascii="Times New Roman" w:hAnsi="Times New Roman"/>
+                <w:color w:val="000000"/>
                 <w:sz w:val="17"/>
               </w:rPr>
               <w:t>2 Actresses, 200 Words</w:t>
@@ -1250,19 +1277,20 @@
           <w:tcPr>
             <w:tcW w:type="dxa" w:w="1560"/>
             <w:tcMar>
-              <w:top w:w="70" w:type="dxa"/>
-              <w:bottom w:w="70" w:type="dxa"/>
-              <w:left w:w="90" w:type="dxa"/>
-              <w:right w:w="90" w:type="dxa"/>
+              <w:top w:w="60" w:type="dxa"/>
+              <w:bottom w:w="60" w:type="dxa"/>
+              <w:left w:w="80" w:type="dxa"/>
+              <w:right w:w="80" w:type="dxa"/>
             </w:tcMar>
           </w:tcPr>
           <w:p>
             <w:pPr>
-              <w:spacing w:before="60" w:after="60"/>
+              <w:spacing w:before="40" w:after="40"/>
             </w:pPr>
             <w:r>
               <w:rPr>
                 <w:rFonts w:ascii="Times New Roman" w:hAnsi="Times New Roman"/>
+                <w:color w:val="000000"/>
                 <w:sz w:val="17"/>
               </w:rPr>
               <w:t>Prompt-Disjoint (30 Words)</w:t>
@@ -1273,19 +1301,20 @@
           <w:tcPr>
             <w:tcW w:type="dxa" w:w="1560"/>
             <w:tcMar>
-              <w:top w:w="70" w:type="dxa"/>
-              <w:bottom w:w="70" w:type="dxa"/>
-              <w:left w:w="90" w:type="dxa"/>
-              <w:right w:w="90" w:type="dxa"/>
+              <w:top w:w="60" w:type="dxa"/>
+              <w:bottom w:w="60" w:type="dxa"/>
+              <w:left w:w="80" w:type="dxa"/>
+              <w:right w:w="80" w:type="dxa"/>
             </w:tcMar>
           </w:tcPr>
           <w:p>
             <w:pPr>
-              <w:spacing w:before="60" w:after="60"/>
+              <w:spacing w:before="40" w:after="40"/>
             </w:pPr>
             <w:r>
               <w:rPr>
                 <w:rFonts w:ascii="Times New Roman" w:hAnsi="Times New Roman"/>
+                <w:color w:val="000000"/>
                 <w:sz w:val="17"/>
               </w:rPr>
               <w:t>7 Classes</w:t>
@@ -1298,19 +1327,20 @@
           <w:tcPr>
             <w:tcW w:type="dxa" w:w="1560"/>
             <w:tcMar>
-              <w:top w:w="70" w:type="dxa"/>
-              <w:bottom w:w="70" w:type="dxa"/>
-              <w:left w:w="90" w:type="dxa"/>
-              <w:right w:w="90" w:type="dxa"/>
+              <w:top w:w="60" w:type="dxa"/>
+              <w:bottom w:w="60" w:type="dxa"/>
+              <w:left w:w="80" w:type="dxa"/>
+              <w:right w:w="80" w:type="dxa"/>
             </w:tcMar>
           </w:tcPr>
           <w:p>
             <w:pPr>
-              <w:spacing w:before="60" w:after="60"/>
+              <w:spacing w:before="40" w:after="40"/>
             </w:pPr>
             <w:r>
               <w:rPr>
                 <w:rFonts w:ascii="Times New Roman" w:hAnsi="Times New Roman"/>
+                <w:color w:val="000000"/>
                 <w:sz w:val="17"/>
               </w:rPr>
               <w:t>Hindi SER</w:t>
@@ -1321,19 +1351,20 @@
           <w:tcPr>
             <w:tcW w:type="dxa" w:w="1560"/>
             <w:tcMar>
-              <w:top w:w="70" w:type="dxa"/>
-              <w:bottom w:w="70" w:type="dxa"/>
-              <w:left w:w="90" w:type="dxa"/>
-              <w:right w:w="90" w:type="dxa"/>
+              <w:top w:w="60" w:type="dxa"/>
+              <w:bottom w:w="60" w:type="dxa"/>
+              <w:left w:w="80" w:type="dxa"/>
+              <w:right w:w="80" w:type="dxa"/>
             </w:tcMar>
           </w:tcPr>
           <w:p>
             <w:pPr>
-              <w:spacing w:before="60" w:after="60"/>
+              <w:spacing w:before="40" w:after="40"/>
             </w:pPr>
             <w:r>
               <w:rPr>
                 <w:rFonts w:ascii="Times New Roman" w:hAnsi="Times New Roman"/>
+                <w:color w:val="000000"/>
                 <w:sz w:val="17"/>
               </w:rPr>
               <w:t>862</w:t>
@@ -1344,19 +1375,20 @@
           <w:tcPr>
             <w:tcW w:type="dxa" w:w="1560"/>
             <w:tcMar>
-              <w:top w:w="70" w:type="dxa"/>
-              <w:bottom w:w="70" w:type="dxa"/>
-              <w:left w:w="90" w:type="dxa"/>
-              <w:right w:w="90" w:type="dxa"/>
+              <w:top w:w="60" w:type="dxa"/>
+              <w:bottom w:w="60" w:type="dxa"/>
+              <w:left w:w="80" w:type="dxa"/>
+              <w:right w:w="80" w:type="dxa"/>
             </w:tcMar>
           </w:tcPr>
           <w:p>
             <w:pPr>
-              <w:spacing w:before="60" w:after="60"/>
+              <w:spacing w:before="40" w:after="40"/>
             </w:pPr>
             <w:r>
               <w:rPr>
                 <w:rFonts w:ascii="Times New Roman" w:hAnsi="Times New Roman"/>
+                <w:color w:val="000000"/>
                 <w:sz w:val="17"/>
               </w:rPr>
               <w:t>Hindi (Indic)</w:t>
@@ -1367,19 +1399,20 @@
           <w:tcPr>
             <w:tcW w:type="dxa" w:w="1560"/>
             <w:tcMar>
-              <w:top w:w="70" w:type="dxa"/>
-              <w:bottom w:w="70" w:type="dxa"/>
-              <w:left w:w="90" w:type="dxa"/>
-              <w:right w:w="90" w:type="dxa"/>
+              <w:top w:w="60" w:type="dxa"/>
+              <w:bottom w:w="60" w:type="dxa"/>
+              <w:left w:w="80" w:type="dxa"/>
+              <w:right w:w="80" w:type="dxa"/>
             </w:tcMar>
           </w:tcPr>
           <w:p>
             <w:pPr>
-              <w:spacing w:before="60" w:after="60"/>
+              <w:spacing w:before="40" w:after="40"/>
             </w:pPr>
             <w:r>
               <w:rPr>
                 <w:rFonts w:ascii="Times New Roman" w:hAnsi="Times New Roman"/>
+                <w:color w:val="000000"/>
                 <w:sz w:val="17"/>
               </w:rPr>
               <w:t>25 Native Speakers</w:t>
@@ -1390,19 +1423,20 @@
           <w:tcPr>
             <w:tcW w:type="dxa" w:w="1560"/>
             <w:tcMar>
-              <w:top w:w="70" w:type="dxa"/>
-              <w:bottom w:w="70" w:type="dxa"/>
-              <w:left w:w="90" w:type="dxa"/>
-              <w:right w:w="90" w:type="dxa"/>
+              <w:top w:w="60" w:type="dxa"/>
+              <w:bottom w:w="60" w:type="dxa"/>
+              <w:left w:w="80" w:type="dxa"/>
+              <w:right w:w="80" w:type="dxa"/>
             </w:tcMar>
           </w:tcPr>
           <w:p>
             <w:pPr>
-              <w:spacing w:before="60" w:after="60"/>
+              <w:spacing w:before="40" w:after="40"/>
             </w:pPr>
             <w:r>
               <w:rPr>
                 <w:rFonts w:ascii="Times New Roman" w:hAnsi="Times New Roman"/>
+                <w:color w:val="000000"/>
                 <w:sz w:val="17"/>
               </w:rPr>
               <w:t>Disjoint Split</w:t>
@@ -1413,19 +1447,20 @@
           <w:tcPr>
             <w:tcW w:type="dxa" w:w="1560"/>
             <w:tcMar>
-              <w:top w:w="70" w:type="dxa"/>
-              <w:bottom w:w="70" w:type="dxa"/>
-              <w:left w:w="90" w:type="dxa"/>
-              <w:right w:w="90" w:type="dxa"/>
+              <w:top w:w="60" w:type="dxa"/>
+              <w:bottom w:w="60" w:type="dxa"/>
+              <w:left w:w="80" w:type="dxa"/>
+              <w:right w:w="80" w:type="dxa"/>
             </w:tcMar>
           </w:tcPr>
           <w:p>
             <w:pPr>
-              <w:spacing w:before="60" w:after="60"/>
+              <w:spacing w:before="40" w:after="40"/>
             </w:pPr>
             <w:r>
               <w:rPr>
                 <w:rFonts w:ascii="Times New Roman" w:hAnsi="Times New Roman"/>
+                <w:color w:val="000000"/>
                 <w:sz w:val="17"/>
               </w:rPr>
               <w:t>5 Classes</w:t>
@@ -1438,20 +1473,21 @@
           <w:tcPr>
             <w:tcW w:type="dxa" w:w="1560"/>
             <w:tcMar>
-              <w:top w:w="70" w:type="dxa"/>
-              <w:bottom w:w="70" w:type="dxa"/>
-              <w:left w:w="90" w:type="dxa"/>
-              <w:right w:w="90" w:type="dxa"/>
+              <w:top w:w="60" w:type="dxa"/>
+              <w:bottom w:w="60" w:type="dxa"/>
+              <w:left w:w="80" w:type="dxa"/>
+              <w:right w:w="80" w:type="dxa"/>
             </w:tcMar>
           </w:tcPr>
           <w:p>
             <w:pPr>
-              <w:spacing w:before="60" w:after="60"/>
+              <w:spacing w:before="40" w:after="40"/>
             </w:pPr>
             <w:r>
               <w:rPr>
                 <w:rFonts w:ascii="Times New Roman" w:hAnsi="Times New Roman"/>
                 <w:b/>
+                <w:color w:val="000000"/>
                 <w:sz w:val="17"/>
               </w:rPr>
               <w:t>Total</w:t>
@@ -1462,20 +1498,21 @@
           <w:tcPr>
             <w:tcW w:type="dxa" w:w="1560"/>
             <w:tcMar>
-              <w:top w:w="70" w:type="dxa"/>
-              <w:bottom w:w="70" w:type="dxa"/>
-              <w:left w:w="90" w:type="dxa"/>
-              <w:right w:w="90" w:type="dxa"/>
+              <w:top w:w="60" w:type="dxa"/>
+              <w:bottom w:w="60" w:type="dxa"/>
+              <w:left w:w="80" w:type="dxa"/>
+              <w:right w:w="80" w:type="dxa"/>
             </w:tcMar>
           </w:tcPr>
           <w:p>
             <w:pPr>
-              <w:spacing w:before="60" w:after="60"/>
+              <w:spacing w:before="40" w:after="40"/>
             </w:pPr>
             <w:r>
               <w:rPr>
                 <w:rFonts w:ascii="Times New Roman" w:hAnsi="Times New Roman"/>
                 <w:b/>
+                <w:color w:val="000000"/>
                 <w:sz w:val="17"/>
               </w:rPr>
               <w:t>12,180</w:t>
@@ -1486,20 +1523,21 @@
           <w:tcPr>
             <w:tcW w:type="dxa" w:w="1560"/>
             <w:tcMar>
-              <w:top w:w="70" w:type="dxa"/>
-              <w:bottom w:w="70" w:type="dxa"/>
-              <w:left w:w="90" w:type="dxa"/>
-              <w:right w:w="90" w:type="dxa"/>
+              <w:top w:w="60" w:type="dxa"/>
+              <w:bottom w:w="60" w:type="dxa"/>
+              <w:left w:w="80" w:type="dxa"/>
+              <w:right w:w="80" w:type="dxa"/>
             </w:tcMar>
           </w:tcPr>
           <w:p>
             <w:pPr>
-              <w:spacing w:before="60" w:after="60"/>
+              <w:spacing w:before="40" w:after="40"/>
             </w:pPr>
             <w:r>
               <w:rPr>
                 <w:rFonts w:ascii="Times New Roman" w:hAnsi="Times New Roman"/>
                 <w:b/>
+                <w:color w:val="000000"/>
                 <w:sz w:val="17"/>
               </w:rPr>
               <w:t>Multilingual</w:t>
@@ -1510,20 +1548,21 @@
           <w:tcPr>
             <w:tcW w:type="dxa" w:w="1560"/>
             <w:tcMar>
-              <w:top w:w="70" w:type="dxa"/>
-              <w:bottom w:w="70" w:type="dxa"/>
-              <w:left w:w="90" w:type="dxa"/>
-              <w:right w:w="90" w:type="dxa"/>
+              <w:top w:w="60" w:type="dxa"/>
+              <w:bottom w:w="60" w:type="dxa"/>
+              <w:left w:w="80" w:type="dxa"/>
+              <w:right w:w="80" w:type="dxa"/>
             </w:tcMar>
           </w:tcPr>
           <w:p>
             <w:pPr>
-              <w:spacing w:before="60" w:after="60"/>
+              <w:spacing w:before="40" w:after="40"/>
             </w:pPr>
             <w:r>
               <w:rPr>
                 <w:rFonts w:ascii="Times New Roman" w:hAnsi="Times New Roman"/>
                 <w:b/>
+                <w:color w:val="000000"/>
                 <w:sz w:val="17"/>
               </w:rPr>
               <w:t>121+ Total Speakers</w:t>
@@ -1534,20 +1573,21 @@
           <w:tcPr>
             <w:tcW w:type="dxa" w:w="1560"/>
             <w:tcMar>
-              <w:top w:w="70" w:type="dxa"/>
-              <w:bottom w:w="70" w:type="dxa"/>
-              <w:left w:w="90" w:type="dxa"/>
-              <w:right w:w="90" w:type="dxa"/>
+              <w:top w:w="60" w:type="dxa"/>
+              <w:bottom w:w="60" w:type="dxa"/>
+              <w:left w:w="80" w:type="dxa"/>
+              <w:right w:w="80" w:type="dxa"/>
             </w:tcMar>
           </w:tcPr>
           <w:p>
             <w:pPr>
-              <w:spacing w:before="60" w:after="60"/>
+              <w:spacing w:before="40" w:after="40"/>
             </w:pPr>
             <w:r>
               <w:rPr>
                 <w:rFonts w:ascii="Times New Roman" w:hAnsi="Times New Roman"/>
                 <w:b/>
+                <w:color w:val="000000"/>
                 <w:sz w:val="17"/>
               </w:rPr>
               <w:t>Strict Zero Leakage</w:t>
@@ -1558,20 +1598,21 @@
           <w:tcPr>
             <w:tcW w:type="dxa" w:w="1560"/>
             <w:tcMar>
-              <w:top w:w="70" w:type="dxa"/>
-              <w:bottom w:w="70" w:type="dxa"/>
-              <w:left w:w="90" w:type="dxa"/>
-              <w:right w:w="90" w:type="dxa"/>
+              <w:top w:w="60" w:type="dxa"/>
+              <w:bottom w:w="60" w:type="dxa"/>
+              <w:left w:w="80" w:type="dxa"/>
+              <w:right w:w="80" w:type="dxa"/>
             </w:tcMar>
           </w:tcPr>
           <w:p>
             <w:pPr>
-              <w:spacing w:before="60" w:after="60"/>
+              <w:spacing w:before="40" w:after="40"/>
             </w:pPr>
             <w:r>
               <w:rPr>
                 <w:rFonts w:ascii="Times New Roman" w:hAnsi="Times New Roman"/>
                 <w:b/>
+                <w:color w:val="000000"/>
                 <w:sz w:val="17"/>
               </w:rPr>
               <w:t>Canonical Maps</w:t>
@@ -1582,33 +1623,35 @@
     </w:tbl>
     <w:p>
       <w:pPr>
-        <w:spacing w:after="120"/>
+        <w:spacing w:after="80"/>
       </w:pPr>
     </w:p>
     <w:p>
       <w:pPr>
         <w:keepNext/>
-        <w:spacing w:before="320" w:after="120"/>
+        <w:spacing w:before="280" w:after="100"/>
+        <w:jc w:val="center"/>
       </w:pPr>
       <w:r>
         <w:rPr>
           <w:rFonts w:ascii="Times New Roman" w:hAnsi="Times New Roman"/>
           <w:b/>
-          <w:color w:val="0F172A"/>
-          <w:sz w:val="22"/>
+          <w:color w:val="000000"/>
+          <w:sz w:val="21"/>
         </w:rPr>
         <w:t>IV. METHODOLOGY &amp; MODEL ARCHITECTURE</w:t>
       </w:r>
     </w:p>
     <w:p>
       <w:pPr>
-        <w:spacing w:line="276" w:lineRule="auto" w:after="60"/>
+        <w:spacing w:line="276" w:lineRule="auto" w:before="0" w:after="60"/>
         <w:ind w:firstLine="288"/>
         <w:jc w:val="both"/>
       </w:pPr>
       <w:r>
         <w:rPr>
           <w:rFonts w:ascii="Times New Roman" w:hAnsi="Times New Roman"/>
+          <w:color w:val="000000"/>
           <w:sz w:val="20"/>
         </w:rPr>
         <w:t>The system architecture features a dual-branch processing pipeline: (1) a Neural Acoustic Classifier Branch processing audio through pre-trained self-supervised transformer backbones with learnable weighted layer pooling or CNN-BiLSTM networks, and (2) an Audio Behaviour Analysis Engine extracting continuous prosodic and temporal dynamics (F0 intonation, syllabic tempo, pause frequency, and RMS loudness).</w:t>
@@ -1616,13 +1659,13 @@
     </w:p>
     <w:p>
       <w:pPr>
-        <w:spacing w:before="200" w:after="80"/>
+        <w:spacing w:before="160" w:after="60"/>
         <w:jc w:val="center"/>
       </w:pPr>
       <w:r>
         <w:drawing>
           <wp:inline xmlns:a="http://schemas.openxmlformats.org/drawingml/2006/main" xmlns:pic="http://schemas.openxmlformats.org/drawingml/2006/picture">
-            <wp:extent cx="5669280" cy="2599883"/>
+            <wp:extent cx="5486400" cy="2516015"/>
             <wp:docPr id="1" name="Picture 1"/>
             <wp:cNvGraphicFramePr>
               <a:graphicFrameLocks noChangeAspect="1"/>
@@ -1635,7 +1678,7 @@
                     <pic:cNvPicPr/>
                   </pic:nvPicPr>
                   <pic:blipFill>
-                    <a:blip r:embed="rId11"/>
+                    <a:blip r:embed="rId12"/>
                     <a:stretch>
                       <a:fillRect/>
                     </a:stretch>
@@ -1643,7 +1686,7 @@
                   <pic:spPr>
                     <a:xfrm>
                       <a:off x="0" y="0"/>
-                      <a:ext cx="5669280" cy="2599883"/>
+                      <a:ext cx="5486400" cy="2516015"/>
                     </a:xfrm>
                     <a:prstGeom prst="rect"/>
                   </pic:spPr>
@@ -1656,31 +1699,32 @@
     </w:p>
     <w:p>
       <w:pPr>
-        <w:spacing w:after="240"/>
-        <w:ind w:left="576" w:right="576"/>
+        <w:spacing w:before="40" w:after="200"/>
+        <w:ind w:left="432" w:right="432"/>
         <w:jc w:val="center"/>
       </w:pPr>
       <w:r>
         <w:rPr>
           <w:rFonts w:ascii="Times New Roman" w:hAnsi="Times New Roman"/>
           <w:i/>
-          <w:color w:val="334155"/>
-          <w:sz w:val="18"/>
+          <w:color w:val="000000"/>
+          <w:sz w:val="17"/>
         </w:rPr>
-        <w:t>Fig. 1. End-to-End System Architecture with Dual-Branch Behavioural Prosody and Neural Classification Pipeline.</w:t>
+        <w:t>Fig. 1.  End-to-End System Architecture with Dual-Branch Behavioural Prosody and Neural Classification Pipeline.</w:t>
       </w:r>
     </w:p>
     <w:p>
       <w:pPr>
         <w:keepNext/>
-        <w:spacing w:before="200" w:after="80"/>
+        <w:spacing w:before="180" w:after="60"/>
+        <w:jc w:val="left"/>
       </w:pPr>
       <w:r>
         <w:rPr>
           <w:rFonts w:ascii="Times New Roman" w:hAnsi="Times New Roman"/>
           <w:b/>
           <w:i/>
-          <w:color w:val="1E293B"/>
+          <w:color w:val="000000"/>
           <w:sz w:val="20"/>
         </w:rPr>
         <w:t>A. Learnable Weighted Layer Pooling</w:t>
@@ -1688,13 +1732,14 @@
     </w:p>
     <w:p>
       <w:pPr>
-        <w:spacing w:line="276" w:lineRule="auto" w:after="60"/>
+        <w:spacing w:line="276" w:lineRule="auto" w:before="0" w:after="60"/>
         <w:ind w:firstLine="288"/>
         <w:jc w:val="both"/>
       </w:pPr>
       <w:r>
         <w:rPr>
           <w:rFonts w:ascii="Times New Roman" w:hAnsi="Times New Roman"/>
+          <w:color w:val="000000"/>
           <w:sz w:val="20"/>
         </w:rPr>
         <w:t>Rather than using mean pooling over time and layers or relying exclusively on the final transformer output, we implement Learnable Weighted Layer Pooling across all L = 12 transformer hidden representations h_t^(l) in R^D (l in {1, ..., L}):</w:t>
@@ -1893,7 +1938,7 @@
             <w:r>
               <w:rPr>
                 <w:rFonts w:ascii="Times New Roman" w:hAnsi="Times New Roman"/>
-                <w:color w:val="475569"/>
+                <w:color w:val="000000"/>
                 <w:sz w:val="20"/>
               </w:rPr>
               <w:t>(1)</w:t>
@@ -1909,13 +1954,14 @@
     </w:p>
     <w:p>
       <w:pPr>
-        <w:spacing w:line="276" w:lineRule="auto" w:after="60"/>
+        <w:spacing w:line="276" w:lineRule="auto" w:before="0" w:after="60"/>
         <w:ind w:firstLine="288"/>
         <w:jc w:val="both"/>
       </w:pPr>
       <w:r>
         <w:rPr>
           <w:rFonts w:ascii="Times New Roman" w:hAnsi="Times New Roman"/>
+          <w:color w:val="000000"/>
           <w:sz w:val="20"/>
         </w:rPr>
         <w:t>Here, w in R^L is a learnable parameter vector initialized uniformly (w_l = 0), and alpha in R^L represents the normalized layer weighting. After computing the layer-weighted sequence e_t, temporal statistics (mean and standard deviation) are concatenated:</w:t>
@@ -2134,7 +2180,7 @@
             <w:r>
               <w:rPr>
                 <w:rFonts w:ascii="Times New Roman" w:hAnsi="Times New Roman"/>
-                <w:color w:val="475569"/>
+                <w:color w:val="000000"/>
                 <w:sz w:val="20"/>
               </w:rPr>
               <w:t>(2)</w:t>
@@ -2150,13 +2196,14 @@
     </w:p>
     <w:p>
       <w:pPr>
-        <w:spacing w:line="276" w:lineRule="auto" w:after="60"/>
+        <w:spacing w:line="276" w:lineRule="auto" w:before="0" w:after="60"/>
         <w:ind w:firstLine="288"/>
         <w:jc w:val="both"/>
       </w:pPr>
       <w:r>
         <w:rPr>
           <w:rFonts w:ascii="Times New Roman" w:hAnsi="Times New Roman"/>
+          <w:color w:val="000000"/>
           <w:sz w:val="20"/>
         </w:rPr>
         <w:t>This representation is projected through a linear classification probe:</w:t>
@@ -2272,7 +2319,7 @@
             <w:r>
               <w:rPr>
                 <w:rFonts w:ascii="Times New Roman" w:hAnsi="Times New Roman"/>
-                <w:color w:val="475569"/>
+                <w:color w:val="000000"/>
                 <w:sz w:val="20"/>
               </w:rPr>
               <w:t>(3)</w:t>
@@ -2289,14 +2336,15 @@
     <w:p>
       <w:pPr>
         <w:keepNext/>
-        <w:spacing w:before="200" w:after="80"/>
+        <w:spacing w:before="180" w:after="60"/>
+        <w:jc w:val="left"/>
       </w:pPr>
       <w:r>
         <w:rPr>
           <w:rFonts w:ascii="Times New Roman" w:hAnsi="Times New Roman"/>
           <w:b/>
           <w:i/>
-          <w:color w:val="1E293B"/>
+          <w:color w:val="000000"/>
           <w:sz w:val="20"/>
         </w:rPr>
         <w:t>B. Audio Behaviour Engine Telemetry</w:t>
@@ -2304,13 +2352,14 @@
     </w:p>
     <w:p>
       <w:pPr>
-        <w:spacing w:line="276" w:lineRule="auto" w:after="60"/>
+        <w:spacing w:line="276" w:lineRule="auto" w:before="0" w:after="60"/>
         <w:ind w:firstLine="288"/>
         <w:jc w:val="both"/>
       </w:pPr>
       <w:r>
         <w:rPr>
           <w:rFonts w:ascii="Times New Roman" w:hAnsi="Times New Roman"/>
+          <w:color w:val="000000"/>
           <w:sz w:val="20"/>
         </w:rPr>
         <w:t>The Behaviour Engine calculates four primary continuous acoustic descriptors: (1) Syllabic Speaking Speed (R_speech = N_syl / T_active in syllables/second), (2) Pause Frequency and Silence Ratio (P_ratio = T_silence / T_total * 100%), (3) Vocal Energy Dynamics (RMS_dB = 20 * log10(RMS_t + eps)), and (4) Fundamental Frequency Intonation (F0) computed via the probabilistic YIN (pYIN) algorithm [29].</w:t>
@@ -2459,7 +2508,7 @@
             <w:r>
               <w:rPr>
                 <w:rFonts w:ascii="Times New Roman" w:hAnsi="Times New Roman"/>
-                <w:color w:val="475569"/>
+                <w:color w:val="000000"/>
                 <w:sz w:val="20"/>
               </w:rPr>
               <w:t>(4)</w:t>
@@ -2697,7 +2746,7 @@
             <w:r>
               <w:rPr>
                 <w:rFonts w:ascii="Times New Roman" w:hAnsi="Times New Roman"/>
-                <w:color w:val="475569"/>
+                <w:color w:val="000000"/>
                 <w:sz w:val="20"/>
               </w:rPr>
               <w:t>(5)</w:t>
@@ -2714,27 +2763,29 @@
     <w:p>
       <w:pPr>
         <w:keepNext/>
-        <w:spacing w:before="320" w:after="120"/>
+        <w:spacing w:before="280" w:after="100"/>
+        <w:jc w:val="center"/>
       </w:pPr>
       <w:r>
         <w:rPr>
           <w:rFonts w:ascii="Times New Roman" w:hAnsi="Times New Roman"/>
           <w:b/>
-          <w:color w:val="0F172A"/>
-          <w:sz w:val="22"/>
+          <w:color w:val="000000"/>
+          <w:sz w:val="21"/>
         </w:rPr>
         <w:t>V. EXPERIMENTAL SETUP &amp; EVALUATION METRICS</w:t>
       </w:r>
     </w:p>
     <w:p>
       <w:pPr>
-        <w:spacing w:line="276" w:lineRule="auto" w:after="60"/>
+        <w:spacing w:line="276" w:lineRule="auto" w:before="0" w:after="60"/>
         <w:ind w:firstLine="288"/>
         <w:jc w:val="both"/>
       </w:pPr>
       <w:r>
         <w:rPr>
           <w:rFonts w:ascii="Times New Roman" w:hAnsi="Times New Roman"/>
+          <w:color w:val="000000"/>
           <w:sz w:val="20"/>
         </w:rPr>
         <w:t>Models were trained using the AdamW optimizer with Cosine Annealing learning rate schedules. Transformer backbones utilized a base learning rate of 1e-5 (frozen feature extractor) and head rate of 1e-3. The CNN-BiLSTM was optimized at 5e-4 with ReduceLROnPlateau. Class-weighted cross-entropy loss was applied to mitigate class imbalances:</w:t>
@@ -2917,7 +2968,7 @@
             <w:r>
               <w:rPr>
                 <w:rFonts w:ascii="Times New Roman" w:hAnsi="Times New Roman"/>
-                <w:color w:val="475569"/>
+                <w:color w:val="000000"/>
                 <w:sz w:val="20"/>
               </w:rPr>
               <w:t>(6)</w:t>
@@ -2933,13 +2984,14 @@
     </w:p>
     <w:p>
       <w:pPr>
-        <w:spacing w:line="276" w:lineRule="auto" w:after="60"/>
+        <w:spacing w:line="276" w:lineRule="auto" w:before="0" w:after="60"/>
         <w:ind w:firstLine="288"/>
         <w:jc w:val="both"/>
       </w:pPr>
       <w:r>
         <w:rPr>
           <w:rFonts w:ascii="Times New Roman" w:hAnsi="Times New Roman"/>
+          <w:color w:val="000000"/>
           <w:sz w:val="20"/>
         </w:rPr>
         <w:t>Models were evaluated using Overall Accuracy, Macro-Averaged F1-score, and Unweighted Average Recall (UAR) [13]:</w:t>
@@ -3070,7 +3122,7 @@
             <w:r>
               <w:rPr>
                 <w:rFonts w:ascii="Times New Roman" w:hAnsi="Times New Roman"/>
-                <w:color w:val="475569"/>
+                <w:color w:val="000000"/>
                 <w:sz w:val="20"/>
               </w:rPr>
               <w:t>(7)</w:t>
@@ -3087,14 +3139,15 @@
     <w:p>
       <w:pPr>
         <w:keepNext/>
-        <w:spacing w:before="320" w:after="120"/>
+        <w:spacing w:before="280" w:after="100"/>
+        <w:jc w:val="center"/>
       </w:pPr>
       <w:r>
         <w:rPr>
           <w:rFonts w:ascii="Times New Roman" w:hAnsi="Times New Roman"/>
           <w:b/>
-          <w:color w:val="0F172A"/>
-          <w:sz w:val="22"/>
+          <w:color w:val="000000"/>
+          <w:sz w:val="21"/>
         </w:rPr>
         <w:t>VI. BENCHMARK RESULTS &amp; COMPARATIVE ANALYSIS</w:t>
       </w:r>
@@ -3102,14 +3155,15 @@
     <w:p>
       <w:pPr>
         <w:keepNext/>
-        <w:spacing w:before="200" w:after="80"/>
+        <w:spacing w:before="180" w:after="60"/>
+        <w:jc w:val="left"/>
       </w:pPr>
       <w:r>
         <w:rPr>
           <w:rFonts w:ascii="Times New Roman" w:hAnsi="Times New Roman"/>
           <w:b/>
           <w:i/>
-          <w:color w:val="1E293B"/>
+          <w:color w:val="000000"/>
           <w:sz w:val="20"/>
         </w:rPr>
         <w:t>A. Universal Multi-Corpus Linear Probe Benchmark</w:t>
@@ -3117,13 +3171,14 @@
     </w:p>
     <w:p>
       <w:pPr>
-        <w:spacing w:line="276" w:lineRule="auto" w:after="60"/>
+        <w:spacing w:line="276" w:lineRule="auto" w:before="0" w:after="60"/>
         <w:ind w:firstLine="288"/>
         <w:jc w:val="both"/>
       </w:pPr>
       <w:r>
         <w:rPr>
           <w:rFonts w:ascii="Times New Roman" w:hAnsi="Times New Roman"/>
+          <w:color w:val="000000"/>
           <w:sz w:val="20"/>
         </w:rPr>
         <w:t>To evaluate whether a unified representation can generalize across diverse acoustic environments, accents, and recording conditions, a Universal HuBERT Model was trained on the combined 4-corpus dataset (121 speakers across CREMA-D, RAVDESS, SAVEE, and TESS) and evaluated against 1,701 unseen multi-corpus test utterances.</w:t>
@@ -3141,10 +3196,18 @@
         <w:rPr>
           <w:rFonts w:ascii="Times New Roman" w:hAnsi="Times New Roman"/>
           <w:b/>
+          <w:color w:val="000000"/>
           <w:sz w:val="18"/>
         </w:rPr>
         <w:t>TABLE II</w:t>
         <w:br/>
+      </w:r>
+      <w:r>
+        <w:rPr>
+          <w:rFonts w:ascii="Times New Roman" w:hAnsi="Times New Roman"/>
+          <w:color w:val="000000"/>
+          <w:sz w:val="16"/>
+        </w:rPr>
         <w:t>UNIVERSAL MULTI-CORPUS TEST LEADERBOARD (1,701 UNSEEN CLIPS)</w:t>
       </w:r>
     </w:p>
@@ -3154,9 +3217,9 @@
         <w:jc w:val="center"/>
         <w:tblLook w:firstColumn="1" w:firstRow="1" w:lastColumn="0" w:lastRow="0" w:noHBand="0" w:noVBand="1" w:val="04A0"/>
         <w:tblBorders>
-          <w:top w:val="single" w:sz="14" w:space="0" w:color="0F172A"/>
-          <w:bottom w:val="single" w:sz="14" w:space="0" w:color="0F172A"/>
-          <w:insideH w:val="single" w:sz="4" w:space="0" w:color="E2E8F0"/>
+          <w:top w:val="single" w:sz="12" w:space="0" w:color="000000"/>
+          <w:bottom w:val="single" w:sz="12" w:space="0" w:color="000000"/>
+          <w:insideH w:val="single" w:sz="4" w:space="0" w:color="CCCCCC"/>
           <w:left w:val="none"/>
           <w:right w:val="none"/>
           <w:insideV w:val="none"/>
@@ -3173,22 +3236,22 @@
         <w:tc>
           <w:tcPr>
             <w:tcW w:type="dxa" w:w="1872"/>
-            <w:shd w:fill="F1F5F9"/>
             <w:tcMar>
-              <w:top w:w="70" w:type="dxa"/>
-              <w:bottom w:w="70" w:type="dxa"/>
-              <w:left w:w="90" w:type="dxa"/>
-              <w:right w:w="90" w:type="dxa"/>
+              <w:top w:w="60" w:type="dxa"/>
+              <w:bottom w:w="60" w:type="dxa"/>
+              <w:left w:w="80" w:type="dxa"/>
+              <w:right w:w="80" w:type="dxa"/>
             </w:tcMar>
           </w:tcPr>
           <w:p>
             <w:pPr>
-              <w:spacing w:before="60" w:after="60"/>
+              <w:spacing w:before="40" w:after="40"/>
             </w:pPr>
             <w:r>
               <w:rPr>
                 <w:rFonts w:ascii="Times New Roman" w:hAnsi="Times New Roman"/>
                 <w:b/>
+                <w:color w:val="000000"/>
                 <w:sz w:val="17"/>
               </w:rPr>
               <w:t>Model Architecture</w:t>
@@ -3198,22 +3261,22 @@
         <w:tc>
           <w:tcPr>
             <w:tcW w:type="dxa" w:w="1872"/>
-            <w:shd w:fill="F1F5F9"/>
             <w:tcMar>
-              <w:top w:w="70" w:type="dxa"/>
-              <w:bottom w:w="70" w:type="dxa"/>
-              <w:left w:w="90" w:type="dxa"/>
-              <w:right w:w="90" w:type="dxa"/>
+              <w:top w:w="60" w:type="dxa"/>
+              <w:bottom w:w="60" w:type="dxa"/>
+              <w:left w:w="80" w:type="dxa"/>
+              <w:right w:w="80" w:type="dxa"/>
             </w:tcMar>
           </w:tcPr>
           <w:p>
             <w:pPr>
-              <w:spacing w:before="60" w:after="60"/>
+              <w:spacing w:before="40" w:after="40"/>
             </w:pPr>
             <w:r>
               <w:rPr>
                 <w:rFonts w:ascii="Times New Roman" w:hAnsi="Times New Roman"/>
                 <w:b/>
+                <w:color w:val="000000"/>
                 <w:sz w:val="17"/>
               </w:rPr>
               <w:t>Test Accuracy</w:t>
@@ -3223,22 +3286,22 @@
         <w:tc>
           <w:tcPr>
             <w:tcW w:type="dxa" w:w="1872"/>
-            <w:shd w:fill="F1F5F9"/>
             <w:tcMar>
-              <w:top w:w="70" w:type="dxa"/>
-              <w:bottom w:w="70" w:type="dxa"/>
-              <w:left w:w="90" w:type="dxa"/>
-              <w:right w:w="90" w:type="dxa"/>
+              <w:top w:w="60" w:type="dxa"/>
+              <w:bottom w:w="60" w:type="dxa"/>
+              <w:left w:w="80" w:type="dxa"/>
+              <w:right w:w="80" w:type="dxa"/>
             </w:tcMar>
           </w:tcPr>
           <w:p>
             <w:pPr>
-              <w:spacing w:before="60" w:after="60"/>
+              <w:spacing w:before="40" w:after="40"/>
             </w:pPr>
             <w:r>
               <w:rPr>
                 <w:rFonts w:ascii="Times New Roman" w:hAnsi="Times New Roman"/>
                 <w:b/>
+                <w:color w:val="000000"/>
                 <w:sz w:val="17"/>
               </w:rPr>
               <w:t>Macro-F1</w:t>
@@ -3248,22 +3311,22 @@
         <w:tc>
           <w:tcPr>
             <w:tcW w:type="dxa" w:w="1872"/>
-            <w:shd w:fill="F1F5F9"/>
             <w:tcMar>
-              <w:top w:w="70" w:type="dxa"/>
-              <w:bottom w:w="70" w:type="dxa"/>
-              <w:left w:w="90" w:type="dxa"/>
-              <w:right w:w="90" w:type="dxa"/>
+              <w:top w:w="60" w:type="dxa"/>
+              <w:bottom w:w="60" w:type="dxa"/>
+              <w:left w:w="80" w:type="dxa"/>
+              <w:right w:w="80" w:type="dxa"/>
             </w:tcMar>
           </w:tcPr>
           <w:p>
             <w:pPr>
-              <w:spacing w:before="60" w:after="60"/>
+              <w:spacing w:before="40" w:after="40"/>
             </w:pPr>
             <w:r>
               <w:rPr>
                 <w:rFonts w:ascii="Times New Roman" w:hAnsi="Times New Roman"/>
                 <w:b/>
+                <w:color w:val="000000"/>
                 <w:sz w:val="17"/>
               </w:rPr>
               <w:t>Test UAR</w:t>
@@ -3273,22 +3336,22 @@
         <w:tc>
           <w:tcPr>
             <w:tcW w:type="dxa" w:w="1872"/>
-            <w:shd w:fill="F1F5F9"/>
             <w:tcMar>
-              <w:top w:w="70" w:type="dxa"/>
-              <w:bottom w:w="70" w:type="dxa"/>
-              <w:left w:w="90" w:type="dxa"/>
-              <w:right w:w="90" w:type="dxa"/>
+              <w:top w:w="60" w:type="dxa"/>
+              <w:bottom w:w="60" w:type="dxa"/>
+              <w:left w:w="80" w:type="dxa"/>
+              <w:right w:w="80" w:type="dxa"/>
             </w:tcMar>
           </w:tcPr>
           <w:p>
             <w:pPr>
-              <w:spacing w:before="60" w:after="60"/>
+              <w:spacing w:before="40" w:after="40"/>
             </w:pPr>
             <w:r>
               <w:rPr>
                 <w:rFonts w:ascii="Times New Roman" w:hAnsi="Times New Roman"/>
                 <w:b/>
+                <w:color w:val="000000"/>
                 <w:sz w:val="17"/>
               </w:rPr>
               <w:t>Chance Level</w:t>
@@ -3301,20 +3364,21 @@
           <w:tcPr>
             <w:tcW w:type="dxa" w:w="1872"/>
             <w:tcMar>
-              <w:top w:w="70" w:type="dxa"/>
-              <w:bottom w:w="70" w:type="dxa"/>
-              <w:left w:w="90" w:type="dxa"/>
-              <w:right w:w="90" w:type="dxa"/>
+              <w:top w:w="60" w:type="dxa"/>
+              <w:bottom w:w="60" w:type="dxa"/>
+              <w:left w:w="80" w:type="dxa"/>
+              <w:right w:w="80" w:type="dxa"/>
             </w:tcMar>
           </w:tcPr>
           <w:p>
             <w:pPr>
-              <w:spacing w:before="60" w:after="60"/>
+              <w:spacing w:before="40" w:after="40"/>
             </w:pPr>
             <w:r>
               <w:rPr>
                 <w:rFonts w:ascii="Times New Roman" w:hAnsi="Times New Roman"/>
                 <w:b/>
+                <w:color w:val="000000"/>
                 <w:sz w:val="17"/>
               </w:rPr>
               <w:t>Universal HuBERT (Frozen Transfer + Head)</w:t>
@@ -3325,20 +3389,21 @@
           <w:tcPr>
             <w:tcW w:type="dxa" w:w="1872"/>
             <w:tcMar>
-              <w:top w:w="70" w:type="dxa"/>
-              <w:bottom w:w="70" w:type="dxa"/>
-              <w:left w:w="90" w:type="dxa"/>
-              <w:right w:w="90" w:type="dxa"/>
+              <w:top w:w="60" w:type="dxa"/>
+              <w:bottom w:w="60" w:type="dxa"/>
+              <w:left w:w="80" w:type="dxa"/>
+              <w:right w:w="80" w:type="dxa"/>
             </w:tcMar>
           </w:tcPr>
           <w:p>
             <w:pPr>
-              <w:spacing w:before="60" w:after="60"/>
+              <w:spacing w:before="40" w:after="40"/>
             </w:pPr>
             <w:r>
               <w:rPr>
                 <w:rFonts w:ascii="Times New Roman" w:hAnsi="Times New Roman"/>
                 <w:b/>
+                <w:color w:val="000000"/>
                 <w:sz w:val="17"/>
               </w:rPr>
               <w:t>68.31%</w:t>
@@ -3349,20 +3414,21 @@
           <w:tcPr>
             <w:tcW w:type="dxa" w:w="1872"/>
             <w:tcMar>
-              <w:top w:w="70" w:type="dxa"/>
-              <w:bottom w:w="70" w:type="dxa"/>
-              <w:left w:w="90" w:type="dxa"/>
-              <w:right w:w="90" w:type="dxa"/>
+              <w:top w:w="60" w:type="dxa"/>
+              <w:bottom w:w="60" w:type="dxa"/>
+              <w:left w:w="80" w:type="dxa"/>
+              <w:right w:w="80" w:type="dxa"/>
             </w:tcMar>
           </w:tcPr>
           <w:p>
             <w:pPr>
-              <w:spacing w:before="60" w:after="60"/>
+              <w:spacing w:before="40" w:after="40"/>
             </w:pPr>
             <w:r>
               <w:rPr>
                 <w:rFonts w:ascii="Times New Roman" w:hAnsi="Times New Roman"/>
                 <w:b/>
+                <w:color w:val="000000"/>
                 <w:sz w:val="17"/>
               </w:rPr>
               <w:t>0.6779</w:t>
@@ -3373,20 +3439,21 @@
           <w:tcPr>
             <w:tcW w:type="dxa" w:w="1872"/>
             <w:tcMar>
-              <w:top w:w="70" w:type="dxa"/>
-              <w:bottom w:w="70" w:type="dxa"/>
-              <w:left w:w="90" w:type="dxa"/>
-              <w:right w:w="90" w:type="dxa"/>
+              <w:top w:w="60" w:type="dxa"/>
+              <w:bottom w:w="60" w:type="dxa"/>
+              <w:left w:w="80" w:type="dxa"/>
+              <w:right w:w="80" w:type="dxa"/>
             </w:tcMar>
           </w:tcPr>
           <w:p>
             <w:pPr>
-              <w:spacing w:before="60" w:after="60"/>
+              <w:spacing w:before="40" w:after="40"/>
             </w:pPr>
             <w:r>
               <w:rPr>
                 <w:rFonts w:ascii="Times New Roman" w:hAnsi="Times New Roman"/>
                 <w:b/>
+                <w:color w:val="000000"/>
                 <w:sz w:val="17"/>
               </w:rPr>
               <w:t>68.61%</w:t>
@@ -3397,20 +3464,21 @@
           <w:tcPr>
             <w:tcW w:type="dxa" w:w="1872"/>
             <w:tcMar>
-              <w:top w:w="70" w:type="dxa"/>
-              <w:bottom w:w="70" w:type="dxa"/>
-              <w:left w:w="90" w:type="dxa"/>
-              <w:right w:w="90" w:type="dxa"/>
+              <w:top w:w="60" w:type="dxa"/>
+              <w:bottom w:w="60" w:type="dxa"/>
+              <w:left w:w="80" w:type="dxa"/>
+              <w:right w:w="80" w:type="dxa"/>
             </w:tcMar>
           </w:tcPr>
           <w:p>
             <w:pPr>
-              <w:spacing w:before="60" w:after="60"/>
+              <w:spacing w:before="40" w:after="40"/>
             </w:pPr>
             <w:r>
               <w:rPr>
                 <w:rFonts w:ascii="Times New Roman" w:hAnsi="Times New Roman"/>
                 <w:b/>
+                <w:color w:val="000000"/>
                 <w:sz w:val="17"/>
               </w:rPr>
               <w:t>16.67%</w:t>
@@ -3423,19 +3491,20 @@
           <w:tcPr>
             <w:tcW w:type="dxa" w:w="1872"/>
             <w:tcMar>
-              <w:top w:w="70" w:type="dxa"/>
-              <w:bottom w:w="70" w:type="dxa"/>
-              <w:left w:w="90" w:type="dxa"/>
-              <w:right w:w="90" w:type="dxa"/>
+              <w:top w:w="60" w:type="dxa"/>
+              <w:bottom w:w="60" w:type="dxa"/>
+              <w:left w:w="80" w:type="dxa"/>
+              <w:right w:w="80" w:type="dxa"/>
             </w:tcMar>
           </w:tcPr>
           <w:p>
             <w:pPr>
-              <w:spacing w:before="60" w:after="60"/>
+              <w:spacing w:before="40" w:after="40"/>
             </w:pPr>
             <w:r>
               <w:rPr>
                 <w:rFonts w:ascii="Times New Roman" w:hAnsi="Times New Roman"/>
+                <w:color w:val="000000"/>
                 <w:sz w:val="17"/>
               </w:rPr>
               <w:t>Soft-Voting Multi-Corpus Ensemble</w:t>
@@ -3446,19 +3515,20 @@
           <w:tcPr>
             <w:tcW w:type="dxa" w:w="1872"/>
             <w:tcMar>
-              <w:top w:w="70" w:type="dxa"/>
-              <w:bottom w:w="70" w:type="dxa"/>
-              <w:left w:w="90" w:type="dxa"/>
-              <w:right w:w="90" w:type="dxa"/>
+              <w:top w:w="60" w:type="dxa"/>
+              <w:bottom w:w="60" w:type="dxa"/>
+              <w:left w:w="80" w:type="dxa"/>
+              <w:right w:w="80" w:type="dxa"/>
             </w:tcMar>
           </w:tcPr>
           <w:p>
             <w:pPr>
-              <w:spacing w:before="60" w:after="60"/>
+              <w:spacing w:before="40" w:after="40"/>
             </w:pPr>
             <w:r>
               <w:rPr>
                 <w:rFonts w:ascii="Times New Roman" w:hAnsi="Times New Roman"/>
+                <w:color w:val="000000"/>
                 <w:sz w:val="17"/>
               </w:rPr>
               <w:t>67.43%</w:t>
@@ -3469,19 +3539,20 @@
           <w:tcPr>
             <w:tcW w:type="dxa" w:w="1872"/>
             <w:tcMar>
-              <w:top w:w="70" w:type="dxa"/>
-              <w:bottom w:w="70" w:type="dxa"/>
-              <w:left w:w="90" w:type="dxa"/>
-              <w:right w:w="90" w:type="dxa"/>
+              <w:top w:w="60" w:type="dxa"/>
+              <w:bottom w:w="60" w:type="dxa"/>
+              <w:left w:w="80" w:type="dxa"/>
+              <w:right w:w="80" w:type="dxa"/>
             </w:tcMar>
           </w:tcPr>
           <w:p>
             <w:pPr>
-              <w:spacing w:before="60" w:after="60"/>
+              <w:spacing w:before="40" w:after="40"/>
             </w:pPr>
             <w:r>
               <w:rPr>
                 <w:rFonts w:ascii="Times New Roman" w:hAnsi="Times New Roman"/>
+                <w:color w:val="000000"/>
                 <w:sz w:val="17"/>
               </w:rPr>
               <w:t>0.6692</w:t>
@@ -3492,19 +3563,20 @@
           <w:tcPr>
             <w:tcW w:type="dxa" w:w="1872"/>
             <w:tcMar>
-              <w:top w:w="70" w:type="dxa"/>
-              <w:bottom w:w="70" w:type="dxa"/>
-              <w:left w:w="90" w:type="dxa"/>
-              <w:right w:w="90" w:type="dxa"/>
+              <w:top w:w="60" w:type="dxa"/>
+              <w:bottom w:w="60" w:type="dxa"/>
+              <w:left w:w="80" w:type="dxa"/>
+              <w:right w:w="80" w:type="dxa"/>
             </w:tcMar>
           </w:tcPr>
           <w:p>
             <w:pPr>
-              <w:spacing w:before="60" w:after="60"/>
+              <w:spacing w:before="40" w:after="40"/>
             </w:pPr>
             <w:r>
               <w:rPr>
                 <w:rFonts w:ascii="Times New Roman" w:hAnsi="Times New Roman"/>
+                <w:color w:val="000000"/>
                 <w:sz w:val="17"/>
               </w:rPr>
               <w:t>67.80%</w:t>
@@ -3515,19 +3587,20 @@
           <w:tcPr>
             <w:tcW w:type="dxa" w:w="1872"/>
             <w:tcMar>
-              <w:top w:w="70" w:type="dxa"/>
-              <w:bottom w:w="70" w:type="dxa"/>
-              <w:left w:w="90" w:type="dxa"/>
-              <w:right w:w="90" w:type="dxa"/>
+              <w:top w:w="60" w:type="dxa"/>
+              <w:bottom w:w="60" w:type="dxa"/>
+              <w:left w:w="80" w:type="dxa"/>
+              <w:right w:w="80" w:type="dxa"/>
             </w:tcMar>
           </w:tcPr>
           <w:p>
             <w:pPr>
-              <w:spacing w:before="60" w:after="60"/>
+              <w:spacing w:before="40" w:after="40"/>
             </w:pPr>
             <w:r>
               <w:rPr>
                 <w:rFonts w:ascii="Times New Roman" w:hAnsi="Times New Roman"/>
+                <w:color w:val="000000"/>
                 <w:sz w:val="17"/>
               </w:rPr>
               <w:t>16.67%</w:t>
@@ -3540,19 +3613,20 @@
           <w:tcPr>
             <w:tcW w:type="dxa" w:w="1872"/>
             <w:tcMar>
-              <w:top w:w="70" w:type="dxa"/>
-              <w:bottom w:w="70" w:type="dxa"/>
-              <w:left w:w="90" w:type="dxa"/>
-              <w:right w:w="90" w:type="dxa"/>
+              <w:top w:w="60" w:type="dxa"/>
+              <w:bottom w:w="60" w:type="dxa"/>
+              <w:left w:w="80" w:type="dxa"/>
+              <w:right w:w="80" w:type="dxa"/>
             </w:tcMar>
           </w:tcPr>
           <w:p>
             <w:pPr>
-              <w:spacing w:before="60" w:after="60"/>
+              <w:spacing w:before="40" w:after="40"/>
             </w:pPr>
             <w:r>
               <w:rPr>
                 <w:rFonts w:ascii="Times New Roman" w:hAnsi="Times New Roman"/>
+                <w:color w:val="000000"/>
                 <w:sz w:val="17"/>
               </w:rPr>
               <w:t>Wav2Vec2 Base (Direct Combined)</w:t>
@@ -3563,19 +3637,20 @@
           <w:tcPr>
             <w:tcW w:type="dxa" w:w="1872"/>
             <w:tcMar>
-              <w:top w:w="70" w:type="dxa"/>
-              <w:bottom w:w="70" w:type="dxa"/>
-              <w:left w:w="90" w:type="dxa"/>
-              <w:right w:w="90" w:type="dxa"/>
+              <w:top w:w="60" w:type="dxa"/>
+              <w:bottom w:w="60" w:type="dxa"/>
+              <w:left w:w="80" w:type="dxa"/>
+              <w:right w:w="80" w:type="dxa"/>
             </w:tcMar>
           </w:tcPr>
           <w:p>
             <w:pPr>
-              <w:spacing w:before="60" w:after="60"/>
+              <w:spacing w:before="40" w:after="40"/>
             </w:pPr>
             <w:r>
               <w:rPr>
                 <w:rFonts w:ascii="Times New Roman" w:hAnsi="Times New Roman"/>
+                <w:color w:val="000000"/>
                 <w:sz w:val="17"/>
               </w:rPr>
               <w:t>63.26%</w:t>
@@ -3586,19 +3661,20 @@
           <w:tcPr>
             <w:tcW w:type="dxa" w:w="1872"/>
             <w:tcMar>
-              <w:top w:w="70" w:type="dxa"/>
-              <w:bottom w:w="70" w:type="dxa"/>
-              <w:left w:w="90" w:type="dxa"/>
-              <w:right w:w="90" w:type="dxa"/>
+              <w:top w:w="60" w:type="dxa"/>
+              <w:bottom w:w="60" w:type="dxa"/>
+              <w:left w:w="80" w:type="dxa"/>
+              <w:right w:w="80" w:type="dxa"/>
             </w:tcMar>
           </w:tcPr>
           <w:p>
             <w:pPr>
-              <w:spacing w:before="60" w:after="60"/>
+              <w:spacing w:before="40" w:after="40"/>
             </w:pPr>
             <w:r>
               <w:rPr>
                 <w:rFonts w:ascii="Times New Roman" w:hAnsi="Times New Roman"/>
+                <w:color w:val="000000"/>
                 <w:sz w:val="17"/>
               </w:rPr>
               <w:t>0.6215</w:t>
@@ -3609,19 +3685,20 @@
           <w:tcPr>
             <w:tcW w:type="dxa" w:w="1872"/>
             <w:tcMar>
-              <w:top w:w="70" w:type="dxa"/>
-              <w:bottom w:w="70" w:type="dxa"/>
-              <w:left w:w="90" w:type="dxa"/>
-              <w:right w:w="90" w:type="dxa"/>
+              <w:top w:w="60" w:type="dxa"/>
+              <w:bottom w:w="60" w:type="dxa"/>
+              <w:left w:w="80" w:type="dxa"/>
+              <w:right w:w="80" w:type="dxa"/>
             </w:tcMar>
           </w:tcPr>
           <w:p>
             <w:pPr>
-              <w:spacing w:before="60" w:after="60"/>
+              <w:spacing w:before="40" w:after="40"/>
             </w:pPr>
             <w:r>
               <w:rPr>
                 <w:rFonts w:ascii="Times New Roman" w:hAnsi="Times New Roman"/>
+                <w:color w:val="000000"/>
                 <w:sz w:val="17"/>
               </w:rPr>
               <w:t>63.50%</w:t>
@@ -3632,19 +3709,20 @@
           <w:tcPr>
             <w:tcW w:type="dxa" w:w="1872"/>
             <w:tcMar>
-              <w:top w:w="70" w:type="dxa"/>
-              <w:bottom w:w="70" w:type="dxa"/>
-              <w:left w:w="90" w:type="dxa"/>
-              <w:right w:w="90" w:type="dxa"/>
+              <w:top w:w="60" w:type="dxa"/>
+              <w:bottom w:w="60" w:type="dxa"/>
+              <w:left w:w="80" w:type="dxa"/>
+              <w:right w:w="80" w:type="dxa"/>
             </w:tcMar>
           </w:tcPr>
           <w:p>
             <w:pPr>
-              <w:spacing w:before="60" w:after="60"/>
+              <w:spacing w:before="40" w:after="40"/>
             </w:pPr>
             <w:r>
               <w:rPr>
                 <w:rFonts w:ascii="Times New Roman" w:hAnsi="Times New Roman"/>
+                <w:color w:val="000000"/>
                 <w:sz w:val="17"/>
               </w:rPr>
               <w:t>16.67%</w:t>
@@ -3657,19 +3735,20 @@
           <w:tcPr>
             <w:tcW w:type="dxa" w:w="1872"/>
             <w:tcMar>
-              <w:top w:w="70" w:type="dxa"/>
-              <w:bottom w:w="70" w:type="dxa"/>
-              <w:left w:w="90" w:type="dxa"/>
-              <w:right w:w="90" w:type="dxa"/>
+              <w:top w:w="60" w:type="dxa"/>
+              <w:bottom w:w="60" w:type="dxa"/>
+              <w:left w:w="80" w:type="dxa"/>
+              <w:right w:w="80" w:type="dxa"/>
             </w:tcMar>
           </w:tcPr>
           <w:p>
             <w:pPr>
-              <w:spacing w:before="60" w:after="60"/>
+              <w:spacing w:before="40" w:after="40"/>
             </w:pPr>
             <w:r>
               <w:rPr>
                 <w:rFonts w:ascii="Times New Roman" w:hAnsi="Times New Roman"/>
+                <w:color w:val="000000"/>
                 <w:sz w:val="17"/>
               </w:rPr>
               <w:t>MFCC + LSTM Multi-Corpus Baseline</w:t>
@@ -3680,19 +3759,20 @@
           <w:tcPr>
             <w:tcW w:type="dxa" w:w="1872"/>
             <w:tcMar>
-              <w:top w:w="70" w:type="dxa"/>
-              <w:bottom w:w="70" w:type="dxa"/>
-              <w:left w:w="90" w:type="dxa"/>
-              <w:right w:w="90" w:type="dxa"/>
+              <w:top w:w="60" w:type="dxa"/>
+              <w:bottom w:w="60" w:type="dxa"/>
+              <w:left w:w="80" w:type="dxa"/>
+              <w:right w:w="80" w:type="dxa"/>
             </w:tcMar>
           </w:tcPr>
           <w:p>
             <w:pPr>
-              <w:spacing w:before="60" w:after="60"/>
+              <w:spacing w:before="40" w:after="40"/>
             </w:pPr>
             <w:r>
               <w:rPr>
                 <w:rFonts w:ascii="Times New Roman" w:hAnsi="Times New Roman"/>
+                <w:color w:val="000000"/>
                 <w:sz w:val="17"/>
               </w:rPr>
               <w:t>44.15%</w:t>
@@ -3703,19 +3783,20 @@
           <w:tcPr>
             <w:tcW w:type="dxa" w:w="1872"/>
             <w:tcMar>
-              <w:top w:w="70" w:type="dxa"/>
-              <w:bottom w:w="70" w:type="dxa"/>
-              <w:left w:w="90" w:type="dxa"/>
-              <w:right w:w="90" w:type="dxa"/>
+              <w:top w:w="60" w:type="dxa"/>
+              <w:bottom w:w="60" w:type="dxa"/>
+              <w:left w:w="80" w:type="dxa"/>
+              <w:right w:w="80" w:type="dxa"/>
             </w:tcMar>
           </w:tcPr>
           <w:p>
             <w:pPr>
-              <w:spacing w:before="60" w:after="60"/>
+              <w:spacing w:before="40" w:after="40"/>
             </w:pPr>
             <w:r>
               <w:rPr>
                 <w:rFonts w:ascii="Times New Roman" w:hAnsi="Times New Roman"/>
+                <w:color w:val="000000"/>
                 <w:sz w:val="17"/>
               </w:rPr>
               <w:t>0.4120</w:t>
@@ -3726,19 +3807,20 @@
           <w:tcPr>
             <w:tcW w:type="dxa" w:w="1872"/>
             <w:tcMar>
-              <w:top w:w="70" w:type="dxa"/>
-              <w:bottom w:w="70" w:type="dxa"/>
-              <w:left w:w="90" w:type="dxa"/>
-              <w:right w:w="90" w:type="dxa"/>
+              <w:top w:w="60" w:type="dxa"/>
+              <w:bottom w:w="60" w:type="dxa"/>
+              <w:left w:w="80" w:type="dxa"/>
+              <w:right w:w="80" w:type="dxa"/>
             </w:tcMar>
           </w:tcPr>
           <w:p>
             <w:pPr>
-              <w:spacing w:before="60" w:after="60"/>
+              <w:spacing w:before="40" w:after="40"/>
             </w:pPr>
             <w:r>
               <w:rPr>
                 <w:rFonts w:ascii="Times New Roman" w:hAnsi="Times New Roman"/>
+                <w:color w:val="000000"/>
                 <w:sz w:val="17"/>
               </w:rPr>
               <w:t>43.82%</w:t>
@@ -3749,19 +3831,20 @@
           <w:tcPr>
             <w:tcW w:type="dxa" w:w="1872"/>
             <w:tcMar>
-              <w:top w:w="70" w:type="dxa"/>
-              <w:bottom w:w="70" w:type="dxa"/>
-              <w:left w:w="90" w:type="dxa"/>
-              <w:right w:w="90" w:type="dxa"/>
+              <w:top w:w="60" w:type="dxa"/>
+              <w:bottom w:w="60" w:type="dxa"/>
+              <w:left w:w="80" w:type="dxa"/>
+              <w:right w:w="80" w:type="dxa"/>
             </w:tcMar>
           </w:tcPr>
           <w:p>
             <w:pPr>
-              <w:spacing w:before="60" w:after="60"/>
+              <w:spacing w:before="40" w:after="40"/>
             </w:pPr>
             <w:r>
               <w:rPr>
                 <w:rFonts w:ascii="Times New Roman" w:hAnsi="Times New Roman"/>
+                <w:color w:val="000000"/>
                 <w:sz w:val="17"/>
               </w:rPr>
               <w:t>16.67%</w:t>
@@ -3774,19 +3857,20 @@
           <w:tcPr>
             <w:tcW w:type="dxa" w:w="1872"/>
             <w:tcMar>
-              <w:top w:w="70" w:type="dxa"/>
-              <w:bottom w:w="70" w:type="dxa"/>
-              <w:left w:w="90" w:type="dxa"/>
-              <w:right w:w="90" w:type="dxa"/>
+              <w:top w:w="60" w:type="dxa"/>
+              <w:bottom w:w="60" w:type="dxa"/>
+              <w:left w:w="80" w:type="dxa"/>
+              <w:right w:w="80" w:type="dxa"/>
             </w:tcMar>
           </w:tcPr>
           <w:p>
             <w:pPr>
-              <w:spacing w:before="60" w:after="60"/>
+              <w:spacing w:before="40" w:after="40"/>
             </w:pPr>
             <w:r>
               <w:rPr>
                 <w:rFonts w:ascii="Times New Roman" w:hAnsi="Times New Roman"/>
+                <w:color w:val="000000"/>
                 <w:sz w:val="17"/>
               </w:rPr>
               <w:t>Random Chance Baseline</w:t>
@@ -3797,19 +3881,20 @@
           <w:tcPr>
             <w:tcW w:type="dxa" w:w="1872"/>
             <w:tcMar>
-              <w:top w:w="70" w:type="dxa"/>
-              <w:bottom w:w="70" w:type="dxa"/>
-              <w:left w:w="90" w:type="dxa"/>
-              <w:right w:w="90" w:type="dxa"/>
+              <w:top w:w="60" w:type="dxa"/>
+              <w:bottom w:w="60" w:type="dxa"/>
+              <w:left w:w="80" w:type="dxa"/>
+              <w:right w:w="80" w:type="dxa"/>
             </w:tcMar>
           </w:tcPr>
           <w:p>
             <w:pPr>
-              <w:spacing w:before="60" w:after="60"/>
+              <w:spacing w:before="40" w:after="40"/>
             </w:pPr>
             <w:r>
               <w:rPr>
                 <w:rFonts w:ascii="Times New Roman" w:hAnsi="Times New Roman"/>
+                <w:color w:val="000000"/>
                 <w:sz w:val="17"/>
               </w:rPr>
               <w:t>16.67%</w:t>
@@ -3820,19 +3905,20 @@
           <w:tcPr>
             <w:tcW w:type="dxa" w:w="1872"/>
             <w:tcMar>
-              <w:top w:w="70" w:type="dxa"/>
-              <w:bottom w:w="70" w:type="dxa"/>
-              <w:left w:w="90" w:type="dxa"/>
-              <w:right w:w="90" w:type="dxa"/>
+              <w:top w:w="60" w:type="dxa"/>
+              <w:bottom w:w="60" w:type="dxa"/>
+              <w:left w:w="80" w:type="dxa"/>
+              <w:right w:w="80" w:type="dxa"/>
             </w:tcMar>
           </w:tcPr>
           <w:p>
             <w:pPr>
-              <w:spacing w:before="60" w:after="60"/>
+              <w:spacing w:before="40" w:after="40"/>
             </w:pPr>
             <w:r>
               <w:rPr>
                 <w:rFonts w:ascii="Times New Roman" w:hAnsi="Times New Roman"/>
+                <w:color w:val="000000"/>
                 <w:sz w:val="17"/>
               </w:rPr>
               <w:t>0.1667</w:t>
@@ -3843,19 +3929,20 @@
           <w:tcPr>
             <w:tcW w:type="dxa" w:w="1872"/>
             <w:tcMar>
-              <w:top w:w="70" w:type="dxa"/>
-              <w:bottom w:w="70" w:type="dxa"/>
-              <w:left w:w="90" w:type="dxa"/>
-              <w:right w:w="90" w:type="dxa"/>
+              <w:top w:w="60" w:type="dxa"/>
+              <w:bottom w:w="60" w:type="dxa"/>
+              <w:left w:w="80" w:type="dxa"/>
+              <w:right w:w="80" w:type="dxa"/>
             </w:tcMar>
           </w:tcPr>
           <w:p>
             <w:pPr>
-              <w:spacing w:before="60" w:after="60"/>
+              <w:spacing w:before="40" w:after="40"/>
             </w:pPr>
             <w:r>
               <w:rPr>
                 <w:rFonts w:ascii="Times New Roman" w:hAnsi="Times New Roman"/>
+                <w:color w:val="000000"/>
                 <w:sz w:val="17"/>
               </w:rPr>
               <w:t>16.67%</w:t>
@@ -3866,19 +3953,20 @@
           <w:tcPr>
             <w:tcW w:type="dxa" w:w="1872"/>
             <w:tcMar>
-              <w:top w:w="70" w:type="dxa"/>
-              <w:bottom w:w="70" w:type="dxa"/>
-              <w:left w:w="90" w:type="dxa"/>
-              <w:right w:w="90" w:type="dxa"/>
+              <w:top w:w="60" w:type="dxa"/>
+              <w:bottom w:w="60" w:type="dxa"/>
+              <w:left w:w="80" w:type="dxa"/>
+              <w:right w:w="80" w:type="dxa"/>
             </w:tcMar>
           </w:tcPr>
           <w:p>
             <w:pPr>
-              <w:spacing w:before="60" w:after="60"/>
+              <w:spacing w:before="40" w:after="40"/>
             </w:pPr>
             <w:r>
               <w:rPr>
                 <w:rFonts w:ascii="Times New Roman" w:hAnsi="Times New Roman"/>
+                <w:color w:val="000000"/>
                 <w:sz w:val="17"/>
               </w:rPr>
               <w:t>16.67%</w:t>
@@ -3889,12 +3977,12 @@
     </w:tbl>
     <w:p>
       <w:pPr>
-        <w:spacing w:after="120"/>
+        <w:spacing w:after="80"/>
       </w:pPr>
     </w:p>
     <w:p>
       <w:pPr>
-        <w:spacing w:before="200" w:after="80"/>
+        <w:spacing w:before="160" w:after="60"/>
         <w:jc w:val="center"/>
       </w:pPr>
       <w:r>
@@ -3913,7 +4001,7 @@
                     <pic:cNvPicPr/>
                   </pic:nvPicPr>
                   <pic:blipFill>
-                    <a:blip r:embed="rId12"/>
+                    <a:blip r:embed="rId13"/>
                     <a:stretch>
                       <a:fillRect/>
                     </a:stretch>
@@ -3934,31 +4022,32 @@
     </w:p>
     <w:p>
       <w:pPr>
-        <w:spacing w:after="240"/>
-        <w:ind w:left="576" w:right="576"/>
+        <w:spacing w:before="40" w:after="200"/>
+        <w:ind w:left="432" w:right="432"/>
         <w:jc w:val="center"/>
       </w:pPr>
       <w:r>
         <w:rPr>
           <w:rFonts w:ascii="Times New Roman" w:hAnsi="Times New Roman"/>
           <w:i/>
-          <w:color w:val="334155"/>
-          <w:sz w:val="18"/>
+          <w:color w:val="000000"/>
+          <w:sz w:val="17"/>
         </w:rPr>
-        <w:t>Fig. 2. Benchmark Accuracy and Macro-F1 across English and Hindi Speech Corpora.</w:t>
+        <w:t>Fig. 2.  Benchmark Accuracy and Macro-F1 across English and Hindi Speech Corpora.</w:t>
       </w:r>
     </w:p>
     <w:p>
       <w:pPr>
         <w:keepNext/>
-        <w:spacing w:before="200" w:after="80"/>
+        <w:spacing w:before="180" w:after="60"/>
+        <w:jc w:val="left"/>
       </w:pPr>
       <w:r>
         <w:rPr>
           <w:rFonts w:ascii="Times New Roman" w:hAnsi="Times New Roman"/>
           <w:b/>
           <w:i/>
-          <w:color w:val="1E293B"/>
+          <w:color w:val="000000"/>
           <w:sz w:val="20"/>
         </w:rPr>
         <w:t>B. In-Domain Multi-Corpus Benchmark Summary</w:t>
@@ -3966,13 +4055,14 @@
     </w:p>
     <w:p>
       <w:pPr>
-        <w:spacing w:line="276" w:lineRule="auto" w:after="60"/>
+        <w:spacing w:line="276" w:lineRule="auto" w:before="0" w:after="60"/>
         <w:ind w:firstLine="288"/>
         <w:jc w:val="both"/>
       </w:pPr>
       <w:r>
         <w:rPr>
           <w:rFonts w:ascii="Times New Roman" w:hAnsi="Times New Roman"/>
+          <w:color w:val="000000"/>
           <w:sz w:val="20"/>
         </w:rPr>
         <w:t>Individual in-domain evaluations across all five corpora reveal consistent patterns:</w:t>
@@ -3999,10 +4089,18 @@
         <w:rPr>
           <w:rFonts w:ascii="Times New Roman" w:hAnsi="Times New Roman"/>
           <w:b/>
+          <w:color w:val="000000"/>
           <w:sz w:val="18"/>
         </w:rPr>
         <w:t>TABLE III</w:t>
         <w:br/>
+      </w:r>
+      <w:r>
+        <w:rPr>
+          <w:rFonts w:ascii="Times New Roman" w:hAnsi="Times New Roman"/>
+          <w:color w:val="000000"/>
+          <w:sz w:val="16"/>
+        </w:rPr>
         <w:t>IN-DOMAIN BENCHMARK LEADERBOARD ACROSS 5 EVALUATED CORPORA</w:t>
       </w:r>
     </w:p>
@@ -4012,9 +4110,9 @@
         <w:jc w:val="center"/>
         <w:tblLook w:firstColumn="1" w:firstRow="1" w:lastColumn="0" w:lastRow="0" w:noHBand="0" w:noVBand="1" w:val="04A0"/>
         <w:tblBorders>
-          <w:top w:val="single" w:sz="14" w:space="0" w:color="0F172A"/>
-          <w:bottom w:val="single" w:sz="14" w:space="0" w:color="0F172A"/>
-          <w:insideH w:val="single" w:sz="4" w:space="0" w:color="E2E8F0"/>
+          <w:top w:val="single" w:sz="12" w:space="0" w:color="000000"/>
+          <w:bottom w:val="single" w:sz="12" w:space="0" w:color="000000"/>
+          <w:insideH w:val="single" w:sz="4" w:space="0" w:color="CCCCCC"/>
           <w:left w:val="none"/>
           <w:right w:val="none"/>
           <w:insideV w:val="none"/>
@@ -4032,22 +4130,22 @@
         <w:tc>
           <w:tcPr>
             <w:tcW w:type="dxa" w:w="1560"/>
-            <w:shd w:fill="F1F5F9"/>
             <w:tcMar>
-              <w:top w:w="70" w:type="dxa"/>
-              <w:bottom w:w="70" w:type="dxa"/>
-              <w:left w:w="90" w:type="dxa"/>
-              <w:right w:w="90" w:type="dxa"/>
+              <w:top w:w="60" w:type="dxa"/>
+              <w:bottom w:w="60" w:type="dxa"/>
+              <w:left w:w="80" w:type="dxa"/>
+              <w:right w:w="80" w:type="dxa"/>
             </w:tcMar>
           </w:tcPr>
           <w:p>
             <w:pPr>
-              <w:spacing w:before="60" w:after="60"/>
+              <w:spacing w:before="40" w:after="40"/>
             </w:pPr>
             <w:r>
               <w:rPr>
                 <w:rFonts w:ascii="Times New Roman" w:hAnsi="Times New Roman"/>
                 <w:b/>
+                <w:color w:val="000000"/>
                 <w:sz w:val="17"/>
               </w:rPr>
               <w:t>Dataset</w:t>
@@ -4057,22 +4155,22 @@
         <w:tc>
           <w:tcPr>
             <w:tcW w:type="dxa" w:w="1560"/>
-            <w:shd w:fill="F1F5F9"/>
             <w:tcMar>
-              <w:top w:w="70" w:type="dxa"/>
-              <w:bottom w:w="70" w:type="dxa"/>
-              <w:left w:w="90" w:type="dxa"/>
-              <w:right w:w="90" w:type="dxa"/>
+              <w:top w:w="60" w:type="dxa"/>
+              <w:bottom w:w="60" w:type="dxa"/>
+              <w:left w:w="80" w:type="dxa"/>
+              <w:right w:w="80" w:type="dxa"/>
             </w:tcMar>
           </w:tcPr>
           <w:p>
             <w:pPr>
-              <w:spacing w:before="60" w:after="60"/>
+              <w:spacing w:before="40" w:after="40"/>
             </w:pPr>
             <w:r>
               <w:rPr>
                 <w:rFonts w:ascii="Times New Roman" w:hAnsi="Times New Roman"/>
                 <w:b/>
+                <w:color w:val="000000"/>
                 <w:sz w:val="17"/>
               </w:rPr>
               <w:t>Best Model</w:t>
@@ -4082,22 +4180,22 @@
         <w:tc>
           <w:tcPr>
             <w:tcW w:type="dxa" w:w="1560"/>
-            <w:shd w:fill="F1F5F9"/>
             <w:tcMar>
-              <w:top w:w="70" w:type="dxa"/>
-              <w:bottom w:w="70" w:type="dxa"/>
-              <w:left w:w="90" w:type="dxa"/>
-              <w:right w:w="90" w:type="dxa"/>
+              <w:top w:w="60" w:type="dxa"/>
+              <w:bottom w:w="60" w:type="dxa"/>
+              <w:left w:w="80" w:type="dxa"/>
+              <w:right w:w="80" w:type="dxa"/>
             </w:tcMar>
           </w:tcPr>
           <w:p>
             <w:pPr>
-              <w:spacing w:before="60" w:after="60"/>
+              <w:spacing w:before="40" w:after="40"/>
             </w:pPr>
             <w:r>
               <w:rPr>
                 <w:rFonts w:ascii="Times New Roman" w:hAnsi="Times New Roman"/>
                 <w:b/>
+                <w:color w:val="000000"/>
                 <w:sz w:val="17"/>
               </w:rPr>
               <w:t>Accuracy</w:t>
@@ -4107,22 +4205,22 @@
         <w:tc>
           <w:tcPr>
             <w:tcW w:type="dxa" w:w="1560"/>
-            <w:shd w:fill="F1F5F9"/>
             <w:tcMar>
-              <w:top w:w="70" w:type="dxa"/>
-              <w:bottom w:w="70" w:type="dxa"/>
-              <w:left w:w="90" w:type="dxa"/>
-              <w:right w:w="90" w:type="dxa"/>
+              <w:top w:w="60" w:type="dxa"/>
+              <w:bottom w:w="60" w:type="dxa"/>
+              <w:left w:w="80" w:type="dxa"/>
+              <w:right w:w="80" w:type="dxa"/>
             </w:tcMar>
           </w:tcPr>
           <w:p>
             <w:pPr>
-              <w:spacing w:before="60" w:after="60"/>
+              <w:spacing w:before="40" w:after="40"/>
             </w:pPr>
             <w:r>
               <w:rPr>
                 <w:rFonts w:ascii="Times New Roman" w:hAnsi="Times New Roman"/>
                 <w:b/>
+                <w:color w:val="000000"/>
                 <w:sz w:val="17"/>
               </w:rPr>
               <w:t>Macro-F1</w:t>
@@ -4132,22 +4230,22 @@
         <w:tc>
           <w:tcPr>
             <w:tcW w:type="dxa" w:w="1560"/>
-            <w:shd w:fill="F1F5F9"/>
             <w:tcMar>
-              <w:top w:w="70" w:type="dxa"/>
-              <w:bottom w:w="70" w:type="dxa"/>
-              <w:left w:w="90" w:type="dxa"/>
-              <w:right w:w="90" w:type="dxa"/>
+              <w:top w:w="60" w:type="dxa"/>
+              <w:bottom w:w="60" w:type="dxa"/>
+              <w:left w:w="80" w:type="dxa"/>
+              <w:right w:w="80" w:type="dxa"/>
             </w:tcMar>
           </w:tcPr>
           <w:p>
             <w:pPr>
-              <w:spacing w:before="60" w:after="60"/>
+              <w:spacing w:before="40" w:after="40"/>
             </w:pPr>
             <w:r>
               <w:rPr>
                 <w:rFonts w:ascii="Times New Roman" w:hAnsi="Times New Roman"/>
                 <w:b/>
+                <w:color w:val="000000"/>
                 <w:sz w:val="17"/>
               </w:rPr>
               <w:t>UAR</w:t>
@@ -4157,22 +4255,22 @@
         <w:tc>
           <w:tcPr>
             <w:tcW w:type="dxa" w:w="1560"/>
-            <w:shd w:fill="F1F5F9"/>
             <w:tcMar>
-              <w:top w:w="70" w:type="dxa"/>
-              <w:bottom w:w="70" w:type="dxa"/>
-              <w:left w:w="90" w:type="dxa"/>
-              <w:right w:w="90" w:type="dxa"/>
+              <w:top w:w="60" w:type="dxa"/>
+              <w:bottom w:w="60" w:type="dxa"/>
+              <w:left w:w="80" w:type="dxa"/>
+              <w:right w:w="80" w:type="dxa"/>
             </w:tcMar>
           </w:tcPr>
           <w:p>
             <w:pPr>
-              <w:spacing w:before="60" w:after="60"/>
+              <w:spacing w:before="40" w:after="40"/>
             </w:pPr>
             <w:r>
               <w:rPr>
                 <w:rFonts w:ascii="Times New Roman" w:hAnsi="Times New Roman"/>
                 <w:b/>
+                <w:color w:val="000000"/>
                 <w:sz w:val="17"/>
               </w:rPr>
               <w:t>Chance</w:t>
@@ -4185,19 +4283,20 @@
           <w:tcPr>
             <w:tcW w:type="dxa" w:w="1560"/>
             <w:tcMar>
-              <w:top w:w="70" w:type="dxa"/>
-              <w:bottom w:w="70" w:type="dxa"/>
-              <w:left w:w="90" w:type="dxa"/>
-              <w:right w:w="90" w:type="dxa"/>
+              <w:top w:w="60" w:type="dxa"/>
+              <w:bottom w:w="60" w:type="dxa"/>
+              <w:left w:w="80" w:type="dxa"/>
+              <w:right w:w="80" w:type="dxa"/>
             </w:tcMar>
           </w:tcPr>
           <w:p>
             <w:pPr>
-              <w:spacing w:before="60" w:after="60"/>
+              <w:spacing w:before="40" w:after="40"/>
             </w:pPr>
             <w:r>
               <w:rPr>
                 <w:rFonts w:ascii="Times New Roman" w:hAnsi="Times New Roman"/>
+                <w:color w:val="000000"/>
                 <w:sz w:val="17"/>
               </w:rPr>
               <w:t>CREMA-D</w:t>
@@ -4208,19 +4307,20 @@
           <w:tcPr>
             <w:tcW w:type="dxa" w:w="1560"/>
             <w:tcMar>
-              <w:top w:w="70" w:type="dxa"/>
-              <w:bottom w:w="70" w:type="dxa"/>
-              <w:left w:w="90" w:type="dxa"/>
-              <w:right w:w="90" w:type="dxa"/>
+              <w:top w:w="60" w:type="dxa"/>
+              <w:bottom w:w="60" w:type="dxa"/>
+              <w:left w:w="80" w:type="dxa"/>
+              <w:right w:w="80" w:type="dxa"/>
             </w:tcMar>
           </w:tcPr>
           <w:p>
             <w:pPr>
-              <w:spacing w:before="60" w:after="60"/>
+              <w:spacing w:before="40" w:after="40"/>
             </w:pPr>
             <w:r>
               <w:rPr>
                 <w:rFonts w:ascii="Times New Roman" w:hAnsi="Times New Roman"/>
+                <w:color w:val="000000"/>
                 <w:sz w:val="17"/>
               </w:rPr>
               <w:t>Top-5 Soft-Voting Ensemble</w:t>
@@ -4231,19 +4331,20 @@
           <w:tcPr>
             <w:tcW w:type="dxa" w:w="1560"/>
             <w:tcMar>
-              <w:top w:w="70" w:type="dxa"/>
-              <w:bottom w:w="70" w:type="dxa"/>
-              <w:left w:w="90" w:type="dxa"/>
-              <w:right w:w="90" w:type="dxa"/>
+              <w:top w:w="60" w:type="dxa"/>
+              <w:bottom w:w="60" w:type="dxa"/>
+              <w:left w:w="80" w:type="dxa"/>
+              <w:right w:w="80" w:type="dxa"/>
             </w:tcMar>
           </w:tcPr>
           <w:p>
             <w:pPr>
-              <w:spacing w:before="60" w:after="60"/>
+              <w:spacing w:before="40" w:after="40"/>
             </w:pPr>
             <w:r>
               <w:rPr>
                 <w:rFonts w:ascii="Times New Roman" w:hAnsi="Times New Roman"/>
+                <w:color w:val="000000"/>
                 <w:sz w:val="17"/>
               </w:rPr>
               <w:t>75.57%</w:t>
@@ -4254,19 +4355,20 @@
           <w:tcPr>
             <w:tcW w:type="dxa" w:w="1560"/>
             <w:tcMar>
-              <w:top w:w="70" w:type="dxa"/>
-              <w:bottom w:w="70" w:type="dxa"/>
-              <w:left w:w="90" w:type="dxa"/>
-              <w:right w:w="90" w:type="dxa"/>
+              <w:top w:w="60" w:type="dxa"/>
+              <w:bottom w:w="60" w:type="dxa"/>
+              <w:left w:w="80" w:type="dxa"/>
+              <w:right w:w="80" w:type="dxa"/>
             </w:tcMar>
           </w:tcPr>
           <w:p>
             <w:pPr>
-              <w:spacing w:before="60" w:after="60"/>
+              <w:spacing w:before="40" w:after="40"/>
             </w:pPr>
             <w:r>
               <w:rPr>
                 <w:rFonts w:ascii="Times New Roman" w:hAnsi="Times New Roman"/>
+                <w:color w:val="000000"/>
                 <w:sz w:val="17"/>
               </w:rPr>
               <w:t>0.7594</w:t>
@@ -4277,19 +4379,20 @@
           <w:tcPr>
             <w:tcW w:type="dxa" w:w="1560"/>
             <w:tcMar>
-              <w:top w:w="70" w:type="dxa"/>
-              <w:bottom w:w="70" w:type="dxa"/>
-              <w:left w:w="90" w:type="dxa"/>
-              <w:right w:w="90" w:type="dxa"/>
+              <w:top w:w="60" w:type="dxa"/>
+              <w:bottom w:w="60" w:type="dxa"/>
+              <w:left w:w="80" w:type="dxa"/>
+              <w:right w:w="80" w:type="dxa"/>
             </w:tcMar>
           </w:tcPr>
           <w:p>
             <w:pPr>
-              <w:spacing w:before="60" w:after="60"/>
+              <w:spacing w:before="40" w:after="40"/>
             </w:pPr>
             <w:r>
               <w:rPr>
                 <w:rFonts w:ascii="Times New Roman" w:hAnsi="Times New Roman"/>
+                <w:color w:val="000000"/>
                 <w:sz w:val="17"/>
               </w:rPr>
               <w:t>75.40%</w:t>
@@ -4300,19 +4403,20 @@
           <w:tcPr>
             <w:tcW w:type="dxa" w:w="1560"/>
             <w:tcMar>
-              <w:top w:w="70" w:type="dxa"/>
-              <w:bottom w:w="70" w:type="dxa"/>
-              <w:left w:w="90" w:type="dxa"/>
-              <w:right w:w="90" w:type="dxa"/>
+              <w:top w:w="60" w:type="dxa"/>
+              <w:bottom w:w="60" w:type="dxa"/>
+              <w:left w:w="80" w:type="dxa"/>
+              <w:right w:w="80" w:type="dxa"/>
             </w:tcMar>
           </w:tcPr>
           <w:p>
             <w:pPr>
-              <w:spacing w:before="60" w:after="60"/>
+              <w:spacing w:before="40" w:after="40"/>
             </w:pPr>
             <w:r>
               <w:rPr>
                 <w:rFonts w:ascii="Times New Roman" w:hAnsi="Times New Roman"/>
+                <w:color w:val="000000"/>
                 <w:sz w:val="17"/>
               </w:rPr>
               <w:t>16.67%</w:t>
@@ -4325,19 +4429,20 @@
           <w:tcPr>
             <w:tcW w:type="dxa" w:w="1560"/>
             <w:tcMar>
-              <w:top w:w="70" w:type="dxa"/>
-              <w:bottom w:w="70" w:type="dxa"/>
-              <w:left w:w="90" w:type="dxa"/>
-              <w:right w:w="90" w:type="dxa"/>
+              <w:top w:w="60" w:type="dxa"/>
+              <w:bottom w:w="60" w:type="dxa"/>
+              <w:left w:w="80" w:type="dxa"/>
+              <w:right w:w="80" w:type="dxa"/>
             </w:tcMar>
           </w:tcPr>
           <w:p>
             <w:pPr>
-              <w:spacing w:before="60" w:after="60"/>
+              <w:spacing w:before="40" w:after="40"/>
             </w:pPr>
             <w:r>
               <w:rPr>
                 <w:rFonts w:ascii="Times New Roman" w:hAnsi="Times New Roman"/>
+                <w:color w:val="000000"/>
                 <w:sz w:val="17"/>
               </w:rPr>
               <w:t>RAVDESS</w:t>
@@ -4348,19 +4453,20 @@
           <w:tcPr>
             <w:tcW w:type="dxa" w:w="1560"/>
             <w:tcMar>
-              <w:top w:w="70" w:type="dxa"/>
-              <w:bottom w:w="70" w:type="dxa"/>
-              <w:left w:w="90" w:type="dxa"/>
-              <w:right w:w="90" w:type="dxa"/>
+              <w:top w:w="60" w:type="dxa"/>
+              <w:bottom w:w="60" w:type="dxa"/>
+              <w:left w:w="80" w:type="dxa"/>
+              <w:right w:w="80" w:type="dxa"/>
             </w:tcMar>
           </w:tcPr>
           <w:p>
             <w:pPr>
-              <w:spacing w:before="60" w:after="60"/>
+              <w:spacing w:before="40" w:after="40"/>
             </w:pPr>
             <w:r>
               <w:rPr>
                 <w:rFonts w:ascii="Times New Roman" w:hAnsi="Times New Roman"/>
+                <w:color w:val="000000"/>
                 <w:sz w:val="17"/>
               </w:rPr>
               <w:t>Transfer Ensemble (CREMA-D)</w:t>
@@ -4371,19 +4477,20 @@
           <w:tcPr>
             <w:tcW w:type="dxa" w:w="1560"/>
             <w:tcMar>
-              <w:top w:w="70" w:type="dxa"/>
-              <w:bottom w:w="70" w:type="dxa"/>
-              <w:left w:w="90" w:type="dxa"/>
-              <w:right w:w="90" w:type="dxa"/>
+              <w:top w:w="60" w:type="dxa"/>
+              <w:bottom w:w="60" w:type="dxa"/>
+              <w:left w:w="80" w:type="dxa"/>
+              <w:right w:w="80" w:type="dxa"/>
             </w:tcMar>
           </w:tcPr>
           <w:p>
             <w:pPr>
-              <w:spacing w:before="60" w:after="60"/>
+              <w:spacing w:before="40" w:after="40"/>
             </w:pPr>
             <w:r>
               <w:rPr>
                 <w:rFonts w:ascii="Times New Roman" w:hAnsi="Times New Roman"/>
+                <w:color w:val="000000"/>
                 <w:sz w:val="17"/>
               </w:rPr>
               <w:t>73.75%</w:t>
@@ -4394,19 +4501,20 @@
           <w:tcPr>
             <w:tcW w:type="dxa" w:w="1560"/>
             <w:tcMar>
-              <w:top w:w="70" w:type="dxa"/>
-              <w:bottom w:w="70" w:type="dxa"/>
-              <w:left w:w="90" w:type="dxa"/>
-              <w:right w:w="90" w:type="dxa"/>
+              <w:top w:w="60" w:type="dxa"/>
+              <w:bottom w:w="60" w:type="dxa"/>
+              <w:left w:w="80" w:type="dxa"/>
+              <w:right w:w="80" w:type="dxa"/>
             </w:tcMar>
           </w:tcPr>
           <w:p>
             <w:pPr>
-              <w:spacing w:before="60" w:after="60"/>
+              <w:spacing w:before="40" w:after="40"/>
             </w:pPr>
             <w:r>
               <w:rPr>
                 <w:rFonts w:ascii="Times New Roman" w:hAnsi="Times New Roman"/>
+                <w:color w:val="000000"/>
                 <w:sz w:val="17"/>
               </w:rPr>
               <w:t>0.7207</w:t>
@@ -4417,19 +4525,20 @@
           <w:tcPr>
             <w:tcW w:type="dxa" w:w="1560"/>
             <w:tcMar>
-              <w:top w:w="70" w:type="dxa"/>
-              <w:bottom w:w="70" w:type="dxa"/>
-              <w:left w:w="90" w:type="dxa"/>
-              <w:right w:w="90" w:type="dxa"/>
+              <w:top w:w="60" w:type="dxa"/>
+              <w:bottom w:w="60" w:type="dxa"/>
+              <w:left w:w="80" w:type="dxa"/>
+              <w:right w:w="80" w:type="dxa"/>
             </w:tcMar>
           </w:tcPr>
           <w:p>
             <w:pPr>
-              <w:spacing w:before="60" w:after="60"/>
+              <w:spacing w:before="40" w:after="40"/>
             </w:pPr>
             <w:r>
               <w:rPr>
                 <w:rFonts w:ascii="Times New Roman" w:hAnsi="Times New Roman"/>
+                <w:color w:val="000000"/>
                 <w:sz w:val="17"/>
               </w:rPr>
               <w:t>73.12%</w:t>
@@ -4440,19 +4549,20 @@
           <w:tcPr>
             <w:tcW w:type="dxa" w:w="1560"/>
             <w:tcMar>
-              <w:top w:w="70" w:type="dxa"/>
-              <w:bottom w:w="70" w:type="dxa"/>
-              <w:left w:w="90" w:type="dxa"/>
-              <w:right w:w="90" w:type="dxa"/>
+              <w:top w:w="60" w:type="dxa"/>
+              <w:bottom w:w="60" w:type="dxa"/>
+              <w:left w:w="80" w:type="dxa"/>
+              <w:right w:w="80" w:type="dxa"/>
             </w:tcMar>
           </w:tcPr>
           <w:p>
             <w:pPr>
-              <w:spacing w:before="60" w:after="60"/>
+              <w:spacing w:before="40" w:after="40"/>
             </w:pPr>
             <w:r>
               <w:rPr>
                 <w:rFonts w:ascii="Times New Roman" w:hAnsi="Times New Roman"/>
+                <w:color w:val="000000"/>
                 <w:sz w:val="17"/>
               </w:rPr>
               <w:t>12.50%</w:t>
@@ -4465,19 +4575,20 @@
           <w:tcPr>
             <w:tcW w:type="dxa" w:w="1560"/>
             <w:tcMar>
-              <w:top w:w="70" w:type="dxa"/>
-              <w:bottom w:w="70" w:type="dxa"/>
-              <w:left w:w="90" w:type="dxa"/>
-              <w:right w:w="90" w:type="dxa"/>
+              <w:top w:w="60" w:type="dxa"/>
+              <w:bottom w:w="60" w:type="dxa"/>
+              <w:left w:w="80" w:type="dxa"/>
+              <w:right w:w="80" w:type="dxa"/>
             </w:tcMar>
           </w:tcPr>
           <w:p>
             <w:pPr>
-              <w:spacing w:before="60" w:after="60"/>
+              <w:spacing w:before="40" w:after="40"/>
             </w:pPr>
             <w:r>
               <w:rPr>
                 <w:rFonts w:ascii="Times New Roman" w:hAnsi="Times New Roman"/>
+                <w:color w:val="000000"/>
                 <w:sz w:val="17"/>
               </w:rPr>
               <w:t>SAVEE</w:t>
@@ -4488,19 +4599,20 @@
           <w:tcPr>
             <w:tcW w:type="dxa" w:w="1560"/>
             <w:tcMar>
-              <w:top w:w="70" w:type="dxa"/>
-              <w:bottom w:w="70" w:type="dxa"/>
-              <w:left w:w="90" w:type="dxa"/>
-              <w:right w:w="90" w:type="dxa"/>
+              <w:top w:w="60" w:type="dxa"/>
+              <w:bottom w:w="60" w:type="dxa"/>
+              <w:left w:w="80" w:type="dxa"/>
+              <w:right w:w="80" w:type="dxa"/>
             </w:tcMar>
           </w:tcPr>
           <w:p>
             <w:pPr>
-              <w:spacing w:before="60" w:after="60"/>
+              <w:spacing w:before="40" w:after="40"/>
             </w:pPr>
             <w:r>
               <w:rPr>
                 <w:rFonts w:ascii="Times New Roman" w:hAnsi="Times New Roman"/>
+                <w:color w:val="000000"/>
                 <w:sz w:val="17"/>
               </w:rPr>
               <w:t>Transfer Ensemble (CREMA-D)</w:t>
@@ -4511,19 +4623,20 @@
           <w:tcPr>
             <w:tcW w:type="dxa" w:w="1560"/>
             <w:tcMar>
-              <w:top w:w="70" w:type="dxa"/>
-              <w:bottom w:w="70" w:type="dxa"/>
-              <w:left w:w="90" w:type="dxa"/>
-              <w:right w:w="90" w:type="dxa"/>
+              <w:top w:w="60" w:type="dxa"/>
+              <w:bottom w:w="60" w:type="dxa"/>
+              <w:left w:w="80" w:type="dxa"/>
+              <w:right w:w="80" w:type="dxa"/>
             </w:tcMar>
           </w:tcPr>
           <w:p>
             <w:pPr>
-              <w:spacing w:before="60" w:after="60"/>
+              <w:spacing w:before="40" w:after="40"/>
             </w:pPr>
             <w:r>
               <w:rPr>
                 <w:rFonts w:ascii="Times New Roman" w:hAnsi="Times New Roman"/>
+                <w:color w:val="000000"/>
                 <w:sz w:val="17"/>
               </w:rPr>
               <w:t>51.67%</w:t>
@@ -4534,19 +4647,20 @@
           <w:tcPr>
             <w:tcW w:type="dxa" w:w="1560"/>
             <w:tcMar>
-              <w:top w:w="70" w:type="dxa"/>
-              <w:bottom w:w="70" w:type="dxa"/>
-              <w:left w:w="90" w:type="dxa"/>
-              <w:right w:w="90" w:type="dxa"/>
+              <w:top w:w="60" w:type="dxa"/>
+              <w:bottom w:w="60" w:type="dxa"/>
+              <w:left w:w="80" w:type="dxa"/>
+              <w:right w:w="80" w:type="dxa"/>
             </w:tcMar>
           </w:tcPr>
           <w:p>
             <w:pPr>
-              <w:spacing w:before="60" w:after="60"/>
+              <w:spacing w:before="40" w:after="40"/>
             </w:pPr>
             <w:r>
               <w:rPr>
                 <w:rFonts w:ascii="Times New Roman" w:hAnsi="Times New Roman"/>
+                <w:color w:val="000000"/>
                 <w:sz w:val="17"/>
               </w:rPr>
               <w:t>0.3860</w:t>
@@ -4557,19 +4671,20 @@
           <w:tcPr>
             <w:tcW w:type="dxa" w:w="1560"/>
             <w:tcMar>
-              <w:top w:w="70" w:type="dxa"/>
-              <w:bottom w:w="70" w:type="dxa"/>
-              <w:left w:w="90" w:type="dxa"/>
-              <w:right w:w="90" w:type="dxa"/>
+              <w:top w:w="60" w:type="dxa"/>
+              <w:bottom w:w="60" w:type="dxa"/>
+              <w:left w:w="80" w:type="dxa"/>
+              <w:right w:w="80" w:type="dxa"/>
             </w:tcMar>
           </w:tcPr>
           <w:p>
             <w:pPr>
-              <w:spacing w:before="60" w:after="60"/>
+              <w:spacing w:before="40" w:after="40"/>
             </w:pPr>
             <w:r>
               <w:rPr>
                 <w:rFonts w:ascii="Times New Roman" w:hAnsi="Times New Roman"/>
+                <w:color w:val="000000"/>
                 <w:sz w:val="17"/>
               </w:rPr>
               <w:t>50.45%</w:t>
@@ -4580,19 +4695,20 @@
           <w:tcPr>
             <w:tcW w:type="dxa" w:w="1560"/>
             <w:tcMar>
-              <w:top w:w="70" w:type="dxa"/>
-              <w:bottom w:w="70" w:type="dxa"/>
-              <w:left w:w="90" w:type="dxa"/>
-              <w:right w:w="90" w:type="dxa"/>
+              <w:top w:w="60" w:type="dxa"/>
+              <w:bottom w:w="60" w:type="dxa"/>
+              <w:left w:w="80" w:type="dxa"/>
+              <w:right w:w="80" w:type="dxa"/>
             </w:tcMar>
           </w:tcPr>
           <w:p>
             <w:pPr>
-              <w:spacing w:before="60" w:after="60"/>
+              <w:spacing w:before="40" w:after="40"/>
             </w:pPr>
             <w:r>
               <w:rPr>
                 <w:rFonts w:ascii="Times New Roman" w:hAnsi="Times New Roman"/>
+                <w:color w:val="000000"/>
                 <w:sz w:val="17"/>
               </w:rPr>
               <w:t>14.29%</w:t>
@@ -4605,19 +4721,20 @@
           <w:tcPr>
             <w:tcW w:type="dxa" w:w="1560"/>
             <w:tcMar>
-              <w:top w:w="70" w:type="dxa"/>
-              <w:bottom w:w="70" w:type="dxa"/>
-              <w:left w:w="90" w:type="dxa"/>
-              <w:right w:w="90" w:type="dxa"/>
+              <w:top w:w="60" w:type="dxa"/>
+              <w:bottom w:w="60" w:type="dxa"/>
+              <w:left w:w="80" w:type="dxa"/>
+              <w:right w:w="80" w:type="dxa"/>
             </w:tcMar>
           </w:tcPr>
           <w:p>
             <w:pPr>
-              <w:spacing w:before="60" w:after="60"/>
+              <w:spacing w:before="40" w:after="40"/>
             </w:pPr>
             <w:r>
               <w:rPr>
                 <w:rFonts w:ascii="Times New Roman" w:hAnsi="Times New Roman"/>
+                <w:color w:val="000000"/>
                 <w:sz w:val="17"/>
               </w:rPr>
               <w:t>TESS</w:t>
@@ -4628,19 +4745,20 @@
           <w:tcPr>
             <w:tcW w:type="dxa" w:w="1560"/>
             <w:tcMar>
-              <w:top w:w="70" w:type="dxa"/>
-              <w:bottom w:w="70" w:type="dxa"/>
-              <w:left w:w="90" w:type="dxa"/>
-              <w:right w:w="90" w:type="dxa"/>
+              <w:top w:w="60" w:type="dxa"/>
+              <w:bottom w:w="60" w:type="dxa"/>
+              <w:left w:w="80" w:type="dxa"/>
+              <w:right w:w="80" w:type="dxa"/>
             </w:tcMar>
           </w:tcPr>
           <w:p>
             <w:pPr>
-              <w:spacing w:before="60" w:after="60"/>
+              <w:spacing w:before="40" w:after="40"/>
             </w:pPr>
             <w:r>
               <w:rPr>
                 <w:rFonts w:ascii="Times New Roman" w:hAnsi="Times New Roman"/>
+                <w:color w:val="000000"/>
                 <w:sz w:val="17"/>
               </w:rPr>
               <w:t>Universal HuBERT / W2V2</w:t>
@@ -4651,19 +4769,20 @@
           <w:tcPr>
             <w:tcW w:type="dxa" w:w="1560"/>
             <w:tcMar>
-              <w:top w:w="70" w:type="dxa"/>
-              <w:bottom w:w="70" w:type="dxa"/>
-              <w:left w:w="90" w:type="dxa"/>
-              <w:right w:w="90" w:type="dxa"/>
+              <w:top w:w="60" w:type="dxa"/>
+              <w:bottom w:w="60" w:type="dxa"/>
+              <w:left w:w="80" w:type="dxa"/>
+              <w:right w:w="80" w:type="dxa"/>
             </w:tcMar>
           </w:tcPr>
           <w:p>
             <w:pPr>
-              <w:spacing w:before="60" w:after="60"/>
+              <w:spacing w:before="40" w:after="40"/>
             </w:pPr>
             <w:r>
               <w:rPr>
                 <w:rFonts w:ascii="Times New Roman" w:hAnsi="Times New Roman"/>
+                <w:color w:val="000000"/>
                 <w:sz w:val="17"/>
               </w:rPr>
               <w:t>100.00%</w:t>
@@ -4674,19 +4793,20 @@
           <w:tcPr>
             <w:tcW w:type="dxa" w:w="1560"/>
             <w:tcMar>
-              <w:top w:w="70" w:type="dxa"/>
-              <w:bottom w:w="70" w:type="dxa"/>
-              <w:left w:w="90" w:type="dxa"/>
-              <w:right w:w="90" w:type="dxa"/>
+              <w:top w:w="60" w:type="dxa"/>
+              <w:bottom w:w="60" w:type="dxa"/>
+              <w:left w:w="80" w:type="dxa"/>
+              <w:right w:w="80" w:type="dxa"/>
             </w:tcMar>
           </w:tcPr>
           <w:p>
             <w:pPr>
-              <w:spacing w:before="60" w:after="60"/>
+              <w:spacing w:before="40" w:after="40"/>
             </w:pPr>
             <w:r>
               <w:rPr>
                 <w:rFonts w:ascii="Times New Roman" w:hAnsi="Times New Roman"/>
+                <w:color w:val="000000"/>
                 <w:sz w:val="17"/>
               </w:rPr>
               <w:t>1.0000</w:t>
@@ -4697,19 +4817,20 @@
           <w:tcPr>
             <w:tcW w:type="dxa" w:w="1560"/>
             <w:tcMar>
-              <w:top w:w="70" w:type="dxa"/>
-              <w:bottom w:w="70" w:type="dxa"/>
-              <w:left w:w="90" w:type="dxa"/>
-              <w:right w:w="90" w:type="dxa"/>
+              <w:top w:w="60" w:type="dxa"/>
+              <w:bottom w:w="60" w:type="dxa"/>
+              <w:left w:w="80" w:type="dxa"/>
+              <w:right w:w="80" w:type="dxa"/>
             </w:tcMar>
           </w:tcPr>
           <w:p>
             <w:pPr>
-              <w:spacing w:before="60" w:after="60"/>
+              <w:spacing w:before="40" w:after="40"/>
             </w:pPr>
             <w:r>
               <w:rPr>
                 <w:rFonts w:ascii="Times New Roman" w:hAnsi="Times New Roman"/>
+                <w:color w:val="000000"/>
                 <w:sz w:val="17"/>
               </w:rPr>
               <w:t>100.00%</w:t>
@@ -4720,19 +4841,20 @@
           <w:tcPr>
             <w:tcW w:type="dxa" w:w="1560"/>
             <w:tcMar>
-              <w:top w:w="70" w:type="dxa"/>
-              <w:bottom w:w="70" w:type="dxa"/>
-              <w:left w:w="90" w:type="dxa"/>
-              <w:right w:w="90" w:type="dxa"/>
+              <w:top w:w="60" w:type="dxa"/>
+              <w:bottom w:w="60" w:type="dxa"/>
+              <w:left w:w="80" w:type="dxa"/>
+              <w:right w:w="80" w:type="dxa"/>
             </w:tcMar>
           </w:tcPr>
           <w:p>
             <w:pPr>
-              <w:spacing w:before="60" w:after="60"/>
+              <w:spacing w:before="40" w:after="40"/>
             </w:pPr>
             <w:r>
               <w:rPr>
                 <w:rFonts w:ascii="Times New Roman" w:hAnsi="Times New Roman"/>
+                <w:color w:val="000000"/>
                 <w:sz w:val="17"/>
               </w:rPr>
               <w:t>14.29%</w:t>
@@ -4745,19 +4867,20 @@
           <w:tcPr>
             <w:tcW w:type="dxa" w:w="1560"/>
             <w:tcMar>
-              <w:top w:w="70" w:type="dxa"/>
-              <w:bottom w:w="70" w:type="dxa"/>
-              <w:left w:w="90" w:type="dxa"/>
-              <w:right w:w="90" w:type="dxa"/>
+              <w:top w:w="60" w:type="dxa"/>
+              <w:bottom w:w="60" w:type="dxa"/>
+              <w:left w:w="80" w:type="dxa"/>
+              <w:right w:w="80" w:type="dxa"/>
             </w:tcMar>
           </w:tcPr>
           <w:p>
             <w:pPr>
-              <w:spacing w:before="60" w:after="60"/>
+              <w:spacing w:before="40" w:after="40"/>
             </w:pPr>
             <w:r>
               <w:rPr>
                 <w:rFonts w:ascii="Times New Roman" w:hAnsi="Times New Roman"/>
+                <w:color w:val="000000"/>
                 <w:sz w:val="17"/>
               </w:rPr>
               <w:t>Hindi SER</w:t>
@@ -4768,19 +4891,20 @@
           <w:tcPr>
             <w:tcW w:type="dxa" w:w="1560"/>
             <w:tcMar>
-              <w:top w:w="70" w:type="dxa"/>
-              <w:bottom w:w="70" w:type="dxa"/>
-              <w:left w:w="90" w:type="dxa"/>
-              <w:right w:w="90" w:type="dxa"/>
+              <w:top w:w="60" w:type="dxa"/>
+              <w:bottom w:w="60" w:type="dxa"/>
+              <w:left w:w="80" w:type="dxa"/>
+              <w:right w:w="80" w:type="dxa"/>
             </w:tcMar>
           </w:tcPr>
           <w:p>
             <w:pPr>
-              <w:spacing w:before="60" w:after="60"/>
+              <w:spacing w:before="40" w:after="40"/>
             </w:pPr>
             <w:r>
               <w:rPr>
                 <w:rFonts w:ascii="Times New Roman" w:hAnsi="Times New Roman"/>
+                <w:color w:val="000000"/>
                 <w:sz w:val="17"/>
               </w:rPr>
               <w:t>CNN-BiLSTM Specialist</w:t>
@@ -4791,19 +4915,20 @@
           <w:tcPr>
             <w:tcW w:type="dxa" w:w="1560"/>
             <w:tcMar>
-              <w:top w:w="70" w:type="dxa"/>
-              <w:bottom w:w="70" w:type="dxa"/>
-              <w:left w:w="90" w:type="dxa"/>
-              <w:right w:w="90" w:type="dxa"/>
+              <w:top w:w="60" w:type="dxa"/>
+              <w:bottom w:w="60" w:type="dxa"/>
+              <w:left w:w="80" w:type="dxa"/>
+              <w:right w:w="80" w:type="dxa"/>
             </w:tcMar>
           </w:tcPr>
           <w:p>
             <w:pPr>
-              <w:spacing w:before="60" w:after="60"/>
+              <w:spacing w:before="40" w:after="40"/>
             </w:pPr>
             <w:r>
               <w:rPr>
                 <w:rFonts w:ascii="Times New Roman" w:hAnsi="Times New Roman"/>
+                <w:color w:val="000000"/>
                 <w:sz w:val="17"/>
               </w:rPr>
               <w:t>75.19%</w:t>
@@ -4814,19 +4939,20 @@
           <w:tcPr>
             <w:tcW w:type="dxa" w:w="1560"/>
             <w:tcMar>
-              <w:top w:w="70" w:type="dxa"/>
-              <w:bottom w:w="70" w:type="dxa"/>
-              <w:left w:w="90" w:type="dxa"/>
-              <w:right w:w="90" w:type="dxa"/>
+              <w:top w:w="60" w:type="dxa"/>
+              <w:bottom w:w="60" w:type="dxa"/>
+              <w:left w:w="80" w:type="dxa"/>
+              <w:right w:w="80" w:type="dxa"/>
             </w:tcMar>
           </w:tcPr>
           <w:p>
             <w:pPr>
-              <w:spacing w:before="60" w:after="60"/>
+              <w:spacing w:before="40" w:after="40"/>
             </w:pPr>
             <w:r>
               <w:rPr>
                 <w:rFonts w:ascii="Times New Roman" w:hAnsi="Times New Roman"/>
+                <w:color w:val="000000"/>
                 <w:sz w:val="17"/>
               </w:rPr>
               <w:t>0.7018</w:t>
@@ -4837,19 +4963,20 @@
           <w:tcPr>
             <w:tcW w:type="dxa" w:w="1560"/>
             <w:tcMar>
-              <w:top w:w="70" w:type="dxa"/>
-              <w:bottom w:w="70" w:type="dxa"/>
-              <w:left w:w="90" w:type="dxa"/>
-              <w:right w:w="90" w:type="dxa"/>
+              <w:top w:w="60" w:type="dxa"/>
+              <w:bottom w:w="60" w:type="dxa"/>
+              <w:left w:w="80" w:type="dxa"/>
+              <w:right w:w="80" w:type="dxa"/>
             </w:tcMar>
           </w:tcPr>
           <w:p>
             <w:pPr>
-              <w:spacing w:before="60" w:after="60"/>
+              <w:spacing w:before="40" w:after="40"/>
             </w:pPr>
             <w:r>
               <w:rPr>
                 <w:rFonts w:ascii="Times New Roman" w:hAnsi="Times New Roman"/>
+                <w:color w:val="000000"/>
                 <w:sz w:val="17"/>
               </w:rPr>
               <w:t>70.56%</w:t>
@@ -4860,19 +4987,20 @@
           <w:tcPr>
             <w:tcW w:type="dxa" w:w="1560"/>
             <w:tcMar>
-              <w:top w:w="70" w:type="dxa"/>
-              <w:bottom w:w="70" w:type="dxa"/>
-              <w:left w:w="90" w:type="dxa"/>
-              <w:right w:w="90" w:type="dxa"/>
+              <w:top w:w="60" w:type="dxa"/>
+              <w:bottom w:w="60" w:type="dxa"/>
+              <w:left w:w="80" w:type="dxa"/>
+              <w:right w:w="80" w:type="dxa"/>
             </w:tcMar>
           </w:tcPr>
           <w:p>
             <w:pPr>
-              <w:spacing w:before="60" w:after="60"/>
+              <w:spacing w:before="40" w:after="40"/>
             </w:pPr>
             <w:r>
               <w:rPr>
                 <w:rFonts w:ascii="Times New Roman" w:hAnsi="Times New Roman"/>
+                <w:color w:val="000000"/>
                 <w:sz w:val="17"/>
               </w:rPr>
               <w:t>20.00%</w:t>
@@ -4885,19 +5013,20 @@
           <w:tcPr>
             <w:tcW w:type="dxa" w:w="1560"/>
             <w:tcMar>
-              <w:top w:w="70" w:type="dxa"/>
-              <w:bottom w:w="70" w:type="dxa"/>
-              <w:left w:w="90" w:type="dxa"/>
-              <w:right w:w="90" w:type="dxa"/>
+              <w:top w:w="60" w:type="dxa"/>
+              <w:bottom w:w="60" w:type="dxa"/>
+              <w:left w:w="80" w:type="dxa"/>
+              <w:right w:w="80" w:type="dxa"/>
             </w:tcMar>
           </w:tcPr>
           <w:p>
             <w:pPr>
-              <w:spacing w:before="60" w:after="60"/>
+              <w:spacing w:before="40" w:after="40"/>
             </w:pPr>
             <w:r>
               <w:rPr>
                 <w:rFonts w:ascii="Times New Roman" w:hAnsi="Times New Roman"/>
+                <w:color w:val="000000"/>
                 <w:sz w:val="17"/>
               </w:rPr>
               <w:t>Combined</w:t>
@@ -4908,19 +5037,20 @@
           <w:tcPr>
             <w:tcW w:type="dxa" w:w="1560"/>
             <w:tcMar>
-              <w:top w:w="70" w:type="dxa"/>
-              <w:bottom w:w="70" w:type="dxa"/>
-              <w:left w:w="90" w:type="dxa"/>
-              <w:right w:w="90" w:type="dxa"/>
+              <w:top w:w="60" w:type="dxa"/>
+              <w:bottom w:w="60" w:type="dxa"/>
+              <w:left w:w="80" w:type="dxa"/>
+              <w:right w:w="80" w:type="dxa"/>
             </w:tcMar>
           </w:tcPr>
           <w:p>
             <w:pPr>
-              <w:spacing w:before="60" w:after="60"/>
+              <w:spacing w:before="40" w:after="40"/>
             </w:pPr>
             <w:r>
               <w:rPr>
                 <w:rFonts w:ascii="Times New Roman" w:hAnsi="Times New Roman"/>
+                <w:color w:val="000000"/>
                 <w:sz w:val="17"/>
               </w:rPr>
               <w:t>Universal HuBERT (Frozen)</w:t>
@@ -4931,19 +5061,20 @@
           <w:tcPr>
             <w:tcW w:type="dxa" w:w="1560"/>
             <w:tcMar>
-              <w:top w:w="70" w:type="dxa"/>
-              <w:bottom w:w="70" w:type="dxa"/>
-              <w:left w:w="90" w:type="dxa"/>
-              <w:right w:w="90" w:type="dxa"/>
+              <w:top w:w="60" w:type="dxa"/>
+              <w:bottom w:w="60" w:type="dxa"/>
+              <w:left w:w="80" w:type="dxa"/>
+              <w:right w:w="80" w:type="dxa"/>
             </w:tcMar>
           </w:tcPr>
           <w:p>
             <w:pPr>
-              <w:spacing w:before="60" w:after="60"/>
+              <w:spacing w:before="40" w:after="40"/>
             </w:pPr>
             <w:r>
               <w:rPr>
                 <w:rFonts w:ascii="Times New Roman" w:hAnsi="Times New Roman"/>
+                <w:color w:val="000000"/>
                 <w:sz w:val="17"/>
               </w:rPr>
               <w:t>68.31%</w:t>
@@ -4954,19 +5085,20 @@
           <w:tcPr>
             <w:tcW w:type="dxa" w:w="1560"/>
             <w:tcMar>
-              <w:top w:w="70" w:type="dxa"/>
-              <w:bottom w:w="70" w:type="dxa"/>
-              <w:left w:w="90" w:type="dxa"/>
-              <w:right w:w="90" w:type="dxa"/>
+              <w:top w:w="60" w:type="dxa"/>
+              <w:bottom w:w="60" w:type="dxa"/>
+              <w:left w:w="80" w:type="dxa"/>
+              <w:right w:w="80" w:type="dxa"/>
             </w:tcMar>
           </w:tcPr>
           <w:p>
             <w:pPr>
-              <w:spacing w:before="60" w:after="60"/>
+              <w:spacing w:before="40" w:after="40"/>
             </w:pPr>
             <w:r>
               <w:rPr>
                 <w:rFonts w:ascii="Times New Roman" w:hAnsi="Times New Roman"/>
+                <w:color w:val="000000"/>
                 <w:sz w:val="17"/>
               </w:rPr>
               <w:t>0.6779</w:t>
@@ -4977,19 +5109,20 @@
           <w:tcPr>
             <w:tcW w:type="dxa" w:w="1560"/>
             <w:tcMar>
-              <w:top w:w="70" w:type="dxa"/>
-              <w:bottom w:w="70" w:type="dxa"/>
-              <w:left w:w="90" w:type="dxa"/>
-              <w:right w:w="90" w:type="dxa"/>
+              <w:top w:w="60" w:type="dxa"/>
+              <w:bottom w:w="60" w:type="dxa"/>
+              <w:left w:w="80" w:type="dxa"/>
+              <w:right w:w="80" w:type="dxa"/>
             </w:tcMar>
           </w:tcPr>
           <w:p>
             <w:pPr>
-              <w:spacing w:before="60" w:after="60"/>
+              <w:spacing w:before="40" w:after="40"/>
             </w:pPr>
             <w:r>
               <w:rPr>
                 <w:rFonts w:ascii="Times New Roman" w:hAnsi="Times New Roman"/>
+                <w:color w:val="000000"/>
                 <w:sz w:val="17"/>
               </w:rPr>
               <w:t>68.61%</w:t>
@@ -5000,19 +5133,20 @@
           <w:tcPr>
             <w:tcW w:type="dxa" w:w="1560"/>
             <w:tcMar>
-              <w:top w:w="70" w:type="dxa"/>
-              <w:bottom w:w="70" w:type="dxa"/>
-              <w:left w:w="90" w:type="dxa"/>
-              <w:right w:w="90" w:type="dxa"/>
+              <w:top w:w="60" w:type="dxa"/>
+              <w:bottom w:w="60" w:type="dxa"/>
+              <w:left w:w="80" w:type="dxa"/>
+              <w:right w:w="80" w:type="dxa"/>
             </w:tcMar>
           </w:tcPr>
           <w:p>
             <w:pPr>
-              <w:spacing w:before="60" w:after="60"/>
+              <w:spacing w:before="40" w:after="40"/>
             </w:pPr>
             <w:r>
               <w:rPr>
                 <w:rFonts w:ascii="Times New Roman" w:hAnsi="Times New Roman"/>
+                <w:color w:val="000000"/>
                 <w:sz w:val="17"/>
               </w:rPr>
               <w:t>16.67%</w:t>
@@ -5023,20 +5157,21 @@
     </w:tbl>
     <w:p>
       <w:pPr>
-        <w:spacing w:after="120"/>
+        <w:spacing w:after="80"/>
       </w:pPr>
     </w:p>
     <w:p>
       <w:pPr>
         <w:keepNext/>
-        <w:spacing w:before="200" w:after="80"/>
+        <w:spacing w:before="180" w:after="60"/>
+        <w:jc w:val="left"/>
       </w:pPr>
       <w:r>
         <w:rPr>
           <w:rFonts w:ascii="Times New Roman" w:hAnsi="Times New Roman"/>
           <w:b/>
           <w:i/>
-          <w:color w:val="1E293B"/>
+          <w:color w:val="000000"/>
           <w:sz w:val="20"/>
         </w:rPr>
         <w:t>C. Technical Analysis of Wav2Vec2-XLS-R-300M Failure</w:t>
@@ -5044,13 +5179,14 @@
     </w:p>
     <w:p>
       <w:pPr>
-        <w:spacing w:line="276" w:lineRule="auto" w:after="60"/>
+        <w:spacing w:line="276" w:lineRule="auto" w:before="0" w:after="60"/>
         <w:ind w:firstLine="288"/>
         <w:jc w:val="both"/>
       </w:pPr>
       <w:r>
         <w:rPr>
           <w:rFonts w:ascii="Times New Roman" w:hAnsi="Times New Roman"/>
+          <w:color w:val="000000"/>
           <w:sz w:val="20"/>
         </w:rPr>
         <w:t>Across all evaluated corpora, Wav2Vec2-XLS-R-300M performed near random chance (13.33% on RAVDESS, 24.43% on CREMA-D, 12.50% on SAVEE, and 19.76% on TESS), underperforming even shallow MFCC baselines. Three primary technical factors explain this behavior:</w:t>
@@ -5068,14 +5204,15 @@
     <w:p>
       <w:pPr>
         <w:keepNext/>
-        <w:spacing w:before="320" w:after="120"/>
+        <w:spacing w:before="280" w:after="100"/>
+        <w:jc w:val="center"/>
       </w:pPr>
       <w:r>
         <w:rPr>
           <w:rFonts w:ascii="Times New Roman" w:hAnsi="Times New Roman"/>
           <w:b/>
-          <w:color w:val="0F172A"/>
-          <w:sz w:val="22"/>
+          <w:color w:val="000000"/>
+          <w:sz w:val="21"/>
         </w:rPr>
         <w:t>VII. EMPIRICAL FINDINGS &amp; ABLATION STUDIES</w:t>
       </w:r>
@@ -5083,14 +5220,15 @@
     <w:p>
       <w:pPr>
         <w:keepNext/>
-        <w:spacing w:before="200" w:after="80"/>
+        <w:spacing w:before="180" w:after="60"/>
+        <w:jc w:val="left"/>
       </w:pPr>
       <w:r>
         <w:rPr>
           <w:rFonts w:ascii="Times New Roman" w:hAnsi="Times New Roman"/>
           <w:b/>
           <w:i/>
-          <w:color w:val="1E293B"/>
+          <w:color w:val="000000"/>
           <w:sz w:val="20"/>
         </w:rPr>
         <w:t>A. The Speaker Diversity Effect</w:t>
@@ -5098,13 +5236,14 @@
     </w:p>
     <w:p>
       <w:pPr>
-        <w:spacing w:line="276" w:lineRule="auto" w:after="60"/>
+        <w:spacing w:line="276" w:lineRule="auto" w:before="0" w:after="60"/>
         <w:ind w:firstLine="288"/>
         <w:jc w:val="both"/>
       </w:pPr>
       <w:r>
         <w:rPr>
           <w:rFonts w:ascii="Times New Roman" w:hAnsi="Times New Roman"/>
+          <w:color w:val="000000"/>
           <w:sz w:val="20"/>
         </w:rPr>
         <w:t>Comparing performance across SAVEE (2 training actors), RAVDESS (16 training actors), and CREMA-D (64 training actors) indicates a consistent relationship between speaker cohort size and generalization capability. Models trained from scratch on SAVEE collapsed to 25.83% test accuracy because attention mechanisms memorized the idiosyncratic formants of the two training speakers. Expanding the cohort to 16 actors on RAVDESS elevated scratch accuracy to 68.75%, while CREMA-D with 64 training actors reached 75.57% accuracy. Pre-training on broader multi-actor cohorts enables the network to separate speaker identity from emotional prosody.</w:t>
@@ -5112,7 +5251,7 @@
     </w:p>
     <w:p>
       <w:pPr>
-        <w:spacing w:before="200" w:after="80"/>
+        <w:spacing w:before="160" w:after="60"/>
         <w:jc w:val="center"/>
       </w:pPr>
       <w:r>
@@ -5131,7 +5270,7 @@
                     <pic:cNvPicPr/>
                   </pic:nvPicPr>
                   <pic:blipFill>
-                    <a:blip r:embed="rId13"/>
+                    <a:blip r:embed="rId14"/>
                     <a:stretch>
                       <a:fillRect/>
                     </a:stretch>
@@ -5152,31 +5291,32 @@
     </w:p>
     <w:p>
       <w:pPr>
-        <w:spacing w:after="240"/>
-        <w:ind w:left="576" w:right="576"/>
+        <w:spacing w:before="40" w:after="200"/>
+        <w:ind w:left="432" w:right="432"/>
         <w:jc w:val="center"/>
       </w:pPr>
       <w:r>
         <w:rPr>
           <w:rFonts w:ascii="Times New Roman" w:hAnsi="Times New Roman"/>
           <w:i/>
-          <w:color w:val="334155"/>
-          <w:sz w:val="18"/>
+          <w:color w:val="000000"/>
+          <w:sz w:val="17"/>
         </w:rPr>
-        <w:t>Fig. 3. Empirical Layer Weight Distribution in Learnable Weighted Layer Pooling (Layers 9 to 11 account for 31.95%, total sum = 100.00%).</w:t>
+        <w:t>Fig. 3.  Empirical Layer Weight Distribution in Learnable Weighted Layer Pooling (Layers 9 to 11 account for 31.95%, total sum = 100.00%).</w:t>
       </w:r>
     </w:p>
     <w:p>
       <w:pPr>
         <w:keepNext/>
-        <w:spacing w:before="200" w:after="80"/>
+        <w:spacing w:before="180" w:after="60"/>
+        <w:jc w:val="left"/>
       </w:pPr>
       <w:r>
         <w:rPr>
           <w:rFonts w:ascii="Times New Roman" w:hAnsi="Times New Roman"/>
           <w:b/>
           <w:i/>
-          <w:color w:val="1E293B"/>
+          <w:color w:val="000000"/>
           <w:sz w:val="20"/>
         </w:rPr>
         <w:t>B. Layer Weight Distribution Across Transformer Depth</w:t>
@@ -5184,13 +5324,14 @@
     </w:p>
     <w:p>
       <w:pPr>
-        <w:spacing w:line="276" w:lineRule="auto" w:after="60"/>
+        <w:spacing w:line="276" w:lineRule="auto" w:before="0" w:after="60"/>
         <w:ind w:firstLine="288"/>
         <w:jc w:val="both"/>
       </w:pPr>
       <w:r>
         <w:rPr>
           <w:rFonts w:ascii="Times New Roman" w:hAnsi="Times New Roman"/>
+          <w:color w:val="000000"/>
           <w:sz w:val="20"/>
         </w:rPr>
         <w:t>Figure 3 illustrates the learned softmax weights alpha across the 12 transformer encoder blocks of the Universal HuBERT model:</w:t>
@@ -5216,10 +5357,18 @@
         <w:rPr>
           <w:rFonts w:ascii="Times New Roman" w:hAnsi="Times New Roman"/>
           <w:b/>
+          <w:color w:val="000000"/>
           <w:sz w:val="18"/>
         </w:rPr>
         <w:t>TABLE IV</w:t>
         <w:br/>
+      </w:r>
+      <w:r>
+        <w:rPr>
+          <w:rFonts w:ascii="Times New Roman" w:hAnsi="Times New Roman"/>
+          <w:color w:val="000000"/>
+          <w:sz w:val="16"/>
+        </w:rPr>
         <w:t>LAYER-WISE SOFTMAX ATTENTION WEIGHT DISTRIBUTION (HUBERT-BASE)</w:t>
       </w:r>
     </w:p>
@@ -5229,9 +5378,9 @@
         <w:jc w:val="center"/>
         <w:tblLook w:firstColumn="1" w:firstRow="1" w:lastColumn="0" w:lastRow="0" w:noHBand="0" w:noVBand="1" w:val="04A0"/>
         <w:tblBorders>
-          <w:top w:val="single" w:sz="14" w:space="0" w:color="0F172A"/>
-          <w:bottom w:val="single" w:sz="14" w:space="0" w:color="0F172A"/>
-          <w:insideH w:val="single" w:sz="4" w:space="0" w:color="E2E8F0"/>
+          <w:top w:val="single" w:sz="12" w:space="0" w:color="000000"/>
+          <w:bottom w:val="single" w:sz="12" w:space="0" w:color="000000"/>
+          <w:insideH w:val="single" w:sz="4" w:space="0" w:color="CCCCCC"/>
           <w:left w:val="none"/>
           <w:right w:val="none"/>
           <w:insideV w:val="none"/>
@@ -5247,12 +5396,11 @@
         <w:tc>
           <w:tcPr>
             <w:tcW w:type="dxa" w:w="2340"/>
-            <w:shd w:fill="F1F5F9"/>
             <w:tcMar>
-              <w:top w:w="60" w:type="dxa"/>
-              <w:bottom w:w="60" w:type="dxa"/>
-              <w:left w:w="80" w:type="dxa"/>
-              <w:right w:w="80" w:type="dxa"/>
+              <w:top w:w="50" w:type="dxa"/>
+              <w:bottom w:w="50" w:type="dxa"/>
+              <w:left w:w="70" w:type="dxa"/>
+              <w:right w:w="70" w:type="dxa"/>
             </w:tcMar>
           </w:tcPr>
           <w:p>
@@ -5263,6 +5411,7 @@
               <w:rPr>
                 <w:rFonts w:ascii="Times New Roman" w:hAnsi="Times New Roman"/>
                 <w:b/>
+                <w:color w:val="000000"/>
                 <w:sz w:val="17"/>
               </w:rPr>
               <w:t>Layer Index</w:t>
@@ -5272,12 +5421,11 @@
         <w:tc>
           <w:tcPr>
             <w:tcW w:type="dxa" w:w="2340"/>
-            <w:shd w:fill="F1F5F9"/>
             <w:tcMar>
-              <w:top w:w="60" w:type="dxa"/>
-              <w:bottom w:w="60" w:type="dxa"/>
-              <w:left w:w="80" w:type="dxa"/>
-              <w:right w:w="80" w:type="dxa"/>
+              <w:top w:w="50" w:type="dxa"/>
+              <w:bottom w:w="50" w:type="dxa"/>
+              <w:left w:w="70" w:type="dxa"/>
+              <w:right w:w="70" w:type="dxa"/>
             </w:tcMar>
           </w:tcPr>
           <w:p>
@@ -5288,6 +5436,7 @@
               <w:rPr>
                 <w:rFonts w:ascii="Times New Roman" w:hAnsi="Times New Roman"/>
                 <w:b/>
+                <w:color w:val="000000"/>
                 <w:sz w:val="17"/>
               </w:rPr>
               <w:t>Softmax Weight</w:t>
@@ -5297,12 +5446,11 @@
         <w:tc>
           <w:tcPr>
             <w:tcW w:type="dxa" w:w="2340"/>
-            <w:shd w:fill="F1F5F9"/>
             <w:tcMar>
-              <w:top w:w="60" w:type="dxa"/>
-              <w:bottom w:w="60" w:type="dxa"/>
-              <w:left w:w="80" w:type="dxa"/>
-              <w:right w:w="80" w:type="dxa"/>
+              <w:top w:w="50" w:type="dxa"/>
+              <w:bottom w:w="50" w:type="dxa"/>
+              <w:left w:w="70" w:type="dxa"/>
+              <w:right w:w="70" w:type="dxa"/>
             </w:tcMar>
           </w:tcPr>
           <w:p>
@@ -5313,6 +5461,7 @@
               <w:rPr>
                 <w:rFonts w:ascii="Times New Roman" w:hAnsi="Times New Roman"/>
                 <w:b/>
+                <w:color w:val="000000"/>
                 <w:sz w:val="17"/>
               </w:rPr>
               <w:t>Percentage</w:t>
@@ -5322,12 +5471,11 @@
         <w:tc>
           <w:tcPr>
             <w:tcW w:type="dxa" w:w="2340"/>
-            <w:shd w:fill="F1F5F9"/>
             <w:tcMar>
-              <w:top w:w="60" w:type="dxa"/>
-              <w:bottom w:w="60" w:type="dxa"/>
-              <w:left w:w="80" w:type="dxa"/>
-              <w:right w:w="80" w:type="dxa"/>
+              <w:top w:w="50" w:type="dxa"/>
+              <w:bottom w:w="50" w:type="dxa"/>
+              <w:left w:w="70" w:type="dxa"/>
+              <w:right w:w="70" w:type="dxa"/>
             </w:tcMar>
           </w:tcPr>
           <w:p>
@@ -5338,6 +5486,7 @@
               <w:rPr>
                 <w:rFonts w:ascii="Times New Roman" w:hAnsi="Times New Roman"/>
                 <w:b/>
+                <w:color w:val="000000"/>
                 <w:sz w:val="17"/>
               </w:rPr>
               <w:t>Functional Acoustic Role</w:t>
@@ -5350,10 +5499,10 @@
           <w:tcPr>
             <w:tcW w:type="dxa" w:w="2340"/>
             <w:tcMar>
-              <w:top w:w="60" w:type="dxa"/>
-              <w:bottom w:w="60" w:type="dxa"/>
-              <w:left w:w="80" w:type="dxa"/>
-              <w:right w:w="80" w:type="dxa"/>
+              <w:top w:w="50" w:type="dxa"/>
+              <w:bottom w:w="50" w:type="dxa"/>
+              <w:left w:w="70" w:type="dxa"/>
+              <w:right w:w="70" w:type="dxa"/>
             </w:tcMar>
           </w:tcPr>
           <w:p>
@@ -5363,6 +5512,7 @@
             <w:r>
               <w:rPr>
                 <w:rFonts w:ascii="Times New Roman" w:hAnsi="Times New Roman"/>
+                <w:color w:val="000000"/>
                 <w:sz w:val="17"/>
               </w:rPr>
               <w:t>Layer 1</w:t>
@@ -5373,10 +5523,10 @@
           <w:tcPr>
             <w:tcW w:type="dxa" w:w="2340"/>
             <w:tcMar>
-              <w:top w:w="60" w:type="dxa"/>
-              <w:bottom w:w="60" w:type="dxa"/>
-              <w:left w:w="80" w:type="dxa"/>
-              <w:right w:w="80" w:type="dxa"/>
+              <w:top w:w="50" w:type="dxa"/>
+              <w:bottom w:w="50" w:type="dxa"/>
+              <w:left w:w="70" w:type="dxa"/>
+              <w:right w:w="70" w:type="dxa"/>
             </w:tcMar>
           </w:tcPr>
           <w:p>
@@ -5386,6 +5536,7 @@
             <w:r>
               <w:rPr>
                 <w:rFonts w:ascii="Times New Roman" w:hAnsi="Times New Roman"/>
+                <w:color w:val="000000"/>
                 <w:sz w:val="17"/>
               </w:rPr>
               <w:t>0.0707</w:t>
@@ -5396,10 +5547,10 @@
           <w:tcPr>
             <w:tcW w:type="dxa" w:w="2340"/>
             <w:tcMar>
-              <w:top w:w="60" w:type="dxa"/>
-              <w:bottom w:w="60" w:type="dxa"/>
-              <w:left w:w="80" w:type="dxa"/>
-              <w:right w:w="80" w:type="dxa"/>
+              <w:top w:w="50" w:type="dxa"/>
+              <w:bottom w:w="50" w:type="dxa"/>
+              <w:left w:w="70" w:type="dxa"/>
+              <w:right w:w="70" w:type="dxa"/>
             </w:tcMar>
           </w:tcPr>
           <w:p>
@@ -5409,6 +5560,7 @@
             <w:r>
               <w:rPr>
                 <w:rFonts w:ascii="Times New Roman" w:hAnsi="Times New Roman"/>
+                <w:color w:val="000000"/>
                 <w:sz w:val="17"/>
               </w:rPr>
               <w:t>7.07%</w:t>
@@ -5419,10 +5571,10 @@
           <w:tcPr>
             <w:tcW w:type="dxa" w:w="2340"/>
             <w:tcMar>
-              <w:top w:w="60" w:type="dxa"/>
-              <w:bottom w:w="60" w:type="dxa"/>
-              <w:left w:w="80" w:type="dxa"/>
-              <w:right w:w="80" w:type="dxa"/>
+              <w:top w:w="50" w:type="dxa"/>
+              <w:bottom w:w="50" w:type="dxa"/>
+              <w:left w:w="70" w:type="dxa"/>
+              <w:right w:w="70" w:type="dxa"/>
             </w:tcMar>
           </w:tcPr>
           <w:p>
@@ -5432,6 +5584,7 @@
             <w:r>
               <w:rPr>
                 <w:rFonts w:ascii="Times New Roman" w:hAnsi="Times New Roman"/>
+                <w:color w:val="000000"/>
                 <w:sz w:val="17"/>
               </w:rPr>
               <w:t>Waveform envelope &amp; low-level spectral energy</w:t>
@@ -5444,10 +5597,10 @@
           <w:tcPr>
             <w:tcW w:type="dxa" w:w="2340"/>
             <w:tcMar>
-              <w:top w:w="60" w:type="dxa"/>
-              <w:bottom w:w="60" w:type="dxa"/>
-              <w:left w:w="80" w:type="dxa"/>
-              <w:right w:w="80" w:type="dxa"/>
+              <w:top w:w="50" w:type="dxa"/>
+              <w:bottom w:w="50" w:type="dxa"/>
+              <w:left w:w="70" w:type="dxa"/>
+              <w:right w:w="70" w:type="dxa"/>
             </w:tcMar>
           </w:tcPr>
           <w:p>
@@ -5457,6 +5610,7 @@
             <w:r>
               <w:rPr>
                 <w:rFonts w:ascii="Times New Roman" w:hAnsi="Times New Roman"/>
+                <w:color w:val="000000"/>
                 <w:sz w:val="17"/>
               </w:rPr>
               <w:t>Layer 2</w:t>
@@ -5467,10 +5621,10 @@
           <w:tcPr>
             <w:tcW w:type="dxa" w:w="2340"/>
             <w:tcMar>
-              <w:top w:w="60" w:type="dxa"/>
-              <w:bottom w:w="60" w:type="dxa"/>
-              <w:left w:w="80" w:type="dxa"/>
-              <w:right w:w="80" w:type="dxa"/>
+              <w:top w:w="50" w:type="dxa"/>
+              <w:bottom w:w="50" w:type="dxa"/>
+              <w:left w:w="70" w:type="dxa"/>
+              <w:right w:w="70" w:type="dxa"/>
             </w:tcMar>
           </w:tcPr>
           <w:p>
@@ -5480,6 +5634,7 @@
             <w:r>
               <w:rPr>
                 <w:rFonts w:ascii="Times New Roman" w:hAnsi="Times New Roman"/>
+                <w:color w:val="000000"/>
                 <w:sz w:val="17"/>
               </w:rPr>
               <w:t>0.0710</w:t>
@@ -5490,10 +5645,10 @@
           <w:tcPr>
             <w:tcW w:type="dxa" w:w="2340"/>
             <w:tcMar>
-              <w:top w:w="60" w:type="dxa"/>
-              <w:bottom w:w="60" w:type="dxa"/>
-              <w:left w:w="80" w:type="dxa"/>
-              <w:right w:w="80" w:type="dxa"/>
+              <w:top w:w="50" w:type="dxa"/>
+              <w:bottom w:w="50" w:type="dxa"/>
+              <w:left w:w="70" w:type="dxa"/>
+              <w:right w:w="70" w:type="dxa"/>
             </w:tcMar>
           </w:tcPr>
           <w:p>
@@ -5503,6 +5658,7 @@
             <w:r>
               <w:rPr>
                 <w:rFonts w:ascii="Times New Roman" w:hAnsi="Times New Roman"/>
+                <w:color w:val="000000"/>
                 <w:sz w:val="17"/>
               </w:rPr>
               <w:t>7.10%</w:t>
@@ -5513,10 +5669,10 @@
           <w:tcPr>
             <w:tcW w:type="dxa" w:w="2340"/>
             <w:tcMar>
-              <w:top w:w="60" w:type="dxa"/>
-              <w:bottom w:w="60" w:type="dxa"/>
-              <w:left w:w="80" w:type="dxa"/>
-              <w:right w:w="80" w:type="dxa"/>
+              <w:top w:w="50" w:type="dxa"/>
+              <w:bottom w:w="50" w:type="dxa"/>
+              <w:left w:w="70" w:type="dxa"/>
+              <w:right w:w="70" w:type="dxa"/>
             </w:tcMar>
           </w:tcPr>
           <w:p>
@@ -5526,6 +5682,7 @@
             <w:r>
               <w:rPr>
                 <w:rFonts w:ascii="Times New Roman" w:hAnsi="Times New Roman"/>
+                <w:color w:val="000000"/>
                 <w:sz w:val="17"/>
               </w:rPr>
               <w:t>Formant structures and spectral slope</w:t>
@@ -5538,10 +5695,10 @@
           <w:tcPr>
             <w:tcW w:type="dxa" w:w="2340"/>
             <w:tcMar>
-              <w:top w:w="60" w:type="dxa"/>
-              <w:bottom w:w="60" w:type="dxa"/>
-              <w:left w:w="80" w:type="dxa"/>
-              <w:right w:w="80" w:type="dxa"/>
+              <w:top w:w="50" w:type="dxa"/>
+              <w:bottom w:w="50" w:type="dxa"/>
+              <w:left w:w="70" w:type="dxa"/>
+              <w:right w:w="70" w:type="dxa"/>
             </w:tcMar>
           </w:tcPr>
           <w:p>
@@ -5551,6 +5708,7 @@
             <w:r>
               <w:rPr>
                 <w:rFonts w:ascii="Times New Roman" w:hAnsi="Times New Roman"/>
+                <w:color w:val="000000"/>
                 <w:sz w:val="17"/>
               </w:rPr>
               <w:t>Layer 3</w:t>
@@ -5561,10 +5719,10 @@
           <w:tcPr>
             <w:tcW w:type="dxa" w:w="2340"/>
             <w:tcMar>
-              <w:top w:w="60" w:type="dxa"/>
-              <w:bottom w:w="60" w:type="dxa"/>
-              <w:left w:w="80" w:type="dxa"/>
-              <w:right w:w="80" w:type="dxa"/>
+              <w:top w:w="50" w:type="dxa"/>
+              <w:bottom w:w="50" w:type="dxa"/>
+              <w:left w:w="70" w:type="dxa"/>
+              <w:right w:w="70" w:type="dxa"/>
             </w:tcMar>
           </w:tcPr>
           <w:p>
@@ -5574,6 +5732,7 @@
             <w:r>
               <w:rPr>
                 <w:rFonts w:ascii="Times New Roman" w:hAnsi="Times New Roman"/>
+                <w:color w:val="000000"/>
                 <w:sz w:val="17"/>
               </w:rPr>
               <w:t>0.0711</w:t>
@@ -5584,10 +5743,10 @@
           <w:tcPr>
             <w:tcW w:type="dxa" w:w="2340"/>
             <w:tcMar>
-              <w:top w:w="60" w:type="dxa"/>
-              <w:bottom w:w="60" w:type="dxa"/>
-              <w:left w:w="80" w:type="dxa"/>
-              <w:right w:w="80" w:type="dxa"/>
+              <w:top w:w="50" w:type="dxa"/>
+              <w:bottom w:w="50" w:type="dxa"/>
+              <w:left w:w="70" w:type="dxa"/>
+              <w:right w:w="70" w:type="dxa"/>
             </w:tcMar>
           </w:tcPr>
           <w:p>
@@ -5597,6 +5756,7 @@
             <w:r>
               <w:rPr>
                 <w:rFonts w:ascii="Times New Roman" w:hAnsi="Times New Roman"/>
+                <w:color w:val="000000"/>
                 <w:sz w:val="17"/>
               </w:rPr>
               <w:t>7.11%</w:t>
@@ -5607,10 +5767,10 @@
           <w:tcPr>
             <w:tcW w:type="dxa" w:w="2340"/>
             <w:tcMar>
-              <w:top w:w="60" w:type="dxa"/>
-              <w:bottom w:w="60" w:type="dxa"/>
-              <w:left w:w="80" w:type="dxa"/>
-              <w:right w:w="80" w:type="dxa"/>
+              <w:top w:w="50" w:type="dxa"/>
+              <w:bottom w:w="50" w:type="dxa"/>
+              <w:left w:w="70" w:type="dxa"/>
+              <w:right w:w="70" w:type="dxa"/>
             </w:tcMar>
           </w:tcPr>
           <w:p>
@@ -5620,6 +5780,7 @@
             <w:r>
               <w:rPr>
                 <w:rFonts w:ascii="Times New Roman" w:hAnsi="Times New Roman"/>
+                <w:color w:val="000000"/>
                 <w:sz w:val="17"/>
               </w:rPr>
               <w:t>Pitch frequency baseline estimation</w:t>
@@ -5632,10 +5793,10 @@
           <w:tcPr>
             <w:tcW w:type="dxa" w:w="2340"/>
             <w:tcMar>
-              <w:top w:w="60" w:type="dxa"/>
-              <w:bottom w:w="60" w:type="dxa"/>
-              <w:left w:w="80" w:type="dxa"/>
-              <w:right w:w="80" w:type="dxa"/>
+              <w:top w:w="50" w:type="dxa"/>
+              <w:bottom w:w="50" w:type="dxa"/>
+              <w:left w:w="70" w:type="dxa"/>
+              <w:right w:w="70" w:type="dxa"/>
             </w:tcMar>
           </w:tcPr>
           <w:p>
@@ -5645,6 +5806,7 @@
             <w:r>
               <w:rPr>
                 <w:rFonts w:ascii="Times New Roman" w:hAnsi="Times New Roman"/>
+                <w:color w:val="000000"/>
                 <w:sz w:val="17"/>
               </w:rPr>
               <w:t>Layer 4</w:t>
@@ -5655,10 +5817,10 @@
           <w:tcPr>
             <w:tcW w:type="dxa" w:w="2340"/>
             <w:tcMar>
-              <w:top w:w="60" w:type="dxa"/>
-              <w:bottom w:w="60" w:type="dxa"/>
-              <w:left w:w="80" w:type="dxa"/>
-              <w:right w:w="80" w:type="dxa"/>
+              <w:top w:w="50" w:type="dxa"/>
+              <w:bottom w:w="50" w:type="dxa"/>
+              <w:left w:w="70" w:type="dxa"/>
+              <w:right w:w="70" w:type="dxa"/>
             </w:tcMar>
           </w:tcPr>
           <w:p>
@@ -5668,6 +5830,7 @@
             <w:r>
               <w:rPr>
                 <w:rFonts w:ascii="Times New Roman" w:hAnsi="Times New Roman"/>
+                <w:color w:val="000000"/>
                 <w:sz w:val="17"/>
               </w:rPr>
               <w:t>0.0712</w:t>
@@ -5678,10 +5841,10 @@
           <w:tcPr>
             <w:tcW w:type="dxa" w:w="2340"/>
             <w:tcMar>
-              <w:top w:w="60" w:type="dxa"/>
-              <w:bottom w:w="60" w:type="dxa"/>
-              <w:left w:w="80" w:type="dxa"/>
-              <w:right w:w="80" w:type="dxa"/>
+              <w:top w:w="50" w:type="dxa"/>
+              <w:bottom w:w="50" w:type="dxa"/>
+              <w:left w:w="70" w:type="dxa"/>
+              <w:right w:w="70" w:type="dxa"/>
             </w:tcMar>
           </w:tcPr>
           <w:p>
@@ -5691,6 +5854,7 @@
             <w:r>
               <w:rPr>
                 <w:rFonts w:ascii="Times New Roman" w:hAnsi="Times New Roman"/>
+                <w:color w:val="000000"/>
                 <w:sz w:val="17"/>
               </w:rPr>
               <w:t>7.12%</w:t>
@@ -5701,10 +5865,10 @@
           <w:tcPr>
             <w:tcW w:type="dxa" w:w="2340"/>
             <w:tcMar>
-              <w:top w:w="60" w:type="dxa"/>
-              <w:bottom w:w="60" w:type="dxa"/>
-              <w:left w:w="80" w:type="dxa"/>
-              <w:right w:w="80" w:type="dxa"/>
+              <w:top w:w="50" w:type="dxa"/>
+              <w:bottom w:w="50" w:type="dxa"/>
+              <w:left w:w="70" w:type="dxa"/>
+              <w:right w:w="70" w:type="dxa"/>
             </w:tcMar>
           </w:tcPr>
           <w:p>
@@ -5714,6 +5878,7 @@
             <w:r>
               <w:rPr>
                 <w:rFonts w:ascii="Times New Roman" w:hAnsi="Times New Roman"/>
+                <w:color w:val="000000"/>
                 <w:sz w:val="17"/>
               </w:rPr>
               <w:t>Spectral flux and voice onset timing</w:t>
@@ -5726,10 +5891,10 @@
           <w:tcPr>
             <w:tcW w:type="dxa" w:w="2340"/>
             <w:tcMar>
-              <w:top w:w="60" w:type="dxa"/>
-              <w:bottom w:w="60" w:type="dxa"/>
-              <w:left w:w="80" w:type="dxa"/>
-              <w:right w:w="80" w:type="dxa"/>
+              <w:top w:w="50" w:type="dxa"/>
+              <w:bottom w:w="50" w:type="dxa"/>
+              <w:left w:w="70" w:type="dxa"/>
+              <w:right w:w="70" w:type="dxa"/>
             </w:tcMar>
           </w:tcPr>
           <w:p>
@@ -5739,6 +5904,7 @@
             <w:r>
               <w:rPr>
                 <w:rFonts w:ascii="Times New Roman" w:hAnsi="Times New Roman"/>
+                <w:color w:val="000000"/>
                 <w:sz w:val="17"/>
               </w:rPr>
               <w:t>Layer 5</w:t>
@@ -5749,10 +5915,10 @@
           <w:tcPr>
             <w:tcW w:type="dxa" w:w="2340"/>
             <w:tcMar>
-              <w:top w:w="60" w:type="dxa"/>
-              <w:bottom w:w="60" w:type="dxa"/>
-              <w:left w:w="80" w:type="dxa"/>
-              <w:right w:w="80" w:type="dxa"/>
+              <w:top w:w="50" w:type="dxa"/>
+              <w:bottom w:w="50" w:type="dxa"/>
+              <w:left w:w="70" w:type="dxa"/>
+              <w:right w:w="70" w:type="dxa"/>
             </w:tcMar>
           </w:tcPr>
           <w:p>
@@ -5762,6 +5928,7 @@
             <w:r>
               <w:rPr>
                 <w:rFonts w:ascii="Times New Roman" w:hAnsi="Times New Roman"/>
+                <w:color w:val="000000"/>
                 <w:sz w:val="17"/>
               </w:rPr>
               <w:t>0.0713</w:t>
@@ -5772,10 +5939,10 @@
           <w:tcPr>
             <w:tcW w:type="dxa" w:w="2340"/>
             <w:tcMar>
-              <w:top w:w="60" w:type="dxa"/>
-              <w:bottom w:w="60" w:type="dxa"/>
-              <w:left w:w="80" w:type="dxa"/>
-              <w:right w:w="80" w:type="dxa"/>
+              <w:top w:w="50" w:type="dxa"/>
+              <w:bottom w:w="50" w:type="dxa"/>
+              <w:left w:w="70" w:type="dxa"/>
+              <w:right w:w="70" w:type="dxa"/>
             </w:tcMar>
           </w:tcPr>
           <w:p>
@@ -5785,6 +5952,7 @@
             <w:r>
               <w:rPr>
                 <w:rFonts w:ascii="Times New Roman" w:hAnsi="Times New Roman"/>
+                <w:color w:val="000000"/>
                 <w:sz w:val="17"/>
               </w:rPr>
               <w:t>7.13%</w:t>
@@ -5795,10 +5963,10 @@
           <w:tcPr>
             <w:tcW w:type="dxa" w:w="2340"/>
             <w:tcMar>
-              <w:top w:w="60" w:type="dxa"/>
-              <w:bottom w:w="60" w:type="dxa"/>
-              <w:left w:w="80" w:type="dxa"/>
-              <w:right w:w="80" w:type="dxa"/>
+              <w:top w:w="50" w:type="dxa"/>
+              <w:bottom w:w="50" w:type="dxa"/>
+              <w:left w:w="70" w:type="dxa"/>
+              <w:right w:w="70" w:type="dxa"/>
             </w:tcMar>
           </w:tcPr>
           <w:p>
@@ -5808,6 +5976,7 @@
             <w:r>
               <w:rPr>
                 <w:rFonts w:ascii="Times New Roman" w:hAnsi="Times New Roman"/>
+                <w:color w:val="000000"/>
                 <w:sz w:val="17"/>
               </w:rPr>
               <w:t>Phonetic-prosodic transition boundary</w:t>
@@ -5820,10 +5989,10 @@
           <w:tcPr>
             <w:tcW w:type="dxa" w:w="2340"/>
             <w:tcMar>
-              <w:top w:w="60" w:type="dxa"/>
-              <w:bottom w:w="60" w:type="dxa"/>
-              <w:left w:w="80" w:type="dxa"/>
-              <w:right w:w="80" w:type="dxa"/>
+              <w:top w:w="50" w:type="dxa"/>
+              <w:bottom w:w="50" w:type="dxa"/>
+              <w:left w:w="70" w:type="dxa"/>
+              <w:right w:w="70" w:type="dxa"/>
             </w:tcMar>
           </w:tcPr>
           <w:p>
@@ -5833,6 +6002,7 @@
             <w:r>
               <w:rPr>
                 <w:rFonts w:ascii="Times New Roman" w:hAnsi="Times New Roman"/>
+                <w:color w:val="000000"/>
                 <w:sz w:val="17"/>
               </w:rPr>
               <w:t>Layer 6</w:t>
@@ -5843,10 +6013,10 @@
           <w:tcPr>
             <w:tcW w:type="dxa" w:w="2340"/>
             <w:tcMar>
-              <w:top w:w="60" w:type="dxa"/>
-              <w:bottom w:w="60" w:type="dxa"/>
-              <w:left w:w="80" w:type="dxa"/>
-              <w:right w:w="80" w:type="dxa"/>
+              <w:top w:w="50" w:type="dxa"/>
+              <w:bottom w:w="50" w:type="dxa"/>
+              <w:left w:w="70" w:type="dxa"/>
+              <w:right w:w="70" w:type="dxa"/>
             </w:tcMar>
           </w:tcPr>
           <w:p>
@@ -5856,6 +6026,7 @@
             <w:r>
               <w:rPr>
                 <w:rFonts w:ascii="Times New Roman" w:hAnsi="Times New Roman"/>
+                <w:color w:val="000000"/>
                 <w:sz w:val="17"/>
               </w:rPr>
               <w:t>0.0717</w:t>
@@ -5866,10 +6037,10 @@
           <w:tcPr>
             <w:tcW w:type="dxa" w:w="2340"/>
             <w:tcMar>
-              <w:top w:w="60" w:type="dxa"/>
-              <w:bottom w:w="60" w:type="dxa"/>
-              <w:left w:w="80" w:type="dxa"/>
-              <w:right w:w="80" w:type="dxa"/>
+              <w:top w:w="50" w:type="dxa"/>
+              <w:bottom w:w="50" w:type="dxa"/>
+              <w:left w:w="70" w:type="dxa"/>
+              <w:right w:w="70" w:type="dxa"/>
             </w:tcMar>
           </w:tcPr>
           <w:p>
@@ -5879,6 +6050,7 @@
             <w:r>
               <w:rPr>
                 <w:rFonts w:ascii="Times New Roman" w:hAnsi="Times New Roman"/>
+                <w:color w:val="000000"/>
                 <w:sz w:val="17"/>
               </w:rPr>
               <w:t>7.17%</w:t>
@@ -5889,10 +6061,10 @@
           <w:tcPr>
             <w:tcW w:type="dxa" w:w="2340"/>
             <w:tcMar>
-              <w:top w:w="60" w:type="dxa"/>
-              <w:bottom w:w="60" w:type="dxa"/>
-              <w:left w:w="80" w:type="dxa"/>
-              <w:right w:w="80" w:type="dxa"/>
+              <w:top w:w="50" w:type="dxa"/>
+              <w:bottom w:w="50" w:type="dxa"/>
+              <w:left w:w="70" w:type="dxa"/>
+              <w:right w:w="70" w:type="dxa"/>
             </w:tcMar>
           </w:tcPr>
           <w:p>
@@ -5902,6 +6074,7 @@
             <w:r>
               <w:rPr>
                 <w:rFonts w:ascii="Times New Roman" w:hAnsi="Times New Roman"/>
+                <w:color w:val="000000"/>
                 <w:sz w:val="17"/>
               </w:rPr>
               <w:t>Intermediate harmonic structure encoding</w:t>
@@ -5914,10 +6087,10 @@
           <w:tcPr>
             <w:tcW w:type="dxa" w:w="2340"/>
             <w:tcMar>
-              <w:top w:w="60" w:type="dxa"/>
-              <w:bottom w:w="60" w:type="dxa"/>
-              <w:left w:w="80" w:type="dxa"/>
-              <w:right w:w="80" w:type="dxa"/>
+              <w:top w:w="50" w:type="dxa"/>
+              <w:bottom w:w="50" w:type="dxa"/>
+              <w:left w:w="70" w:type="dxa"/>
+              <w:right w:w="70" w:type="dxa"/>
             </w:tcMar>
           </w:tcPr>
           <w:p>
@@ -5927,6 +6100,7 @@
             <w:r>
               <w:rPr>
                 <w:rFonts w:ascii="Times New Roman" w:hAnsi="Times New Roman"/>
+                <w:color w:val="000000"/>
                 <w:sz w:val="17"/>
               </w:rPr>
               <w:t>Layer 7</w:t>
@@ -5937,10 +6111,10 @@
           <w:tcPr>
             <w:tcW w:type="dxa" w:w="2340"/>
             <w:tcMar>
-              <w:top w:w="60" w:type="dxa"/>
-              <w:bottom w:w="60" w:type="dxa"/>
-              <w:left w:w="80" w:type="dxa"/>
-              <w:right w:w="80" w:type="dxa"/>
+              <w:top w:w="50" w:type="dxa"/>
+              <w:bottom w:w="50" w:type="dxa"/>
+              <w:left w:w="70" w:type="dxa"/>
+              <w:right w:w="70" w:type="dxa"/>
             </w:tcMar>
           </w:tcPr>
           <w:p>
@@ -5950,6 +6124,7 @@
             <w:r>
               <w:rPr>
                 <w:rFonts w:ascii="Times New Roman" w:hAnsi="Times New Roman"/>
+                <w:color w:val="000000"/>
                 <w:sz w:val="17"/>
               </w:rPr>
               <w:t>0.0725</w:t>
@@ -5960,10 +6135,10 @@
           <w:tcPr>
             <w:tcW w:type="dxa" w:w="2340"/>
             <w:tcMar>
-              <w:top w:w="60" w:type="dxa"/>
-              <w:bottom w:w="60" w:type="dxa"/>
-              <w:left w:w="80" w:type="dxa"/>
-              <w:right w:w="80" w:type="dxa"/>
+              <w:top w:w="50" w:type="dxa"/>
+              <w:bottom w:w="50" w:type="dxa"/>
+              <w:left w:w="70" w:type="dxa"/>
+              <w:right w:w="70" w:type="dxa"/>
             </w:tcMar>
           </w:tcPr>
           <w:p>
@@ -5973,6 +6148,7 @@
             <w:r>
               <w:rPr>
                 <w:rFonts w:ascii="Times New Roman" w:hAnsi="Times New Roman"/>
+                <w:color w:val="000000"/>
                 <w:sz w:val="17"/>
               </w:rPr>
               <w:t>7.25%</w:t>
@@ -5983,10 +6159,10 @@
           <w:tcPr>
             <w:tcW w:type="dxa" w:w="2340"/>
             <w:tcMar>
-              <w:top w:w="60" w:type="dxa"/>
-              <w:bottom w:w="60" w:type="dxa"/>
-              <w:left w:w="80" w:type="dxa"/>
-              <w:right w:w="80" w:type="dxa"/>
+              <w:top w:w="50" w:type="dxa"/>
+              <w:bottom w:w="50" w:type="dxa"/>
+              <w:left w:w="70" w:type="dxa"/>
+              <w:right w:w="70" w:type="dxa"/>
             </w:tcMar>
           </w:tcPr>
           <w:p>
@@ -5996,6 +6172,7 @@
             <w:r>
               <w:rPr>
                 <w:rFonts w:ascii="Times New Roman" w:hAnsi="Times New Roman"/>
+                <w:color w:val="000000"/>
                 <w:sz w:val="17"/>
               </w:rPr>
               <w:t>Broad phonetic category separation</w:t>
@@ -6008,10 +6185,10 @@
           <w:tcPr>
             <w:tcW w:type="dxa" w:w="2340"/>
             <w:tcMar>
-              <w:top w:w="60" w:type="dxa"/>
-              <w:bottom w:w="60" w:type="dxa"/>
-              <w:left w:w="80" w:type="dxa"/>
-              <w:right w:w="80" w:type="dxa"/>
+              <w:top w:w="50" w:type="dxa"/>
+              <w:bottom w:w="50" w:type="dxa"/>
+              <w:left w:w="70" w:type="dxa"/>
+              <w:right w:w="70" w:type="dxa"/>
             </w:tcMar>
           </w:tcPr>
           <w:p>
@@ -6021,6 +6198,7 @@
             <w:r>
               <w:rPr>
                 <w:rFonts w:ascii="Times New Roman" w:hAnsi="Times New Roman"/>
+                <w:color w:val="000000"/>
                 <w:sz w:val="17"/>
               </w:rPr>
               <w:t>Layer 8</w:t>
@@ -6031,10 +6209,10 @@
           <w:tcPr>
             <w:tcW w:type="dxa" w:w="2340"/>
             <w:tcMar>
-              <w:top w:w="60" w:type="dxa"/>
-              <w:bottom w:w="60" w:type="dxa"/>
-              <w:left w:w="80" w:type="dxa"/>
-              <w:right w:w="80" w:type="dxa"/>
+              <w:top w:w="50" w:type="dxa"/>
+              <w:bottom w:w="50" w:type="dxa"/>
+              <w:left w:w="70" w:type="dxa"/>
+              <w:right w:w="70" w:type="dxa"/>
             </w:tcMar>
           </w:tcPr>
           <w:p>
@@ -6044,6 +6222,7 @@
             <w:r>
               <w:rPr>
                 <w:rFonts w:ascii="Times New Roman" w:hAnsi="Times New Roman"/>
+                <w:color w:val="000000"/>
                 <w:sz w:val="17"/>
               </w:rPr>
               <w:t>0.0757</w:t>
@@ -6054,10 +6233,10 @@
           <w:tcPr>
             <w:tcW w:type="dxa" w:w="2340"/>
             <w:tcMar>
-              <w:top w:w="60" w:type="dxa"/>
-              <w:bottom w:w="60" w:type="dxa"/>
-              <w:left w:w="80" w:type="dxa"/>
-              <w:right w:w="80" w:type="dxa"/>
+              <w:top w:w="50" w:type="dxa"/>
+              <w:bottom w:w="50" w:type="dxa"/>
+              <w:left w:w="70" w:type="dxa"/>
+              <w:right w:w="70" w:type="dxa"/>
             </w:tcMar>
           </w:tcPr>
           <w:p>
@@ -6067,6 +6246,7 @@
             <w:r>
               <w:rPr>
                 <w:rFonts w:ascii="Times New Roman" w:hAnsi="Times New Roman"/>
+                <w:color w:val="000000"/>
                 <w:sz w:val="17"/>
               </w:rPr>
               <w:t>7.57%</w:t>
@@ -6077,10 +6257,10 @@
           <w:tcPr>
             <w:tcW w:type="dxa" w:w="2340"/>
             <w:tcMar>
-              <w:top w:w="60" w:type="dxa"/>
-              <w:bottom w:w="60" w:type="dxa"/>
-              <w:left w:w="80" w:type="dxa"/>
-              <w:right w:w="80" w:type="dxa"/>
+              <w:top w:w="50" w:type="dxa"/>
+              <w:bottom w:w="50" w:type="dxa"/>
+              <w:left w:w="70" w:type="dxa"/>
+              <w:right w:w="70" w:type="dxa"/>
             </w:tcMar>
           </w:tcPr>
           <w:p>
@@ -6090,6 +6270,7 @@
             <w:r>
               <w:rPr>
                 <w:rFonts w:ascii="Times New Roman" w:hAnsi="Times New Roman"/>
+                <w:color w:val="000000"/>
                 <w:sz w:val="17"/>
               </w:rPr>
               <w:t>Prosodic phrasing &amp; cadence abstraction</w:t>
@@ -6101,12 +6282,11 @@
         <w:tc>
           <w:tcPr>
             <w:tcW w:type="dxa" w:w="2340"/>
-            <w:shd w:fill="FEF3C7"/>
             <w:tcMar>
-              <w:top w:w="60" w:type="dxa"/>
-              <w:bottom w:w="60" w:type="dxa"/>
-              <w:left w:w="80" w:type="dxa"/>
-              <w:right w:w="80" w:type="dxa"/>
+              <w:top w:w="50" w:type="dxa"/>
+              <w:bottom w:w="50" w:type="dxa"/>
+              <w:left w:w="70" w:type="dxa"/>
+              <w:right w:w="70" w:type="dxa"/>
             </w:tcMar>
           </w:tcPr>
           <w:p>
@@ -6117,6 +6297,7 @@
               <w:rPr>
                 <w:rFonts w:ascii="Times New Roman" w:hAnsi="Times New Roman"/>
                 <w:b/>
+                <w:color w:val="000000"/>
                 <w:sz w:val="17"/>
               </w:rPr>
               <w:t>Layer 9</w:t>
@@ -6126,12 +6307,11 @@
         <w:tc>
           <w:tcPr>
             <w:tcW w:type="dxa" w:w="2340"/>
-            <w:shd w:fill="FEF3C7"/>
             <w:tcMar>
-              <w:top w:w="60" w:type="dxa"/>
-              <w:bottom w:w="60" w:type="dxa"/>
-              <w:left w:w="80" w:type="dxa"/>
-              <w:right w:w="80" w:type="dxa"/>
+              <w:top w:w="50" w:type="dxa"/>
+              <w:bottom w:w="50" w:type="dxa"/>
+              <w:left w:w="70" w:type="dxa"/>
+              <w:right w:w="70" w:type="dxa"/>
             </w:tcMar>
           </w:tcPr>
           <w:p>
@@ -6142,6 +6322,7 @@
               <w:rPr>
                 <w:rFonts w:ascii="Times New Roman" w:hAnsi="Times New Roman"/>
                 <w:b/>
+                <w:color w:val="000000"/>
                 <w:sz w:val="17"/>
               </w:rPr>
               <w:t>0.1002</w:t>
@@ -6151,12 +6332,11 @@
         <w:tc>
           <w:tcPr>
             <w:tcW w:type="dxa" w:w="2340"/>
-            <w:shd w:fill="FEF3C7"/>
             <w:tcMar>
-              <w:top w:w="60" w:type="dxa"/>
-              <w:bottom w:w="60" w:type="dxa"/>
-              <w:left w:w="80" w:type="dxa"/>
-              <w:right w:w="80" w:type="dxa"/>
+              <w:top w:w="50" w:type="dxa"/>
+              <w:bottom w:w="50" w:type="dxa"/>
+              <w:left w:w="70" w:type="dxa"/>
+              <w:right w:w="70" w:type="dxa"/>
             </w:tcMar>
           </w:tcPr>
           <w:p>
@@ -6167,6 +6347,7 @@
               <w:rPr>
                 <w:rFonts w:ascii="Times New Roman" w:hAnsi="Times New Roman"/>
                 <w:b/>
+                <w:color w:val="000000"/>
                 <w:sz w:val="17"/>
               </w:rPr>
               <w:t>10.02%</w:t>
@@ -6176,12 +6357,11 @@
         <w:tc>
           <w:tcPr>
             <w:tcW w:type="dxa" w:w="2340"/>
-            <w:shd w:fill="FEF3C7"/>
             <w:tcMar>
-              <w:top w:w="60" w:type="dxa"/>
-              <w:bottom w:w="60" w:type="dxa"/>
-              <w:left w:w="80" w:type="dxa"/>
-              <w:right w:w="80" w:type="dxa"/>
+              <w:top w:w="50" w:type="dxa"/>
+              <w:bottom w:w="50" w:type="dxa"/>
+              <w:left w:w="70" w:type="dxa"/>
+              <w:right w:w="70" w:type="dxa"/>
             </w:tcMar>
           </w:tcPr>
           <w:p>
@@ -6192,6 +6372,7 @@
               <w:rPr>
                 <w:rFonts w:ascii="Times New Roman" w:hAnsi="Times New Roman"/>
                 <w:b/>
+                <w:color w:val="000000"/>
                 <w:sz w:val="17"/>
               </w:rPr>
               <w:t>Emotional inflection &amp; macro-prosody onset</w:t>
@@ -6203,12 +6384,11 @@
         <w:tc>
           <w:tcPr>
             <w:tcW w:type="dxa" w:w="2340"/>
-            <w:shd w:fill="FEF3C7"/>
             <w:tcMar>
-              <w:top w:w="60" w:type="dxa"/>
-              <w:bottom w:w="60" w:type="dxa"/>
-              <w:left w:w="80" w:type="dxa"/>
-              <w:right w:w="80" w:type="dxa"/>
+              <w:top w:w="50" w:type="dxa"/>
+              <w:bottom w:w="50" w:type="dxa"/>
+              <w:left w:w="70" w:type="dxa"/>
+              <w:right w:w="70" w:type="dxa"/>
             </w:tcMar>
           </w:tcPr>
           <w:p>
@@ -6219,6 +6399,7 @@
               <w:rPr>
                 <w:rFonts w:ascii="Times New Roman" w:hAnsi="Times New Roman"/>
                 <w:b/>
+                <w:color w:val="000000"/>
                 <w:sz w:val="17"/>
               </w:rPr>
               <w:t>Layer 10</w:t>
@@ -6228,12 +6409,11 @@
         <w:tc>
           <w:tcPr>
             <w:tcW w:type="dxa" w:w="2340"/>
-            <w:shd w:fill="FEF3C7"/>
             <w:tcMar>
-              <w:top w:w="60" w:type="dxa"/>
-              <w:bottom w:w="60" w:type="dxa"/>
-              <w:left w:w="80" w:type="dxa"/>
-              <w:right w:w="80" w:type="dxa"/>
+              <w:top w:w="50" w:type="dxa"/>
+              <w:bottom w:w="50" w:type="dxa"/>
+              <w:left w:w="70" w:type="dxa"/>
+              <w:right w:w="70" w:type="dxa"/>
             </w:tcMar>
           </w:tcPr>
           <w:p>
@@ -6244,6 +6424,7 @@
               <w:rPr>
                 <w:rFonts w:ascii="Times New Roman" w:hAnsi="Times New Roman"/>
                 <w:b/>
+                <w:color w:val="000000"/>
                 <w:sz w:val="17"/>
               </w:rPr>
               <w:t>0.1107</w:t>
@@ -6253,12 +6434,11 @@
         <w:tc>
           <w:tcPr>
             <w:tcW w:type="dxa" w:w="2340"/>
-            <w:shd w:fill="FEF3C7"/>
             <w:tcMar>
-              <w:top w:w="60" w:type="dxa"/>
-              <w:bottom w:w="60" w:type="dxa"/>
-              <w:left w:w="80" w:type="dxa"/>
-              <w:right w:w="80" w:type="dxa"/>
+              <w:top w:w="50" w:type="dxa"/>
+              <w:bottom w:w="50" w:type="dxa"/>
+              <w:left w:w="70" w:type="dxa"/>
+              <w:right w:w="70" w:type="dxa"/>
             </w:tcMar>
           </w:tcPr>
           <w:p>
@@ -6269,6 +6449,7 @@
               <w:rPr>
                 <w:rFonts w:ascii="Times New Roman" w:hAnsi="Times New Roman"/>
                 <w:b/>
+                <w:color w:val="000000"/>
                 <w:sz w:val="17"/>
               </w:rPr>
               <w:t>11.07%</w:t>
@@ -6278,12 +6459,11 @@
         <w:tc>
           <w:tcPr>
             <w:tcW w:type="dxa" w:w="2340"/>
-            <w:shd w:fill="FEF3C7"/>
             <w:tcMar>
-              <w:top w:w="60" w:type="dxa"/>
-              <w:bottom w:w="60" w:type="dxa"/>
-              <w:left w:w="80" w:type="dxa"/>
-              <w:right w:w="80" w:type="dxa"/>
+              <w:top w:w="50" w:type="dxa"/>
+              <w:bottom w:w="50" w:type="dxa"/>
+              <w:left w:w="70" w:type="dxa"/>
+              <w:right w:w="70" w:type="dxa"/>
             </w:tcMar>
           </w:tcPr>
           <w:p>
@@ -6294,6 +6474,7 @@
               <w:rPr>
                 <w:rFonts w:ascii="Times New Roman" w:hAnsi="Times New Roman"/>
                 <w:b/>
+                <w:color w:val="000000"/>
                 <w:sz w:val="17"/>
               </w:rPr>
               <w:t>Peak affective salience &amp; intonation contours</w:t>
@@ -6305,12 +6486,11 @@
         <w:tc>
           <w:tcPr>
             <w:tcW w:type="dxa" w:w="2340"/>
-            <w:shd w:fill="FEF3C7"/>
             <w:tcMar>
-              <w:top w:w="60" w:type="dxa"/>
-              <w:bottom w:w="60" w:type="dxa"/>
-              <w:left w:w="80" w:type="dxa"/>
-              <w:right w:w="80" w:type="dxa"/>
+              <w:top w:w="50" w:type="dxa"/>
+              <w:bottom w:w="50" w:type="dxa"/>
+              <w:left w:w="70" w:type="dxa"/>
+              <w:right w:w="70" w:type="dxa"/>
             </w:tcMar>
           </w:tcPr>
           <w:p>
@@ -6321,6 +6501,7 @@
               <w:rPr>
                 <w:rFonts w:ascii="Times New Roman" w:hAnsi="Times New Roman"/>
                 <w:b/>
+                <w:color w:val="000000"/>
                 <w:sz w:val="17"/>
               </w:rPr>
               <w:t>Layer 11</w:t>
@@ -6330,12 +6511,11 @@
         <w:tc>
           <w:tcPr>
             <w:tcW w:type="dxa" w:w="2340"/>
-            <w:shd w:fill="FEF3C7"/>
             <w:tcMar>
-              <w:top w:w="60" w:type="dxa"/>
-              <w:bottom w:w="60" w:type="dxa"/>
-              <w:left w:w="80" w:type="dxa"/>
-              <w:right w:w="80" w:type="dxa"/>
+              <w:top w:w="50" w:type="dxa"/>
+              <w:bottom w:w="50" w:type="dxa"/>
+              <w:left w:w="70" w:type="dxa"/>
+              <w:right w:w="70" w:type="dxa"/>
             </w:tcMar>
           </w:tcPr>
           <w:p>
@@ -6346,6 +6526,7 @@
               <w:rPr>
                 <w:rFonts w:ascii="Times New Roman" w:hAnsi="Times New Roman"/>
                 <w:b/>
+                <w:color w:val="000000"/>
                 <w:sz w:val="17"/>
               </w:rPr>
               <w:t>0.1086</w:t>
@@ -6355,12 +6536,11 @@
         <w:tc>
           <w:tcPr>
             <w:tcW w:type="dxa" w:w="2340"/>
-            <w:shd w:fill="FEF3C7"/>
             <w:tcMar>
-              <w:top w:w="60" w:type="dxa"/>
-              <w:bottom w:w="60" w:type="dxa"/>
-              <w:left w:w="80" w:type="dxa"/>
-              <w:right w:w="80" w:type="dxa"/>
+              <w:top w:w="50" w:type="dxa"/>
+              <w:bottom w:w="50" w:type="dxa"/>
+              <w:left w:w="70" w:type="dxa"/>
+              <w:right w:w="70" w:type="dxa"/>
             </w:tcMar>
           </w:tcPr>
           <w:p>
@@ -6371,6 +6551,7 @@
               <w:rPr>
                 <w:rFonts w:ascii="Times New Roman" w:hAnsi="Times New Roman"/>
                 <w:b/>
+                <w:color w:val="000000"/>
                 <w:sz w:val="17"/>
               </w:rPr>
               <w:t>10.86%</w:t>
@@ -6380,12 +6561,11 @@
         <w:tc>
           <w:tcPr>
             <w:tcW w:type="dxa" w:w="2340"/>
-            <w:shd w:fill="FEF3C7"/>
             <w:tcMar>
-              <w:top w:w="60" w:type="dxa"/>
-              <w:bottom w:w="60" w:type="dxa"/>
-              <w:left w:w="80" w:type="dxa"/>
-              <w:right w:w="80" w:type="dxa"/>
+              <w:top w:w="50" w:type="dxa"/>
+              <w:bottom w:w="50" w:type="dxa"/>
+              <w:left w:w="70" w:type="dxa"/>
+              <w:right w:w="70" w:type="dxa"/>
             </w:tcMar>
           </w:tcPr>
           <w:p>
@@ -6396,6 +6576,7 @@
               <w:rPr>
                 <w:rFonts w:ascii="Times New Roman" w:hAnsi="Times New Roman"/>
                 <w:b/>
+                <w:color w:val="000000"/>
                 <w:sz w:val="17"/>
               </w:rPr>
               <w:t>Global utterance affect &amp; speaker dynamics</w:t>
@@ -6408,10 +6589,10 @@
           <w:tcPr>
             <w:tcW w:type="dxa" w:w="2340"/>
             <w:tcMar>
-              <w:top w:w="60" w:type="dxa"/>
-              <w:bottom w:w="60" w:type="dxa"/>
-              <w:left w:w="80" w:type="dxa"/>
-              <w:right w:w="80" w:type="dxa"/>
+              <w:top w:w="50" w:type="dxa"/>
+              <w:bottom w:w="50" w:type="dxa"/>
+              <w:left w:w="70" w:type="dxa"/>
+              <w:right w:w="70" w:type="dxa"/>
             </w:tcMar>
           </w:tcPr>
           <w:p>
@@ -6421,6 +6602,7 @@
             <w:r>
               <w:rPr>
                 <w:rFonts w:ascii="Times New Roman" w:hAnsi="Times New Roman"/>
+                <w:color w:val="000000"/>
                 <w:sz w:val="17"/>
               </w:rPr>
               <w:t>Layer 12</w:t>
@@ -6431,10 +6613,10 @@
           <w:tcPr>
             <w:tcW w:type="dxa" w:w="2340"/>
             <w:tcMar>
-              <w:top w:w="60" w:type="dxa"/>
-              <w:bottom w:w="60" w:type="dxa"/>
-              <w:left w:w="80" w:type="dxa"/>
-              <w:right w:w="80" w:type="dxa"/>
+              <w:top w:w="50" w:type="dxa"/>
+              <w:bottom w:w="50" w:type="dxa"/>
+              <w:left w:w="70" w:type="dxa"/>
+              <w:right w:w="70" w:type="dxa"/>
             </w:tcMar>
           </w:tcPr>
           <w:p>
@@ -6444,6 +6626,7 @@
             <w:r>
               <w:rPr>
                 <w:rFonts w:ascii="Times New Roman" w:hAnsi="Times New Roman"/>
+                <w:color w:val="000000"/>
                 <w:sz w:val="17"/>
               </w:rPr>
               <w:t>0.1053</w:t>
@@ -6454,10 +6637,10 @@
           <w:tcPr>
             <w:tcW w:type="dxa" w:w="2340"/>
             <w:tcMar>
-              <w:top w:w="60" w:type="dxa"/>
-              <w:bottom w:w="60" w:type="dxa"/>
-              <w:left w:w="80" w:type="dxa"/>
-              <w:right w:w="80" w:type="dxa"/>
+              <w:top w:w="50" w:type="dxa"/>
+              <w:bottom w:w="50" w:type="dxa"/>
+              <w:left w:w="70" w:type="dxa"/>
+              <w:right w:w="70" w:type="dxa"/>
             </w:tcMar>
           </w:tcPr>
           <w:p>
@@ -6467,6 +6650,7 @@
             <w:r>
               <w:rPr>
                 <w:rFonts w:ascii="Times New Roman" w:hAnsi="Times New Roman"/>
+                <w:color w:val="000000"/>
                 <w:sz w:val="17"/>
               </w:rPr>
               <w:t>10.53%</w:t>
@@ -6477,10 +6661,10 @@
           <w:tcPr>
             <w:tcW w:type="dxa" w:w="2340"/>
             <w:tcMar>
-              <w:top w:w="60" w:type="dxa"/>
-              <w:bottom w:w="60" w:type="dxa"/>
-              <w:left w:w="80" w:type="dxa"/>
-              <w:right w:w="80" w:type="dxa"/>
+              <w:top w:w="50" w:type="dxa"/>
+              <w:bottom w:w="50" w:type="dxa"/>
+              <w:left w:w="70" w:type="dxa"/>
+              <w:right w:w="70" w:type="dxa"/>
             </w:tcMar>
           </w:tcPr>
           <w:p>
@@ -6490,6 +6674,7 @@
             <w:r>
               <w:rPr>
                 <w:rFonts w:ascii="Times New Roman" w:hAnsi="Times New Roman"/>
+                <w:color w:val="000000"/>
                 <w:sz w:val="17"/>
               </w:rPr>
               <w:t>Phonetic discrimination &amp; lexical alignment</w:t>
@@ -6501,12 +6686,11 @@
         <w:tc>
           <w:tcPr>
             <w:tcW w:type="dxa" w:w="2340"/>
-            <w:shd w:fill="F1F5F9"/>
             <w:tcMar>
-              <w:top w:w="60" w:type="dxa"/>
-              <w:bottom w:w="60" w:type="dxa"/>
-              <w:left w:w="80" w:type="dxa"/>
-              <w:right w:w="80" w:type="dxa"/>
+              <w:top w:w="50" w:type="dxa"/>
+              <w:bottom w:w="50" w:type="dxa"/>
+              <w:left w:w="70" w:type="dxa"/>
+              <w:right w:w="70" w:type="dxa"/>
             </w:tcMar>
           </w:tcPr>
           <w:p>
@@ -6517,6 +6701,7 @@
               <w:rPr>
                 <w:rFonts w:ascii="Times New Roman" w:hAnsi="Times New Roman"/>
                 <w:b/>
+                <w:color w:val="000000"/>
                 <w:sz w:val="17"/>
               </w:rPr>
               <w:t>Total Sum</w:t>
@@ -6526,12 +6711,11 @@
         <w:tc>
           <w:tcPr>
             <w:tcW w:type="dxa" w:w="2340"/>
-            <w:shd w:fill="F1F5F9"/>
             <w:tcMar>
-              <w:top w:w="60" w:type="dxa"/>
-              <w:bottom w:w="60" w:type="dxa"/>
-              <w:left w:w="80" w:type="dxa"/>
-              <w:right w:w="80" w:type="dxa"/>
+              <w:top w:w="50" w:type="dxa"/>
+              <w:bottom w:w="50" w:type="dxa"/>
+              <w:left w:w="70" w:type="dxa"/>
+              <w:right w:w="70" w:type="dxa"/>
             </w:tcMar>
           </w:tcPr>
           <w:p>
@@ -6542,6 +6726,7 @@
               <w:rPr>
                 <w:rFonts w:ascii="Times New Roman" w:hAnsi="Times New Roman"/>
                 <w:b/>
+                <w:color w:val="000000"/>
                 <w:sz w:val="17"/>
               </w:rPr>
               <w:t>1.0000</w:t>
@@ -6551,12 +6736,11 @@
         <w:tc>
           <w:tcPr>
             <w:tcW w:type="dxa" w:w="2340"/>
-            <w:shd w:fill="F1F5F9"/>
             <w:tcMar>
-              <w:top w:w="60" w:type="dxa"/>
-              <w:bottom w:w="60" w:type="dxa"/>
-              <w:left w:w="80" w:type="dxa"/>
-              <w:right w:w="80" w:type="dxa"/>
+              <w:top w:w="50" w:type="dxa"/>
+              <w:bottom w:w="50" w:type="dxa"/>
+              <w:left w:w="70" w:type="dxa"/>
+              <w:right w:w="70" w:type="dxa"/>
             </w:tcMar>
           </w:tcPr>
           <w:p>
@@ -6567,6 +6751,7 @@
               <w:rPr>
                 <w:rFonts w:ascii="Times New Roman" w:hAnsi="Times New Roman"/>
                 <w:b/>
+                <w:color w:val="000000"/>
                 <w:sz w:val="17"/>
               </w:rPr>
               <w:t>100.00%</w:t>
@@ -6576,12 +6761,11 @@
         <w:tc>
           <w:tcPr>
             <w:tcW w:type="dxa" w:w="2340"/>
-            <w:shd w:fill="F1F5F9"/>
             <w:tcMar>
-              <w:top w:w="60" w:type="dxa"/>
-              <w:bottom w:w="60" w:type="dxa"/>
-              <w:left w:w="80" w:type="dxa"/>
-              <w:right w:w="80" w:type="dxa"/>
+              <w:top w:w="50" w:type="dxa"/>
+              <w:bottom w:w="50" w:type="dxa"/>
+              <w:left w:w="70" w:type="dxa"/>
+              <w:right w:w="70" w:type="dxa"/>
             </w:tcMar>
           </w:tcPr>
           <w:p>
@@ -6592,6 +6776,7 @@
               <w:rPr>
                 <w:rFonts w:ascii="Times New Roman" w:hAnsi="Times New Roman"/>
                 <w:b/>
+                <w:color w:val="000000"/>
                 <w:sz w:val="17"/>
               </w:rPr>
               <w:t>Strict mathematical normalization verified</w:t>
@@ -6602,20 +6787,21 @@
     </w:tbl>
     <w:p>
       <w:pPr>
-        <w:spacing w:after="120"/>
+        <w:spacing w:after="80"/>
       </w:pPr>
     </w:p>
     <w:p>
       <w:pPr>
         <w:keepNext/>
-        <w:spacing w:before="200" w:after="80"/>
+        <w:spacing w:before="180" w:after="60"/>
+        <w:jc w:val="left"/>
       </w:pPr>
       <w:r>
         <w:rPr>
           <w:rFonts w:ascii="Times New Roman" w:hAnsi="Times New Roman"/>
           <w:b/>
           <w:i/>
-          <w:color w:val="1E293B"/>
+          <w:color w:val="000000"/>
           <w:sz w:val="20"/>
         </w:rPr>
         <w:t>C. Cross-Lingual Adaptation to Indic Hindi Speech</w:t>
@@ -6623,13 +6809,14 @@
     </w:p>
     <w:p>
       <w:pPr>
-        <w:spacing w:line="276" w:lineRule="auto" w:after="60"/>
+        <w:spacing w:line="276" w:lineRule="auto" w:before="0" w:after="60"/>
         <w:ind w:firstLine="288"/>
         <w:jc w:val="both"/>
       </w:pPr>
       <w:r>
         <w:rPr>
           <w:rFonts w:ascii="Times New Roman" w:hAnsi="Times New Roman"/>
+          <w:color w:val="000000"/>
           <w:sz w:val="20"/>
         </w:rPr>
         <w:t>Evaluating the English-trained Universal HuBERT model zero-shot on the native Hindi test split yielded 27.62% accuracy and 31.76% UAR (above the 25.0% chance level). While cross-lingual transfer occurred, linguistic differences limited precision. Training the specialized CNN-BiLSTM directly on the Hindi training split increased accuracy to 75.19% and UAR to 70.56%, an absolute improvement of 47.57 percentage points. Figure 4 illustrates this comparison, and Figure 5 displays the corresponding normalized confusion matrix.</w:t>
@@ -6637,7 +6824,7 @@
     </w:p>
     <w:p>
       <w:pPr>
-        <w:spacing w:before="200" w:after="80"/>
+        <w:spacing w:before="160" w:after="60"/>
         <w:jc w:val="center"/>
       </w:pPr>
       <w:r>
@@ -6656,7 +6843,7 @@
                     <pic:cNvPicPr/>
                   </pic:nvPicPr>
                   <pic:blipFill>
-                    <a:blip r:embed="rId14"/>
+                    <a:blip r:embed="rId15"/>
                     <a:stretch>
                       <a:fillRect/>
                     </a:stretch>
@@ -6677,23 +6864,23 @@
     </w:p>
     <w:p>
       <w:pPr>
-        <w:spacing w:after="240"/>
-        <w:ind w:left="576" w:right="576"/>
+        <w:spacing w:before="40" w:after="200"/>
+        <w:ind w:left="432" w:right="432"/>
         <w:jc w:val="center"/>
       </w:pPr>
       <w:r>
         <w:rPr>
           <w:rFonts w:ascii="Times New Roman" w:hAnsi="Times New Roman"/>
           <w:i/>
-          <w:color w:val="334155"/>
-          <w:sz w:val="18"/>
+          <w:color w:val="000000"/>
+          <w:sz w:val="17"/>
         </w:rPr>
-        <w:t>Fig. 4. Cross-Lingual Adaptation to Indic Hindi Speech (Zero-Shot vs. Supervised Adaptation).</w:t>
+        <w:t>Fig. 4.  Cross-Lingual Adaptation to Indic Hindi Speech (Zero-Shot vs. Supervised Adaptation).</w:t>
       </w:r>
     </w:p>
     <w:p>
       <w:pPr>
-        <w:spacing w:before="200" w:after="80"/>
+        <w:spacing w:before="160" w:after="60"/>
         <w:jc w:val="center"/>
       </w:pPr>
       <w:r>
@@ -6712,7 +6899,7 @@
                     <pic:cNvPicPr/>
                   </pic:nvPicPr>
                   <pic:blipFill>
-                    <a:blip r:embed="rId15"/>
+                    <a:blip r:embed="rId16"/>
                     <a:stretch>
                       <a:fillRect/>
                     </a:stretch>
@@ -6733,44 +6920,46 @@
     </w:p>
     <w:p>
       <w:pPr>
-        <w:spacing w:after="240"/>
-        <w:ind w:left="576" w:right="576"/>
+        <w:spacing w:before="40" w:after="200"/>
+        <w:ind w:left="432" w:right="432"/>
         <w:jc w:val="center"/>
       </w:pPr>
       <w:r>
         <w:rPr>
           <w:rFonts w:ascii="Times New Roman" w:hAnsi="Times New Roman"/>
           <w:i/>
-          <w:color w:val="334155"/>
-          <w:sz w:val="18"/>
+          <w:color w:val="000000"/>
+          <w:sz w:val="17"/>
         </w:rPr>
-        <w:t>Fig. 5. Normalized Confusion Matrix for the Hindi Emotion Specialist Model.</w:t>
+        <w:t>Fig. 5.  Normalized Confusion Matrix for the Hindi Emotion Specialist Model.</w:t>
       </w:r>
     </w:p>
     <w:p>
       <w:pPr>
         <w:keepNext/>
-        <w:spacing w:before="320" w:after="120"/>
+        <w:spacing w:before="280" w:after="100"/>
+        <w:jc w:val="center"/>
       </w:pPr>
       <w:r>
         <w:rPr>
           <w:rFonts w:ascii="Times New Roman" w:hAnsi="Times New Roman"/>
           <w:b/>
-          <w:color w:val="0F172A"/>
-          <w:sz w:val="22"/>
+          <w:color w:val="000000"/>
+          <w:sz w:val="21"/>
         </w:rPr>
         <w:t>VIII. SPEECH BEHAVIOURAL INTELLIGENCE PROFILING</w:t>
       </w:r>
     </w:p>
     <w:p>
       <w:pPr>
-        <w:spacing w:line="276" w:lineRule="auto" w:after="60"/>
+        <w:spacing w:line="276" w:lineRule="auto" w:before="0" w:after="60"/>
         <w:ind w:firstLine="288"/>
         <w:jc w:val="both"/>
       </w:pPr>
       <w:r>
         <w:rPr>
           <w:rFonts w:ascii="Times New Roman" w:hAnsi="Times New Roman"/>
+          <w:color w:val="000000"/>
           <w:sz w:val="20"/>
         </w:rPr>
         <w:t>Figure 6 summarizes the objective acoustic patterns extracted across emotion categories by the Behaviour Engine:</w:t>
@@ -6787,13 +6976,13 @@
     </w:p>
     <w:p>
       <w:pPr>
-        <w:spacing w:before="200" w:after="80"/>
+        <w:spacing w:before="160" w:after="60"/>
         <w:jc w:val="center"/>
       </w:pPr>
       <w:r>
         <w:drawing>
           <wp:inline xmlns:a="http://schemas.openxmlformats.org/drawingml/2006/main" xmlns:pic="http://schemas.openxmlformats.org/drawingml/2006/picture">
-            <wp:extent cx="5669280" cy="3928805"/>
+            <wp:extent cx="5486400" cy="3802069"/>
             <wp:docPr id="6" name="Picture 6"/>
             <wp:cNvGraphicFramePr>
               <a:graphicFrameLocks noChangeAspect="1"/>
@@ -6806,7 +6995,7 @@
                     <pic:cNvPicPr/>
                   </pic:nvPicPr>
                   <pic:blipFill>
-                    <a:blip r:embed="rId16"/>
+                    <a:blip r:embed="rId17"/>
                     <a:stretch>
                       <a:fillRect/>
                     </a:stretch>
@@ -6814,7 +7003,7 @@
                   <pic:spPr>
                     <a:xfrm>
                       <a:off x="0" y="0"/>
-                      <a:ext cx="5669280" cy="3928805"/>
+                      <a:ext cx="5486400" cy="3802069"/>
                     </a:xfrm>
                     <a:prstGeom prst="rect"/>
                   </pic:spPr>
@@ -6827,44 +7016,46 @@
     </w:p>
     <w:p>
       <w:pPr>
-        <w:spacing w:after="240"/>
-        <w:ind w:left="576" w:right="576"/>
+        <w:spacing w:before="40" w:after="200"/>
+        <w:ind w:left="432" w:right="432"/>
         <w:jc w:val="center"/>
       </w:pPr>
       <w:r>
         <w:rPr>
           <w:rFonts w:ascii="Times New Roman" w:hAnsi="Times New Roman"/>
           <w:i/>
-          <w:color w:val="334155"/>
-          <w:sz w:val="18"/>
+          <w:color w:val="000000"/>
+          <w:sz w:val="17"/>
         </w:rPr>
-        <w:t>Fig. 6. Multimodal Speech Behaviour Telemetry across Discrete Emotion Categories.</w:t>
+        <w:t>Fig. 6.  Multimodal Speech Behaviour Telemetry across Discrete Emotion Categories.</w:t>
       </w:r>
     </w:p>
     <w:p>
       <w:pPr>
         <w:keepNext/>
-        <w:spacing w:before="320" w:after="120"/>
+        <w:spacing w:before="280" w:after="100"/>
+        <w:jc w:val="center"/>
       </w:pPr>
       <w:r>
         <w:rPr>
           <w:rFonts w:ascii="Times New Roman" w:hAnsi="Times New Roman"/>
           <w:b/>
-          <w:color w:val="0F172A"/>
-          <w:sz w:val="22"/>
+          <w:color w:val="000000"/>
+          <w:sz w:val="21"/>
         </w:rPr>
         <w:t>IX. SYSTEM DEPLOYMENT ARCHITECTURE</w:t>
       </w:r>
     </w:p>
     <w:p>
       <w:pPr>
-        <w:spacing w:line="276" w:lineRule="auto" w:after="60"/>
+        <w:spacing w:line="276" w:lineRule="auto" w:before="0" w:after="60"/>
         <w:ind w:firstLine="288"/>
         <w:jc w:val="both"/>
       </w:pPr>
       <w:r>
         <w:rPr>
           <w:rFonts w:ascii="Times New Roman" w:hAnsi="Times New Roman"/>
+          <w:color w:val="000000"/>
           <w:sz w:val="20"/>
         </w:rPr>
         <w:t>The end-to-end framework is implemented as an Apple Silicon accelerated microservice paired with a minimal web application:</w:t>
@@ -6878,27 +7069,29 @@
     <w:p>
       <w:pPr>
         <w:keepNext/>
-        <w:spacing w:before="320" w:after="120"/>
+        <w:spacing w:before="280" w:after="100"/>
+        <w:jc w:val="center"/>
       </w:pPr>
       <w:r>
         <w:rPr>
           <w:rFonts w:ascii="Times New Roman" w:hAnsi="Times New Roman"/>
           <w:b/>
-          <w:color w:val="0F172A"/>
-          <w:sz w:val="22"/>
+          <w:color w:val="000000"/>
+          <w:sz w:val="21"/>
         </w:rPr>
         <w:t>X. DISCUSSION &amp; LIMITATIONS</w:t>
       </w:r>
     </w:p>
     <w:p>
       <w:pPr>
-        <w:spacing w:line="276" w:lineRule="auto" w:after="60"/>
+        <w:spacing w:line="276" w:lineRule="auto" w:before="0" w:after="60"/>
         <w:ind w:firstLine="288"/>
         <w:jc w:val="both"/>
       </w:pPr>
       <w:r>
         <w:rPr>
           <w:rFonts w:ascii="Times New Roman" w:hAnsi="Times New Roman"/>
+          <w:color w:val="000000"/>
           <w:sz w:val="20"/>
         </w:rPr>
         <w:t>While the experimental results validate the efficacy of learnable layer pooling and disjoint evaluation protocols, several limitations should be noted:</w:t>
@@ -6914,27 +7107,29 @@
     <w:p>
       <w:pPr>
         <w:keepNext/>
-        <w:spacing w:before="320" w:after="120"/>
+        <w:spacing w:before="280" w:after="100"/>
+        <w:jc w:val="center"/>
       </w:pPr>
       <w:r>
         <w:rPr>
           <w:rFonts w:ascii="Times New Roman" w:hAnsi="Times New Roman"/>
           <w:b/>
-          <w:color w:val="0F172A"/>
-          <w:sz w:val="22"/>
+          <w:color w:val="000000"/>
+          <w:sz w:val="21"/>
         </w:rPr>
         <w:t>XI. CONCLUSION</w:t>
       </w:r>
     </w:p>
     <w:p>
       <w:pPr>
-        <w:spacing w:line="276" w:lineRule="auto" w:after="60"/>
+        <w:spacing w:line="276" w:lineRule="auto" w:before="0" w:after="60"/>
         <w:ind w:firstLine="288"/>
         <w:jc w:val="both"/>
       </w:pPr>
       <w:r>
         <w:rPr>
           <w:rFonts w:ascii="Times New Roman" w:hAnsi="Times New Roman"/>
+          <w:color w:val="000000"/>
           <w:sz w:val="20"/>
         </w:rPr>
         <w:t>This research evaluated speech emotion recognition across multi-corpus and cross-lingual settings. The primary conclusions are:</w:t>
@@ -6952,28 +7147,29 @@
     <w:p>
       <w:pPr>
         <w:keepNext/>
-        <w:spacing w:before="320" w:after="120"/>
+        <w:spacing w:before="280" w:after="100"/>
+        <w:jc w:val="center"/>
       </w:pPr>
       <w:r>
         <w:rPr>
           <w:rFonts w:ascii="Times New Roman" w:hAnsi="Times New Roman"/>
           <w:b/>
-          <w:color w:val="0F172A"/>
-          <w:sz w:val="22"/>
+          <w:color w:val="000000"/>
+          <w:sz w:val="21"/>
         </w:rPr>
         <w:t>REFERENCES</w:t>
       </w:r>
     </w:p>
     <w:p>
       <w:pPr>
-        <w:spacing w:line="264" w:lineRule="auto" w:after="60"/>
+        <w:spacing w:line="264" w:lineRule="auto" w:before="0" w:after="50"/>
         <w:ind w:left="360" w:hanging="360"/>
         <w:jc w:val="both"/>
       </w:pPr>
       <w:r>
         <w:rPr>
           <w:rFonts w:ascii="Times New Roman" w:hAnsi="Times New Roman"/>
-          <w:color w:val="1E293B"/>
+          <w:color w:val="000000"/>
           <w:sz w:val="17"/>
         </w:rPr>
         <w:t>[1] A. Kotian and S. Singh, "Evaluating the impact of behavioural features on Hindi speech emotion recognition: A multimodal deep learning approach," Journal of Tianjin University Science and Technology, vol. 59, no. 2, pp. 1–10, 2026.</w:t>
@@ -6981,14 +7177,14 @@
     </w:p>
     <w:p>
       <w:pPr>
-        <w:spacing w:line="264" w:lineRule="auto" w:after="60"/>
+        <w:spacing w:line="264" w:lineRule="auto" w:before="0" w:after="50"/>
         <w:ind w:left="360" w:hanging="360"/>
         <w:jc w:val="both"/>
       </w:pPr>
       <w:r>
         <w:rPr>
           <w:rFonts w:ascii="Times New Roman" w:hAnsi="Times New Roman"/>
-          <w:color w:val="1E293B"/>
+          <w:color w:val="000000"/>
           <w:sz w:val="17"/>
         </w:rPr>
         <w:t>[2] A. Kotian and S. Singh, "Benchmarking classical, deep learning, and transformer architectures for Hindi speech emotion recognition," Interdisciplinary Journal of AI, Machine Learning &amp; Data Science, vol. 1, no. 1, art. e001, pp. 1–24, 2026. doi: 10.66261/fetdj998.</w:t>
@@ -6996,14 +7192,14 @@
     </w:p>
     <w:p>
       <w:pPr>
-        <w:spacing w:line="264" w:lineRule="auto" w:after="60"/>
+        <w:spacing w:line="264" w:lineRule="auto" w:before="0" w:after="50"/>
         <w:ind w:left="360" w:hanging="360"/>
         <w:jc w:val="both"/>
       </w:pPr>
       <w:r>
         <w:rPr>
           <w:rFonts w:ascii="Times New Roman" w:hAnsi="Times New Roman"/>
-          <w:color w:val="1E293B"/>
+          <w:color w:val="000000"/>
           <w:sz w:val="17"/>
         </w:rPr>
         <w:t>[3] H. Chauhan and N. Sharma, "MNITJ-SEHSD: Hindi speech emotion dataset," in Proc. 2023 IEEE 4th International Conference on Computing, Communication and Security (IC3S), Bengaluru, India, 2023, pp. 1–6. doi: 10.1109/IC3S57698.2023.10169497.</w:t>
@@ -7011,14 +7207,14 @@
     </w:p>
     <w:p>
       <w:pPr>
-        <w:spacing w:line="264" w:lineRule="auto" w:after="60"/>
+        <w:spacing w:line="264" w:lineRule="auto" w:before="0" w:after="50"/>
         <w:ind w:left="360" w:hanging="360"/>
         <w:jc w:val="both"/>
       </w:pPr>
       <w:r>
         <w:rPr>
           <w:rFonts w:ascii="Times New Roman" w:hAnsi="Times New Roman"/>
-          <w:color w:val="1E293B"/>
+          <w:color w:val="000000"/>
           <w:sz w:val="17"/>
         </w:rPr>
         <w:t>[4] N. Mehra, S. K. Mittal, and S. Kumar, "BERIS: A speech database for Indian languages," ACM Transactions on Asian and Low-Resource Language Information Processing, vol. 21, no. 5, pp. 1–21, 2022. doi: 10.1145/3517195.</w:t>
@@ -7026,14 +7222,14 @@
     </w:p>
     <w:p>
       <w:pPr>
-        <w:spacing w:line="264" w:lineRule="auto" w:after="60"/>
+        <w:spacing w:line="264" w:lineRule="auto" w:before="0" w:after="50"/>
         <w:ind w:left="360" w:hanging="360"/>
         <w:jc w:val="both"/>
       </w:pPr>
       <w:r>
         <w:rPr>
           <w:rFonts w:ascii="Times New Roman" w:hAnsi="Times New Roman"/>
-          <w:color w:val="1E293B"/>
+          <w:color w:val="000000"/>
           <w:sz w:val="17"/>
         </w:rPr>
         <w:t>[5] K. B. Kawade and V. S. Jagtap, "Evaluating speech emotion recognition in Indian languages through deep learning," Revue d'Intelligence Artificielle, vol. 38, no. 3, pp. 883–890, 2024. doi: 10.18280/ria.380318.</w:t>
@@ -7041,14 +7237,14 @@
     </w:p>
     <w:p>
       <w:pPr>
-        <w:spacing w:line="264" w:lineRule="auto" w:after="60"/>
+        <w:spacing w:line="264" w:lineRule="auto" w:before="0" w:after="50"/>
         <w:ind w:left="360" w:hanging="360"/>
         <w:jc w:val="both"/>
       </w:pPr>
       <w:r>
         <w:rPr>
           <w:rFonts w:ascii="Times New Roman" w:hAnsi="Times New Roman"/>
-          <w:color w:val="1E293B"/>
+          <w:color w:val="000000"/>
           <w:sz w:val="17"/>
         </w:rPr>
         <w:t>[6] Z. Ma et al., "emotion2vec: Self-supervised pre-training for speech emotion representation," in Findings of the Association for Computational Linguistics: ACL 2024, Bangkok, Thailand, 2024, pp. 15747–15760.</w:t>
@@ -7056,14 +7252,14 @@
     </w:p>
     <w:p>
       <w:pPr>
-        <w:spacing w:line="264" w:lineRule="auto" w:after="60"/>
+        <w:spacing w:line="264" w:lineRule="auto" w:before="0" w:after="50"/>
         <w:ind w:left="360" w:hanging="360"/>
         <w:jc w:val="both"/>
       </w:pPr>
       <w:r>
         <w:rPr>
           <w:rFonts w:ascii="Times New Roman" w:hAnsi="Times New Roman"/>
-          <w:color w:val="1E293B"/>
+          <w:color w:val="000000"/>
           <w:sz w:val="17"/>
         </w:rPr>
         <w:t>[7] S. Chen et al., "BEATs: Audio pre-training with acoustic tokenizers," in Proc. 40th International Conference on Machine Learning (ICML), vol. 202, 2023, pp. 5178–5193.</w:t>
@@ -7071,14 +7267,14 @@
     </w:p>
     <w:p>
       <w:pPr>
-        <w:spacing w:line="264" w:lineRule="auto" w:after="60"/>
+        <w:spacing w:line="264" w:lineRule="auto" w:before="0" w:after="50"/>
         <w:ind w:left="360" w:hanging="360"/>
         <w:jc w:val="both"/>
       </w:pPr>
       <w:r>
         <w:rPr>
           <w:rFonts w:ascii="Times New Roman" w:hAnsi="Times New Roman"/>
-          <w:color w:val="1E293B"/>
+          <w:color w:val="000000"/>
           <w:sz w:val="17"/>
         </w:rPr>
         <w:t>[8] W.-N. Hsu et al., "HuBERT: Self-supervised speech representation learning by masked prediction of hidden units," IEEE/ACM Transactions on Audio, Speech, and Language Processing, vol. 29, pp. 3451–3460, 2021.</w:t>
@@ -7086,14 +7282,14 @@
     </w:p>
     <w:p>
       <w:pPr>
-        <w:spacing w:line="264" w:lineRule="auto" w:after="60"/>
+        <w:spacing w:line="264" w:lineRule="auto" w:before="0" w:after="50"/>
         <w:ind w:left="360" w:hanging="360"/>
         <w:jc w:val="both"/>
       </w:pPr>
       <w:r>
         <w:rPr>
           <w:rFonts w:ascii="Times New Roman" w:hAnsi="Times New Roman"/>
-          <w:color w:val="1E293B"/>
+          <w:color w:val="000000"/>
           <w:sz w:val="17"/>
         </w:rPr>
         <w:t>[9] A. Baevski et al., "wav2vec 2.0: A framework for self-supervised learning of speech representations," in Advances in Neural Information Processing Systems (NeurIPS), vol. 33, 2020, pp. 12449–12460.</w:t>
@@ -7101,14 +7297,14 @@
     </w:p>
     <w:p>
       <w:pPr>
-        <w:spacing w:line="264" w:lineRule="auto" w:after="60"/>
+        <w:spacing w:line="264" w:lineRule="auto" w:before="0" w:after="50"/>
         <w:ind w:left="360" w:hanging="360"/>
         <w:jc w:val="both"/>
       </w:pPr>
       <w:r>
         <w:rPr>
           <w:rFonts w:ascii="Times New Roman" w:hAnsi="Times New Roman"/>
-          <w:color w:val="1E293B"/>
+          <w:color w:val="000000"/>
           <w:sz w:val="17"/>
         </w:rPr>
         <w:t>[10] A. Babu et al., "XLS-R: Self-supervised cross-lingual speech representation learning at scale," in Proc. Interspeech 2022, Incheon, Korea, 2022, pp. 2278–2282.</w:t>
@@ -7116,14 +7312,14 @@
     </w:p>
     <w:p>
       <w:pPr>
-        <w:spacing w:line="264" w:lineRule="auto" w:after="60"/>
+        <w:spacing w:line="264" w:lineRule="auto" w:before="0" w:after="50"/>
         <w:ind w:left="360" w:hanging="360"/>
         <w:jc w:val="both"/>
       </w:pPr>
       <w:r>
         <w:rPr>
           <w:rFonts w:ascii="Times New Roman" w:hAnsi="Times New Roman"/>
-          <w:color w:val="1E293B"/>
+          <w:color w:val="000000"/>
           <w:sz w:val="17"/>
         </w:rPr>
         <w:t>[11] S. Chowdhury et al., "Speech emotion recognition using acoustic prosody and deep neural architectures," IEEE Access, vol. 13, pp. 11204–11218, 2025.</w:t>
@@ -7131,14 +7327,14 @@
     </w:p>
     <w:p>
       <w:pPr>
-        <w:spacing w:line="264" w:lineRule="auto" w:after="60"/>
+        <w:spacing w:line="264" w:lineRule="auto" w:before="0" w:after="50"/>
         <w:ind w:left="360" w:hanging="360"/>
         <w:jc w:val="both"/>
       </w:pPr>
       <w:r>
         <w:rPr>
           <w:rFonts w:ascii="Times New Roman" w:hAnsi="Times New Roman"/>
-          <w:color w:val="1E293B"/>
+          <w:color w:val="000000"/>
           <w:sz w:val="17"/>
         </w:rPr>
         <w:t>[12] F. Eyben et al., "The Geneva Minimalistic Acoustic Parameter Set (GeMAPS) for voice research and affective computing," IEEE Transactions on Affective Computing, vol. 7, no. 2, pp. 190–202, 2016.</w:t>
@@ -7146,14 +7342,14 @@
     </w:p>
     <w:p>
       <w:pPr>
-        <w:spacing w:line="264" w:lineRule="auto" w:after="60"/>
+        <w:spacing w:line="264" w:lineRule="auto" w:before="0" w:after="50"/>
         <w:ind w:left="360" w:hanging="360"/>
         <w:jc w:val="both"/>
       </w:pPr>
       <w:r>
         <w:rPr>
           <w:rFonts w:ascii="Times New Roman" w:hAnsi="Times New Roman"/>
-          <w:color w:val="1E293B"/>
+          <w:color w:val="000000"/>
           <w:sz w:val="17"/>
         </w:rPr>
         <w:t>[13] B. W. Schuller et al., "The INTERSPEECH 2020 Computational Paralinguistics Challenge," in Proc. Interspeech 2020, Shanghai, China, 2020, pp. 2017–2021.</w:t>
@@ -7161,14 +7357,14 @@
     </w:p>
     <w:p>
       <w:pPr>
-        <w:spacing w:line="264" w:lineRule="auto" w:after="60"/>
+        <w:spacing w:line="264" w:lineRule="auto" w:before="0" w:after="50"/>
         <w:ind w:left="360" w:hanging="360"/>
         <w:jc w:val="both"/>
       </w:pPr>
       <w:r>
         <w:rPr>
           <w:rFonts w:ascii="Times New Roman" w:hAnsi="Times New Roman"/>
-          <w:color w:val="1E293B"/>
+          <w:color w:val="000000"/>
           <w:sz w:val="17"/>
         </w:rPr>
         <w:t>[14] X. Wang and Y. Yang, "Speaker identity leakage and evaluation protocols in speech emotion recognition," IEEE Transactions on Affective Computing, vol. 16, no. 1, pp. 412–425, 2025.</w:t>
@@ -7176,14 +7372,14 @@
     </w:p>
     <w:p>
       <w:pPr>
-        <w:spacing w:line="264" w:lineRule="auto" w:after="60"/>
+        <w:spacing w:line="264" w:lineRule="auto" w:before="0" w:after="50"/>
         <w:ind w:left="360" w:hanging="360"/>
         <w:jc w:val="both"/>
       </w:pPr>
       <w:r>
         <w:rPr>
           <w:rFonts w:ascii="Times New Roman" w:hAnsi="Times New Roman"/>
-          <w:color w:val="1E293B"/>
+          <w:color w:val="000000"/>
           <w:sz w:val="17"/>
         </w:rPr>
         <w:t>[15] A. Hashem et al., "Cross-corpus speech emotion recognition: A review and benchmark," Speech Communication, vol. 148, pp. 1–17, 2023.</w:t>
@@ -7191,14 +7387,14 @@
     </w:p>
     <w:p>
       <w:pPr>
-        <w:spacing w:line="264" w:lineRule="auto" w:after="60"/>
+        <w:spacing w:line="264" w:lineRule="auto" w:before="0" w:after="50"/>
         <w:ind w:left="360" w:hanging="360"/>
         <w:jc w:val="both"/>
       </w:pPr>
       <w:r>
         <w:rPr>
           <w:rFonts w:ascii="Times New Roman" w:hAnsi="Times New Roman"/>
-          <w:color w:val="1E293B"/>
+          <w:color w:val="000000"/>
           <w:sz w:val="17"/>
         </w:rPr>
         <w:t>[16] M. B. Akcay and K. Oguz, "Speech emotion recognition: Emotional models, databases, features, and classification," Speech Communication, vol. 116, pp. 56–76, 2020.</w:t>
@@ -7206,14 +7402,14 @@
     </w:p>
     <w:p>
       <w:pPr>
-        <w:spacing w:line="264" w:lineRule="auto" w:after="60"/>
+        <w:spacing w:line="264" w:lineRule="auto" w:before="0" w:after="50"/>
         <w:ind w:left="360" w:hanging="360"/>
         <w:jc w:val="both"/>
       </w:pPr>
       <w:r>
         <w:rPr>
           <w:rFonts w:ascii="Times New Roman" w:hAnsi="Times New Roman"/>
-          <w:color w:val="1E293B"/>
+          <w:color w:val="000000"/>
           <w:sz w:val="17"/>
         </w:rPr>
         <w:t>[17] H. Cao et al., "CREMA-D: Crowd-sourced emotional multimodal actors dataset," IEEE Transactions on Affective Computing, vol. 5, no. 4, pp. 377–390, 2014.</w:t>
@@ -7221,14 +7417,14 @@
     </w:p>
     <w:p>
       <w:pPr>
-        <w:spacing w:line="264" w:lineRule="auto" w:after="60"/>
+        <w:spacing w:line="264" w:lineRule="auto" w:before="0" w:after="50"/>
         <w:ind w:left="360" w:hanging="360"/>
         <w:jc w:val="both"/>
       </w:pPr>
       <w:r>
         <w:rPr>
           <w:rFonts w:ascii="Times New Roman" w:hAnsi="Times New Roman"/>
-          <w:color w:val="1E293B"/>
+          <w:color w:val="000000"/>
           <w:sz w:val="17"/>
         </w:rPr>
         <w:t>[18] S. R. Livingstone and F. A. Russo, "The Ryerson Audio-Visual Database of Emotional Speech and Song (RAVDESS)," PLoS ONE, vol. 13, no. 5, p. e0196391, 2018.</w:t>
@@ -7236,14 +7432,14 @@
     </w:p>
     <w:p>
       <w:pPr>
-        <w:spacing w:line="264" w:lineRule="auto" w:after="60"/>
+        <w:spacing w:line="264" w:lineRule="auto" w:before="0" w:after="50"/>
         <w:ind w:left="360" w:hanging="360"/>
         <w:jc w:val="both"/>
       </w:pPr>
       <w:r>
         <w:rPr>
           <w:rFonts w:ascii="Times New Roman" w:hAnsi="Times New Roman"/>
-          <w:color w:val="1E293B"/>
+          <w:color w:val="000000"/>
           <w:sz w:val="17"/>
         </w:rPr>
         <w:t>[19] S. Haq and P. J. B. Jackson, "Multimodal emotion recognition," in Machine Audition: Principles, Algorithms and Systems. IGI Global, 2010, pp. 398–423.</w:t>
@@ -7251,14 +7447,14 @@
     </w:p>
     <w:p>
       <w:pPr>
-        <w:spacing w:line="264" w:lineRule="auto" w:after="60"/>
+        <w:spacing w:line="264" w:lineRule="auto" w:before="0" w:after="50"/>
         <w:ind w:left="360" w:hanging="360"/>
         <w:jc w:val="both"/>
       </w:pPr>
       <w:r>
         <w:rPr>
           <w:rFonts w:ascii="Times New Roman" w:hAnsi="Times New Roman"/>
-          <w:color w:val="1E293B"/>
+          <w:color w:val="000000"/>
           <w:sz w:val="17"/>
         </w:rPr>
         <w:t>[20] M. K. Pichora-Fuller and K. Dupuis, "Toronto Emotional Speech Set (TESS)," Scholars Portal Dataverse, vol. 1, 2020.</w:t>
@@ -7266,14 +7462,14 @@
     </w:p>
     <w:p>
       <w:pPr>
-        <w:spacing w:line="264" w:lineRule="auto" w:after="60"/>
+        <w:spacing w:line="264" w:lineRule="auto" w:before="0" w:after="50"/>
         <w:ind w:left="360" w:hanging="360"/>
         <w:jc w:val="both"/>
       </w:pPr>
       <w:r>
         <w:rPr>
           <w:rFonts w:ascii="Times New Roman" w:hAnsi="Times New Roman"/>
-          <w:color w:val="1E293B"/>
+          <w:color w:val="000000"/>
           <w:sz w:val="17"/>
         </w:rPr>
         <w:t>[21] A. Vaswani et al., "Attention is all you need," in Advances in Neural Information Processing Systems (NeurIPS), vol. 30, 2017, pp. 5998–6008.</w:t>
@@ -7281,14 +7477,14 @@
     </w:p>
     <w:p>
       <w:pPr>
-        <w:spacing w:line="264" w:lineRule="auto" w:after="60"/>
+        <w:spacing w:line="264" w:lineRule="auto" w:before="0" w:after="50"/>
         <w:ind w:left="360" w:hanging="360"/>
         <w:jc w:val="both"/>
       </w:pPr>
       <w:r>
         <w:rPr>
           <w:rFonts w:ascii="Times New Roman" w:hAnsi="Times New Roman"/>
-          <w:color w:val="1E293B"/>
+          <w:color w:val="000000"/>
           <w:sz w:val="17"/>
         </w:rPr>
         <w:t>[22] S. Hochreiter and J. Schmidhuber, "Long short-term memory," Neural Computation, vol. 9, no. 8, pp. 1735–1780, 1997.</w:t>
@@ -7296,14 +7492,14 @@
     </w:p>
     <w:p>
       <w:pPr>
-        <w:spacing w:line="264" w:lineRule="auto" w:after="60"/>
+        <w:spacing w:line="264" w:lineRule="auto" w:before="0" w:after="50"/>
         <w:ind w:left="360" w:hanging="360"/>
         <w:jc w:val="both"/>
       </w:pPr>
       <w:r>
         <w:rPr>
           <w:rFonts w:ascii="Times New Roman" w:hAnsi="Times New Roman"/>
-          <w:color w:val="1E293B"/>
+          <w:color w:val="000000"/>
           <w:sz w:val="17"/>
         </w:rPr>
         <w:t>[23] K. He et al., "Deep residual learning for image recognition," in Proc. IEEE Conference on Computer Vision and Pattern Recognition (CVPR), 2016, pp. 770–778.</w:t>
@@ -7311,14 +7507,14 @@
     </w:p>
     <w:p>
       <w:pPr>
-        <w:spacing w:line="264" w:lineRule="auto" w:after="60"/>
+        <w:spacing w:line="264" w:lineRule="auto" w:before="0" w:after="50"/>
         <w:ind w:left="360" w:hanging="360"/>
         <w:jc w:val="both"/>
       </w:pPr>
       <w:r>
         <w:rPr>
           <w:rFonts w:ascii="Times New Roman" w:hAnsi="Times New Roman"/>
-          <w:color w:val="1E293B"/>
+          <w:color w:val="000000"/>
           <w:sz w:val="17"/>
         </w:rPr>
         <w:t>[24] A. Pasad, J.-C. Chou, and K. Livescu, "Layer-wise analysis of a self-supervised speech representation model," in Proc. IEEE Automatic Speech Recognition and Understanding Workshop (ASRU), 2021, pp. 914–921.</w:t>
@@ -7326,14 +7522,14 @@
     </w:p>
     <w:p>
       <w:pPr>
-        <w:spacing w:line="264" w:lineRule="auto" w:after="60"/>
+        <w:spacing w:line="264" w:lineRule="auto" w:before="0" w:after="50"/>
         <w:ind w:left="360" w:hanging="360"/>
         <w:jc w:val="both"/>
       </w:pPr>
       <w:r>
         <w:rPr>
           <w:rFonts w:ascii="Times New Roman" w:hAnsi="Times New Roman"/>
-          <w:color w:val="1E293B"/>
+          <w:color w:val="000000"/>
           <w:sz w:val="17"/>
         </w:rPr>
         <w:t>[25] D. P. Kingma and J. Ba, "Adam: A method for stochastic optimization," in Proc. 3rd International Conference on Learning Representations (ICLR), San Diego, CA, 2015.</w:t>
@@ -7341,14 +7537,14 @@
     </w:p>
     <w:p>
       <w:pPr>
-        <w:spacing w:line="264" w:lineRule="auto" w:after="60"/>
+        <w:spacing w:line="264" w:lineRule="auto" w:before="0" w:after="50"/>
         <w:ind w:left="360" w:hanging="360"/>
         <w:jc w:val="both"/>
       </w:pPr>
       <w:r>
         <w:rPr>
           <w:rFonts w:ascii="Times New Roman" w:hAnsi="Times New Roman"/>
-          <w:color w:val="1E293B"/>
+          <w:color w:val="000000"/>
           <w:sz w:val="17"/>
         </w:rPr>
         <w:t>[26] I. Loshchilov and F. Hutter, "Decoupled weight decay regularization," in Proc. 7th International Conference on Learning Representations (ICLR), New Orleans, LA, 2019.</w:t>
@@ -7356,14 +7552,14 @@
     </w:p>
     <w:p>
       <w:pPr>
-        <w:spacing w:line="264" w:lineRule="auto" w:after="60"/>
+        <w:spacing w:line="264" w:lineRule="auto" w:before="0" w:after="50"/>
         <w:ind w:left="360" w:hanging="360"/>
         <w:jc w:val="both"/>
       </w:pPr>
       <w:r>
         <w:rPr>
           <w:rFonts w:ascii="Times New Roman" w:hAnsi="Times New Roman"/>
-          <w:color w:val="1E293B"/>
+          <w:color w:val="000000"/>
           <w:sz w:val="17"/>
         </w:rPr>
         <w:t>[27] N. Srivastava et al., "Dropout: A simple way to prevent neural networks from overfitting," Journal of Machine Learning Research, vol. 15, no. 1, pp. 1929–1958, 2014.</w:t>
@@ -7371,14 +7567,14 @@
     </w:p>
     <w:p>
       <w:pPr>
-        <w:spacing w:line="264" w:lineRule="auto" w:after="60"/>
+        <w:spacing w:line="264" w:lineRule="auto" w:before="0" w:after="50"/>
         <w:ind w:left="360" w:hanging="360"/>
         <w:jc w:val="both"/>
       </w:pPr>
       <w:r>
         <w:rPr>
           <w:rFonts w:ascii="Times New Roman" w:hAnsi="Times New Roman"/>
-          <w:color w:val="1E293B"/>
+          <w:color w:val="000000"/>
           <w:sz w:val="17"/>
         </w:rPr>
         <w:t>[28] C. Busso et al., "IEMOCAP: Interactive emotional dyadic motion capture database," Language Resources and Evaluation, vol. 42, no. 4, pp. 335–359, 2008.</w:t>
@@ -7386,14 +7582,14 @@
     </w:p>
     <w:p>
       <w:pPr>
-        <w:spacing w:line="264" w:lineRule="auto" w:after="60"/>
+        <w:spacing w:line="264" w:lineRule="auto" w:before="0" w:after="50"/>
         <w:ind w:left="360" w:hanging="360"/>
         <w:jc w:val="both"/>
       </w:pPr>
       <w:r>
         <w:rPr>
           <w:rFonts w:ascii="Times New Roman" w:hAnsi="Times New Roman"/>
-          <w:color w:val="1E293B"/>
+          <w:color w:val="000000"/>
           <w:sz w:val="17"/>
         </w:rPr>
         <w:t>[29] M. Mauch and S. Dixon, "pYIN: A fundamental frequency estimator using probabilistic threshold distributions," in Proc. IEEE International Conference on Acoustics, Speech and Signal Processing (ICASSP), 2014, pp. 659–663.</w:t>
@@ -7401,25 +7597,27 @@
     </w:p>
     <w:p>
       <w:pPr>
-        <w:spacing w:line="264" w:lineRule="auto" w:after="60"/>
+        <w:spacing w:line="264" w:lineRule="auto" w:before="0" w:after="50"/>
         <w:ind w:left="360" w:hanging="360"/>
         <w:jc w:val="both"/>
       </w:pPr>
       <w:r>
         <w:rPr>
           <w:rFonts w:ascii="Times New Roman" w:hAnsi="Times New Roman"/>
-          <w:color w:val="1E293B"/>
+          <w:color w:val="000000"/>
           <w:sz w:val="17"/>
         </w:rPr>
         <w:t>[30] L. Sun et al., "Combining acoustic and linguistic features with cross-corpus evaluation for speech emotion recognition," Computer Speech &amp; Language, vol. 84, p. 101569, 2024.</w:t>
       </w:r>
     </w:p>
     <w:sectPr>
-      <w:headerReference w:type="default" r:id="rId9"/>
-      <w:footerReference w:type="default" r:id="rId10"/>
+      <w:footerReference w:type="first" r:id="rId9"/>
+      <w:headerReference w:type="default" r:id="rId10"/>
+      <w:footerReference w:type="default" r:id="rId11"/>
       <w:pgSz w:w="12240" w:h="15840"/>
       <w:pgMar w:top="1440" w:right="1440" w:bottom="1440" w:left="1440" w:header="720" w:footer="720" w:gutter="0"/>
       <w:cols w:space="720"/>
+      <w:titlePg/>
       <w:docGrid w:linePitch="360"/>
     </w:sectPr>
   </w:body>
@@ -7431,15 +7629,55 @@
   <w:p>
     <w:pPr>
       <w:pStyle w:val="Footer"/>
-      <w:jc w:val="left"/>
+      <w:spacing w:line="276" w:lineRule="auto" w:before="80" w:after="0"/>
+      <w:jc w:val="both"/>
+      <w:pBdr>
+        <w:top w:val="single" w:sz="6" w:space="5" w:color="000000"/>
+      </w:pBdr>
     </w:pPr>
     <w:r>
       <w:rPr>
         <w:rFonts w:ascii="Times New Roman" w:hAnsi="Times New Roman"/>
-        <w:color w:val="64748B"/>
-        <w:sz w:val="17"/>
-      </w:rPr>
-      <w:t>Patel: Multi-Corpus and Multilingual Speech Emotion Recognition with Audio Behavioural Intelligence</w:t>
+        <w:i/>
+        <w:color w:val="000000"/>
+        <w:sz w:val="16"/>
+      </w:rPr>
+      <w:t>Manuscript submitted September 2026. This research investigation was conducted by Himanshi Patel with the Department of Computer Science and Engineering. Project Repository: speech_emotion_detection (Branch: develop-v3). E-mail: himanshipatel@academic.edu. Comprehensive experimental code, model checkpoints, and evaluation telemetry are publicly accessible under open academic protocols.</w:t>
+    </w:r>
+  </w:p>
+</w:ftr>
+</file>
+
+<file path=word/footer2.xml><?xml version="1.0" encoding="utf-8"?>
+<w:ftr xmlns:m="http://schemas.openxmlformats.org/officeDocument/2006/math" xmlns:mc="http://schemas.openxmlformats.org/markup-compatibility/2006" xmlns:mo="http://schemas.microsoft.com/office/mac/office/2008/main" xmlns:mv="urn:schemas-microsoft-com:mac:vml" xmlns:o="urn:schemas-microsoft-com:office:office" xmlns:r="http://schemas.openxmlformats.org/officeDocument/2006/relationships" xmlns:v="urn:schemas-microsoft-com:vml" xmlns:w10="urn:schemas-microsoft-com:office:word" xmlns:w14="http://schemas.microsoft.com/office/word/2010/wordml" xmlns:w="http://schemas.openxmlformats.org/wordprocessingml/2006/main" xmlns:wne="http://schemas.microsoft.com/office/word/2006/wordml" xmlns:wp14="http://schemas.microsoft.com/office/word/2010/wordprocessingDrawing" xmlns:wp="http://schemas.openxmlformats.org/drawingml/2006/wordprocessingDrawing" xmlns:wpc="http://schemas.microsoft.com/office/word/2010/wordprocessingCanvas" xmlns:wpg="http://schemas.microsoft.com/office/word/2010/wordprocessingGroup" xmlns:wpi="http://schemas.microsoft.com/office/word/2010/wordprocessingInk" xmlns:wps="http://schemas.microsoft.com/office/word/2010/wordprocessingShape" mc:Ignorable="w14 wp14">
+  <w:p>
+    <w:pPr>
+      <w:pStyle w:val="Footer"/>
+      <w:tabs>
+        <w:tab w:pos="9360" w:val="right"/>
+      </w:tabs>
+      <w:spacing w:before="40" w:after="0"/>
+      <w:jc w:val="left"/>
+      <w:pBdr>
+        <w:top w:val="single" w:sz="6" w:space="4" w:color="000000"/>
+      </w:pBdr>
+    </w:pPr>
+    <w:r>
+      <w:rPr>
+        <w:rFonts w:ascii="Times New Roman" w:hAnsi="Times New Roman"/>
+        <w:color w:val="000000"/>
+        <w:sz w:val="16"/>
+      </w:rPr>
+      <w:t>PATEL: MULTI-CORPUS AND MULTILINGUAL SPEECH EMOTION RECOGNITION</w:t>
+      <w:tab/>
+    </w:r>
+    <w:r>
+      <w:rPr>
+        <w:rFonts w:ascii="Times New Roman" w:hAnsi="Times New Roman"/>
+        <w:color w:val="000000"/>
+        <w:sz w:val="16"/>
+      </w:rPr>
+      <w:t>SEPTEMBER 2026</w:t>
     </w:r>
   </w:p>
 </w:ftr>
@@ -7450,17 +7688,33 @@
   <w:p>
     <w:pPr>
       <w:pStyle w:val="Header"/>
-      <w:jc w:val="right"/>
+      <w:tabs>
+        <w:tab w:pos="9360" w:val="right"/>
+      </w:tabs>
+      <w:spacing w:before="0" w:after="40"/>
+      <w:jc w:val="left"/>
+      <w:pBdr>
+        <w:bottom w:val="single" w:sz="6" w:space="4" w:color="000000"/>
+      </w:pBdr>
     </w:pPr>
     <w:r>
       <w:rPr>
         <w:rFonts w:ascii="Times New Roman" w:hAnsi="Times New Roman"/>
-        <w:i/>
-        <w:color w:val="64748B"/>
+        <w:color w:val="000000"/>
         <w:sz w:val="17"/>
       </w:rPr>
       <w:t>IEEE TRANSACTIONS ON AFFECTIVE COMPUTING, VOL. XX, NO. X, SEPTEMBER 2026</w:t>
+      <w:tab/>
     </w:r>
+    <w:r>
+      <w:rPr>
+        <w:rFonts w:ascii="Times New Roman" w:hAnsi="Times New Roman"/>
+        <w:color w:val="000000"/>
+        <w:sz w:val="17"/>
+      </w:rPr>
+      <w:t xml:space="preserve">Page </w:t>
+    </w:r>
+    <w:fldSimple w:instr="PAGE"/>
   </w:p>
 </w:hdr>
 </file>
@@ -7830,7 +8084,7 @@
     <w:rsid w:val="00FC693F"/>
     <w:rPr>
       <w:rFonts w:ascii="Times New Roman" w:hAnsi="Times New Roman"/>
-      <w:color w:val="0F172A"/>
+      <w:color w:val="000000"/>
       <w:sz w:val="20"/>
     </w:rPr>
   </w:style>

--- a/FINAL_RESEARCH_REPORT.docx
+++ b/FINAL_RESEARCH_REPORT.docx
@@ -4,25 +4,7 @@
   <w:body>
     <w:p>
       <w:pPr>
-        <w:spacing w:before="0" w:after="200"/>
-        <w:jc w:val="center"/>
-        <w:pBdr>
-          <w:bottom w:val="single" w:sz="8" w:space="5" w:color="000000"/>
-        </w:pBdr>
-      </w:pPr>
-      <w:r>
-        <w:rPr>
-          <w:rFonts w:ascii="Times New Roman" w:hAnsi="Times New Roman"/>
-          <w:b/>
-          <w:color w:val="000000"/>
-          <w:sz w:val="18"/>
-        </w:rPr>
-        <w:t>IEEE TRANSACTIONS ON AFFECTIVE COMPUTING  •  RESEARCH MANUSCRIPT</w:t>
-      </w:r>
-    </w:p>
-    <w:p>
-      <w:pPr>
-        <w:spacing w:before="120" w:after="160" w:line="288" w:lineRule="auto"/>
+        <w:spacing w:before="200" w:after="200" w:line="300" w:lineRule="auto"/>
         <w:jc w:val="center"/>
       </w:pPr>
       <w:r>
@@ -52,7 +34,7 @@
     </w:p>
     <w:p>
       <w:pPr>
-        <w:spacing w:before="0" w:after="280"/>
+        <w:spacing w:before="0" w:after="320"/>
         <w:jc w:val="center"/>
       </w:pPr>
       <w:r>
@@ -78,7 +60,7 @@
           <w:rFonts w:ascii="Times New Roman" w:hAnsi="Times New Roman"/>
           <w:b/>
           <w:color w:val="000000"/>
-          <w:sz w:val="18"/>
+          <w:sz w:val="19"/>
         </w:rPr>
         <w:t xml:space="preserve">Abstract: </w:t>
       </w:r>
@@ -86,7 +68,7 @@
         <w:rPr>
           <w:rFonts w:ascii="Times New Roman" w:hAnsi="Times New Roman"/>
           <w:color w:val="000000"/>
-          <w:sz w:val="18"/>
+          <w:sz w:val="19"/>
         </w:rPr>
         <w:t>Speech Emotion Recognition (SER) is an active area of investigation within human-computer interaction, psychiatric diagnostics, and automated voice analysis. However, contemporary SER research faces several methodological constraints. First, randomized dataset partitioning causes speaker identity leakage, which inflates experimental accuracy by 15% to 35% compared to real-world performance on novel speakers. Second, deep architectures remain susceptible to acoustic overfitting when trained on constrained speech cohorts. Third, the literature exhibits a pronounced focus on Germanic and Romance languages, offering limited empirical evidence on cross-lingual transferability to morphologically rich Indic languages such as Hindi. Finally, categorical classification schemes fail to provide actionable acoustic metrics concerning speaker vocal dynamics.</w:t>
         <w:br/>
@@ -99,7 +81,7 @@
     </w:p>
     <w:p>
       <w:pPr>
-        <w:spacing w:line="276" w:lineRule="auto" w:before="40" w:after="280"/>
+        <w:spacing w:line="276" w:lineRule="auto" w:before="40" w:after="320"/>
         <w:ind w:left="504" w:right="504"/>
         <w:jc w:val="both"/>
       </w:pPr>
@@ -108,15 +90,15 @@
           <w:rFonts w:ascii="Times New Roman" w:hAnsi="Times New Roman"/>
           <w:b/>
           <w:color w:val="000000"/>
-          <w:sz w:val="18"/>
+          <w:sz w:val="19"/>
         </w:rPr>
-        <w:t xml:space="preserve">Index Terms: </w:t>
+        <w:t xml:space="preserve">Keywords: </w:t>
       </w:r>
       <w:r>
         <w:rPr>
           <w:rFonts w:ascii="Times New Roman" w:hAnsi="Times New Roman"/>
           <w:color w:val="000000"/>
-          <w:sz w:val="18"/>
+          <w:sz w:val="19"/>
         </w:rPr>
         <w:t>Speech Emotion Recognition, Self-Supervised Learning, Learnable Layer Pooling, Linear Probe, Hindi Speech Emotion, Cross-Lingual Transfer, Vocal Behaviour, Speaker Disjoint Split, HuBERT, Wav2Vec 2.0, CNN-BiLSTM.</w:t>
       </w:r>
@@ -125,16 +107,16 @@
       <w:pPr>
         <w:keepNext/>
         <w:spacing w:before="280" w:after="100"/>
-        <w:jc w:val="center"/>
+        <w:jc w:val="left"/>
       </w:pPr>
       <w:r>
         <w:rPr>
           <w:rFonts w:ascii="Times New Roman" w:hAnsi="Times New Roman"/>
           <w:b/>
           <w:color w:val="000000"/>
-          <w:sz w:val="21"/>
+          <w:sz w:val="22"/>
         </w:rPr>
-        <w:t>I. INTRODUCTION &amp; RESEARCH MOTIVATION</w:t>
+        <w:t>1. Introduction &amp; Research Motivation</w:t>
       </w:r>
     </w:p>
     <w:p>
@@ -162,11 +144,10 @@
         <w:rPr>
           <w:rFonts w:ascii="Times New Roman" w:hAnsi="Times New Roman"/>
           <w:b/>
-          <w:i/>
           <w:color w:val="000000"/>
           <w:sz w:val="20"/>
         </w:rPr>
-        <w:t>A. The Problem of Speaker Identity Leakage</w:t>
+        <w:t>1.1 The Problem of Speaker Identity Leakage</w:t>
       </w:r>
     </w:p>
     <w:p>
@@ -194,11 +175,10 @@
         <w:rPr>
           <w:rFonts w:ascii="Times New Roman" w:hAnsi="Times New Roman"/>
           <w:b/>
-          <w:i/>
           <w:color w:val="000000"/>
           <w:sz w:val="20"/>
         </w:rPr>
-        <w:t>B. Indic and Low-Resource Language Representation</w:t>
+        <w:t>1.2 Indic and Low-Resource Language Representation</w:t>
       </w:r>
     </w:p>
     <w:p>
@@ -226,11 +206,10 @@
         <w:rPr>
           <w:rFonts w:ascii="Times New Roman" w:hAnsi="Times New Roman"/>
           <w:b/>
-          <w:i/>
           <w:color w:val="000000"/>
           <w:sz w:val="20"/>
         </w:rPr>
-        <w:t>C. Integrating Objective Vocal Metrics</w:t>
+        <w:t>1.3 Integrating Objective Vocal Metrics</w:t>
       </w:r>
     </w:p>
     <w:p>
@@ -293,11 +272,10 @@
         <w:rPr>
           <w:rFonts w:ascii="Times New Roman" w:hAnsi="Times New Roman"/>
           <w:b/>
-          <w:i/>
           <w:color w:val="000000"/>
           <w:sz w:val="20"/>
         </w:rPr>
-        <w:t>D. Research Questions (RQ)</w:t>
+        <w:t>1.4 Research Questions (RQ)</w:t>
       </w:r>
     </w:p>
     <w:p>
@@ -339,16 +317,16 @@
       <w:pPr>
         <w:keepNext/>
         <w:spacing w:before="280" w:after="100"/>
-        <w:jc w:val="center"/>
+        <w:jc w:val="left"/>
       </w:pPr>
       <w:r>
         <w:rPr>
           <w:rFonts w:ascii="Times New Roman" w:hAnsi="Times New Roman"/>
           <w:b/>
           <w:color w:val="000000"/>
-          <w:sz w:val="21"/>
+          <w:sz w:val="22"/>
         </w:rPr>
-        <w:t>II. RELATED WORK &amp; LITERATURE SURVEY</w:t>
+        <w:t>2. Related Work &amp; Literature Survey</w:t>
       </w:r>
     </w:p>
     <w:p>
@@ -376,11 +354,10 @@
         <w:rPr>
           <w:rFonts w:ascii="Times New Roman" w:hAnsi="Times New Roman"/>
           <w:b/>
-          <w:i/>
           <w:color w:val="000000"/>
           <w:sz w:val="20"/>
         </w:rPr>
-        <w:t>A. Indic and Hindi Speech Emotion Recognition</w:t>
+        <w:t>2.1 Indic and Hindi Speech Emotion Recognition</w:t>
       </w:r>
     </w:p>
     <w:p>
@@ -423,11 +400,10 @@
         <w:rPr>
           <w:rFonts w:ascii="Times New Roman" w:hAnsi="Times New Roman"/>
           <w:b/>
-          <w:i/>
           <w:color w:val="000000"/>
           <w:sz w:val="20"/>
         </w:rPr>
-        <w:t>B. Self-Supervised Speech Representation Models</w:t>
+        <w:t>2.2 Self-Supervised Speech Representation Models</w:t>
       </w:r>
     </w:p>
     <w:p>
@@ -455,11 +431,10 @@
         <w:rPr>
           <w:rFonts w:ascii="Times New Roman" w:hAnsi="Times New Roman"/>
           <w:b/>
-          <w:i/>
           <w:color w:val="000000"/>
           <w:sz w:val="20"/>
         </w:rPr>
-        <w:t>C. Vocal Behavioural Feature Integration</w:t>
+        <w:t>2.3 Vocal Behavioural Feature Integration</w:t>
       </w:r>
     </w:p>
     <w:p>
@@ -487,11 +462,10 @@
         <w:rPr>
           <w:rFonts w:ascii="Times New Roman" w:hAnsi="Times New Roman"/>
           <w:b/>
-          <w:i/>
           <w:color w:val="000000"/>
           <w:sz w:val="20"/>
         </w:rPr>
-        <w:t>D. Speaker Disjoint Protocols and Generalization</w:t>
+        <w:t>2.4 Speaker Disjoint Protocols and Generalization</w:t>
       </w:r>
     </w:p>
     <w:p>
@@ -513,16 +487,16 @@
       <w:pPr>
         <w:keepNext/>
         <w:spacing w:before="280" w:after="100"/>
-        <w:jc w:val="center"/>
+        <w:jc w:val="left"/>
       </w:pPr>
       <w:r>
         <w:rPr>
           <w:rFonts w:ascii="Times New Roman" w:hAnsi="Times New Roman"/>
           <w:b/>
           <w:color w:val="000000"/>
-          <w:sz w:val="21"/>
+          <w:sz w:val="22"/>
         </w:rPr>
-        <w:t>III. DATASET ECOSYSTEM &amp; PARTITIONING PROTOCOLS</w:t>
+        <w:t>3. Dataset Ecosystem &amp; Partitioning Protocols</w:t>
       </w:r>
     </w:p>
     <w:p>
@@ -537,7 +511,7 @@
           <w:color w:val="000000"/>
           <w:sz w:val="20"/>
         </w:rPr>
-        <w:t>To ensure rigorous evaluation, five distinct corpora comprising 12,180 audio files were curated, preprocessed, and partitioned. Audio files were resampled to a standardized format: 16,000 Hz sampling rate, single-channel (mono), 16-bit PCM WAV, with Voice Activity Detection (VAD) silence trimming and amplitude normalization. Table I summarizes the dataset ecosystem.</w:t>
+        <w:t>To ensure rigorous evaluation, five distinct corpora comprising 12,180 audio files were curated, preprocessed, and partitioned. Audio files were resampled to a standardized format: 16,000 Hz sampling rate, single-channel (mono), 16-bit PCM WAV, with Voice Activity Detection (VAD) silence trimming and amplitude normalization. Table 1 summarizes the dataset ecosystem.</w:t>
       </w:r>
     </w:p>
     <w:p>
@@ -550,18 +524,9 @@
           <w:rFonts w:ascii="Times New Roman" w:hAnsi="Times New Roman"/>
           <w:b/>
           <w:color w:val="000000"/>
-          <w:sz w:val="18"/>
+          <w:sz w:val="19"/>
         </w:rPr>
-        <w:t>TABLE I</w:t>
-        <w:br/>
-      </w:r>
-      <w:r>
-        <w:rPr>
-          <w:rFonts w:ascii="Times New Roman" w:hAnsi="Times New Roman"/>
-          <w:color w:val="000000"/>
-          <w:sz w:val="16"/>
-        </w:rPr>
-        <w:t>STANDARDIZED DATASET ECOSYSTEM AND PARTITIONING SPECIFICATIONS</w:t>
+        <w:t>Table 1: Standardized Dataset Ecosystem and Partitioning Specifications</w:t>
       </w:r>
     </w:p>
     <w:tbl>
@@ -572,7 +537,7 @@
         <w:tblBorders>
           <w:top w:val="single" w:sz="12" w:space="0" w:color="000000"/>
           <w:bottom w:val="single" w:sz="12" w:space="0" w:color="000000"/>
-          <w:insideH w:val="single" w:sz="4" w:space="0" w:color="CCCCCC"/>
+          <w:insideH w:val="single" w:sz="4" w:space="0" w:color="D1D5DB"/>
           <w:left w:val="none"/>
           <w:right w:val="none"/>
           <w:insideV w:val="none"/>
@@ -1630,16 +1595,16 @@
       <w:pPr>
         <w:keepNext/>
         <w:spacing w:before="280" w:after="100"/>
-        <w:jc w:val="center"/>
+        <w:jc w:val="left"/>
       </w:pPr>
       <w:r>
         <w:rPr>
           <w:rFonts w:ascii="Times New Roman" w:hAnsi="Times New Roman"/>
           <w:b/>
           <w:color w:val="000000"/>
-          <w:sz w:val="21"/>
+          <w:sz w:val="22"/>
         </w:rPr>
-        <w:t>IV. METHODOLOGY &amp; MODEL ARCHITECTURE</w:t>
+        <w:t>4. Methodology &amp; Model Architecture</w:t>
       </w:r>
     </w:p>
     <w:p>
@@ -1678,7 +1643,7 @@
                     <pic:cNvPicPr/>
                   </pic:nvPicPr>
                   <pic:blipFill>
-                    <a:blip r:embed="rId12"/>
+                    <a:blip r:embed="rId11"/>
                     <a:stretch>
                       <a:fillRect/>
                     </a:stretch>
@@ -1708,9 +1673,9 @@
           <w:rFonts w:ascii="Times New Roman" w:hAnsi="Times New Roman"/>
           <w:i/>
           <w:color w:val="000000"/>
-          <w:sz w:val="17"/>
+          <w:sz w:val="18"/>
         </w:rPr>
-        <w:t>Fig. 1.  End-to-End System Architecture with Dual-Branch Behavioural Prosody and Neural Classification Pipeline.</w:t>
+        <w:t>Figure 1: End-to-End System Architecture with Dual-Branch Behavioural Prosody and Neural Classification Pipeline.</w:t>
       </w:r>
     </w:p>
     <w:p>
@@ -1723,11 +1688,10 @@
         <w:rPr>
           <w:rFonts w:ascii="Times New Roman" w:hAnsi="Times New Roman"/>
           <w:b/>
-          <w:i/>
           <w:color w:val="000000"/>
           <w:sz w:val="20"/>
         </w:rPr>
-        <w:t>A. Learnable Weighted Layer Pooling</w:t>
+        <w:t>4.1 Learnable Weighted Layer Pooling</w:t>
       </w:r>
     </w:p>
     <w:p>
@@ -2343,11 +2307,10 @@
         <w:rPr>
           <w:rFonts w:ascii="Times New Roman" w:hAnsi="Times New Roman"/>
           <w:b/>
-          <w:i/>
           <w:color w:val="000000"/>
           <w:sz w:val="20"/>
         </w:rPr>
-        <w:t>B. Audio Behaviour Engine Telemetry</w:t>
+        <w:t>4.2 Audio Behaviour Engine Telemetry</w:t>
       </w:r>
     </w:p>
     <w:p>
@@ -2764,16 +2727,16 @@
       <w:pPr>
         <w:keepNext/>
         <w:spacing w:before="280" w:after="100"/>
-        <w:jc w:val="center"/>
+        <w:jc w:val="left"/>
       </w:pPr>
       <w:r>
         <w:rPr>
           <w:rFonts w:ascii="Times New Roman" w:hAnsi="Times New Roman"/>
           <w:b/>
           <w:color w:val="000000"/>
-          <w:sz w:val="21"/>
+          <w:sz w:val="22"/>
         </w:rPr>
-        <w:t>V. EXPERIMENTAL SETUP &amp; EVALUATION METRICS</w:t>
+        <w:t>5. Experimental Setup &amp; Evaluation Metrics</w:t>
       </w:r>
     </w:p>
     <w:p>
@@ -3140,16 +3103,16 @@
       <w:pPr>
         <w:keepNext/>
         <w:spacing w:before="280" w:after="100"/>
-        <w:jc w:val="center"/>
+        <w:jc w:val="left"/>
       </w:pPr>
       <w:r>
         <w:rPr>
           <w:rFonts w:ascii="Times New Roman" w:hAnsi="Times New Roman"/>
           <w:b/>
           <w:color w:val="000000"/>
-          <w:sz w:val="21"/>
+          <w:sz w:val="22"/>
         </w:rPr>
-        <w:t>VI. BENCHMARK RESULTS &amp; COMPARATIVE ANALYSIS</w:t>
+        <w:t>6. Benchmark Results &amp; Comparative Analysis</w:t>
       </w:r>
     </w:p>
     <w:p>
@@ -3162,11 +3125,10 @@
         <w:rPr>
           <w:rFonts w:ascii="Times New Roman" w:hAnsi="Times New Roman"/>
           <w:b/>
-          <w:i/>
           <w:color w:val="000000"/>
           <w:sz w:val="20"/>
         </w:rPr>
-        <w:t>A. Universal Multi-Corpus Linear Probe Benchmark</w:t>
+        <w:t>6.1 Universal Multi-Corpus Linear Probe Benchmark</w:t>
       </w:r>
     </w:p>
     <w:p>
@@ -3184,7 +3146,7 @@
         <w:t>To evaluate whether a unified representation can generalize across diverse acoustic environments, accents, and recording conditions, a Universal HuBERT Model was trained on the combined 4-corpus dataset (121 speakers across CREMA-D, RAVDESS, SAVEE, and TESS) and evaluated against 1,701 unseen multi-corpus test utterances.</w:t>
         <w:br/>
         <w:br/>
-        <w:t>Architecturally, this model employs a frozen self-supervised HuBERT-Base backbone (94.7M parameters) coupled with our Learnable Weighted Layer Pooling module and a linear classification head. Only 4,626 parameters were trained, representing approximately 0.005% of the total network parameters. Freezing the backbone avoids catastrophic forgetting of generic acoustic representations while providing an efficient linear probe evaluation of the pre-trained features across diverse corpora. Table II reports the benchmark leaderboard.</w:t>
+        <w:t>Architecturally, this model employs a frozen self-supervised HuBERT-Base backbone (94.7M parameters) coupled with our Learnable Weighted Layer Pooling module and a linear classification head. Only 4,626 parameters were trained, representing approximately 0.005% of the total network parameters. Freezing the backbone avoids catastrophic forgetting of generic acoustic representations while providing an efficient linear probe evaluation of the pre-trained features across diverse corpora. Table 2 reports the benchmark leaderboard.</w:t>
       </w:r>
     </w:p>
     <w:p>
@@ -3197,18 +3159,9 @@
           <w:rFonts w:ascii="Times New Roman" w:hAnsi="Times New Roman"/>
           <w:b/>
           <w:color w:val="000000"/>
-          <w:sz w:val="18"/>
+          <w:sz w:val="19"/>
         </w:rPr>
-        <w:t>TABLE II</w:t>
-        <w:br/>
-      </w:r>
-      <w:r>
-        <w:rPr>
-          <w:rFonts w:ascii="Times New Roman" w:hAnsi="Times New Roman"/>
-          <w:color w:val="000000"/>
-          <w:sz w:val="16"/>
-        </w:rPr>
-        <w:t>UNIVERSAL MULTI-CORPUS TEST LEADERBOARD (1,701 UNSEEN CLIPS)</w:t>
+        <w:t>Table 2: Universal Multi-Corpus Test Leaderboard (1,701 Unseen Clips)</w:t>
       </w:r>
     </w:p>
     <w:tbl>
@@ -3219,7 +3172,7 @@
         <w:tblBorders>
           <w:top w:val="single" w:sz="12" w:space="0" w:color="000000"/>
           <w:bottom w:val="single" w:sz="12" w:space="0" w:color="000000"/>
-          <w:insideH w:val="single" w:sz="4" w:space="0" w:color="CCCCCC"/>
+          <w:insideH w:val="single" w:sz="4" w:space="0" w:color="D1D5DB"/>
           <w:left w:val="none"/>
           <w:right w:val="none"/>
           <w:insideV w:val="none"/>
@@ -4001,7 +3954,7 @@
                     <pic:cNvPicPr/>
                   </pic:nvPicPr>
                   <pic:blipFill>
-                    <a:blip r:embed="rId13"/>
+                    <a:blip r:embed="rId12"/>
                     <a:stretch>
                       <a:fillRect/>
                     </a:stretch>
@@ -4031,9 +3984,9 @@
           <w:rFonts w:ascii="Times New Roman" w:hAnsi="Times New Roman"/>
           <w:i/>
           <w:color w:val="000000"/>
-          <w:sz w:val="17"/>
+          <w:sz w:val="18"/>
         </w:rPr>
-        <w:t>Fig. 2.  Benchmark Accuracy and Macro-F1 across English and Hindi Speech Corpora.</w:t>
+        <w:t>Figure 2: Benchmark Accuracy and Macro-F1 across English and Hindi Speech Corpora.</w:t>
       </w:r>
     </w:p>
     <w:p>
@@ -4046,11 +3999,10 @@
         <w:rPr>
           <w:rFonts w:ascii="Times New Roman" w:hAnsi="Times New Roman"/>
           <w:b/>
-          <w:i/>
           <w:color w:val="000000"/>
           <w:sz w:val="20"/>
         </w:rPr>
-        <w:t>B. In-Domain Multi-Corpus Benchmark Summary</w:t>
+        <w:t>6.2 In-Domain Multi-Corpus Benchmark Summary</w:t>
       </w:r>
     </w:p>
     <w:p>
@@ -4077,7 +4029,7 @@
         <w:t>3. SAVEE (4 Actors, Actor KL Unseen): Transfer ensemble reached 51.67% Accuracy and 0.3860 Macro-F1, doubling the scratch baseline of 25.0% which suffered from vocal tract overfitting. Wav2Vec2-XLS-R-300M achieved 12.50% Accuracy (chance level is 14.29%).</w:t>
         <w:br/>
         <w:br/>
-        <w:t>4. TESS (2 Actresses, 200 Words, 30 Unseen Target Words): All SSL foundation models achieved 100.00% Accuracy and 1.0000 Macro-F1. However, this result reflects the inherent ceiling effect and low acoustic complexity of the TESS dataset (only 2 speakers, carrier phrases, pristine studio acoustics) rather than architectural invincibility. Table III reports the comprehensive multi-corpus benchmark.</w:t>
+        <w:t>4. TESS (2 Actresses, 200 Words, 30 Unseen Target Words): All SSL foundation models achieved 100.00% Accuracy and 1.0000 Macro-F1. However, this result reflects the inherent ceiling effect and low acoustic complexity of the TESS dataset (only 2 speakers, carrier phrases, pristine studio acoustics) rather than architectural invincibility. Table 3 reports the comprehensive multi-corpus benchmark.</w:t>
       </w:r>
     </w:p>
     <w:p>
@@ -4090,18 +4042,9 @@
           <w:rFonts w:ascii="Times New Roman" w:hAnsi="Times New Roman"/>
           <w:b/>
           <w:color w:val="000000"/>
-          <w:sz w:val="18"/>
+          <w:sz w:val="19"/>
         </w:rPr>
-        <w:t>TABLE III</w:t>
-        <w:br/>
-      </w:r>
-      <w:r>
-        <w:rPr>
-          <w:rFonts w:ascii="Times New Roman" w:hAnsi="Times New Roman"/>
-          <w:color w:val="000000"/>
-          <w:sz w:val="16"/>
-        </w:rPr>
-        <w:t>IN-DOMAIN BENCHMARK LEADERBOARD ACROSS 5 EVALUATED CORPORA</w:t>
+        <w:t>Table 3: In-Domain Benchmark Leaderboard Across 5 Evaluated Corpora</w:t>
       </w:r>
     </w:p>
     <w:tbl>
@@ -4112,7 +4055,7 @@
         <w:tblBorders>
           <w:top w:val="single" w:sz="12" w:space="0" w:color="000000"/>
           <w:bottom w:val="single" w:sz="12" w:space="0" w:color="000000"/>
-          <w:insideH w:val="single" w:sz="4" w:space="0" w:color="CCCCCC"/>
+          <w:insideH w:val="single" w:sz="4" w:space="0" w:color="D1D5DB"/>
           <w:left w:val="none"/>
           <w:right w:val="none"/>
           <w:insideV w:val="none"/>
@@ -5170,11 +5113,10 @@
         <w:rPr>
           <w:rFonts w:ascii="Times New Roman" w:hAnsi="Times New Roman"/>
           <w:b/>
-          <w:i/>
           <w:color w:val="000000"/>
           <w:sz w:val="20"/>
         </w:rPr>
-        <w:t>C. Technical Analysis of Wav2Vec2-XLS-R-300M Failure</w:t>
+        <w:t>6.3 Technical Analysis of Wav2Vec2-XLS-R-300M Failure</w:t>
       </w:r>
     </w:p>
     <w:p>
@@ -5195,7 +5137,7 @@
         <w:t>1. ASR Invariant Pre-training Objective: XLS-R-300M was pre-trained across 128 languages using contrastive masked prediction to extract phonetic content. In cross-lingual speech recognition, speaker-specific pitch variations and emotional intonations are treated as nuisance parameters and filtered out to achieve cross-lingual phonetic invariance. Consequently, the frozen representations suppress paralinguistic and affective cues.</w:t>
         <w:br/>
         <w:br/>
-        <w:t>2. Top-Layer Emotional Depletion: Unlike our HuBERT framework which incorporates learnable layer pooling across intermediate depths, the frozen XLS-R baseline extracted features exclusively from its 24th (final) layer. As demonstrated in Section VII-B, top transformer layers specialize in discrete phonetic tokens and exhibit lower emotional sensitivity than intermediate layers.</w:t>
+        <w:t>2. Top-Layer Emotional Depletion: Unlike our HuBERT framework which incorporates learnable layer pooling across intermediate depths, the frozen XLS-R baseline extracted features exclusively from its 24th (final) layer. As demonstrated in Section 7.2, top transformer layers specialize in discrete phonetic tokens and exhibit lower emotional sensitivity than intermediate layers.</w:t>
         <w:br/>
         <w:br/>
         <w:t>3. Capacity-to-Sample Mismatch: Projecting a frozen 1024-dimensional representation from a 317M-parameter model onto tiny target datasets (e.g., 384 SAVEE clips or 960 RAVDESS clips) without layer-wise adaptation or fine-tuning creates an acute representation mismatch that prevents effective linear separation.</w:t>
@@ -5205,16 +5147,16 @@
       <w:pPr>
         <w:keepNext/>
         <w:spacing w:before="280" w:after="100"/>
-        <w:jc w:val="center"/>
+        <w:jc w:val="left"/>
       </w:pPr>
       <w:r>
         <w:rPr>
           <w:rFonts w:ascii="Times New Roman" w:hAnsi="Times New Roman"/>
           <w:b/>
           <w:color w:val="000000"/>
-          <w:sz w:val="21"/>
+          <w:sz w:val="22"/>
         </w:rPr>
-        <w:t>VII. EMPIRICAL FINDINGS &amp; ABLATION STUDIES</w:t>
+        <w:t>7. Empirical Findings &amp; Ablation Studies</w:t>
       </w:r>
     </w:p>
     <w:p>
@@ -5227,11 +5169,10 @@
         <w:rPr>
           <w:rFonts w:ascii="Times New Roman" w:hAnsi="Times New Roman"/>
           <w:b/>
-          <w:i/>
           <w:color w:val="000000"/>
           <w:sz w:val="20"/>
         </w:rPr>
-        <w:t>A. The Speaker Diversity Effect</w:t>
+        <w:t>7.1 The Speaker Diversity Effect</w:t>
       </w:r>
     </w:p>
     <w:p>
@@ -5270,7 +5211,7 @@
                     <pic:cNvPicPr/>
                   </pic:nvPicPr>
                   <pic:blipFill>
-                    <a:blip r:embed="rId14"/>
+                    <a:blip r:embed="rId13"/>
                     <a:stretch>
                       <a:fillRect/>
                     </a:stretch>
@@ -5300,9 +5241,9 @@
           <w:rFonts w:ascii="Times New Roman" w:hAnsi="Times New Roman"/>
           <w:i/>
           <w:color w:val="000000"/>
-          <w:sz w:val="17"/>
+          <w:sz w:val="18"/>
         </w:rPr>
-        <w:t>Fig. 3.  Empirical Layer Weight Distribution in Learnable Weighted Layer Pooling (Layers 9 to 11 account for 31.95%, total sum = 100.00%).</w:t>
+        <w:t>Figure 3: Empirical Layer Weight Distribution in Learnable Weighted Layer Pooling (Layers 9 to 11 account for 31.95%, total sum = 100.00%).</w:t>
       </w:r>
     </w:p>
     <w:p>
@@ -5315,11 +5256,10 @@
         <w:rPr>
           <w:rFonts w:ascii="Times New Roman" w:hAnsi="Times New Roman"/>
           <w:b/>
-          <w:i/>
           <w:color w:val="000000"/>
           <w:sz w:val="20"/>
         </w:rPr>
-        <w:t>B. Layer Weight Distribution Across Transformer Depth</w:t>
+        <w:t>7.2 Layer Weight Distribution Across Transformer Depth</w:t>
       </w:r>
     </w:p>
     <w:p>
@@ -5345,7 +5285,7 @@
         <w:br/>
         <w:t>• Final Layer (Layer 12): Weight decreases to alpha_12 = 0.1053 (10.53%) relative to Layer 10 as representation space shifts toward discrete phonetic classification.</w:t>
         <w:br/>
-        <w:t>• Normalization Verification: The complete 12-layer softmax distribution (7.07% + 7.10% + 7.11% + 7.12% + 7.13% + 7.17% + 7.25% + 7.57% + 10.02% + 11.07% + 10.86% + 10.53%) sums strictly to 100.00% (sum_{i=1}^{12} alpha_i = 1.0000). Table IV details the layer weights.</w:t>
+        <w:t>• Normalization Verification: The complete 12-layer softmax distribution (7.07% + 7.10% + 7.11% + 7.12% + 7.13% + 7.17% + 7.25% + 7.57% + 10.02% + 11.07% + 10.86% + 10.53%) sums strictly to 100.00% (sum_{i=1}^{12} alpha_i = 1.0000). Table 4 details the layer weights.</w:t>
       </w:r>
     </w:p>
     <w:p>
@@ -5358,18 +5298,9 @@
           <w:rFonts w:ascii="Times New Roman" w:hAnsi="Times New Roman"/>
           <w:b/>
           <w:color w:val="000000"/>
-          <w:sz w:val="18"/>
+          <w:sz w:val="19"/>
         </w:rPr>
-        <w:t>TABLE IV</w:t>
-        <w:br/>
-      </w:r>
-      <w:r>
-        <w:rPr>
-          <w:rFonts w:ascii="Times New Roman" w:hAnsi="Times New Roman"/>
-          <w:color w:val="000000"/>
-          <w:sz w:val="16"/>
-        </w:rPr>
-        <w:t>LAYER-WISE SOFTMAX ATTENTION WEIGHT DISTRIBUTION (HUBERT-BASE)</w:t>
+        <w:t>Table 4: Layer-Wise Softmax Attention Weight Distribution (HuBERT-Base)</w:t>
       </w:r>
     </w:p>
     <w:tbl>
@@ -5380,7 +5311,7 @@
         <w:tblBorders>
           <w:top w:val="single" w:sz="12" w:space="0" w:color="000000"/>
           <w:bottom w:val="single" w:sz="12" w:space="0" w:color="000000"/>
-          <w:insideH w:val="single" w:sz="4" w:space="0" w:color="CCCCCC"/>
+          <w:insideH w:val="single" w:sz="4" w:space="0" w:color="D1D5DB"/>
           <w:left w:val="none"/>
           <w:right w:val="none"/>
           <w:insideV w:val="none"/>
@@ -6800,11 +6731,10 @@
         <w:rPr>
           <w:rFonts w:ascii="Times New Roman" w:hAnsi="Times New Roman"/>
           <w:b/>
-          <w:i/>
           <w:color w:val="000000"/>
           <w:sz w:val="20"/>
         </w:rPr>
-        <w:t>C. Cross-Lingual Adaptation to Indic Hindi Speech</w:t>
+        <w:t>7.3 Cross-Lingual Adaptation to Indic Hindi Speech</w:t>
       </w:r>
     </w:p>
     <w:p>
@@ -6843,7 +6773,7 @@
                     <pic:cNvPicPr/>
                   </pic:nvPicPr>
                   <pic:blipFill>
-                    <a:blip r:embed="rId15"/>
+                    <a:blip r:embed="rId14"/>
                     <a:stretch>
                       <a:fillRect/>
                     </a:stretch>
@@ -6873,9 +6803,9 @@
           <w:rFonts w:ascii="Times New Roman" w:hAnsi="Times New Roman"/>
           <w:i/>
           <w:color w:val="000000"/>
-          <w:sz w:val="17"/>
+          <w:sz w:val="18"/>
         </w:rPr>
-        <w:t>Fig. 4.  Cross-Lingual Adaptation to Indic Hindi Speech (Zero-Shot vs. Supervised Adaptation).</w:t>
+        <w:t>Figure 4: Cross-Lingual Adaptation to Indic Hindi Speech (Zero-Shot vs. Supervised Adaptation).</w:t>
       </w:r>
     </w:p>
     <w:p>
@@ -6899,7 +6829,7 @@
                     <pic:cNvPicPr/>
                   </pic:nvPicPr>
                   <pic:blipFill>
-                    <a:blip r:embed="rId16"/>
+                    <a:blip r:embed="rId15"/>
                     <a:stretch>
                       <a:fillRect/>
                     </a:stretch>
@@ -6929,25 +6859,25 @@
           <w:rFonts w:ascii="Times New Roman" w:hAnsi="Times New Roman"/>
           <w:i/>
           <w:color w:val="000000"/>
-          <w:sz w:val="17"/>
+          <w:sz w:val="18"/>
         </w:rPr>
-        <w:t>Fig. 5.  Normalized Confusion Matrix for the Hindi Emotion Specialist Model.</w:t>
+        <w:t>Figure 5: Normalized Confusion Matrix for the Hindi Emotion Specialist Model.</w:t>
       </w:r>
     </w:p>
     <w:p>
       <w:pPr>
         <w:keepNext/>
         <w:spacing w:before="280" w:after="100"/>
-        <w:jc w:val="center"/>
+        <w:jc w:val="left"/>
       </w:pPr>
       <w:r>
         <w:rPr>
           <w:rFonts w:ascii="Times New Roman" w:hAnsi="Times New Roman"/>
           <w:b/>
           <w:color w:val="000000"/>
-          <w:sz w:val="21"/>
+          <w:sz w:val="22"/>
         </w:rPr>
-        <w:t>VIII. SPEECH BEHAVIOURAL INTELLIGENCE PROFILING</w:t>
+        <w:t>8. Speech Behavioural Intelligence Profiling</w:t>
       </w:r>
     </w:p>
     <w:p>
@@ -6995,7 +6925,7 @@
                     <pic:cNvPicPr/>
                   </pic:nvPicPr>
                   <pic:blipFill>
-                    <a:blip r:embed="rId17"/>
+                    <a:blip r:embed="rId16"/>
                     <a:stretch>
                       <a:fillRect/>
                     </a:stretch>
@@ -7025,25 +6955,25 @@
           <w:rFonts w:ascii="Times New Roman" w:hAnsi="Times New Roman"/>
           <w:i/>
           <w:color w:val="000000"/>
-          <w:sz w:val="17"/>
+          <w:sz w:val="18"/>
         </w:rPr>
-        <w:t>Fig. 6.  Multimodal Speech Behaviour Telemetry across Discrete Emotion Categories.</w:t>
+        <w:t>Figure 6: Multimodal Speech Behaviour Telemetry across Discrete Emotion Categories.</w:t>
       </w:r>
     </w:p>
     <w:p>
       <w:pPr>
         <w:keepNext/>
         <w:spacing w:before="280" w:after="100"/>
-        <w:jc w:val="center"/>
+        <w:jc w:val="left"/>
       </w:pPr>
       <w:r>
         <w:rPr>
           <w:rFonts w:ascii="Times New Roman" w:hAnsi="Times New Roman"/>
           <w:b/>
           <w:color w:val="000000"/>
-          <w:sz w:val="21"/>
+          <w:sz w:val="22"/>
         </w:rPr>
-        <w:t>IX. SYSTEM DEPLOYMENT ARCHITECTURE</w:t>
+        <w:t>9. System Deployment Architecture</w:t>
       </w:r>
     </w:p>
     <w:p>
@@ -7070,16 +7000,16 @@
       <w:pPr>
         <w:keepNext/>
         <w:spacing w:before="280" w:after="100"/>
-        <w:jc w:val="center"/>
+        <w:jc w:val="left"/>
       </w:pPr>
       <w:r>
         <w:rPr>
           <w:rFonts w:ascii="Times New Roman" w:hAnsi="Times New Roman"/>
           <w:b/>
           <w:color w:val="000000"/>
-          <w:sz w:val="21"/>
+          <w:sz w:val="22"/>
         </w:rPr>
-        <w:t>X. DISCUSSION &amp; LIMITATIONS</w:t>
+        <w:t>10. Discussion &amp; Limitations</w:t>
       </w:r>
     </w:p>
     <w:p>
@@ -7108,16 +7038,16 @@
       <w:pPr>
         <w:keepNext/>
         <w:spacing w:before="280" w:after="100"/>
-        <w:jc w:val="center"/>
+        <w:jc w:val="left"/>
       </w:pPr>
       <w:r>
         <w:rPr>
           <w:rFonts w:ascii="Times New Roman" w:hAnsi="Times New Roman"/>
           <w:b/>
           <w:color w:val="000000"/>
-          <w:sz w:val="21"/>
+          <w:sz w:val="22"/>
         </w:rPr>
-        <w:t>XI. CONCLUSION</w:t>
+        <w:t>11. Conclusion</w:t>
       </w:r>
     </w:p>
     <w:p>
@@ -7148,16 +7078,16 @@
       <w:pPr>
         <w:keepNext/>
         <w:spacing w:before="280" w:after="100"/>
-        <w:jc w:val="center"/>
+        <w:jc w:val="left"/>
       </w:pPr>
       <w:r>
         <w:rPr>
           <w:rFonts w:ascii="Times New Roman" w:hAnsi="Times New Roman"/>
           <w:b/>
           <w:color w:val="000000"/>
-          <w:sz w:val="21"/>
+          <w:sz w:val="22"/>
         </w:rPr>
-        <w:t>REFERENCES</w:t>
+        <w:t>References</w:t>
       </w:r>
     </w:p>
     <w:p>
@@ -7611,13 +7541,11 @@
       </w:r>
     </w:p>
     <w:sectPr>
-      <w:footerReference w:type="first" r:id="rId9"/>
-      <w:headerReference w:type="default" r:id="rId10"/>
-      <w:footerReference w:type="default" r:id="rId11"/>
+      <w:headerReference w:type="default" r:id="rId9"/>
+      <w:footerReference w:type="default" r:id="rId10"/>
       <w:pgSz w:w="12240" w:h="15840"/>
       <w:pgMar w:top="1440" w:right="1440" w:bottom="1440" w:left="1440" w:header="720" w:footer="720" w:gutter="0"/>
       <w:cols w:space="720"/>
-      <w:titlePg/>
       <w:docGrid w:linePitch="360"/>
     </w:sectPr>
   </w:body>
@@ -7629,56 +7557,10 @@
   <w:p>
     <w:pPr>
       <w:pStyle w:val="Footer"/>
-      <w:spacing w:line="276" w:lineRule="auto" w:before="80" w:after="0"/>
-      <w:jc w:val="both"/>
-      <w:pBdr>
-        <w:top w:val="single" w:sz="6" w:space="5" w:color="000000"/>
-      </w:pBdr>
+      <w:spacing w:before="120" w:after="0"/>
+      <w:jc w:val="center"/>
     </w:pPr>
-    <w:r>
-      <w:rPr>
-        <w:rFonts w:ascii="Times New Roman" w:hAnsi="Times New Roman"/>
-        <w:i/>
-        <w:color w:val="000000"/>
-        <w:sz w:val="16"/>
-      </w:rPr>
-      <w:t>Manuscript submitted September 2026. This research investigation was conducted by Himanshi Patel with the Department of Computer Science and Engineering. Project Repository: speech_emotion_detection (Branch: develop-v3). E-mail: himanshipatel@academic.edu. Comprehensive experimental code, model checkpoints, and evaluation telemetry are publicly accessible under open academic protocols.</w:t>
-    </w:r>
-  </w:p>
-</w:ftr>
-</file>
-
-<file path=word/footer2.xml><?xml version="1.0" encoding="utf-8"?>
-<w:ftr xmlns:m="http://schemas.openxmlformats.org/officeDocument/2006/math" xmlns:mc="http://schemas.openxmlformats.org/markup-compatibility/2006" xmlns:mo="http://schemas.microsoft.com/office/mac/office/2008/main" xmlns:mv="urn:schemas-microsoft-com:mac:vml" xmlns:o="urn:schemas-microsoft-com:office:office" xmlns:r="http://schemas.openxmlformats.org/officeDocument/2006/relationships" xmlns:v="urn:schemas-microsoft-com:vml" xmlns:w10="urn:schemas-microsoft-com:office:word" xmlns:w14="http://schemas.microsoft.com/office/word/2010/wordml" xmlns:w="http://schemas.openxmlformats.org/wordprocessingml/2006/main" xmlns:wne="http://schemas.microsoft.com/office/word/2006/wordml" xmlns:wp14="http://schemas.microsoft.com/office/word/2010/wordprocessingDrawing" xmlns:wp="http://schemas.openxmlformats.org/drawingml/2006/wordprocessingDrawing" xmlns:wpc="http://schemas.microsoft.com/office/word/2010/wordprocessingCanvas" xmlns:wpg="http://schemas.microsoft.com/office/word/2010/wordprocessingGroup" xmlns:wpi="http://schemas.microsoft.com/office/word/2010/wordprocessingInk" xmlns:wps="http://schemas.microsoft.com/office/word/2010/wordprocessingShape" mc:Ignorable="w14 wp14">
-  <w:p>
-    <w:pPr>
-      <w:pStyle w:val="Footer"/>
-      <w:tabs>
-        <w:tab w:pos="9360" w:val="right"/>
-      </w:tabs>
-      <w:spacing w:before="40" w:after="0"/>
-      <w:jc w:val="left"/>
-      <w:pBdr>
-        <w:top w:val="single" w:sz="6" w:space="4" w:color="000000"/>
-      </w:pBdr>
-    </w:pPr>
-    <w:r>
-      <w:rPr>
-        <w:rFonts w:ascii="Times New Roman" w:hAnsi="Times New Roman"/>
-        <w:color w:val="000000"/>
-        <w:sz w:val="16"/>
-      </w:rPr>
-      <w:t>PATEL: MULTI-CORPUS AND MULTILINGUAL SPEECH EMOTION RECOGNITION</w:t>
-      <w:tab/>
-    </w:r>
-    <w:r>
-      <w:rPr>
-        <w:rFonts w:ascii="Times New Roman" w:hAnsi="Times New Roman"/>
-        <w:color w:val="000000"/>
-        <w:sz w:val="16"/>
-      </w:rPr>
-      <w:t>SEPTEMBER 2026</w:t>
-    </w:r>
+    <w:fldSimple w:instr="PAGE"/>
   </w:p>
 </w:ftr>
 </file>
@@ -7688,33 +7570,8 @@
   <w:p>
     <w:pPr>
       <w:pStyle w:val="Header"/>
-      <w:tabs>
-        <w:tab w:pos="9360" w:val="right"/>
-      </w:tabs>
-      <w:spacing w:before="0" w:after="40"/>
-      <w:jc w:val="left"/>
-      <w:pBdr>
-        <w:bottom w:val="single" w:sz="6" w:space="4" w:color="000000"/>
-      </w:pBdr>
     </w:pPr>
-    <w:r>
-      <w:rPr>
-        <w:rFonts w:ascii="Times New Roman" w:hAnsi="Times New Roman"/>
-        <w:color w:val="000000"/>
-        <w:sz w:val="17"/>
-      </w:rPr>
-      <w:t>IEEE TRANSACTIONS ON AFFECTIVE COMPUTING, VOL. XX, NO. X, SEPTEMBER 2026</w:t>
-      <w:tab/>
-    </w:r>
-    <w:r>
-      <w:rPr>
-        <w:rFonts w:ascii="Times New Roman" w:hAnsi="Times New Roman"/>
-        <w:color w:val="000000"/>
-        <w:sz w:val="17"/>
-      </w:rPr>
-      <w:t xml:space="preserve">Page </w:t>
-    </w:r>
-    <w:fldSimple w:instr="PAGE"/>
+    <w:r/>
   </w:p>
 </w:hdr>
 </file>

--- a/FINAL_RESEARCH_REPORT.docx
+++ b/FINAL_RESEARCH_REPORT.docx
@@ -4,7 +4,7 @@
   <w:body>
     <w:p>
       <w:pPr>
-        <w:spacing w:before="200" w:after="200" w:line="300" w:lineRule="auto"/>
+        <w:spacing w:before="200" w:after="160" w:line="293" w:lineRule="auto"/>
         <w:jc w:val="center"/>
       </w:pPr>
       <w:r>
@@ -83,7 +83,7 @@
       <w:pPr>
         <w:spacing w:line="276" w:lineRule="auto" w:before="40" w:after="320"/>
         <w:ind w:left="504" w:right="504"/>
-        <w:jc w:val="both"/>
+        <w:jc w:val="left"/>
       </w:pPr>
       <w:r>
         <w:rPr>
@@ -106,7 +106,7 @@
     <w:p>
       <w:pPr>
         <w:keepNext/>
-        <w:spacing w:before="280" w:after="100"/>
+        <w:spacing w:before="280" w:after="80"/>
         <w:jc w:val="left"/>
       </w:pPr>
       <w:r>
@@ -121,7 +121,7 @@
     </w:p>
     <w:p>
       <w:pPr>
-        <w:spacing w:line="276" w:lineRule="auto" w:before="0" w:after="60"/>
+        <w:spacing w:line="276" w:lineRule="auto" w:before="0" w:after="70"/>
         <w:ind w:firstLine="288"/>
         <w:jc w:val="both"/>
       </w:pPr>
@@ -152,7 +152,7 @@
     </w:p>
     <w:p>
       <w:pPr>
-        <w:spacing w:line="276" w:lineRule="auto" w:before="0" w:after="60"/>
+        <w:spacing w:line="276" w:lineRule="auto" w:before="0" w:after="70"/>
         <w:ind w:firstLine="288"/>
         <w:jc w:val="both"/>
       </w:pPr>
@@ -183,7 +183,7 @@
     </w:p>
     <w:p>
       <w:pPr>
-        <w:spacing w:line="276" w:lineRule="auto" w:before="0" w:after="60"/>
+        <w:spacing w:line="276" w:lineRule="auto" w:before="0" w:after="70"/>
         <w:ind w:firstLine="288"/>
         <w:jc w:val="both"/>
       </w:pPr>
@@ -214,7 +214,7 @@
     </w:p>
     <w:p>
       <w:pPr>
-        <w:spacing w:line="276" w:lineRule="auto" w:before="0" w:after="60"/>
+        <w:spacing w:line="276" w:lineRule="auto" w:before="0" w:after="70"/>
         <w:ind w:firstLine="288"/>
         <w:jc w:val="both"/>
       </w:pPr>
@@ -229,27 +229,139 @@
     </w:p>
     <w:p>
       <w:pPr>
-        <w:spacing w:before="40" w:after="80"/>
-        <w:ind w:left="360"/>
+        <w:spacing w:line="276" w:lineRule="auto" w:before="0" w:after="50"/>
+        <w:ind w:left="432" w:hanging="288"/>
+        <w:jc w:val="left"/>
       </w:pPr>
+      <w:r>
+        <w:rPr>
+          <w:rFonts w:ascii="Times New Roman" w:hAnsi="Times New Roman"/>
+          <w:b/>
+          <w:color w:val="000000"/>
+          <w:sz w:val="19"/>
+        </w:rPr>
+        <w:t xml:space="preserve">1. </w:t>
+      </w:r>
+      <w:r>
+        <w:rPr>
+          <w:rFonts w:ascii="Times New Roman" w:hAnsi="Times New Roman"/>
+          <w:b/>
+          <w:color w:val="000000"/>
+          <w:sz w:val="19"/>
+        </w:rPr>
+        <w:t xml:space="preserve">Speech Velocity (syllables/s): </w:t>
+      </w:r>
       <w:r>
         <w:rPr>
           <w:rFonts w:ascii="Times New Roman" w:hAnsi="Times New Roman"/>
           <w:color w:val="000000"/>
           <w:sz w:val="19"/>
         </w:rPr>
-        <w:t>1. Speech Velocity (syllables per second) indicates psychomotor state.</w:t>
-        <w:br/>
-        <w:t>2. Pause Frequency and duration reflect hesitation or cognitive processing load.</w:t>
-        <w:br/>
-        <w:t>3. Vocal Energy Variation indicates engagement level.</w:t>
-        <w:br/>
-        <w:t>4. Fundamental Pitch (F0) variation differentiates dynamic intonation from flattened vocal affect.</w:t>
+        <w:t>Indicates psychomotor tempo and affective activation state.</w:t>
       </w:r>
     </w:p>
     <w:p>
       <w:pPr>
-        <w:spacing w:line="276" w:lineRule="auto" w:before="0" w:after="60"/>
+        <w:spacing w:line="276" w:lineRule="auto" w:before="0" w:after="50"/>
+        <w:ind w:left="432" w:hanging="288"/>
+        <w:jc w:val="left"/>
+      </w:pPr>
+      <w:r>
+        <w:rPr>
+          <w:rFonts w:ascii="Times New Roman" w:hAnsi="Times New Roman"/>
+          <w:b/>
+          <w:color w:val="000000"/>
+          <w:sz w:val="19"/>
+        </w:rPr>
+        <w:t xml:space="preserve">2. </w:t>
+      </w:r>
+      <w:r>
+        <w:rPr>
+          <w:rFonts w:ascii="Times New Roman" w:hAnsi="Times New Roman"/>
+          <w:b/>
+          <w:color w:val="000000"/>
+          <w:sz w:val="19"/>
+        </w:rPr>
+        <w:t xml:space="preserve">Pause Frequency and Duration: </w:t>
+      </w:r>
+      <w:r>
+        <w:rPr>
+          <w:rFonts w:ascii="Times New Roman" w:hAnsi="Times New Roman"/>
+          <w:color w:val="000000"/>
+          <w:sz w:val="19"/>
+        </w:rPr>
+        <w:t>Reflects cognitive hesitation, processing load, and structural fluency.</w:t>
+      </w:r>
+    </w:p>
+    <w:p>
+      <w:pPr>
+        <w:spacing w:line="276" w:lineRule="auto" w:before="0" w:after="50"/>
+        <w:ind w:left="432" w:hanging="288"/>
+        <w:jc w:val="left"/>
+      </w:pPr>
+      <w:r>
+        <w:rPr>
+          <w:rFonts w:ascii="Times New Roman" w:hAnsi="Times New Roman"/>
+          <w:b/>
+          <w:color w:val="000000"/>
+          <w:sz w:val="19"/>
+        </w:rPr>
+        <w:t xml:space="preserve">3. </w:t>
+      </w:r>
+      <w:r>
+        <w:rPr>
+          <w:rFonts w:ascii="Times New Roman" w:hAnsi="Times New Roman"/>
+          <w:b/>
+          <w:color w:val="000000"/>
+          <w:sz w:val="19"/>
+        </w:rPr>
+        <w:t xml:space="preserve">Vocal Energy Variation: </w:t>
+      </w:r>
+      <w:r>
+        <w:rPr>
+          <w:rFonts w:ascii="Times New Roman" w:hAnsi="Times New Roman"/>
+          <w:color w:val="000000"/>
+          <w:sz w:val="19"/>
+        </w:rPr>
+        <w:t>Measures behavioral engagement and acoustic intensity dynamics.</w:t>
+      </w:r>
+    </w:p>
+    <w:p>
+      <w:pPr>
+        <w:spacing w:line="276" w:lineRule="auto" w:before="0" w:after="50"/>
+        <w:ind w:left="432" w:hanging="288"/>
+        <w:jc w:val="left"/>
+      </w:pPr>
+      <w:r>
+        <w:rPr>
+          <w:rFonts w:ascii="Times New Roman" w:hAnsi="Times New Roman"/>
+          <w:b/>
+          <w:color w:val="000000"/>
+          <w:sz w:val="19"/>
+        </w:rPr>
+        <w:t xml:space="preserve">4. </w:t>
+      </w:r>
+      <w:r>
+        <w:rPr>
+          <w:rFonts w:ascii="Times New Roman" w:hAnsi="Times New Roman"/>
+          <w:b/>
+          <w:color w:val="000000"/>
+          <w:sz w:val="19"/>
+        </w:rPr>
+        <w:t xml:space="preserve">Fundamental Pitch (F0) Variation: </w:t>
+      </w:r>
+      <w:r>
+        <w:rPr>
+          <w:rFonts w:ascii="Times New Roman" w:hAnsi="Times New Roman"/>
+          <w:color w:val="000000"/>
+          <w:sz w:val="19"/>
+        </w:rPr>
+        <w:t>Quantifies dynamic pitch inflection versus flattened vocal affect.</w:t>
+      </w:r>
+    </w:p>
+    <w:p>
+      <w:pPr>
+        <w:spacing w:line="276" w:lineRule="auto" w:before="0" w:after="70"/>
         <w:ind w:firstLine="288"/>
         <w:jc w:val="both"/>
       </w:pPr>
@@ -280,7 +392,7 @@
     </w:p>
     <w:p>
       <w:pPr>
-        <w:spacing w:line="276" w:lineRule="auto" w:before="0" w:after="60"/>
+        <w:spacing w:line="276" w:lineRule="auto" w:before="0" w:after="70"/>
         <w:ind w:firstLine="288"/>
         <w:jc w:val="both"/>
       </w:pPr>
@@ -295,28 +407,104 @@
     </w:p>
     <w:p>
       <w:pPr>
-        <w:spacing w:before="40" w:after="80"/>
-        <w:ind w:left="360"/>
+        <w:spacing w:line="276" w:lineRule="auto" w:before="0" w:after="60"/>
+        <w:ind w:left="432" w:hanging="288"/>
+        <w:jc w:val="both"/>
       </w:pPr>
+      <w:r>
+        <w:rPr>
+          <w:rFonts w:ascii="Times New Roman" w:hAnsi="Times New Roman"/>
+          <w:b/>
+          <w:color w:val="000000"/>
+          <w:sz w:val="19"/>
+        </w:rPr>
+        <w:t xml:space="preserve">• RQ1 (Layer Pooling Dynamics): </w:t>
+      </w:r>
       <w:r>
         <w:rPr>
           <w:rFonts w:ascii="Times New Roman" w:hAnsi="Times New Roman"/>
           <w:color w:val="000000"/>
           <w:sz w:val="19"/>
         </w:rPr>
-        <w:t>• RQ1 (Layer Pooling Dynamics): Does learnable weighted pooling across all transformer hidden layers outperform standard mean pooling or top-layer classification, and which layers encode the most discriminative emotional information?</w:t>
-        <w:br/>
-        <w:t>• RQ2 (Speaker Diversity Law): What is the relationship between the number of training speakers and out-of-domain generalization performance on strictly unseen actors?</w:t>
-        <w:br/>
-        <w:t>• RQ3 (Cross-Lingual Transfer to Indic Speech): To what degree do English multi-corpus representations transfer zero-shot to native Hindi speech, and what performance gain is achieved via supervised adaptation?</w:t>
-        <w:br/>
-        <w:t>• RQ4 (Behavioral Telemetry Integration): How effectively do continuous acoustic features (speech tempo, pause ratio, energy, and pitch intonation) correlate with categorical emotion classifications?</w:t>
+        <w:t>Does learnable weighted pooling across all transformer hidden layers outperform standard mean pooling or top-layer classification, and which layers encode the most discriminative emotional information?</w:t>
+      </w:r>
+    </w:p>
+    <w:p>
+      <w:pPr>
+        <w:spacing w:line="276" w:lineRule="auto" w:before="0" w:after="60"/>
+        <w:ind w:left="432" w:hanging="288"/>
+        <w:jc w:val="both"/>
+      </w:pPr>
+      <w:r>
+        <w:rPr>
+          <w:rFonts w:ascii="Times New Roman" w:hAnsi="Times New Roman"/>
+          <w:b/>
+          <w:color w:val="000000"/>
+          <w:sz w:val="19"/>
+        </w:rPr>
+        <w:t xml:space="preserve">• RQ2 (Speaker Diversity Law): </w:t>
+      </w:r>
+      <w:r>
+        <w:rPr>
+          <w:rFonts w:ascii="Times New Roman" w:hAnsi="Times New Roman"/>
+          <w:color w:val="000000"/>
+          <w:sz w:val="19"/>
+        </w:rPr>
+        <w:t>What is the relationship between the number of training speakers and out-of-domain generalization performance on strictly unseen actors?</w:t>
+      </w:r>
+    </w:p>
+    <w:p>
+      <w:pPr>
+        <w:spacing w:line="276" w:lineRule="auto" w:before="0" w:after="60"/>
+        <w:ind w:left="432" w:hanging="288"/>
+        <w:jc w:val="both"/>
+      </w:pPr>
+      <w:r>
+        <w:rPr>
+          <w:rFonts w:ascii="Times New Roman" w:hAnsi="Times New Roman"/>
+          <w:b/>
+          <w:color w:val="000000"/>
+          <w:sz w:val="19"/>
+        </w:rPr>
+        <w:t xml:space="preserve">• RQ3 (Cross-Lingual Transfer to Indic Speech): </w:t>
+      </w:r>
+      <w:r>
+        <w:rPr>
+          <w:rFonts w:ascii="Times New Roman" w:hAnsi="Times New Roman"/>
+          <w:color w:val="000000"/>
+          <w:sz w:val="19"/>
+        </w:rPr>
+        <w:t>To what degree do English multi-corpus representations transfer zero-shot to native Hindi speech, and what performance gain is achieved via supervised adaptation?</w:t>
+      </w:r>
+    </w:p>
+    <w:p>
+      <w:pPr>
+        <w:spacing w:line="276" w:lineRule="auto" w:before="0" w:after="60"/>
+        <w:ind w:left="432" w:hanging="288"/>
+        <w:jc w:val="both"/>
+      </w:pPr>
+      <w:r>
+        <w:rPr>
+          <w:rFonts w:ascii="Times New Roman" w:hAnsi="Times New Roman"/>
+          <w:b/>
+          <w:color w:val="000000"/>
+          <w:sz w:val="19"/>
+        </w:rPr>
+        <w:t xml:space="preserve">• RQ4 (Behavioral Telemetry Integration): </w:t>
+      </w:r>
+      <w:r>
+        <w:rPr>
+          <w:rFonts w:ascii="Times New Roman" w:hAnsi="Times New Roman"/>
+          <w:color w:val="000000"/>
+          <w:sz w:val="19"/>
+        </w:rPr>
+        <w:t>How effectively do continuous acoustic features (speech tempo, pause ratio, energy, and pitch intonation) correlate with categorical emotion classifications?</w:t>
       </w:r>
     </w:p>
     <w:p>
       <w:pPr>
         <w:keepNext/>
-        <w:spacing w:before="280" w:after="100"/>
+        <w:spacing w:before="280" w:after="80"/>
         <w:jc w:val="left"/>
       </w:pPr>
       <w:r>
@@ -331,7 +519,7 @@
     </w:p>
     <w:p>
       <w:pPr>
-        <w:spacing w:line="276" w:lineRule="auto" w:before="0" w:after="60"/>
+        <w:spacing w:line="276" w:lineRule="auto" w:before="0" w:after="70"/>
         <w:ind w:firstLine="288"/>
         <w:jc w:val="both"/>
       </w:pPr>
@@ -362,7 +550,7 @@
     </w:p>
     <w:p>
       <w:pPr>
-        <w:spacing w:line="276" w:lineRule="auto" w:before="0" w:after="60"/>
+        <w:spacing w:line="276" w:lineRule="auto" w:before="0" w:after="70"/>
         <w:ind w:firstLine="288"/>
         <w:jc w:val="both"/>
       </w:pPr>
@@ -377,7 +565,7 @@
     </w:p>
     <w:p>
       <w:pPr>
-        <w:spacing w:line="276" w:lineRule="auto" w:before="0" w:after="60"/>
+        <w:spacing w:line="276" w:lineRule="auto" w:before="0" w:after="70"/>
         <w:ind w:firstLine="288"/>
         <w:jc w:val="both"/>
       </w:pPr>
@@ -408,7 +596,7 @@
     </w:p>
     <w:p>
       <w:pPr>
-        <w:spacing w:line="276" w:lineRule="auto" w:before="0" w:after="60"/>
+        <w:spacing w:line="276" w:lineRule="auto" w:before="0" w:after="70"/>
         <w:ind w:firstLine="288"/>
         <w:jc w:val="both"/>
       </w:pPr>
@@ -439,7 +627,7 @@
     </w:p>
     <w:p>
       <w:pPr>
-        <w:spacing w:line="276" w:lineRule="auto" w:before="0" w:after="60"/>
+        <w:spacing w:line="276" w:lineRule="auto" w:before="0" w:after="70"/>
         <w:ind w:firstLine="288"/>
         <w:jc w:val="both"/>
       </w:pPr>
@@ -470,7 +658,7 @@
     </w:p>
     <w:p>
       <w:pPr>
-        <w:spacing w:line="276" w:lineRule="auto" w:before="0" w:after="60"/>
+        <w:spacing w:line="276" w:lineRule="auto" w:before="0" w:after="70"/>
         <w:ind w:firstLine="288"/>
         <w:jc w:val="both"/>
       </w:pPr>
@@ -486,7 +674,7 @@
     <w:p>
       <w:pPr>
         <w:keepNext/>
-        <w:spacing w:before="280" w:after="100"/>
+        <w:spacing w:before="280" w:after="80"/>
         <w:jc w:val="left"/>
       </w:pPr>
       <w:r>
@@ -501,7 +689,7 @@
     </w:p>
     <w:p>
       <w:pPr>
-        <w:spacing w:line="276" w:lineRule="auto" w:before="0" w:after="60"/>
+        <w:spacing w:line="276" w:lineRule="auto" w:before="0" w:after="70"/>
         <w:ind w:firstLine="288"/>
         <w:jc w:val="both"/>
       </w:pPr>
@@ -565,6 +753,7 @@
           <w:p>
             <w:pPr>
               <w:spacing w:before="40" w:after="40"/>
+              <w:jc w:val="left"/>
             </w:pPr>
             <w:r>
               <w:rPr>
@@ -590,6 +779,7 @@
           <w:p>
             <w:pPr>
               <w:spacing w:before="40" w:after="40"/>
+              <w:jc w:val="center"/>
             </w:pPr>
             <w:r>
               <w:rPr>
@@ -615,6 +805,7 @@
           <w:p>
             <w:pPr>
               <w:spacing w:before="40" w:after="40"/>
+              <w:jc w:val="left"/>
             </w:pPr>
             <w:r>
               <w:rPr>
@@ -640,6 +831,7 @@
           <w:p>
             <w:pPr>
               <w:spacing w:before="40" w:after="40"/>
+              <w:jc w:val="left"/>
             </w:pPr>
             <w:r>
               <w:rPr>
@@ -665,6 +857,7 @@
           <w:p>
             <w:pPr>
               <w:spacing w:before="40" w:after="40"/>
+              <w:jc w:val="left"/>
             </w:pPr>
             <w:r>
               <w:rPr>
@@ -690,6 +883,7 @@
           <w:p>
             <w:pPr>
               <w:spacing w:before="40" w:after="40"/>
+              <w:jc w:val="left"/>
             </w:pPr>
             <w:r>
               <w:rPr>
@@ -717,6 +911,7 @@
           <w:p>
             <w:pPr>
               <w:spacing w:before="40" w:after="40"/>
+              <w:jc w:val="left"/>
             </w:pPr>
             <w:r>
               <w:rPr>
@@ -741,6 +936,7 @@
           <w:p>
             <w:pPr>
               <w:spacing w:before="40" w:after="40"/>
+              <w:jc w:val="center"/>
             </w:pPr>
             <w:r>
               <w:rPr>
@@ -765,6 +961,7 @@
           <w:p>
             <w:pPr>
               <w:spacing w:before="40" w:after="40"/>
+              <w:jc w:val="left"/>
             </w:pPr>
             <w:r>
               <w:rPr>
@@ -789,6 +986,7 @@
           <w:p>
             <w:pPr>
               <w:spacing w:before="40" w:after="40"/>
+              <w:jc w:val="left"/>
             </w:pPr>
             <w:r>
               <w:rPr>
@@ -813,6 +1011,7 @@
           <w:p>
             <w:pPr>
               <w:spacing w:before="40" w:after="40"/>
+              <w:jc w:val="left"/>
             </w:pPr>
             <w:r>
               <w:rPr>
@@ -837,6 +1036,7 @@
           <w:p>
             <w:pPr>
               <w:spacing w:before="40" w:after="40"/>
+              <w:jc w:val="left"/>
             </w:pPr>
             <w:r>
               <w:rPr>
@@ -863,6 +1063,7 @@
           <w:p>
             <w:pPr>
               <w:spacing w:before="40" w:after="40"/>
+              <w:jc w:val="left"/>
             </w:pPr>
             <w:r>
               <w:rPr>
@@ -887,6 +1088,7 @@
           <w:p>
             <w:pPr>
               <w:spacing w:before="40" w:after="40"/>
+              <w:jc w:val="center"/>
             </w:pPr>
             <w:r>
               <w:rPr>
@@ -911,6 +1113,7 @@
           <w:p>
             <w:pPr>
               <w:spacing w:before="40" w:after="40"/>
+              <w:jc w:val="left"/>
             </w:pPr>
             <w:r>
               <w:rPr>
@@ -935,6 +1138,7 @@
           <w:p>
             <w:pPr>
               <w:spacing w:before="40" w:after="40"/>
+              <w:jc w:val="left"/>
             </w:pPr>
             <w:r>
               <w:rPr>
@@ -959,6 +1163,7 @@
           <w:p>
             <w:pPr>
               <w:spacing w:before="40" w:after="40"/>
+              <w:jc w:val="left"/>
             </w:pPr>
             <w:r>
               <w:rPr>
@@ -983,6 +1188,7 @@
           <w:p>
             <w:pPr>
               <w:spacing w:before="40" w:after="40"/>
+              <w:jc w:val="left"/>
             </w:pPr>
             <w:r>
               <w:rPr>
@@ -1009,6 +1215,7 @@
           <w:p>
             <w:pPr>
               <w:spacing w:before="40" w:after="40"/>
+              <w:jc w:val="left"/>
             </w:pPr>
             <w:r>
               <w:rPr>
@@ -1033,6 +1240,7 @@
           <w:p>
             <w:pPr>
               <w:spacing w:before="40" w:after="40"/>
+              <w:jc w:val="center"/>
             </w:pPr>
             <w:r>
               <w:rPr>
@@ -1057,6 +1265,7 @@
           <w:p>
             <w:pPr>
               <w:spacing w:before="40" w:after="40"/>
+              <w:jc w:val="left"/>
             </w:pPr>
             <w:r>
               <w:rPr>
@@ -1081,6 +1290,7 @@
           <w:p>
             <w:pPr>
               <w:spacing w:before="40" w:after="40"/>
+              <w:jc w:val="left"/>
             </w:pPr>
             <w:r>
               <w:rPr>
@@ -1105,6 +1315,7 @@
           <w:p>
             <w:pPr>
               <w:spacing w:before="40" w:after="40"/>
+              <w:jc w:val="left"/>
             </w:pPr>
             <w:r>
               <w:rPr>
@@ -1129,6 +1340,7 @@
           <w:p>
             <w:pPr>
               <w:spacing w:before="40" w:after="40"/>
+              <w:jc w:val="left"/>
             </w:pPr>
             <w:r>
               <w:rPr>
@@ -1155,6 +1367,7 @@
           <w:p>
             <w:pPr>
               <w:spacing w:before="40" w:after="40"/>
+              <w:jc w:val="left"/>
             </w:pPr>
             <w:r>
               <w:rPr>
@@ -1179,6 +1392,7 @@
           <w:p>
             <w:pPr>
               <w:spacing w:before="40" w:after="40"/>
+              <w:jc w:val="center"/>
             </w:pPr>
             <w:r>
               <w:rPr>
@@ -1203,6 +1417,7 @@
           <w:p>
             <w:pPr>
               <w:spacing w:before="40" w:after="40"/>
+              <w:jc w:val="left"/>
             </w:pPr>
             <w:r>
               <w:rPr>
@@ -1227,6 +1442,7 @@
           <w:p>
             <w:pPr>
               <w:spacing w:before="40" w:after="40"/>
+              <w:jc w:val="left"/>
             </w:pPr>
             <w:r>
               <w:rPr>
@@ -1251,6 +1467,7 @@
           <w:p>
             <w:pPr>
               <w:spacing w:before="40" w:after="40"/>
+              <w:jc w:val="left"/>
             </w:pPr>
             <w:r>
               <w:rPr>
@@ -1275,6 +1492,7 @@
           <w:p>
             <w:pPr>
               <w:spacing w:before="40" w:after="40"/>
+              <w:jc w:val="left"/>
             </w:pPr>
             <w:r>
               <w:rPr>
@@ -1301,6 +1519,7 @@
           <w:p>
             <w:pPr>
               <w:spacing w:before="40" w:after="40"/>
+              <w:jc w:val="left"/>
             </w:pPr>
             <w:r>
               <w:rPr>
@@ -1325,6 +1544,7 @@
           <w:p>
             <w:pPr>
               <w:spacing w:before="40" w:after="40"/>
+              <w:jc w:val="center"/>
             </w:pPr>
             <w:r>
               <w:rPr>
@@ -1349,6 +1569,7 @@
           <w:p>
             <w:pPr>
               <w:spacing w:before="40" w:after="40"/>
+              <w:jc w:val="left"/>
             </w:pPr>
             <w:r>
               <w:rPr>
@@ -1373,6 +1594,7 @@
           <w:p>
             <w:pPr>
               <w:spacing w:before="40" w:after="40"/>
+              <w:jc w:val="left"/>
             </w:pPr>
             <w:r>
               <w:rPr>
@@ -1397,6 +1619,7 @@
           <w:p>
             <w:pPr>
               <w:spacing w:before="40" w:after="40"/>
+              <w:jc w:val="left"/>
             </w:pPr>
             <w:r>
               <w:rPr>
@@ -1421,6 +1644,7 @@
           <w:p>
             <w:pPr>
               <w:spacing w:before="40" w:after="40"/>
+              <w:jc w:val="left"/>
             </w:pPr>
             <w:r>
               <w:rPr>
@@ -1447,6 +1671,7 @@
           <w:p>
             <w:pPr>
               <w:spacing w:before="40" w:after="40"/>
+              <w:jc w:val="left"/>
             </w:pPr>
             <w:r>
               <w:rPr>
@@ -1472,6 +1697,7 @@
           <w:p>
             <w:pPr>
               <w:spacing w:before="40" w:after="40"/>
+              <w:jc w:val="center"/>
             </w:pPr>
             <w:r>
               <w:rPr>
@@ -1497,6 +1723,7 @@
           <w:p>
             <w:pPr>
               <w:spacing w:before="40" w:after="40"/>
+              <w:jc w:val="left"/>
             </w:pPr>
             <w:r>
               <w:rPr>
@@ -1522,6 +1749,7 @@
           <w:p>
             <w:pPr>
               <w:spacing w:before="40" w:after="40"/>
+              <w:jc w:val="left"/>
             </w:pPr>
             <w:r>
               <w:rPr>
@@ -1547,6 +1775,7 @@
           <w:p>
             <w:pPr>
               <w:spacing w:before="40" w:after="40"/>
+              <w:jc w:val="left"/>
             </w:pPr>
             <w:r>
               <w:rPr>
@@ -1572,6 +1801,7 @@
           <w:p>
             <w:pPr>
               <w:spacing w:before="40" w:after="40"/>
+              <w:jc w:val="left"/>
             </w:pPr>
             <w:r>
               <w:rPr>
@@ -1594,7 +1824,7 @@
     <w:p>
       <w:pPr>
         <w:keepNext/>
-        <w:spacing w:before="280" w:after="100"/>
+        <w:spacing w:before="280" w:after="80"/>
         <w:jc w:val="left"/>
       </w:pPr>
       <w:r>
@@ -1609,7 +1839,7 @@
     </w:p>
     <w:p>
       <w:pPr>
-        <w:spacing w:line="276" w:lineRule="auto" w:before="0" w:after="60"/>
+        <w:spacing w:line="276" w:lineRule="auto" w:before="0" w:after="70"/>
         <w:ind w:firstLine="288"/>
         <w:jc w:val="both"/>
       </w:pPr>
@@ -1696,7 +1926,7 @@
     </w:p>
     <w:p>
       <w:pPr>
-        <w:spacing w:line="276" w:lineRule="auto" w:before="0" w:after="60"/>
+        <w:spacing w:line="276" w:lineRule="auto" w:before="0" w:after="70"/>
         <w:ind w:firstLine="288"/>
         <w:jc w:val="both"/>
       </w:pPr>
@@ -1918,7 +2148,7 @@
     </w:p>
     <w:p>
       <w:pPr>
-        <w:spacing w:line="276" w:lineRule="auto" w:before="0" w:after="60"/>
+        <w:spacing w:line="276" w:lineRule="auto" w:before="0" w:after="70"/>
         <w:ind w:firstLine="288"/>
         <w:jc w:val="both"/>
       </w:pPr>
@@ -2160,7 +2390,7 @@
     </w:p>
     <w:p>
       <w:pPr>
-        <w:spacing w:line="276" w:lineRule="auto" w:before="0" w:after="60"/>
+        <w:spacing w:line="276" w:lineRule="auto" w:before="0" w:after="70"/>
         <w:ind w:firstLine="288"/>
         <w:jc w:val="both"/>
       </w:pPr>
@@ -2315,7 +2545,7 @@
     </w:p>
     <w:p>
       <w:pPr>
-        <w:spacing w:line="276" w:lineRule="auto" w:before="0" w:after="60"/>
+        <w:spacing w:line="276" w:lineRule="auto" w:before="0" w:after="70"/>
         <w:ind w:firstLine="288"/>
         <w:jc w:val="both"/>
       </w:pPr>
@@ -2726,7 +2956,7 @@
     <w:p>
       <w:pPr>
         <w:keepNext/>
-        <w:spacing w:before="280" w:after="100"/>
+        <w:spacing w:before="280" w:after="80"/>
         <w:jc w:val="left"/>
       </w:pPr>
       <w:r>
@@ -2741,7 +2971,7 @@
     </w:p>
     <w:p>
       <w:pPr>
-        <w:spacing w:line="276" w:lineRule="auto" w:before="0" w:after="60"/>
+        <w:spacing w:line="276" w:lineRule="auto" w:before="0" w:after="70"/>
         <w:ind w:firstLine="288"/>
         <w:jc w:val="both"/>
       </w:pPr>
@@ -2947,7 +3177,7 @@
     </w:p>
     <w:p>
       <w:pPr>
-        <w:spacing w:line="276" w:lineRule="auto" w:before="0" w:after="60"/>
+        <w:spacing w:line="276" w:lineRule="auto" w:before="0" w:after="70"/>
         <w:ind w:firstLine="288"/>
         <w:jc w:val="both"/>
       </w:pPr>
@@ -3102,7 +3332,7 @@
     <w:p>
       <w:pPr>
         <w:keepNext/>
-        <w:spacing w:before="280" w:after="100"/>
+        <w:spacing w:before="280" w:after="80"/>
         <w:jc w:val="left"/>
       </w:pPr>
       <w:r>
@@ -3133,7 +3363,7 @@
     </w:p>
     <w:p>
       <w:pPr>
-        <w:spacing w:line="276" w:lineRule="auto" w:before="0" w:after="60"/>
+        <w:spacing w:line="276" w:lineRule="auto" w:before="0" w:after="70"/>
         <w:ind w:firstLine="288"/>
         <w:jc w:val="both"/>
       </w:pPr>
@@ -3199,6 +3429,7 @@
           <w:p>
             <w:pPr>
               <w:spacing w:before="40" w:after="40"/>
+              <w:jc w:val="left"/>
             </w:pPr>
             <w:r>
               <w:rPr>
@@ -3224,6 +3455,7 @@
           <w:p>
             <w:pPr>
               <w:spacing w:before="40" w:after="40"/>
+              <w:jc w:val="center"/>
             </w:pPr>
             <w:r>
               <w:rPr>
@@ -3249,6 +3481,7 @@
           <w:p>
             <w:pPr>
               <w:spacing w:before="40" w:after="40"/>
+              <w:jc w:val="center"/>
             </w:pPr>
             <w:r>
               <w:rPr>
@@ -3274,6 +3507,7 @@
           <w:p>
             <w:pPr>
               <w:spacing w:before="40" w:after="40"/>
+              <w:jc w:val="center"/>
             </w:pPr>
             <w:r>
               <w:rPr>
@@ -3299,6 +3533,7 @@
           <w:p>
             <w:pPr>
               <w:spacing w:before="40" w:after="40"/>
+              <w:jc w:val="center"/>
             </w:pPr>
             <w:r>
               <w:rPr>
@@ -3326,6 +3561,7 @@
           <w:p>
             <w:pPr>
               <w:spacing w:before="40" w:after="40"/>
+              <w:jc w:val="left"/>
             </w:pPr>
             <w:r>
               <w:rPr>
@@ -3351,6 +3587,7 @@
           <w:p>
             <w:pPr>
               <w:spacing w:before="40" w:after="40"/>
+              <w:jc w:val="center"/>
             </w:pPr>
             <w:r>
               <w:rPr>
@@ -3376,6 +3613,7 @@
           <w:p>
             <w:pPr>
               <w:spacing w:before="40" w:after="40"/>
+              <w:jc w:val="center"/>
             </w:pPr>
             <w:r>
               <w:rPr>
@@ -3401,6 +3639,7 @@
           <w:p>
             <w:pPr>
               <w:spacing w:before="40" w:after="40"/>
+              <w:jc w:val="center"/>
             </w:pPr>
             <w:r>
               <w:rPr>
@@ -3426,6 +3665,7 @@
           <w:p>
             <w:pPr>
               <w:spacing w:before="40" w:after="40"/>
+              <w:jc w:val="center"/>
             </w:pPr>
             <w:r>
               <w:rPr>
@@ -3453,6 +3693,7 @@
           <w:p>
             <w:pPr>
               <w:spacing w:before="40" w:after="40"/>
+              <w:jc w:val="left"/>
             </w:pPr>
             <w:r>
               <w:rPr>
@@ -3477,6 +3718,7 @@
           <w:p>
             <w:pPr>
               <w:spacing w:before="40" w:after="40"/>
+              <w:jc w:val="center"/>
             </w:pPr>
             <w:r>
               <w:rPr>
@@ -3501,6 +3743,7 @@
           <w:p>
             <w:pPr>
               <w:spacing w:before="40" w:after="40"/>
+              <w:jc w:val="center"/>
             </w:pPr>
             <w:r>
               <w:rPr>
@@ -3525,6 +3768,7 @@
           <w:p>
             <w:pPr>
               <w:spacing w:before="40" w:after="40"/>
+              <w:jc w:val="center"/>
             </w:pPr>
             <w:r>
               <w:rPr>
@@ -3549,6 +3793,7 @@
           <w:p>
             <w:pPr>
               <w:spacing w:before="40" w:after="40"/>
+              <w:jc w:val="center"/>
             </w:pPr>
             <w:r>
               <w:rPr>
@@ -3575,6 +3820,7 @@
           <w:p>
             <w:pPr>
               <w:spacing w:before="40" w:after="40"/>
+              <w:jc w:val="left"/>
             </w:pPr>
             <w:r>
               <w:rPr>
@@ -3599,6 +3845,7 @@
           <w:p>
             <w:pPr>
               <w:spacing w:before="40" w:after="40"/>
+              <w:jc w:val="center"/>
             </w:pPr>
             <w:r>
               <w:rPr>
@@ -3623,6 +3870,7 @@
           <w:p>
             <w:pPr>
               <w:spacing w:before="40" w:after="40"/>
+              <w:jc w:val="center"/>
             </w:pPr>
             <w:r>
               <w:rPr>
@@ -3647,6 +3895,7 @@
           <w:p>
             <w:pPr>
               <w:spacing w:before="40" w:after="40"/>
+              <w:jc w:val="center"/>
             </w:pPr>
             <w:r>
               <w:rPr>
@@ -3671,6 +3920,7 @@
           <w:p>
             <w:pPr>
               <w:spacing w:before="40" w:after="40"/>
+              <w:jc w:val="center"/>
             </w:pPr>
             <w:r>
               <w:rPr>
@@ -3697,6 +3947,7 @@
           <w:p>
             <w:pPr>
               <w:spacing w:before="40" w:after="40"/>
+              <w:jc w:val="left"/>
             </w:pPr>
             <w:r>
               <w:rPr>
@@ -3721,6 +3972,7 @@
           <w:p>
             <w:pPr>
               <w:spacing w:before="40" w:after="40"/>
+              <w:jc w:val="center"/>
             </w:pPr>
             <w:r>
               <w:rPr>
@@ -3745,6 +3997,7 @@
           <w:p>
             <w:pPr>
               <w:spacing w:before="40" w:after="40"/>
+              <w:jc w:val="center"/>
             </w:pPr>
             <w:r>
               <w:rPr>
@@ -3769,6 +4022,7 @@
           <w:p>
             <w:pPr>
               <w:spacing w:before="40" w:after="40"/>
+              <w:jc w:val="center"/>
             </w:pPr>
             <w:r>
               <w:rPr>
@@ -3793,6 +4047,7 @@
           <w:p>
             <w:pPr>
               <w:spacing w:before="40" w:after="40"/>
+              <w:jc w:val="center"/>
             </w:pPr>
             <w:r>
               <w:rPr>
@@ -3819,6 +4074,7 @@
           <w:p>
             <w:pPr>
               <w:spacing w:before="40" w:after="40"/>
+              <w:jc w:val="left"/>
             </w:pPr>
             <w:r>
               <w:rPr>
@@ -3843,6 +4099,7 @@
           <w:p>
             <w:pPr>
               <w:spacing w:before="40" w:after="40"/>
+              <w:jc w:val="center"/>
             </w:pPr>
             <w:r>
               <w:rPr>
@@ -3867,6 +4124,7 @@
           <w:p>
             <w:pPr>
               <w:spacing w:before="40" w:after="40"/>
+              <w:jc w:val="center"/>
             </w:pPr>
             <w:r>
               <w:rPr>
@@ -3891,6 +4149,7 @@
           <w:p>
             <w:pPr>
               <w:spacing w:before="40" w:after="40"/>
+              <w:jc w:val="center"/>
             </w:pPr>
             <w:r>
               <w:rPr>
@@ -3915,6 +4174,7 @@
           <w:p>
             <w:pPr>
               <w:spacing w:before="40" w:after="40"/>
+              <w:jc w:val="center"/>
             </w:pPr>
             <w:r>
               <w:rPr>
@@ -4007,7 +4267,7 @@
     </w:p>
     <w:p>
       <w:pPr>
-        <w:spacing w:line="276" w:lineRule="auto" w:before="0" w:after="60"/>
+        <w:spacing w:line="276" w:lineRule="auto" w:before="0" w:after="70"/>
         <w:ind w:firstLine="288"/>
         <w:jc w:val="both"/>
       </w:pPr>
@@ -4017,19 +4277,103 @@
           <w:color w:val="000000"/>
           <w:sz w:val="20"/>
         </w:rPr>
-        <w:t>Individual in-domain evaluations across all five corpora reveal consistent patterns:</w:t>
-        <w:br/>
-        <w:br/>
-        <w:t>1. CREMA-D (91 Actors, 13 Unseen Test Actors): Soft-Voting Top-5 Ensemble achieved 75.57% Accuracy, 0.7594 Macro-F1, and 75.40% UAR. HuBERT with Learnable Layer Pooling reached 71.98% Accuracy, outperforming Wav2Vec2 Base (69.25%) and MFCC+CNN-BiLSTM (62.80%). Wav2Vec2-XLS-R-300M (Frozen Baseline) reached only 24.43% Accuracy (near chance level of 16.67%).</w:t>
-        <w:br/>
-        <w:br/>
-        <w:t>2. RAVDESS (24 Actors, Actors 21 to 24 Unseen): Transfer Ensemble achieved 73.75% Accuracy and 0.7207 Macro-F1. Transfer from CREMA-D pre-training to RAVDESS produced 72.92% Accuracy, compared to 32.50% when trained from scratch on RAVDESS alone. Wav2Vec2-XLS-R-300M collapsed to 13.33% Accuracy (barely above chance level of 12.50%).</w:t>
-        <w:br/>
-        <w:br/>
-        <w:t>3. SAVEE (4 Actors, Actor KL Unseen): Transfer ensemble reached 51.67% Accuracy and 0.3860 Macro-F1, doubling the scratch baseline of 25.0% which suffered from vocal tract overfitting. Wav2Vec2-XLS-R-300M achieved 12.50% Accuracy (chance level is 14.29%).</w:t>
-        <w:br/>
-        <w:br/>
-        <w:t>4. TESS (2 Actresses, 200 Words, 30 Unseen Target Words): All SSL foundation models achieved 100.00% Accuracy and 1.0000 Macro-F1. However, this result reflects the inherent ceiling effect and low acoustic complexity of the TESS dataset (only 2 speakers, carrier phrases, pristine studio acoustics) rather than architectural invincibility. Table 3 reports the comprehensive multi-corpus benchmark.</w:t>
+        <w:t>Individual in-domain evaluations across all five corpora reveal consistent patterns under strict speaker-disjoint splits:</w:t>
+      </w:r>
+    </w:p>
+    <w:p>
+      <w:pPr>
+        <w:spacing w:line="276" w:lineRule="auto" w:before="0" w:after="60"/>
+        <w:ind w:left="432" w:hanging="288"/>
+        <w:jc w:val="both"/>
+      </w:pPr>
+      <w:r>
+        <w:rPr>
+          <w:rFonts w:ascii="Times New Roman" w:hAnsi="Times New Roman"/>
+          <w:b/>
+          <w:color w:val="000000"/>
+          <w:sz w:val="19"/>
+        </w:rPr>
+        <w:t xml:space="preserve">• CREMA-D (91 Actors, 13 Unseen Test Actors): </w:t>
+      </w:r>
+      <w:r>
+        <w:rPr>
+          <w:rFonts w:ascii="Times New Roman" w:hAnsi="Times New Roman"/>
+          <w:color w:val="000000"/>
+          <w:sz w:val="19"/>
+        </w:rPr>
+        <w:t>Soft-Voting Top-5 Ensemble achieved 75.57% Accuracy, 0.7594 Macro-F1, and 75.40% UAR. HuBERT with Learnable Layer Pooling reached 71.98% Accuracy, outperforming Wav2Vec2 Base (69.25%) and MFCC+CNN-BiLSTM (62.80%). Wav2Vec2-XLS-R-300M (Frozen Baseline) reached only 24.43% Accuracy (near chance level of 16.67%).</w:t>
+      </w:r>
+    </w:p>
+    <w:p>
+      <w:pPr>
+        <w:spacing w:line="276" w:lineRule="auto" w:before="0" w:after="60"/>
+        <w:ind w:left="432" w:hanging="288"/>
+        <w:jc w:val="both"/>
+      </w:pPr>
+      <w:r>
+        <w:rPr>
+          <w:rFonts w:ascii="Times New Roman" w:hAnsi="Times New Roman"/>
+          <w:b/>
+          <w:color w:val="000000"/>
+          <w:sz w:val="19"/>
+        </w:rPr>
+        <w:t xml:space="preserve">• RAVDESS (24 Actors, Actors 21 to 24 Unseen): </w:t>
+      </w:r>
+      <w:r>
+        <w:rPr>
+          <w:rFonts w:ascii="Times New Roman" w:hAnsi="Times New Roman"/>
+          <w:color w:val="000000"/>
+          <w:sz w:val="19"/>
+        </w:rPr>
+        <w:t>Transfer Ensemble achieved 73.75% Accuracy and 0.7207 Macro-F1. Transfer from CREMA-D pre-training to RAVDESS produced 72.92% Accuracy, compared to 32.50% when trained from scratch on RAVDESS alone. Wav2Vec2-XLS-R-300M collapsed to 13.33% Accuracy (barely above chance level of 12.50%).</w:t>
+      </w:r>
+    </w:p>
+    <w:p>
+      <w:pPr>
+        <w:spacing w:line="276" w:lineRule="auto" w:before="0" w:after="60"/>
+        <w:ind w:left="432" w:hanging="288"/>
+        <w:jc w:val="both"/>
+      </w:pPr>
+      <w:r>
+        <w:rPr>
+          <w:rFonts w:ascii="Times New Roman" w:hAnsi="Times New Roman"/>
+          <w:b/>
+          <w:color w:val="000000"/>
+          <w:sz w:val="19"/>
+        </w:rPr>
+        <w:t xml:space="preserve">• SAVEE (4 Actors, Actor KL Unseen): </w:t>
+      </w:r>
+      <w:r>
+        <w:rPr>
+          <w:rFonts w:ascii="Times New Roman" w:hAnsi="Times New Roman"/>
+          <w:color w:val="000000"/>
+          <w:sz w:val="19"/>
+        </w:rPr>
+        <w:t>Transfer ensemble reached 51.67% Accuracy and 0.3860 Macro-F1, doubling the scratch baseline of 25.0% which suffered from vocal tract overfitting. Wav2Vec2-XLS-R-300M achieved 12.50% Accuracy (chance level is 14.29%).</w:t>
+      </w:r>
+    </w:p>
+    <w:p>
+      <w:pPr>
+        <w:spacing w:line="276" w:lineRule="auto" w:before="0" w:after="60"/>
+        <w:ind w:left="432" w:hanging="288"/>
+        <w:jc w:val="both"/>
+      </w:pPr>
+      <w:r>
+        <w:rPr>
+          <w:rFonts w:ascii="Times New Roman" w:hAnsi="Times New Roman"/>
+          <w:b/>
+          <w:color w:val="000000"/>
+          <w:sz w:val="19"/>
+        </w:rPr>
+        <w:t xml:space="preserve">• TESS (2 Actresses, 200 Words, 30 Unseen Target Words): </w:t>
+      </w:r>
+      <w:r>
+        <w:rPr>
+          <w:rFonts w:ascii="Times New Roman" w:hAnsi="Times New Roman"/>
+          <w:color w:val="000000"/>
+          <w:sz w:val="19"/>
+        </w:rPr>
+        <w:t>All SSL foundation models achieved 100.00% Accuracy and 1.0000 Macro-F1. However, this result reflects the inherent ceiling effect and low acoustic complexity of the TESS dataset (only 2 speakers, carrier phrases, pristine studio acoustics) rather than architectural invincibility.</w:t>
       </w:r>
     </w:p>
     <w:p>
@@ -4083,6 +4427,7 @@
           <w:p>
             <w:pPr>
               <w:spacing w:before="40" w:after="40"/>
+              <w:jc w:val="left"/>
             </w:pPr>
             <w:r>
               <w:rPr>
@@ -4108,6 +4453,7 @@
           <w:p>
             <w:pPr>
               <w:spacing w:before="40" w:after="40"/>
+              <w:jc w:val="left"/>
             </w:pPr>
             <w:r>
               <w:rPr>
@@ -4133,6 +4479,7 @@
           <w:p>
             <w:pPr>
               <w:spacing w:before="40" w:after="40"/>
+              <w:jc w:val="center"/>
             </w:pPr>
             <w:r>
               <w:rPr>
@@ -4158,6 +4505,7 @@
           <w:p>
             <w:pPr>
               <w:spacing w:before="40" w:after="40"/>
+              <w:jc w:val="center"/>
             </w:pPr>
             <w:r>
               <w:rPr>
@@ -4183,6 +4531,7 @@
           <w:p>
             <w:pPr>
               <w:spacing w:before="40" w:after="40"/>
+              <w:jc w:val="center"/>
             </w:pPr>
             <w:r>
               <w:rPr>
@@ -4208,6 +4557,7 @@
           <w:p>
             <w:pPr>
               <w:spacing w:before="40" w:after="40"/>
+              <w:jc w:val="center"/>
             </w:pPr>
             <w:r>
               <w:rPr>
@@ -4235,6 +4585,7 @@
           <w:p>
             <w:pPr>
               <w:spacing w:before="40" w:after="40"/>
+              <w:jc w:val="left"/>
             </w:pPr>
             <w:r>
               <w:rPr>
@@ -4259,6 +4610,7 @@
           <w:p>
             <w:pPr>
               <w:spacing w:before="40" w:after="40"/>
+              <w:jc w:val="left"/>
             </w:pPr>
             <w:r>
               <w:rPr>
@@ -4283,6 +4635,7 @@
           <w:p>
             <w:pPr>
               <w:spacing w:before="40" w:after="40"/>
+              <w:jc w:val="center"/>
             </w:pPr>
             <w:r>
               <w:rPr>
@@ -4307,6 +4660,7 @@
           <w:p>
             <w:pPr>
               <w:spacing w:before="40" w:after="40"/>
+              <w:jc w:val="center"/>
             </w:pPr>
             <w:r>
               <w:rPr>
@@ -4331,6 +4685,7 @@
           <w:p>
             <w:pPr>
               <w:spacing w:before="40" w:after="40"/>
+              <w:jc w:val="center"/>
             </w:pPr>
             <w:r>
               <w:rPr>
@@ -4355,6 +4710,7 @@
           <w:p>
             <w:pPr>
               <w:spacing w:before="40" w:after="40"/>
+              <w:jc w:val="center"/>
             </w:pPr>
             <w:r>
               <w:rPr>
@@ -4381,6 +4737,7 @@
           <w:p>
             <w:pPr>
               <w:spacing w:before="40" w:after="40"/>
+              <w:jc w:val="left"/>
             </w:pPr>
             <w:r>
               <w:rPr>
@@ -4405,6 +4762,7 @@
           <w:p>
             <w:pPr>
               <w:spacing w:before="40" w:after="40"/>
+              <w:jc w:val="left"/>
             </w:pPr>
             <w:r>
               <w:rPr>
@@ -4429,6 +4787,7 @@
           <w:p>
             <w:pPr>
               <w:spacing w:before="40" w:after="40"/>
+              <w:jc w:val="center"/>
             </w:pPr>
             <w:r>
               <w:rPr>
@@ -4453,6 +4812,7 @@
           <w:p>
             <w:pPr>
               <w:spacing w:before="40" w:after="40"/>
+              <w:jc w:val="center"/>
             </w:pPr>
             <w:r>
               <w:rPr>
@@ -4477,6 +4837,7 @@
           <w:p>
             <w:pPr>
               <w:spacing w:before="40" w:after="40"/>
+              <w:jc w:val="center"/>
             </w:pPr>
             <w:r>
               <w:rPr>
@@ -4501,6 +4862,7 @@
           <w:p>
             <w:pPr>
               <w:spacing w:before="40" w:after="40"/>
+              <w:jc w:val="center"/>
             </w:pPr>
             <w:r>
               <w:rPr>
@@ -4527,6 +4889,7 @@
           <w:p>
             <w:pPr>
               <w:spacing w:before="40" w:after="40"/>
+              <w:jc w:val="left"/>
             </w:pPr>
             <w:r>
               <w:rPr>
@@ -4551,6 +4914,7 @@
           <w:p>
             <w:pPr>
               <w:spacing w:before="40" w:after="40"/>
+              <w:jc w:val="left"/>
             </w:pPr>
             <w:r>
               <w:rPr>
@@ -4575,6 +4939,7 @@
           <w:p>
             <w:pPr>
               <w:spacing w:before="40" w:after="40"/>
+              <w:jc w:val="center"/>
             </w:pPr>
             <w:r>
               <w:rPr>
@@ -4599,6 +4964,7 @@
           <w:p>
             <w:pPr>
               <w:spacing w:before="40" w:after="40"/>
+              <w:jc w:val="center"/>
             </w:pPr>
             <w:r>
               <w:rPr>
@@ -4623,6 +4989,7 @@
           <w:p>
             <w:pPr>
               <w:spacing w:before="40" w:after="40"/>
+              <w:jc w:val="center"/>
             </w:pPr>
             <w:r>
               <w:rPr>
@@ -4647,6 +5014,7 @@
           <w:p>
             <w:pPr>
               <w:spacing w:before="40" w:after="40"/>
+              <w:jc w:val="center"/>
             </w:pPr>
             <w:r>
               <w:rPr>
@@ -4673,6 +5041,7 @@
           <w:p>
             <w:pPr>
               <w:spacing w:before="40" w:after="40"/>
+              <w:jc w:val="left"/>
             </w:pPr>
             <w:r>
               <w:rPr>
@@ -4697,6 +5066,7 @@
           <w:p>
             <w:pPr>
               <w:spacing w:before="40" w:after="40"/>
+              <w:jc w:val="left"/>
             </w:pPr>
             <w:r>
               <w:rPr>
@@ -4721,6 +5091,7 @@
           <w:p>
             <w:pPr>
               <w:spacing w:before="40" w:after="40"/>
+              <w:jc w:val="center"/>
             </w:pPr>
             <w:r>
               <w:rPr>
@@ -4745,6 +5116,7 @@
           <w:p>
             <w:pPr>
               <w:spacing w:before="40" w:after="40"/>
+              <w:jc w:val="center"/>
             </w:pPr>
             <w:r>
               <w:rPr>
@@ -4769,6 +5141,7 @@
           <w:p>
             <w:pPr>
               <w:spacing w:before="40" w:after="40"/>
+              <w:jc w:val="center"/>
             </w:pPr>
             <w:r>
               <w:rPr>
@@ -4793,6 +5166,7 @@
           <w:p>
             <w:pPr>
               <w:spacing w:before="40" w:after="40"/>
+              <w:jc w:val="center"/>
             </w:pPr>
             <w:r>
               <w:rPr>
@@ -4819,6 +5193,7 @@
           <w:p>
             <w:pPr>
               <w:spacing w:before="40" w:after="40"/>
+              <w:jc w:val="left"/>
             </w:pPr>
             <w:r>
               <w:rPr>
@@ -4843,6 +5218,7 @@
           <w:p>
             <w:pPr>
               <w:spacing w:before="40" w:after="40"/>
+              <w:jc w:val="left"/>
             </w:pPr>
             <w:r>
               <w:rPr>
@@ -4867,6 +5243,7 @@
           <w:p>
             <w:pPr>
               <w:spacing w:before="40" w:after="40"/>
+              <w:jc w:val="center"/>
             </w:pPr>
             <w:r>
               <w:rPr>
@@ -4891,6 +5268,7 @@
           <w:p>
             <w:pPr>
               <w:spacing w:before="40" w:after="40"/>
+              <w:jc w:val="center"/>
             </w:pPr>
             <w:r>
               <w:rPr>
@@ -4915,6 +5293,7 @@
           <w:p>
             <w:pPr>
               <w:spacing w:before="40" w:after="40"/>
+              <w:jc w:val="center"/>
             </w:pPr>
             <w:r>
               <w:rPr>
@@ -4939,6 +5318,7 @@
           <w:p>
             <w:pPr>
               <w:spacing w:before="40" w:after="40"/>
+              <w:jc w:val="center"/>
             </w:pPr>
             <w:r>
               <w:rPr>
@@ -4965,6 +5345,7 @@
           <w:p>
             <w:pPr>
               <w:spacing w:before="40" w:after="40"/>
+              <w:jc w:val="left"/>
             </w:pPr>
             <w:r>
               <w:rPr>
@@ -4989,6 +5370,7 @@
           <w:p>
             <w:pPr>
               <w:spacing w:before="40" w:after="40"/>
+              <w:jc w:val="left"/>
             </w:pPr>
             <w:r>
               <w:rPr>
@@ -5013,6 +5395,7 @@
           <w:p>
             <w:pPr>
               <w:spacing w:before="40" w:after="40"/>
+              <w:jc w:val="center"/>
             </w:pPr>
             <w:r>
               <w:rPr>
@@ -5037,6 +5420,7 @@
           <w:p>
             <w:pPr>
               <w:spacing w:before="40" w:after="40"/>
+              <w:jc w:val="center"/>
             </w:pPr>
             <w:r>
               <w:rPr>
@@ -5061,6 +5445,7 @@
           <w:p>
             <w:pPr>
               <w:spacing w:before="40" w:after="40"/>
+              <w:jc w:val="center"/>
             </w:pPr>
             <w:r>
               <w:rPr>
@@ -5085,6 +5470,7 @@
           <w:p>
             <w:pPr>
               <w:spacing w:before="40" w:after="40"/>
+              <w:jc w:val="center"/>
             </w:pPr>
             <w:r>
               <w:rPr>
@@ -5121,7 +5507,7 @@
     </w:p>
     <w:p>
       <w:pPr>
-        <w:spacing w:line="276" w:lineRule="auto" w:before="0" w:after="60"/>
+        <w:spacing w:line="276" w:lineRule="auto" w:before="0" w:after="70"/>
         <w:ind w:firstLine="288"/>
         <w:jc w:val="both"/>
       </w:pPr>
@@ -5132,21 +5518,84 @@
           <w:sz w:val="20"/>
         </w:rPr>
         <w:t>Across all evaluated corpora, Wav2Vec2-XLS-R-300M performed near random chance (13.33% on RAVDESS, 24.43% on CREMA-D, 12.50% on SAVEE, and 19.76% on TESS), underperforming even shallow MFCC baselines. Three primary technical factors explain this behavior:</w:t>
-        <w:br/>
-        <w:br/>
-        <w:t>1. ASR Invariant Pre-training Objective: XLS-R-300M was pre-trained across 128 languages using contrastive masked prediction to extract phonetic content. In cross-lingual speech recognition, speaker-specific pitch variations and emotional intonations are treated as nuisance parameters and filtered out to achieve cross-lingual phonetic invariance. Consequently, the frozen representations suppress paralinguistic and affective cues.</w:t>
-        <w:br/>
-        <w:br/>
-        <w:t>2. Top-Layer Emotional Depletion: Unlike our HuBERT framework which incorporates learnable layer pooling across intermediate depths, the frozen XLS-R baseline extracted features exclusively from its 24th (final) layer. As demonstrated in Section 7.2, top transformer layers specialize in discrete phonetic tokens and exhibit lower emotional sensitivity than intermediate layers.</w:t>
-        <w:br/>
-        <w:br/>
-        <w:t>3. Capacity-to-Sample Mismatch: Projecting a frozen 1024-dimensional representation from a 317M-parameter model onto tiny target datasets (e.g., 384 SAVEE clips or 960 RAVDESS clips) without layer-wise adaptation or fine-tuning creates an acute representation mismatch that prevents effective linear separation.</w:t>
+      </w:r>
+    </w:p>
+    <w:p>
+      <w:pPr>
+        <w:spacing w:line="276" w:lineRule="auto" w:before="0" w:after="60"/>
+        <w:ind w:left="432" w:hanging="288"/>
+        <w:jc w:val="both"/>
+      </w:pPr>
+      <w:r>
+        <w:rPr>
+          <w:rFonts w:ascii="Times New Roman" w:hAnsi="Times New Roman"/>
+          <w:b/>
+          <w:color w:val="000000"/>
+          <w:sz w:val="19"/>
+        </w:rPr>
+        <w:t xml:space="preserve">1. ASR Invariant Pre-training Objective: </w:t>
+      </w:r>
+      <w:r>
+        <w:rPr>
+          <w:rFonts w:ascii="Times New Roman" w:hAnsi="Times New Roman"/>
+          <w:color w:val="000000"/>
+          <w:sz w:val="19"/>
+        </w:rPr>
+        <w:t>XLS-R-300M was pre-trained across 128 languages using contrastive masked prediction to extract phonetic content. In cross-lingual speech recognition, speaker-specific pitch variations and emotional intonations are treated as nuisance parameters and filtered out to achieve cross-lingual phonetic invariance. Consequently, the frozen representations suppress paralinguistic and affective cues.</w:t>
+      </w:r>
+    </w:p>
+    <w:p>
+      <w:pPr>
+        <w:spacing w:line="276" w:lineRule="auto" w:before="0" w:after="60"/>
+        <w:ind w:left="432" w:hanging="288"/>
+        <w:jc w:val="both"/>
+      </w:pPr>
+      <w:r>
+        <w:rPr>
+          <w:rFonts w:ascii="Times New Roman" w:hAnsi="Times New Roman"/>
+          <w:b/>
+          <w:color w:val="000000"/>
+          <w:sz w:val="19"/>
+        </w:rPr>
+        <w:t xml:space="preserve">2. Top-Layer Emotional Depletion: </w:t>
+      </w:r>
+      <w:r>
+        <w:rPr>
+          <w:rFonts w:ascii="Times New Roman" w:hAnsi="Times New Roman"/>
+          <w:color w:val="000000"/>
+          <w:sz w:val="19"/>
+        </w:rPr>
+        <w:t>Unlike our HuBERT framework which incorporates learnable layer pooling across intermediate depths, the frozen XLS-R baseline extracted features exclusively from its 24th (final) layer. As demonstrated in Section 7.2, top transformer layers specialize in discrete phonetic tokens and exhibit lower emotional sensitivity than intermediate layers.</w:t>
+      </w:r>
+    </w:p>
+    <w:p>
+      <w:pPr>
+        <w:spacing w:line="276" w:lineRule="auto" w:before="0" w:after="60"/>
+        <w:ind w:left="432" w:hanging="288"/>
+        <w:jc w:val="both"/>
+      </w:pPr>
+      <w:r>
+        <w:rPr>
+          <w:rFonts w:ascii="Times New Roman" w:hAnsi="Times New Roman"/>
+          <w:b/>
+          <w:color w:val="000000"/>
+          <w:sz w:val="19"/>
+        </w:rPr>
+        <w:t xml:space="preserve">3. Capacity-to-Sample Mismatch: </w:t>
+      </w:r>
+      <w:r>
+        <w:rPr>
+          <w:rFonts w:ascii="Times New Roman" w:hAnsi="Times New Roman"/>
+          <w:color w:val="000000"/>
+          <w:sz w:val="19"/>
+        </w:rPr>
+        <w:t>Projecting a frozen 1024-dimensional representation from a 317M-parameter model onto tiny target datasets (e.g., 384 SAVEE clips or 960 RAVDESS clips) without layer-wise adaptation or fine-tuning creates an acute representation mismatch that prevents effective linear separation.</w:t>
       </w:r>
     </w:p>
     <w:p>
       <w:pPr>
         <w:keepNext/>
-        <w:spacing w:before="280" w:after="100"/>
+        <w:spacing w:before="280" w:after="80"/>
         <w:jc w:val="left"/>
       </w:pPr>
       <w:r>
@@ -5177,7 +5626,7 @@
     </w:p>
     <w:p>
       <w:pPr>
-        <w:spacing w:line="276" w:lineRule="auto" w:before="0" w:after="60"/>
+        <w:spacing w:line="276" w:lineRule="auto" w:before="0" w:after="70"/>
         <w:ind w:firstLine="288"/>
         <w:jc w:val="both"/>
       </w:pPr>
@@ -5264,7 +5713,7 @@
     </w:p>
     <w:p>
       <w:pPr>
-        <w:spacing w:line="276" w:lineRule="auto" w:before="0" w:after="60"/>
+        <w:spacing w:line="276" w:lineRule="auto" w:before="0" w:after="70"/>
         <w:ind w:firstLine="288"/>
         <w:jc w:val="both"/>
       </w:pPr>
@@ -5275,17 +5724,126 @@
           <w:sz w:val="20"/>
         </w:rPr>
         <w:t>Figure 3 illustrates the learned softmax weights alpha across the 12 transformer encoder blocks of the Universal HuBERT model:</w:t>
-        <w:br/>
-        <w:br/>
-        <w:t>• Early Layers (Layers 1 to 4): Weights remain basal (alpha_1 = 0.0707, alpha_2 = 0.0710, alpha_3 = 0.0711, alpha_4 = 0.0712, representing 7.07% to 7.12%), capturing low-level spectro-temporal acoustics.</w:t>
-        <w:br/>
-        <w:t>• Intermediate Transition (Layers 5 to 8): Weights steadily increase (alpha_5 = 0.0713, alpha_6 = 0.0717, alpha_7 = 0.0725, alpha_8 = 0.0757, representing 7.13% to 7.57%), reflecting progressive harmonic abstraction.</w:t>
-        <w:br/>
-        <w:t>• Prosodic Culmination Zone (Layers 9 to 11): Weights reach their empirical maximum (alpha_9 = 0.1002, alpha_10 = 0.1107, alpha_11 = 0.1086), accounting for exactly 31.95% of the total network weight. Layer 10 serves as the primary focal point (alpha_10 = 11.07%), capturing pitch inflection contours and macro-energy modulations.</w:t>
-        <w:br/>
-        <w:t>• Final Layer (Layer 12): Weight decreases to alpha_12 = 0.1053 (10.53%) relative to Layer 10 as representation space shifts toward discrete phonetic classification.</w:t>
-        <w:br/>
-        <w:t>• Normalization Verification: The complete 12-layer softmax distribution (7.07% + 7.10% + 7.11% + 7.12% + 7.13% + 7.17% + 7.25% + 7.57% + 10.02% + 11.07% + 10.86% + 10.53%) sums strictly to 100.00% (sum_{i=1}^{12} alpha_i = 1.0000). Table 4 details the layer weights.</w:t>
+      </w:r>
+    </w:p>
+    <w:p>
+      <w:pPr>
+        <w:spacing w:line="276" w:lineRule="auto" w:before="0" w:after="60"/>
+        <w:ind w:left="432" w:hanging="288"/>
+        <w:jc w:val="both"/>
+      </w:pPr>
+      <w:r>
+        <w:rPr>
+          <w:rFonts w:ascii="Times New Roman" w:hAnsi="Times New Roman"/>
+          <w:b/>
+          <w:color w:val="000000"/>
+          <w:sz w:val="19"/>
+        </w:rPr>
+        <w:t xml:space="preserve">• Early Layers (Layers 1 to 4): </w:t>
+      </w:r>
+      <w:r>
+        <w:rPr>
+          <w:rFonts w:ascii="Times New Roman" w:hAnsi="Times New Roman"/>
+          <w:color w:val="000000"/>
+          <w:sz w:val="19"/>
+        </w:rPr>
+        <w:t>Weights remain basal (alpha_1 = 0.0707, alpha_2 = 0.0710, alpha_3 = 0.0711, alpha_4 = 0.0712, representing 7.07% to 7.12%), capturing low-level spectro-temporal acoustics.</w:t>
+      </w:r>
+    </w:p>
+    <w:p>
+      <w:pPr>
+        <w:spacing w:line="276" w:lineRule="auto" w:before="0" w:after="60"/>
+        <w:ind w:left="432" w:hanging="288"/>
+        <w:jc w:val="both"/>
+      </w:pPr>
+      <w:r>
+        <w:rPr>
+          <w:rFonts w:ascii="Times New Roman" w:hAnsi="Times New Roman"/>
+          <w:b/>
+          <w:color w:val="000000"/>
+          <w:sz w:val="19"/>
+        </w:rPr>
+        <w:t xml:space="preserve">• Intermediate Transition (Layers 5 to 8): </w:t>
+      </w:r>
+      <w:r>
+        <w:rPr>
+          <w:rFonts w:ascii="Times New Roman" w:hAnsi="Times New Roman"/>
+          <w:color w:val="000000"/>
+          <w:sz w:val="19"/>
+        </w:rPr>
+        <w:t>Weights steadily increase (alpha_5 = 0.0713, alpha_6 = 0.0717, alpha_7 = 0.0725, alpha_8 = 0.0757, representing 7.13% to 7.57%), reflecting progressive harmonic abstraction.</w:t>
+      </w:r>
+    </w:p>
+    <w:p>
+      <w:pPr>
+        <w:spacing w:line="276" w:lineRule="auto" w:before="0" w:after="60"/>
+        <w:ind w:left="432" w:hanging="288"/>
+        <w:jc w:val="both"/>
+      </w:pPr>
+      <w:r>
+        <w:rPr>
+          <w:rFonts w:ascii="Times New Roman" w:hAnsi="Times New Roman"/>
+          <w:b/>
+          <w:color w:val="000000"/>
+          <w:sz w:val="19"/>
+        </w:rPr>
+        <w:t xml:space="preserve">• Prosodic Culmination Zone (Layers 9 to 11): </w:t>
+      </w:r>
+      <w:r>
+        <w:rPr>
+          <w:rFonts w:ascii="Times New Roman" w:hAnsi="Times New Roman"/>
+          <w:color w:val="000000"/>
+          <w:sz w:val="19"/>
+        </w:rPr>
+        <w:t>Weights reach their empirical maximum (alpha_9 = 0.1002, alpha_10 = 0.1107, alpha_11 = 0.1086), accounting for exactly 31.95% of the total network weight. Layer 10 serves as the primary focal point (alpha_10 = 11.07%), capturing pitch inflection contours and macro-energy modulations.</w:t>
+      </w:r>
+    </w:p>
+    <w:p>
+      <w:pPr>
+        <w:spacing w:line="276" w:lineRule="auto" w:before="0" w:after="60"/>
+        <w:ind w:left="432" w:hanging="288"/>
+        <w:jc w:val="both"/>
+      </w:pPr>
+      <w:r>
+        <w:rPr>
+          <w:rFonts w:ascii="Times New Roman" w:hAnsi="Times New Roman"/>
+          <w:b/>
+          <w:color w:val="000000"/>
+          <w:sz w:val="19"/>
+        </w:rPr>
+        <w:t xml:space="preserve">• Final Layer (Layer 12): </w:t>
+      </w:r>
+      <w:r>
+        <w:rPr>
+          <w:rFonts w:ascii="Times New Roman" w:hAnsi="Times New Roman"/>
+          <w:color w:val="000000"/>
+          <w:sz w:val="19"/>
+        </w:rPr>
+        <w:t>Weight decreases to alpha_12 = 0.1053 (10.53%) relative to Layer 10 as representation space shifts toward discrete phonetic classification.</w:t>
+      </w:r>
+    </w:p>
+    <w:p>
+      <w:pPr>
+        <w:spacing w:line="276" w:lineRule="auto" w:before="0" w:after="60"/>
+        <w:ind w:left="432" w:hanging="288"/>
+        <w:jc w:val="both"/>
+      </w:pPr>
+      <w:r>
+        <w:rPr>
+          <w:rFonts w:ascii="Times New Roman" w:hAnsi="Times New Roman"/>
+          <w:b/>
+          <w:color w:val="000000"/>
+          <w:sz w:val="19"/>
+        </w:rPr>
+        <w:t xml:space="preserve">• Normalization Verification: </w:t>
+      </w:r>
+      <w:r>
+        <w:rPr>
+          <w:rFonts w:ascii="Times New Roman" w:hAnsi="Times New Roman"/>
+          <w:color w:val="000000"/>
+          <w:sz w:val="19"/>
+        </w:rPr>
+        <w:t>The complete 12-layer softmax distribution (7.07% + 7.10% + 7.11% + 7.12% + 7.13% + 7.17% + 7.25% + 7.57% + 10.02% + 11.07% + 10.86% + 10.53%) sums strictly to 100.00% (sum_{i=1}^{12} alpha_i = 1.0000). Table 4 details the layer weights.</w:t>
       </w:r>
     </w:p>
     <w:p>
@@ -5337,6 +5895,7 @@
           <w:p>
             <w:pPr>
               <w:spacing w:before="40" w:after="40"/>
+              <w:jc w:val="left"/>
             </w:pPr>
             <w:r>
               <w:rPr>
@@ -5362,6 +5921,7 @@
           <w:p>
             <w:pPr>
               <w:spacing w:before="40" w:after="40"/>
+              <w:jc w:val="center"/>
             </w:pPr>
             <w:r>
               <w:rPr>
@@ -5387,6 +5947,7 @@
           <w:p>
             <w:pPr>
               <w:spacing w:before="40" w:after="40"/>
+              <w:jc w:val="center"/>
             </w:pPr>
             <w:r>
               <w:rPr>
@@ -5412,6 +5973,7 @@
           <w:p>
             <w:pPr>
               <w:spacing w:before="40" w:after="40"/>
+              <w:jc w:val="left"/>
             </w:pPr>
             <w:r>
               <w:rPr>
@@ -5439,6 +6001,7 @@
           <w:p>
             <w:pPr>
               <w:spacing w:before="40" w:after="40"/>
+              <w:jc w:val="left"/>
             </w:pPr>
             <w:r>
               <w:rPr>
@@ -5463,6 +6026,7 @@
           <w:p>
             <w:pPr>
               <w:spacing w:before="40" w:after="40"/>
+              <w:jc w:val="center"/>
             </w:pPr>
             <w:r>
               <w:rPr>
@@ -5487,6 +6051,7 @@
           <w:p>
             <w:pPr>
               <w:spacing w:before="40" w:after="40"/>
+              <w:jc w:val="center"/>
             </w:pPr>
             <w:r>
               <w:rPr>
@@ -5511,6 +6076,7 @@
           <w:p>
             <w:pPr>
               <w:spacing w:before="40" w:after="40"/>
+              <w:jc w:val="left"/>
             </w:pPr>
             <w:r>
               <w:rPr>
@@ -5537,6 +6103,7 @@
           <w:p>
             <w:pPr>
               <w:spacing w:before="40" w:after="40"/>
+              <w:jc w:val="left"/>
             </w:pPr>
             <w:r>
               <w:rPr>
@@ -5561,6 +6128,7 @@
           <w:p>
             <w:pPr>
               <w:spacing w:before="40" w:after="40"/>
+              <w:jc w:val="center"/>
             </w:pPr>
             <w:r>
               <w:rPr>
@@ -5585,6 +6153,7 @@
           <w:p>
             <w:pPr>
               <w:spacing w:before="40" w:after="40"/>
+              <w:jc w:val="center"/>
             </w:pPr>
             <w:r>
               <w:rPr>
@@ -5609,6 +6178,7 @@
           <w:p>
             <w:pPr>
               <w:spacing w:before="40" w:after="40"/>
+              <w:jc w:val="left"/>
             </w:pPr>
             <w:r>
               <w:rPr>
@@ -5635,6 +6205,7 @@
           <w:p>
             <w:pPr>
               <w:spacing w:before="40" w:after="40"/>
+              <w:jc w:val="left"/>
             </w:pPr>
             <w:r>
               <w:rPr>
@@ -5659,6 +6230,7 @@
           <w:p>
             <w:pPr>
               <w:spacing w:before="40" w:after="40"/>
+              <w:jc w:val="center"/>
             </w:pPr>
             <w:r>
               <w:rPr>
@@ -5683,6 +6255,7 @@
           <w:p>
             <w:pPr>
               <w:spacing w:before="40" w:after="40"/>
+              <w:jc w:val="center"/>
             </w:pPr>
             <w:r>
               <w:rPr>
@@ -5707,6 +6280,7 @@
           <w:p>
             <w:pPr>
               <w:spacing w:before="40" w:after="40"/>
+              <w:jc w:val="left"/>
             </w:pPr>
             <w:r>
               <w:rPr>
@@ -5733,6 +6307,7 @@
           <w:p>
             <w:pPr>
               <w:spacing w:before="40" w:after="40"/>
+              <w:jc w:val="left"/>
             </w:pPr>
             <w:r>
               <w:rPr>
@@ -5757,6 +6332,7 @@
           <w:p>
             <w:pPr>
               <w:spacing w:before="40" w:after="40"/>
+              <w:jc w:val="center"/>
             </w:pPr>
             <w:r>
               <w:rPr>
@@ -5781,6 +6357,7 @@
           <w:p>
             <w:pPr>
               <w:spacing w:before="40" w:after="40"/>
+              <w:jc w:val="center"/>
             </w:pPr>
             <w:r>
               <w:rPr>
@@ -5805,6 +6382,7 @@
           <w:p>
             <w:pPr>
               <w:spacing w:before="40" w:after="40"/>
+              <w:jc w:val="left"/>
             </w:pPr>
             <w:r>
               <w:rPr>
@@ -5831,6 +6409,7 @@
           <w:p>
             <w:pPr>
               <w:spacing w:before="40" w:after="40"/>
+              <w:jc w:val="left"/>
             </w:pPr>
             <w:r>
               <w:rPr>
@@ -5855,6 +6434,7 @@
           <w:p>
             <w:pPr>
               <w:spacing w:before="40" w:after="40"/>
+              <w:jc w:val="center"/>
             </w:pPr>
             <w:r>
               <w:rPr>
@@ -5879,6 +6459,7 @@
           <w:p>
             <w:pPr>
               <w:spacing w:before="40" w:after="40"/>
+              <w:jc w:val="center"/>
             </w:pPr>
             <w:r>
               <w:rPr>
@@ -5903,6 +6484,7 @@
           <w:p>
             <w:pPr>
               <w:spacing w:before="40" w:after="40"/>
+              <w:jc w:val="left"/>
             </w:pPr>
             <w:r>
               <w:rPr>
@@ -5929,6 +6511,7 @@
           <w:p>
             <w:pPr>
               <w:spacing w:before="40" w:after="40"/>
+              <w:jc w:val="left"/>
             </w:pPr>
             <w:r>
               <w:rPr>
@@ -5953,6 +6536,7 @@
           <w:p>
             <w:pPr>
               <w:spacing w:before="40" w:after="40"/>
+              <w:jc w:val="center"/>
             </w:pPr>
             <w:r>
               <w:rPr>
@@ -5977,6 +6561,7 @@
           <w:p>
             <w:pPr>
               <w:spacing w:before="40" w:after="40"/>
+              <w:jc w:val="center"/>
             </w:pPr>
             <w:r>
               <w:rPr>
@@ -6001,6 +6586,7 @@
           <w:p>
             <w:pPr>
               <w:spacing w:before="40" w:after="40"/>
+              <w:jc w:val="left"/>
             </w:pPr>
             <w:r>
               <w:rPr>
@@ -6027,6 +6613,7 @@
           <w:p>
             <w:pPr>
               <w:spacing w:before="40" w:after="40"/>
+              <w:jc w:val="left"/>
             </w:pPr>
             <w:r>
               <w:rPr>
@@ -6051,6 +6638,7 @@
           <w:p>
             <w:pPr>
               <w:spacing w:before="40" w:after="40"/>
+              <w:jc w:val="center"/>
             </w:pPr>
             <w:r>
               <w:rPr>
@@ -6075,6 +6663,7 @@
           <w:p>
             <w:pPr>
               <w:spacing w:before="40" w:after="40"/>
+              <w:jc w:val="center"/>
             </w:pPr>
             <w:r>
               <w:rPr>
@@ -6099,6 +6688,7 @@
           <w:p>
             <w:pPr>
               <w:spacing w:before="40" w:after="40"/>
+              <w:jc w:val="left"/>
             </w:pPr>
             <w:r>
               <w:rPr>
@@ -6125,6 +6715,7 @@
           <w:p>
             <w:pPr>
               <w:spacing w:before="40" w:after="40"/>
+              <w:jc w:val="left"/>
             </w:pPr>
             <w:r>
               <w:rPr>
@@ -6149,6 +6740,7 @@
           <w:p>
             <w:pPr>
               <w:spacing w:before="40" w:after="40"/>
+              <w:jc w:val="center"/>
             </w:pPr>
             <w:r>
               <w:rPr>
@@ -6173,6 +6765,7 @@
           <w:p>
             <w:pPr>
               <w:spacing w:before="40" w:after="40"/>
+              <w:jc w:val="center"/>
             </w:pPr>
             <w:r>
               <w:rPr>
@@ -6197,6 +6790,7 @@
           <w:p>
             <w:pPr>
               <w:spacing w:before="40" w:after="40"/>
+              <w:jc w:val="left"/>
             </w:pPr>
             <w:r>
               <w:rPr>
@@ -6223,6 +6817,7 @@
           <w:p>
             <w:pPr>
               <w:spacing w:before="40" w:after="40"/>
+              <w:jc w:val="left"/>
             </w:pPr>
             <w:r>
               <w:rPr>
@@ -6248,6 +6843,7 @@
           <w:p>
             <w:pPr>
               <w:spacing w:before="40" w:after="40"/>
+              <w:jc w:val="center"/>
             </w:pPr>
             <w:r>
               <w:rPr>
@@ -6273,6 +6869,7 @@
           <w:p>
             <w:pPr>
               <w:spacing w:before="40" w:after="40"/>
+              <w:jc w:val="center"/>
             </w:pPr>
             <w:r>
               <w:rPr>
@@ -6298,6 +6895,7 @@
           <w:p>
             <w:pPr>
               <w:spacing w:before="40" w:after="40"/>
+              <w:jc w:val="left"/>
             </w:pPr>
             <w:r>
               <w:rPr>
@@ -6325,6 +6923,7 @@
           <w:p>
             <w:pPr>
               <w:spacing w:before="40" w:after="40"/>
+              <w:jc w:val="left"/>
             </w:pPr>
             <w:r>
               <w:rPr>
@@ -6350,6 +6949,7 @@
           <w:p>
             <w:pPr>
               <w:spacing w:before="40" w:after="40"/>
+              <w:jc w:val="center"/>
             </w:pPr>
             <w:r>
               <w:rPr>
@@ -6375,6 +6975,7 @@
           <w:p>
             <w:pPr>
               <w:spacing w:before="40" w:after="40"/>
+              <w:jc w:val="center"/>
             </w:pPr>
             <w:r>
               <w:rPr>
@@ -6400,6 +7001,7 @@
           <w:p>
             <w:pPr>
               <w:spacing w:before="40" w:after="40"/>
+              <w:jc w:val="left"/>
             </w:pPr>
             <w:r>
               <w:rPr>
@@ -6427,6 +7029,7 @@
           <w:p>
             <w:pPr>
               <w:spacing w:before="40" w:after="40"/>
+              <w:jc w:val="left"/>
             </w:pPr>
             <w:r>
               <w:rPr>
@@ -6452,6 +7055,7 @@
           <w:p>
             <w:pPr>
               <w:spacing w:before="40" w:after="40"/>
+              <w:jc w:val="center"/>
             </w:pPr>
             <w:r>
               <w:rPr>
@@ -6477,6 +7081,7 @@
           <w:p>
             <w:pPr>
               <w:spacing w:before="40" w:after="40"/>
+              <w:jc w:val="center"/>
             </w:pPr>
             <w:r>
               <w:rPr>
@@ -6502,6 +7107,7 @@
           <w:p>
             <w:pPr>
               <w:spacing w:before="40" w:after="40"/>
+              <w:jc w:val="left"/>
             </w:pPr>
             <w:r>
               <w:rPr>
@@ -6529,6 +7135,7 @@
           <w:p>
             <w:pPr>
               <w:spacing w:before="40" w:after="40"/>
+              <w:jc w:val="left"/>
             </w:pPr>
             <w:r>
               <w:rPr>
@@ -6553,6 +7160,7 @@
           <w:p>
             <w:pPr>
               <w:spacing w:before="40" w:after="40"/>
+              <w:jc w:val="center"/>
             </w:pPr>
             <w:r>
               <w:rPr>
@@ -6577,6 +7185,7 @@
           <w:p>
             <w:pPr>
               <w:spacing w:before="40" w:after="40"/>
+              <w:jc w:val="center"/>
             </w:pPr>
             <w:r>
               <w:rPr>
@@ -6601,6 +7210,7 @@
           <w:p>
             <w:pPr>
               <w:spacing w:before="40" w:after="40"/>
+              <w:jc w:val="left"/>
             </w:pPr>
             <w:r>
               <w:rPr>
@@ -6627,6 +7237,7 @@
           <w:p>
             <w:pPr>
               <w:spacing w:before="40" w:after="40"/>
+              <w:jc w:val="left"/>
             </w:pPr>
             <w:r>
               <w:rPr>
@@ -6652,6 +7263,7 @@
           <w:p>
             <w:pPr>
               <w:spacing w:before="40" w:after="40"/>
+              <w:jc w:val="center"/>
             </w:pPr>
             <w:r>
               <w:rPr>
@@ -6677,6 +7289,7 @@
           <w:p>
             <w:pPr>
               <w:spacing w:before="40" w:after="40"/>
+              <w:jc w:val="center"/>
             </w:pPr>
             <w:r>
               <w:rPr>
@@ -6702,6 +7315,7 @@
           <w:p>
             <w:pPr>
               <w:spacing w:before="40" w:after="40"/>
+              <w:jc w:val="left"/>
             </w:pPr>
             <w:r>
               <w:rPr>
@@ -6739,7 +7353,7 @@
     </w:p>
     <w:p>
       <w:pPr>
-        <w:spacing w:line="276" w:lineRule="auto" w:before="0" w:after="60"/>
+        <w:spacing w:line="276" w:lineRule="auto" w:before="0" w:after="70"/>
         <w:ind w:firstLine="288"/>
         <w:jc w:val="both"/>
       </w:pPr>
@@ -6867,7 +7481,7 @@
     <w:p>
       <w:pPr>
         <w:keepNext/>
-        <w:spacing w:before="280" w:after="100"/>
+        <w:spacing w:before="280" w:after="80"/>
         <w:jc w:val="left"/>
       </w:pPr>
       <w:r>
@@ -6882,7 +7496,7 @@
     </w:p>
     <w:p>
       <w:pPr>
-        <w:spacing w:line="276" w:lineRule="auto" w:before="0" w:after="60"/>
+        <w:spacing w:line="276" w:lineRule="auto" w:before="0" w:after="70"/>
         <w:ind w:firstLine="288"/>
         <w:jc w:val="both"/>
       </w:pPr>
@@ -6893,15 +7507,102 @@
           <w:sz w:val="20"/>
         </w:rPr>
         <w:t>Figure 6 summarizes the objective acoustic patterns extracted across emotion categories by the Behaviour Engine:</w:t>
-        <w:br/>
-        <w:br/>
-        <w:t>• Anger: Characterized by an accelerated speaking tempo (mean 4.2 syl/s), minimal hesitation (pause ratio 12.4%), high vocal intensity (mean loudness -16.2 dB), and sharp pitch variance (sigma_F0 = 54.3 Hz).</w:t>
-        <w:br/>
-        <w:t>• Sadness: Exhibits psychomotor deceleration with a slow speaking tempo (mean 2.2 syl/s), extensive silence intervals (pause ratio 31.8%), attenuated energy (mean loudness -29.4 dB), and flat fundamental frequency intonation (mean pitch 108.4 Hz, sigma_F0 = 18.2 Hz).</w:t>
-        <w:br/>
-        <w:t>• Joy: Features elevated pitch dynamics (mean pitch 232.1 Hz, sigma_F0 = 62.1 Hz) and moderate tempo (3.6 syl/s).</w:t>
-        <w:br/>
-        <w:t>• Neutral / Calm: Displays balanced cadence (2.8 to 3.4 syl/s), standard pause ratio (18% to 22%), and stable loudness (-22 to -26 dB).</w:t>
+      </w:r>
+    </w:p>
+    <w:p>
+      <w:pPr>
+        <w:spacing w:line="276" w:lineRule="auto" w:before="0" w:after="60"/>
+        <w:ind w:left="432" w:hanging="288"/>
+        <w:jc w:val="both"/>
+      </w:pPr>
+      <w:r>
+        <w:rPr>
+          <w:rFonts w:ascii="Times New Roman" w:hAnsi="Times New Roman"/>
+          <w:b/>
+          <w:color w:val="000000"/>
+          <w:sz w:val="19"/>
+        </w:rPr>
+        <w:t xml:space="preserve">• Anger: </w:t>
+      </w:r>
+      <w:r>
+        <w:rPr>
+          <w:rFonts w:ascii="Times New Roman" w:hAnsi="Times New Roman"/>
+          <w:color w:val="000000"/>
+          <w:sz w:val="19"/>
+        </w:rPr>
+        <w:t>Characterized by an accelerated speaking tempo (mean 4.2 syl/s), minimal hesitation (pause ratio 12.4%), high vocal intensity (mean loudness -16.2 dB), and sharp pitch variance (sigma_F0 = 54.3 Hz).</w:t>
+      </w:r>
+    </w:p>
+    <w:p>
+      <w:pPr>
+        <w:spacing w:line="276" w:lineRule="auto" w:before="0" w:after="60"/>
+        <w:ind w:left="432" w:hanging="288"/>
+        <w:jc w:val="both"/>
+      </w:pPr>
+      <w:r>
+        <w:rPr>
+          <w:rFonts w:ascii="Times New Roman" w:hAnsi="Times New Roman"/>
+          <w:b/>
+          <w:color w:val="000000"/>
+          <w:sz w:val="19"/>
+        </w:rPr>
+        <w:t xml:space="preserve">• Sadness: </w:t>
+      </w:r>
+      <w:r>
+        <w:rPr>
+          <w:rFonts w:ascii="Times New Roman" w:hAnsi="Times New Roman"/>
+          <w:color w:val="000000"/>
+          <w:sz w:val="19"/>
+        </w:rPr>
+        <w:t>Exhibits psychomotor deceleration with a slow speaking tempo (mean 2.2 syl/s), extensive silence intervals (pause ratio 31.8%), attenuated energy (mean loudness -29.4 dB), and flat fundamental frequency intonation (mean pitch 108.4 Hz, sigma_F0 = 18.2 Hz).</w:t>
+      </w:r>
+    </w:p>
+    <w:p>
+      <w:pPr>
+        <w:spacing w:line="276" w:lineRule="auto" w:before="0" w:after="60"/>
+        <w:ind w:left="432" w:hanging="288"/>
+        <w:jc w:val="both"/>
+      </w:pPr>
+      <w:r>
+        <w:rPr>
+          <w:rFonts w:ascii="Times New Roman" w:hAnsi="Times New Roman"/>
+          <w:b/>
+          <w:color w:val="000000"/>
+          <w:sz w:val="19"/>
+        </w:rPr>
+        <w:t xml:space="preserve">• Joy: </w:t>
+      </w:r>
+      <w:r>
+        <w:rPr>
+          <w:rFonts w:ascii="Times New Roman" w:hAnsi="Times New Roman"/>
+          <w:color w:val="000000"/>
+          <w:sz w:val="19"/>
+        </w:rPr>
+        <w:t>Features elevated pitch dynamics (mean pitch 232.1 Hz, sigma_F0 = 62.1 Hz) and moderate tempo (3.6 syl/s).</w:t>
+      </w:r>
+    </w:p>
+    <w:p>
+      <w:pPr>
+        <w:spacing w:line="276" w:lineRule="auto" w:before="0" w:after="60"/>
+        <w:ind w:left="432" w:hanging="288"/>
+        <w:jc w:val="both"/>
+      </w:pPr>
+      <w:r>
+        <w:rPr>
+          <w:rFonts w:ascii="Times New Roman" w:hAnsi="Times New Roman"/>
+          <w:b/>
+          <w:color w:val="000000"/>
+          <w:sz w:val="19"/>
+        </w:rPr>
+        <w:t xml:space="preserve">• Neutral / Calm: </w:t>
+      </w:r>
+      <w:r>
+        <w:rPr>
+          <w:rFonts w:ascii="Times New Roman" w:hAnsi="Times New Roman"/>
+          <w:color w:val="000000"/>
+          <w:sz w:val="19"/>
+        </w:rPr>
+        <w:t>Displays balanced cadence (2.8 to 3.4 syl/s), standard pause ratio (18% to 22%), and stable loudness (-22 to -26 dB).</w:t>
       </w:r>
     </w:p>
     <w:p>
@@ -6963,7 +7664,7 @@
     <w:p>
       <w:pPr>
         <w:keepNext/>
-        <w:spacing w:before="280" w:after="100"/>
+        <w:spacing w:before="280" w:after="80"/>
         <w:jc w:val="left"/>
       </w:pPr>
       <w:r>
@@ -6978,7 +7679,7 @@
     </w:p>
     <w:p>
       <w:pPr>
-        <w:spacing w:line="276" w:lineRule="auto" w:before="0" w:after="60"/>
+        <w:spacing w:line="276" w:lineRule="auto" w:before="0" w:after="70"/>
         <w:ind w:firstLine="288"/>
         <w:jc w:val="both"/>
       </w:pPr>
@@ -6989,17 +7690,60 @@
           <w:sz w:val="20"/>
         </w:rPr>
         <w:t>The end-to-end framework is implemented as an Apple Silicon accelerated microservice paired with a minimal web application:</w:t>
-        <w:br/>
-        <w:br/>
-        <w:t>• Frontend UI (Next.js / TypeScript): Minimal white-mode interface featuring a real-time Web Audio API frequency visualizer (AudioWaveformVisualizer) connected to live microphone input and audio playback.</w:t>
-        <w:br/>
-        <w:t>• Backend Microservice (FastAPI): Model registry serving the Hindi Specialist (CNN-BiLSTM) and Universal SER models with Metal Performance Shaders (mps) hardware acceleration (38.4 ms average inference latency).</w:t>
+      </w:r>
+    </w:p>
+    <w:p>
+      <w:pPr>
+        <w:spacing w:line="276" w:lineRule="auto" w:before="0" w:after="60"/>
+        <w:ind w:left="432" w:hanging="288"/>
+        <w:jc w:val="both"/>
+      </w:pPr>
+      <w:r>
+        <w:rPr>
+          <w:rFonts w:ascii="Times New Roman" w:hAnsi="Times New Roman"/>
+          <w:b/>
+          <w:color w:val="000000"/>
+          <w:sz w:val="19"/>
+        </w:rPr>
+        <w:t xml:space="preserve">• Frontend UI (Next.js / TypeScript): </w:t>
+      </w:r>
+      <w:r>
+        <w:rPr>
+          <w:rFonts w:ascii="Times New Roman" w:hAnsi="Times New Roman"/>
+          <w:color w:val="000000"/>
+          <w:sz w:val="19"/>
+        </w:rPr>
+        <w:t>Minimal white-mode interface featuring a real-time Web Audio API frequency visualizer (AudioWaveformVisualizer) connected to live microphone input and audio playback.</w:t>
+      </w:r>
+    </w:p>
+    <w:p>
+      <w:pPr>
+        <w:spacing w:line="276" w:lineRule="auto" w:before="0" w:after="60"/>
+        <w:ind w:left="432" w:hanging="288"/>
+        <w:jc w:val="both"/>
+      </w:pPr>
+      <w:r>
+        <w:rPr>
+          <w:rFonts w:ascii="Times New Roman" w:hAnsi="Times New Roman"/>
+          <w:b/>
+          <w:color w:val="000000"/>
+          <w:sz w:val="19"/>
+        </w:rPr>
+        <w:t xml:space="preserve">• Backend Microservice (FastAPI): </w:t>
+      </w:r>
+      <w:r>
+        <w:rPr>
+          <w:rFonts w:ascii="Times New Roman" w:hAnsi="Times New Roman"/>
+          <w:color w:val="000000"/>
+          <w:sz w:val="19"/>
+        </w:rPr>
+        <w:t>Model registry serving the Hindi Specialist (CNN-BiLSTM) and Universal SER models with Metal Performance Shaders (mps) hardware acceleration (38.4 ms average inference latency).</w:t>
       </w:r>
     </w:p>
     <w:p>
       <w:pPr>
         <w:keepNext/>
-        <w:spacing w:before="280" w:after="100"/>
+        <w:spacing w:before="280" w:after="80"/>
         <w:jc w:val="left"/>
       </w:pPr>
       <w:r>
@@ -7014,7 +7758,7 @@
     </w:p>
     <w:p>
       <w:pPr>
-        <w:spacing w:line="276" w:lineRule="auto" w:before="0" w:after="60"/>
+        <w:spacing w:line="276" w:lineRule="auto" w:before="0" w:after="70"/>
         <w:ind w:firstLine="288"/>
         <w:jc w:val="both"/>
       </w:pPr>
@@ -7025,19 +7769,84 @@
           <w:sz w:val="20"/>
         </w:rPr>
         <w:t>While the experimental results validate the efficacy of learnable layer pooling and disjoint evaluation protocols, several limitations should be noted:</w:t>
-        <w:br/>
-        <w:br/>
-        <w:t>1. Acoustic Cleanliness: Corpora such as TESS feature near-zero ambient noise, which does not reflect conversational real-world audio.</w:t>
-        <w:br/>
-        <w:t>2. Dialectal Diversity in Indic Speech: The Hindi evaluation was conducted across 25 speakers; regional dialectal variations across northern and central India require broader multi-dialect data collection.</w:t>
-        <w:br/>
-        <w:t>3. Pre-trained Audio Sampling: Standard foundation models operate at 16 kHz, which truncates ultra-high frequency acoustic cues (&gt; 8 kHz).</w:t>
+      </w:r>
+    </w:p>
+    <w:p>
+      <w:pPr>
+        <w:spacing w:line="276" w:lineRule="auto" w:before="0" w:after="60"/>
+        <w:ind w:left="432" w:hanging="288"/>
+        <w:jc w:val="both"/>
+      </w:pPr>
+      <w:r>
+        <w:rPr>
+          <w:rFonts w:ascii="Times New Roman" w:hAnsi="Times New Roman"/>
+          <w:b/>
+          <w:color w:val="000000"/>
+          <w:sz w:val="19"/>
+        </w:rPr>
+        <w:t xml:space="preserve">1. Acoustic Cleanliness: </w:t>
+      </w:r>
+      <w:r>
+        <w:rPr>
+          <w:rFonts w:ascii="Times New Roman" w:hAnsi="Times New Roman"/>
+          <w:color w:val="000000"/>
+          <w:sz w:val="19"/>
+        </w:rPr>
+        <w:t>Corpora such as TESS feature near-zero ambient noise, which does not reflect conversational real-world audio.</w:t>
+      </w:r>
+    </w:p>
+    <w:p>
+      <w:pPr>
+        <w:spacing w:line="276" w:lineRule="auto" w:before="0" w:after="60"/>
+        <w:ind w:left="432" w:hanging="288"/>
+        <w:jc w:val="both"/>
+      </w:pPr>
+      <w:r>
+        <w:rPr>
+          <w:rFonts w:ascii="Times New Roman" w:hAnsi="Times New Roman"/>
+          <w:b/>
+          <w:color w:val="000000"/>
+          <w:sz w:val="19"/>
+        </w:rPr>
+        <w:t xml:space="preserve">2. Dialectal Diversity in Indic Speech: </w:t>
+      </w:r>
+      <w:r>
+        <w:rPr>
+          <w:rFonts w:ascii="Times New Roman" w:hAnsi="Times New Roman"/>
+          <w:color w:val="000000"/>
+          <w:sz w:val="19"/>
+        </w:rPr>
+        <w:t>The Hindi evaluation was conducted across 25 speakers; regional dialectal variations across northern and central India require broader multi-dialect data collection.</w:t>
+      </w:r>
+    </w:p>
+    <w:p>
+      <w:pPr>
+        <w:spacing w:line="276" w:lineRule="auto" w:before="0" w:after="60"/>
+        <w:ind w:left="432" w:hanging="288"/>
+        <w:jc w:val="both"/>
+      </w:pPr>
+      <w:r>
+        <w:rPr>
+          <w:rFonts w:ascii="Times New Roman" w:hAnsi="Times New Roman"/>
+          <w:b/>
+          <w:color w:val="000000"/>
+          <w:sz w:val="19"/>
+        </w:rPr>
+        <w:t xml:space="preserve">3. Pre-trained Audio Sampling: </w:t>
+      </w:r>
+      <w:r>
+        <w:rPr>
+          <w:rFonts w:ascii="Times New Roman" w:hAnsi="Times New Roman"/>
+          <w:color w:val="000000"/>
+          <w:sz w:val="19"/>
+        </w:rPr>
+        <w:t>Standard foundation models operate at 16 kHz, which truncates ultra-high frequency acoustic cues (&gt; 8 kHz).</w:t>
       </w:r>
     </w:p>
     <w:p>
       <w:pPr>
         <w:keepNext/>
-        <w:spacing w:before="280" w:after="100"/>
+        <w:spacing w:before="280" w:after="80"/>
         <w:jc w:val="left"/>
       </w:pPr>
       <w:r>
@@ -7052,7 +7861,7 @@
     </w:p>
     <w:p>
       <w:pPr>
-        <w:spacing w:line="276" w:lineRule="auto" w:before="0" w:after="60"/>
+        <w:spacing w:line="276" w:lineRule="auto" w:before="0" w:after="70"/>
         <w:ind w:firstLine="288"/>
         <w:jc w:val="both"/>
       </w:pPr>
@@ -7063,21 +7872,108 @@
           <w:sz w:val="20"/>
         </w:rPr>
         <w:t>This research evaluated speech emotion recognition across multi-corpus and cross-lingual settings. The primary conclusions are:</w:t>
-        <w:br/>
-        <w:br/>
-        <w:t>1. Learnable Weighted Layer Pooling demonstrates that intermediate transformer layers (Layers 9 to 11) capture the highest concentration of emotional prosody (31.95%), outperforming top-layer pooling.</w:t>
-        <w:br/>
-        <w:t>2. Speaker Diversity is essential for generalization: models trained on minimal speaker cohorts overfit speaker identity, whereas pre-training across larger cohorts supports speaker-independent evaluation.</w:t>
-        <w:br/>
-        <w:t>3. Cross-Lingual Transfer: English pre-trained models transfer moderately above chance to native Hindi speech, but supervised adaptation using specialized CNN-BiLSTM networks achieves 75.19% accuracy.</w:t>
-        <w:br/>
-        <w:t>4. Behavioural Metrics: Combining discrete emotion classification with continuous acoustic measurements (speech rate, pause metrics, energy, and pitch) provides a more comprehensive vocal assessment.</w:t>
+      </w:r>
+    </w:p>
+    <w:p>
+      <w:pPr>
+        <w:spacing w:line="276" w:lineRule="auto" w:before="0" w:after="60"/>
+        <w:ind w:left="432" w:hanging="288"/>
+        <w:jc w:val="both"/>
+      </w:pPr>
+      <w:r>
+        <w:rPr>
+          <w:rFonts w:ascii="Times New Roman" w:hAnsi="Times New Roman"/>
+          <w:b/>
+          <w:color w:val="000000"/>
+          <w:sz w:val="19"/>
+        </w:rPr>
+        <w:t xml:space="preserve">1. Learnable Weighted Layer Pooling: </w:t>
+      </w:r>
+      <w:r>
+        <w:rPr>
+          <w:rFonts w:ascii="Times New Roman" w:hAnsi="Times New Roman"/>
+          <w:color w:val="000000"/>
+          <w:sz w:val="19"/>
+        </w:rPr>
+        <w:t>Demonstrates that intermediate transformer layers (Layers 9 to 11) capture the highest concentration of emotional prosody (31.95%), outperforming top-layer pooling.</w:t>
+      </w:r>
+    </w:p>
+    <w:p>
+      <w:pPr>
+        <w:spacing w:line="276" w:lineRule="auto" w:before="0" w:after="60"/>
+        <w:ind w:left="432" w:hanging="288"/>
+        <w:jc w:val="both"/>
+      </w:pPr>
+      <w:r>
+        <w:rPr>
+          <w:rFonts w:ascii="Times New Roman" w:hAnsi="Times New Roman"/>
+          <w:b/>
+          <w:color w:val="000000"/>
+          <w:sz w:val="19"/>
+        </w:rPr>
+        <w:t xml:space="preserve">2. Speaker Diversity: </w:t>
+      </w:r>
+      <w:r>
+        <w:rPr>
+          <w:rFonts w:ascii="Times New Roman" w:hAnsi="Times New Roman"/>
+          <w:color w:val="000000"/>
+          <w:sz w:val="19"/>
+        </w:rPr>
+        <w:t>Essential for generalization: models trained on minimal speaker cohorts overfit speaker identity, whereas pre-training across larger cohorts supports speaker-independent evaluation.</w:t>
+      </w:r>
+    </w:p>
+    <w:p>
+      <w:pPr>
+        <w:spacing w:line="276" w:lineRule="auto" w:before="0" w:after="60"/>
+        <w:ind w:left="432" w:hanging="288"/>
+        <w:jc w:val="both"/>
+      </w:pPr>
+      <w:r>
+        <w:rPr>
+          <w:rFonts w:ascii="Times New Roman" w:hAnsi="Times New Roman"/>
+          <w:b/>
+          <w:color w:val="000000"/>
+          <w:sz w:val="19"/>
+        </w:rPr>
+        <w:t xml:space="preserve">3. Cross-Lingual Transfer: </w:t>
+      </w:r>
+      <w:r>
+        <w:rPr>
+          <w:rFonts w:ascii="Times New Roman" w:hAnsi="Times New Roman"/>
+          <w:color w:val="000000"/>
+          <w:sz w:val="19"/>
+        </w:rPr>
+        <w:t>English pre-trained models transfer moderately above chance to native Hindi speech, but supervised adaptation using specialized CNN-BiLSTM networks achieves 75.19% accuracy.</w:t>
+      </w:r>
+    </w:p>
+    <w:p>
+      <w:pPr>
+        <w:spacing w:line="276" w:lineRule="auto" w:before="0" w:after="60"/>
+        <w:ind w:left="432" w:hanging="288"/>
+        <w:jc w:val="both"/>
+      </w:pPr>
+      <w:r>
+        <w:rPr>
+          <w:rFonts w:ascii="Times New Roman" w:hAnsi="Times New Roman"/>
+          <w:b/>
+          <w:color w:val="000000"/>
+          <w:sz w:val="19"/>
+        </w:rPr>
+        <w:t xml:space="preserve">4. Behavioural Metrics: </w:t>
+      </w:r>
+      <w:r>
+        <w:rPr>
+          <w:rFonts w:ascii="Times New Roman" w:hAnsi="Times New Roman"/>
+          <w:color w:val="000000"/>
+          <w:sz w:val="19"/>
+        </w:rPr>
+        <w:t>Combining discrete emotion classification with continuous acoustic measurements (speech rate, pause metrics, energy, and pitch) provides a more comprehensive vocal assessment.</w:t>
       </w:r>
     </w:p>
     <w:p>
       <w:pPr>
         <w:keepNext/>
-        <w:spacing w:before="280" w:after="100"/>
+        <w:spacing w:before="280" w:after="80"/>
         <w:jc w:val="left"/>
       </w:pPr>
       <w:r>
@@ -7094,7 +7990,7 @@
       <w:pPr>
         <w:spacing w:line="264" w:lineRule="auto" w:before="0" w:after="50"/>
         <w:ind w:left="360" w:hanging="360"/>
-        <w:jc w:val="both"/>
+        <w:jc w:val="left"/>
       </w:pPr>
       <w:r>
         <w:rPr>
@@ -7109,7 +8005,7 @@
       <w:pPr>
         <w:spacing w:line="264" w:lineRule="auto" w:before="0" w:after="50"/>
         <w:ind w:left="360" w:hanging="360"/>
-        <w:jc w:val="both"/>
+        <w:jc w:val="left"/>
       </w:pPr>
       <w:r>
         <w:rPr>
@@ -7124,7 +8020,7 @@
       <w:pPr>
         <w:spacing w:line="264" w:lineRule="auto" w:before="0" w:after="50"/>
         <w:ind w:left="360" w:hanging="360"/>
-        <w:jc w:val="both"/>
+        <w:jc w:val="left"/>
       </w:pPr>
       <w:r>
         <w:rPr>
@@ -7139,7 +8035,7 @@
       <w:pPr>
         <w:spacing w:line="264" w:lineRule="auto" w:before="0" w:after="50"/>
         <w:ind w:left="360" w:hanging="360"/>
-        <w:jc w:val="both"/>
+        <w:jc w:val="left"/>
       </w:pPr>
       <w:r>
         <w:rPr>
@@ -7154,7 +8050,7 @@
       <w:pPr>
         <w:spacing w:line="264" w:lineRule="auto" w:before="0" w:after="50"/>
         <w:ind w:left="360" w:hanging="360"/>
-        <w:jc w:val="both"/>
+        <w:jc w:val="left"/>
       </w:pPr>
       <w:r>
         <w:rPr>
@@ -7169,7 +8065,7 @@
       <w:pPr>
         <w:spacing w:line="264" w:lineRule="auto" w:before="0" w:after="50"/>
         <w:ind w:left="360" w:hanging="360"/>
-        <w:jc w:val="both"/>
+        <w:jc w:val="left"/>
       </w:pPr>
       <w:r>
         <w:rPr>
@@ -7184,7 +8080,7 @@
       <w:pPr>
         <w:spacing w:line="264" w:lineRule="auto" w:before="0" w:after="50"/>
         <w:ind w:left="360" w:hanging="360"/>
-        <w:jc w:val="both"/>
+        <w:jc w:val="left"/>
       </w:pPr>
       <w:r>
         <w:rPr>
@@ -7199,7 +8095,7 @@
       <w:pPr>
         <w:spacing w:line="264" w:lineRule="auto" w:before="0" w:after="50"/>
         <w:ind w:left="360" w:hanging="360"/>
-        <w:jc w:val="both"/>
+        <w:jc w:val="left"/>
       </w:pPr>
       <w:r>
         <w:rPr>
@@ -7214,7 +8110,7 @@
       <w:pPr>
         <w:spacing w:line="264" w:lineRule="auto" w:before="0" w:after="50"/>
         <w:ind w:left="360" w:hanging="360"/>
-        <w:jc w:val="both"/>
+        <w:jc w:val="left"/>
       </w:pPr>
       <w:r>
         <w:rPr>
@@ -7229,7 +8125,7 @@
       <w:pPr>
         <w:spacing w:line="264" w:lineRule="auto" w:before="0" w:after="50"/>
         <w:ind w:left="360" w:hanging="360"/>
-        <w:jc w:val="both"/>
+        <w:jc w:val="left"/>
       </w:pPr>
       <w:r>
         <w:rPr>
@@ -7244,7 +8140,7 @@
       <w:pPr>
         <w:spacing w:line="264" w:lineRule="auto" w:before="0" w:after="50"/>
         <w:ind w:left="360" w:hanging="360"/>
-        <w:jc w:val="both"/>
+        <w:jc w:val="left"/>
       </w:pPr>
       <w:r>
         <w:rPr>
@@ -7259,7 +8155,7 @@
       <w:pPr>
         <w:spacing w:line="264" w:lineRule="auto" w:before="0" w:after="50"/>
         <w:ind w:left="360" w:hanging="360"/>
-        <w:jc w:val="both"/>
+        <w:jc w:val="left"/>
       </w:pPr>
       <w:r>
         <w:rPr>
@@ -7274,7 +8170,7 @@
       <w:pPr>
         <w:spacing w:line="264" w:lineRule="auto" w:before="0" w:after="50"/>
         <w:ind w:left="360" w:hanging="360"/>
-        <w:jc w:val="both"/>
+        <w:jc w:val="left"/>
       </w:pPr>
       <w:r>
         <w:rPr>
@@ -7289,7 +8185,7 @@
       <w:pPr>
         <w:spacing w:line="264" w:lineRule="auto" w:before="0" w:after="50"/>
         <w:ind w:left="360" w:hanging="360"/>
-        <w:jc w:val="both"/>
+        <w:jc w:val="left"/>
       </w:pPr>
       <w:r>
         <w:rPr>
@@ -7304,7 +8200,7 @@
       <w:pPr>
         <w:spacing w:line="264" w:lineRule="auto" w:before="0" w:after="50"/>
         <w:ind w:left="360" w:hanging="360"/>
-        <w:jc w:val="both"/>
+        <w:jc w:val="left"/>
       </w:pPr>
       <w:r>
         <w:rPr>
@@ -7319,7 +8215,7 @@
       <w:pPr>
         <w:spacing w:line="264" w:lineRule="auto" w:before="0" w:after="50"/>
         <w:ind w:left="360" w:hanging="360"/>
-        <w:jc w:val="both"/>
+        <w:jc w:val="left"/>
       </w:pPr>
       <w:r>
         <w:rPr>
@@ -7334,7 +8230,7 @@
       <w:pPr>
         <w:spacing w:line="264" w:lineRule="auto" w:before="0" w:after="50"/>
         <w:ind w:left="360" w:hanging="360"/>
-        <w:jc w:val="both"/>
+        <w:jc w:val="left"/>
       </w:pPr>
       <w:r>
         <w:rPr>
@@ -7349,7 +8245,7 @@
       <w:pPr>
         <w:spacing w:line="264" w:lineRule="auto" w:before="0" w:after="50"/>
         <w:ind w:left="360" w:hanging="360"/>
-        <w:jc w:val="both"/>
+        <w:jc w:val="left"/>
       </w:pPr>
       <w:r>
         <w:rPr>
@@ -7364,7 +8260,7 @@
       <w:pPr>
         <w:spacing w:line="264" w:lineRule="auto" w:before="0" w:after="50"/>
         <w:ind w:left="360" w:hanging="360"/>
-        <w:jc w:val="both"/>
+        <w:jc w:val="left"/>
       </w:pPr>
       <w:r>
         <w:rPr>
@@ -7379,7 +8275,7 @@
       <w:pPr>
         <w:spacing w:line="264" w:lineRule="auto" w:before="0" w:after="50"/>
         <w:ind w:left="360" w:hanging="360"/>
-        <w:jc w:val="both"/>
+        <w:jc w:val="left"/>
       </w:pPr>
       <w:r>
         <w:rPr>
@@ -7394,7 +8290,7 @@
       <w:pPr>
         <w:spacing w:line="264" w:lineRule="auto" w:before="0" w:after="50"/>
         <w:ind w:left="360" w:hanging="360"/>
-        <w:jc w:val="both"/>
+        <w:jc w:val="left"/>
       </w:pPr>
       <w:r>
         <w:rPr>
@@ -7409,7 +8305,7 @@
       <w:pPr>
         <w:spacing w:line="264" w:lineRule="auto" w:before="0" w:after="50"/>
         <w:ind w:left="360" w:hanging="360"/>
-        <w:jc w:val="both"/>
+        <w:jc w:val="left"/>
       </w:pPr>
       <w:r>
         <w:rPr>
@@ -7424,7 +8320,7 @@
       <w:pPr>
         <w:spacing w:line="264" w:lineRule="auto" w:before="0" w:after="50"/>
         <w:ind w:left="360" w:hanging="360"/>
-        <w:jc w:val="both"/>
+        <w:jc w:val="left"/>
       </w:pPr>
       <w:r>
         <w:rPr>
@@ -7439,7 +8335,7 @@
       <w:pPr>
         <w:spacing w:line="264" w:lineRule="auto" w:before="0" w:after="50"/>
         <w:ind w:left="360" w:hanging="360"/>
-        <w:jc w:val="both"/>
+        <w:jc w:val="left"/>
       </w:pPr>
       <w:r>
         <w:rPr>
@@ -7454,7 +8350,7 @@
       <w:pPr>
         <w:spacing w:line="264" w:lineRule="auto" w:before="0" w:after="50"/>
         <w:ind w:left="360" w:hanging="360"/>
-        <w:jc w:val="both"/>
+        <w:jc w:val="left"/>
       </w:pPr>
       <w:r>
         <w:rPr>
@@ -7469,7 +8365,7 @@
       <w:pPr>
         <w:spacing w:line="264" w:lineRule="auto" w:before="0" w:after="50"/>
         <w:ind w:left="360" w:hanging="360"/>
-        <w:jc w:val="both"/>
+        <w:jc w:val="left"/>
       </w:pPr>
       <w:r>
         <w:rPr>
@@ -7484,7 +8380,7 @@
       <w:pPr>
         <w:spacing w:line="264" w:lineRule="auto" w:before="0" w:after="50"/>
         <w:ind w:left="360" w:hanging="360"/>
-        <w:jc w:val="both"/>
+        <w:jc w:val="left"/>
       </w:pPr>
       <w:r>
         <w:rPr>
@@ -7499,7 +8395,7 @@
       <w:pPr>
         <w:spacing w:line="264" w:lineRule="auto" w:before="0" w:after="50"/>
         <w:ind w:left="360" w:hanging="360"/>
-        <w:jc w:val="both"/>
+        <w:jc w:val="left"/>
       </w:pPr>
       <w:r>
         <w:rPr>
@@ -7514,7 +8410,7 @@
       <w:pPr>
         <w:spacing w:line="264" w:lineRule="auto" w:before="0" w:after="50"/>
         <w:ind w:left="360" w:hanging="360"/>
-        <w:jc w:val="both"/>
+        <w:jc w:val="left"/>
       </w:pPr>
       <w:r>
         <w:rPr>
@@ -7529,7 +8425,7 @@
       <w:pPr>
         <w:spacing w:line="264" w:lineRule="auto" w:before="0" w:after="50"/>
         <w:ind w:left="360" w:hanging="360"/>
-        <w:jc w:val="both"/>
+        <w:jc w:val="left"/>
       </w:pPr>
       <w:r>
         <w:rPr>

--- a/FINAL_RESEARCH_REPORT.docx
+++ b/FINAL_RESEARCH_REPORT.docx
@@ -162,7 +162,7 @@
           <w:color w:val="000000"/>
           <w:sz w:val="20"/>
         </w:rPr>
-        <w:t>A critical limitation in existing SER benchmarks is the use of randomized cross-validation [14], [16]. When speech segments from the same speaker appear in both the training and testing partitions, neural models tend to memorize speaker-specific vocal tract characteristics rather than generalizable emotional features. Consequently, models that report over 90% accuracy in random split evaluations frequently suffer substantial performance drops when tested on novel speakers. Valid evaluation necessitates strict speaker-independent partitions in which test speakers are entirely withheld during training [15], [30].</w:t>
+        <w:t>A critical limitation in existing SER benchmarks is the use of randomized cross-validation [16], [21]. When speech segments from the same speaker appear in both the training and testing partitions, neural models tend to memorize speaker-specific vocal tract characteristics rather than generalizable emotional features. Consequently, models that report over 90% accuracy in random split evaluations frequently suffer substantial performance drops when tested on novel speakers. Valid evaluation necessitates strict speaker-independent partitions in which test speakers are entirely withheld during training [15], [21], [30].</w:t>
       </w:r>
     </w:p>
     <w:p>
@@ -193,7 +193,7 @@
           <w:color w:val="000000"/>
           <w:sz w:val="20"/>
         </w:rPr>
-        <w:t>Most accessible SER benchmarks rely on English (e.g., IEMOCAP, RAVDESS, CREMA-D) or German (e.g., EMO-DB) [16], [28]. Indic languages, spoken by over 1.4 billion individuals, remain underrepresented in speech research [1], [3]. Hindi exhibits distinctive phonological properties, including phonemic vowel length contrasts, retroflex consonants, and syllable-timed stress patterns, which diverge from English speech dynamics [2], [4]. Establishing whether pre-trained English acoustic models transfer to Hindi speech, and measuring the quantitative improvement achievable through supervised adaptation, is essential for multilingual affective computing [1], [18].</w:t>
+        <w:t>Most accessible SER benchmarks rely on English (e.g., IEMOCAP [28], RAVDESS [18], CREMA-D [17], SAVEE [19], TESS [20]) or German (e.g., EMO-DB) [16]. Indic languages, spoken by over 1.4 billion individuals, remain underrepresented in speech research [1], [3], [22], [23]. Hindi exhibits distinctive phonological properties, including phonemic vowel length contrasts, retroflex consonants, and syllable-timed stress patterns, which diverge from English speech dynamics [2], [4], [5]. Establishing whether pre-trained English acoustic models transfer to Hindi speech, and measuring the quantitative improvement achievable through supervised adaptation, is essential for multilingual affective computing [1], [18], [22].</w:t>
       </w:r>
     </w:p>
     <w:p>
@@ -224,7 +224,7 @@
           <w:color w:val="000000"/>
           <w:sz w:val="20"/>
         </w:rPr>
-        <w:t>Standard SER architectures typically output discrete emotion class probabilities, such as P(Happy) = 0.85. However, clinical diagnostic applications, tele-counseling, and automated conversational systems benefit from continuous, interpretable acoustic measurements [5], [11]:</w:t>
+        <w:t>Standard SER architectures typically output discrete emotion class probabilities, such as P(Happy) = 0.85. However, clinical diagnostic applications, tele-counseling, and automated conversational systems benefit from continuous, interpretable acoustic measurements [5], [11], [12]:</w:t>
       </w:r>
     </w:p>
     <w:p>
@@ -371,7 +371,7 @@
           <w:color w:val="000000"/>
           <w:sz w:val="20"/>
         </w:rPr>
-        <w:t>Coupling categorical emotion classification with systematic behavioral feature extraction provides a more informative assessment of speech recordings [1], [11].</w:t>
+        <w:t>Coupling categorical emotion classification with systematic behavioral feature extraction provides a more informative assessment of speech recordings [1], [11], [25].</w:t>
       </w:r>
     </w:p>
     <w:p>
@@ -560,7 +560,7 @@
           <w:color w:val="000000"/>
           <w:sz w:val="20"/>
         </w:rPr>
-        <w:t>Early speech emotion recognition research in India relied predominantly on small private datasets evaluated with conventional classifiers such as Support Vector Machines (SVM) and Multi-Layer Perceptrons [4], [18]. Kotian and Singh (2026) [1] demonstrated that concatenating prosodic-behavioral descriptors (speaking rate, pitch perturbation, pause ratio, and energy dynamics) with spectral features increased classification accuracy to 83.9% and Macro-F1 to 0.81 on Hindi speech. In a subsequent benchmarking study, Kotian and Singh (2026) [2] compared classical, deep learning, and transformer architectures, finding that CNN-BiLSTM networks provided an optimal balance of accuracy and computational efficiency for Hindi speech under constrained sample sizes.</w:t>
+        <w:t>Early speech emotion recognition research in India relied predominantly on small private datasets evaluated with conventional classifiers such as Support Vector Machines (SVM) and Multi-Layer Perceptrons [4], [16]. Kotian and Singh (2026) [1] demonstrated that concatenating prosodic-behavioral descriptors (speaking rate, pitch perturbation, pause ratio, and energy dynamics) with spectral features increased classification accuracy to 83.9% and Macro-F1 to 0.81 on Hindi speech. In a subsequent benchmarking study, Kotian and Singh (2026) [2] compared classical, deep learning, and transformer architectures, finding that CNN-BiLSTM networks provided an optimal balance of accuracy and computational efficiency for Hindi speech under constrained sample sizes.</w:t>
       </w:r>
     </w:p>
     <w:p>
@@ -575,7 +575,7 @@
           <w:color w:val="000000"/>
           <w:sz w:val="20"/>
         </w:rPr>
-        <w:t>Chauhan and Sharma (2023) [3] introduced the MNITJ-SEHSD database, standardizing an Indic emotion corpus and highlighting acoustic overlap between anger and disgust resulting from shared high vocal intensity. Kawade and Jagtap (2024) [5] evaluated cross-lingual acoustic modeling across Hindi, Marathi, and Tamil, observing that while global pitch trends transfer across languages, syllable timing and vowel nasalization require local supervised fine-tuning.</w:t>
+        <w:t>Chauhan, Sharma, and Varma (2023) [3] introduced the MNITJ-SEHSD database, standardizing an Indic emotion corpus and highlighting acoustic overlap between anger and disgust resulting from shared high vocal intensity. Kawade and Jagtap (2024) [5] evaluated cross-lingual acoustic modeling across Indian speech corpora, demonstrating the effectiveness of combining multiple spectral, temporal, and voice quality descriptors with deep convolutional neural networks. Rathnayake et al. (2026) [22] and Alam Monisha and Sultana (2022) [23] provided comprehensive surveys on the unique acoustic-phonetic challenges and database resources in low-resource Indo-Aryan and Dravidian speech emotion recognition.</w:t>
       </w:r>
     </w:p>
     <w:p>
@@ -606,7 +606,7 @@
           <w:color w:val="000000"/>
           <w:sz w:val="20"/>
         </w:rPr>
-        <w:t>Self-supervised learning has established powerful baseline representations for speech tasks. Models such as Wav2Vec 2.0 (Baevski et al., 2020) [9] and HuBERT (Hsu et al., 2021) [8] learn representations from thousands of hours of unlabeled audio through contrastive loss or masked cluster prediction. However, recent studies by Ma et al. on emotion2vec [6] and Chen et al. on BEATs [7] demonstrate that standard speech models optimize for phonetic invariance, which can suppress emotional cues in upper transformer layers. Probing studies by Pasad et al. (2021) [24] confirmed that acoustic and prosodic properties are concentrated within intermediate transformer layers, whereas the final layers focus on lexical identity. These findings motivate the Learnable Weighted Layer Pooling approach used in this work.</w:t>
+        <w:t>Self-supervised learning has established powerful baseline representations for speech tasks. Models such as Wav2Vec 2.0 (Baevski et al., 2020) [9] and HuBERT (Hsu et al., 2021) [8] learn representations from thousands of hours of unlabeled audio through contrastive loss or masked cluster prediction. Pepino, Riera, and Ferrer (2021) [27] and Sun et al. (2024) [30] demonstrated the efficacy of fine-tuning pre-trained representations for downstream emotion recognition, while Wang and Yang (2025) [14] integrated fine-tuned Wav2vec 2.0 with neural controlled differential equation classifiers. However, recent studies by Ma et al. on emotion2vec [6] and Chen et al. on BEATs [7] demonstrate that standard speech models optimize for phonetic invariance, which can suppress emotional cues in upper transformer layers. Probing studies by Pasad, Chou, and Livescu (2021) [24] confirmed that acoustic and prosodic properties are concentrated within intermediate transformer layers, whereas final layers prioritize lexical alignment. These findings motivate the Learnable Weighted Layer Pooling approach used in this work.</w:t>
       </w:r>
     </w:p>
     <w:p>
@@ -637,7 +637,7 @@
           <w:color w:val="000000"/>
           <w:sz w:val="20"/>
         </w:rPr>
-        <w:t>Standardized acoustic parameter sets have long provided interpretable metrics for speech analysis. Eyben et al. (2016) defined the Geneva Minimalistic Acoustic Parameter Set (eGeMAPS) [12], standardizing 88 acoustic descriptors across frequency, energy, and temporal domains. Chowdhury et al. (2025) [11] showed that integrating acoustic prosody with deep learning architectures improved diagnostic reliability in clinical speech evaluations.</w:t>
+        <w:t>Standardized acoustic parameter sets have long provided interpretable metrics for speech analysis. Eyben et al. (2016) defined the Geneva Minimalistic Acoustic Parameter Set (GeMAPS) and extended GeMAPS (eGeMAPS) [12], standardizing 88 acoustic descriptors across frequency, energy, and temporal domains. Chowdhury, Ramanna, and Kotecha (2025) [11] showed that integrating hand-crafted acoustic prosody with lightweight deep neural ensemble architectures improved diagnostic reliability and interpretability across multiple SER benchmarks.</w:t>
       </w:r>
     </w:p>
     <w:p>
@@ -668,7 +668,7 @@
           <w:color w:val="000000"/>
           <w:sz w:val="20"/>
         </w:rPr>
-        <w:t>Wang and Yang (2025) [14] examined the effect of speaker identity leakage in SER, showing that random train/test splits can inflate accuracy scores by up to 34.2 percentage points because classifiers exploit speaker-specific spectral patterns. Hashem et al. (2023) [15] and Akcay and Oguz (2020) [16] similarly emphasized that only speaker-disjoint evaluation protocols reflect genuine clinical or real-world capability.</w:t>
+        <w:t>Goel, Hira, and Gupta (2024) [21] examined the challenge of unseen speaker generalization in SER, demonstrating that standard random train/test splits cause neural models to overfit speaker identity rather than true affective cues. Hashem, Arif, and Alghamdi (2023) [15] and Akçay and Oğuz (2020) [16] conducted systematic reviews detailing how cross-corpus evaluation protocols reveal severe performance degradation when models encounter novel recording environments. Wagner et al. (2018) [25] and Latif et al. (2023) [26] surveyed deep representation learning paradigms, showing that disentangling speaker identity from affective prosody remains essential for robust real-world deployment.</w:t>
       </w:r>
     </w:p>
     <w:p>
@@ -699,7 +699,7 @@
           <w:color w:val="000000"/>
           <w:sz w:val="20"/>
         </w:rPr>
-        <w:t>To ensure rigorous evaluation, five distinct corpora comprising 12,180 audio files were curated, preprocessed, and partitioned. Audio files were resampled to a standardized format: 16,000 Hz sampling rate, single-channel (mono), 16-bit PCM WAV, with Voice Activity Detection (VAD) silence trimming and amplitude normalization. Table 1 summarizes the dataset ecosystem.</w:t>
+        <w:t>To ensure rigorous evaluation, five distinct corpora comprising 12,180 audio files were curated, preprocessed, and partitioned: CREMA-D [17] (7,442 utterances, 91 actors), RAVDESS [18] (1,440 utterances, 24 actors), SAVEE [19] (480 utterances, 4 actors), TESS [20] (2,800 utterances, 2 actresses), and Hindi SER [1], [2], [3] (862 utterances, 25 native speakers). Audio files were resampled to a standardized format: 16,000 Hz sampling rate, single-channel (mono), 16-bit PCM WAV, with Voice Activity Detection (VAD) silence trimming and amplitude normalization. Table 1 summarizes the dataset ecosystem.</w:t>
       </w:r>
     </w:p>
     <w:p>
@@ -5517,7 +5517,7 @@
           <w:color w:val="000000"/>
           <w:sz w:val="20"/>
         </w:rPr>
-        <w:t>Across all evaluated corpora, Wav2Vec2-XLS-R-300M performed near random chance (13.33% on RAVDESS, 24.43% on CREMA-D, 12.50% on SAVEE, and 19.76% on TESS), underperforming even shallow MFCC baselines. Three primary technical factors explain this behavior:</w:t>
+        <w:t>Across all evaluated corpora, Wav2Vec2-XLS-R-300M [10] performed near random chance (13.33% on RAVDESS, 24.43% on CREMA-D, 12.50% on SAVEE, and 19.76% on TESS), underperforming even shallow MFCC baselines. Three primary technical factors explain this behavior:</w:t>
       </w:r>
     </w:p>
     <w:p>
@@ -7998,7 +7998,7 @@
           <w:color w:val="000000"/>
           <w:sz w:val="17"/>
         </w:rPr>
-        <w:t>[1] A. Kotian and S. Singh, "Evaluating the impact of behavioural features on Hindi speech emotion recognition: A multimodal deep learning approach," Journal of Tianjin University Science and Technology, vol. 59, no. 2, pp. 1–10, 2026.</w:t>
+        <w:t>[1] S. Kotian and S. Singh, "Evaluating the Impact of Behavioural Features on Hindi Speech Emotion Recognition: A Multimodal Deep Learning Approach," Journal of Tianjin University Science and Technology, vol. 59, no. 2, pp. 1–10, 2026. [Online]. Available: https://ijaic.org/</w:t>
       </w:r>
     </w:p>
     <w:p>
@@ -8013,7 +8013,7 @@
           <w:color w:val="000000"/>
           <w:sz w:val="17"/>
         </w:rPr>
-        <w:t>[2] A. Kotian and S. Singh, "Benchmarking classical, deep learning, and transformer architectures for Hindi speech emotion recognition," Interdisciplinary Journal of AI, Machine Learning &amp; Data Science, vol. 1, no. 1, art. e001, pp. 1–24, 2026. doi: 10.66261/fetdj998.</w:t>
+        <w:t>[2] S. Kotian and S. Singh, "Benchmarking Classical, Deep Learning, and Transformer Models for Hindi Speech Emotion Recognition: A Multimodal Analysis," Interdisciplinary Journal of AI, Machine Learning &amp; Data Science, vol. 1, no. 1, art. e001, pp. 1–24, Feb. 2026, doi: 10.66261/fetdj998.</w:t>
       </w:r>
     </w:p>
     <w:p>
@@ -8028,7 +8028,7 @@
           <w:color w:val="000000"/>
           <w:sz w:val="17"/>
         </w:rPr>
-        <w:t>[3] H. Chauhan and N. Sharma, "MNITJ-SEHSD: Hindi speech emotion dataset," in Proc. 2023 IEEE 4th International Conference on Computing, Communication and Security (IC3S), Bengaluru, India, 2023, pp. 1–6. doi: 10.1109/IC3S57698.2023.10169497.</w:t>
+        <w:t>[3] K. Chauhan, K. K. Sharma, and T. Varma, "MNITJ-SEHSD: A Hindi Emotional Speech Database," in Proc. 2023 International Conference on Communication, Circuits, and Systems (IC3S), Bhubaneswar, India, 2023, pp. 1–6, doi: 10.1109/IC3S57698.2023.10169497.</w:t>
       </w:r>
     </w:p>
     <w:p>
@@ -8043,7 +8043,7 @@
           <w:color w:val="000000"/>
           <w:sz w:val="17"/>
         </w:rPr>
-        <w:t>[4] N. Mehra, S. K. Mittal, and S. Kumar, "BERIS: A speech database for Indian languages," ACM Transactions on Asian and Low-Resource Language Information Processing, vol. 21, no. 5, pp. 1–21, 2022. doi: 10.1145/3517195.</w:t>
+        <w:t>[4] P. Mehra and S. K. Verma, "BERIS: An mBERT-based Emotion Recognition Algorithm from Indian Speech," ACM Transactions on Asian and Low-Resource Language Information Processing, vol. 21, no. 5, art. 106, pp. 1–19, Apr. 2022, doi: 10.1145/3517195.</w:t>
       </w:r>
     </w:p>
     <w:p>
@@ -8058,7 +8058,7 @@
           <w:color w:val="000000"/>
           <w:sz w:val="17"/>
         </w:rPr>
-        <w:t>[5] K. B. Kawade and V. S. Jagtap, "Evaluating speech emotion recognition in Indian languages through deep learning," Revue d'Intelligence Artificielle, vol. 38, no. 3, pp. 883–890, 2024. doi: 10.18280/ria.380318.</w:t>
+        <w:t>[5] R. Kawade and S. Jagtap, "Indian Cross Corpus Speech Emotion Recognition Using Multiple Spectral-Temporal-Voice Quality Acoustic Features and Deep Convolution Neural Network," Revue d'Intelligence Artificielle, vol. 38, no. 3, pp. 913–927, Jun. 2024, doi: 10.18280/ria.380318.</w:t>
       </w:r>
     </w:p>
     <w:p>
@@ -8073,7 +8073,7 @@
           <w:color w:val="000000"/>
           <w:sz w:val="17"/>
         </w:rPr>
-        <w:t>[6] Z. Ma et al., "emotion2vec: Self-supervised pre-training for speech emotion representation," in Findings of the Association for Computational Linguistics: ACL 2024, Bangkok, Thailand, 2024, pp. 15747–15760.</w:t>
+        <w:t>[6] Z. Ma, Z. Zheng, J. Ye, J. Li, Z. Gao, S. Zhang, and X. Chen, "emotion2vec: Self-Supervised Pre-Training for Speech Emotion Representation," in Findings of the Association for Computational Linguistics: ACL 2024, Bangkok, Thailand, 2024, pp. 15747–15760, doi: 10.18653/v1/2024.findings-acl.931.</w:t>
       </w:r>
     </w:p>
     <w:p>
@@ -8088,7 +8088,7 @@
           <w:color w:val="000000"/>
           <w:sz w:val="17"/>
         </w:rPr>
-        <w:t>[7] S. Chen et al., "BEATs: Audio pre-training with acoustic tokenizers," in Proc. 40th International Conference on Machine Learning (ICML), vol. 202, 2023, pp. 5178–5193.</w:t>
+        <w:t>[7] S. Chen, Y. Wu, C. Wang, S. Liu, D. Tompkins, Z. Chen, and F. Wei, "BEATs: Audio Pre-Training with Acoustic Tokenizers," in Proc. 40th International Conference on Machine Learning (ICML), vol. 202, 2023, pp. 5178–5193.</w:t>
       </w:r>
     </w:p>
     <w:p>
@@ -8103,7 +8103,7 @@
           <w:color w:val="000000"/>
           <w:sz w:val="17"/>
         </w:rPr>
-        <w:t>[8] W.-N. Hsu et al., "HuBERT: Self-supervised speech representation learning by masked prediction of hidden units," IEEE/ACM Transactions on Audio, Speech, and Language Processing, vol. 29, pp. 3451–3460, 2021.</w:t>
+        <w:t>[8] W.-N. Hsu, B. Bolte, Y.-H. H. Tsai, K. Lakhotia, R. Salakhutdinov, and A. Mohamed, "HuBERT: Self-Supervised Speech Representation Learning by Masked Prediction of Hidden Units," IEEE/ACM Transactions on Audio, Speech, and Language Processing, vol. 29, pp. 3451–3460, 2021, doi: 10.1109/TASLP.2021.3122291.</w:t>
       </w:r>
     </w:p>
     <w:p>
@@ -8118,7 +8118,7 @@
           <w:color w:val="000000"/>
           <w:sz w:val="17"/>
         </w:rPr>
-        <w:t>[9] A. Baevski et al., "wav2vec 2.0: A framework for self-supervised learning of speech representations," in Advances in Neural Information Processing Systems (NeurIPS), vol. 33, 2020, pp. 12449–12460.</w:t>
+        <w:t>[9] A. Baevski, Y. Zhou, A. Mohamed, and M. Auli, "wav2vec 2.0: A Framework for Self-Supervised Learning of Speech Representations," in Advances in Neural Information Processing Systems (NeurIPS), vol. 33, 2020, pp. 12449–12460.</w:t>
       </w:r>
     </w:p>
     <w:p>
@@ -8133,7 +8133,7 @@
           <w:color w:val="000000"/>
           <w:sz w:val="17"/>
         </w:rPr>
-        <w:t>[10] A. Babu et al., "XLS-R: Self-supervised cross-lingual speech representation learning at scale," in Proc. Interspeech 2022, Incheon, Korea, 2022, pp. 2278–2282.</w:t>
+        <w:t>[10] A. Babu, C. Wang, A. Tjandra, K. Lakhotia, Q. Xu, N. Goyal, K. Singh, P. von Platen, Y. Saraf, J. Pino, A. Baevski, A. Conneau, and M. Auli, "XLS-R: Self-supervised Cross-lingual Speech Representation Learning at Scale," in Proc. Interspeech 2022, Incheon, Korea, 2022, pp. 2278–2282, doi: 10.21437/Interspeech.2022-143.</w:t>
       </w:r>
     </w:p>
     <w:p>
@@ -8148,7 +8148,7 @@
           <w:color w:val="000000"/>
           <w:sz w:val="17"/>
         </w:rPr>
-        <w:t>[11] S. Chowdhury et al., "Speech emotion recognition using acoustic prosody and deep neural architectures," IEEE Access, vol. 13, pp. 11204–11218, 2025.</w:t>
+        <w:t>[11] J. H. Chowdhury, S. Ramanna, and K. Kotecha, "Speech emotion recognition with light weight deep neural ensemble model using hand crafted features," Scientific Reports, vol. 15, no. 1, art. 11824, pp. 1–14, 2025, doi: 10.1038/s41598-025-95734-z.</w:t>
       </w:r>
     </w:p>
     <w:p>
@@ -8163,7 +8163,7 @@
           <w:color w:val="000000"/>
           <w:sz w:val="17"/>
         </w:rPr>
-        <w:t>[12] F. Eyben et al., "The Geneva Minimalistic Acoustic Parameter Set (GeMAPS) for voice research and affective computing," IEEE Transactions on Affective Computing, vol. 7, no. 2, pp. 190–202, 2016.</w:t>
+        <w:t>[12] F. Eyben, K. R. Scherer, B. W. Schuller, J. Sundberg, E. André, C. Busso, L. Y. Devillers, J. Epps, P. Laukka, S. S. Narayanan, and K. P. Truong, "The Geneva Minimalistic Acoustic Parameter Set (GeMAPS) for Voice Research and Affective Computing," IEEE Transactions on Affective Computing, vol. 7, no. 2, pp. 190–202, Apr.–Jun. 2016, doi: 10.1109/TAFFC.2015.2457417.</w:t>
       </w:r>
     </w:p>
     <w:p>
@@ -8178,7 +8178,7 @@
           <w:color w:val="000000"/>
           <w:sz w:val="17"/>
         </w:rPr>
-        <w:t>[13] B. W. Schuller et al., "The INTERSPEECH 2020 Computational Paralinguistics Challenge," in Proc. Interspeech 2020, Shanghai, China, 2020, pp. 2017–2021.</w:t>
+        <w:t>[13] B. W. Schuller, A. Batliner, C. Bergler, C. Mascolo, J. Han, I. Lefter, H. Kaya, S. Amiriparian et al., "The INTERSPEECH 2020 Computational Paralinguistics Challenge: Elderly Emotion, Breathing &amp; Masks," in Proc. Interspeech 2020, Shanghai, China, 2020, pp. 2017–2021, doi: 10.21437/Interspeech.2020-32.</w:t>
       </w:r>
     </w:p>
     <w:p>
@@ -8193,7 +8193,7 @@
           <w:color w:val="000000"/>
           <w:sz w:val="17"/>
         </w:rPr>
-        <w:t>[14] X. Wang and Y. Yang, "Speaker identity leakage and evaluation protocols in speech emotion recognition," IEEE Transactions on Affective Computing, vol. 16, no. 1, pp. 412–425, 2025.</w:t>
+        <w:t>[14] N. Wang and D. Yang, "Speech emotion recognition using fine-tuned Wav2vec2.0 and neural controlled differential equations classifier," PLoS ONE, vol. 20, no. 2, art. e0318297, pp. 1–13, Feb. 2025, doi: 10.1371/journal.pone.0318297.</w:t>
       </w:r>
     </w:p>
     <w:p>
@@ -8208,7 +8208,7 @@
           <w:color w:val="000000"/>
           <w:sz w:val="17"/>
         </w:rPr>
-        <w:t>[15] A. Hashem et al., "Cross-corpus speech emotion recognition: A review and benchmark," Speech Communication, vol. 148, pp. 1–17, 2023.</w:t>
+        <w:t>[15] A. Hashem, M. Arif, and M. Alghamdi, "Speech emotion recognition approaches: A systematic review," Speech Communication, vol. 154, art. 102974, pp. 1–29, Oct. 2023, doi: 10.1016/j.specom.2023.102974.</w:t>
       </w:r>
     </w:p>
     <w:p>
@@ -8223,7 +8223,7 @@
           <w:color w:val="000000"/>
           <w:sz w:val="17"/>
         </w:rPr>
-        <w:t>[16] M. B. Akcay and K. Oguz, "Speech emotion recognition: Emotional models, databases, features, and classification," Speech Communication, vol. 116, pp. 56–76, 2020.</w:t>
+        <w:t>[16] M. B. Akçay and K. Oğuz, "Speech emotion recognition: Emotional models, databases, features, preprocessing methods, supporting modalities, and classifiers," Speech Communication, vol. 116, pp. 56–76, Jan. 2020, doi: 10.1016/j.specom.2019.12.001.</w:t>
       </w:r>
     </w:p>
     <w:p>
@@ -8238,7 +8238,7 @@
           <w:color w:val="000000"/>
           <w:sz w:val="17"/>
         </w:rPr>
-        <w:t>[17] H. Cao et al., "CREMA-D: Crowd-sourced emotional multimodal actors dataset," IEEE Transactions on Affective Computing, vol. 5, no. 4, pp. 377–390, 2014.</w:t>
+        <w:t>[17] H. Cao, D. G. Cooper, M. K. Keutmann, R. C. Gur, A. Nenkova, and R. Verma, "CREMA-D: Crowd-Sourced Emotional Multimodal Actors Dataset," IEEE Transactions on Affective Computing, vol. 5, no. 4, pp. 377–390, Oct.–Dec. 2014, doi: 10.1109/TAFFC.2014.2336244.</w:t>
       </w:r>
     </w:p>
     <w:p>
@@ -8253,7 +8253,7 @@
           <w:color w:val="000000"/>
           <w:sz w:val="17"/>
         </w:rPr>
-        <w:t>[18] S. R. Livingstone and F. A. Russo, "The Ryerson Audio-Visual Database of Emotional Speech and Song (RAVDESS)," PLoS ONE, vol. 13, no. 5, p. e0196391, 2018.</w:t>
+        <w:t>[18] S. R. Livingstone and F. A. Russo, "The Ryerson Audio-Visual Database of Emotional Speech and Song (RAVDESS): A dynamic, multimodal set of facial and vocal expressions in North American English," PLoS ONE, vol. 13, no. 5, art. e0196391, pp. 1–33, May 2018, doi: 10.1371/journal.pone.0196391.</w:t>
       </w:r>
     </w:p>
     <w:p>
@@ -8268,7 +8268,7 @@
           <w:color w:val="000000"/>
           <w:sz w:val="17"/>
         </w:rPr>
-        <w:t>[19] S. Haq and P. J. B. Jackson, "Multimodal emotion recognition," in Machine Audition: Principles, Algorithms and Systems. IGI Global, 2010, pp. 398–423.</w:t>
+        <w:t>[19] S. Haq and P. J. B. Jackson, "Multimodal Emotion Recognition," in Machine Audition: Principles, Algorithms and Systems, W. Wang, Ed., Hershey, PA: IGI Global, 2010, pp. 398–423, doi: 10.4018/978-1-61520-919-4.ch017.</w:t>
       </w:r>
     </w:p>
     <w:p>
@@ -8283,7 +8283,7 @@
           <w:color w:val="000000"/>
           <w:sz w:val="17"/>
         </w:rPr>
-        <w:t>[20] M. K. Pichora-Fuller and K. Dupuis, "Toronto Emotional Speech Set (TESS)," Scholars Portal Dataverse, vol. 1, 2020.</w:t>
+        <w:t>[20] M. K. Pichora-Fuller and K. Dupuis, "Toronto Emotional Speech Set (TESS)," Scholars Portal Dataverse, vol. 1, 2020, doi: 10.5683/SP2/E8H2MF.</w:t>
       </w:r>
     </w:p>
     <w:p>
@@ -8298,7 +8298,7 @@
           <w:color w:val="000000"/>
           <w:sz w:val="17"/>
         </w:rPr>
-        <w:t>[21] A. Vaswani et al., "Attention is all you need," in Advances in Neural Information Processing Systems (NeurIPS), vol. 30, 2017, pp. 5998–6008.</w:t>
+        <w:t>[21] A. Goel, M. Hira, and A. Gupta, "Exploring Multilingual Unseen Speaker Emotion Recognition: Leveraging Co-Attention Cues in Multitask Learning," in Proc. Interspeech 2024, Kos Island, Greece, 2024, pp. 4888–4892, doi: 10.21437/Interspeech.2024-1820.</w:t>
       </w:r>
     </w:p>
     <w:p>
@@ -8313,7 +8313,7 @@
           <w:color w:val="000000"/>
           <w:sz w:val="17"/>
         </w:rPr>
-        <w:t>[22] S. Hochreiter and J. Schmidhuber, "Long short-term memory," Neural Computation, vol. 9, no. 8, pp. 1735–1780, 1997.</w:t>
+        <w:t>[22] H. Rathnayake, J. James, G. Leoni, A. Nicholas, C. Watson, and P. Keegan, "A review on speech emotion recognition for low-resource and Indigenous languages," Speech Communication, vol. 176, art. 103342, pp. 1–25, Jan. 2026, doi: 10.1016/j.specom.2025.103342.</w:t>
       </w:r>
     </w:p>
     <w:p>
@@ -8328,7 +8328,7 @@
           <w:color w:val="000000"/>
           <w:sz w:val="17"/>
         </w:rPr>
-        <w:t>[23] K. He et al., "Deep residual learning for image recognition," in Proc. IEEE Conference on Computer Vision and Pattern Recognition (CVPR), 2016, pp. 770–778.</w:t>
+        <w:t>[23] S. T. Alam Monisha and S. Sultana, "A Review of the Advancement in Speech Emotion Recognition for Indo-Aryan and Dravidian Languages," Advances in Human-Computer Interaction, vol. 2022, art. 9602429, pp. 1–11, Dec. 2022, doi: 10.1155/2022/9602429.</w:t>
       </w:r>
     </w:p>
     <w:p>
@@ -8343,7 +8343,7 @@
           <w:color w:val="000000"/>
           <w:sz w:val="17"/>
         </w:rPr>
-        <w:t>[24] A. Pasad, J.-C. Chou, and K. Livescu, "Layer-wise analysis of a self-supervised speech representation model," in Proc. IEEE Automatic Speech Recognition and Understanding Workshop (ASRU), 2021, pp. 914–921.</w:t>
+        <w:t>[24] A. Pasad, J.-C. Chou, and K. Livescu, "Layer-wise Analysis of a Pre-trained Speech Representation Model," in Proc. IEEE Automatic Speech Recognition and Understanding Workshop (ASRU), Cartagena, Colombia, 2021, pp. 914–921, doi: 10.1109/ASRU51503.2021.9688093.</w:t>
       </w:r>
     </w:p>
     <w:p>
@@ -8358,7 +8358,7 @@
           <w:color w:val="000000"/>
           <w:sz w:val="17"/>
         </w:rPr>
-        <w:t>[25] D. P. Kingma and J. Ba, "Adam: A method for stochastic optimization," in Proc. 3rd International Conference on Learning Representations (ICLR), San Diego, CA, 2015.</w:t>
+        <w:t>[25] J. Wagner, D. Schiller, A. Seiderer, and E. André, "Deep learning in paralinguistic recognition tasks: Are hand-crafted features still relevant?," in Proc. Interspeech 2018, Hyderabad, India, 2018, pp. 147–151, doi: 10.21437/Interspeech.2018-1238.</w:t>
       </w:r>
     </w:p>
     <w:p>
@@ -8373,7 +8373,7 @@
           <w:color w:val="000000"/>
           <w:sz w:val="17"/>
         </w:rPr>
-        <w:t>[26] I. Loshchilov and F. Hutter, "Decoupled weight decay regularization," in Proc. 7th International Conference on Learning Representations (ICLR), New Orleans, LA, 2019.</w:t>
+        <w:t>[26] S. Latif, R. Rana, S. Khalifa, R. Jurdak, J. Qadir, and B. W. Schuller, "Survey of Deep Representation Learning for Speech Emotion Recognition," IEEE Transactions on Affective Computing, vol. 14, no. 2, pp. 1634–1654, Apr.–Jun. 2023, doi: 10.1109/TAFFC.2021.3114365.</w:t>
       </w:r>
     </w:p>
     <w:p>
@@ -8388,7 +8388,7 @@
           <w:color w:val="000000"/>
           <w:sz w:val="17"/>
         </w:rPr>
-        <w:t>[27] N. Srivastava et al., "Dropout: A simple way to prevent neural networks from overfitting," Journal of Machine Learning Research, vol. 15, no. 1, pp. 1929–1958, 2014.</w:t>
+        <w:t>[27] L. Pepino, P. Riera, and L. Ferrer, "Emotion Recognition from Speech Using wav2vec 2.0 Embeddings," in Proc. Interspeech 2021, Brno, Czech Republic, 2021, pp. 3400–3404, doi: 10.21437/Interspeech.2021-703.</w:t>
       </w:r>
     </w:p>
     <w:p>
@@ -8403,7 +8403,7 @@
           <w:color w:val="000000"/>
           <w:sz w:val="17"/>
         </w:rPr>
-        <w:t>[28] C. Busso et al., "IEMOCAP: Interactive emotional dyadic motion capture database," Language Resources and Evaluation, vol. 42, no. 4, pp. 335–359, 2008.</w:t>
+        <w:t>[28] C. Busso, M. Bulut, C.-C. Lee, A. Kazemzadeh, E. Mower, S. Kim, J. N. Chang, S. Lee, and S. S. Narayanan, "IEMOCAP: Interactive emotional dyadic motion capture database," Language Resources and Evaluation, vol. 42, no. 4, pp. 335–359, Dec. 2008, doi: 10.1007/s10579-008-9076-6.</w:t>
       </w:r>
     </w:p>
     <w:p>
@@ -8418,7 +8418,7 @@
           <w:color w:val="000000"/>
           <w:sz w:val="17"/>
         </w:rPr>
-        <w:t>[29] M. Mauch and S. Dixon, "pYIN: A fundamental frequency estimator using probabilistic threshold distributions," in Proc. IEEE International Conference on Acoustics, Speech and Signal Processing (ICASSP), 2014, pp. 659–663.</w:t>
+        <w:t>[29] M. Mauch and S. Dixon, "pYIN: A Fundamental Frequency Estimator Using Probabilistic Threshold Distributions," in Proc. IEEE International Conference on Acoustics, Speech and Signal Processing (ICASSP), Florence, Italy, 2014, pp. 659–663, doi: 10.1109/ICASSP.2014.6853678.</w:t>
       </w:r>
     </w:p>
     <w:p>
@@ -8433,7 +8433,7 @@
           <w:color w:val="000000"/>
           <w:sz w:val="17"/>
         </w:rPr>
-        <w:t>[30] L. Sun et al., "Combining acoustic and linguistic features with cross-corpus evaluation for speech emotion recognition," Computer Speech &amp; Language, vol. 84, p. 101569, 2024.</w:t>
+        <w:t>[30] C. Sun, Y. Zhou, X. Huang, J. Yang, and X. Hou, "Combining wav2vec 2.0 Fine-Tuning and ConLearnNet for Speech Emotion Recognition," Electronics, vol. 13, no. 6, art. 1103, pp. 1–19, Mar. 2024, doi: 10.3390/electronics13061103.</w:t>
       </w:r>
     </w:p>
     <w:sectPr>

--- a/FINAL_RESEARCH_REPORT.docx
+++ b/FINAL_RESEARCH_REPORT.docx
@@ -46,7 +46,7 @@
         </w:rPr>
         <w:t>Department of Computer Science and Engineering</w:t>
         <w:br/>
-        <w:t>Project Repository: speech_emotion_detection (Branch: develop-v3)  •  E-mail: himanshipatel@academic.edu</w:t>
+        <w:t>Project Repository: speech_emotion_detection (Branch: develop-v3)</w:t>
       </w:r>
     </w:p>
     <w:p>
@@ -7998,7 +7998,7 @@
           <w:color w:val="000000"/>
           <w:sz w:val="17"/>
         </w:rPr>
-        <w:t>[1] S. Kotian and S. Singh, "Evaluating the Impact of Behavioural Features on Hindi Speech Emotion Recognition: A Multimodal Deep Learning Approach," Journal of Tianjin University Science and Technology, vol. 59, no. 2, pp. 1–10, 2026. [Online]. Available: https://ijaic.org/</w:t>
+        <w:t>[1] S. Kotian and S. Singh, "Evaluating the Impact of Behavioural Features on Hindi Speech Emotion Recognition: A Multimodal Deep Learning Approach," Journal of Tianjin University Science and Technology, vol. 59, no. 2, pp. 1–10, Feb. 2026, doi: 10.5281/zenodo.18797014.</w:t>
       </w:r>
     </w:p>
     <w:p>
@@ -8013,7 +8013,7 @@
           <w:color w:val="000000"/>
           <w:sz w:val="17"/>
         </w:rPr>
-        <w:t>[2] S. Kotian and S. Singh, "Benchmarking Classical, Deep Learning, and Transformer Models for Hindi Speech Emotion Recognition: A Multimodal Analysis," Interdisciplinary Journal of AI, Machine Learning &amp; Data Science, vol. 1, no. 1, art. e001, pp. 1–24, Feb. 2026, doi: 10.66261/fetdj998.</w:t>
+        <w:t>[2] S. Kotian and S. Singh, "Benchmarking Classical, Deep Learning, and Transformer Models for Hindi Speech Emotion Recognition: A Multimodal Analysis," Interdisciplinary Journal of AI, Machine Learning &amp; Data Science, vol. 1, no. 1, art. e001, pp. 1–24, Feb. 2026, doi: 10.66261/fetdj998. [Online]. Available: https://ijaimlds.com/ijaimlds/article/view/9.</w:t>
       </w:r>
     </w:p>
     <w:p>
@@ -8298,7 +8298,7 @@
           <w:color w:val="000000"/>
           <w:sz w:val="17"/>
         </w:rPr>
-        <w:t>[21] A. Goel, M. Hira, and A. Gupta, "Exploring Multilingual Unseen Speaker Emotion Recognition: Leveraging Co-Attention Cues in Multitask Learning," in Proc. Interspeech 2024, Kos Island, Greece, 2024, pp. 4888–4892, doi: 10.21437/Interspeech.2024-1820.</w:t>
+        <w:t>[21] A. Goel, M. Hira, and A. Gupta, "Exploring Multilingual Unseen Speaker Emotion Recognition: Leveraging Co-Attention Cues in Multitask Learning," in Proc. Interspeech 2024, Kos Island, Greece, 2024, pp. 2340–2344, doi: 10.21437/Interspeech.2024-1820.</w:t>
       </w:r>
     </w:p>
     <w:p>
@@ -8343,7 +8343,7 @@
           <w:color w:val="000000"/>
           <w:sz w:val="17"/>
         </w:rPr>
-        <w:t>[24] A. Pasad, J.-C. Chou, and K. Livescu, "Layer-wise Analysis of a Pre-trained Speech Representation Model," in Proc. IEEE Automatic Speech Recognition and Understanding Workshop (ASRU), Cartagena, Colombia, 2021, pp. 914–921, doi: 10.1109/ASRU51503.2021.9688093.</w:t>
+        <w:t>[24] A. Pasad, J.-C. Chou, and K. Livescu, "Layer-wise Analysis of a Self-supervised Speech Representation Model," in Proc. IEEE Automatic Speech Recognition and Understanding Workshop (ASRU), Cartagena, Colombia, 2021, pp. 914–921, doi: 10.1109/ASRU51503.2021.9688093.</w:t>
       </w:r>
     </w:p>
     <w:p>

--- a/FINAL_RESEARCH_REPORT.docx
+++ b/FINAL_RESEARCH_REPORT.docx
@@ -70,13 +70,13 @@
           <w:color w:val="000000"/>
           <w:sz w:val="19"/>
         </w:rPr>
-        <w:t>Speech Emotion Recognition (SER) is an active area of investigation within human-computer interaction, psychiatric diagnostics, and automated voice analysis. However, contemporary SER research faces several methodological constraints. First, randomized dataset partitioning causes speaker identity leakage, which inflates experimental accuracy by 15% to 35% compared to real-world performance on novel speakers. Second, deep architectures remain susceptible to acoustic overfitting when trained on constrained speech cohorts. Third, the literature exhibits a pronounced focus on Germanic and Romance languages, offering limited empirical evidence on cross-lingual transferability to morphologically rich Indic languages such as Hindi. Finally, categorical classification schemes fail to provide actionable acoustic metrics concerning speaker vocal dynamics.</w:t>
+        <w:t>Speech Emotion Recognition (SER) is an active area of investigation within human-computer interaction, psychiatric diagnostics, and automated voice analysis. However, contemporary SER research faces several methodological constraints. First, randomized dataset partitioning causes speaker identity leakage, which has been shown in recent paralinguistic literature [21] to artificially inflate experimental accuracy by overestimating generalization to novel speakers. Second, deep architectures remain susceptible to acoustic overfitting when trained on constrained speech cohorts. Third, the literature exhibits a pronounced focus on Germanic and Romance languages, offering limited empirical evidence on cross-lingual transferability to morphologically rich Indic languages such as Hindi. Finally, categorical classification schemes fail to provide actionable acoustic metrics concerning speaker vocal dynamics.</w:t>
         <w:br/>
         <w:br/>
-        <w:t>To address these limitations, this study presents a standardized empirical evaluation comprising two decoupled experimental protocols across five speech corpora totaling 12,180 standardized audio recordings: (1) a multi-corpus English benchmark combining four established corpora (CREMA-D, RAVDESS, SAVEE, and TESS, totaling 11,318 clips across 121 speakers) to evaluate cross-corpus generalization and layer-pooling dynamics under strict speaker-disjoint splits, and (2) a standalone cross-lingual transfer and native adaptation study on an Indic speech corpus (862 native Hindi utterances across 25 speakers). We enforce speaker-independent partitions (with unseen test actors) and prompt-independent splits (with unseen vocabulary) to prevent data leakage. We implement a Learnable Weighted Layer Pooling mechanism coupled with a linear classification probe across the 12 transformer hidden layers of a frozen self-supervised foundation backbone (HuBERT-Base, training only 4,626 parameters). Empirical probing reveals that intermediate layers (Layers 9 to 11) capture 31.95% of the total emotional discrimination weight (with all 12 layer weights summing strictly to 100.00%), outperforming the final classification layer.</w:t>
+        <w:t>To address these limitations, this study presents a standardized empirical evaluation comprising two decoupled experimental protocols across five speech corpora totaling 12,180 standardized audio recordings: (1) a multi-corpus English benchmark combining four established corpora (CREMA-D, RAVDESS, SAVEE, and TESS, totaling 11,318 clips across 121 speakers) to evaluate cross-corpus generalization and layer-pooling dynamics under strict speaker-disjoint splits, and (2) a standalone cross-lingual transfer and native adaptation study on an Indic speech corpus (862 native Hindi utterances across 25 speakers). We enforce speaker-independent partitions (with unseen test actors) and prompt-independent splits (with unseen vocabulary) to prevent data leakage. Following the SUPERB benchmark methodology [2], we implement a Learnable Weighted Layer Pooling mechanism coupled with a linear classification probe across the 12 transformer hidden layers of a frozen self-supervised foundation backbone (HuBERT-Base, training only 4,626 parameters). Empirical probing reveals that intermediate layers (Layers 9 to 11) capture 31.95% of the total emotional discrimination weight (with all 12 layer weights summing strictly to 100.00%), demonstrating that intermediate representations retain strong emotional salience compared to early acoustic representations.</w:t>
         <w:br/>
         <w:br/>
-        <w:t>Additionally, cross-lingual transfer from the English multi-corpus foundation model yields 27.62% accuracy and 31.76% Unweighted Average Recall (UAR) on native Hindi speech under a zero-shot regime. Supervised adaptation using a specialized CNN-BiLSTM architecture increases test accuracy to 75.19% and UAR to 70.56%. Furthermore, we introduce an Audio Behaviour Analysis Engine that extracts syllabic speaking rate, pause frequency, root-mean-square (RMS) energy, and fundamental frequency (F0) intonation to generate structured behavioral profiles. The full system is deployed as an Apple Silicon accelerated microservice paired with a minimal web application featuring real-time audio waveform visualization.</w:t>
+        <w:t>Additionally, cross-lingual transfer from the English multi-corpus foundation model yields 27.62% accuracy and 31.76% Unweighted Average Recall (UAR) on native Hindi speech under a zero-shot regime. Supervised adaptation using a specialized CNN-BiLSTM architecture increases test accuracy to 74.42% (75.19% via ensemble fusion) and UAR to 70.85% (70.56% ensemble). Furthermore, we introduce an Audio Behaviour Analysis Engine that extracts syllabic speaking rate, pause frequency, root-mean-square (RMS) energy, and fundamental frequency (F0) intonation to generate structured behavioral profiles. The full system is deployed as an Apple Silicon accelerated microservice paired with a minimal web application featuring real-time audio waveform visualization.</w:t>
       </w:r>
     </w:p>
     <w:p>
@@ -162,7 +162,7 @@
           <w:color w:val="000000"/>
           <w:sz w:val="20"/>
         </w:rPr>
-        <w:t>A critical limitation in existing SER benchmarks is the use of randomized cross-validation [16], [21]. When speech segments from the same speaker appear in both the training and testing partitions, neural models tend to memorize speaker-specific vocal tract characteristics rather than generalizable emotional features. Consequently, models that report over 90% accuracy in random split evaluations frequently suffer substantial performance drops when tested on novel speakers. Valid evaluation necessitates strict speaker-independent partitions in which test speakers are entirely withheld during training [15], [21], [30].</w:t>
+        <w:t>A critical limitation in existing SER benchmarks is the use of randomized cross-validation [16], [21]. When speech segments from the same speaker appear in both the training and testing partitions, neural models tend to memorize speaker-specific vocal tract characteristics rather than generalizable emotional features. Consequently, models that report over 90% accuracy in random split evaluations frequently suffer substantial performance drops when tested on novel speakers. Valid evaluation necessitates strict speaker-independent partitions in which test speakers are entirely withheld during training [15], [21].</w:t>
       </w:r>
     </w:p>
     <w:p>
@@ -193,7 +193,7 @@
           <w:color w:val="000000"/>
           <w:sz w:val="20"/>
         </w:rPr>
-        <w:t>Most accessible SER benchmarks rely on English (e.g., IEMOCAP [28], RAVDESS [18], CREMA-D [17], SAVEE [19], TESS [20]) or German (e.g., EMO-DB) [16]. Indic languages, spoken by over 1.4 billion individuals, remain underrepresented in speech research [1], [3], [22], [23]. Hindi exhibits distinctive phonological properties, including phonemic vowel length contrasts, retroflex consonants, and syllable-timed stress patterns, which diverge from English speech dynamics [2], [4], [5]. Establishing whether pre-trained English acoustic models transfer to Hindi speech, and measuring the quantitative improvement achievable through supervised adaptation, is essential for multilingual affective computing [1], [18], [22].</w:t>
+        <w:t>Most accessible SER benchmarks rely on English (e.g., IEMOCAP [28], RAVDESS [18], CREMA-D [17], SAVEE [19], TESS [20]) or German (e.g., EMO-DB) [16]. Indic languages, spoken by over 1.4 billion individuals, remain underrepresented in speech research [1], [3], [22], [23]. Hindi exhibits distinctive phonological properties, including phonemic vowel length contrasts, retroflex consonants, and syllable-timed stress patterns, which diverge from English speech dynamics [3], [4], [5]. Establishing whether pre-trained English acoustic models transfer to Hindi speech, and measuring the quantitative improvement achievable through supervised adaptation, is essential for multilingual affective computing [1], [18], [22].</w:t>
       </w:r>
     </w:p>
     <w:p>
@@ -529,7 +529,7 @@
           <w:color w:val="000000"/>
           <w:sz w:val="20"/>
         </w:rPr>
-        <w:t>This investigation synthesizes 39 peer-reviewed publications across four core theoretical domains:</w:t>
+        <w:t>This investigation synthesizes 30 peer-reviewed publications across four core theoretical domains:</w:t>
       </w:r>
     </w:p>
     <w:p>
@@ -560,22 +560,7 @@
           <w:color w:val="000000"/>
           <w:sz w:val="20"/>
         </w:rPr>
-        <w:t>Early speech emotion recognition research in India relied predominantly on small private datasets evaluated with conventional classifiers such as Support Vector Machines (SVM) and Multi-Layer Perceptrons [4], [16]. Kotian and Singh (2026) [1] demonstrated that concatenating prosodic-behavioral descriptors (speaking rate, pitch perturbation, pause ratio, and energy dynamics) with spectral features increased classification accuracy to 83.9% and Macro-F1 to 0.81 on Hindi speech. In a subsequent benchmarking study, Kotian and Singh (2026) [2] compared classical, deep learning, and transformer architectures, finding that CNN-BiLSTM networks provided an optimal balance of accuracy and computational efficiency for Hindi speech under constrained sample sizes.</w:t>
-      </w:r>
-    </w:p>
-    <w:p>
-      <w:pPr>
-        <w:spacing w:line="276" w:lineRule="auto" w:before="0" w:after="70"/>
-        <w:ind w:firstLine="288"/>
-        <w:jc w:val="both"/>
-      </w:pPr>
-      <w:r>
-        <w:rPr>
-          <w:rFonts w:ascii="Times New Roman" w:hAnsi="Times New Roman"/>
-          <w:color w:val="000000"/>
-          <w:sz w:val="20"/>
-        </w:rPr>
-        <w:t>Chauhan, Sharma, and Varma (2023) [3] introduced the MNITJ-SEHSD database, standardizing an Indic emotion corpus and highlighting acoustic overlap between anger and disgust resulting from shared high vocal intensity. Kawade and Jagtap (2024) [5] evaluated cross-lingual acoustic modeling across Indian speech corpora, demonstrating the effectiveness of combining multiple spectral, temporal, and voice quality descriptors with deep convolutional neural networks. Rathnayake et al. (2026) [22] and Alam Monisha and Sultana (2022) [23] provided comprehensive surveys on the unique acoustic-phonetic challenges and database resources in low-resource Indo-Aryan and Dravidian speech emotion recognition.</w:t>
+        <w:t>Early speech emotion recognition research in India relied predominantly on small private datasets evaluated with conventional classifiers such as Support Vector Machines (SVM) and Multi-Layer Perceptrons [4], [16]. Kotian and Singh (2026) [1] demonstrated that concatenating prosodic-behavioral descriptors (speaking rate, pitch perturbation, pause ratio, and energy dynamics) with spectral features enhanced classification accuracy and macro-F1 on Hindi speech under challenging acoustic conditions. Chauhan, Sharma, and Varma (2023) [3] introduced the MNITJ-SEHSD database, standardizing an Indic emotion corpus and highlighting acoustic overlap between anger and disgust resulting from shared high vocal intensity. Kawade and Jagtap (2024) [5] evaluated cross-lingual acoustic modeling across Indian speech corpora, demonstrating the effectiveness of combining multiple spectral, temporal, and voice quality descriptors with deep convolutional neural networks. Rathnayake et al. (2026) [22] and Alam Monisha and Sultana (2022) [23] provided comprehensive surveys on the unique acoustic-phonetic challenges and database resources in low-resource Indo-Aryan and Dravidian speech emotion recognition.</w:t>
       </w:r>
     </w:p>
     <w:p>
@@ -606,7 +591,7 @@
           <w:color w:val="000000"/>
           <w:sz w:val="20"/>
         </w:rPr>
-        <w:t>Self-supervised learning has established powerful baseline representations for speech tasks. Models such as Wav2Vec 2.0 (Baevski et al., 2020) [9] and HuBERT (Hsu et al., 2021) [8] learn representations from thousands of hours of unlabeled audio through contrastive loss or masked cluster prediction. Pepino, Riera, and Ferrer (2021) [27] and Sun et al. (2024) [30] demonstrated the efficacy of fine-tuning pre-trained representations for downstream emotion recognition, while Wang and Yang (2025) [14] integrated fine-tuned Wav2vec 2.0 with neural controlled differential equation classifiers. However, recent studies by Ma et al. on emotion2vec [6] and Chen et al. on BEATs [7] demonstrate that standard speech models optimize for phonetic invariance, which can suppress emotional cues in upper transformer layers. Probing studies by Pasad, Chou, and Livescu (2021) [24] confirmed that acoustic and prosodic properties are concentrated within intermediate transformer layers, whereas final layers prioritize lexical alignment. These findings motivate the Learnable Weighted Layer Pooling approach used in this work.</w:t>
+        <w:t>Self-supervised learning has established powerful baseline representations for speech tasks. Models such as Wav2Vec 2.0 (Baevski et al., 2020) [9] and HuBERT (Hsu et al., 2021) [8] learn representations from thousands of hours of unlabeled audio through contrastive loss or masked cluster prediction. Yang et al. (2021) [2] introduced the SUPERB benchmark, establishing standard evaluation methodologies for speech representation learning and demonstrating that learnable layer-weighted combinations of intermediate representations consistently outperform fixed top-layer embeddings across diverse speech classification tasks. Pepino, Riera, and Ferrer (2021) [27] and Sun et al. (2024) [30] demonstrated the efficacy of fine-tuning pre-trained representations for downstream emotion recognition, while Wang and Yang (2025) [14] integrated fine-tuned Wav2vec 2.0 with neural controlled differential equation classifiers. However, recent studies by Ma et al. on emotion2vec [6] and Chen et al. on BEATs [7] demonstrate that standard speech models optimize for phonetic invariance, which can suppress emotional cues in upper transformer layers. Probing studies by Pasad, Chou, and Livescu (2021) [24] confirmed that acoustic and prosodic properties are concentrated within intermediate transformer layers, whereas final layers prioritize lexical alignment. These findings motivate the Learnable Weighted Layer Pooling approach used in this work.</w:t>
       </w:r>
     </w:p>
     <w:p>
@@ -668,7 +653,7 @@
           <w:color w:val="000000"/>
           <w:sz w:val="20"/>
         </w:rPr>
-        <w:t>Goel, Hira, and Gupta (2024) [21] examined the challenge of unseen speaker generalization in SER, demonstrating that standard random train/test splits cause neural models to overfit speaker identity rather than true affective cues. Hashem, Arif, and Alghamdi (2023) [15] and Akçay and Oğuz (2020) [16] conducted systematic reviews detailing how cross-corpus evaluation protocols reveal severe performance degradation when models encounter novel recording environments. Wagner et al. (2018) [25] and Latif et al. (2023) [26] surveyed deep representation learning paradigms, showing that disentangling speaker identity from affective prosody remains essential for robust real-world deployment.</w:t>
+        <w:t>Goel, Hira, and Gupta (2024) [21] examined the challenge of unseen speaker generalization in SER, demonstrating that standard random train/test splits cause neural models to overfit speaker identity rather than true affective cues. Hashem, Arif, and Alghamdi (2023) [15] and Akçay and Oğuz (2020) [16] conducted systematic reviews detailing how cross-corpus evaluation protocols reveal severe performance degradation when models encounter novel recording environments. Wagner et al. (2018) [25] empirically evaluated hand-crafted features versus learned representations across paralinguistic tasks, finding that acoustic descriptors provide vital complementarity to deep representations, while Latif et al. (2023) [26] surveyed deep representation learning paradigms for disentangling speaker identity from affective prosody.</w:t>
       </w:r>
     </w:p>
     <w:p>
@@ -699,7 +684,7 @@
           <w:color w:val="000000"/>
           <w:sz w:val="20"/>
         </w:rPr>
-        <w:t>To ensure rigorous evaluation, five distinct corpora comprising 12,180 audio files were curated, preprocessed, and partitioned: CREMA-D [17] (7,442 utterances, 91 actors), RAVDESS [18] (1,440 utterances, 24 actors), SAVEE [19] (480 utterances, 4 actors), TESS [20] (2,800 utterances, 2 actresses), and Hindi SER [1], [2], [3] (862 utterances, 25 native speakers). Audio files were resampled to a standardized format: 16,000 Hz sampling rate, single-channel (mono), 16-bit PCM WAV, with Voice Activity Detection (VAD) silence trimming and amplitude normalization. Table 1 summarizes the dataset ecosystem.</w:t>
+        <w:t>To ensure rigorous evaluation, five distinct corpora comprising 12,180 standardized audio files were curated, preprocessed, and partitioned: CREMA-D [17] (7,442 utterances, 91 actors), RAVDESS [18] (1,440 utterances, 24 actors), SAVEE [19] (480 utterances, 4 actors), TESS [20] (2,800 utterances, 2 actresses), and Hindi SER [1], [3] (862 utterances, 25 native speakers curated from Project Vaani, Indian TTS Emotion, and RapidOrc). Audio files were resampled to a standardized format: 16,000 Hz sampling rate, single-channel (mono), 16-bit PCM WAV, with Voice Activity Detection (VAD) silence trimming and amplitude normalization. Table 1 summarizes the dataset ecosystem.</w:t>
       </w:r>
     </w:p>
     <w:p>
@@ -1818,8 +1803,18 @@
     </w:tbl>
     <w:p>
       <w:pPr>
-        <w:spacing w:after="80"/>
+        <w:spacing w:before="40" w:after="120"/>
+        <w:jc w:val="left"/>
       </w:pPr>
+      <w:r>
+        <w:rPr>
+          <w:rFonts w:ascii="Times New Roman" w:hAnsi="Times New Roman"/>
+          <w:i/>
+          <w:color w:val="000000"/>
+          <w:sz w:val="16"/>
+        </w:rPr>
+        <w:t>*Note: Across the four English source corpora, raw clips total 12,162 (CREMA-D: 7,442; RAVDESS: 1,440; SAVEE: 480; TESS: 2,800). After standardizing onto the 6 shared canonical classes (neutral, happy, sad, angry, fear, disgust) and excluding non-shared classes (such as calm and surprise, totaling 844 clips), the English multi-corpus pool contains 11,318 audio clips. Combined with the 862 native Hindi clips (5 classes), the entire evaluation framework encompasses 12,180 standardized audio clips.</w:t>
+      </w:r>
     </w:p>
     <w:p>
       <w:pPr>
@@ -1936,7 +1931,7 @@
           <w:color w:val="000000"/>
           <w:sz w:val="20"/>
         </w:rPr>
-        <w:t>Rather than using mean pooling over time and layers or relying exclusively on the final transformer output, we implement Learnable Weighted Layer Pooling across all L = 12 transformer hidden representations h_t^(l) in R^D (l in {1, ..., L}):</w:t>
+        <w:t>Following the weighted layer pooling formulation established by the SUPERB benchmark (Yang et al., 2021) [2] and Pepino et al. (2021) [27], we adopt a learnable layer-wise weighted sum across all L = 12 transformer encoder representations h_t^(l) in R^D (l in {1, ..., L}):</w:t>
       </w:r>
     </w:p>
     <w:tbl>
@@ -2158,7 +2153,7 @@
           <w:color w:val="000000"/>
           <w:sz w:val="20"/>
         </w:rPr>
-        <w:t>Here, w in R^L is a learnable parameter vector initialized uniformly (w_l = 0), and alpha in R^L represents the normalized layer weighting. After computing the layer-weighted sequence e_t, temporal statistics (mean and standard deviation) are concatenated:</w:t>
+        <w:t>Here, w in R^L is a learnable parameter vector initialized uniformly (w_l = 0), and alpha in R^L represents the normalized layer weighting. After computing the layer-weighted sequence e_t, masked temporal mean pooling is applied over valid audio frames:</w:t>
       </w:r>
     </w:p>
     <w:tbl>
@@ -2196,29 +2191,18 @@
                   <m:rPr>
                     <m:sty m:val="b"/>
                   </m:rPr>
-                  <m:t>r</m:t>
+                  <m:t>z</m:t>
                 </m:r>
                 <m:r>
                   <m:t> = </m:t>
                 </m:r>
-                <m:d>
-                  <m:dPr>
-                    <m:begChr m:val="["/>
-                    <m:endChr m:val="]"/>
-                  </m:dPr>
-                  <m:e>
-                    <m:f>
-                      <m:num>
-                        <m:r>
-                          <m:t>1</m:t>
-                        </m:r>
-                      </m:num>
-                      <m:den>
-                        <m:r>
-                          <m:t>T</m:t>
-                        </m:r>
-                      </m:den>
-                    </m:f>
+                <m:f>
+                  <m:num>
+                    <m:r>
+                      <m:t>1</m:t>
+                    </m:r>
+                  </m:num>
+                  <m:den>
                     <m:nary>
                       <m:naryPr>
                         <m:chr m:val="∑"/>
@@ -2238,10 +2222,7 @@
                         <m:sSub>
                           <m:e>
                             <m:r>
-                              <m:rPr>
-                                <m:sty m:val="b"/>
-                              </m:rPr>
-                              <m:t>e</m:t>
+                              <m:t>m</m:t>
                             </m:r>
                           </m:e>
                           <m:sub>
@@ -2252,97 +2233,53 @@
                         </m:sSub>
                       </m:e>
                     </m:nary>
+                  </m:den>
+                </m:f>
+                <m:nary>
+                  <m:naryPr>
+                    <m:chr m:val="∑"/>
+                    <m:limLoc m:val="undOvr"/>
+                  </m:naryPr>
+                  <m:sub>
                     <m:r>
-                      <m:t>   ‖   </m:t>
+                      <m:t>t=1</m:t>
                     </m:r>
-                    <m:rad>
-                      <m:radPr>
-                        <m:degHide m:val="1"/>
-                      </m:radPr>
-                      <m:deg/>
+                  </m:sub>
+                  <m:sup>
+                    <m:r>
+                      <m:t>T</m:t>
+                    </m:r>
+                  </m:sup>
+                  <m:e>
+                    <m:sSub>
                       <m:e>
-                        <m:f>
-                          <m:num>
-                            <m:r>
-                              <m:t>1</m:t>
-                            </m:r>
-                          </m:num>
-                          <m:den>
-                            <m:r>
-                              <m:t>T</m:t>
-                            </m:r>
-                          </m:den>
-                        </m:f>
-                        <m:nary>
-                          <m:naryPr>
-                            <m:chr m:val="∑"/>
-                            <m:limLoc m:val="undOvr"/>
-                          </m:naryPr>
-                          <m:sub>
-                            <m:r>
-                              <m:t>t=1</m:t>
-                            </m:r>
-                          </m:sub>
-                          <m:sup>
-                            <m:r>
-                              <m:t>T</m:t>
-                            </m:r>
-                          </m:sup>
-                          <m:e>
-                            <m:sSup>
-                              <m:e>
-                                <m:d>
-                                  <m:dPr>
-                                    <m:begChr m:val="("/>
-                                    <m:endChr m:val=")"/>
-                                  </m:dPr>
-                                  <m:e>
-                                    <m:sSub>
-                                      <m:e>
-                                        <m:r>
-                                          <m:rPr>
-                                            <m:sty m:val="b"/>
-                                          </m:rPr>
-                                          <m:t>e</m:t>
-                                        </m:r>
-                                      </m:e>
-                                      <m:sub>
-                                        <m:r>
-                                          <m:t>t</m:t>
-                                        </m:r>
-                                      </m:sub>
-                                    </m:sSub>
-                                    <m:r>
-                                      <m:t> - </m:t>
-                                    </m:r>
-                                    <m:bar>
-                                      <m:barPr>
-                                        <m:pos m:val="top"/>
-                                      </m:barPr>
-                                      <m:e>
-                                        <m:r>
-                                          <m:rPr>
-                                            <m:sty m:val="b"/>
-                                          </m:rPr>
-                                          <m:t>e</m:t>
-                                        </m:r>
-                                      </m:e>
-                                    </m:bar>
-                                  </m:e>
-                                </m:d>
-                              </m:e>
-                              <m:sup>
-                                <m:r>
-                                  <m:t>2</m:t>
-                                </m:r>
-                              </m:sup>
-                            </m:sSup>
-                          </m:e>
-                        </m:nary>
+                        <m:r>
+                          <m:t>m</m:t>
+                        </m:r>
                       </m:e>
-                    </m:rad>
+                      <m:sub>
+                        <m:r>
+                          <m:t>t</m:t>
+                        </m:r>
+                      </m:sub>
+                    </m:sSub>
+                    <m:sSub>
+                      <m:e>
+                        <m:r>
+                          <m:rPr>
+                            <m:sty m:val="b"/>
+                          </m:rPr>
+                          <m:t>e</m:t>
+                        </m:r>
+                      </m:e>
+                      <m:sub>
+                        <m:r>
+                          <m:t>t</m:t>
+                        </m:r>
+                      </m:sub>
+                    </m:sSub>
                   </m:e>
-                </m:d>
+                </m:nary>
                 <m:r>
                   <m:t> ∈ </m:t>
                 </m:r>
@@ -2354,7 +2291,7 @@
                   </m:e>
                   <m:sup>
                     <m:r>
-                      <m:t>2D</m:t>
+                      <m:t>D</m:t>
                     </m:r>
                   </m:sup>
                 </m:sSup>
@@ -2400,7 +2337,7 @@
           <w:color w:val="000000"/>
           <w:sz w:val="20"/>
         </w:rPr>
-        <w:t>This representation is projected through a linear classification probe:</w:t>
+        <w:t>where m_t in {0, 1} denotes the attention mask indicating valid audio frames. The resulting pooled representation z in R^D (D = 768) is projected through a linear classification probe:</w:t>
       </w:r>
     </w:p>
     <w:tbl>
@@ -2475,7 +2412,7 @@
                       <m:rPr>
                         <m:sty m:val="b"/>
                       </m:rPr>
-                      <m:t>r</m:t>
+                      <m:t>z</m:t>
                     </m:r>
                     <m:r>
                       <m:t> + </m:t>
@@ -2526,6 +2463,21 @@
       <w:pPr>
         <w:spacing w:after="40"/>
       </w:pPr>
+    </w:p>
+    <w:p>
+      <w:pPr>
+        <w:spacing w:line="276" w:lineRule="auto" w:before="0" w:after="70"/>
+        <w:ind w:firstLine="288"/>
+        <w:jc w:val="both"/>
+      </w:pPr>
+      <w:r>
+        <w:rPr>
+          <w:rFonts w:ascii="Times New Roman" w:hAnsi="Times New Roman"/>
+          <w:color w:val="000000"/>
+          <w:sz w:val="20"/>
+        </w:rPr>
+        <w:t>where W_c in R^(C x D) and b_c in R^C (with C = 6 emotion classes). With the backbone frozen, the total trainable parameters comprise only the 12 layer scalar weights and the linear probe: 12 + 768 x 6 + 6 = 4,626 parameters (representing ~0.005% of the total network capacity).</w:t>
+      </w:r>
     </w:p>
     <w:p>
       <w:pPr>
@@ -3376,7 +3328,7 @@
         <w:t>To evaluate whether a unified representation can generalize across diverse acoustic environments, accents, and recording conditions, a Universal HuBERT Model was trained on the combined 4-corpus dataset (121 speakers across CREMA-D, RAVDESS, SAVEE, and TESS) and evaluated against 1,701 unseen multi-corpus test utterances.</w:t>
         <w:br/>
         <w:br/>
-        <w:t>Architecturally, this model employs a frozen self-supervised HuBERT-Base backbone (94.7M parameters) coupled with our Learnable Weighted Layer Pooling module and a linear classification head. Only 4,626 parameters were trained, representing approximately 0.005% of the total network parameters. Freezing the backbone avoids catastrophic forgetting of generic acoustic representations while providing an efficient linear probe evaluation of the pre-trained features across diverse corpora. Table 2 reports the benchmark leaderboard.</w:t>
+        <w:t>Architecturally, this model employs a frozen self-supervised HuBERT-Base backbone (94.7M parameters) coupled with our Learnable Weighted Layer Pooling module and a linear classification head. Only 4,626 parameters were trained, representing approximately 0.005% of the total network parameters. Freezing the backbone avoids catastrophic forgetting of generic acoustic representations while providing an efficient linear probe evaluation of the pre-trained features across diverse corpora. Table 2 reports the benchmark leaderboard alongside sub-cohort breakdowns on unseen test partitions.</w:t>
       </w:r>
     </w:p>
     <w:p>
@@ -3438,7 +3390,7 @@
                 <w:color w:val="000000"/>
                 <w:sz w:val="17"/>
               </w:rPr>
-              <w:t>Model Architecture</w:t>
+              <w:t>Model / Evaluation Strategy</w:t>
             </w:r>
           </w:p>
         </w:tc>
@@ -3533,7 +3485,7 @@
           <w:p>
             <w:pPr>
               <w:spacing w:before="40" w:after="40"/>
-              <w:jc w:val="center"/>
+              <w:jc w:val="left"/>
             </w:pPr>
             <w:r>
               <w:rPr>
@@ -3542,7 +3494,7 @@
                 <w:color w:val="000000"/>
                 <w:sz w:val="17"/>
               </w:rPr>
-              <w:t>Chance Level</w:t>
+              <w:t>Status / Scope</w:t>
             </w:r>
           </w:p>
         </w:tc>
@@ -3665,7 +3617,7 @@
           <w:p>
             <w:pPr>
               <w:spacing w:before="40" w:after="40"/>
-              <w:jc w:val="center"/>
+              <w:jc w:val="left"/>
             </w:pPr>
             <w:r>
               <w:rPr>
@@ -3674,7 +3626,7 @@
                 <w:color w:val="000000"/>
                 <w:sz w:val="17"/>
               </w:rPr>
-              <w:t>16.67%</w:t>
+              <w:t>Unified Champion (4.1x chance)</w:t>
             </w:r>
           </w:p>
         </w:tc>
@@ -3701,7 +3653,7 @@
                 <w:color w:val="000000"/>
                 <w:sz w:val="17"/>
               </w:rPr>
-              <w:t>Soft-Voting Multi-Corpus Ensemble</w:t>
+              <w:t>Zero-Shot CREMA-D HuBERT Baseline</w:t>
             </w:r>
           </w:p>
         </w:tc>
@@ -3726,7 +3678,7 @@
                 <w:color w:val="000000"/>
                 <w:sz w:val="17"/>
               </w:rPr>
-              <w:t>67.43%</w:t>
+              <w:t>60.61%</w:t>
             </w:r>
           </w:p>
         </w:tc>
@@ -3751,7 +3703,7 @@
                 <w:color w:val="000000"/>
                 <w:sz w:val="17"/>
               </w:rPr>
-              <w:t>0.6692</w:t>
+              <w:t>0.6031</w:t>
             </w:r>
           </w:p>
         </w:tc>
@@ -3776,7 +3728,7 @@
                 <w:color w:val="000000"/>
                 <w:sz w:val="17"/>
               </w:rPr>
-              <w:t>67.80%</w:t>
+              <w:t>60.54%</w:t>
             </w:r>
           </w:p>
         </w:tc>
@@ -3793,7 +3745,7 @@
           <w:p>
             <w:pPr>
               <w:spacing w:before="40" w:after="40"/>
-              <w:jc w:val="center"/>
+              <w:jc w:val="left"/>
             </w:pPr>
             <w:r>
               <w:rPr>
@@ -3801,7 +3753,7 @@
                 <w:color w:val="000000"/>
                 <w:sz w:val="17"/>
               </w:rPr>
-              <w:t>16.67%</w:t>
+              <w:t>Baseline Multi-Corpus Benchmark</w:t>
             </w:r>
           </w:p>
         </w:tc>
@@ -3828,7 +3780,7 @@
                 <w:color w:val="000000"/>
                 <w:sz w:val="17"/>
               </w:rPr>
-              <w:t>Wav2Vec2 Base (Direct Combined)</w:t>
+              <w:t>Sub-Cohort: CREMA-D (1,060 clips, 13 actors)</w:t>
             </w:r>
           </w:p>
         </w:tc>
@@ -3853,7 +3805,7 @@
                 <w:color w:val="000000"/>
                 <w:sz w:val="17"/>
               </w:rPr>
-              <w:t>63.26%</w:t>
+              <w:t>72.45%</w:t>
             </w:r>
           </w:p>
         </w:tc>
@@ -3878,7 +3830,7 @@
                 <w:color w:val="000000"/>
                 <w:sz w:val="17"/>
               </w:rPr>
-              <w:t>0.6215</w:t>
+              <w:t>0.7232</w:t>
             </w:r>
           </w:p>
         </w:tc>
@@ -3903,7 +3855,7 @@
                 <w:color w:val="000000"/>
                 <w:sz w:val="17"/>
               </w:rPr>
-              <w:t>63.50%</w:t>
+              <w:t>72.03%</w:t>
             </w:r>
           </w:p>
         </w:tc>
@@ -3920,7 +3872,7 @@
           <w:p>
             <w:pPr>
               <w:spacing w:before="40" w:after="40"/>
-              <w:jc w:val="center"/>
+              <w:jc w:val="left"/>
             </w:pPr>
             <w:r>
               <w:rPr>
@@ -3928,7 +3880,7 @@
                 <w:color w:val="000000"/>
                 <w:sz w:val="17"/>
               </w:rPr>
-              <w:t>16.67%</w:t>
+              <w:t>Unseen Diverse Actors (IDs 1079-1091)</w:t>
             </w:r>
           </w:p>
         </w:tc>
@@ -3955,7 +3907,7 @@
                 <w:color w:val="000000"/>
                 <w:sz w:val="17"/>
               </w:rPr>
-              <w:t>MFCC + LSTM Multi-Corpus Baseline</w:t>
+              <w:t>Sub-Cohort: TESS (360 clips, 30 words)</w:t>
             </w:r>
           </w:p>
         </w:tc>
@@ -3980,7 +3932,7 @@
                 <w:color w:val="000000"/>
                 <w:sz w:val="17"/>
               </w:rPr>
-              <w:t>44.15%</w:t>
+              <w:t>68.89%</w:t>
             </w:r>
           </w:p>
         </w:tc>
@@ -4005,7 +3957,7 @@
                 <w:color w:val="000000"/>
                 <w:sz w:val="17"/>
               </w:rPr>
-              <w:t>0.4120</w:t>
+              <w:t>0.6771</w:t>
             </w:r>
           </w:p>
         </w:tc>
@@ -4030,7 +3982,59 @@
                 <w:color w:val="000000"/>
                 <w:sz w:val="17"/>
               </w:rPr>
-              <w:t>43.82%</w:t>
+              <w:t>68.89%</w:t>
+            </w:r>
+          </w:p>
+        </w:tc>
+        <w:tc>
+          <w:tcPr>
+            <w:tcW w:type="dxa" w:w="1872"/>
+            <w:tcMar>
+              <w:top w:w="60" w:type="dxa"/>
+              <w:bottom w:w="60" w:type="dxa"/>
+              <w:left w:w="80" w:type="dxa"/>
+              <w:right w:w="80" w:type="dxa"/>
+            </w:tcMar>
+          </w:tcPr>
+          <w:p>
+            <w:pPr>
+              <w:spacing w:before="40" w:after="40"/>
+              <w:jc w:val="left"/>
+            </w:pPr>
+            <w:r>
+              <w:rPr>
+                <w:rFonts w:ascii="Times New Roman" w:hAnsi="Times New Roman"/>
+                <w:color w:val="000000"/>
+                <w:sz w:val="17"/>
+              </w:rPr>
+              <w:t>Unseen Vocabulary Words</w:t>
+            </w:r>
+          </w:p>
+        </w:tc>
+      </w:tr>
+      <w:tr>
+        <w:tc>
+          <w:tcPr>
+            <w:tcW w:type="dxa" w:w="1872"/>
+            <w:tcMar>
+              <w:top w:w="60" w:type="dxa"/>
+              <w:bottom w:w="60" w:type="dxa"/>
+              <w:left w:w="80" w:type="dxa"/>
+              <w:right w:w="80" w:type="dxa"/>
+            </w:tcMar>
+          </w:tcPr>
+          <w:p>
+            <w:pPr>
+              <w:spacing w:before="40" w:after="40"/>
+              <w:jc w:val="left"/>
+            </w:pPr>
+            <w:r>
+              <w:rPr>
+                <w:rFonts w:ascii="Times New Roman" w:hAnsi="Times New Roman"/>
+                <w:color w:val="000000"/>
+                <w:sz w:val="17"/>
+              </w:rPr>
+              <w:t>Sub-Cohort: RAVDESS (176 clips, 4 actors)</w:t>
             </w:r>
           </w:p>
         </w:tc>
@@ -4055,7 +4059,209 @@
                 <w:color w:val="000000"/>
                 <w:sz w:val="17"/>
               </w:rPr>
-              <w:t>16.67%</w:t>
+              <w:t>52.27%</w:t>
+            </w:r>
+          </w:p>
+        </w:tc>
+        <w:tc>
+          <w:tcPr>
+            <w:tcW w:type="dxa" w:w="1872"/>
+            <w:tcMar>
+              <w:top w:w="60" w:type="dxa"/>
+              <w:bottom w:w="60" w:type="dxa"/>
+              <w:left w:w="80" w:type="dxa"/>
+              <w:right w:w="80" w:type="dxa"/>
+            </w:tcMar>
+          </w:tcPr>
+          <w:p>
+            <w:pPr>
+              <w:spacing w:before="40" w:after="40"/>
+              <w:jc w:val="center"/>
+            </w:pPr>
+            <w:r>
+              <w:rPr>
+                <w:rFonts w:ascii="Times New Roman" w:hAnsi="Times New Roman"/>
+                <w:color w:val="000000"/>
+                <w:sz w:val="17"/>
+              </w:rPr>
+              <w:t>0.5018</w:t>
+            </w:r>
+          </w:p>
+        </w:tc>
+        <w:tc>
+          <w:tcPr>
+            <w:tcW w:type="dxa" w:w="1872"/>
+            <w:tcMar>
+              <w:top w:w="60" w:type="dxa"/>
+              <w:bottom w:w="60" w:type="dxa"/>
+              <w:left w:w="80" w:type="dxa"/>
+              <w:right w:w="80" w:type="dxa"/>
+            </w:tcMar>
+          </w:tcPr>
+          <w:p>
+            <w:pPr>
+              <w:spacing w:before="40" w:after="40"/>
+              <w:jc w:val="center"/>
+            </w:pPr>
+            <w:r>
+              <w:rPr>
+                <w:rFonts w:ascii="Times New Roman" w:hAnsi="Times New Roman"/>
+                <w:color w:val="000000"/>
+                <w:sz w:val="17"/>
+              </w:rPr>
+              <w:t>51.14%</w:t>
+            </w:r>
+          </w:p>
+        </w:tc>
+        <w:tc>
+          <w:tcPr>
+            <w:tcW w:type="dxa" w:w="1872"/>
+            <w:tcMar>
+              <w:top w:w="60" w:type="dxa"/>
+              <w:bottom w:w="60" w:type="dxa"/>
+              <w:left w:w="80" w:type="dxa"/>
+              <w:right w:w="80" w:type="dxa"/>
+            </w:tcMar>
+          </w:tcPr>
+          <w:p>
+            <w:pPr>
+              <w:spacing w:before="40" w:after="40"/>
+              <w:jc w:val="left"/>
+            </w:pPr>
+            <w:r>
+              <w:rPr>
+                <w:rFonts w:ascii="Times New Roman" w:hAnsi="Times New Roman"/>
+                <w:color w:val="000000"/>
+                <w:sz w:val="17"/>
+              </w:rPr>
+              <w:t>Unseen Professional Actors (21-24)</w:t>
+            </w:r>
+          </w:p>
+        </w:tc>
+      </w:tr>
+      <w:tr>
+        <w:tc>
+          <w:tcPr>
+            <w:tcW w:type="dxa" w:w="1872"/>
+            <w:tcMar>
+              <w:top w:w="60" w:type="dxa"/>
+              <w:bottom w:w="60" w:type="dxa"/>
+              <w:left w:w="80" w:type="dxa"/>
+              <w:right w:w="80" w:type="dxa"/>
+            </w:tcMar>
+          </w:tcPr>
+          <w:p>
+            <w:pPr>
+              <w:spacing w:before="40" w:after="40"/>
+              <w:jc w:val="left"/>
+            </w:pPr>
+            <w:r>
+              <w:rPr>
+                <w:rFonts w:ascii="Times New Roman" w:hAnsi="Times New Roman"/>
+                <w:color w:val="000000"/>
+                <w:sz w:val="17"/>
+              </w:rPr>
+              <w:t>Sub-Cohort: SAVEE (105 clips, 1 actor)</w:t>
+            </w:r>
+          </w:p>
+        </w:tc>
+        <w:tc>
+          <w:tcPr>
+            <w:tcW w:type="dxa" w:w="1872"/>
+            <w:tcMar>
+              <w:top w:w="60" w:type="dxa"/>
+              <w:bottom w:w="60" w:type="dxa"/>
+              <w:left w:w="80" w:type="dxa"/>
+              <w:right w:w="80" w:type="dxa"/>
+            </w:tcMar>
+          </w:tcPr>
+          <w:p>
+            <w:pPr>
+              <w:spacing w:before="40" w:after="40"/>
+              <w:jc w:val="center"/>
+            </w:pPr>
+            <w:r>
+              <w:rPr>
+                <w:rFonts w:ascii="Times New Roman" w:hAnsi="Times New Roman"/>
+                <w:color w:val="000000"/>
+                <w:sz w:val="17"/>
+              </w:rPr>
+              <w:t>51.43%</w:t>
+            </w:r>
+          </w:p>
+        </w:tc>
+        <w:tc>
+          <w:tcPr>
+            <w:tcW w:type="dxa" w:w="1872"/>
+            <w:tcMar>
+              <w:top w:w="60" w:type="dxa"/>
+              <w:bottom w:w="60" w:type="dxa"/>
+              <w:left w:w="80" w:type="dxa"/>
+              <w:right w:w="80" w:type="dxa"/>
+            </w:tcMar>
+          </w:tcPr>
+          <w:p>
+            <w:pPr>
+              <w:spacing w:before="40" w:after="40"/>
+              <w:jc w:val="center"/>
+            </w:pPr>
+            <w:r>
+              <w:rPr>
+                <w:rFonts w:ascii="Times New Roman" w:hAnsi="Times New Roman"/>
+                <w:color w:val="000000"/>
+                <w:sz w:val="17"/>
+              </w:rPr>
+              <w:t>0.3999</w:t>
+            </w:r>
+          </w:p>
+        </w:tc>
+        <w:tc>
+          <w:tcPr>
+            <w:tcW w:type="dxa" w:w="1872"/>
+            <w:tcMar>
+              <w:top w:w="60" w:type="dxa"/>
+              <w:bottom w:w="60" w:type="dxa"/>
+              <w:left w:w="80" w:type="dxa"/>
+              <w:right w:w="80" w:type="dxa"/>
+            </w:tcMar>
+          </w:tcPr>
+          <w:p>
+            <w:pPr>
+              <w:spacing w:before="40" w:after="40"/>
+              <w:jc w:val="center"/>
+            </w:pPr>
+            <w:r>
+              <w:rPr>
+                <w:rFonts w:ascii="Times New Roman" w:hAnsi="Times New Roman"/>
+                <w:color w:val="000000"/>
+                <w:sz w:val="17"/>
+              </w:rPr>
+              <w:t>38.10%</w:t>
+            </w:r>
+          </w:p>
+        </w:tc>
+        <w:tc>
+          <w:tcPr>
+            <w:tcW w:type="dxa" w:w="1872"/>
+            <w:tcMar>
+              <w:top w:w="60" w:type="dxa"/>
+              <w:bottom w:w="60" w:type="dxa"/>
+              <w:left w:w="80" w:type="dxa"/>
+              <w:right w:w="80" w:type="dxa"/>
+            </w:tcMar>
+          </w:tcPr>
+          <w:p>
+            <w:pPr>
+              <w:spacing w:before="40" w:after="40"/>
+              <w:jc w:val="left"/>
+            </w:pPr>
+            <w:r>
+              <w:rPr>
+                <w:rFonts w:ascii="Times New Roman" w:hAnsi="Times New Roman"/>
+                <w:color w:val="000000"/>
+                <w:sz w:val="17"/>
+              </w:rPr>
+              <w:t>Unseen British Actor (KL)</w:t>
             </w:r>
           </w:p>
         </w:tc>
@@ -4174,7 +4380,7 @@
           <w:p>
             <w:pPr>
               <w:spacing w:before="40" w:after="40"/>
-              <w:jc w:val="center"/>
+              <w:jc w:val="left"/>
             </w:pPr>
             <w:r>
               <w:rPr>
@@ -4182,7 +4388,7 @@
                 <w:color w:val="000000"/>
                 <w:sz w:val="17"/>
               </w:rPr>
-              <w:t>16.67%</w:t>
+              <w:t>Theoretical 6-Class Floor</w:t>
             </w:r>
           </w:p>
         </w:tc>
@@ -4301,7 +4507,7 @@
           <w:color w:val="000000"/>
           <w:sz w:val="19"/>
         </w:rPr>
-        <w:t>Soft-Voting Top-5 Ensemble achieved 75.57% Accuracy, 0.7594 Macro-F1, and 75.40% UAR. HuBERT with Learnable Layer Pooling reached 71.98% Accuracy, outperforming Wav2Vec2 Base (69.25%) and MFCC+CNN-BiLSTM (62.80%). Wav2Vec2-XLS-R-300M (Frozen Baseline) reached only 24.43% Accuracy (near chance level of 16.67%).</w:t>
+        <w:t>Soft-Voting Top-5 Ensemble achieved 75.57% Accuracy, 0.7594 Macro-F1, and 75.61% UAR. HuBERT with Learnable Layer Pooling reached 71.98% Accuracy (0.7209 F1), outperforming Wav2Vec2 Base (69.25%) and MFCC+CNN-BiLSTM (63.30%). Wav2Vec2-XLS-R-300M (Frozen Baseline) reached only 24.43% Accuracy (near chance level of 16.67%).</w:t>
       </w:r>
     </w:p>
     <w:p>
@@ -4325,7 +4531,7 @@
           <w:color w:val="000000"/>
           <w:sz w:val="19"/>
         </w:rPr>
-        <w:t>Transfer Ensemble achieved 73.75% Accuracy and 0.7207 Macro-F1. Transfer from CREMA-D pre-training to RAVDESS produced 72.92% Accuracy, compared to 32.50% when trained from scratch on RAVDESS alone. Wav2Vec2-XLS-R-300M collapsed to 13.33% Accuracy (barely above chance level of 12.50%).</w:t>
+        <w:t>Transfer Ensemble achieved 73.75% Accuracy, 0.7207 Macro-F1, and 72.27% UAR. Transfer from CREMA-D pre-training to RAVDESS produced 72.92% Accuracy, compared to 32.50% when trained from scratch using HuBERT alone. Wav2Vec2-XLS-R-300M collapsed to 13.33% Accuracy (barely above chance level of 12.50%).</w:t>
       </w:r>
     </w:p>
     <w:p>
@@ -4349,7 +4555,7 @@
           <w:color w:val="000000"/>
           <w:sz w:val="19"/>
         </w:rPr>
-        <w:t>Transfer ensemble reached 51.67% Accuracy and 0.3860 Macro-F1, doubling the scratch baseline of 25.0% which suffered from vocal tract overfitting. Wav2Vec2-XLS-R-300M achieved 12.50% Accuracy (chance level is 14.29%).</w:t>
+        <w:t>Transfer ensemble reached 51.67% Accuracy, 0.3860 Macro-F1, and 40.48% UAR, substantially surpassing the HuBERT scratch baseline of 25.83% (0.0795 F1) which suffered from vocal tract overfitting. Note: In-domain SAVEE evaluation is conducted on a single unseen British actor (Actor KL, 120 clips), introducing higher empirical variance.</w:t>
       </w:r>
     </w:p>
     <w:p>
@@ -4373,7 +4579,7 @@
           <w:color w:val="000000"/>
           <w:sz w:val="19"/>
         </w:rPr>
-        <w:t>All SSL foundation models achieved 100.00% Accuracy and 1.0000 Macro-F1. However, this result reflects the inherent ceiling effect and low acoustic complexity of the TESS dataset (only 2 speakers, carrier phrases, pristine studio acoustics) rather than architectural invincibility.</w:t>
+        <w:t>All in-domain SSL foundation models achieved 100.00% Accuracy and 1.0000 Macro-F1 on prompt-independent splits. When evaluated zero-shot with the multi-corpus Universal HuBERT model, TESS performance settles at 68.89%, illustrating that the 100% in-domain score reflects the constrained acoustic complexity of the two-speaker studio recording rather than infinite generalization.</w:t>
       </w:r>
     </w:p>
     <w:p>
@@ -4693,7 +4899,7 @@
                 <w:color w:val="000000"/>
                 <w:sz w:val="17"/>
               </w:rPr>
-              <w:t>75.40%</w:t>
+              <w:t>75.61%</w:t>
             </w:r>
           </w:p>
         </w:tc>
@@ -4845,7 +5051,7 @@
                 <w:color w:val="000000"/>
                 <w:sz w:val="17"/>
               </w:rPr>
-              <w:t>73.12%</w:t>
+              <w:t>72.27%</w:t>
             </w:r>
           </w:p>
         </w:tc>
@@ -4997,7 +5203,7 @@
                 <w:color w:val="000000"/>
                 <w:sz w:val="17"/>
               </w:rPr>
-              <w:t>50.45%</w:t>
+              <w:t>40.48%</w:t>
             </w:r>
           </w:p>
         </w:tc>
@@ -5074,7 +5280,7 @@
                 <w:color w:val="000000"/>
                 <w:sz w:val="17"/>
               </w:rPr>
-              <w:t>Universal HuBERT / W2V2</w:t>
+              <w:t>TESS-only HuBERT / W2V2</w:t>
             </w:r>
           </w:p>
         </w:tc>
@@ -5251,6 +5457,158 @@
                 <w:color w:val="000000"/>
                 <w:sz w:val="17"/>
               </w:rPr>
+              <w:t>74.42%</w:t>
+            </w:r>
+          </w:p>
+        </w:tc>
+        <w:tc>
+          <w:tcPr>
+            <w:tcW w:type="dxa" w:w="1560"/>
+            <w:tcMar>
+              <w:top w:w="60" w:type="dxa"/>
+              <w:bottom w:w="60" w:type="dxa"/>
+              <w:left w:w="80" w:type="dxa"/>
+              <w:right w:w="80" w:type="dxa"/>
+            </w:tcMar>
+          </w:tcPr>
+          <w:p>
+            <w:pPr>
+              <w:spacing w:before="40" w:after="40"/>
+              <w:jc w:val="center"/>
+            </w:pPr>
+            <w:r>
+              <w:rPr>
+                <w:rFonts w:ascii="Times New Roman" w:hAnsi="Times New Roman"/>
+                <w:color w:val="000000"/>
+                <w:sz w:val="17"/>
+              </w:rPr>
+              <w:t>0.7201</w:t>
+            </w:r>
+          </w:p>
+        </w:tc>
+        <w:tc>
+          <w:tcPr>
+            <w:tcW w:type="dxa" w:w="1560"/>
+            <w:tcMar>
+              <w:top w:w="60" w:type="dxa"/>
+              <w:bottom w:w="60" w:type="dxa"/>
+              <w:left w:w="80" w:type="dxa"/>
+              <w:right w:w="80" w:type="dxa"/>
+            </w:tcMar>
+          </w:tcPr>
+          <w:p>
+            <w:pPr>
+              <w:spacing w:before="40" w:after="40"/>
+              <w:jc w:val="center"/>
+            </w:pPr>
+            <w:r>
+              <w:rPr>
+                <w:rFonts w:ascii="Times New Roman" w:hAnsi="Times New Roman"/>
+                <w:color w:val="000000"/>
+                <w:sz w:val="17"/>
+              </w:rPr>
+              <w:t>70.85%</w:t>
+            </w:r>
+          </w:p>
+        </w:tc>
+        <w:tc>
+          <w:tcPr>
+            <w:tcW w:type="dxa" w:w="1560"/>
+            <w:tcMar>
+              <w:top w:w="60" w:type="dxa"/>
+              <w:bottom w:w="60" w:type="dxa"/>
+              <w:left w:w="80" w:type="dxa"/>
+              <w:right w:w="80" w:type="dxa"/>
+            </w:tcMar>
+          </w:tcPr>
+          <w:p>
+            <w:pPr>
+              <w:spacing w:before="40" w:after="40"/>
+              <w:jc w:val="center"/>
+            </w:pPr>
+            <w:r>
+              <w:rPr>
+                <w:rFonts w:ascii="Times New Roman" w:hAnsi="Times New Roman"/>
+                <w:color w:val="000000"/>
+                <w:sz w:val="17"/>
+              </w:rPr>
+              <w:t>20.00%</w:t>
+            </w:r>
+          </w:p>
+        </w:tc>
+      </w:tr>
+      <w:tr>
+        <w:tc>
+          <w:tcPr>
+            <w:tcW w:type="dxa" w:w="1560"/>
+            <w:tcMar>
+              <w:top w:w="60" w:type="dxa"/>
+              <w:bottom w:w="60" w:type="dxa"/>
+              <w:left w:w="80" w:type="dxa"/>
+              <w:right w:w="80" w:type="dxa"/>
+            </w:tcMar>
+          </w:tcPr>
+          <w:p>
+            <w:pPr>
+              <w:spacing w:before="40" w:after="40"/>
+              <w:jc w:val="left"/>
+            </w:pPr>
+            <w:r>
+              <w:rPr>
+                <w:rFonts w:ascii="Times New Roman" w:hAnsi="Times New Roman"/>
+                <w:color w:val="000000"/>
+                <w:sz w:val="17"/>
+              </w:rPr>
+              <w:t>Hindi SER</w:t>
+            </w:r>
+          </w:p>
+        </w:tc>
+        <w:tc>
+          <w:tcPr>
+            <w:tcW w:type="dxa" w:w="1560"/>
+            <w:tcMar>
+              <w:top w:w="60" w:type="dxa"/>
+              <w:bottom w:w="60" w:type="dxa"/>
+              <w:left w:w="80" w:type="dxa"/>
+              <w:right w:w="80" w:type="dxa"/>
+            </w:tcMar>
+          </w:tcPr>
+          <w:p>
+            <w:pPr>
+              <w:spacing w:before="40" w:after="40"/>
+              <w:jc w:val="left"/>
+            </w:pPr>
+            <w:r>
+              <w:rPr>
+                <w:rFonts w:ascii="Times New Roman" w:hAnsi="Times New Roman"/>
+                <w:color w:val="000000"/>
+                <w:sz w:val="17"/>
+              </w:rPr>
+              <w:t>Top-2 Ensemble (CNN-BiLSTM + LSTM)</w:t>
+            </w:r>
+          </w:p>
+        </w:tc>
+        <w:tc>
+          <w:tcPr>
+            <w:tcW w:type="dxa" w:w="1560"/>
+            <w:tcMar>
+              <w:top w:w="60" w:type="dxa"/>
+              <w:bottom w:w="60" w:type="dxa"/>
+              <w:left w:w="80" w:type="dxa"/>
+              <w:right w:w="80" w:type="dxa"/>
+            </w:tcMar>
+          </w:tcPr>
+          <w:p>
+            <w:pPr>
+              <w:spacing w:before="40" w:after="40"/>
+              <w:jc w:val="center"/>
+            </w:pPr>
+            <w:r>
+              <w:rPr>
+                <w:rFonts w:ascii="Times New Roman" w:hAnsi="Times New Roman"/>
+                <w:color w:val="000000"/>
+                <w:sz w:val="17"/>
+              </w:rPr>
               <w:t>75.19%</w:t>
             </w:r>
           </w:p>
@@ -5276,7 +5634,7 @@
                 <w:color w:val="000000"/>
                 <w:sz w:val="17"/>
               </w:rPr>
-              <w:t>0.7018</w:t>
+              <w:t>0.7136</w:t>
             </w:r>
           </w:p>
         </w:tc>
@@ -5486,8 +5844,18 @@
     </w:tbl>
     <w:p>
       <w:pPr>
-        <w:spacing w:after="80"/>
+        <w:spacing w:before="40" w:after="120"/>
+        <w:jc w:val="left"/>
       </w:pPr>
+      <w:r>
+        <w:rPr>
+          <w:rFonts w:ascii="Times New Roman" w:hAnsi="Times New Roman"/>
+          <w:i/>
+          <w:color w:val="000000"/>
+          <w:sz w:val="16"/>
+        </w:rPr>
+        <w:t>*Note: In the experimental benchmarking configs, emotion2vec+ was evaluated using the facebook/wav2vec2-base proxy architecture and BEATs using microsoft/wavlm-base-plus under the unified 768-dimensional transformer feature extraction interface. All transformer backbones are Base variants (768 hidden dimensions). On SAVEE, the single-speaker test set (Actor KL) exhibits higher variance than multi-speaker test cohorts.</w:t>
+      </w:r>
     </w:p>
     <w:p>
       <w:pPr>
@@ -5565,7 +5933,7 @@
           <w:color w:val="000000"/>
           <w:sz w:val="19"/>
         </w:rPr>
-        <w:t>Unlike our HuBERT framework which incorporates learnable layer pooling across intermediate depths, the frozen XLS-R baseline extracted features exclusively from its 24th (final) layer. As demonstrated in Section 7.2, top transformer layers specialize in discrete phonetic tokens and exhibit lower emotional sensitivity than intermediate layers.</w:t>
+        <w:t>Unlike our HuBERT framework which incorporates learnable layer pooling across intermediate depths, the frozen XLS-R baseline extracted features exclusively from its 24th (final) layer. This outcome is consistent with layer-probing findings by Pasad, Chou, and Livescu (2021) [24], which demonstrated that paralinguistic and emotional information concentrates within intermediate transformer representations before upper layers specialize toward phonetic invariance.</w:t>
       </w:r>
     </w:p>
     <w:p>
@@ -5636,7 +6004,7 @@
           <w:color w:val="000000"/>
           <w:sz w:val="20"/>
         </w:rPr>
-        <w:t>Comparing performance across SAVEE (2 training actors), RAVDESS (16 training actors), and CREMA-D (64 training actors) indicates a consistent relationship between speaker cohort size and generalization capability. Models trained from scratch on SAVEE collapsed to 25.83% test accuracy because attention mechanisms memorized the idiosyncratic formants of the two training speakers. Expanding the cohort to 16 actors on RAVDESS elevated scratch accuracy to 68.75%, while CREMA-D with 64 training actors reached 75.57% accuracy. Pre-training on broader multi-actor cohorts enables the network to separate speaker identity from emotional prosody.</w:t>
+        <w:t>Comparing performance across SAVEE (3 training actors), RAVDESS (20 training actors), and CREMA-D (78 training actors) demonstrates a consistent relationship between speaker cohort size and generalization capability on strictly unseen test speakers. Evaluating HuBERT models trained from scratch across these datasets reveals that on SAVEE (3 training speakers), HuBERT achieved only 25.83% test accuracy (Macro-F1 0.0795) due to vocal tract overfitting on the limited speaker cohort. Expanding the training cohort to 20 actors in RAVDESS elevated scratch HuBERT accuracy to 32.50% (and 68.75% for the scratch ensemble). In CREMA-D, with 78 training actors, HuBERT from scratch reached 71.98% accuracy (and 75.57% for the ensemble). This empirical gradient confirms the Speaker Diversity Law: pre-training across broad multi-speaker cohorts is critical for neural models to disentangle emotional prosody from individual speaker vocal tract geometry.</w:t>
       </w:r>
     </w:p>
     <w:p>
@@ -7363,7 +7731,7 @@
           <w:color w:val="000000"/>
           <w:sz w:val="20"/>
         </w:rPr>
-        <w:t>Evaluating the English-trained Universal HuBERT model zero-shot on the native Hindi test split yielded 27.62% accuracy and 31.76% UAR (above the 25.0% chance level). While cross-lingual transfer occurred, linguistic differences limited precision. Training the specialized CNN-BiLSTM directly on the Hindi training split increased accuracy to 75.19% and UAR to 70.56%, an absolute improvement of 47.57 percentage points. Figure 4 illustrates this comparison, and Figure 5 displays the corresponding normalized confusion matrix.</w:t>
+        <w:t>Evaluating the English-trained Universal HuBERT model zero-shot on the native Hindi test split yielded 27.62% accuracy and 31.76% UAR (exceeding the 20.00% 5-class random chance baseline). While cross-lingual transfer occurred, linguistic differences limited precision. Supervised training of the specialized CNN-BiLSTM architecture directly on the Hindi training split achieved 74.42% test accuracy, 0.7201 Macro-F1, and 70.85% UAR (with the Top-2 ensemble of CNN-BiLSTM + LSTM reaching 75.19% accuracy and 70.56% UAR). This represents an absolute improvement of 46.80 percentage points (47.57 points for the ensemble) over zero-shot transfer. Figure 4 illustrates this comparison, and Figure 5 displays the corresponding normalized confusion matrix.</w:t>
       </w:r>
     </w:p>
     <w:p>
@@ -7737,7 +8105,7 @@
           <w:color w:val="000000"/>
           <w:sz w:val="19"/>
         </w:rPr>
-        <w:t>Model registry serving the Hindi Specialist (CNN-BiLSTM) and Universal SER models with Metal Performance Shaders (mps) hardware acceleration (38.4 ms average inference latency).</w:t>
+        <w:t>Model registry serving the Hindi Specialist (CNN-BiLSTM) and Universal SER models with hardware acceleration, achieving 19.9 ms inference latency per clip for the lightweight CNN-BiLSTM specialist and 191.4 ms for the 12-layer Universal HuBERT model.</w:t>
       </w:r>
     </w:p>
     <w:p>
@@ -7895,7 +8263,7 @@
           <w:color w:val="000000"/>
           <w:sz w:val="19"/>
         </w:rPr>
-        <w:t>Demonstrates that intermediate transformer layers (Layers 9 to 11) capture the highest concentration of emotional prosody (31.95%), outperforming top-layer pooling.</w:t>
+        <w:t>Demonstrates that intermediate transformer layers (Layers 9 to 11) capture the highest concentration of emotional prosody (31.95%), retaining stronger affective salience than early acoustic representations.</w:t>
       </w:r>
     </w:p>
     <w:p>
@@ -7943,7 +8311,7 @@
           <w:color w:val="000000"/>
           <w:sz w:val="19"/>
         </w:rPr>
-        <w:t>English pre-trained models transfer moderately above chance to native Hindi speech, but supervised adaptation using specialized CNN-BiLSTM networks achieves 75.19% accuracy.</w:t>
+        <w:t>English pre-trained models transfer moderately above chance (27.62% vs. 20.00% floor) to native Hindi speech, but supervised adaptation using specialized CNN-BiLSTM networks achieves 74.42% accuracy (75.19% via ensemble fusion).</w:t>
       </w:r>
     </w:p>
     <w:p>
@@ -7998,7 +8366,7 @@
           <w:color w:val="000000"/>
           <w:sz w:val="17"/>
         </w:rPr>
-        <w:t>[1] S. Kotian and S. Singh, "Evaluating the Impact of Behavioural Features on Hindi Speech Emotion Recognition: A Multimodal Deep Learning Approach," Journal of Tianjin University Science and Technology, vol. 59, no. 2, pp. 1–10, Feb. 2026, doi: 10.5281/zenodo.18797014.</w:t>
+        <w:t>[1] S. Kotian and S. Singh, "Evaluating the Impact of Behavioural Features on Hindi Speech Emotion Recognition: A Multimodal Deep Learning Approach," Journal of Tianjin University Science and Technology, vol. 59, no. 2, pp. 147–165, Feb. 2026, doi: 10.5281/zenodo.18797014.</w:t>
       </w:r>
     </w:p>
     <w:p>
@@ -8013,7 +8381,7 @@
           <w:color w:val="000000"/>
           <w:sz w:val="17"/>
         </w:rPr>
-        <w:t>[2] S. Kotian and S. Singh, "Benchmarking Classical, Deep Learning, and Transformer Models for Hindi Speech Emotion Recognition: A Multimodal Analysis," Interdisciplinary Journal of AI, Machine Learning &amp; Data Science, vol. 1, no. 1, art. e001, pp. 1–24, Feb. 2026, doi: 10.66261/fetdj998. [Online]. Available: https://ijaimlds.com/ijaimlds/article/view/9.</w:t>
+        <w:t>[2] S.-w. Yang, P.-H. Chi, Y.-S. Chuang, C.-I. J. Lai, K. Lakhotia, Y. Y. Lin, A. T. Liu, J. Shi, X. Chang, G.-T. Lin et al., "SUPERB: Speech Processing Universal PERformance Benchmark," in Proc. Interspeech 2021, Brno, Czech Republic, 2021, pp. 1194–1198, doi: 10.21437/Interspeech.2021-1775.</w:t>
       </w:r>
     </w:p>
     <w:p>
@@ -8148,7 +8516,7 @@
           <w:color w:val="000000"/>
           <w:sz w:val="17"/>
         </w:rPr>
-        <w:t>[11] J. H. Chowdhury, S. Ramanna, and K. Kotecha, "Speech emotion recognition with light weight deep neural ensemble model using hand crafted features," Scientific Reports, vol. 15, no. 1, art. 11824, pp. 1–14, 2025, doi: 10.1038/s41598-025-95734-z.</w:t>
+        <w:t>[11] J. H. Chowdhury, S. Ramanna, and K. Kotecha, "Speech emotion recognition with light weight deep neural ensemble model using hand crafted features," Scientific Reports, vol. 15, no. 1, art. 11824, pp. 1–14, 2025, doi: 10.1038/s41598-025-95734-z. [Online]. Available: https://www.nature.com/articles/s41598-025-95734-z.</w:t>
       </w:r>
     </w:p>
     <w:p>
@@ -8178,7 +8546,7 @@
           <w:color w:val="000000"/>
           <w:sz w:val="17"/>
         </w:rPr>
-        <w:t>[13] B. W. Schuller, A. Batliner, C. Bergler, C. Mascolo, J. Han, I. Lefter, H. Kaya, S. Amiriparian et al., "The INTERSPEECH 2020 Computational Paralinguistics Challenge: Elderly Emotion, Breathing &amp; Masks," in Proc. Interspeech 2020, Shanghai, China, 2020, pp. 2017–2021, doi: 10.21437/Interspeech.2020-32.</w:t>
+        <w:t>[13] B. W. Schuller, A. Batliner, C. Bergler, E.-M. Messner, A. Hamilton, S. Amiriparian, A. Baird, G. Rizos, M. Schmitt, L. Stappen, H. Baumeister, A. D. MacIntyre, and S. Hantke, "The INTERSPEECH 2020 Computational Paralinguistics Challenge: Elderly Emotion, Breathing &amp; Masks," in Proc. Interspeech 2020, Shanghai, China, 2020, pp. 2042–2046, doi: 10.21437/Interspeech.2020-32.</w:t>
       </w:r>
     </w:p>
     <w:p>

--- a/FINAL_RESEARCH_REPORT.docx
+++ b/FINAL_RESEARCH_REPORT.docx
@@ -4,7 +4,7 @@
   <w:body>
     <w:p>
       <w:pPr>
-        <w:spacing w:before="200" w:after="160" w:line="293" w:lineRule="auto"/>
+        <w:spacing w:before="0" w:after="80"/>
         <w:jc w:val="center"/>
       </w:pPr>
       <w:r>
@@ -12,14 +12,29 @@
           <w:rFonts w:ascii="Times New Roman" w:hAnsi="Times New Roman"/>
           <w:b/>
           <w:color w:val="000000"/>
-          <w:sz w:val="36"/>
+          <w:sz w:val="34"/>
         </w:rPr>
-        <w:t>Multi-Corpus and Multilingual Speech Emotion Recognition with Audio Behavioural Intelligence: A Cross-Lingual Evaluation and Learnable Weighted Layer Pooling Study</w:t>
+        <w:t>Benchmarking Self-Supervised Speech Representations, Learnable Layer Pooling, and Continuous Acoustic Telemetry for Multi-Corpus and Indic Speech Emotion Recognition</w:t>
       </w:r>
     </w:p>
     <w:p>
       <w:pPr>
-        <w:spacing w:before="0" w:after="60"/>
+        <w:spacing w:before="0" w:after="160"/>
+        <w:jc w:val="center"/>
+      </w:pPr>
+      <w:r>
+        <w:rPr>
+          <w:rFonts w:ascii="Times New Roman" w:hAnsi="Times New Roman"/>
+          <w:i/>
+          <w:color w:val="000000"/>
+          <w:sz w:val="22"/>
+        </w:rPr>
+        <w:t>A Speaker-Disjoint Multi-Corpus Benchmark Across CREMA-D, RAVDESS, SAVEE, TESS, and Native Hindi Speech</w:t>
+      </w:r>
+    </w:p>
+    <w:p>
+      <w:pPr>
+        <w:spacing w:before="0" w:after="80"/>
         <w:jc w:val="center"/>
       </w:pPr>
       <w:r>
@@ -27,14 +42,14 @@
           <w:rFonts w:ascii="Times New Roman" w:hAnsi="Times New Roman"/>
           <w:b/>
           <w:color w:val="000000"/>
-          <w:sz w:val="24"/>
+          <w:sz w:val="20"/>
         </w:rPr>
-        <w:t>Himanshi Patel</w:t>
+        <w:t>Himanshi (Primary Researcher) and Deep Learning Research Team</w:t>
       </w:r>
     </w:p>
     <w:p>
       <w:pPr>
-        <w:spacing w:before="0" w:after="320"/>
+        <w:spacing w:before="0" w:after="280"/>
         <w:jc w:val="center"/>
       </w:pPr>
       <w:r>
@@ -70,13 +85,13 @@
           <w:color w:val="000000"/>
           <w:sz w:val="19"/>
         </w:rPr>
-        <w:t>Speech Emotion Recognition (SER) is an active area of investigation within human-computer interaction, psychiatric diagnostics, and automated voice analysis. However, contemporary SER research faces several methodological constraints. First, randomized dataset partitioning causes speaker identity leakage, which has been shown in recent paralinguistic literature [21] to artificially inflate experimental accuracy by overestimating generalization to novel speakers. Second, deep architectures remain susceptible to acoustic overfitting when trained on constrained speech cohorts. Third, the literature exhibits a pronounced focus on Germanic and Romance languages, offering limited empirical evidence on cross-lingual transferability to morphologically rich Indic languages such as Hindi. Finally, categorical classification schemes fail to provide actionable acoustic metrics concerning speaker vocal dynamics.</w:t>
+        <w:t>Speech Emotion Recognition (SER) is a core pursuit within affective computing, psychiatric assessment, and conversational AI. However, contemporary SER research confronts substantial methodological challenges. First, randomized dataset partitioning causes speaker identity leakage, which has been shown in paralinguistic literature [21] to inflate experimental accuracy by evaluating models on familiar vocal tract characteristics. Second, deep architectures remain vulnerable to acoustic overfitting when trained on constrained speaker cohorts. Third, the literature exhibits a pronounced concentration on Germanic and Romance languages, offering limited empirical evidence on cross-lingual transferability to morphologically rich Indic languages such as Hindi. Finally, categorical classification alone fails to provide granular, interpretable measurements of continuous vocal behaviour.</w:t>
         <w:br/>
         <w:br/>
-        <w:t>To address these limitations, this study presents a standardized empirical evaluation comprising two decoupled experimental protocols across five speech corpora totaling 12,180 standardized audio recordings: (1) a multi-corpus English benchmark combining four established corpora (CREMA-D, RAVDESS, SAVEE, and TESS, totaling 11,318 clips across 121 speakers) to evaluate cross-corpus generalization and layer-pooling dynamics under strict speaker-disjoint splits, and (2) a standalone cross-lingual transfer and native adaptation study on an Indic speech corpus (862 native Hindi utterances across 25 speakers). We enforce speaker-independent partitions (with unseen test actors) and prompt-independent splits (with unseen vocabulary) to prevent data leakage. Following the SUPERB benchmark methodology [2], we implement a Learnable Weighted Layer Pooling mechanism coupled with a linear classification probe across the 12 transformer hidden layers of a frozen self-supervised foundation backbone (HuBERT-Base, training only 4,626 parameters). Empirical probing reveals that intermediate layers (Layers 9 to 11) capture 31.95% of the total emotional discrimination weight (with all 12 layer weights summing strictly to 100.00%), demonstrating that intermediate representations retain strong emotional salience compared to early acoustic representations.</w:t>
+        <w:t>To address these challenges, this study presents a standardized empirical evaluation comprising two decoupled experimental protocols across five speech corpora totaling 12,180 standardized audio recordings: (1) a multi-corpus English benchmark combining four established corpora (CREMA-D, RAVDESS, SAVEE, and TESS, totaling 11,318 canonical clips across 121 speakers) to evaluate cross-corpus generalization and layer-pooling dynamics under strict speaker-disjoint splits, and (2) a standalone cross-lingual transfer and native adaptation study on an Indic speech corpus (862 native Hindi utterances across 25 speakers curated from open-access sources). We enforce speaker-independent partitions with unseen test actors and prompt-disjoint splits to prevent data leakage. Inspired by the lightweight probing methodology used in the SUPERB benchmark [2], we implement a Learnable Weighted Layer Pooling mechanism coupled with a linear classification probe across the 12 transformer encoder blocks of a frozen self-supervised foundation backbone (HuBERT-Base, optimizing only 4,626 parameters, ~0.005% of network capacity). Empirical evaluation reveals that intermediate layers (Layers 9 to 11) receive 31.95% of the learned normalized pooling weight (with all 12 layer weights summing strictly to 100.00%), demonstrating that intermediate representations retain strong affective utility for downstream classification compared to early acoustic representations.</w:t>
         <w:br/>
         <w:br/>
-        <w:t>Additionally, cross-lingual transfer from the English multi-corpus foundation model yields 27.62% accuracy and 31.76% Unweighted Average Recall (UAR) on native Hindi speech under a zero-shot regime. Supervised adaptation using a specialized CNN-BiLSTM architecture increases test accuracy to 74.42% (75.19% via ensemble fusion) and UAR to 70.85% (70.56% ensemble). Furthermore, we introduce an Audio Behaviour Analysis Engine that extracts syllabic speaking rate, pause frequency, root-mean-square (RMS) energy, and fundamental frequency (F0) intonation to generate structured behavioral profiles. The full system is deployed as an Apple Silicon accelerated microservice paired with a minimal web application featuring real-time audio waveform visualization.</w:t>
+        <w:t>Across the 1,701 pooled unseen multi-corpus test clips, Universal HuBERT achieves 68.31% aggregate accuracy (0.6779 Macro-F1, 68.61% UAR), alongside an unweighted corpus-level macro-average of 62.28% Accuracy and 61.93% UAR across the four diverse corpora. Furthermore, zero-shot cross-lingual evaluation of the English foundation model on the shared canonical subset of native Hindi speech yields 27.62% accuracy and 31.76% Unweighted Average Recall (UAR) against a 25.00% chance floor. Supervised native adaptation on the full 5-class Hindi space using a specialized CNN-BiLSTM architecture substantially increases test accuracy to 74.42% (75.19% via ensemble fusion) and UAR to 70.85% (70.56% ensemble) against a 20.00% chance floor (+46.80% single-model gain). Finally, an auxiliary Audio Behaviour Analysis Engine extracts continuous acoustic telemetry (syllabic speaking rate, pause frequency, RMS energy, and fundamental frequency variability) that provides statistically significant differentiation (ANOVA p &lt; 0.001) across emotion categories without asserting direct clinical psychological diagnosis. The complete system is deployed as an Apple Silicon accelerated microservice paired with a web application featuring real-time audio waveform visualization.</w:t>
       </w:r>
     </w:p>
     <w:p>
@@ -114,22 +129,21 @@
           <w:rFonts w:ascii="Times New Roman" w:hAnsi="Times New Roman"/>
           <w:b/>
           <w:color w:val="000000"/>
-          <w:sz w:val="22"/>
+          <w:sz w:val="24"/>
         </w:rPr>
         <w:t>1. Introduction &amp; Research Motivation</w:t>
       </w:r>
     </w:p>
     <w:p>
       <w:pPr>
-        <w:spacing w:line="276" w:lineRule="auto" w:before="0" w:after="70"/>
-        <w:ind w:firstLine="288"/>
+        <w:spacing w:line="276" w:lineRule="auto" w:before="0" w:after="100"/>
         <w:jc w:val="both"/>
       </w:pPr>
       <w:r>
         <w:rPr>
           <w:rFonts w:ascii="Times New Roman" w:hAnsi="Times New Roman"/>
           <w:color w:val="000000"/>
-          <w:sz w:val="20"/>
+          <w:sz w:val="19"/>
         </w:rPr>
         <w:t>Spoken human communication comprises both lexical content (the verbal message) and paralinguistic modulations (vocal tone, cadence, and inflection) [6], [16]. Speech Emotion Recognition (SER) aims to identify affective states (such as anger, joy, sadness, fear, or neutrality) from acoustic speech signals. While automatic speech recognition (ASR) systems have matured significantly, SER remains challenging because emotional expression varies substantially across speakers, regional dialects, and recording conditions [1], [13].</w:t>
       </w:r>
@@ -137,7 +151,7 @@
     <w:p>
       <w:pPr>
         <w:keepNext/>
-        <w:spacing w:before="180" w:after="60"/>
+        <w:spacing w:before="200" w:after="60"/>
         <w:jc w:val="left"/>
       </w:pPr>
       <w:r>
@@ -145,22 +159,21 @@
           <w:rFonts w:ascii="Times New Roman" w:hAnsi="Times New Roman"/>
           <w:b/>
           <w:color w:val="000000"/>
-          <w:sz w:val="20"/>
+          <w:sz w:val="21"/>
         </w:rPr>
         <w:t>1.1 The Problem of Speaker Identity Leakage</w:t>
       </w:r>
     </w:p>
     <w:p>
       <w:pPr>
-        <w:spacing w:line="276" w:lineRule="auto" w:before="0" w:after="70"/>
-        <w:ind w:firstLine="288"/>
+        <w:spacing w:line="276" w:lineRule="auto" w:before="0" w:after="100"/>
         <w:jc w:val="both"/>
       </w:pPr>
       <w:r>
         <w:rPr>
           <w:rFonts w:ascii="Times New Roman" w:hAnsi="Times New Roman"/>
           <w:color w:val="000000"/>
-          <w:sz w:val="20"/>
+          <w:sz w:val="19"/>
         </w:rPr>
         <w:t>A critical limitation in existing SER benchmarks is the use of randomized cross-validation [16], [21]. When speech segments from the same speaker appear in both the training and testing partitions, neural models tend to memorize speaker-specific vocal tract characteristics rather than generalizable emotional features. Consequently, models that report over 90% accuracy in random split evaluations frequently suffer substantial performance drops when tested on novel speakers. Valid evaluation necessitates strict speaker-independent partitions in which test speakers are entirely withheld during training [15], [21].</w:t>
       </w:r>
@@ -168,7 +181,7 @@
     <w:p>
       <w:pPr>
         <w:keepNext/>
-        <w:spacing w:before="180" w:after="60"/>
+        <w:spacing w:before="200" w:after="60"/>
         <w:jc w:val="left"/>
       </w:pPr>
       <w:r>
@@ -176,22 +189,21 @@
           <w:rFonts w:ascii="Times New Roman" w:hAnsi="Times New Roman"/>
           <w:b/>
           <w:color w:val="000000"/>
-          <w:sz w:val="20"/>
+          <w:sz w:val="21"/>
         </w:rPr>
         <w:t>1.2 Indic and Low-Resource Language Representation</w:t>
       </w:r>
     </w:p>
     <w:p>
       <w:pPr>
-        <w:spacing w:line="276" w:lineRule="auto" w:before="0" w:after="70"/>
-        <w:ind w:firstLine="288"/>
+        <w:spacing w:line="276" w:lineRule="auto" w:before="0" w:after="100"/>
         <w:jc w:val="both"/>
       </w:pPr>
       <w:r>
         <w:rPr>
           <w:rFonts w:ascii="Times New Roman" w:hAnsi="Times New Roman"/>
           <w:color w:val="000000"/>
-          <w:sz w:val="20"/>
+          <w:sz w:val="19"/>
         </w:rPr>
         <w:t>Most accessible SER benchmarks rely on English (e.g., IEMOCAP [28], RAVDESS [18], CREMA-D [17], SAVEE [19], TESS [20]) or German (e.g., EMO-DB) [16]. Indic languages, spoken by over 1.4 billion individuals, remain underrepresented in speech research [1], [3], [22], [23]. Hindi exhibits distinctive phonological properties, including phonemic vowel length contrasts, retroflex consonants, and syllable-timed stress patterns, which diverge from English speech dynamics [3], [4], [5]. Establishing whether pre-trained English acoustic models transfer to Hindi speech, and measuring the quantitative improvement achievable through supervised adaptation, is essential for multilingual affective computing [1], [18], [22].</w:t>
       </w:r>
@@ -199,7 +211,7 @@
     <w:p>
       <w:pPr>
         <w:keepNext/>
-        <w:spacing w:before="180" w:after="60"/>
+        <w:spacing w:before="200" w:after="60"/>
         <w:jc w:val="left"/>
       </w:pPr>
       <w:r>
@@ -207,30 +219,29 @@
           <w:rFonts w:ascii="Times New Roman" w:hAnsi="Times New Roman"/>
           <w:b/>
           <w:color w:val="000000"/>
-          <w:sz w:val="20"/>
+          <w:sz w:val="21"/>
         </w:rPr>
-        <w:t>1.3 Integrating Objective Vocal Metrics</w:t>
+        <w:t>1.3 Interpretable Acoustic Behavioural Telemetry</w:t>
       </w:r>
     </w:p>
     <w:p>
       <w:pPr>
-        <w:spacing w:line="276" w:lineRule="auto" w:before="0" w:after="70"/>
-        <w:ind w:firstLine="288"/>
+        <w:spacing w:line="276" w:lineRule="auto" w:before="0" w:after="100"/>
         <w:jc w:val="both"/>
       </w:pPr>
       <w:r>
         <w:rPr>
           <w:rFonts w:ascii="Times New Roman" w:hAnsi="Times New Roman"/>
           <w:color w:val="000000"/>
-          <w:sz w:val="20"/>
+          <w:sz w:val="19"/>
         </w:rPr>
-        <w:t>Standard SER architectures typically output discrete emotion class probabilities, such as P(Happy) = 0.85. However, clinical diagnostic applications, tele-counseling, and automated conversational systems benefit from continuous, interpretable acoustic measurements [5], [11], [12]:</w:t>
+        <w:t>Standard SER architectures typically output discrete emotion class probabilities, such as P(Happy) = 0.85. However, conversational systems, tele-counseling interfaces, and voice user interfaces benefit from continuous, interpretable acoustic measurements to assess measurable vocal behaviour without asserting direct clinical psychological diagnoses [5], [11], [12]:</w:t>
       </w:r>
     </w:p>
     <w:p>
       <w:pPr>
-        <w:spacing w:line="276" w:lineRule="auto" w:before="0" w:after="50"/>
-        <w:ind w:left="432" w:hanging="288"/>
+        <w:spacing w:line="269" w:lineRule="auto" w:before="20" w:after="50"/>
+        <w:ind w:left="360"/>
         <w:jc w:val="left"/>
       </w:pPr>
       <w:r>
@@ -257,13 +268,13 @@
           <w:color w:val="000000"/>
           <w:sz w:val="19"/>
         </w:rPr>
-        <w:t>Indicates psychomotor tempo and affective activation state.</w:t>
+        <w:t>Indicates psychomotor tempo and dynamic vocal cadence.</w:t>
       </w:r>
     </w:p>
     <w:p>
       <w:pPr>
-        <w:spacing w:line="276" w:lineRule="auto" w:before="0" w:after="50"/>
-        <w:ind w:left="432" w:hanging="288"/>
+        <w:spacing w:line="269" w:lineRule="auto" w:before="20" w:after="50"/>
+        <w:ind w:left="360"/>
         <w:jc w:val="left"/>
       </w:pPr>
       <w:r>
@@ -290,13 +301,13 @@
           <w:color w:val="000000"/>
           <w:sz w:val="19"/>
         </w:rPr>
-        <w:t>Reflects cognitive hesitation, processing load, and structural fluency.</w:t>
+        <w:t>Reflects conversational hesitation, processing intervals, and structural fluency.</w:t>
       </w:r>
     </w:p>
     <w:p>
       <w:pPr>
-        <w:spacing w:line="276" w:lineRule="auto" w:before="0" w:after="50"/>
-        <w:ind w:left="432" w:hanging="288"/>
+        <w:spacing w:line="269" w:lineRule="auto" w:before="20" w:after="50"/>
+        <w:ind w:left="360"/>
         <w:jc w:val="left"/>
       </w:pPr>
       <w:r>
@@ -323,13 +334,13 @@
           <w:color w:val="000000"/>
           <w:sz w:val="19"/>
         </w:rPr>
-        <w:t>Measures behavioral engagement and acoustic intensity dynamics.</w:t>
+        <w:t>Measures acoustic loudness dynamics and vocal projection intensity.</w:t>
       </w:r>
     </w:p>
     <w:p>
       <w:pPr>
-        <w:spacing w:line="276" w:lineRule="auto" w:before="0" w:after="50"/>
-        <w:ind w:left="432" w:hanging="288"/>
+        <w:spacing w:line="269" w:lineRule="auto" w:before="20" w:after="50"/>
+        <w:ind w:left="360"/>
         <w:jc w:val="left"/>
       </w:pPr>
       <w:r>
@@ -361,23 +372,22 @@
     </w:p>
     <w:p>
       <w:pPr>
-        <w:spacing w:line="276" w:lineRule="auto" w:before="0" w:after="70"/>
-        <w:ind w:firstLine="288"/>
+        <w:spacing w:line="276" w:lineRule="auto" w:before="0" w:after="100"/>
         <w:jc w:val="both"/>
       </w:pPr>
       <w:r>
         <w:rPr>
           <w:rFonts w:ascii="Times New Roman" w:hAnsi="Times New Roman"/>
           <w:color w:val="000000"/>
-          <w:sz w:val="20"/>
+          <w:sz w:val="19"/>
         </w:rPr>
-        <w:t>Coupling categorical emotion classification with systematic behavioral feature extraction provides a more informative assessment of speech recordings [1], [11], [25].</w:t>
+        <w:t>Coupling categorical emotion classification with systematic continuous acoustic telemetry provides a more comprehensive assessment of vocal recordings [1], [11], [25].</w:t>
       </w:r>
     </w:p>
     <w:p>
       <w:pPr>
         <w:keepNext/>
-        <w:spacing w:before="180" w:after="60"/>
+        <w:spacing w:before="200" w:after="60"/>
         <w:jc w:val="left"/>
       </w:pPr>
       <w:r>
@@ -385,30 +395,29 @@
           <w:rFonts w:ascii="Times New Roman" w:hAnsi="Times New Roman"/>
           <w:b/>
           <w:color w:val="000000"/>
-          <w:sz w:val="20"/>
+          <w:sz w:val="21"/>
         </w:rPr>
         <w:t>1.4 Research Questions (RQ)</w:t>
       </w:r>
     </w:p>
     <w:p>
       <w:pPr>
-        <w:spacing w:line="276" w:lineRule="auto" w:before="0" w:after="70"/>
-        <w:ind w:firstLine="288"/>
+        <w:spacing w:line="276" w:lineRule="auto" w:before="0" w:after="100"/>
         <w:jc w:val="both"/>
       </w:pPr>
       <w:r>
         <w:rPr>
           <w:rFonts w:ascii="Times New Roman" w:hAnsi="Times New Roman"/>
           <w:color w:val="000000"/>
-          <w:sz w:val="20"/>
+          <w:sz w:val="19"/>
         </w:rPr>
         <w:t>This study addresses four primary research questions:</w:t>
       </w:r>
     </w:p>
     <w:p>
       <w:pPr>
-        <w:spacing w:line="276" w:lineRule="auto" w:before="0" w:after="60"/>
-        <w:ind w:left="432" w:hanging="288"/>
+        <w:spacing w:line="276" w:lineRule="auto" w:before="40" w:after="80"/>
+        <w:ind w:left="360"/>
         <w:jc w:val="both"/>
       </w:pPr>
       <w:r>
@@ -418,7 +427,7 @@
           <w:color w:val="000000"/>
           <w:sz w:val="19"/>
         </w:rPr>
-        <w:t xml:space="preserve">• RQ1 (Layer Pooling Dynamics): </w:t>
+        <w:t xml:space="preserve">• RQ1 (Layer Pooling Dynamics): : </w:t>
       </w:r>
       <w:r>
         <w:rPr>
@@ -426,13 +435,13 @@
           <w:color w:val="000000"/>
           <w:sz w:val="19"/>
         </w:rPr>
-        <w:t>Does learnable weighted pooling across all transformer hidden layers outperform standard mean pooling or top-layer classification, and which layers encode the most discriminative emotional information?</w:t>
+        <w:t>Does learnable weighted pooling across all transformer hidden layers outperform standard mean pooling or top-layer classification, and which layers encode the most discriminative emotional representations?</w:t>
       </w:r>
     </w:p>
     <w:p>
       <w:pPr>
-        <w:spacing w:line="276" w:lineRule="auto" w:before="0" w:after="60"/>
-        <w:ind w:left="432" w:hanging="288"/>
+        <w:spacing w:line="276" w:lineRule="auto" w:before="40" w:after="80"/>
+        <w:ind w:left="360"/>
         <w:jc w:val="both"/>
       </w:pPr>
       <w:r>
@@ -442,7 +451,7 @@
           <w:color w:val="000000"/>
           <w:sz w:val="19"/>
         </w:rPr>
-        <w:t xml:space="preserve">• RQ2 (Speaker Diversity Law): </w:t>
+        <w:t xml:space="preserve">• RQ2 (Effect of Training Speaker Diversity): : </w:t>
       </w:r>
       <w:r>
         <w:rPr>
@@ -450,13 +459,13 @@
           <w:color w:val="000000"/>
           <w:sz w:val="19"/>
         </w:rPr>
-        <w:t>What is the relationship between the number of training speakers and out-of-domain generalization performance on strictly unseen actors?</w:t>
+        <w:t>What is the relationship between training cohort speaker diversity and out-of-domain generalization performance on strictly unseen actors?</w:t>
       </w:r>
     </w:p>
     <w:p>
       <w:pPr>
-        <w:spacing w:line="276" w:lineRule="auto" w:before="0" w:after="60"/>
-        <w:ind w:left="432" w:hanging="288"/>
+        <w:spacing w:line="276" w:lineRule="auto" w:before="40" w:after="80"/>
+        <w:ind w:left="360"/>
         <w:jc w:val="both"/>
       </w:pPr>
       <w:r>
@@ -466,7 +475,7 @@
           <w:color w:val="000000"/>
           <w:sz w:val="19"/>
         </w:rPr>
-        <w:t xml:space="preserve">• RQ3 (Cross-Lingual Transfer to Indic Speech): </w:t>
+        <w:t xml:space="preserve">• RQ3 (Cross-Lingual Transfer to Indic Speech): : </w:t>
       </w:r>
       <w:r>
         <w:rPr>
@@ -474,13 +483,13 @@
           <w:color w:val="000000"/>
           <w:sz w:val="19"/>
         </w:rPr>
-        <w:t>To what degree do English multi-corpus representations transfer zero-shot to native Hindi speech, and what performance gain is achieved via supervised adaptation?</w:t>
+        <w:t>To what degree do English multi-corpus representations transfer zero-shot to native Hindi speech, and what quantitative performance gain is achieved via native supervised adaptation?</w:t>
       </w:r>
     </w:p>
     <w:p>
       <w:pPr>
-        <w:spacing w:line="276" w:lineRule="auto" w:before="0" w:after="60"/>
-        <w:ind w:left="432" w:hanging="288"/>
+        <w:spacing w:line="276" w:lineRule="auto" w:before="40" w:after="80"/>
+        <w:ind w:left="360"/>
         <w:jc w:val="both"/>
       </w:pPr>
       <w:r>
@@ -490,7 +499,7 @@
           <w:color w:val="000000"/>
           <w:sz w:val="19"/>
         </w:rPr>
-        <w:t xml:space="preserve">• RQ4 (Behavioral Telemetry Integration): </w:t>
+        <w:t xml:space="preserve">• RQ4 (Acoustic Behavioural Profiling): : </w:t>
       </w:r>
       <w:r>
         <w:rPr>
@@ -498,7 +507,7 @@
           <w:color w:val="000000"/>
           <w:sz w:val="19"/>
         </w:rPr>
-        <w:t>How effectively do continuous acoustic features (speech tempo, pause ratio, energy, and pitch intonation) correlate with categorical emotion classifications?</w:t>
+        <w:t>What distinctive acoustic behavioural profiles characterize categorical emotion classifications, and how effectively does auxiliary telemetry (speaking rate, pause ratio, RMS energy, and pitch variability) complement discrete SER predictions without claiming clinical diagnostic validity?</w:t>
       </w:r>
     </w:p>
     <w:p>
@@ -512,30 +521,29 @@
           <w:rFonts w:ascii="Times New Roman" w:hAnsi="Times New Roman"/>
           <w:b/>
           <w:color w:val="000000"/>
-          <w:sz w:val="22"/>
+          <w:sz w:val="24"/>
         </w:rPr>
         <w:t>2. Related Work &amp; Literature Survey</w:t>
       </w:r>
     </w:p>
     <w:p>
       <w:pPr>
-        <w:spacing w:line="276" w:lineRule="auto" w:before="0" w:after="70"/>
-        <w:ind w:firstLine="288"/>
+        <w:spacing w:line="276" w:lineRule="auto" w:before="0" w:after="100"/>
         <w:jc w:val="both"/>
       </w:pPr>
       <w:r>
         <w:rPr>
           <w:rFonts w:ascii="Times New Roman" w:hAnsi="Times New Roman"/>
           <w:color w:val="000000"/>
-          <w:sz w:val="20"/>
+          <w:sz w:val="19"/>
         </w:rPr>
-        <w:t>This investigation synthesizes 30 peer-reviewed publications across four core theoretical domains:</w:t>
+        <w:t>This investigation synthesizes 30 scholarly sources across four core theoretical domains:</w:t>
       </w:r>
     </w:p>
     <w:p>
       <w:pPr>
         <w:keepNext/>
-        <w:spacing w:before="180" w:after="60"/>
+        <w:spacing w:before="200" w:after="60"/>
         <w:jc w:val="left"/>
       </w:pPr>
       <w:r>
@@ -543,30 +551,29 @@
           <w:rFonts w:ascii="Times New Roman" w:hAnsi="Times New Roman"/>
           <w:b/>
           <w:color w:val="000000"/>
-          <w:sz w:val="20"/>
+          <w:sz w:val="21"/>
         </w:rPr>
         <w:t>2.1 Indic and Hindi Speech Emotion Recognition</w:t>
       </w:r>
     </w:p>
     <w:p>
       <w:pPr>
-        <w:spacing w:line="276" w:lineRule="auto" w:before="0" w:after="70"/>
-        <w:ind w:firstLine="288"/>
+        <w:spacing w:line="276" w:lineRule="auto" w:before="0" w:after="100"/>
         <w:jc w:val="both"/>
       </w:pPr>
       <w:r>
         <w:rPr>
           <w:rFonts w:ascii="Times New Roman" w:hAnsi="Times New Roman"/>
           <w:color w:val="000000"/>
-          <w:sz w:val="20"/>
+          <w:sz w:val="19"/>
         </w:rPr>
-        <w:t>Early speech emotion recognition research in India relied predominantly on small private datasets evaluated with conventional classifiers such as Support Vector Machines (SVM) and Multi-Layer Perceptrons [4], [16]. Kotian and Singh (2026) [1] demonstrated that concatenating prosodic-behavioral descriptors (speaking rate, pitch perturbation, pause ratio, and energy dynamics) with spectral features enhanced classification accuracy and macro-F1 on Hindi speech under challenging acoustic conditions. Chauhan, Sharma, and Varma (2023) [3] introduced the MNITJ-SEHSD database, standardizing an Indic emotion corpus and highlighting acoustic overlap between anger and disgust resulting from shared high vocal intensity. Kawade and Jagtap (2024) [5] evaluated cross-lingual acoustic modeling across Indian speech corpora, demonstrating the effectiveness of combining multiple spectral, temporal, and voice quality descriptors with deep convolutional neural networks. Rathnayake et al. (2026) [22] and Alam Monisha and Sultana (2022) [23] provided comprehensive surveys on the unique acoustic-phonetic challenges and database resources in low-resource Indo-Aryan and Dravidian speech emotion recognition.</w:t>
+        <w:t>Early speech emotion recognition research in India relied predominantly on small private datasets evaluated with conventional classifiers such as Support Vector Machines (SVM) and Multi-Layer Perceptrons [4], [16]. Kotian and Singh (2026) [1] demonstrated that combining prosodic-behavioral descriptors (speaking rate, pitch perturbation, pause ratio, and energy dynamics) with acoustic representations enhanced classification accuracy and macro-F1 on Hindi speech under challenging acoustic conditions. Chauhan, Sharma, and Varma (2023) [3] introduced the MNITJ-SEHSD database, standardizing an Indic emotion corpus and highlighting acoustic overlap between anger and disgust resulting from shared high vocal intensity. Kawade and Jagtap (2024) [5] evaluated cross-lingual acoustic modeling across Indian speech corpora, demonstrating the effectiveness of combining multiple spectral, temporal, and voice quality descriptors with deep convolutional neural networks. Rathnayake et al. (2026) [22] and Alam Monisha and Sultana (2022) [23] provided comprehensive surveys on the unique acoustic-phonetic challenges and database resources in low-resource Indo-Aryan and Dravidian speech emotion recognition.</w:t>
       </w:r>
     </w:p>
     <w:p>
       <w:pPr>
         <w:keepNext/>
-        <w:spacing w:before="180" w:after="60"/>
+        <w:spacing w:before="200" w:after="60"/>
         <w:jc w:val="left"/>
       </w:pPr>
       <w:r>
@@ -574,30 +581,29 @@
           <w:rFonts w:ascii="Times New Roman" w:hAnsi="Times New Roman"/>
           <w:b/>
           <w:color w:val="000000"/>
-          <w:sz w:val="20"/>
+          <w:sz w:val="21"/>
         </w:rPr>
-        <w:t>2.2 Self-Supervised Speech Representation Models</w:t>
+        <w:t>2.2 Self-Supervised Speech Representation Learning &amp; Probing</w:t>
       </w:r>
     </w:p>
     <w:p>
       <w:pPr>
-        <w:spacing w:line="276" w:lineRule="auto" w:before="0" w:after="70"/>
-        <w:ind w:firstLine="288"/>
+        <w:spacing w:line="276" w:lineRule="auto" w:before="0" w:after="100"/>
         <w:jc w:val="both"/>
       </w:pPr>
       <w:r>
         <w:rPr>
           <w:rFonts w:ascii="Times New Roman" w:hAnsi="Times New Roman"/>
           <w:color w:val="000000"/>
-          <w:sz w:val="20"/>
+          <w:sz w:val="19"/>
         </w:rPr>
-        <w:t>Self-supervised learning has established powerful baseline representations for speech tasks. Models such as Wav2Vec 2.0 (Baevski et al., 2020) [9] and HuBERT (Hsu et al., 2021) [8] learn representations from thousands of hours of unlabeled audio through contrastive loss or masked cluster prediction. Yang et al. (2021) [2] introduced the SUPERB benchmark, establishing standard evaluation methodologies for speech representation learning and demonstrating that learnable layer-weighted combinations of intermediate representations consistently outperform fixed top-layer embeddings across diverse speech classification tasks. Pepino, Riera, and Ferrer (2021) [27] and Sun et al. (2024) [30] demonstrated the efficacy of fine-tuning pre-trained representations for downstream emotion recognition, while Wang and Yang (2025) [14] integrated fine-tuned Wav2vec 2.0 with neural controlled differential equation classifiers. However, recent studies by Ma et al. on emotion2vec [6] and Chen et al. on BEATs [7] demonstrate that standard speech models optimize for phonetic invariance, which can suppress emotional cues in upper transformer layers. Probing studies by Pasad, Chou, and Livescu (2021) [24] confirmed that acoustic and prosodic properties are concentrated within intermediate transformer layers, whereas final layers prioritize lexical alignment. These findings motivate the Learnable Weighted Layer Pooling approach used in this work.</w:t>
+        <w:t>Self-supervised learning has established powerful representations for speech tasks. Models such as Wav2Vec 2.0 (Baevski et al., 2020) [9] and HuBERT (Hsu et al., 2021) [8] learn representations from thousands of hours of unlabeled audio through contrastive loss or masked cluster prediction. Yang et al. (2021) [2] introduced the SUPERB benchmark, establishing standard evaluation methodologies for speech representation learning and demonstrating that learnable layer-weighted combinations of intermediate representations consistently outperform fixed top-layer embeddings across diverse speech classification tasks. Pepino, Riera, and Ferrer (2021) [27] and Sun et al. (2024) [30] demonstrated the efficacy of fine-tuning pre-trained representations for downstream emotion recognition, while Wang and Yang (2025) [14] integrated fine-tuned Wav2vec 2.0 with neural controlled differential equation classifiers. However, recent studies by Ma et al. on emotion2vec [6] and Chen et al. on BEATs [7] demonstrate that standard speech models optimize for phonetic invariance, which can suppress emotional cues in upper transformer layers. Probing studies by Pasad, Chou, and Livescu (2021) [24] confirmed that acoustic and prosodic properties are concentrated within intermediate transformer layers, whereas final layers prioritize lexical alignment. These findings motivate the Learnable Weighted Layer Pooling approach used in this work.</w:t>
       </w:r>
     </w:p>
     <w:p>
       <w:pPr>
         <w:keepNext/>
-        <w:spacing w:before="180" w:after="60"/>
+        <w:spacing w:before="200" w:after="60"/>
         <w:jc w:val="left"/>
       </w:pPr>
       <w:r>
@@ -605,30 +611,29 @@
           <w:rFonts w:ascii="Times New Roman" w:hAnsi="Times New Roman"/>
           <w:b/>
           <w:color w:val="000000"/>
-          <w:sz w:val="20"/>
+          <w:sz w:val="21"/>
         </w:rPr>
         <w:t>2.3 Vocal Behavioural Feature Integration</w:t>
       </w:r>
     </w:p>
     <w:p>
       <w:pPr>
-        <w:spacing w:line="276" w:lineRule="auto" w:before="0" w:after="70"/>
-        <w:ind w:firstLine="288"/>
+        <w:spacing w:line="276" w:lineRule="auto" w:before="0" w:after="100"/>
         <w:jc w:val="both"/>
       </w:pPr>
       <w:r>
         <w:rPr>
           <w:rFonts w:ascii="Times New Roman" w:hAnsi="Times New Roman"/>
           <w:color w:val="000000"/>
-          <w:sz w:val="20"/>
+          <w:sz w:val="19"/>
         </w:rPr>
-        <w:t>Standardized acoustic parameter sets have long provided interpretable metrics for speech analysis. Eyben et al. (2016) defined the Geneva Minimalistic Acoustic Parameter Set (GeMAPS) and extended GeMAPS (eGeMAPS) [12], standardizing 88 acoustic descriptors across frequency, energy, and temporal domains. Chowdhury, Ramanna, and Kotecha (2025) [11] showed that integrating hand-crafted acoustic prosody with lightweight deep neural ensemble architectures improved diagnostic reliability and interpretability across multiple SER benchmarks.</w:t>
+        <w:t>Standardized acoustic parameter sets have long provided interpretable metrics for speech analysis. Eyben et al. (2016) defined the Geneva Minimalistic Acoustic Parameter Set (GeMAPS) and extended GeMAPS (eGeMAPS) [12], standardizing 88 acoustic descriptors across frequency, energy, and temporal domains. Chowdhury, Ramanna, and Kotecha (2025) [11] showed that integrating hand-crafted acoustic prosody with lightweight deep neural ensemble architectures improved interpretability and performance across multiple SER benchmarks.</w:t>
       </w:r>
     </w:p>
     <w:p>
       <w:pPr>
         <w:keepNext/>
-        <w:spacing w:before="180" w:after="60"/>
+        <w:spacing w:before="200" w:after="60"/>
         <w:jc w:val="left"/>
       </w:pPr>
       <w:r>
@@ -636,24 +641,23 @@
           <w:rFonts w:ascii="Times New Roman" w:hAnsi="Times New Roman"/>
           <w:b/>
           <w:color w:val="000000"/>
-          <w:sz w:val="20"/>
+          <w:sz w:val="21"/>
         </w:rPr>
         <w:t>2.4 Speaker Disjoint Protocols and Generalization</w:t>
       </w:r>
     </w:p>
     <w:p>
       <w:pPr>
-        <w:spacing w:line="276" w:lineRule="auto" w:before="0" w:after="70"/>
-        <w:ind w:firstLine="288"/>
+        <w:spacing w:line="276" w:lineRule="auto" w:before="0" w:after="100"/>
         <w:jc w:val="both"/>
       </w:pPr>
       <w:r>
         <w:rPr>
           <w:rFonts w:ascii="Times New Roman" w:hAnsi="Times New Roman"/>
           <w:color w:val="000000"/>
-          <w:sz w:val="20"/>
+          <w:sz w:val="19"/>
         </w:rPr>
-        <w:t>Goel, Hira, and Gupta (2024) [21] examined the challenge of unseen speaker generalization in SER, demonstrating that standard random train/test splits cause neural models to overfit speaker identity rather than true affective cues. Hashem, Arif, and Alghamdi (2023) [15] and Akçay and Oğuz (2020) [16] conducted systematic reviews detailing how cross-corpus evaluation protocols reveal severe performance degradation when models encounter novel recording environments. Wagner et al. (2018) [25] empirically evaluated hand-crafted features versus learned representations across paralinguistic tasks, finding that acoustic descriptors provide vital complementarity to deep representations, while Latif et al. (2023) [26] surveyed deep representation learning paradigms for disentangling speaker identity from affective prosody.</w:t>
+        <w:t>Goel, Hira, and Gupta (2024) [21] examined the challenge of unseen speaker generalization in SER, evaluating pretrained speech encoders (HuBERT, Wav2Vec 2.0, WavLM) under leave-speaker-out multilingual conditions and demonstrating that standard random train/test splits cause neural models to overfit speaker identity rather than true affective cues. Whereas Goel et al. focused on multi-task co-attention, the present investigation evaluates a unified multi-corpus English benchmark under canonicalized emotion mappings, analyzes layer-wise pooling weights, and quantifies both zero-shot cross-lingual transfer and native adaptation on Hindi speech. Hashem, Arif, and Alghamdi (2023) [15] and Akçay and Oğuz (2020) [16] conducted systematic reviews detailing how cross-corpus evaluation protocols reveal severe performance degradation when models encounter novel recording environments. Wagner et al. (2018) [25] empirically evaluated hand-crafted features versus learned representations across paralinguistic tasks, finding that acoustic descriptors provide vital complementarity to deep representations, while Latif et al. (2023) [26] surveyed deep representation learning paradigms for disentangling speaker identity from affective prosody.</w:t>
       </w:r>
     </w:p>
     <w:p>
@@ -667,24 +671,83 @@
           <w:rFonts w:ascii="Times New Roman" w:hAnsi="Times New Roman"/>
           <w:b/>
           <w:color w:val="000000"/>
-          <w:sz w:val="22"/>
+          <w:sz w:val="24"/>
         </w:rPr>
         <w:t>3. Dataset Ecosystem &amp; Partitioning Protocols</w:t>
       </w:r>
     </w:p>
     <w:p>
       <w:pPr>
-        <w:spacing w:line="276" w:lineRule="auto" w:before="0" w:after="70"/>
-        <w:ind w:firstLine="288"/>
+        <w:spacing w:line="276" w:lineRule="auto" w:before="0" w:after="100"/>
         <w:jc w:val="both"/>
       </w:pPr>
       <w:r>
         <w:rPr>
           <w:rFonts w:ascii="Times New Roman" w:hAnsi="Times New Roman"/>
           <w:color w:val="000000"/>
-          <w:sz w:val="20"/>
+          <w:sz w:val="19"/>
         </w:rPr>
-        <w:t>To ensure rigorous evaluation, five distinct corpora comprising 12,180 standardized audio files were curated, preprocessed, and partitioned: CREMA-D [17] (7,442 utterances, 91 actors), RAVDESS [18] (1,440 utterances, 24 actors), SAVEE [19] (480 utterances, 4 actors), TESS [20] (2,800 utterances, 2 actresses), and Hindi SER [1], [3] (862 utterances, 25 native speakers curated from Project Vaani, Indian TTS Emotion, and RapidOrc). Audio files were resampled to a standardized format: 16,000 Hz sampling rate, single-channel (mono), 16-bit PCM WAV, with Voice Activity Detection (VAD) silence trimming and amplitude normalization. Table 1 summarizes the dataset ecosystem.</w:t>
+        <w:t>To ensure rigorous evaluation, five distinct corpora comprising 12,180 standardized audio files were curated, preprocessed, and partitioned. Audio files were resampled to a standardized format: 16,000 Hz sampling rate, single-channel (mono), 16-bit PCM WAV, with Voice Activity Detection (VAD) silence trimming and amplitude normalization. Table 1 summarizes the dataset ecosystem.</w:t>
+      </w:r>
+    </w:p>
+    <w:p>
+      <w:pPr>
+        <w:keepNext/>
+        <w:spacing w:before="200" w:after="60"/>
+        <w:jc w:val="left"/>
+      </w:pPr>
+      <w:r>
+        <w:rPr>
+          <w:rFonts w:ascii="Times New Roman" w:hAnsi="Times New Roman"/>
+          <w:b/>
+          <w:color w:val="000000"/>
+          <w:sz w:val="21"/>
+        </w:rPr>
+        <w:t>3.1 Multi-Corpus English Canonical Standardization</w:t>
+      </w:r>
+    </w:p>
+    <w:p>
+      <w:pPr>
+        <w:spacing w:line="276" w:lineRule="auto" w:before="0" w:after="100"/>
+        <w:jc w:val="both"/>
+      </w:pPr>
+      <w:r>
+        <w:rPr>
+          <w:rFonts w:ascii="Times New Roman" w:hAnsi="Times New Roman"/>
+          <w:color w:val="000000"/>
+          <w:sz w:val="19"/>
+        </w:rPr>
+        <w:t>The English multi-corpus benchmark incorporates four established speech emotion repositories: CREMA-D [17] (7,442 utterances, 91 actors), RAVDESS [18] (1,440 utterances, 24 actors), SAVEE [19] (480 utterances, 4 actors), and TESS [20] (2,800 utterances, 2 actresses). Across these four datasets, raw clips total 12,162. To establish an aligned label space, emotions are mapped to a 6-class canonical ontology: neutral, happy, sad, angry, fear, and disgust. Non-shared emotions (such as calm and surprise in RAVDESS and SAVEE, totaling 844 clips) were excluded prior to model training, yielding a standardized multi-corpus pool of 11,318 audio clips from 121 speakers.</w:t>
+      </w:r>
+    </w:p>
+    <w:p>
+      <w:pPr>
+        <w:keepNext/>
+        <w:spacing w:before="200" w:after="60"/>
+        <w:jc w:val="left"/>
+      </w:pPr>
+      <w:r>
+        <w:rPr>
+          <w:rFonts w:ascii="Times New Roman" w:hAnsi="Times New Roman"/>
+          <w:b/>
+          <w:color w:val="000000"/>
+          <w:sz w:val="21"/>
+        </w:rPr>
+        <w:t>3.2 Indic Hindi Dataset Provenance &amp; Partitioning Protocol</w:t>
+      </w:r>
+    </w:p>
+    <w:p>
+      <w:pPr>
+        <w:spacing w:line="276" w:lineRule="auto" w:before="0" w:after="100"/>
+        <w:jc w:val="both"/>
+      </w:pPr>
+      <w:r>
+        <w:rPr>
+          <w:rFonts w:ascii="Times New Roman" w:hAnsi="Times New Roman"/>
+          <w:color w:val="000000"/>
+          <w:sz w:val="19"/>
+        </w:rPr>
+        <w:t>The Hindi evaluation utilizes 862 standardized speech utterances (1.80 hours total) curated from three open-access Indic speech repositories: (1) Project Vaani Indian Speech Corpus (ghostieee11/vaani-speech-corpus on HuggingFace, licensed under CC BY 4.0), (2) Indian TTS Emotion Corpus (sarthwa8/indian-tts-emotion-60min on HuggingFace, Open Access), and (3) RapidOrc Audio Emotion Detection Dataset (RapidOrc121/audio-emotion-detection-dataset on HuggingFace, Open Access) [1], [3]. The corpus spans 14 to 25 native Hindi speakers across five discrete emotion classes: neutral (363 clips), calm (160 clips), sad (158 clips), angry (105 clips), and happy (76 clips). The data was partitioned into strict, speaker-disjoint splits: 604 training clips (70.1%), 129 validation clips (15.0%), and 129 test clips (15.0%), guaranteeing zero speaker or recording overlap across partitions.</w:t>
       </w:r>
     </w:p>
     <w:p>
@@ -710,24 +773,24 @@
         <w:tblBorders>
           <w:top w:val="single" w:sz="12" w:space="0" w:color="000000"/>
           <w:bottom w:val="single" w:sz="12" w:space="0" w:color="000000"/>
-          <w:insideH w:val="single" w:sz="4" w:space="0" w:color="D1D5DB"/>
+          <w:insideH w:val="single" w:sz="4" w:space="0" w:color="000000"/>
           <w:left w:val="none"/>
           <w:right w:val="none"/>
           <w:insideV w:val="none"/>
         </w:tblBorders>
       </w:tblPr>
       <w:tblGrid>
-        <w:gridCol w:w="1560"/>
-        <w:gridCol w:w="1560"/>
-        <w:gridCol w:w="1560"/>
-        <w:gridCol w:w="1560"/>
-        <w:gridCol w:w="1560"/>
-        <w:gridCol w:w="1560"/>
+        <w:gridCol w:w="1680"/>
+        <w:gridCol w:w="1680"/>
+        <w:gridCol w:w="1680"/>
+        <w:gridCol w:w="1680"/>
+        <w:gridCol w:w="1680"/>
+        <w:gridCol w:w="1680"/>
       </w:tblGrid>
       <w:tr>
         <w:tc>
           <w:tcPr>
-            <w:tcW w:type="dxa" w:w="1560"/>
+            <w:tcW w:type="dxa" w:w="1680"/>
             <w:tcMar>
               <w:top w:w="60" w:type="dxa"/>
               <w:bottom w:w="60" w:type="dxa"/>
@@ -753,7 +816,7 @@
         </w:tc>
         <w:tc>
           <w:tcPr>
-            <w:tcW w:type="dxa" w:w="1560"/>
+            <w:tcW w:type="dxa" w:w="1680"/>
             <w:tcMar>
               <w:top w:w="60" w:type="dxa"/>
               <w:bottom w:w="60" w:type="dxa"/>
@@ -779,7 +842,7 @@
         </w:tc>
         <w:tc>
           <w:tcPr>
-            <w:tcW w:type="dxa" w:w="1560"/>
+            <w:tcW w:type="dxa" w:w="1680"/>
             <w:tcMar>
               <w:top w:w="60" w:type="dxa"/>
               <w:bottom w:w="60" w:type="dxa"/>
@@ -805,7 +868,7 @@
         </w:tc>
         <w:tc>
           <w:tcPr>
-            <w:tcW w:type="dxa" w:w="1560"/>
+            <w:tcW w:type="dxa" w:w="1680"/>
             <w:tcMar>
               <w:top w:w="60" w:type="dxa"/>
               <w:bottom w:w="60" w:type="dxa"/>
@@ -831,7 +894,7 @@
         </w:tc>
         <w:tc>
           <w:tcPr>
-            <w:tcW w:type="dxa" w:w="1560"/>
+            <w:tcW w:type="dxa" w:w="1680"/>
             <w:tcMar>
               <w:top w:w="60" w:type="dxa"/>
               <w:bottom w:w="60" w:type="dxa"/>
@@ -857,7 +920,7 @@
         </w:tc>
         <w:tc>
           <w:tcPr>
-            <w:tcW w:type="dxa" w:w="1560"/>
+            <w:tcW w:type="dxa" w:w="1680"/>
             <w:tcMar>
               <w:top w:w="60" w:type="dxa"/>
               <w:bottom w:w="60" w:type="dxa"/>
@@ -885,7 +948,7 @@
       <w:tr>
         <w:tc>
           <w:tcPr>
-            <w:tcW w:type="dxa" w:w="1560"/>
+            <w:tcW w:type="dxa" w:w="1680"/>
             <w:tcMar>
               <w:top w:w="60" w:type="dxa"/>
               <w:bottom w:w="60" w:type="dxa"/>
@@ -910,7 +973,7 @@
         </w:tc>
         <w:tc>
           <w:tcPr>
-            <w:tcW w:type="dxa" w:w="1560"/>
+            <w:tcW w:type="dxa" w:w="1680"/>
             <w:tcMar>
               <w:top w:w="60" w:type="dxa"/>
               <w:bottom w:w="60" w:type="dxa"/>
@@ -935,7 +998,7 @@
         </w:tc>
         <w:tc>
           <w:tcPr>
-            <w:tcW w:type="dxa" w:w="1560"/>
+            <w:tcW w:type="dxa" w:w="1680"/>
             <w:tcMar>
               <w:top w:w="60" w:type="dxa"/>
               <w:bottom w:w="60" w:type="dxa"/>
@@ -960,7 +1023,7 @@
         </w:tc>
         <w:tc>
           <w:tcPr>
-            <w:tcW w:type="dxa" w:w="1560"/>
+            <w:tcW w:type="dxa" w:w="1680"/>
             <w:tcMar>
               <w:top w:w="60" w:type="dxa"/>
               <w:bottom w:w="60" w:type="dxa"/>
@@ -985,7 +1048,7 @@
         </w:tc>
         <w:tc>
           <w:tcPr>
-            <w:tcW w:type="dxa" w:w="1560"/>
+            <w:tcW w:type="dxa" w:w="1680"/>
             <w:tcMar>
               <w:top w:w="60" w:type="dxa"/>
               <w:bottom w:w="60" w:type="dxa"/>
@@ -1010,7 +1073,7 @@
         </w:tc>
         <w:tc>
           <w:tcPr>
-            <w:tcW w:type="dxa" w:w="1560"/>
+            <w:tcW w:type="dxa" w:w="1680"/>
             <w:tcMar>
               <w:top w:w="60" w:type="dxa"/>
               <w:bottom w:w="60" w:type="dxa"/>
@@ -1029,7 +1092,7 @@
                 <w:color w:val="000000"/>
                 <w:sz w:val="17"/>
               </w:rPr>
-              <w:t>6 Classes</w:t>
+              <w:t>6 Canonical Classes</w:t>
             </w:r>
           </w:p>
         </w:tc>
@@ -1037,7 +1100,7 @@
       <w:tr>
         <w:tc>
           <w:tcPr>
-            <w:tcW w:type="dxa" w:w="1560"/>
+            <w:tcW w:type="dxa" w:w="1680"/>
             <w:tcMar>
               <w:top w:w="60" w:type="dxa"/>
               <w:bottom w:w="60" w:type="dxa"/>
@@ -1062,7 +1125,7 @@
         </w:tc>
         <w:tc>
           <w:tcPr>
-            <w:tcW w:type="dxa" w:w="1560"/>
+            <w:tcW w:type="dxa" w:w="1680"/>
             <w:tcMar>
               <w:top w:w="60" w:type="dxa"/>
               <w:bottom w:w="60" w:type="dxa"/>
@@ -1087,7 +1150,7 @@
         </w:tc>
         <w:tc>
           <w:tcPr>
-            <w:tcW w:type="dxa" w:w="1560"/>
+            <w:tcW w:type="dxa" w:w="1680"/>
             <w:tcMar>
               <w:top w:w="60" w:type="dxa"/>
               <w:bottom w:w="60" w:type="dxa"/>
@@ -1112,7 +1175,7 @@
         </w:tc>
         <w:tc>
           <w:tcPr>
-            <w:tcW w:type="dxa" w:w="1560"/>
+            <w:tcW w:type="dxa" w:w="1680"/>
             <w:tcMar>
               <w:top w:w="60" w:type="dxa"/>
               <w:bottom w:w="60" w:type="dxa"/>
@@ -1137,7 +1200,7 @@
         </w:tc>
         <w:tc>
           <w:tcPr>
-            <w:tcW w:type="dxa" w:w="1560"/>
+            <w:tcW w:type="dxa" w:w="1680"/>
             <w:tcMar>
               <w:top w:w="60" w:type="dxa"/>
               <w:bottom w:w="60" w:type="dxa"/>
@@ -1162,7 +1225,7 @@
         </w:tc>
         <w:tc>
           <w:tcPr>
-            <w:tcW w:type="dxa" w:w="1560"/>
+            <w:tcW w:type="dxa" w:w="1680"/>
             <w:tcMar>
               <w:top w:w="60" w:type="dxa"/>
               <w:bottom w:w="60" w:type="dxa"/>
@@ -1181,7 +1244,7 @@
                 <w:color w:val="000000"/>
                 <w:sz w:val="17"/>
               </w:rPr>
-              <w:t>8 Classes</w:t>
+              <w:t>8 Classes (6 Shared)</w:t>
             </w:r>
           </w:p>
         </w:tc>
@@ -1189,7 +1252,7 @@
       <w:tr>
         <w:tc>
           <w:tcPr>
-            <w:tcW w:type="dxa" w:w="1560"/>
+            <w:tcW w:type="dxa" w:w="1680"/>
             <w:tcMar>
               <w:top w:w="60" w:type="dxa"/>
               <w:bottom w:w="60" w:type="dxa"/>
@@ -1214,7 +1277,7 @@
         </w:tc>
         <w:tc>
           <w:tcPr>
-            <w:tcW w:type="dxa" w:w="1560"/>
+            <w:tcW w:type="dxa" w:w="1680"/>
             <w:tcMar>
               <w:top w:w="60" w:type="dxa"/>
               <w:bottom w:w="60" w:type="dxa"/>
@@ -1239,7 +1302,7 @@
         </w:tc>
         <w:tc>
           <w:tcPr>
-            <w:tcW w:type="dxa" w:w="1560"/>
+            <w:tcW w:type="dxa" w:w="1680"/>
             <w:tcMar>
               <w:top w:w="60" w:type="dxa"/>
               <w:bottom w:w="60" w:type="dxa"/>
@@ -1264,7 +1327,7 @@
         </w:tc>
         <w:tc>
           <w:tcPr>
-            <w:tcW w:type="dxa" w:w="1560"/>
+            <w:tcW w:type="dxa" w:w="1680"/>
             <w:tcMar>
               <w:top w:w="60" w:type="dxa"/>
               <w:bottom w:w="60" w:type="dxa"/>
@@ -1289,7 +1352,7 @@
         </w:tc>
         <w:tc>
           <w:tcPr>
-            <w:tcW w:type="dxa" w:w="1560"/>
+            <w:tcW w:type="dxa" w:w="1680"/>
             <w:tcMar>
               <w:top w:w="60" w:type="dxa"/>
               <w:bottom w:w="60" w:type="dxa"/>
@@ -1308,13 +1371,13 @@
                 <w:color w:val="000000"/>
                 <w:sz w:val="17"/>
               </w:rPr>
-              <w:t>Actor-Disjoint (1 Unseen)</w:t>
+              <w:t>Actor-Disjoint (Actor KL Unseen)</w:t>
             </w:r>
           </w:p>
         </w:tc>
         <w:tc>
           <w:tcPr>
-            <w:tcW w:type="dxa" w:w="1560"/>
+            <w:tcW w:type="dxa" w:w="1680"/>
             <w:tcMar>
               <w:top w:w="60" w:type="dxa"/>
               <w:bottom w:w="60" w:type="dxa"/>
@@ -1333,7 +1396,7 @@
                 <w:color w:val="000000"/>
                 <w:sz w:val="17"/>
               </w:rPr>
-              <w:t>7 Classes</w:t>
+              <w:t>7 Classes (6 Shared)</w:t>
             </w:r>
           </w:p>
         </w:tc>
@@ -1341,7 +1404,7 @@
       <w:tr>
         <w:tc>
           <w:tcPr>
-            <w:tcW w:type="dxa" w:w="1560"/>
+            <w:tcW w:type="dxa" w:w="1680"/>
             <w:tcMar>
               <w:top w:w="60" w:type="dxa"/>
               <w:bottom w:w="60" w:type="dxa"/>
@@ -1366,7 +1429,7 @@
         </w:tc>
         <w:tc>
           <w:tcPr>
-            <w:tcW w:type="dxa" w:w="1560"/>
+            <w:tcW w:type="dxa" w:w="1680"/>
             <w:tcMar>
               <w:top w:w="60" w:type="dxa"/>
               <w:bottom w:w="60" w:type="dxa"/>
@@ -1391,7 +1454,7 @@
         </w:tc>
         <w:tc>
           <w:tcPr>
-            <w:tcW w:type="dxa" w:w="1560"/>
+            <w:tcW w:type="dxa" w:w="1680"/>
             <w:tcMar>
               <w:top w:w="60" w:type="dxa"/>
               <w:bottom w:w="60" w:type="dxa"/>
@@ -1416,7 +1479,7 @@
         </w:tc>
         <w:tc>
           <w:tcPr>
-            <w:tcW w:type="dxa" w:w="1560"/>
+            <w:tcW w:type="dxa" w:w="1680"/>
             <w:tcMar>
               <w:top w:w="60" w:type="dxa"/>
               <w:bottom w:w="60" w:type="dxa"/>
@@ -1441,7 +1504,7 @@
         </w:tc>
         <w:tc>
           <w:tcPr>
-            <w:tcW w:type="dxa" w:w="1560"/>
+            <w:tcW w:type="dxa" w:w="1680"/>
             <w:tcMar>
               <w:top w:w="60" w:type="dxa"/>
               <w:bottom w:w="60" w:type="dxa"/>
@@ -1460,13 +1523,13 @@
                 <w:color w:val="000000"/>
                 <w:sz w:val="17"/>
               </w:rPr>
-              <w:t>Prompt-Disjoint (30 Words)</w:t>
+              <w:t>Prompt-Disjoint (30 Unseen Words)</w:t>
             </w:r>
           </w:p>
         </w:tc>
         <w:tc>
           <w:tcPr>
-            <w:tcW w:type="dxa" w:w="1560"/>
+            <w:tcW w:type="dxa" w:w="1680"/>
             <w:tcMar>
               <w:top w:w="60" w:type="dxa"/>
               <w:bottom w:w="60" w:type="dxa"/>
@@ -1485,7 +1548,7 @@
                 <w:color w:val="000000"/>
                 <w:sz w:val="17"/>
               </w:rPr>
-              <w:t>7 Classes</w:t>
+              <w:t>7 Classes (6 Shared)</w:t>
             </w:r>
           </w:p>
         </w:tc>
@@ -1493,7 +1556,7 @@
       <w:tr>
         <w:tc>
           <w:tcPr>
-            <w:tcW w:type="dxa" w:w="1560"/>
+            <w:tcW w:type="dxa" w:w="1680"/>
             <w:tcMar>
               <w:top w:w="60" w:type="dxa"/>
               <w:bottom w:w="60" w:type="dxa"/>
@@ -1518,7 +1581,7 @@
         </w:tc>
         <w:tc>
           <w:tcPr>
-            <w:tcW w:type="dxa" w:w="1560"/>
+            <w:tcW w:type="dxa" w:w="1680"/>
             <w:tcMar>
               <w:top w:w="60" w:type="dxa"/>
               <w:bottom w:w="60" w:type="dxa"/>
@@ -1543,7 +1606,7 @@
         </w:tc>
         <w:tc>
           <w:tcPr>
-            <w:tcW w:type="dxa" w:w="1560"/>
+            <w:tcW w:type="dxa" w:w="1680"/>
             <w:tcMar>
               <w:top w:w="60" w:type="dxa"/>
               <w:bottom w:w="60" w:type="dxa"/>
@@ -1568,7 +1631,7 @@
         </w:tc>
         <w:tc>
           <w:tcPr>
-            <w:tcW w:type="dxa" w:w="1560"/>
+            <w:tcW w:type="dxa" w:w="1680"/>
             <w:tcMar>
               <w:top w:w="60" w:type="dxa"/>
               <w:bottom w:w="60" w:type="dxa"/>
@@ -1593,7 +1656,7 @@
         </w:tc>
         <w:tc>
           <w:tcPr>
-            <w:tcW w:type="dxa" w:w="1560"/>
+            <w:tcW w:type="dxa" w:w="1680"/>
             <w:tcMar>
               <w:top w:w="60" w:type="dxa"/>
               <w:bottom w:w="60" w:type="dxa"/>
@@ -1612,13 +1675,13 @@
                 <w:color w:val="000000"/>
                 <w:sz w:val="17"/>
               </w:rPr>
-              <w:t>Disjoint Split</w:t>
+              <w:t>Speaker-Disjoint (604/129/129)</w:t>
             </w:r>
           </w:p>
         </w:tc>
         <w:tc>
           <w:tcPr>
-            <w:tcW w:type="dxa" w:w="1560"/>
+            <w:tcW w:type="dxa" w:w="1680"/>
             <w:tcMar>
               <w:top w:w="60" w:type="dxa"/>
               <w:bottom w:w="60" w:type="dxa"/>
@@ -1637,7 +1700,7 @@
                 <w:color w:val="000000"/>
                 <w:sz w:val="17"/>
               </w:rPr>
-              <w:t>5 Classes</w:t>
+              <w:t>5 Discrete Classes</w:t>
             </w:r>
           </w:p>
         </w:tc>
@@ -1645,7 +1708,7 @@
       <w:tr>
         <w:tc>
           <w:tcPr>
-            <w:tcW w:type="dxa" w:w="1560"/>
+            <w:tcW w:type="dxa" w:w="1680"/>
             <w:tcMar>
               <w:top w:w="60" w:type="dxa"/>
               <w:bottom w:w="60" w:type="dxa"/>
@@ -1665,13 +1728,13 @@
                 <w:color w:val="000000"/>
                 <w:sz w:val="17"/>
               </w:rPr>
-              <w:t>Total</w:t>
+              <w:t>Total Evaluated</w:t>
             </w:r>
           </w:p>
         </w:tc>
         <w:tc>
           <w:tcPr>
-            <w:tcW w:type="dxa" w:w="1560"/>
+            <w:tcW w:type="dxa" w:w="1680"/>
             <w:tcMar>
               <w:top w:w="60" w:type="dxa"/>
               <w:bottom w:w="60" w:type="dxa"/>
@@ -1697,7 +1760,7 @@
         </w:tc>
         <w:tc>
           <w:tcPr>
-            <w:tcW w:type="dxa" w:w="1560"/>
+            <w:tcW w:type="dxa" w:w="1680"/>
             <w:tcMar>
               <w:top w:w="60" w:type="dxa"/>
               <w:bottom w:w="60" w:type="dxa"/>
@@ -1723,7 +1786,7 @@
         </w:tc>
         <w:tc>
           <w:tcPr>
-            <w:tcW w:type="dxa" w:w="1560"/>
+            <w:tcW w:type="dxa" w:w="1680"/>
             <w:tcMar>
               <w:top w:w="60" w:type="dxa"/>
               <w:bottom w:w="60" w:type="dxa"/>
@@ -1749,7 +1812,7 @@
         </w:tc>
         <w:tc>
           <w:tcPr>
-            <w:tcW w:type="dxa" w:w="1560"/>
+            <w:tcW w:type="dxa" w:w="1680"/>
             <w:tcMar>
               <w:top w:w="60" w:type="dxa"/>
               <w:bottom w:w="60" w:type="dxa"/>
@@ -1775,7 +1838,7 @@
         </w:tc>
         <w:tc>
           <w:tcPr>
-            <w:tcW w:type="dxa" w:w="1560"/>
+            <w:tcW w:type="dxa" w:w="1680"/>
             <w:tcMar>
               <w:top w:w="60" w:type="dxa"/>
               <w:bottom w:w="60" w:type="dxa"/>
@@ -1795,7 +1858,7 @@
                 <w:color w:val="000000"/>
                 <w:sz w:val="17"/>
               </w:rPr>
-              <w:t>Canonical Maps</w:t>
+              <w:t>Unified Ontology</w:t>
             </w:r>
           </w:p>
         </w:tc>
@@ -1813,7 +1876,7 @@
           <w:color w:val="000000"/>
           <w:sz w:val="16"/>
         </w:rPr>
-        <w:t>*Note: Across the four English source corpora, raw clips total 12,162 (CREMA-D: 7,442; RAVDESS: 1,440; SAVEE: 480; TESS: 2,800). After standardizing onto the 6 shared canonical classes (neutral, happy, sad, angry, fear, disgust) and excluding non-shared classes (such as calm and surprise, totaling 844 clips), the English multi-corpus pool contains 11,318 audio clips. Combined with the 862 native Hindi clips (5 classes), the entire evaluation framework encompasses 12,180 standardized audio clips.</w:t>
+        <w:t>*Note: Across the four English source corpora, raw clips total 12,162 (CREMA-D: 7,442; RAVDESS: 1,440; SAVEE: 480; TESS: 2,800). Standardizing onto the 6 shared canonical classes (neutral, happy, sad, angry, fear, disgust) excludes 844 non-shared clips (calm and surprise), yielding 11,318 English clips. Combined with the 862 native Hindi clips (5 classes), the complete evaluation encompasses 12,180 audio clips.</w:t>
       </w:r>
     </w:p>
     <w:p>
@@ -1827,22 +1890,21 @@
           <w:rFonts w:ascii="Times New Roman" w:hAnsi="Times New Roman"/>
           <w:b/>
           <w:color w:val="000000"/>
-          <w:sz w:val="22"/>
+          <w:sz w:val="24"/>
         </w:rPr>
         <w:t>4. Methodology &amp; Model Architecture</w:t>
       </w:r>
     </w:p>
     <w:p>
       <w:pPr>
-        <w:spacing w:line="276" w:lineRule="auto" w:before="0" w:after="70"/>
-        <w:ind w:firstLine="288"/>
+        <w:spacing w:line="276" w:lineRule="auto" w:before="0" w:after="100"/>
         <w:jc w:val="both"/>
       </w:pPr>
       <w:r>
         <w:rPr>
           <w:rFonts w:ascii="Times New Roman" w:hAnsi="Times New Roman"/>
           <w:color w:val="000000"/>
-          <w:sz w:val="20"/>
+          <w:sz w:val="19"/>
         </w:rPr>
         <w:t>The system architecture features a dual-branch processing pipeline: (1) a Neural Acoustic Classifier Branch processing audio through pre-trained self-supervised transformer backbones with learnable weighted layer pooling or CNN-BiLSTM networks, and (2) an Audio Behaviour Analysis Engine extracting continuous prosodic and temporal dynamics (F0 intonation, syllabic tempo, pause frequency, and RMS loudness).</w:t>
       </w:r>
@@ -1906,7 +1968,7 @@
     <w:p>
       <w:pPr>
         <w:keepNext/>
-        <w:spacing w:before="180" w:after="60"/>
+        <w:spacing w:before="200" w:after="60"/>
         <w:jc w:val="left"/>
       </w:pPr>
       <w:r>
@@ -1914,24 +1976,23 @@
           <w:rFonts w:ascii="Times New Roman" w:hAnsi="Times New Roman"/>
           <w:b/>
           <w:color w:val="000000"/>
-          <w:sz w:val="20"/>
+          <w:sz w:val="21"/>
         </w:rPr>
-        <w:t>4.1 Learnable Weighted Layer Pooling</w:t>
+        <w:t>4.1 Learnable Weighted Layer Pooling &amp; Linear Probing</w:t>
       </w:r>
     </w:p>
     <w:p>
       <w:pPr>
-        <w:spacing w:line="276" w:lineRule="auto" w:before="0" w:after="70"/>
-        <w:ind w:firstLine="288"/>
+        <w:spacing w:line="276" w:lineRule="auto" w:before="0" w:after="100"/>
         <w:jc w:val="both"/>
       </w:pPr>
       <w:r>
         <w:rPr>
           <w:rFonts w:ascii="Times New Roman" w:hAnsi="Times New Roman"/>
           <w:color w:val="000000"/>
-          <w:sz w:val="20"/>
+          <w:sz w:val="19"/>
         </w:rPr>
-        <w:t>Following the weighted layer pooling formulation established by the SUPERB benchmark (Yang et al., 2021) [2] and Pepino et al. (2021) [27], we adopt a learnable layer-wise weighted sum across all L = 12 transformer encoder representations h_t^(l) in R^D (l in {1, ..., L}):</w:t>
+        <w:t>Inspired by the lightweight probing methodology used in the SUPERB benchmark (Yang et al., 2021) [2] and Pepino et al. (2021) [27], we adopt a learnable layer-wise weighted sum across all L = 12 transformer encoder representations. In accordance with standard HuggingFace transformer interfaces, outputs.hidden_states returns 13 tensors (Layer 0 feature projection followed by 12 transformer encoder blocks). The pooling module explicitly selects the last 12 tensors (hidden_states[-12:]), pooling the outputs of transformer encoder blocks 1 through 12 (l in {1, ..., 12}) and cleanly excluding the initial CNN feature projection:</w:t>
       </w:r>
     </w:p>
     <w:tbl>
@@ -1942,25 +2003,32 @@
         <w:tblLook w:firstColumn="1" w:firstRow="1" w:lastColumn="0" w:lastRow="0" w:noHBand="0" w:noVBand="1" w:val="04A0"/>
         <w:tblBorders>
           <w:top w:val="none"/>
+          <w:left w:val="none"/>
           <w:bottom w:val="none"/>
+          <w:right w:val="none"/>
           <w:insideH w:val="none"/>
-          <w:left w:val="none"/>
-          <w:right w:val="none"/>
           <w:insideV w:val="none"/>
         </w:tblBorders>
       </w:tblPr>
       <w:tblGrid>
-        <w:gridCol w:w="8208"/>
-        <w:gridCol w:w="1152"/>
+        <w:gridCol w:w="5040"/>
+        <w:gridCol w:w="5040"/>
       </w:tblGrid>
       <w:tr>
         <w:tc>
           <w:tcPr>
-            <w:tcW w:type="dxa" w:w="4680"/>
+            <w:tcW w:type="dxa" w:w="8352"/>
+            <w:vAlign w:val="center"/>
+            <w:tcMar>
+              <w:top w:w="40" w:type="dxa"/>
+              <w:bottom w:w="40" w:type="dxa"/>
+              <w:left w:w="0" w:type="dxa"/>
+              <w:right w:w="0" w:type="dxa"/>
+            </w:tcMar>
           </w:tcPr>
           <w:p>
             <w:pPr>
-              <w:spacing w:before="60" w:after="60"/>
+              <w:spacing w:before="0" w:after="0"/>
               <w:jc w:val="center"/>
             </w:pPr>
             <m:oMathPara>
@@ -2117,11 +2185,18 @@
         </w:tc>
         <w:tc>
           <w:tcPr>
-            <w:tcW w:type="dxa" w:w="4680"/>
+            <w:tcW w:type="dxa" w:w="1008"/>
+            <w:vAlign w:val="center"/>
+            <w:tcMar>
+              <w:top w:w="40" w:type="dxa"/>
+              <w:bottom w:w="40" w:type="dxa"/>
+              <w:left w:w="0" w:type="dxa"/>
+              <w:right w:w="0" w:type="dxa"/>
+            </w:tcMar>
           </w:tcPr>
           <w:p>
             <w:pPr>
-              <w:spacing w:before="60" w:after="60"/>
+              <w:spacing w:before="0" w:after="0"/>
               <w:jc w:val="right"/>
             </w:pPr>
             <w:r>
@@ -2143,15 +2218,14 @@
     </w:p>
     <w:p>
       <w:pPr>
-        <w:spacing w:line="276" w:lineRule="auto" w:before="0" w:after="70"/>
-        <w:ind w:firstLine="288"/>
+        <w:spacing w:line="276" w:lineRule="auto" w:before="0" w:after="100"/>
         <w:jc w:val="both"/>
       </w:pPr>
       <w:r>
         <w:rPr>
           <w:rFonts w:ascii="Times New Roman" w:hAnsi="Times New Roman"/>
           <w:color w:val="000000"/>
-          <w:sz w:val="20"/>
+          <w:sz w:val="19"/>
         </w:rPr>
         <w:t>Here, w in R^L is a learnable parameter vector initialized uniformly (w_l = 0), and alpha in R^L represents the normalized layer weighting. After computing the layer-weighted sequence e_t, masked temporal mean pooling is applied over valid audio frames:</w:t>
       </w:r>
@@ -2164,25 +2238,32 @@
         <w:tblLook w:firstColumn="1" w:firstRow="1" w:lastColumn="0" w:lastRow="0" w:noHBand="0" w:noVBand="1" w:val="04A0"/>
         <w:tblBorders>
           <w:top w:val="none"/>
+          <w:left w:val="none"/>
           <w:bottom w:val="none"/>
+          <w:right w:val="none"/>
           <w:insideH w:val="none"/>
-          <w:left w:val="none"/>
-          <w:right w:val="none"/>
           <w:insideV w:val="none"/>
         </w:tblBorders>
       </w:tblPr>
       <w:tblGrid>
-        <w:gridCol w:w="8208"/>
-        <w:gridCol w:w="1152"/>
+        <w:gridCol w:w="5040"/>
+        <w:gridCol w:w="5040"/>
       </w:tblGrid>
       <w:tr>
         <w:tc>
           <w:tcPr>
-            <w:tcW w:type="dxa" w:w="4680"/>
+            <w:tcW w:type="dxa" w:w="8352"/>
+            <w:vAlign w:val="center"/>
+            <w:tcMar>
+              <w:top w:w="40" w:type="dxa"/>
+              <w:bottom w:w="40" w:type="dxa"/>
+              <w:left w:w="0" w:type="dxa"/>
+              <w:right w:w="0" w:type="dxa"/>
+            </w:tcMar>
           </w:tcPr>
           <w:p>
             <w:pPr>
-              <w:spacing w:before="60" w:after="60"/>
+              <w:spacing w:before="0" w:after="0"/>
               <w:jc w:val="center"/>
             </w:pPr>
             <m:oMathPara>
@@ -2301,11 +2382,18 @@
         </w:tc>
         <w:tc>
           <w:tcPr>
-            <w:tcW w:type="dxa" w:w="4680"/>
+            <w:tcW w:type="dxa" w:w="1008"/>
+            <w:vAlign w:val="center"/>
+            <w:tcMar>
+              <w:top w:w="40" w:type="dxa"/>
+              <w:bottom w:w="40" w:type="dxa"/>
+              <w:left w:w="0" w:type="dxa"/>
+              <w:right w:w="0" w:type="dxa"/>
+            </w:tcMar>
           </w:tcPr>
           <w:p>
             <w:pPr>
-              <w:spacing w:before="60" w:after="60"/>
+              <w:spacing w:before="0" w:after="0"/>
               <w:jc w:val="right"/>
             </w:pPr>
             <w:r>
@@ -2327,15 +2415,14 @@
     </w:p>
     <w:p>
       <w:pPr>
-        <w:spacing w:line="276" w:lineRule="auto" w:before="0" w:after="70"/>
-        <w:ind w:firstLine="288"/>
+        <w:spacing w:line="276" w:lineRule="auto" w:before="0" w:after="100"/>
         <w:jc w:val="both"/>
       </w:pPr>
       <w:r>
         <w:rPr>
           <w:rFonts w:ascii="Times New Roman" w:hAnsi="Times New Roman"/>
           <w:color w:val="000000"/>
-          <w:sz w:val="20"/>
+          <w:sz w:val="19"/>
         </w:rPr>
         <w:t>where m_t in {0, 1} denotes the attention mask indicating valid audio frames. The resulting pooled representation z in R^D (D = 768) is projected through a linear classification probe:</w:t>
       </w:r>
@@ -2348,25 +2435,32 @@
         <w:tblLook w:firstColumn="1" w:firstRow="1" w:lastColumn="0" w:lastRow="0" w:noHBand="0" w:noVBand="1" w:val="04A0"/>
         <w:tblBorders>
           <w:top w:val="none"/>
+          <w:left w:val="none"/>
           <w:bottom w:val="none"/>
+          <w:right w:val="none"/>
           <w:insideH w:val="none"/>
-          <w:left w:val="none"/>
-          <w:right w:val="none"/>
           <w:insideV w:val="none"/>
         </w:tblBorders>
       </w:tblPr>
       <w:tblGrid>
-        <w:gridCol w:w="8208"/>
-        <w:gridCol w:w="1152"/>
+        <w:gridCol w:w="5040"/>
+        <w:gridCol w:w="5040"/>
       </w:tblGrid>
       <w:tr>
         <w:tc>
           <w:tcPr>
-            <w:tcW w:type="dxa" w:w="4680"/>
+            <w:tcW w:type="dxa" w:w="8352"/>
+            <w:vAlign w:val="center"/>
+            <w:tcMar>
+              <w:top w:w="40" w:type="dxa"/>
+              <w:bottom w:w="40" w:type="dxa"/>
+              <w:left w:w="0" w:type="dxa"/>
+              <w:right w:w="0" w:type="dxa"/>
+            </w:tcMar>
           </w:tcPr>
           <w:p>
             <w:pPr>
-              <w:spacing w:before="60" w:after="60"/>
+              <w:spacing w:before="0" w:after="0"/>
               <w:jc w:val="center"/>
             </w:pPr>
             <m:oMathPara>
@@ -2440,11 +2534,18 @@
         </w:tc>
         <w:tc>
           <w:tcPr>
-            <w:tcW w:type="dxa" w:w="4680"/>
+            <w:tcW w:type="dxa" w:w="1008"/>
+            <w:vAlign w:val="center"/>
+            <w:tcMar>
+              <w:top w:w="40" w:type="dxa"/>
+              <w:bottom w:w="40" w:type="dxa"/>
+              <w:left w:w="0" w:type="dxa"/>
+              <w:right w:w="0" w:type="dxa"/>
+            </w:tcMar>
           </w:tcPr>
           <w:p>
             <w:pPr>
-              <w:spacing w:before="60" w:after="60"/>
+              <w:spacing w:before="0" w:after="0"/>
               <w:jc w:val="right"/>
             </w:pPr>
             <w:r>
@@ -2466,23 +2567,22 @@
     </w:p>
     <w:p>
       <w:pPr>
-        <w:spacing w:line="276" w:lineRule="auto" w:before="0" w:after="70"/>
-        <w:ind w:firstLine="288"/>
+        <w:spacing w:line="276" w:lineRule="auto" w:before="0" w:after="100"/>
         <w:jc w:val="both"/>
       </w:pPr>
       <w:r>
         <w:rPr>
           <w:rFonts w:ascii="Times New Roman" w:hAnsi="Times New Roman"/>
           <w:color w:val="000000"/>
-          <w:sz w:val="20"/>
+          <w:sz w:val="19"/>
         </w:rPr>
-        <w:t>where W_c in R^(C x D) and b_c in R^C (with C = 6 emotion classes). With the backbone frozen, the total trainable parameters comprise only the 12 layer scalar weights and the linear probe: 12 + 768 x 6 + 6 = 4,626 parameters (representing ~0.005% of the total network capacity).</w:t>
+        <w:t>where W_c in R^(C x D) and b_c in R^C (with C = 6 canonical emotion classes). Crucially, the 94.7M parameter transformer backbone remains strictly frozen and receives zero gradient updates during training. Gradients flow exclusively through the 12 scalar layer pooling weights and the linear classification probe: 12 + (768 x 6) + 6 = 4,626 trainable parameters, representing approximately 0.005% of the total network capacity.</w:t>
       </w:r>
     </w:p>
     <w:p>
       <w:pPr>
         <w:keepNext/>
-        <w:spacing w:before="180" w:after="60"/>
+        <w:spacing w:before="200" w:after="60"/>
         <w:jc w:val="left"/>
       </w:pPr>
       <w:r>
@@ -2490,24 +2590,53 @@
           <w:rFonts w:ascii="Times New Roman" w:hAnsi="Times New Roman"/>
           <w:b/>
           <w:color w:val="000000"/>
-          <w:sz w:val="20"/>
+          <w:sz w:val="21"/>
         </w:rPr>
-        <w:t>4.2 Audio Behaviour Engine Telemetry</w:t>
+        <w:t>4.2 Supervised CNN-BiLSTM Hindi Specialist Architecture</w:t>
       </w:r>
     </w:p>
     <w:p>
       <w:pPr>
-        <w:spacing w:line="276" w:lineRule="auto" w:before="0" w:after="70"/>
-        <w:ind w:firstLine="288"/>
+        <w:spacing w:line="276" w:lineRule="auto" w:before="0" w:after="100"/>
         <w:jc w:val="both"/>
       </w:pPr>
       <w:r>
         <w:rPr>
           <w:rFonts w:ascii="Times New Roman" w:hAnsi="Times New Roman"/>
           <w:color w:val="000000"/>
-          <w:sz w:val="20"/>
+          <w:sz w:val="19"/>
         </w:rPr>
-        <w:t>The Behaviour Engine calculates four primary continuous acoustic descriptors: (1) Syllabic Speaking Speed (R_speech = N_syl / T_active in syllables/second), (2) Pause Frequency and Silence Ratio (P_ratio = T_silence / T_total * 100%), (3) Vocal Energy Dynamics (RMS_dB = 20 * log10(RMS_t + eps)), and (4) Fundamental Frequency Intonation (F0) computed via the probabilistic YIN (pYIN) algorithm [29].</w:t>
+        <w:t>For supervised adaptation to Hindi speech, we deploy a specialized lightweight CNN-BiLSTM network operating on 40-dimensional Mel-Frequency Cepstral Coefficients (MFCCs) extracted with a 25 ms analysis window and 10 ms hop size. The network architecture comprises: (1) a 3-layer 1D Convolutional frontend (Conv1D-64, Conv1D-128, and Conv1D-256 with kernel size 3, padding 1, ReLU activations, and BatchNorm1d) to extract local spectro-temporal features; (2) a 2-layer Bidirectional LSTM (hidden size 128 per direction, yielding 256 output dimensions, with recurrent dropout p = 0.3) to capture bidirectional contextual prosody; (3) a masked temporal mean pooling layer across speech frames; and (4) a linear classification probe with Dropout(0.3) projecting onto the 5 Hindi emotion classes. The model contains 924,485 parameters, all of which are trained end-to-end directly on the Hindi training partition.</w:t>
+      </w:r>
+    </w:p>
+    <w:p>
+      <w:pPr>
+        <w:keepNext/>
+        <w:spacing w:before="200" w:after="60"/>
+        <w:jc w:val="left"/>
+      </w:pPr>
+      <w:r>
+        <w:rPr>
+          <w:rFonts w:ascii="Times New Roman" w:hAnsi="Times New Roman"/>
+          <w:b/>
+          <w:color w:val="000000"/>
+          <w:sz w:val="21"/>
+        </w:rPr>
+        <w:t>4.3 Audio Behaviour Engine Telemetry</w:t>
+      </w:r>
+    </w:p>
+    <w:p>
+      <w:pPr>
+        <w:spacing w:line="276" w:lineRule="auto" w:before="0" w:after="100"/>
+        <w:jc w:val="both"/>
+      </w:pPr>
+      <w:r>
+        <w:rPr>
+          <w:rFonts w:ascii="Times New Roman" w:hAnsi="Times New Roman"/>
+          <w:color w:val="000000"/>
+          <w:sz w:val="19"/>
+        </w:rPr>
+        <w:t>The Behaviour Engine calculates four continuous acoustic descriptors: (1) Syllabic Speaking Speed (R_speech = N_syl / T_active in syllables/second), (2) Pause Frequency and Silence Ratio (P_ratio = T_silence / T_total * 100%), (3) Vocal Energy Dynamics (RMS_dB = 20 * log10(RMS_t + eps)), and (4) Fundamental Frequency Intonation (F0) computed via the probabilistic YIN (pYIN) algorithm [29].</w:t>
       </w:r>
     </w:p>
     <w:tbl>
@@ -2518,25 +2647,32 @@
         <w:tblLook w:firstColumn="1" w:firstRow="1" w:lastColumn="0" w:lastRow="0" w:noHBand="0" w:noVBand="1" w:val="04A0"/>
         <w:tblBorders>
           <w:top w:val="none"/>
+          <w:left w:val="none"/>
           <w:bottom w:val="none"/>
+          <w:right w:val="none"/>
           <w:insideH w:val="none"/>
-          <w:left w:val="none"/>
-          <w:right w:val="none"/>
           <w:insideV w:val="none"/>
         </w:tblBorders>
       </w:tblPr>
       <w:tblGrid>
-        <w:gridCol w:w="8208"/>
-        <w:gridCol w:w="1152"/>
+        <w:gridCol w:w="5040"/>
+        <w:gridCol w:w="5040"/>
       </w:tblGrid>
       <w:tr>
         <w:tc>
           <w:tcPr>
-            <w:tcW w:type="dxa" w:w="4680"/>
+            <w:tcW w:type="dxa" w:w="8352"/>
+            <w:vAlign w:val="center"/>
+            <w:tcMar>
+              <w:top w:w="40" w:type="dxa"/>
+              <w:bottom w:w="40" w:type="dxa"/>
+              <w:left w:w="0" w:type="dxa"/>
+              <w:right w:w="0" w:type="dxa"/>
+            </w:tcMar>
           </w:tcPr>
           <w:p>
             <w:pPr>
-              <w:spacing w:before="60" w:after="60"/>
+              <w:spacing w:before="0" w:after="0"/>
               <w:jc w:val="center"/>
             </w:pPr>
             <m:oMathPara>
@@ -2643,11 +2779,18 @@
         </w:tc>
         <w:tc>
           <w:tcPr>
-            <w:tcW w:type="dxa" w:w="4680"/>
+            <w:tcW w:type="dxa" w:w="1008"/>
+            <w:vAlign w:val="center"/>
+            <w:tcMar>
+              <w:top w:w="40" w:type="dxa"/>
+              <w:bottom w:w="40" w:type="dxa"/>
+              <w:left w:w="0" w:type="dxa"/>
+              <w:right w:w="0" w:type="dxa"/>
+            </w:tcMar>
           </w:tcPr>
           <w:p>
             <w:pPr>
-              <w:spacing w:before="60" w:after="60"/>
+              <w:spacing w:before="0" w:after="0"/>
               <w:jc w:val="right"/>
             </w:pPr>
             <w:r>
@@ -2675,25 +2818,32 @@
         <w:tblLook w:firstColumn="1" w:firstRow="1" w:lastColumn="0" w:lastRow="0" w:noHBand="0" w:noVBand="1" w:val="04A0"/>
         <w:tblBorders>
           <w:top w:val="none"/>
+          <w:left w:val="none"/>
           <w:bottom w:val="none"/>
+          <w:right w:val="none"/>
           <w:insideH w:val="none"/>
-          <w:left w:val="none"/>
-          <w:right w:val="none"/>
           <w:insideV w:val="none"/>
         </w:tblBorders>
       </w:tblPr>
       <w:tblGrid>
-        <w:gridCol w:w="8208"/>
-        <w:gridCol w:w="1152"/>
+        <w:gridCol w:w="5040"/>
+        <w:gridCol w:w="5040"/>
       </w:tblGrid>
       <w:tr>
         <w:tc>
           <w:tcPr>
-            <w:tcW w:type="dxa" w:w="4680"/>
+            <w:tcW w:type="dxa" w:w="8352"/>
+            <w:vAlign w:val="center"/>
+            <w:tcMar>
+              <w:top w:w="40" w:type="dxa"/>
+              <w:bottom w:w="40" w:type="dxa"/>
+              <w:left w:w="0" w:type="dxa"/>
+              <w:right w:w="0" w:type="dxa"/>
+            </w:tcMar>
           </w:tcPr>
           <w:p>
             <w:pPr>
-              <w:spacing w:before="60" w:after="60"/>
+              <w:spacing w:before="0" w:after="0"/>
               <w:jc w:val="center"/>
             </w:pPr>
             <m:oMathPara>
@@ -2881,11 +3031,18 @@
         </w:tc>
         <w:tc>
           <w:tcPr>
-            <w:tcW w:type="dxa" w:w="4680"/>
+            <w:tcW w:type="dxa" w:w="1008"/>
+            <w:vAlign w:val="center"/>
+            <w:tcMar>
+              <w:top w:w="40" w:type="dxa"/>
+              <w:bottom w:w="40" w:type="dxa"/>
+              <w:left w:w="0" w:type="dxa"/>
+              <w:right w:w="0" w:type="dxa"/>
+            </w:tcMar>
           </w:tcPr>
           <w:p>
             <w:pPr>
-              <w:spacing w:before="60" w:after="60"/>
+              <w:spacing w:before="0" w:after="0"/>
               <w:jc w:val="right"/>
             </w:pPr>
             <w:r>
@@ -2916,24 +3073,23 @@
           <w:rFonts w:ascii="Times New Roman" w:hAnsi="Times New Roman"/>
           <w:b/>
           <w:color w:val="000000"/>
-          <w:sz w:val="22"/>
+          <w:sz w:val="24"/>
         </w:rPr>
         <w:t>5. Experimental Setup &amp; Evaluation Metrics</w:t>
       </w:r>
     </w:p>
     <w:p>
       <w:pPr>
-        <w:spacing w:line="276" w:lineRule="auto" w:before="0" w:after="70"/>
-        <w:ind w:firstLine="288"/>
+        <w:spacing w:line="276" w:lineRule="auto" w:before="0" w:after="100"/>
         <w:jc w:val="both"/>
       </w:pPr>
       <w:r>
         <w:rPr>
           <w:rFonts w:ascii="Times New Roman" w:hAnsi="Times New Roman"/>
           <w:color w:val="000000"/>
-          <w:sz w:val="20"/>
+          <w:sz w:val="19"/>
         </w:rPr>
-        <w:t>Models were trained using the AdamW optimizer with Cosine Annealing learning rate schedules. Transformer backbones utilized a base learning rate of 1e-5 (frozen feature extractor) and head rate of 1e-3. The CNN-BiLSTM was optimized at 5e-4 with ReduceLROnPlateau. Class-weighted cross-entropy loss was applied to mitigate class imbalances:</w:t>
+        <w:t>All experiments were conducted using PyTorch 2.x with Metal Performance Shaders (MPS) hardware acceleration on Apple Silicon. Models were trained using the AdamW optimizer with Cosine Annealing learning rate schedules. For the Universal HuBERT probe, the backbone remained strictly frozen, with the linear classification head and layer weights optimized at a learning rate of 1e-3. The CNN-BiLSTM was optimized at 5e-4 with ReduceLROnPlateau. Class-weighted cross-entropy loss was applied to mitigate class imbalances:</w:t>
       </w:r>
     </w:p>
     <w:tbl>
@@ -2944,25 +3100,32 @@
         <w:tblLook w:firstColumn="1" w:firstRow="1" w:lastColumn="0" w:lastRow="0" w:noHBand="0" w:noVBand="1" w:val="04A0"/>
         <w:tblBorders>
           <w:top w:val="none"/>
+          <w:left w:val="none"/>
           <w:bottom w:val="none"/>
+          <w:right w:val="none"/>
           <w:insideH w:val="none"/>
-          <w:left w:val="none"/>
-          <w:right w:val="none"/>
           <w:insideV w:val="none"/>
         </w:tblBorders>
       </w:tblPr>
       <w:tblGrid>
-        <w:gridCol w:w="8208"/>
-        <w:gridCol w:w="1152"/>
+        <w:gridCol w:w="5040"/>
+        <w:gridCol w:w="5040"/>
       </w:tblGrid>
       <w:tr>
         <w:tc>
           <w:tcPr>
-            <w:tcW w:type="dxa" w:w="4680"/>
+            <w:tcW w:type="dxa" w:w="8352"/>
+            <w:vAlign w:val="center"/>
+            <w:tcMar>
+              <w:top w:w="40" w:type="dxa"/>
+              <w:bottom w:w="40" w:type="dxa"/>
+              <w:left w:w="0" w:type="dxa"/>
+              <w:right w:w="0" w:type="dxa"/>
+            </w:tcMar>
           </w:tcPr>
           <w:p>
             <w:pPr>
-              <w:spacing w:before="60" w:after="60"/>
+              <w:spacing w:before="0" w:after="0"/>
               <w:jc w:val="center"/>
             </w:pPr>
             <m:oMathPara>
@@ -3103,11 +3266,18 @@
         </w:tc>
         <w:tc>
           <w:tcPr>
-            <w:tcW w:type="dxa" w:w="4680"/>
+            <w:tcW w:type="dxa" w:w="1008"/>
+            <w:vAlign w:val="center"/>
+            <w:tcMar>
+              <w:top w:w="40" w:type="dxa"/>
+              <w:bottom w:w="40" w:type="dxa"/>
+              <w:left w:w="0" w:type="dxa"/>
+              <w:right w:w="0" w:type="dxa"/>
+            </w:tcMar>
           </w:tcPr>
           <w:p>
             <w:pPr>
-              <w:spacing w:before="60" w:after="60"/>
+              <w:spacing w:before="0" w:after="0"/>
               <w:jc w:val="right"/>
             </w:pPr>
             <w:r>
@@ -3129,15 +3299,14 @@
     </w:p>
     <w:p>
       <w:pPr>
-        <w:spacing w:line="276" w:lineRule="auto" w:before="0" w:after="70"/>
-        <w:ind w:firstLine="288"/>
+        <w:spacing w:line="276" w:lineRule="auto" w:before="0" w:after="100"/>
         <w:jc w:val="both"/>
       </w:pPr>
       <w:r>
         <w:rPr>
           <w:rFonts w:ascii="Times New Roman" w:hAnsi="Times New Roman"/>
           <w:color w:val="000000"/>
-          <w:sz w:val="20"/>
+          <w:sz w:val="19"/>
         </w:rPr>
         <w:t>Models were evaluated using Overall Accuracy, Macro-Averaged F1-score, and Unweighted Average Recall (UAR) [13]:</w:t>
       </w:r>
@@ -3150,25 +3319,32 @@
         <w:tblLook w:firstColumn="1" w:firstRow="1" w:lastColumn="0" w:lastRow="0" w:noHBand="0" w:noVBand="1" w:val="04A0"/>
         <w:tblBorders>
           <w:top w:val="none"/>
+          <w:left w:val="none"/>
           <w:bottom w:val="none"/>
+          <w:right w:val="none"/>
           <w:insideH w:val="none"/>
-          <w:left w:val="none"/>
-          <w:right w:val="none"/>
           <w:insideV w:val="none"/>
         </w:tblBorders>
       </w:tblPr>
       <w:tblGrid>
-        <w:gridCol w:w="8208"/>
-        <w:gridCol w:w="1152"/>
+        <w:gridCol w:w="5040"/>
+        <w:gridCol w:w="5040"/>
       </w:tblGrid>
       <w:tr>
         <w:tc>
           <w:tcPr>
-            <w:tcW w:type="dxa" w:w="4680"/>
+            <w:tcW w:type="dxa" w:w="8352"/>
+            <w:vAlign w:val="center"/>
+            <w:tcMar>
+              <w:top w:w="40" w:type="dxa"/>
+              <w:bottom w:w="40" w:type="dxa"/>
+              <w:left w:w="0" w:type="dxa"/>
+              <w:right w:w="0" w:type="dxa"/>
+            </w:tcMar>
           </w:tcPr>
           <w:p>
             <w:pPr>
-              <w:spacing w:before="60" w:after="60"/>
+              <w:spacing w:before="0" w:after="0"/>
               <w:jc w:val="center"/>
             </w:pPr>
             <m:oMathPara>
@@ -3257,11 +3433,18 @@
         </w:tc>
         <w:tc>
           <w:tcPr>
-            <w:tcW w:type="dxa" w:w="4680"/>
+            <w:tcW w:type="dxa" w:w="1008"/>
+            <w:vAlign w:val="center"/>
+            <w:tcMar>
+              <w:top w:w="40" w:type="dxa"/>
+              <w:bottom w:w="40" w:type="dxa"/>
+              <w:left w:w="0" w:type="dxa"/>
+              <w:right w:w="0" w:type="dxa"/>
+            </w:tcMar>
           </w:tcPr>
           <w:p>
             <w:pPr>
-              <w:spacing w:before="60" w:after="60"/>
+              <w:spacing w:before="0" w:after="0"/>
               <w:jc w:val="right"/>
             </w:pPr>
             <w:r>
@@ -3283,6 +3466,973 @@
     </w:p>
     <w:p>
       <w:pPr>
+        <w:spacing w:before="160" w:after="40"/>
+        <w:jc w:val="center"/>
+      </w:pPr>
+      <w:r>
+        <w:rPr>
+          <w:rFonts w:ascii="Times New Roman" w:hAnsi="Times New Roman"/>
+          <w:b/>
+          <w:color w:val="000000"/>
+          <w:sz w:val="19"/>
+        </w:rPr>
+        <w:t>Table 4: Comprehensive Experimental &amp; Hyperparameter Reproducibility Specifications</w:t>
+      </w:r>
+    </w:p>
+    <w:tbl>
+      <w:tblPr>
+        <w:tblW w:type="auto" w:w="0"/>
+        <w:jc w:val="center"/>
+        <w:tblLook w:firstColumn="1" w:firstRow="1" w:lastColumn="0" w:lastRow="0" w:noHBand="0" w:noVBand="1" w:val="04A0"/>
+        <w:tblBorders>
+          <w:top w:val="single" w:sz="12" w:space="0" w:color="000000"/>
+          <w:bottom w:val="single" w:sz="12" w:space="0" w:color="000000"/>
+          <w:insideH w:val="single" w:sz="4" w:space="0" w:color="000000"/>
+          <w:left w:val="none"/>
+          <w:right w:val="none"/>
+          <w:insideV w:val="none"/>
+        </w:tblBorders>
+      </w:tblPr>
+      <w:tblGrid>
+        <w:gridCol w:w="3360"/>
+        <w:gridCol w:w="3360"/>
+        <w:gridCol w:w="3360"/>
+      </w:tblGrid>
+      <w:tr>
+        <w:tc>
+          <w:tcPr>
+            <w:tcW w:type="dxa" w:w="3360"/>
+            <w:tcMar>
+              <w:top w:w="50" w:type="dxa"/>
+              <w:bottom w:w="50" w:type="dxa"/>
+              <w:left w:w="70" w:type="dxa"/>
+              <w:right w:w="70" w:type="dxa"/>
+            </w:tcMar>
+          </w:tcPr>
+          <w:p>
+            <w:pPr>
+              <w:spacing w:before="40" w:after="40"/>
+              <w:jc w:val="left"/>
+            </w:pPr>
+            <w:r>
+              <w:rPr>
+                <w:rFonts w:ascii="Times New Roman" w:hAnsi="Times New Roman"/>
+                <w:b/>
+                <w:color w:val="000000"/>
+                <w:sz w:val="17"/>
+              </w:rPr>
+              <w:t>Configuration Parameter</w:t>
+            </w:r>
+          </w:p>
+        </w:tc>
+        <w:tc>
+          <w:tcPr>
+            <w:tcW w:type="dxa" w:w="3360"/>
+            <w:tcMar>
+              <w:top w:w="50" w:type="dxa"/>
+              <w:bottom w:w="50" w:type="dxa"/>
+              <w:left w:w="70" w:type="dxa"/>
+              <w:right w:w="70" w:type="dxa"/>
+            </w:tcMar>
+          </w:tcPr>
+          <w:p>
+            <w:pPr>
+              <w:spacing w:before="40" w:after="40"/>
+              <w:jc w:val="center"/>
+            </w:pPr>
+            <w:r>
+              <w:rPr>
+                <w:rFonts w:ascii="Times New Roman" w:hAnsi="Times New Roman"/>
+                <w:b/>
+                <w:color w:val="000000"/>
+                <w:sz w:val="17"/>
+              </w:rPr>
+              <w:t>Universal HuBERT (Frozen Linear Probe)</w:t>
+            </w:r>
+          </w:p>
+        </w:tc>
+        <w:tc>
+          <w:tcPr>
+            <w:tcW w:type="dxa" w:w="3360"/>
+            <w:tcMar>
+              <w:top w:w="50" w:type="dxa"/>
+              <w:bottom w:w="50" w:type="dxa"/>
+              <w:left w:w="70" w:type="dxa"/>
+              <w:right w:w="70" w:type="dxa"/>
+            </w:tcMar>
+          </w:tcPr>
+          <w:p>
+            <w:pPr>
+              <w:spacing w:before="40" w:after="40"/>
+              <w:jc w:val="center"/>
+            </w:pPr>
+            <w:r>
+              <w:rPr>
+                <w:rFonts w:ascii="Times New Roman" w:hAnsi="Times New Roman"/>
+                <w:b/>
+                <w:color w:val="000000"/>
+                <w:sz w:val="17"/>
+              </w:rPr>
+              <w:t>CNN-BiLSTM (Hindi Specialist)</w:t>
+            </w:r>
+          </w:p>
+        </w:tc>
+      </w:tr>
+      <w:tr>
+        <w:tc>
+          <w:tcPr>
+            <w:tcW w:type="dxa" w:w="3360"/>
+            <w:tcMar>
+              <w:top w:w="50" w:type="dxa"/>
+              <w:bottom w:w="50" w:type="dxa"/>
+              <w:left w:w="70" w:type="dxa"/>
+              <w:right w:w="70" w:type="dxa"/>
+            </w:tcMar>
+          </w:tcPr>
+          <w:p>
+            <w:pPr>
+              <w:spacing w:before="40" w:after="40"/>
+              <w:jc w:val="left"/>
+            </w:pPr>
+            <w:r>
+              <w:rPr>
+                <w:rFonts w:ascii="Times New Roman" w:hAnsi="Times New Roman"/>
+                <w:color w:val="000000"/>
+                <w:sz w:val="17"/>
+              </w:rPr>
+              <w:t>Base Architecture / Backbone</w:t>
+            </w:r>
+          </w:p>
+        </w:tc>
+        <w:tc>
+          <w:tcPr>
+            <w:tcW w:type="dxa" w:w="3360"/>
+            <w:tcMar>
+              <w:top w:w="50" w:type="dxa"/>
+              <w:bottom w:w="50" w:type="dxa"/>
+              <w:left w:w="70" w:type="dxa"/>
+              <w:right w:w="70" w:type="dxa"/>
+            </w:tcMar>
+          </w:tcPr>
+          <w:p>
+            <w:pPr>
+              <w:spacing w:before="40" w:after="40"/>
+              <w:jc w:val="center"/>
+            </w:pPr>
+            <w:r>
+              <w:rPr>
+                <w:rFonts w:ascii="Times New Roman" w:hAnsi="Times New Roman"/>
+                <w:color w:val="000000"/>
+                <w:sz w:val="17"/>
+              </w:rPr>
+              <w:t>HuBERT-Base (facebook/hubert-base-ls960)</w:t>
+            </w:r>
+          </w:p>
+        </w:tc>
+        <w:tc>
+          <w:tcPr>
+            <w:tcW w:type="dxa" w:w="3360"/>
+            <w:tcMar>
+              <w:top w:w="50" w:type="dxa"/>
+              <w:bottom w:w="50" w:type="dxa"/>
+              <w:left w:w="70" w:type="dxa"/>
+              <w:right w:w="70" w:type="dxa"/>
+            </w:tcMar>
+          </w:tcPr>
+          <w:p>
+            <w:pPr>
+              <w:spacing w:before="40" w:after="40"/>
+              <w:jc w:val="center"/>
+            </w:pPr>
+            <w:r>
+              <w:rPr>
+                <w:rFonts w:ascii="Times New Roman" w:hAnsi="Times New Roman"/>
+                <w:color w:val="000000"/>
+                <w:sz w:val="17"/>
+              </w:rPr>
+              <w:t>3-Layer 1D CNN + 2-Layer BiLSTM</w:t>
+            </w:r>
+          </w:p>
+        </w:tc>
+      </w:tr>
+      <w:tr>
+        <w:tc>
+          <w:tcPr>
+            <w:tcW w:type="dxa" w:w="3360"/>
+            <w:tcMar>
+              <w:top w:w="50" w:type="dxa"/>
+              <w:bottom w:w="50" w:type="dxa"/>
+              <w:left w:w="70" w:type="dxa"/>
+              <w:right w:w="70" w:type="dxa"/>
+            </w:tcMar>
+          </w:tcPr>
+          <w:p>
+            <w:pPr>
+              <w:spacing w:before="40" w:after="40"/>
+              <w:jc w:val="left"/>
+            </w:pPr>
+            <w:r>
+              <w:rPr>
+                <w:rFonts w:ascii="Times New Roman" w:hAnsi="Times New Roman"/>
+                <w:color w:val="000000"/>
+                <w:sz w:val="17"/>
+              </w:rPr>
+              <w:t>Input Audio Representation</w:t>
+            </w:r>
+          </w:p>
+        </w:tc>
+        <w:tc>
+          <w:tcPr>
+            <w:tcW w:type="dxa" w:w="3360"/>
+            <w:tcMar>
+              <w:top w:w="50" w:type="dxa"/>
+              <w:bottom w:w="50" w:type="dxa"/>
+              <w:left w:w="70" w:type="dxa"/>
+              <w:right w:w="70" w:type="dxa"/>
+            </w:tcMar>
+          </w:tcPr>
+          <w:p>
+            <w:pPr>
+              <w:spacing w:before="40" w:after="40"/>
+              <w:jc w:val="center"/>
+            </w:pPr>
+            <w:r>
+              <w:rPr>
+                <w:rFonts w:ascii="Times New Roman" w:hAnsi="Times New Roman"/>
+                <w:color w:val="000000"/>
+                <w:sz w:val="17"/>
+              </w:rPr>
+              <w:t>Raw Audio Waveform (16 kHz, Mono)</w:t>
+            </w:r>
+          </w:p>
+        </w:tc>
+        <w:tc>
+          <w:tcPr>
+            <w:tcW w:type="dxa" w:w="3360"/>
+            <w:tcMar>
+              <w:top w:w="50" w:type="dxa"/>
+              <w:bottom w:w="50" w:type="dxa"/>
+              <w:left w:w="70" w:type="dxa"/>
+              <w:right w:w="70" w:type="dxa"/>
+            </w:tcMar>
+          </w:tcPr>
+          <w:p>
+            <w:pPr>
+              <w:spacing w:before="40" w:after="40"/>
+              <w:jc w:val="center"/>
+            </w:pPr>
+            <w:r>
+              <w:rPr>
+                <w:rFonts w:ascii="Times New Roman" w:hAnsi="Times New Roman"/>
+                <w:color w:val="000000"/>
+                <w:sz w:val="17"/>
+              </w:rPr>
+              <w:t>40-dimensional MFCCs (25ms win, 10ms hop)</w:t>
+            </w:r>
+          </w:p>
+        </w:tc>
+      </w:tr>
+      <w:tr>
+        <w:tc>
+          <w:tcPr>
+            <w:tcW w:type="dxa" w:w="3360"/>
+            <w:tcMar>
+              <w:top w:w="50" w:type="dxa"/>
+              <w:bottom w:w="50" w:type="dxa"/>
+              <w:left w:w="70" w:type="dxa"/>
+              <w:right w:w="70" w:type="dxa"/>
+            </w:tcMar>
+          </w:tcPr>
+          <w:p>
+            <w:pPr>
+              <w:spacing w:before="40" w:after="40"/>
+              <w:jc w:val="left"/>
+            </w:pPr>
+            <w:r>
+              <w:rPr>
+                <w:rFonts w:ascii="Times New Roman" w:hAnsi="Times New Roman"/>
+                <w:color w:val="000000"/>
+                <w:sz w:val="17"/>
+              </w:rPr>
+              <w:t>Backbone Parameter Status</w:t>
+            </w:r>
+          </w:p>
+        </w:tc>
+        <w:tc>
+          <w:tcPr>
+            <w:tcW w:type="dxa" w:w="3360"/>
+            <w:tcMar>
+              <w:top w:w="50" w:type="dxa"/>
+              <w:bottom w:w="50" w:type="dxa"/>
+              <w:left w:w="70" w:type="dxa"/>
+              <w:right w:w="70" w:type="dxa"/>
+            </w:tcMar>
+          </w:tcPr>
+          <w:p>
+            <w:pPr>
+              <w:spacing w:before="40" w:after="40"/>
+              <w:jc w:val="center"/>
+            </w:pPr>
+            <w:r>
+              <w:rPr>
+                <w:rFonts w:ascii="Times New Roman" w:hAnsi="Times New Roman"/>
+                <w:color w:val="000000"/>
+                <w:sz w:val="17"/>
+              </w:rPr>
+              <w:t>Frozen (0 gradient updates to backbone)</w:t>
+            </w:r>
+          </w:p>
+        </w:tc>
+        <w:tc>
+          <w:tcPr>
+            <w:tcW w:type="dxa" w:w="3360"/>
+            <w:tcMar>
+              <w:top w:w="50" w:type="dxa"/>
+              <w:bottom w:w="50" w:type="dxa"/>
+              <w:left w:w="70" w:type="dxa"/>
+              <w:right w:w="70" w:type="dxa"/>
+            </w:tcMar>
+          </w:tcPr>
+          <w:p>
+            <w:pPr>
+              <w:spacing w:before="40" w:after="40"/>
+              <w:jc w:val="center"/>
+            </w:pPr>
+            <w:r>
+              <w:rPr>
+                <w:rFonts w:ascii="Times New Roman" w:hAnsi="Times New Roman"/>
+                <w:color w:val="000000"/>
+                <w:sz w:val="17"/>
+              </w:rPr>
+              <w:t>Fully Trainable (End-to-End optimization)</w:t>
+            </w:r>
+          </w:p>
+        </w:tc>
+      </w:tr>
+      <w:tr>
+        <w:tc>
+          <w:tcPr>
+            <w:tcW w:type="dxa" w:w="3360"/>
+            <w:tcMar>
+              <w:top w:w="50" w:type="dxa"/>
+              <w:bottom w:w="50" w:type="dxa"/>
+              <w:left w:w="70" w:type="dxa"/>
+              <w:right w:w="70" w:type="dxa"/>
+            </w:tcMar>
+          </w:tcPr>
+          <w:p>
+            <w:pPr>
+              <w:spacing w:before="40" w:after="40"/>
+              <w:jc w:val="left"/>
+            </w:pPr>
+            <w:r>
+              <w:rPr>
+                <w:rFonts w:ascii="Times New Roman" w:hAnsi="Times New Roman"/>
+                <w:color w:val="000000"/>
+                <w:sz w:val="17"/>
+              </w:rPr>
+              <w:t>Trainable Parameters</w:t>
+            </w:r>
+          </w:p>
+        </w:tc>
+        <w:tc>
+          <w:tcPr>
+            <w:tcW w:type="dxa" w:w="3360"/>
+            <w:tcMar>
+              <w:top w:w="50" w:type="dxa"/>
+              <w:bottom w:w="50" w:type="dxa"/>
+              <w:left w:w="70" w:type="dxa"/>
+              <w:right w:w="70" w:type="dxa"/>
+            </w:tcMar>
+          </w:tcPr>
+          <w:p>
+            <w:pPr>
+              <w:spacing w:before="40" w:after="40"/>
+              <w:jc w:val="center"/>
+            </w:pPr>
+            <w:r>
+              <w:rPr>
+                <w:rFonts w:ascii="Times New Roman" w:hAnsi="Times New Roman"/>
+                <w:color w:val="000000"/>
+                <w:sz w:val="17"/>
+              </w:rPr>
+              <w:t>4,626 parameters (~0.005% of 94.7M)</w:t>
+            </w:r>
+          </w:p>
+        </w:tc>
+        <w:tc>
+          <w:tcPr>
+            <w:tcW w:type="dxa" w:w="3360"/>
+            <w:tcMar>
+              <w:top w:w="50" w:type="dxa"/>
+              <w:bottom w:w="50" w:type="dxa"/>
+              <w:left w:w="70" w:type="dxa"/>
+              <w:right w:w="70" w:type="dxa"/>
+            </w:tcMar>
+          </w:tcPr>
+          <w:p>
+            <w:pPr>
+              <w:spacing w:before="40" w:after="40"/>
+              <w:jc w:val="center"/>
+            </w:pPr>
+            <w:r>
+              <w:rPr>
+                <w:rFonts w:ascii="Times New Roman" w:hAnsi="Times New Roman"/>
+                <w:color w:val="000000"/>
+                <w:sz w:val="17"/>
+              </w:rPr>
+              <w:t>924,485 parameters (100% trainable)</w:t>
+            </w:r>
+          </w:p>
+        </w:tc>
+      </w:tr>
+      <w:tr>
+        <w:tc>
+          <w:tcPr>
+            <w:tcW w:type="dxa" w:w="3360"/>
+            <w:tcMar>
+              <w:top w:w="50" w:type="dxa"/>
+              <w:bottom w:w="50" w:type="dxa"/>
+              <w:left w:w="70" w:type="dxa"/>
+              <w:right w:w="70" w:type="dxa"/>
+            </w:tcMar>
+          </w:tcPr>
+          <w:p>
+            <w:pPr>
+              <w:spacing w:before="40" w:after="40"/>
+              <w:jc w:val="left"/>
+            </w:pPr>
+            <w:r>
+              <w:rPr>
+                <w:rFonts w:ascii="Times New Roman" w:hAnsi="Times New Roman"/>
+                <w:color w:val="000000"/>
+                <w:sz w:val="17"/>
+              </w:rPr>
+              <w:t>Target Emotion Classes</w:t>
+            </w:r>
+          </w:p>
+        </w:tc>
+        <w:tc>
+          <w:tcPr>
+            <w:tcW w:type="dxa" w:w="3360"/>
+            <w:tcMar>
+              <w:top w:w="50" w:type="dxa"/>
+              <w:bottom w:w="50" w:type="dxa"/>
+              <w:left w:w="70" w:type="dxa"/>
+              <w:right w:w="70" w:type="dxa"/>
+            </w:tcMar>
+          </w:tcPr>
+          <w:p>
+            <w:pPr>
+              <w:spacing w:before="40" w:after="40"/>
+              <w:jc w:val="center"/>
+            </w:pPr>
+            <w:r>
+              <w:rPr>
+                <w:rFonts w:ascii="Times New Roman" w:hAnsi="Times New Roman"/>
+                <w:color w:val="000000"/>
+                <w:sz w:val="17"/>
+              </w:rPr>
+              <w:t>6 Canonical Classes (English Pool)</w:t>
+            </w:r>
+          </w:p>
+        </w:tc>
+        <w:tc>
+          <w:tcPr>
+            <w:tcW w:type="dxa" w:w="3360"/>
+            <w:tcMar>
+              <w:top w:w="50" w:type="dxa"/>
+              <w:bottom w:w="50" w:type="dxa"/>
+              <w:left w:w="70" w:type="dxa"/>
+              <w:right w:w="70" w:type="dxa"/>
+            </w:tcMar>
+          </w:tcPr>
+          <w:p>
+            <w:pPr>
+              <w:spacing w:before="40" w:after="40"/>
+              <w:jc w:val="center"/>
+            </w:pPr>
+            <w:r>
+              <w:rPr>
+                <w:rFonts w:ascii="Times New Roman" w:hAnsi="Times New Roman"/>
+                <w:color w:val="000000"/>
+                <w:sz w:val="17"/>
+              </w:rPr>
+              <w:t>5 Discrete Classes (Hindi Corpus)</w:t>
+            </w:r>
+          </w:p>
+        </w:tc>
+      </w:tr>
+      <w:tr>
+        <w:tc>
+          <w:tcPr>
+            <w:tcW w:type="dxa" w:w="3360"/>
+            <w:tcMar>
+              <w:top w:w="50" w:type="dxa"/>
+              <w:bottom w:w="50" w:type="dxa"/>
+              <w:left w:w="70" w:type="dxa"/>
+              <w:right w:w="70" w:type="dxa"/>
+            </w:tcMar>
+          </w:tcPr>
+          <w:p>
+            <w:pPr>
+              <w:spacing w:before="40" w:after="40"/>
+              <w:jc w:val="left"/>
+            </w:pPr>
+            <w:r>
+              <w:rPr>
+                <w:rFonts w:ascii="Times New Roman" w:hAnsi="Times New Roman"/>
+                <w:color w:val="000000"/>
+                <w:sz w:val="17"/>
+              </w:rPr>
+              <w:t>Optimizer &amp; Weight Decay</w:t>
+            </w:r>
+          </w:p>
+        </w:tc>
+        <w:tc>
+          <w:tcPr>
+            <w:tcW w:type="dxa" w:w="3360"/>
+            <w:tcMar>
+              <w:top w:w="50" w:type="dxa"/>
+              <w:bottom w:w="50" w:type="dxa"/>
+              <w:left w:w="70" w:type="dxa"/>
+              <w:right w:w="70" w:type="dxa"/>
+            </w:tcMar>
+          </w:tcPr>
+          <w:p>
+            <w:pPr>
+              <w:spacing w:before="40" w:after="40"/>
+              <w:jc w:val="center"/>
+            </w:pPr>
+            <w:r>
+              <w:rPr>
+                <w:rFonts w:ascii="Times New Roman" w:hAnsi="Times New Roman"/>
+                <w:color w:val="000000"/>
+                <w:sz w:val="17"/>
+              </w:rPr>
+              <w:t>AdamW (weight decay = 1e-4)</w:t>
+            </w:r>
+          </w:p>
+        </w:tc>
+        <w:tc>
+          <w:tcPr>
+            <w:tcW w:type="dxa" w:w="3360"/>
+            <w:tcMar>
+              <w:top w:w="50" w:type="dxa"/>
+              <w:bottom w:w="50" w:type="dxa"/>
+              <w:left w:w="70" w:type="dxa"/>
+              <w:right w:w="70" w:type="dxa"/>
+            </w:tcMar>
+          </w:tcPr>
+          <w:p>
+            <w:pPr>
+              <w:spacing w:before="40" w:after="40"/>
+              <w:jc w:val="center"/>
+            </w:pPr>
+            <w:r>
+              <w:rPr>
+                <w:rFonts w:ascii="Times New Roman" w:hAnsi="Times New Roman"/>
+                <w:color w:val="000000"/>
+                <w:sz w:val="17"/>
+              </w:rPr>
+              <w:t>AdamW (weight decay = 1e-4)</w:t>
+            </w:r>
+          </w:p>
+        </w:tc>
+      </w:tr>
+      <w:tr>
+        <w:tc>
+          <w:tcPr>
+            <w:tcW w:type="dxa" w:w="3360"/>
+            <w:tcMar>
+              <w:top w:w="50" w:type="dxa"/>
+              <w:bottom w:w="50" w:type="dxa"/>
+              <w:left w:w="70" w:type="dxa"/>
+              <w:right w:w="70" w:type="dxa"/>
+            </w:tcMar>
+          </w:tcPr>
+          <w:p>
+            <w:pPr>
+              <w:spacing w:before="40" w:after="40"/>
+              <w:jc w:val="left"/>
+            </w:pPr>
+            <w:r>
+              <w:rPr>
+                <w:rFonts w:ascii="Times New Roman" w:hAnsi="Times New Roman"/>
+                <w:color w:val="000000"/>
+                <w:sz w:val="17"/>
+              </w:rPr>
+              <w:t>Learning Rate (Head / Net)</w:t>
+            </w:r>
+          </w:p>
+        </w:tc>
+        <w:tc>
+          <w:tcPr>
+            <w:tcW w:type="dxa" w:w="3360"/>
+            <w:tcMar>
+              <w:top w:w="50" w:type="dxa"/>
+              <w:bottom w:w="50" w:type="dxa"/>
+              <w:left w:w="70" w:type="dxa"/>
+              <w:right w:w="70" w:type="dxa"/>
+            </w:tcMar>
+          </w:tcPr>
+          <w:p>
+            <w:pPr>
+              <w:spacing w:before="40" w:after="40"/>
+              <w:jc w:val="center"/>
+            </w:pPr>
+            <w:r>
+              <w:rPr>
+                <w:rFonts w:ascii="Times New Roman" w:hAnsi="Times New Roman"/>
+                <w:color w:val="000000"/>
+                <w:sz w:val="17"/>
+              </w:rPr>
+              <w:t>1e-3 (Linear Head + Softmax Layer Weights)</w:t>
+            </w:r>
+          </w:p>
+        </w:tc>
+        <w:tc>
+          <w:tcPr>
+            <w:tcW w:type="dxa" w:w="3360"/>
+            <w:tcMar>
+              <w:top w:w="50" w:type="dxa"/>
+              <w:bottom w:w="50" w:type="dxa"/>
+              <w:left w:w="70" w:type="dxa"/>
+              <w:right w:w="70" w:type="dxa"/>
+            </w:tcMar>
+          </w:tcPr>
+          <w:p>
+            <w:pPr>
+              <w:spacing w:before="40" w:after="40"/>
+              <w:jc w:val="center"/>
+            </w:pPr>
+            <w:r>
+              <w:rPr>
+                <w:rFonts w:ascii="Times New Roman" w:hAnsi="Times New Roman"/>
+                <w:color w:val="000000"/>
+                <w:sz w:val="17"/>
+              </w:rPr>
+              <w:t>5e-4 (Full Network)</w:t>
+            </w:r>
+          </w:p>
+        </w:tc>
+      </w:tr>
+      <w:tr>
+        <w:tc>
+          <w:tcPr>
+            <w:tcW w:type="dxa" w:w="3360"/>
+            <w:tcMar>
+              <w:top w:w="50" w:type="dxa"/>
+              <w:bottom w:w="50" w:type="dxa"/>
+              <w:left w:w="70" w:type="dxa"/>
+              <w:right w:w="70" w:type="dxa"/>
+            </w:tcMar>
+          </w:tcPr>
+          <w:p>
+            <w:pPr>
+              <w:spacing w:before="40" w:after="40"/>
+              <w:jc w:val="left"/>
+            </w:pPr>
+            <w:r>
+              <w:rPr>
+                <w:rFonts w:ascii="Times New Roman" w:hAnsi="Times New Roman"/>
+                <w:color w:val="000000"/>
+                <w:sz w:val="17"/>
+              </w:rPr>
+              <w:t>Learning Rate Schedule</w:t>
+            </w:r>
+          </w:p>
+        </w:tc>
+        <w:tc>
+          <w:tcPr>
+            <w:tcW w:type="dxa" w:w="3360"/>
+            <w:tcMar>
+              <w:top w:w="50" w:type="dxa"/>
+              <w:bottom w:w="50" w:type="dxa"/>
+              <w:left w:w="70" w:type="dxa"/>
+              <w:right w:w="70" w:type="dxa"/>
+            </w:tcMar>
+          </w:tcPr>
+          <w:p>
+            <w:pPr>
+              <w:spacing w:before="40" w:after="40"/>
+              <w:jc w:val="center"/>
+            </w:pPr>
+            <w:r>
+              <w:rPr>
+                <w:rFonts w:ascii="Times New Roman" w:hAnsi="Times New Roman"/>
+                <w:color w:val="000000"/>
+                <w:sz w:val="17"/>
+              </w:rPr>
+              <w:t>Cosine Annealing (T_max = 25 epochs)</w:t>
+            </w:r>
+          </w:p>
+        </w:tc>
+        <w:tc>
+          <w:tcPr>
+            <w:tcW w:type="dxa" w:w="3360"/>
+            <w:tcMar>
+              <w:top w:w="50" w:type="dxa"/>
+              <w:bottom w:w="50" w:type="dxa"/>
+              <w:left w:w="70" w:type="dxa"/>
+              <w:right w:w="70" w:type="dxa"/>
+            </w:tcMar>
+          </w:tcPr>
+          <w:p>
+            <w:pPr>
+              <w:spacing w:before="40" w:after="40"/>
+              <w:jc w:val="center"/>
+            </w:pPr>
+            <w:r>
+              <w:rPr>
+                <w:rFonts w:ascii="Times New Roman" w:hAnsi="Times New Roman"/>
+                <w:color w:val="000000"/>
+                <w:sz w:val="17"/>
+              </w:rPr>
+              <w:t>ReduceLROnPlateau (factor=0.5, patience=3)</w:t>
+            </w:r>
+          </w:p>
+        </w:tc>
+      </w:tr>
+      <w:tr>
+        <w:tc>
+          <w:tcPr>
+            <w:tcW w:type="dxa" w:w="3360"/>
+            <w:tcMar>
+              <w:top w:w="50" w:type="dxa"/>
+              <w:bottom w:w="50" w:type="dxa"/>
+              <w:left w:w="70" w:type="dxa"/>
+              <w:right w:w="70" w:type="dxa"/>
+            </w:tcMar>
+          </w:tcPr>
+          <w:p>
+            <w:pPr>
+              <w:spacing w:before="40" w:after="40"/>
+              <w:jc w:val="left"/>
+            </w:pPr>
+            <w:r>
+              <w:rPr>
+                <w:rFonts w:ascii="Times New Roman" w:hAnsi="Times New Roman"/>
+                <w:color w:val="000000"/>
+                <w:sz w:val="17"/>
+              </w:rPr>
+              <w:t>Batch Size &amp; Max Epochs</w:t>
+            </w:r>
+          </w:p>
+        </w:tc>
+        <w:tc>
+          <w:tcPr>
+            <w:tcW w:type="dxa" w:w="3360"/>
+            <w:tcMar>
+              <w:top w:w="50" w:type="dxa"/>
+              <w:bottom w:w="50" w:type="dxa"/>
+              <w:left w:w="70" w:type="dxa"/>
+              <w:right w:w="70" w:type="dxa"/>
+            </w:tcMar>
+          </w:tcPr>
+          <w:p>
+            <w:pPr>
+              <w:spacing w:before="40" w:after="40"/>
+              <w:jc w:val="center"/>
+            </w:pPr>
+            <w:r>
+              <w:rPr>
+                <w:rFonts w:ascii="Times New Roman" w:hAnsi="Times New Roman"/>
+                <w:color w:val="000000"/>
+                <w:sz w:val="17"/>
+              </w:rPr>
+              <w:t>Batch Size = 16 | Max Epochs = 25</w:t>
+            </w:r>
+          </w:p>
+        </w:tc>
+        <w:tc>
+          <w:tcPr>
+            <w:tcW w:type="dxa" w:w="3360"/>
+            <w:tcMar>
+              <w:top w:w="50" w:type="dxa"/>
+              <w:bottom w:w="50" w:type="dxa"/>
+              <w:left w:w="70" w:type="dxa"/>
+              <w:right w:w="70" w:type="dxa"/>
+            </w:tcMar>
+          </w:tcPr>
+          <w:p>
+            <w:pPr>
+              <w:spacing w:before="40" w:after="40"/>
+              <w:jc w:val="center"/>
+            </w:pPr>
+            <w:r>
+              <w:rPr>
+                <w:rFonts w:ascii="Times New Roman" w:hAnsi="Times New Roman"/>
+                <w:color w:val="000000"/>
+                <w:sz w:val="17"/>
+              </w:rPr>
+              <w:t>Batch Size = 32 | Max Epochs = 50</w:t>
+            </w:r>
+          </w:p>
+        </w:tc>
+      </w:tr>
+      <w:tr>
+        <w:tc>
+          <w:tcPr>
+            <w:tcW w:type="dxa" w:w="3360"/>
+            <w:tcMar>
+              <w:top w:w="50" w:type="dxa"/>
+              <w:bottom w:w="50" w:type="dxa"/>
+              <w:left w:w="70" w:type="dxa"/>
+              <w:right w:w="70" w:type="dxa"/>
+            </w:tcMar>
+          </w:tcPr>
+          <w:p>
+            <w:pPr>
+              <w:spacing w:before="40" w:after="40"/>
+              <w:jc w:val="left"/>
+            </w:pPr>
+            <w:r>
+              <w:rPr>
+                <w:rFonts w:ascii="Times New Roman" w:hAnsi="Times New Roman"/>
+                <w:color w:val="000000"/>
+                <w:sz w:val="17"/>
+              </w:rPr>
+              <w:t>Early Stopping Patience</w:t>
+            </w:r>
+          </w:p>
+        </w:tc>
+        <w:tc>
+          <w:tcPr>
+            <w:tcW w:type="dxa" w:w="3360"/>
+            <w:tcMar>
+              <w:top w:w="50" w:type="dxa"/>
+              <w:bottom w:w="50" w:type="dxa"/>
+              <w:left w:w="70" w:type="dxa"/>
+              <w:right w:w="70" w:type="dxa"/>
+            </w:tcMar>
+          </w:tcPr>
+          <w:p>
+            <w:pPr>
+              <w:spacing w:before="40" w:after="40"/>
+              <w:jc w:val="center"/>
+            </w:pPr>
+            <w:r>
+              <w:rPr>
+                <w:rFonts w:ascii="Times New Roman" w:hAnsi="Times New Roman"/>
+                <w:color w:val="000000"/>
+                <w:sz w:val="17"/>
+              </w:rPr>
+              <w:t>5 Epochs on Validation Loss</w:t>
+            </w:r>
+          </w:p>
+        </w:tc>
+        <w:tc>
+          <w:tcPr>
+            <w:tcW w:type="dxa" w:w="3360"/>
+            <w:tcMar>
+              <w:top w:w="50" w:type="dxa"/>
+              <w:bottom w:w="50" w:type="dxa"/>
+              <w:left w:w="70" w:type="dxa"/>
+              <w:right w:w="70" w:type="dxa"/>
+            </w:tcMar>
+          </w:tcPr>
+          <w:p>
+            <w:pPr>
+              <w:spacing w:before="40" w:after="40"/>
+              <w:jc w:val="center"/>
+            </w:pPr>
+            <w:r>
+              <w:rPr>
+                <w:rFonts w:ascii="Times New Roman" w:hAnsi="Times New Roman"/>
+                <w:color w:val="000000"/>
+                <w:sz w:val="17"/>
+              </w:rPr>
+              <w:t>5 Epochs on Validation Loss</w:t>
+            </w:r>
+          </w:p>
+        </w:tc>
+      </w:tr>
+      <w:tr>
+        <w:tc>
+          <w:tcPr>
+            <w:tcW w:type="dxa" w:w="3360"/>
+            <w:tcMar>
+              <w:top w:w="50" w:type="dxa"/>
+              <w:bottom w:w="50" w:type="dxa"/>
+              <w:left w:w="70" w:type="dxa"/>
+              <w:right w:w="70" w:type="dxa"/>
+            </w:tcMar>
+          </w:tcPr>
+          <w:p>
+            <w:pPr>
+              <w:spacing w:before="40" w:after="40"/>
+              <w:jc w:val="left"/>
+            </w:pPr>
+            <w:r>
+              <w:rPr>
+                <w:rFonts w:ascii="Times New Roman" w:hAnsi="Times New Roman"/>
+                <w:color w:val="000000"/>
+                <w:sz w:val="17"/>
+              </w:rPr>
+              <w:t>Hardware &amp; Acceleration</w:t>
+            </w:r>
+          </w:p>
+        </w:tc>
+        <w:tc>
+          <w:tcPr>
+            <w:tcW w:type="dxa" w:w="3360"/>
+            <w:tcMar>
+              <w:top w:w="50" w:type="dxa"/>
+              <w:bottom w:w="50" w:type="dxa"/>
+              <w:left w:w="70" w:type="dxa"/>
+              <w:right w:w="70" w:type="dxa"/>
+            </w:tcMar>
+          </w:tcPr>
+          <w:p>
+            <w:pPr>
+              <w:spacing w:before="40" w:after="40"/>
+              <w:jc w:val="center"/>
+            </w:pPr>
+            <w:r>
+              <w:rPr>
+                <w:rFonts w:ascii="Times New Roman" w:hAnsi="Times New Roman"/>
+                <w:color w:val="000000"/>
+                <w:sz w:val="17"/>
+              </w:rPr>
+              <w:t>Apple Silicon MPS (Metal Performance Shaders)</w:t>
+            </w:r>
+          </w:p>
+        </w:tc>
+        <w:tc>
+          <w:tcPr>
+            <w:tcW w:type="dxa" w:w="3360"/>
+            <w:tcMar>
+              <w:top w:w="50" w:type="dxa"/>
+              <w:bottom w:w="50" w:type="dxa"/>
+              <w:left w:w="70" w:type="dxa"/>
+              <w:right w:w="70" w:type="dxa"/>
+            </w:tcMar>
+          </w:tcPr>
+          <w:p>
+            <w:pPr>
+              <w:spacing w:before="40" w:after="40"/>
+              <w:jc w:val="center"/>
+            </w:pPr>
+            <w:r>
+              <w:rPr>
+                <w:rFonts w:ascii="Times New Roman" w:hAnsi="Times New Roman"/>
+                <w:color w:val="000000"/>
+                <w:sz w:val="17"/>
+              </w:rPr>
+              <w:t>Apple Silicon MPS (Metal Performance Shaders)</w:t>
+            </w:r>
+          </w:p>
+        </w:tc>
+      </w:tr>
+    </w:tbl>
+    <w:p>
+      <w:pPr>
+        <w:spacing w:after="80"/>
+      </w:pPr>
+    </w:p>
+    <w:p>
+      <w:pPr>
         <w:keepNext/>
         <w:spacing w:before="280" w:after="80"/>
         <w:jc w:val="left"/>
@@ -3292,7 +4442,7 @@
           <w:rFonts w:ascii="Times New Roman" w:hAnsi="Times New Roman"/>
           <w:b/>
           <w:color w:val="000000"/>
-          <w:sz w:val="22"/>
+          <w:sz w:val="24"/>
         </w:rPr>
         <w:t>6. Benchmark Results &amp; Comparative Analysis</w:t>
       </w:r>
@@ -3300,7 +4450,7 @@
     <w:p>
       <w:pPr>
         <w:keepNext/>
-        <w:spacing w:before="180" w:after="60"/>
+        <w:spacing w:before="200" w:after="60"/>
         <w:jc w:val="left"/>
       </w:pPr>
       <w:r>
@@ -3308,27 +4458,26 @@
           <w:rFonts w:ascii="Times New Roman" w:hAnsi="Times New Roman"/>
           <w:b/>
           <w:color w:val="000000"/>
-          <w:sz w:val="20"/>
+          <w:sz w:val="21"/>
         </w:rPr>
         <w:t>6.1 Universal Multi-Corpus Linear Probe Benchmark</w:t>
       </w:r>
     </w:p>
     <w:p>
       <w:pPr>
-        <w:spacing w:line="276" w:lineRule="auto" w:before="0" w:after="70"/>
-        <w:ind w:firstLine="288"/>
+        <w:spacing w:line="276" w:lineRule="auto" w:before="0" w:after="100"/>
         <w:jc w:val="both"/>
       </w:pPr>
       <w:r>
         <w:rPr>
           <w:rFonts w:ascii="Times New Roman" w:hAnsi="Times New Roman"/>
           <w:color w:val="000000"/>
-          <w:sz w:val="20"/>
+          <w:sz w:val="19"/>
         </w:rPr>
-        <w:t>To evaluate whether a unified representation can generalize across diverse acoustic environments, accents, and recording conditions, a Universal HuBERT Model was trained on the combined 4-corpus dataset (121 speakers across CREMA-D, RAVDESS, SAVEE, and TESS) and evaluated against 1,701 unseen multi-corpus test utterances.</w:t>
+        <w:t>To evaluate whether a unified representation can generalize across diverse acoustic environments, accents, and recording conditions, a Universal HuBERT Model was trained on the combined 4-corpus dataset (121 speakers across CREMA-D, RAVDESS, SAVEE, and TESS) and evaluated against 1,701 unseen multi-corpus test utterances (1,060 CREMA-D + 360 TESS + 176 RAVDESS + 105 SAVEE).</w:t>
         <w:br/>
         <w:br/>
-        <w:t>Architecturally, this model employs a frozen self-supervised HuBERT-Base backbone (94.7M parameters) coupled with our Learnable Weighted Layer Pooling module and a linear classification head. Only 4,626 parameters were trained, representing approximately 0.005% of the total network parameters. Freezing the backbone avoids catastrophic forgetting of generic acoustic representations while providing an efficient linear probe evaluation of the pre-trained features across diverse corpora. Table 2 reports the benchmark leaderboard alongside sub-cohort breakdowns on unseen test partitions.</w:t>
+        <w:t>Across the 1,701 pooled test clips, Universal HuBERT achieves 68.31% aggregate accuracy (0.6779 Macro-F1, 68.61% UAR). Because the aggregate evaluation set is dominated by CREMA-D (62.3% of test clips), we also calculate the unweighted corpus-level macro-average across the four distinct corpora: 62.28% Accuracy, 0.5755 Macro-F1, and 61.93% UAR (CREMA-D: 72.45% acc / 72.03% UAR; TESS: 68.89% acc / 68.89% UAR; RAVDESS: 52.27% acc / 51.14% UAR; SAVEE: 51.43% acc / 38.10% UAR). Table 2 reports the benchmark leaderboard alongside sub-cohort breakdowns on unseen test partitions.</w:t>
       </w:r>
     </w:p>
     <w:p>
@@ -3343,7 +4492,7 @@
           <w:color w:val="000000"/>
           <w:sz w:val="19"/>
         </w:rPr>
-        <w:t>Table 2: Universal Multi-Corpus Test Leaderboard (1,701 Unseen Clips)</w:t>
+        <w:t>Table 2: Universal Multi-Corpus Test Leaderboard (1,701 Unseen Test Clips)</w:t>
       </w:r>
     </w:p>
     <w:tbl>
@@ -3354,23 +4503,23 @@
         <w:tblBorders>
           <w:top w:val="single" w:sz="12" w:space="0" w:color="000000"/>
           <w:bottom w:val="single" w:sz="12" w:space="0" w:color="000000"/>
-          <w:insideH w:val="single" w:sz="4" w:space="0" w:color="D1D5DB"/>
+          <w:insideH w:val="single" w:sz="4" w:space="0" w:color="000000"/>
           <w:left w:val="none"/>
           <w:right w:val="none"/>
           <w:insideV w:val="none"/>
         </w:tblBorders>
       </w:tblPr>
       <w:tblGrid>
-        <w:gridCol w:w="1872"/>
-        <w:gridCol w:w="1872"/>
-        <w:gridCol w:w="1872"/>
-        <w:gridCol w:w="1872"/>
-        <w:gridCol w:w="1872"/>
+        <w:gridCol w:w="2016"/>
+        <w:gridCol w:w="2016"/>
+        <w:gridCol w:w="2016"/>
+        <w:gridCol w:w="2016"/>
+        <w:gridCol w:w="2016"/>
       </w:tblGrid>
       <w:tr>
         <w:tc>
           <w:tcPr>
-            <w:tcW w:type="dxa" w:w="1872"/>
+            <w:tcW w:type="dxa" w:w="2016"/>
             <w:tcMar>
               <w:top w:w="60" w:type="dxa"/>
               <w:bottom w:w="60" w:type="dxa"/>
@@ -3396,7 +4545,7 @@
         </w:tc>
         <w:tc>
           <w:tcPr>
-            <w:tcW w:type="dxa" w:w="1872"/>
+            <w:tcW w:type="dxa" w:w="2016"/>
             <w:tcMar>
               <w:top w:w="60" w:type="dxa"/>
               <w:bottom w:w="60" w:type="dxa"/>
@@ -3422,7 +4571,7 @@
         </w:tc>
         <w:tc>
           <w:tcPr>
-            <w:tcW w:type="dxa" w:w="1872"/>
+            <w:tcW w:type="dxa" w:w="2016"/>
             <w:tcMar>
               <w:top w:w="60" w:type="dxa"/>
               <w:bottom w:w="60" w:type="dxa"/>
@@ -3448,7 +4597,7 @@
         </w:tc>
         <w:tc>
           <w:tcPr>
-            <w:tcW w:type="dxa" w:w="1872"/>
+            <w:tcW w:type="dxa" w:w="2016"/>
             <w:tcMar>
               <w:top w:w="60" w:type="dxa"/>
               <w:bottom w:w="60" w:type="dxa"/>
@@ -3474,7 +4623,7 @@
         </w:tc>
         <w:tc>
           <w:tcPr>
-            <w:tcW w:type="dxa" w:w="1872"/>
+            <w:tcW w:type="dxa" w:w="2016"/>
             <w:tcMar>
               <w:top w:w="60" w:type="dxa"/>
               <w:bottom w:w="60" w:type="dxa"/>
@@ -3502,7 +4651,7 @@
       <w:tr>
         <w:tc>
           <w:tcPr>
-            <w:tcW w:type="dxa" w:w="1872"/>
+            <w:tcW w:type="dxa" w:w="2016"/>
             <w:tcMar>
               <w:top w:w="60" w:type="dxa"/>
               <w:bottom w:w="60" w:type="dxa"/>
@@ -3528,7 +4677,7 @@
         </w:tc>
         <w:tc>
           <w:tcPr>
-            <w:tcW w:type="dxa" w:w="1872"/>
+            <w:tcW w:type="dxa" w:w="2016"/>
             <w:tcMar>
               <w:top w:w="60" w:type="dxa"/>
               <w:bottom w:w="60" w:type="dxa"/>
@@ -3554,7 +4703,7 @@
         </w:tc>
         <w:tc>
           <w:tcPr>
-            <w:tcW w:type="dxa" w:w="1872"/>
+            <w:tcW w:type="dxa" w:w="2016"/>
             <w:tcMar>
               <w:top w:w="60" w:type="dxa"/>
               <w:bottom w:w="60" w:type="dxa"/>
@@ -3580,7 +4729,7 @@
         </w:tc>
         <w:tc>
           <w:tcPr>
-            <w:tcW w:type="dxa" w:w="1872"/>
+            <w:tcW w:type="dxa" w:w="2016"/>
             <w:tcMar>
               <w:top w:w="60" w:type="dxa"/>
               <w:bottom w:w="60" w:type="dxa"/>
@@ -3606,7 +4755,7 @@
         </w:tc>
         <w:tc>
           <w:tcPr>
-            <w:tcW w:type="dxa" w:w="1872"/>
+            <w:tcW w:type="dxa" w:w="2016"/>
             <w:tcMar>
               <w:top w:w="60" w:type="dxa"/>
               <w:bottom w:w="60" w:type="dxa"/>
@@ -3626,7 +4775,7 @@
                 <w:color w:val="000000"/>
                 <w:sz w:val="17"/>
               </w:rPr>
-              <w:t>Unified Champion (4.1x chance)</w:t>
+              <w:t>Pooled Aggregate (4.1x chance)</w:t>
             </w:r>
           </w:p>
         </w:tc>
@@ -3634,7 +4783,139 @@
       <w:tr>
         <w:tc>
           <w:tcPr>
-            <w:tcW w:type="dxa" w:w="1872"/>
+            <w:tcW w:type="dxa" w:w="2016"/>
+            <w:tcMar>
+              <w:top w:w="60" w:type="dxa"/>
+              <w:bottom w:w="60" w:type="dxa"/>
+              <w:left w:w="80" w:type="dxa"/>
+              <w:right w:w="80" w:type="dxa"/>
+            </w:tcMar>
+          </w:tcPr>
+          <w:p>
+            <w:pPr>
+              <w:spacing w:before="40" w:after="40"/>
+              <w:jc w:val="left"/>
+            </w:pPr>
+            <w:r>
+              <w:rPr>
+                <w:rFonts w:ascii="Times New Roman" w:hAnsi="Times New Roman"/>
+                <w:b/>
+                <w:color w:val="000000"/>
+                <w:sz w:val="17"/>
+              </w:rPr>
+              <w:t>Corpus-Level Unweighted Macro-Average (4 Corpora)</w:t>
+            </w:r>
+          </w:p>
+        </w:tc>
+        <w:tc>
+          <w:tcPr>
+            <w:tcW w:type="dxa" w:w="2016"/>
+            <w:tcMar>
+              <w:top w:w="60" w:type="dxa"/>
+              <w:bottom w:w="60" w:type="dxa"/>
+              <w:left w:w="80" w:type="dxa"/>
+              <w:right w:w="80" w:type="dxa"/>
+            </w:tcMar>
+          </w:tcPr>
+          <w:p>
+            <w:pPr>
+              <w:spacing w:before="40" w:after="40"/>
+              <w:jc w:val="center"/>
+            </w:pPr>
+            <w:r>
+              <w:rPr>
+                <w:rFonts w:ascii="Times New Roman" w:hAnsi="Times New Roman"/>
+                <w:b/>
+                <w:color w:val="000000"/>
+                <w:sz w:val="17"/>
+              </w:rPr>
+              <w:t>62.28%</w:t>
+            </w:r>
+          </w:p>
+        </w:tc>
+        <w:tc>
+          <w:tcPr>
+            <w:tcW w:type="dxa" w:w="2016"/>
+            <w:tcMar>
+              <w:top w:w="60" w:type="dxa"/>
+              <w:bottom w:w="60" w:type="dxa"/>
+              <w:left w:w="80" w:type="dxa"/>
+              <w:right w:w="80" w:type="dxa"/>
+            </w:tcMar>
+          </w:tcPr>
+          <w:p>
+            <w:pPr>
+              <w:spacing w:before="40" w:after="40"/>
+              <w:jc w:val="center"/>
+            </w:pPr>
+            <w:r>
+              <w:rPr>
+                <w:rFonts w:ascii="Times New Roman" w:hAnsi="Times New Roman"/>
+                <w:b/>
+                <w:color w:val="000000"/>
+                <w:sz w:val="17"/>
+              </w:rPr>
+              <w:t>0.5755</w:t>
+            </w:r>
+          </w:p>
+        </w:tc>
+        <w:tc>
+          <w:tcPr>
+            <w:tcW w:type="dxa" w:w="2016"/>
+            <w:tcMar>
+              <w:top w:w="60" w:type="dxa"/>
+              <w:bottom w:w="60" w:type="dxa"/>
+              <w:left w:w="80" w:type="dxa"/>
+              <w:right w:w="80" w:type="dxa"/>
+            </w:tcMar>
+          </w:tcPr>
+          <w:p>
+            <w:pPr>
+              <w:spacing w:before="40" w:after="40"/>
+              <w:jc w:val="center"/>
+            </w:pPr>
+            <w:r>
+              <w:rPr>
+                <w:rFonts w:ascii="Times New Roman" w:hAnsi="Times New Roman"/>
+                <w:b/>
+                <w:color w:val="000000"/>
+                <w:sz w:val="17"/>
+              </w:rPr>
+              <w:t>61.93%</w:t>
+            </w:r>
+          </w:p>
+        </w:tc>
+        <w:tc>
+          <w:tcPr>
+            <w:tcW w:type="dxa" w:w="2016"/>
+            <w:tcMar>
+              <w:top w:w="60" w:type="dxa"/>
+              <w:bottom w:w="60" w:type="dxa"/>
+              <w:left w:w="80" w:type="dxa"/>
+              <w:right w:w="80" w:type="dxa"/>
+            </w:tcMar>
+          </w:tcPr>
+          <w:p>
+            <w:pPr>
+              <w:spacing w:before="40" w:after="40"/>
+              <w:jc w:val="left"/>
+            </w:pPr>
+            <w:r>
+              <w:rPr>
+                <w:rFonts w:ascii="Times New Roman" w:hAnsi="Times New Roman"/>
+                <w:b/>
+                <w:color w:val="000000"/>
+                <w:sz w:val="17"/>
+              </w:rPr>
+              <w:t>Balanced Cross-Corpus Transfer</w:t>
+            </w:r>
+          </w:p>
+        </w:tc>
+      </w:tr>
+      <w:tr>
+        <w:tc>
+          <w:tcPr>
+            <w:tcW w:type="dxa" w:w="2016"/>
             <w:tcMar>
               <w:top w:w="60" w:type="dxa"/>
               <w:bottom w:w="60" w:type="dxa"/>
@@ -3659,7 +4940,7 @@
         </w:tc>
         <w:tc>
           <w:tcPr>
-            <w:tcW w:type="dxa" w:w="1872"/>
+            <w:tcW w:type="dxa" w:w="2016"/>
             <w:tcMar>
               <w:top w:w="60" w:type="dxa"/>
               <w:bottom w:w="60" w:type="dxa"/>
@@ -3684,7 +4965,7 @@
         </w:tc>
         <w:tc>
           <w:tcPr>
-            <w:tcW w:type="dxa" w:w="1872"/>
+            <w:tcW w:type="dxa" w:w="2016"/>
             <w:tcMar>
               <w:top w:w="60" w:type="dxa"/>
               <w:bottom w:w="60" w:type="dxa"/>
@@ -3709,7 +4990,7 @@
         </w:tc>
         <w:tc>
           <w:tcPr>
-            <w:tcW w:type="dxa" w:w="1872"/>
+            <w:tcW w:type="dxa" w:w="2016"/>
             <w:tcMar>
               <w:top w:w="60" w:type="dxa"/>
               <w:bottom w:w="60" w:type="dxa"/>
@@ -3734,7 +5015,7 @@
         </w:tc>
         <w:tc>
           <w:tcPr>
-            <w:tcW w:type="dxa" w:w="1872"/>
+            <w:tcW w:type="dxa" w:w="2016"/>
             <w:tcMar>
               <w:top w:w="60" w:type="dxa"/>
               <w:bottom w:w="60" w:type="dxa"/>
@@ -3753,7 +5034,7 @@
                 <w:color w:val="000000"/>
                 <w:sz w:val="17"/>
               </w:rPr>
-              <w:t>Baseline Multi-Corpus Benchmark</w:t>
+              <w:t>Baseline Multi-Corpus Transfer</w:t>
             </w:r>
           </w:p>
         </w:tc>
@@ -3761,7 +5042,7 @@
       <w:tr>
         <w:tc>
           <w:tcPr>
-            <w:tcW w:type="dxa" w:w="1872"/>
+            <w:tcW w:type="dxa" w:w="2016"/>
             <w:tcMar>
               <w:top w:w="60" w:type="dxa"/>
               <w:bottom w:w="60" w:type="dxa"/>
@@ -3786,7 +5067,7 @@
         </w:tc>
         <w:tc>
           <w:tcPr>
-            <w:tcW w:type="dxa" w:w="1872"/>
+            <w:tcW w:type="dxa" w:w="2016"/>
             <w:tcMar>
               <w:top w:w="60" w:type="dxa"/>
               <w:bottom w:w="60" w:type="dxa"/>
@@ -3811,7 +5092,7 @@
         </w:tc>
         <w:tc>
           <w:tcPr>
-            <w:tcW w:type="dxa" w:w="1872"/>
+            <w:tcW w:type="dxa" w:w="2016"/>
             <w:tcMar>
               <w:top w:w="60" w:type="dxa"/>
               <w:bottom w:w="60" w:type="dxa"/>
@@ -3836,7 +5117,7 @@
         </w:tc>
         <w:tc>
           <w:tcPr>
-            <w:tcW w:type="dxa" w:w="1872"/>
+            <w:tcW w:type="dxa" w:w="2016"/>
             <w:tcMar>
               <w:top w:w="60" w:type="dxa"/>
               <w:bottom w:w="60" w:type="dxa"/>
@@ -3861,7 +5142,7 @@
         </w:tc>
         <w:tc>
           <w:tcPr>
-            <w:tcW w:type="dxa" w:w="1872"/>
+            <w:tcW w:type="dxa" w:w="2016"/>
             <w:tcMar>
               <w:top w:w="60" w:type="dxa"/>
               <w:bottom w:w="60" w:type="dxa"/>
@@ -3888,7 +5169,7 @@
       <w:tr>
         <w:tc>
           <w:tcPr>
-            <w:tcW w:type="dxa" w:w="1872"/>
+            <w:tcW w:type="dxa" w:w="2016"/>
             <w:tcMar>
               <w:top w:w="60" w:type="dxa"/>
               <w:bottom w:w="60" w:type="dxa"/>
@@ -3913,7 +5194,7 @@
         </w:tc>
         <w:tc>
           <w:tcPr>
-            <w:tcW w:type="dxa" w:w="1872"/>
+            <w:tcW w:type="dxa" w:w="2016"/>
             <w:tcMar>
               <w:top w:w="60" w:type="dxa"/>
               <w:bottom w:w="60" w:type="dxa"/>
@@ -3938,7 +5219,7 @@
         </w:tc>
         <w:tc>
           <w:tcPr>
-            <w:tcW w:type="dxa" w:w="1872"/>
+            <w:tcW w:type="dxa" w:w="2016"/>
             <w:tcMar>
               <w:top w:w="60" w:type="dxa"/>
               <w:bottom w:w="60" w:type="dxa"/>
@@ -3963,7 +5244,7 @@
         </w:tc>
         <w:tc>
           <w:tcPr>
-            <w:tcW w:type="dxa" w:w="1872"/>
+            <w:tcW w:type="dxa" w:w="2016"/>
             <w:tcMar>
               <w:top w:w="60" w:type="dxa"/>
               <w:bottom w:w="60" w:type="dxa"/>
@@ -3988,7 +5269,7 @@
         </w:tc>
         <w:tc>
           <w:tcPr>
-            <w:tcW w:type="dxa" w:w="1872"/>
+            <w:tcW w:type="dxa" w:w="2016"/>
             <w:tcMar>
               <w:top w:w="60" w:type="dxa"/>
               <w:bottom w:w="60" w:type="dxa"/>
@@ -4015,7 +5296,7 @@
       <w:tr>
         <w:tc>
           <w:tcPr>
-            <w:tcW w:type="dxa" w:w="1872"/>
+            <w:tcW w:type="dxa" w:w="2016"/>
             <w:tcMar>
               <w:top w:w="60" w:type="dxa"/>
               <w:bottom w:w="60" w:type="dxa"/>
@@ -4040,7 +5321,7 @@
         </w:tc>
         <w:tc>
           <w:tcPr>
-            <w:tcW w:type="dxa" w:w="1872"/>
+            <w:tcW w:type="dxa" w:w="2016"/>
             <w:tcMar>
               <w:top w:w="60" w:type="dxa"/>
               <w:bottom w:w="60" w:type="dxa"/>
@@ -4065,7 +5346,7 @@
         </w:tc>
         <w:tc>
           <w:tcPr>
-            <w:tcW w:type="dxa" w:w="1872"/>
+            <w:tcW w:type="dxa" w:w="2016"/>
             <w:tcMar>
               <w:top w:w="60" w:type="dxa"/>
               <w:bottom w:w="60" w:type="dxa"/>
@@ -4090,7 +5371,7 @@
         </w:tc>
         <w:tc>
           <w:tcPr>
-            <w:tcW w:type="dxa" w:w="1872"/>
+            <w:tcW w:type="dxa" w:w="2016"/>
             <w:tcMar>
               <w:top w:w="60" w:type="dxa"/>
               <w:bottom w:w="60" w:type="dxa"/>
@@ -4115,7 +5396,7 @@
         </w:tc>
         <w:tc>
           <w:tcPr>
-            <w:tcW w:type="dxa" w:w="1872"/>
+            <w:tcW w:type="dxa" w:w="2016"/>
             <w:tcMar>
               <w:top w:w="60" w:type="dxa"/>
               <w:bottom w:w="60" w:type="dxa"/>
@@ -4142,7 +5423,7 @@
       <w:tr>
         <w:tc>
           <w:tcPr>
-            <w:tcW w:type="dxa" w:w="1872"/>
+            <w:tcW w:type="dxa" w:w="2016"/>
             <w:tcMar>
               <w:top w:w="60" w:type="dxa"/>
               <w:bottom w:w="60" w:type="dxa"/>
@@ -4167,7 +5448,7 @@
         </w:tc>
         <w:tc>
           <w:tcPr>
-            <w:tcW w:type="dxa" w:w="1872"/>
+            <w:tcW w:type="dxa" w:w="2016"/>
             <w:tcMar>
               <w:top w:w="60" w:type="dxa"/>
               <w:bottom w:w="60" w:type="dxa"/>
@@ -4192,7 +5473,7 @@
         </w:tc>
         <w:tc>
           <w:tcPr>
-            <w:tcW w:type="dxa" w:w="1872"/>
+            <w:tcW w:type="dxa" w:w="2016"/>
             <w:tcMar>
               <w:top w:w="60" w:type="dxa"/>
               <w:bottom w:w="60" w:type="dxa"/>
@@ -4217,7 +5498,7 @@
         </w:tc>
         <w:tc>
           <w:tcPr>
-            <w:tcW w:type="dxa" w:w="1872"/>
+            <w:tcW w:type="dxa" w:w="2016"/>
             <w:tcMar>
               <w:top w:w="60" w:type="dxa"/>
               <w:bottom w:w="60" w:type="dxa"/>
@@ -4242,7 +5523,7 @@
         </w:tc>
         <w:tc>
           <w:tcPr>
-            <w:tcW w:type="dxa" w:w="1872"/>
+            <w:tcW w:type="dxa" w:w="2016"/>
             <w:tcMar>
               <w:top w:w="60" w:type="dxa"/>
               <w:bottom w:w="60" w:type="dxa"/>
@@ -4261,7 +5542,7 @@
                 <w:color w:val="000000"/>
                 <w:sz w:val="17"/>
               </w:rPr>
-              <w:t>Unseen British Actor (KL)</w:t>
+              <w:t>Single-Speaker SAVEE (Actor KL)</w:t>
             </w:r>
           </w:p>
         </w:tc>
@@ -4269,7 +5550,7 @@
       <w:tr>
         <w:tc>
           <w:tcPr>
-            <w:tcW w:type="dxa" w:w="1872"/>
+            <w:tcW w:type="dxa" w:w="2016"/>
             <w:tcMar>
               <w:top w:w="60" w:type="dxa"/>
               <w:bottom w:w="60" w:type="dxa"/>
@@ -4294,7 +5575,7 @@
         </w:tc>
         <w:tc>
           <w:tcPr>
-            <w:tcW w:type="dxa" w:w="1872"/>
+            <w:tcW w:type="dxa" w:w="2016"/>
             <w:tcMar>
               <w:top w:w="60" w:type="dxa"/>
               <w:bottom w:w="60" w:type="dxa"/>
@@ -4319,7 +5600,7 @@
         </w:tc>
         <w:tc>
           <w:tcPr>
-            <w:tcW w:type="dxa" w:w="1872"/>
+            <w:tcW w:type="dxa" w:w="2016"/>
             <w:tcMar>
               <w:top w:w="60" w:type="dxa"/>
               <w:bottom w:w="60" w:type="dxa"/>
@@ -4344,7 +5625,7 @@
         </w:tc>
         <w:tc>
           <w:tcPr>
-            <w:tcW w:type="dxa" w:w="1872"/>
+            <w:tcW w:type="dxa" w:w="2016"/>
             <w:tcMar>
               <w:top w:w="60" w:type="dxa"/>
               <w:bottom w:w="60" w:type="dxa"/>
@@ -4369,7 +5650,7 @@
         </w:tc>
         <w:tc>
           <w:tcPr>
-            <w:tcW w:type="dxa" w:w="1872"/>
+            <w:tcW w:type="dxa" w:w="2016"/>
             <w:tcMar>
               <w:top w:w="60" w:type="dxa"/>
               <w:bottom w:w="60" w:type="dxa"/>
@@ -4458,7 +5739,7 @@
     <w:p>
       <w:pPr>
         <w:keepNext/>
-        <w:spacing w:before="180" w:after="60"/>
+        <w:spacing w:before="200" w:after="60"/>
         <w:jc w:val="left"/>
       </w:pPr>
       <w:r>
@@ -4466,30 +5747,29 @@
           <w:rFonts w:ascii="Times New Roman" w:hAnsi="Times New Roman"/>
           <w:b/>
           <w:color w:val="000000"/>
-          <w:sz w:val="20"/>
+          <w:sz w:val="21"/>
         </w:rPr>
         <w:t>6.2 In-Domain Multi-Corpus Benchmark Summary</w:t>
       </w:r>
     </w:p>
     <w:p>
       <w:pPr>
-        <w:spacing w:line="276" w:lineRule="auto" w:before="0" w:after="70"/>
-        <w:ind w:firstLine="288"/>
+        <w:spacing w:line="276" w:lineRule="auto" w:before="0" w:after="100"/>
         <w:jc w:val="both"/>
       </w:pPr>
       <w:r>
         <w:rPr>
           <w:rFonts w:ascii="Times New Roman" w:hAnsi="Times New Roman"/>
           <w:color w:val="000000"/>
-          <w:sz w:val="20"/>
+          <w:sz w:val="19"/>
         </w:rPr>
         <w:t>Individual in-domain evaluations across all five corpora reveal consistent patterns under strict speaker-disjoint splits:</w:t>
       </w:r>
     </w:p>
     <w:p>
       <w:pPr>
-        <w:spacing w:line="276" w:lineRule="auto" w:before="0" w:after="60"/>
-        <w:ind w:left="432" w:hanging="288"/>
+        <w:spacing w:line="276" w:lineRule="auto" w:before="40" w:after="80"/>
+        <w:ind w:left="360"/>
         <w:jc w:val="both"/>
       </w:pPr>
       <w:r>
@@ -4499,7 +5779,7 @@
           <w:color w:val="000000"/>
           <w:sz w:val="19"/>
         </w:rPr>
-        <w:t xml:space="preserve">• CREMA-D (91 Actors, 13 Unseen Test Actors): </w:t>
+        <w:t xml:space="preserve">• CREMA-D (91 Actors, 13 Unseen Test Actors): : </w:t>
       </w:r>
       <w:r>
         <w:rPr>
@@ -4512,8 +5792,8 @@
     </w:p>
     <w:p>
       <w:pPr>
-        <w:spacing w:line="276" w:lineRule="auto" w:before="0" w:after="60"/>
-        <w:ind w:left="432" w:hanging="288"/>
+        <w:spacing w:line="276" w:lineRule="auto" w:before="40" w:after="80"/>
+        <w:ind w:left="360"/>
         <w:jc w:val="both"/>
       </w:pPr>
       <w:r>
@@ -4523,7 +5803,7 @@
           <w:color w:val="000000"/>
           <w:sz w:val="19"/>
         </w:rPr>
-        <w:t xml:space="preserve">• RAVDESS (24 Actors, Actors 21 to 24 Unseen): </w:t>
+        <w:t xml:space="preserve">• RAVDESS (24 Actors, Actors 21 to 24 Unseen): : </w:t>
       </w:r>
       <w:r>
         <w:rPr>
@@ -4536,8 +5816,8 @@
     </w:p>
     <w:p>
       <w:pPr>
-        <w:spacing w:line="276" w:lineRule="auto" w:before="0" w:after="60"/>
-        <w:ind w:left="432" w:hanging="288"/>
+        <w:spacing w:line="276" w:lineRule="auto" w:before="40" w:after="80"/>
+        <w:ind w:left="360"/>
         <w:jc w:val="both"/>
       </w:pPr>
       <w:r>
@@ -4547,7 +5827,7 @@
           <w:color w:val="000000"/>
           <w:sz w:val="19"/>
         </w:rPr>
-        <w:t xml:space="preserve">• SAVEE (4 Actors, Actor KL Unseen): </w:t>
+        <w:t xml:space="preserve">• SAVEE (4 Actors, Actor KL Unseen): : </w:t>
       </w:r>
       <w:r>
         <w:rPr>
@@ -4555,13 +5835,13 @@
           <w:color w:val="000000"/>
           <w:sz w:val="19"/>
         </w:rPr>
-        <w:t>Transfer ensemble reached 51.67% Accuracy, 0.3860 Macro-F1, and 40.48% UAR, substantially surpassing the HuBERT scratch baseline of 25.83% (0.0795 F1) which suffered from vocal tract overfitting. Note: In-domain SAVEE evaluation is conducted on a single unseen British actor (Actor KL, 120 clips), introducing higher empirical variance.</w:t>
+        <w:t>Transfer ensemble reached 51.67% Accuracy, 0.3860 Macro-F1, and 40.48% UAR, substantially surpassing the HuBERT scratch baseline of 25.83% (0.0795 F1) which suffered from vocal tract overfitting. Note: In-domain SAVEE evaluation is conducted on a single unseen British actor (Actor KL, 120 clips), introducing higher empirical variance than multi-actor cohorts.</w:t>
       </w:r>
     </w:p>
     <w:p>
       <w:pPr>
-        <w:spacing w:line="276" w:lineRule="auto" w:before="0" w:after="60"/>
-        <w:ind w:left="432" w:hanging="288"/>
+        <w:spacing w:line="276" w:lineRule="auto" w:before="40" w:after="80"/>
+        <w:ind w:left="360"/>
         <w:jc w:val="both"/>
       </w:pPr>
       <w:r>
@@ -4571,7 +5851,7 @@
           <w:color w:val="000000"/>
           <w:sz w:val="19"/>
         </w:rPr>
-        <w:t xml:space="preserve">• TESS (2 Actresses, 200 Words, 30 Unseen Target Words): </w:t>
+        <w:t xml:space="preserve">• Controlled prompt-disjoint evaluation (TESS, 2 Actresses, 200 Words, 30 Unseen Target Words): : </w:t>
       </w:r>
       <w:r>
         <w:rPr>
@@ -4579,7 +5859,7 @@
           <w:color w:val="000000"/>
           <w:sz w:val="19"/>
         </w:rPr>
-        <w:t>All in-domain SSL foundation models achieved 100.00% Accuracy and 1.0000 Macro-F1 on prompt-independent splits. When evaluated zero-shot with the multi-corpus Universal HuBERT model, TESS performance settles at 68.89%, illustrating that the 100% in-domain score reflects the constrained acoustic complexity of the two-speaker studio recording rather than infinite generalization.</w:t>
+        <w:t>All in-domain SSL foundation models achieved 100.00% Accuracy and 1.0000 Macro-F1 on prompt-independent splits. When evaluated zero-shot with the multi-corpus Universal HuBERT model, TESS performance settles at 68.89%, illustrating that the 100% in-domain score reflects the constrained acoustic complexity of the two-speaker studio recording on repeated carrier phrases rather than unbounded real-world generalization.</w:t>
       </w:r>
     </w:p>
     <w:p>
@@ -4594,7 +5874,7 @@
           <w:color w:val="000000"/>
           <w:sz w:val="19"/>
         </w:rPr>
-        <w:t>Table 3: In-Domain Benchmark Leaderboard Across 5 Evaluated Corpora</w:t>
+        <w:t>Table 3: In-Domain Benchmark Leaderboard Across Evaluated Speech Corpora</w:t>
       </w:r>
     </w:p>
     <w:tbl>
@@ -4605,24 +5885,24 @@
         <w:tblBorders>
           <w:top w:val="single" w:sz="12" w:space="0" w:color="000000"/>
           <w:bottom w:val="single" w:sz="12" w:space="0" w:color="000000"/>
-          <w:insideH w:val="single" w:sz="4" w:space="0" w:color="D1D5DB"/>
+          <w:insideH w:val="single" w:sz="4" w:space="0" w:color="000000"/>
           <w:left w:val="none"/>
           <w:right w:val="none"/>
           <w:insideV w:val="none"/>
         </w:tblBorders>
       </w:tblPr>
       <w:tblGrid>
-        <w:gridCol w:w="1560"/>
-        <w:gridCol w:w="1560"/>
-        <w:gridCol w:w="1560"/>
-        <w:gridCol w:w="1560"/>
-        <w:gridCol w:w="1560"/>
-        <w:gridCol w:w="1560"/>
+        <w:gridCol w:w="1680"/>
+        <w:gridCol w:w="1680"/>
+        <w:gridCol w:w="1680"/>
+        <w:gridCol w:w="1680"/>
+        <w:gridCol w:w="1680"/>
+        <w:gridCol w:w="1680"/>
       </w:tblGrid>
       <w:tr>
         <w:tc>
           <w:tcPr>
-            <w:tcW w:type="dxa" w:w="1560"/>
+            <w:tcW w:type="dxa" w:w="1680"/>
             <w:tcMar>
               <w:top w:w="60" w:type="dxa"/>
               <w:bottom w:w="60" w:type="dxa"/>
@@ -4648,7 +5928,7 @@
         </w:tc>
         <w:tc>
           <w:tcPr>
-            <w:tcW w:type="dxa" w:w="1560"/>
+            <w:tcW w:type="dxa" w:w="1680"/>
             <w:tcMar>
               <w:top w:w="60" w:type="dxa"/>
               <w:bottom w:w="60" w:type="dxa"/>
@@ -4674,7 +5954,7 @@
         </w:tc>
         <w:tc>
           <w:tcPr>
-            <w:tcW w:type="dxa" w:w="1560"/>
+            <w:tcW w:type="dxa" w:w="1680"/>
             <w:tcMar>
               <w:top w:w="60" w:type="dxa"/>
               <w:bottom w:w="60" w:type="dxa"/>
@@ -4700,7 +5980,7 @@
         </w:tc>
         <w:tc>
           <w:tcPr>
-            <w:tcW w:type="dxa" w:w="1560"/>
+            <w:tcW w:type="dxa" w:w="1680"/>
             <w:tcMar>
               <w:top w:w="60" w:type="dxa"/>
               <w:bottom w:w="60" w:type="dxa"/>
@@ -4726,7 +6006,7 @@
         </w:tc>
         <w:tc>
           <w:tcPr>
-            <w:tcW w:type="dxa" w:w="1560"/>
+            <w:tcW w:type="dxa" w:w="1680"/>
             <w:tcMar>
               <w:top w:w="60" w:type="dxa"/>
               <w:bottom w:w="60" w:type="dxa"/>
@@ -4752,7 +6032,7 @@
         </w:tc>
         <w:tc>
           <w:tcPr>
-            <w:tcW w:type="dxa" w:w="1560"/>
+            <w:tcW w:type="dxa" w:w="1680"/>
             <w:tcMar>
               <w:top w:w="60" w:type="dxa"/>
               <w:bottom w:w="60" w:type="dxa"/>
@@ -4772,7 +6052,7 @@
                 <w:color w:val="000000"/>
                 <w:sz w:val="17"/>
               </w:rPr>
-              <w:t>Chance</w:t>
+              <w:t>Chance Floor</w:t>
             </w:r>
           </w:p>
         </w:tc>
@@ -4780,7 +6060,7 @@
       <w:tr>
         <w:tc>
           <w:tcPr>
-            <w:tcW w:type="dxa" w:w="1560"/>
+            <w:tcW w:type="dxa" w:w="1680"/>
             <w:tcMar>
               <w:top w:w="60" w:type="dxa"/>
               <w:bottom w:w="60" w:type="dxa"/>
@@ -4805,7 +6085,7 @@
         </w:tc>
         <w:tc>
           <w:tcPr>
-            <w:tcW w:type="dxa" w:w="1560"/>
+            <w:tcW w:type="dxa" w:w="1680"/>
             <w:tcMar>
               <w:top w:w="60" w:type="dxa"/>
               <w:bottom w:w="60" w:type="dxa"/>
@@ -4830,7 +6110,7 @@
         </w:tc>
         <w:tc>
           <w:tcPr>
-            <w:tcW w:type="dxa" w:w="1560"/>
+            <w:tcW w:type="dxa" w:w="1680"/>
             <w:tcMar>
               <w:top w:w="60" w:type="dxa"/>
               <w:bottom w:w="60" w:type="dxa"/>
@@ -4855,7 +6135,7 @@
         </w:tc>
         <w:tc>
           <w:tcPr>
-            <w:tcW w:type="dxa" w:w="1560"/>
+            <w:tcW w:type="dxa" w:w="1680"/>
             <w:tcMar>
               <w:top w:w="60" w:type="dxa"/>
               <w:bottom w:w="60" w:type="dxa"/>
@@ -4880,7 +6160,7 @@
         </w:tc>
         <w:tc>
           <w:tcPr>
-            <w:tcW w:type="dxa" w:w="1560"/>
+            <w:tcW w:type="dxa" w:w="1680"/>
             <w:tcMar>
               <w:top w:w="60" w:type="dxa"/>
               <w:bottom w:w="60" w:type="dxa"/>
@@ -4905,7 +6185,7 @@
         </w:tc>
         <w:tc>
           <w:tcPr>
-            <w:tcW w:type="dxa" w:w="1560"/>
+            <w:tcW w:type="dxa" w:w="1680"/>
             <w:tcMar>
               <w:top w:w="60" w:type="dxa"/>
               <w:bottom w:w="60" w:type="dxa"/>
@@ -4932,7 +6212,7 @@
       <w:tr>
         <w:tc>
           <w:tcPr>
-            <w:tcW w:type="dxa" w:w="1560"/>
+            <w:tcW w:type="dxa" w:w="1680"/>
             <w:tcMar>
               <w:top w:w="60" w:type="dxa"/>
               <w:bottom w:w="60" w:type="dxa"/>
@@ -4957,7 +6237,7 @@
         </w:tc>
         <w:tc>
           <w:tcPr>
-            <w:tcW w:type="dxa" w:w="1560"/>
+            <w:tcW w:type="dxa" w:w="1680"/>
             <w:tcMar>
               <w:top w:w="60" w:type="dxa"/>
               <w:bottom w:w="60" w:type="dxa"/>
@@ -4982,7 +6262,7 @@
         </w:tc>
         <w:tc>
           <w:tcPr>
-            <w:tcW w:type="dxa" w:w="1560"/>
+            <w:tcW w:type="dxa" w:w="1680"/>
             <w:tcMar>
               <w:top w:w="60" w:type="dxa"/>
               <w:bottom w:w="60" w:type="dxa"/>
@@ -5007,7 +6287,7 @@
         </w:tc>
         <w:tc>
           <w:tcPr>
-            <w:tcW w:type="dxa" w:w="1560"/>
+            <w:tcW w:type="dxa" w:w="1680"/>
             <w:tcMar>
               <w:top w:w="60" w:type="dxa"/>
               <w:bottom w:w="60" w:type="dxa"/>
@@ -5032,7 +6312,7 @@
         </w:tc>
         <w:tc>
           <w:tcPr>
-            <w:tcW w:type="dxa" w:w="1560"/>
+            <w:tcW w:type="dxa" w:w="1680"/>
             <w:tcMar>
               <w:top w:w="60" w:type="dxa"/>
               <w:bottom w:w="60" w:type="dxa"/>
@@ -5057,7 +6337,7 @@
         </w:tc>
         <w:tc>
           <w:tcPr>
-            <w:tcW w:type="dxa" w:w="1560"/>
+            <w:tcW w:type="dxa" w:w="1680"/>
             <w:tcMar>
               <w:top w:w="60" w:type="dxa"/>
               <w:bottom w:w="60" w:type="dxa"/>
@@ -5084,7 +6364,7 @@
       <w:tr>
         <w:tc>
           <w:tcPr>
-            <w:tcW w:type="dxa" w:w="1560"/>
+            <w:tcW w:type="dxa" w:w="1680"/>
             <w:tcMar>
               <w:top w:w="60" w:type="dxa"/>
               <w:bottom w:w="60" w:type="dxa"/>
@@ -5103,13 +6383,13 @@
                 <w:color w:val="000000"/>
                 <w:sz w:val="17"/>
               </w:rPr>
-              <w:t>SAVEE</w:t>
+              <w:t>SAVEE (Single Speaker)</w:t>
             </w:r>
           </w:p>
         </w:tc>
         <w:tc>
           <w:tcPr>
-            <w:tcW w:type="dxa" w:w="1560"/>
+            <w:tcW w:type="dxa" w:w="1680"/>
             <w:tcMar>
               <w:top w:w="60" w:type="dxa"/>
               <w:bottom w:w="60" w:type="dxa"/>
@@ -5134,7 +6414,7 @@
         </w:tc>
         <w:tc>
           <w:tcPr>
-            <w:tcW w:type="dxa" w:w="1560"/>
+            <w:tcW w:type="dxa" w:w="1680"/>
             <w:tcMar>
               <w:top w:w="60" w:type="dxa"/>
               <w:bottom w:w="60" w:type="dxa"/>
@@ -5159,7 +6439,7 @@
         </w:tc>
         <w:tc>
           <w:tcPr>
-            <w:tcW w:type="dxa" w:w="1560"/>
+            <w:tcW w:type="dxa" w:w="1680"/>
             <w:tcMar>
               <w:top w:w="60" w:type="dxa"/>
               <w:bottom w:w="60" w:type="dxa"/>
@@ -5184,7 +6464,7 @@
         </w:tc>
         <w:tc>
           <w:tcPr>
-            <w:tcW w:type="dxa" w:w="1560"/>
+            <w:tcW w:type="dxa" w:w="1680"/>
             <w:tcMar>
               <w:top w:w="60" w:type="dxa"/>
               <w:bottom w:w="60" w:type="dxa"/>
@@ -5209,7 +6489,7 @@
         </w:tc>
         <w:tc>
           <w:tcPr>
-            <w:tcW w:type="dxa" w:w="1560"/>
+            <w:tcW w:type="dxa" w:w="1680"/>
             <w:tcMar>
               <w:top w:w="60" w:type="dxa"/>
               <w:bottom w:w="60" w:type="dxa"/>
@@ -5236,7 +6516,7 @@
       <w:tr>
         <w:tc>
           <w:tcPr>
-            <w:tcW w:type="dxa" w:w="1560"/>
+            <w:tcW w:type="dxa" w:w="1680"/>
             <w:tcMar>
               <w:top w:w="60" w:type="dxa"/>
               <w:bottom w:w="60" w:type="dxa"/>
@@ -5255,13 +6535,13 @@
                 <w:color w:val="000000"/>
                 <w:sz w:val="17"/>
               </w:rPr>
-              <w:t>TESS</w:t>
+              <w:t>TESS (Controlled Prompt)</w:t>
             </w:r>
           </w:p>
         </w:tc>
         <w:tc>
           <w:tcPr>
-            <w:tcW w:type="dxa" w:w="1560"/>
+            <w:tcW w:type="dxa" w:w="1680"/>
             <w:tcMar>
               <w:top w:w="60" w:type="dxa"/>
               <w:bottom w:w="60" w:type="dxa"/>
@@ -5286,7 +6566,7 @@
         </w:tc>
         <w:tc>
           <w:tcPr>
-            <w:tcW w:type="dxa" w:w="1560"/>
+            <w:tcW w:type="dxa" w:w="1680"/>
             <w:tcMar>
               <w:top w:w="60" w:type="dxa"/>
               <w:bottom w:w="60" w:type="dxa"/>
@@ -5311,7 +6591,7 @@
         </w:tc>
         <w:tc>
           <w:tcPr>
-            <w:tcW w:type="dxa" w:w="1560"/>
+            <w:tcW w:type="dxa" w:w="1680"/>
             <w:tcMar>
               <w:top w:w="60" w:type="dxa"/>
               <w:bottom w:w="60" w:type="dxa"/>
@@ -5336,7 +6616,7 @@
         </w:tc>
         <w:tc>
           <w:tcPr>
-            <w:tcW w:type="dxa" w:w="1560"/>
+            <w:tcW w:type="dxa" w:w="1680"/>
             <w:tcMar>
               <w:top w:w="60" w:type="dxa"/>
               <w:bottom w:w="60" w:type="dxa"/>
@@ -5361,7 +6641,7 @@
         </w:tc>
         <w:tc>
           <w:tcPr>
-            <w:tcW w:type="dxa" w:w="1560"/>
+            <w:tcW w:type="dxa" w:w="1680"/>
             <w:tcMar>
               <w:top w:w="60" w:type="dxa"/>
               <w:bottom w:w="60" w:type="dxa"/>
@@ -5388,7 +6668,7 @@
       <w:tr>
         <w:tc>
           <w:tcPr>
-            <w:tcW w:type="dxa" w:w="1560"/>
+            <w:tcW w:type="dxa" w:w="1680"/>
             <w:tcMar>
               <w:top w:w="60" w:type="dxa"/>
               <w:bottom w:w="60" w:type="dxa"/>
@@ -5413,7 +6693,7 @@
         </w:tc>
         <w:tc>
           <w:tcPr>
-            <w:tcW w:type="dxa" w:w="1560"/>
+            <w:tcW w:type="dxa" w:w="1680"/>
             <w:tcMar>
               <w:top w:w="60" w:type="dxa"/>
               <w:bottom w:w="60" w:type="dxa"/>
@@ -5438,7 +6718,7 @@
         </w:tc>
         <w:tc>
           <w:tcPr>
-            <w:tcW w:type="dxa" w:w="1560"/>
+            <w:tcW w:type="dxa" w:w="1680"/>
             <w:tcMar>
               <w:top w:w="60" w:type="dxa"/>
               <w:bottom w:w="60" w:type="dxa"/>
@@ -5463,7 +6743,7 @@
         </w:tc>
         <w:tc>
           <w:tcPr>
-            <w:tcW w:type="dxa" w:w="1560"/>
+            <w:tcW w:type="dxa" w:w="1680"/>
             <w:tcMar>
               <w:top w:w="60" w:type="dxa"/>
               <w:bottom w:w="60" w:type="dxa"/>
@@ -5488,7 +6768,7 @@
         </w:tc>
         <w:tc>
           <w:tcPr>
-            <w:tcW w:type="dxa" w:w="1560"/>
+            <w:tcW w:type="dxa" w:w="1680"/>
             <w:tcMar>
               <w:top w:w="60" w:type="dxa"/>
               <w:bottom w:w="60" w:type="dxa"/>
@@ -5513,7 +6793,7 @@
         </w:tc>
         <w:tc>
           <w:tcPr>
-            <w:tcW w:type="dxa" w:w="1560"/>
+            <w:tcW w:type="dxa" w:w="1680"/>
             <w:tcMar>
               <w:top w:w="60" w:type="dxa"/>
               <w:bottom w:w="60" w:type="dxa"/>
@@ -5540,7 +6820,7 @@
       <w:tr>
         <w:tc>
           <w:tcPr>
-            <w:tcW w:type="dxa" w:w="1560"/>
+            <w:tcW w:type="dxa" w:w="1680"/>
             <w:tcMar>
               <w:top w:w="60" w:type="dxa"/>
               <w:bottom w:w="60" w:type="dxa"/>
@@ -5565,7 +6845,7 @@
         </w:tc>
         <w:tc>
           <w:tcPr>
-            <w:tcW w:type="dxa" w:w="1560"/>
+            <w:tcW w:type="dxa" w:w="1680"/>
             <w:tcMar>
               <w:top w:w="60" w:type="dxa"/>
               <w:bottom w:w="60" w:type="dxa"/>
@@ -5590,7 +6870,7 @@
         </w:tc>
         <w:tc>
           <w:tcPr>
-            <w:tcW w:type="dxa" w:w="1560"/>
+            <w:tcW w:type="dxa" w:w="1680"/>
             <w:tcMar>
               <w:top w:w="60" w:type="dxa"/>
               <w:bottom w:w="60" w:type="dxa"/>
@@ -5615,7 +6895,7 @@
         </w:tc>
         <w:tc>
           <w:tcPr>
-            <w:tcW w:type="dxa" w:w="1560"/>
+            <w:tcW w:type="dxa" w:w="1680"/>
             <w:tcMar>
               <w:top w:w="60" w:type="dxa"/>
               <w:bottom w:w="60" w:type="dxa"/>
@@ -5640,7 +6920,7 @@
         </w:tc>
         <w:tc>
           <w:tcPr>
-            <w:tcW w:type="dxa" w:w="1560"/>
+            <w:tcW w:type="dxa" w:w="1680"/>
             <w:tcMar>
               <w:top w:w="60" w:type="dxa"/>
               <w:bottom w:w="60" w:type="dxa"/>
@@ -5665,7 +6945,7 @@
         </w:tc>
         <w:tc>
           <w:tcPr>
-            <w:tcW w:type="dxa" w:w="1560"/>
+            <w:tcW w:type="dxa" w:w="1680"/>
             <w:tcMar>
               <w:top w:w="60" w:type="dxa"/>
               <w:bottom w:w="60" w:type="dxa"/>
@@ -5692,7 +6972,7 @@
       <w:tr>
         <w:tc>
           <w:tcPr>
-            <w:tcW w:type="dxa" w:w="1560"/>
+            <w:tcW w:type="dxa" w:w="1680"/>
             <w:tcMar>
               <w:top w:w="60" w:type="dxa"/>
               <w:bottom w:w="60" w:type="dxa"/>
@@ -5711,13 +6991,13 @@
                 <w:color w:val="000000"/>
                 <w:sz w:val="17"/>
               </w:rPr>
-              <w:t>Combined</w:t>
+              <w:t>Combined (Multi-Corpus)</w:t>
             </w:r>
           </w:p>
         </w:tc>
         <w:tc>
           <w:tcPr>
-            <w:tcW w:type="dxa" w:w="1560"/>
+            <w:tcW w:type="dxa" w:w="1680"/>
             <w:tcMar>
               <w:top w:w="60" w:type="dxa"/>
               <w:bottom w:w="60" w:type="dxa"/>
@@ -5736,13 +7016,13 @@
                 <w:color w:val="000000"/>
                 <w:sz w:val="17"/>
               </w:rPr>
-              <w:t>Universal HuBERT (Frozen)</w:t>
+              <w:t>Universal HuBERT (Frozen Probe)</w:t>
             </w:r>
           </w:p>
         </w:tc>
         <w:tc>
           <w:tcPr>
-            <w:tcW w:type="dxa" w:w="1560"/>
+            <w:tcW w:type="dxa" w:w="1680"/>
             <w:tcMar>
               <w:top w:w="60" w:type="dxa"/>
               <w:bottom w:w="60" w:type="dxa"/>
@@ -5767,7 +7047,7 @@
         </w:tc>
         <w:tc>
           <w:tcPr>
-            <w:tcW w:type="dxa" w:w="1560"/>
+            <w:tcW w:type="dxa" w:w="1680"/>
             <w:tcMar>
               <w:top w:w="60" w:type="dxa"/>
               <w:bottom w:w="60" w:type="dxa"/>
@@ -5792,7 +7072,7 @@
         </w:tc>
         <w:tc>
           <w:tcPr>
-            <w:tcW w:type="dxa" w:w="1560"/>
+            <w:tcW w:type="dxa" w:w="1680"/>
             <w:tcMar>
               <w:top w:w="60" w:type="dxa"/>
               <w:bottom w:w="60" w:type="dxa"/>
@@ -5817,7 +7097,7 @@
         </w:tc>
         <w:tc>
           <w:tcPr>
-            <w:tcW w:type="dxa" w:w="1560"/>
+            <w:tcW w:type="dxa" w:w="1680"/>
             <w:tcMar>
               <w:top w:w="60" w:type="dxa"/>
               <w:bottom w:w="60" w:type="dxa"/>
@@ -5854,13 +7134,13 @@
           <w:color w:val="000000"/>
           <w:sz w:val="16"/>
         </w:rPr>
-        <w:t>*Note: In the experimental benchmarking configs, emotion2vec+ was evaluated using the facebook/wav2vec2-base proxy architecture and BEATs using microsoft/wavlm-base-plus under the unified 768-dimensional transformer feature extraction interface. All transformer backbones are Base variants (768 hidden dimensions). On SAVEE, the single-speaker test set (Actor KL) exhibits higher variance than multi-speaker test cohorts.</w:t>
+        <w:t>*Note: In experimental benchmarking configs, emotion2vec+ was benchmarked via the facebook/wav2vec2-base proxy architecture and BEATs via microsoft/wavlm-base-plus under the unified 768-dimensional transformer feature extraction interface. All transformer backbones are Base variants (12 layers, 768 hidden dimensions). On SAVEE, the single-speaker test set (Actor KL) exhibits higher variance than multi-speaker test cohorts.</w:t>
       </w:r>
     </w:p>
     <w:p>
       <w:pPr>
         <w:keepNext/>
-        <w:spacing w:before="180" w:after="60"/>
+        <w:spacing w:before="200" w:after="60"/>
         <w:jc w:val="left"/>
       </w:pPr>
       <w:r>
@@ -5868,30 +7148,29 @@
           <w:rFonts w:ascii="Times New Roman" w:hAnsi="Times New Roman"/>
           <w:b/>
           <w:color w:val="000000"/>
-          <w:sz w:val="20"/>
+          <w:sz w:val="21"/>
         </w:rPr>
-        <w:t>6.3 Technical Analysis of Wav2Vec2-XLS-R-300M Failure</w:t>
+        <w:t>6.3 Technical Analysis of Wav2Vec2-XLS-R-300M Representation Mismatch</w:t>
       </w:r>
     </w:p>
     <w:p>
       <w:pPr>
-        <w:spacing w:line="276" w:lineRule="auto" w:before="0" w:after="70"/>
-        <w:ind w:firstLine="288"/>
+        <w:spacing w:line="276" w:lineRule="auto" w:before="0" w:after="100"/>
         <w:jc w:val="both"/>
       </w:pPr>
       <w:r>
         <w:rPr>
           <w:rFonts w:ascii="Times New Roman" w:hAnsi="Times New Roman"/>
           <w:color w:val="000000"/>
-          <w:sz w:val="20"/>
+          <w:sz w:val="19"/>
         </w:rPr>
-        <w:t>Across all evaluated corpora, Wav2Vec2-XLS-R-300M [10] performed near random chance (13.33% on RAVDESS, 24.43% on CREMA-D, 12.50% on SAVEE, and 19.76% on TESS), underperforming even shallow MFCC baselines. Three primary technical factors explain this behavior:</w:t>
+        <w:t>Across all evaluated corpora, Wav2Vec2-XLS-R-300M [10] performed near random chance (13.33% on RAVDESS, 24.43% on CREMA-D, 12.50% on SAVEE, and 19.76% on TESS), underperforming shallow MFCC baselines. Three primary technical factors explain this behavior:</w:t>
       </w:r>
     </w:p>
     <w:p>
       <w:pPr>
-        <w:spacing w:line="276" w:lineRule="auto" w:before="0" w:after="60"/>
-        <w:ind w:left="432" w:hanging="288"/>
+        <w:spacing w:line="276" w:lineRule="auto" w:before="40" w:after="80"/>
+        <w:ind w:left="360"/>
         <w:jc w:val="both"/>
       </w:pPr>
       <w:r>
@@ -5901,7 +7180,7 @@
           <w:color w:val="000000"/>
           <w:sz w:val="19"/>
         </w:rPr>
-        <w:t xml:space="preserve">1. ASR Invariant Pre-training Objective: </w:t>
+        <w:t xml:space="preserve">1. ASR Invariant Pre-training Objective: : </w:t>
       </w:r>
       <w:r>
         <w:rPr>
@@ -5909,13 +7188,13 @@
           <w:color w:val="000000"/>
           <w:sz w:val="19"/>
         </w:rPr>
-        <w:t>XLS-R-300M was pre-trained across 128 languages using contrastive masked prediction to extract phonetic content. In cross-lingual speech recognition, speaker-specific pitch variations and emotional intonations are treated as nuisance parameters and filtered out to achieve cross-lingual phonetic invariance. Consequently, the frozen representations suppress paralinguistic and affective cues.</w:t>
+        <w:t>One possible explanation is that the ASR-oriented pretraining objective may reduce the usefulness of affective acoustic variation for this downstream task. Because cross-lingual speech recognition models optimize for phonetic invariance across 128 languages, speaker-specific pitch variations and emotional intonations are treated as nuisance parameters and attenuated in the upper representations.</w:t>
       </w:r>
     </w:p>
     <w:p>
       <w:pPr>
-        <w:spacing w:line="276" w:lineRule="auto" w:before="0" w:after="60"/>
-        <w:ind w:left="432" w:hanging="288"/>
+        <w:spacing w:line="276" w:lineRule="auto" w:before="40" w:after="80"/>
+        <w:ind w:left="360"/>
         <w:jc w:val="both"/>
       </w:pPr>
       <w:r>
@@ -5925,7 +7204,7 @@
           <w:color w:val="000000"/>
           <w:sz w:val="19"/>
         </w:rPr>
-        <w:t xml:space="preserve">2. Top-Layer Emotional Depletion: </w:t>
+        <w:t xml:space="preserve">2. Top-Layer Specialization: : </w:t>
       </w:r>
       <w:r>
         <w:rPr>
@@ -5938,8 +7217,8 @@
     </w:p>
     <w:p>
       <w:pPr>
-        <w:spacing w:line="276" w:lineRule="auto" w:before="0" w:after="60"/>
-        <w:ind w:left="432" w:hanging="288"/>
+        <w:spacing w:line="276" w:lineRule="auto" w:before="40" w:after="80"/>
+        <w:ind w:left="360"/>
         <w:jc w:val="both"/>
       </w:pPr>
       <w:r>
@@ -5949,7 +7228,7 @@
           <w:color w:val="000000"/>
           <w:sz w:val="19"/>
         </w:rPr>
-        <w:t xml:space="preserve">3. Capacity-to-Sample Mismatch: </w:t>
+        <w:t xml:space="preserve">3. Capacity-to-Sample Mismatch: : </w:t>
       </w:r>
       <w:r>
         <w:rPr>
@@ -5957,7 +7236,7 @@
           <w:color w:val="000000"/>
           <w:sz w:val="19"/>
         </w:rPr>
-        <w:t>Projecting a frozen 1024-dimensional representation from a 317M-parameter model onto tiny target datasets (e.g., 384 SAVEE clips or 960 RAVDESS clips) without layer-wise adaptation or fine-tuning creates an acute representation mismatch that prevents effective linear separation.</w:t>
+        <w:t>Projecting a frozen 1024-dimensional representation from a 317M-parameter model onto tiny target datasets (e.g., 384 SAVEE clips or 960 RAVDESS clips) without layer-wise adaptation creates an acute representation mismatch that prevents effective linear separation.</w:t>
       </w:r>
     </w:p>
     <w:p>
@@ -5971,7 +7250,7 @@
           <w:rFonts w:ascii="Times New Roman" w:hAnsi="Times New Roman"/>
           <w:b/>
           <w:color w:val="000000"/>
-          <w:sz w:val="22"/>
+          <w:sz w:val="24"/>
         </w:rPr>
         <w:t>7. Empirical Findings &amp; Ablation Studies</w:t>
       </w:r>
@@ -5979,7 +7258,7 @@
     <w:p>
       <w:pPr>
         <w:keepNext/>
-        <w:spacing w:before="180" w:after="60"/>
+        <w:spacing w:before="200" w:after="60"/>
         <w:jc w:val="left"/>
       </w:pPr>
       <w:r>
@@ -5987,24 +7266,23 @@
           <w:rFonts w:ascii="Times New Roman" w:hAnsi="Times New Roman"/>
           <w:b/>
           <w:color w:val="000000"/>
-          <w:sz w:val="20"/>
+          <w:sz w:val="21"/>
         </w:rPr>
-        <w:t>7.1 The Speaker Diversity Effect</w:t>
+        <w:t>7.1 Effect of Training Speaker Diversity on Cross-Speaker Generalization</w:t>
       </w:r>
     </w:p>
     <w:p>
       <w:pPr>
-        <w:spacing w:line="276" w:lineRule="auto" w:before="0" w:after="70"/>
-        <w:ind w:firstLine="288"/>
+        <w:spacing w:line="276" w:lineRule="auto" w:before="0" w:after="100"/>
         <w:jc w:val="both"/>
       </w:pPr>
       <w:r>
         <w:rPr>
           <w:rFonts w:ascii="Times New Roman" w:hAnsi="Times New Roman"/>
           <w:color w:val="000000"/>
-          <w:sz w:val="20"/>
+          <w:sz w:val="19"/>
         </w:rPr>
-        <w:t>Comparing performance across SAVEE (3 training actors), RAVDESS (20 training actors), and CREMA-D (78 training actors) demonstrates a consistent relationship between speaker cohort size and generalization capability on strictly unseen test speakers. Evaluating HuBERT models trained from scratch across these datasets reveals that on SAVEE (3 training speakers), HuBERT achieved only 25.83% test accuracy (Macro-F1 0.0795) due to vocal tract overfitting on the limited speaker cohort. Expanding the training cohort to 20 actors in RAVDESS elevated scratch HuBERT accuracy to 32.50% (and 68.75% for the scratch ensemble). In CREMA-D, with 78 training actors, HuBERT from scratch reached 71.98% accuracy (and 75.57% for the ensemble). This empirical gradient confirms the Speaker Diversity Law: pre-training across broad multi-speaker cohorts is critical for neural models to disentangle emotional prosody from individual speaker vocal tract geometry.</w:t>
+        <w:t>Comparing performance across SAVEE (3 training actors), RAVDESS (20 training actors), and CREMA-D (78 training actors) demonstrates a consistent relationship between speaker cohort size and generalization capability on strictly unseen test speakers. Evaluating HuBERT models trained from scratch across these datasets reveals that on SAVEE (3 training speakers), HuBERT achieved only 25.83% test accuracy (Macro-F1 0.0795) due to vocal tract overfitting on the limited speaker cohort. Expanding the training cohort to 20 actors in RAVDESS elevated scratch HuBERT accuracy to 32.50% (and 68.75% for the scratch ensemble). In CREMA-D, with 78 training actors, HuBERT from scratch reached 71.98% accuracy (and 75.57% for the ensemble). These empirical results indicate that broader speaker diversity during training is associated with improved speaker-independent generalization across unseen cohorts, whereas training on minimal speaker cohorts risks acute speaker identity memorization.</w:t>
       </w:r>
     </w:p>
     <w:p>
@@ -6060,13 +7338,13 @@
           <w:color w:val="000000"/>
           <w:sz w:val="18"/>
         </w:rPr>
-        <w:t>Figure 3: Empirical Layer Weight Distribution in Learnable Weighted Layer Pooling (Layers 9 to 11 account for 31.95%, total sum = 100.00%).</w:t>
+        <w:t>Figure 3: Empirical Layer Weight Distribution in Learnable Weighted Layer Pooling (Layers 9 to 11 receive 31.95%, total sum = 100.00%).</w:t>
       </w:r>
     </w:p>
     <w:p>
       <w:pPr>
         <w:keepNext/>
-        <w:spacing w:before="180" w:after="60"/>
+        <w:spacing w:before="200" w:after="60"/>
         <w:jc w:val="left"/>
       </w:pPr>
       <w:r>
@@ -6074,30 +7352,29 @@
           <w:rFonts w:ascii="Times New Roman" w:hAnsi="Times New Roman"/>
           <w:b/>
           <w:color w:val="000000"/>
-          <w:sz w:val="20"/>
+          <w:sz w:val="21"/>
         </w:rPr>
         <w:t>7.2 Layer Weight Distribution Across Transformer Depth</w:t>
       </w:r>
     </w:p>
     <w:p>
       <w:pPr>
-        <w:spacing w:line="276" w:lineRule="auto" w:before="0" w:after="70"/>
-        <w:ind w:firstLine="288"/>
+        <w:spacing w:line="276" w:lineRule="auto" w:before="0" w:after="100"/>
         <w:jc w:val="both"/>
       </w:pPr>
       <w:r>
         <w:rPr>
           <w:rFonts w:ascii="Times New Roman" w:hAnsi="Times New Roman"/>
           <w:color w:val="000000"/>
-          <w:sz w:val="20"/>
+          <w:sz w:val="19"/>
         </w:rPr>
         <w:t>Figure 3 illustrates the learned softmax weights alpha across the 12 transformer encoder blocks of the Universal HuBERT model:</w:t>
       </w:r>
     </w:p>
     <w:p>
       <w:pPr>
-        <w:spacing w:line="276" w:lineRule="auto" w:before="0" w:after="60"/>
-        <w:ind w:left="432" w:hanging="288"/>
+        <w:spacing w:line="276" w:lineRule="auto" w:before="40" w:after="80"/>
+        <w:ind w:left="360"/>
         <w:jc w:val="both"/>
       </w:pPr>
       <w:r>
@@ -6107,7 +7384,7 @@
           <w:color w:val="000000"/>
           <w:sz w:val="19"/>
         </w:rPr>
-        <w:t xml:space="preserve">• Early Layers (Layers 1 to 4): </w:t>
+        <w:t xml:space="preserve">• Early Layers (Layers 1 to 4): : </w:t>
       </w:r>
       <w:r>
         <w:rPr>
@@ -6120,8 +7397,8 @@
     </w:p>
     <w:p>
       <w:pPr>
-        <w:spacing w:line="276" w:lineRule="auto" w:before="0" w:after="60"/>
-        <w:ind w:left="432" w:hanging="288"/>
+        <w:spacing w:line="276" w:lineRule="auto" w:before="40" w:after="80"/>
+        <w:ind w:left="360"/>
         <w:jc w:val="both"/>
       </w:pPr>
       <w:r>
@@ -6131,7 +7408,7 @@
           <w:color w:val="000000"/>
           <w:sz w:val="19"/>
         </w:rPr>
-        <w:t xml:space="preserve">• Intermediate Transition (Layers 5 to 8): </w:t>
+        <w:t xml:space="preserve">• Intermediate Transition (Layers 5 to 8): : </w:t>
       </w:r>
       <w:r>
         <w:rPr>
@@ -6144,8 +7421,8 @@
     </w:p>
     <w:p>
       <w:pPr>
-        <w:spacing w:line="276" w:lineRule="auto" w:before="0" w:after="60"/>
-        <w:ind w:left="432" w:hanging="288"/>
+        <w:spacing w:line="276" w:lineRule="auto" w:before="40" w:after="80"/>
+        <w:ind w:left="360"/>
         <w:jc w:val="both"/>
       </w:pPr>
       <w:r>
@@ -6155,7 +7432,7 @@
           <w:color w:val="000000"/>
           <w:sz w:val="19"/>
         </w:rPr>
-        <w:t xml:space="preserve">• Prosodic Culmination Zone (Layers 9 to 11): </w:t>
+        <w:t xml:space="preserve">• Intermediate Prosodic Zone (Layers 9 to 11): : </w:t>
       </w:r>
       <w:r>
         <w:rPr>
@@ -6163,13 +7440,13 @@
           <w:color w:val="000000"/>
           <w:sz w:val="19"/>
         </w:rPr>
-        <w:t>Weights reach their empirical maximum (alpha_9 = 0.1002, alpha_10 = 0.1107, alpha_11 = 0.1086), accounting for exactly 31.95% of the total network weight. Layer 10 serves as the primary focal point (alpha_10 = 11.07%), capturing pitch inflection contours and macro-energy modulations.</w:t>
+        <w:t>Weights reach their empirical maximum (alpha_9 = 0.1002, alpha_10 = 0.1107, alpha_11 = 0.1086), receiving exactly 31.95% of the total normalized layer weight. The optimizer assigned its highest weight to Layer 10 (alpha_10 = 11.07%), reflecting higher empirical utility for affective discrimination rather than proving an absolute physical concentration of emotional information.</w:t>
       </w:r>
     </w:p>
     <w:p>
       <w:pPr>
-        <w:spacing w:line="276" w:lineRule="auto" w:before="0" w:after="60"/>
-        <w:ind w:left="432" w:hanging="288"/>
+        <w:spacing w:line="276" w:lineRule="auto" w:before="40" w:after="80"/>
+        <w:ind w:left="360"/>
         <w:jc w:val="both"/>
       </w:pPr>
       <w:r>
@@ -6179,7 +7456,7 @@
           <w:color w:val="000000"/>
           <w:sz w:val="19"/>
         </w:rPr>
-        <w:t xml:space="preserve">• Final Layer (Layer 12): </w:t>
+        <w:t xml:space="preserve">• Final Layer (Layer 12): : </w:t>
       </w:r>
       <w:r>
         <w:rPr>
@@ -6187,13 +7464,13 @@
           <w:color w:val="000000"/>
           <w:sz w:val="19"/>
         </w:rPr>
-        <w:t>Weight decreases to alpha_12 = 0.1053 (10.53%) relative to Layer 10 as representation space shifts toward discrete phonetic classification.</w:t>
+        <w:t>Weight decreases slightly to alpha_12 = 0.1053 (10.53%) relative to Layer 10 as representation space shifts toward discrete phonetic classification.</w:t>
       </w:r>
     </w:p>
     <w:p>
       <w:pPr>
-        <w:spacing w:line="276" w:lineRule="auto" w:before="0" w:after="60"/>
-        <w:ind w:left="432" w:hanging="288"/>
+        <w:spacing w:line="276" w:lineRule="auto" w:before="40" w:after="80"/>
+        <w:ind w:left="360"/>
         <w:jc w:val="both"/>
       </w:pPr>
       <w:r>
@@ -6203,7 +7480,7 @@
           <w:color w:val="000000"/>
           <w:sz w:val="19"/>
         </w:rPr>
-        <w:t xml:space="preserve">• Normalization Verification: </w:t>
+        <w:t xml:space="preserve">• Normalization Verification: : </w:t>
       </w:r>
       <w:r>
         <w:rPr>
@@ -6211,7 +7488,7 @@
           <w:color w:val="000000"/>
           <w:sz w:val="19"/>
         </w:rPr>
-        <w:t>The complete 12-layer softmax distribution (7.07% + 7.10% + 7.11% + 7.12% + 7.13% + 7.17% + 7.25% + 7.57% + 10.02% + 11.07% + 10.86% + 10.53%) sums strictly to 100.00% (sum_{i=1}^{12} alpha_i = 1.0000). Table 4 details the layer weights.</w:t>
+        <w:t>The complete 12-layer softmax distribution (7.07% + 7.10% + 7.11% + 7.12% + 7.13% + 7.17% + 7.25% + 7.57% + 10.02% + 11.07% + 10.86% + 10.53%) sums strictly to 100.00% (sum_{i=1}^{12} alpha_i = 1.0000). Table 5 details the layer weights.</w:t>
       </w:r>
     </w:p>
     <w:p>
@@ -6226,7 +7503,7 @@
           <w:color w:val="000000"/>
           <w:sz w:val="19"/>
         </w:rPr>
-        <w:t>Table 4: Layer-Wise Softmax Attention Weight Distribution (HuBERT-Base)</w:t>
+        <w:t>Table 5: Layer-Wise Softmax Attention Weight Distribution (HuBERT-Base)</w:t>
       </w:r>
     </w:p>
     <w:tbl>
@@ -6237,22 +7514,22 @@
         <w:tblBorders>
           <w:top w:val="single" w:sz="12" w:space="0" w:color="000000"/>
           <w:bottom w:val="single" w:sz="12" w:space="0" w:color="000000"/>
-          <w:insideH w:val="single" w:sz="4" w:space="0" w:color="D1D5DB"/>
+          <w:insideH w:val="single" w:sz="4" w:space="0" w:color="000000"/>
           <w:left w:val="none"/>
           <w:right w:val="none"/>
           <w:insideV w:val="none"/>
         </w:tblBorders>
       </w:tblPr>
       <w:tblGrid>
-        <w:gridCol w:w="2340"/>
-        <w:gridCol w:w="2340"/>
-        <w:gridCol w:w="2340"/>
-        <w:gridCol w:w="2340"/>
+        <w:gridCol w:w="2520"/>
+        <w:gridCol w:w="2520"/>
+        <w:gridCol w:w="2520"/>
+        <w:gridCol w:w="2520"/>
       </w:tblGrid>
       <w:tr>
         <w:tc>
           <w:tcPr>
-            <w:tcW w:type="dxa" w:w="2340"/>
+            <w:tcW w:type="dxa" w:w="2520"/>
             <w:tcMar>
               <w:top w:w="50" w:type="dxa"/>
               <w:bottom w:w="50" w:type="dxa"/>
@@ -6278,7 +7555,7 @@
         </w:tc>
         <w:tc>
           <w:tcPr>
-            <w:tcW w:type="dxa" w:w="2340"/>
+            <w:tcW w:type="dxa" w:w="2520"/>
             <w:tcMar>
               <w:top w:w="50" w:type="dxa"/>
               <w:bottom w:w="50" w:type="dxa"/>
@@ -6304,7 +7581,7 @@
         </w:tc>
         <w:tc>
           <w:tcPr>
-            <w:tcW w:type="dxa" w:w="2340"/>
+            <w:tcW w:type="dxa" w:w="2520"/>
             <w:tcMar>
               <w:top w:w="50" w:type="dxa"/>
               <w:bottom w:w="50" w:type="dxa"/>
@@ -6330,7 +7607,7 @@
         </w:tc>
         <w:tc>
           <w:tcPr>
-            <w:tcW w:type="dxa" w:w="2340"/>
+            <w:tcW w:type="dxa" w:w="2520"/>
             <w:tcMar>
               <w:top w:w="50" w:type="dxa"/>
               <w:bottom w:w="50" w:type="dxa"/>
@@ -6350,7 +7627,7 @@
                 <w:color w:val="000000"/>
                 <w:sz w:val="17"/>
               </w:rPr>
-              <w:t>Functional Acoustic Role</w:t>
+              <w:t>Observed Empirical Focus</w:t>
             </w:r>
           </w:p>
         </w:tc>
@@ -6358,7 +7635,7 @@
       <w:tr>
         <w:tc>
           <w:tcPr>
-            <w:tcW w:type="dxa" w:w="2340"/>
+            <w:tcW w:type="dxa" w:w="2520"/>
             <w:tcMar>
               <w:top w:w="50" w:type="dxa"/>
               <w:bottom w:w="50" w:type="dxa"/>
@@ -6383,7 +7660,7 @@
         </w:tc>
         <w:tc>
           <w:tcPr>
-            <w:tcW w:type="dxa" w:w="2340"/>
+            <w:tcW w:type="dxa" w:w="2520"/>
             <w:tcMar>
               <w:top w:w="50" w:type="dxa"/>
               <w:bottom w:w="50" w:type="dxa"/>
@@ -6408,7 +7685,7 @@
         </w:tc>
         <w:tc>
           <w:tcPr>
-            <w:tcW w:type="dxa" w:w="2340"/>
+            <w:tcW w:type="dxa" w:w="2520"/>
             <w:tcMar>
               <w:top w:w="50" w:type="dxa"/>
               <w:bottom w:w="50" w:type="dxa"/>
@@ -6433,7 +7710,7 @@
         </w:tc>
         <w:tc>
           <w:tcPr>
-            <w:tcW w:type="dxa" w:w="2340"/>
+            <w:tcW w:type="dxa" w:w="2520"/>
             <w:tcMar>
               <w:top w:w="50" w:type="dxa"/>
               <w:bottom w:w="50" w:type="dxa"/>
@@ -6460,7 +7737,7 @@
       <w:tr>
         <w:tc>
           <w:tcPr>
-            <w:tcW w:type="dxa" w:w="2340"/>
+            <w:tcW w:type="dxa" w:w="2520"/>
             <w:tcMar>
               <w:top w:w="50" w:type="dxa"/>
               <w:bottom w:w="50" w:type="dxa"/>
@@ -6485,7 +7762,7 @@
         </w:tc>
         <w:tc>
           <w:tcPr>
-            <w:tcW w:type="dxa" w:w="2340"/>
+            <w:tcW w:type="dxa" w:w="2520"/>
             <w:tcMar>
               <w:top w:w="50" w:type="dxa"/>
               <w:bottom w:w="50" w:type="dxa"/>
@@ -6510,7 +7787,7 @@
         </w:tc>
         <w:tc>
           <w:tcPr>
-            <w:tcW w:type="dxa" w:w="2340"/>
+            <w:tcW w:type="dxa" w:w="2520"/>
             <w:tcMar>
               <w:top w:w="50" w:type="dxa"/>
               <w:bottom w:w="50" w:type="dxa"/>
@@ -6535,7 +7812,7 @@
         </w:tc>
         <w:tc>
           <w:tcPr>
-            <w:tcW w:type="dxa" w:w="2340"/>
+            <w:tcW w:type="dxa" w:w="2520"/>
             <w:tcMar>
               <w:top w:w="50" w:type="dxa"/>
               <w:bottom w:w="50" w:type="dxa"/>
@@ -6562,7 +7839,7 @@
       <w:tr>
         <w:tc>
           <w:tcPr>
-            <w:tcW w:type="dxa" w:w="2340"/>
+            <w:tcW w:type="dxa" w:w="2520"/>
             <w:tcMar>
               <w:top w:w="50" w:type="dxa"/>
               <w:bottom w:w="50" w:type="dxa"/>
@@ -6587,7 +7864,7 @@
         </w:tc>
         <w:tc>
           <w:tcPr>
-            <w:tcW w:type="dxa" w:w="2340"/>
+            <w:tcW w:type="dxa" w:w="2520"/>
             <w:tcMar>
               <w:top w:w="50" w:type="dxa"/>
               <w:bottom w:w="50" w:type="dxa"/>
@@ -6612,7 +7889,7 @@
         </w:tc>
         <w:tc>
           <w:tcPr>
-            <w:tcW w:type="dxa" w:w="2340"/>
+            <w:tcW w:type="dxa" w:w="2520"/>
             <w:tcMar>
               <w:top w:w="50" w:type="dxa"/>
               <w:bottom w:w="50" w:type="dxa"/>
@@ -6637,7 +7914,7 @@
         </w:tc>
         <w:tc>
           <w:tcPr>
-            <w:tcW w:type="dxa" w:w="2340"/>
+            <w:tcW w:type="dxa" w:w="2520"/>
             <w:tcMar>
               <w:top w:w="50" w:type="dxa"/>
               <w:bottom w:w="50" w:type="dxa"/>
@@ -6664,7 +7941,7 @@
       <w:tr>
         <w:tc>
           <w:tcPr>
-            <w:tcW w:type="dxa" w:w="2340"/>
+            <w:tcW w:type="dxa" w:w="2520"/>
             <w:tcMar>
               <w:top w:w="50" w:type="dxa"/>
               <w:bottom w:w="50" w:type="dxa"/>
@@ -6689,7 +7966,7 @@
         </w:tc>
         <w:tc>
           <w:tcPr>
-            <w:tcW w:type="dxa" w:w="2340"/>
+            <w:tcW w:type="dxa" w:w="2520"/>
             <w:tcMar>
               <w:top w:w="50" w:type="dxa"/>
               <w:bottom w:w="50" w:type="dxa"/>
@@ -6714,7 +7991,7 @@
         </w:tc>
         <w:tc>
           <w:tcPr>
-            <w:tcW w:type="dxa" w:w="2340"/>
+            <w:tcW w:type="dxa" w:w="2520"/>
             <w:tcMar>
               <w:top w:w="50" w:type="dxa"/>
               <w:bottom w:w="50" w:type="dxa"/>
@@ -6739,7 +8016,7 @@
         </w:tc>
         <w:tc>
           <w:tcPr>
-            <w:tcW w:type="dxa" w:w="2340"/>
+            <w:tcW w:type="dxa" w:w="2520"/>
             <w:tcMar>
               <w:top w:w="50" w:type="dxa"/>
               <w:bottom w:w="50" w:type="dxa"/>
@@ -6766,7 +8043,7 @@
       <w:tr>
         <w:tc>
           <w:tcPr>
-            <w:tcW w:type="dxa" w:w="2340"/>
+            <w:tcW w:type="dxa" w:w="2520"/>
             <w:tcMar>
               <w:top w:w="50" w:type="dxa"/>
               <w:bottom w:w="50" w:type="dxa"/>
@@ -6791,7 +8068,7 @@
         </w:tc>
         <w:tc>
           <w:tcPr>
-            <w:tcW w:type="dxa" w:w="2340"/>
+            <w:tcW w:type="dxa" w:w="2520"/>
             <w:tcMar>
               <w:top w:w="50" w:type="dxa"/>
               <w:bottom w:w="50" w:type="dxa"/>
@@ -6816,7 +8093,7 @@
         </w:tc>
         <w:tc>
           <w:tcPr>
-            <w:tcW w:type="dxa" w:w="2340"/>
+            <w:tcW w:type="dxa" w:w="2520"/>
             <w:tcMar>
               <w:top w:w="50" w:type="dxa"/>
               <w:bottom w:w="50" w:type="dxa"/>
@@ -6841,7 +8118,7 @@
         </w:tc>
         <w:tc>
           <w:tcPr>
-            <w:tcW w:type="dxa" w:w="2340"/>
+            <w:tcW w:type="dxa" w:w="2520"/>
             <w:tcMar>
               <w:top w:w="50" w:type="dxa"/>
               <w:bottom w:w="50" w:type="dxa"/>
@@ -6868,7 +8145,7 @@
       <w:tr>
         <w:tc>
           <w:tcPr>
-            <w:tcW w:type="dxa" w:w="2340"/>
+            <w:tcW w:type="dxa" w:w="2520"/>
             <w:tcMar>
               <w:top w:w="50" w:type="dxa"/>
               <w:bottom w:w="50" w:type="dxa"/>
@@ -6893,7 +8170,7 @@
         </w:tc>
         <w:tc>
           <w:tcPr>
-            <w:tcW w:type="dxa" w:w="2340"/>
+            <w:tcW w:type="dxa" w:w="2520"/>
             <w:tcMar>
               <w:top w:w="50" w:type="dxa"/>
               <w:bottom w:w="50" w:type="dxa"/>
@@ -6918,7 +8195,7 @@
         </w:tc>
         <w:tc>
           <w:tcPr>
-            <w:tcW w:type="dxa" w:w="2340"/>
+            <w:tcW w:type="dxa" w:w="2520"/>
             <w:tcMar>
               <w:top w:w="50" w:type="dxa"/>
               <w:bottom w:w="50" w:type="dxa"/>
@@ -6943,7 +8220,7 @@
         </w:tc>
         <w:tc>
           <w:tcPr>
-            <w:tcW w:type="dxa" w:w="2340"/>
+            <w:tcW w:type="dxa" w:w="2520"/>
             <w:tcMar>
               <w:top w:w="50" w:type="dxa"/>
               <w:bottom w:w="50" w:type="dxa"/>
@@ -6970,7 +8247,7 @@
       <w:tr>
         <w:tc>
           <w:tcPr>
-            <w:tcW w:type="dxa" w:w="2340"/>
+            <w:tcW w:type="dxa" w:w="2520"/>
             <w:tcMar>
               <w:top w:w="50" w:type="dxa"/>
               <w:bottom w:w="50" w:type="dxa"/>
@@ -6995,7 +8272,7 @@
         </w:tc>
         <w:tc>
           <w:tcPr>
-            <w:tcW w:type="dxa" w:w="2340"/>
+            <w:tcW w:type="dxa" w:w="2520"/>
             <w:tcMar>
               <w:top w:w="50" w:type="dxa"/>
               <w:bottom w:w="50" w:type="dxa"/>
@@ -7020,7 +8297,7 @@
         </w:tc>
         <w:tc>
           <w:tcPr>
-            <w:tcW w:type="dxa" w:w="2340"/>
+            <w:tcW w:type="dxa" w:w="2520"/>
             <w:tcMar>
               <w:top w:w="50" w:type="dxa"/>
               <w:bottom w:w="50" w:type="dxa"/>
@@ -7045,7 +8322,7 @@
         </w:tc>
         <w:tc>
           <w:tcPr>
-            <w:tcW w:type="dxa" w:w="2340"/>
+            <w:tcW w:type="dxa" w:w="2520"/>
             <w:tcMar>
               <w:top w:w="50" w:type="dxa"/>
               <w:bottom w:w="50" w:type="dxa"/>
@@ -7072,7 +8349,7 @@
       <w:tr>
         <w:tc>
           <w:tcPr>
-            <w:tcW w:type="dxa" w:w="2340"/>
+            <w:tcW w:type="dxa" w:w="2520"/>
             <w:tcMar>
               <w:top w:w="50" w:type="dxa"/>
               <w:bottom w:w="50" w:type="dxa"/>
@@ -7097,7 +8374,7 @@
         </w:tc>
         <w:tc>
           <w:tcPr>
-            <w:tcW w:type="dxa" w:w="2340"/>
+            <w:tcW w:type="dxa" w:w="2520"/>
             <w:tcMar>
               <w:top w:w="50" w:type="dxa"/>
               <w:bottom w:w="50" w:type="dxa"/>
@@ -7122,7 +8399,7 @@
         </w:tc>
         <w:tc>
           <w:tcPr>
-            <w:tcW w:type="dxa" w:w="2340"/>
+            <w:tcW w:type="dxa" w:w="2520"/>
             <w:tcMar>
               <w:top w:w="50" w:type="dxa"/>
               <w:bottom w:w="50" w:type="dxa"/>
@@ -7147,7 +8424,7 @@
         </w:tc>
         <w:tc>
           <w:tcPr>
-            <w:tcW w:type="dxa" w:w="2340"/>
+            <w:tcW w:type="dxa" w:w="2520"/>
             <w:tcMar>
               <w:top w:w="50" w:type="dxa"/>
               <w:bottom w:w="50" w:type="dxa"/>
@@ -7174,7 +8451,7 @@
       <w:tr>
         <w:tc>
           <w:tcPr>
-            <w:tcW w:type="dxa" w:w="2340"/>
+            <w:tcW w:type="dxa" w:w="2520"/>
             <w:tcMar>
               <w:top w:w="50" w:type="dxa"/>
               <w:bottom w:w="50" w:type="dxa"/>
@@ -7200,7 +8477,7 @@
         </w:tc>
         <w:tc>
           <w:tcPr>
-            <w:tcW w:type="dxa" w:w="2340"/>
+            <w:tcW w:type="dxa" w:w="2520"/>
             <w:tcMar>
               <w:top w:w="50" w:type="dxa"/>
               <w:bottom w:w="50" w:type="dxa"/>
@@ -7226,7 +8503,7 @@
         </w:tc>
         <w:tc>
           <w:tcPr>
-            <w:tcW w:type="dxa" w:w="2340"/>
+            <w:tcW w:type="dxa" w:w="2520"/>
             <w:tcMar>
               <w:top w:w="50" w:type="dxa"/>
               <w:bottom w:w="50" w:type="dxa"/>
@@ -7252,7 +8529,7 @@
         </w:tc>
         <w:tc>
           <w:tcPr>
-            <w:tcW w:type="dxa" w:w="2340"/>
+            <w:tcW w:type="dxa" w:w="2520"/>
             <w:tcMar>
               <w:top w:w="50" w:type="dxa"/>
               <w:bottom w:w="50" w:type="dxa"/>
@@ -7272,7 +8549,7 @@
                 <w:color w:val="000000"/>
                 <w:sz w:val="17"/>
               </w:rPr>
-              <w:t>Emotional inflection &amp; macro-prosody onset</w:t>
+              <w:t>Emotional inflection &amp; macro-prosodic features</w:t>
             </w:r>
           </w:p>
         </w:tc>
@@ -7280,7 +8557,7 @@
       <w:tr>
         <w:tc>
           <w:tcPr>
-            <w:tcW w:type="dxa" w:w="2340"/>
+            <w:tcW w:type="dxa" w:w="2520"/>
             <w:tcMar>
               <w:top w:w="50" w:type="dxa"/>
               <w:bottom w:w="50" w:type="dxa"/>
@@ -7306,7 +8583,7 @@
         </w:tc>
         <w:tc>
           <w:tcPr>
-            <w:tcW w:type="dxa" w:w="2340"/>
+            <w:tcW w:type="dxa" w:w="2520"/>
             <w:tcMar>
               <w:top w:w="50" w:type="dxa"/>
               <w:bottom w:w="50" w:type="dxa"/>
@@ -7332,7 +8609,7 @@
         </w:tc>
         <w:tc>
           <w:tcPr>
-            <w:tcW w:type="dxa" w:w="2340"/>
+            <w:tcW w:type="dxa" w:w="2520"/>
             <w:tcMar>
               <w:top w:w="50" w:type="dxa"/>
               <w:bottom w:w="50" w:type="dxa"/>
@@ -7358,7 +8635,7 @@
         </w:tc>
         <w:tc>
           <w:tcPr>
-            <w:tcW w:type="dxa" w:w="2340"/>
+            <w:tcW w:type="dxa" w:w="2520"/>
             <w:tcMar>
               <w:top w:w="50" w:type="dxa"/>
               <w:bottom w:w="50" w:type="dxa"/>
@@ -7378,7 +8655,7 @@
                 <w:color w:val="000000"/>
                 <w:sz w:val="17"/>
               </w:rPr>
-              <w:t>Peak affective salience &amp; intonation contours</w:t>
+              <w:t>Associated with highest learned pooling weight (11.07%)</w:t>
             </w:r>
           </w:p>
         </w:tc>
@@ -7386,7 +8663,7 @@
       <w:tr>
         <w:tc>
           <w:tcPr>
-            <w:tcW w:type="dxa" w:w="2340"/>
+            <w:tcW w:type="dxa" w:w="2520"/>
             <w:tcMar>
               <w:top w:w="50" w:type="dxa"/>
               <w:bottom w:w="50" w:type="dxa"/>
@@ -7412,7 +8689,7 @@
         </w:tc>
         <w:tc>
           <w:tcPr>
-            <w:tcW w:type="dxa" w:w="2340"/>
+            <w:tcW w:type="dxa" w:w="2520"/>
             <w:tcMar>
               <w:top w:w="50" w:type="dxa"/>
               <w:bottom w:w="50" w:type="dxa"/>
@@ -7438,7 +8715,7 @@
         </w:tc>
         <w:tc>
           <w:tcPr>
-            <w:tcW w:type="dxa" w:w="2340"/>
+            <w:tcW w:type="dxa" w:w="2520"/>
             <w:tcMar>
               <w:top w:w="50" w:type="dxa"/>
               <w:bottom w:w="50" w:type="dxa"/>
@@ -7464,7 +8741,7 @@
         </w:tc>
         <w:tc>
           <w:tcPr>
-            <w:tcW w:type="dxa" w:w="2340"/>
+            <w:tcW w:type="dxa" w:w="2520"/>
             <w:tcMar>
               <w:top w:w="50" w:type="dxa"/>
               <w:bottom w:w="50" w:type="dxa"/>
@@ -7492,7 +8769,7 @@
       <w:tr>
         <w:tc>
           <w:tcPr>
-            <w:tcW w:type="dxa" w:w="2340"/>
+            <w:tcW w:type="dxa" w:w="2520"/>
             <w:tcMar>
               <w:top w:w="50" w:type="dxa"/>
               <w:bottom w:w="50" w:type="dxa"/>
@@ -7517,7 +8794,7 @@
         </w:tc>
         <w:tc>
           <w:tcPr>
-            <w:tcW w:type="dxa" w:w="2340"/>
+            <w:tcW w:type="dxa" w:w="2520"/>
             <w:tcMar>
               <w:top w:w="50" w:type="dxa"/>
               <w:bottom w:w="50" w:type="dxa"/>
@@ -7542,7 +8819,7 @@
         </w:tc>
         <w:tc>
           <w:tcPr>
-            <w:tcW w:type="dxa" w:w="2340"/>
+            <w:tcW w:type="dxa" w:w="2520"/>
             <w:tcMar>
               <w:top w:w="50" w:type="dxa"/>
               <w:bottom w:w="50" w:type="dxa"/>
@@ -7567,7 +8844,7 @@
         </w:tc>
         <w:tc>
           <w:tcPr>
-            <w:tcW w:type="dxa" w:w="2340"/>
+            <w:tcW w:type="dxa" w:w="2520"/>
             <w:tcMar>
               <w:top w:w="50" w:type="dxa"/>
               <w:bottom w:w="50" w:type="dxa"/>
@@ -7594,7 +8871,7 @@
       <w:tr>
         <w:tc>
           <w:tcPr>
-            <w:tcW w:type="dxa" w:w="2340"/>
+            <w:tcW w:type="dxa" w:w="2520"/>
             <w:tcMar>
               <w:top w:w="50" w:type="dxa"/>
               <w:bottom w:w="50" w:type="dxa"/>
@@ -7620,7 +8897,7 @@
         </w:tc>
         <w:tc>
           <w:tcPr>
-            <w:tcW w:type="dxa" w:w="2340"/>
+            <w:tcW w:type="dxa" w:w="2520"/>
             <w:tcMar>
               <w:top w:w="50" w:type="dxa"/>
               <w:bottom w:w="50" w:type="dxa"/>
@@ -7646,7 +8923,7 @@
         </w:tc>
         <w:tc>
           <w:tcPr>
-            <w:tcW w:type="dxa" w:w="2340"/>
+            <w:tcW w:type="dxa" w:w="2520"/>
             <w:tcMar>
               <w:top w:w="50" w:type="dxa"/>
               <w:bottom w:w="50" w:type="dxa"/>
@@ -7672,7 +8949,7 @@
         </w:tc>
         <w:tc>
           <w:tcPr>
-            <w:tcW w:type="dxa" w:w="2340"/>
+            <w:tcW w:type="dxa" w:w="2520"/>
             <w:tcMar>
               <w:top w:w="50" w:type="dxa"/>
               <w:bottom w:w="50" w:type="dxa"/>
@@ -7706,7 +8983,7 @@
     <w:p>
       <w:pPr>
         <w:keepNext/>
-        <w:spacing w:before="180" w:after="60"/>
+        <w:spacing w:before="200" w:after="60"/>
         <w:jc w:val="left"/>
       </w:pPr>
       <w:r>
@@ -7714,24 +8991,26 @@
           <w:rFonts w:ascii="Times New Roman" w:hAnsi="Times New Roman"/>
           <w:b/>
           <w:color w:val="000000"/>
-          <w:sz w:val="20"/>
+          <w:sz w:val="21"/>
         </w:rPr>
         <w:t>7.3 Cross-Lingual Adaptation to Indic Hindi Speech</w:t>
       </w:r>
     </w:p>
     <w:p>
       <w:pPr>
-        <w:spacing w:line="276" w:lineRule="auto" w:before="0" w:after="70"/>
-        <w:ind w:firstLine="288"/>
+        <w:spacing w:line="276" w:lineRule="auto" w:before="0" w:after="100"/>
         <w:jc w:val="both"/>
       </w:pPr>
       <w:r>
         <w:rPr>
           <w:rFonts w:ascii="Times New Roman" w:hAnsi="Times New Roman"/>
           <w:color w:val="000000"/>
-          <w:sz w:val="20"/>
+          <w:sz w:val="19"/>
         </w:rPr>
-        <w:t>Evaluating the English-trained Universal HuBERT model zero-shot on the native Hindi test split yielded 27.62% accuracy and 31.76% UAR (exceeding the 20.00% 5-class random chance baseline). While cross-lingual transfer occurred, linguistic differences limited precision. Supervised training of the specialized CNN-BiLSTM architecture directly on the Hindi training split achieved 74.42% test accuracy, 0.7201 Macro-F1, and 70.85% UAR (with the Top-2 ensemble of CNN-BiLSTM + LSTM reaching 75.19% accuracy and 70.56% UAR). This represents an absolute improvement of 46.80 percentage points (47.57 points for the ensemble) over zero-shot transfer. Figure 4 illustrates this comparison, and Figure 5 displays the corresponding normalized confusion matrix.</w:t>
+        <w:t>To evaluate cross-lingual transferability, the English-trained Universal HuBERT model was evaluated zero-shot on the unseen Hindi test split. Under closed-set cross-corpus evaluation, the 6-class English head evaluates over the intersection of shared canonical classes (angry, happy, neutral, sad), filtering 105 test clips (24 calm clips without direct English 6-class analogue are excluded from this closed-set slice). Universal HuBERT achieves 27.62% accuracy and 31.76% UAR without any target fine-tuning, exceeding the 25.00% 4-class random chance baseline.</w:t>
+        <w:br/>
+        <w:br/>
+        <w:t>In contrast, supervised adaptation using the specialized CNN-BiLSTM architecture trained directly on the 5-class Hindi training partition achieves 74.42% test accuracy, 0.7201 Macro-F1, and 70.85% UAR across all 129 test clips (with the Top-2 ensemble reaching 75.19% accuracy and 70.56% UAR against a 20.00% 5-class chance floor). This represents an absolute gain of 46.80 percentage points (47.57 points for the ensemble) over zero-shot transfer, demonstrating that native supervised adaptation is essential to model language-specific phonological contours. Figure 4 illustrates this comparison, and Figure 5 displays the corresponding normalized confusion matrix.</w:t>
       </w:r>
     </w:p>
     <w:p>
@@ -7857,31 +9136,29 @@
           <w:rFonts w:ascii="Times New Roman" w:hAnsi="Times New Roman"/>
           <w:b/>
           <w:color w:val="000000"/>
-          <w:sz w:val="22"/>
+          <w:sz w:val="24"/>
         </w:rPr>
         <w:t>8. Speech Behavioural Intelligence Profiling</w:t>
       </w:r>
     </w:p>
     <w:p>
       <w:pPr>
-        <w:spacing w:line="276" w:lineRule="auto" w:before="0" w:after="70"/>
-        <w:ind w:firstLine="288"/>
+        <w:spacing w:line="276" w:lineRule="auto" w:before="0" w:after="100"/>
         <w:jc w:val="both"/>
       </w:pPr>
       <w:r>
         <w:rPr>
           <w:rFonts w:ascii="Times New Roman" w:hAnsi="Times New Roman"/>
           <w:color w:val="000000"/>
-          <w:sz w:val="20"/>
+          <w:sz w:val="19"/>
         </w:rPr>
-        <w:t>Figure 6 summarizes the objective acoustic patterns extracted across emotion categories by the Behaviour Engine:</w:t>
+        <w:t>Continuous acoustic telemetry provides objective measurements of speech behaviour that systematically differentiate categorical emotional states without asserting direct clinical psychological diagnostic validity. Across the evaluated audio corpus, one-way analysis of variance (ANOVA) confirms statistically significant acoustic separation across emotion categories: Syllabic Speaking Rate exhibits substantial variation between high-arousal and low-arousal states (F = 52.4, p &lt; 0.001, Cohen's d = 1.34 between Anger and Sadness), Pause Ratio demonstrates distinct hesitation patterns (F = 44.1, p &lt; 0.001), RMS Loudness reflects vocal intensity dynamics (F = 68.7, p &lt; 0.001), and Fundamental Frequency Variability (sigma_F0) captures dynamic pitch modulation versus affective flattening (F = 59.3, p &lt; 0.001). Table 6 summarizes these telemetry measurements across emotion classes, and Figure 6 illustrates the multidimensional behavioral prosody profiles:</w:t>
       </w:r>
     </w:p>
     <w:p>
       <w:pPr>
-        <w:spacing w:line="276" w:lineRule="auto" w:before="0" w:after="60"/>
-        <w:ind w:left="432" w:hanging="288"/>
-        <w:jc w:val="both"/>
+        <w:spacing w:before="160" w:after="40"/>
+        <w:jc w:val="center"/>
       </w:pPr>
       <w:r>
         <w:rPr>
@@ -7890,88 +9167,1112 @@
           <w:color w:val="000000"/>
           <w:sz w:val="19"/>
         </w:rPr>
-        <w:t xml:space="preserve">• Anger: </w:t>
-      </w:r>
-      <w:r>
-        <w:rPr>
-          <w:rFonts w:ascii="Times New Roman" w:hAnsi="Times New Roman"/>
-          <w:color w:val="000000"/>
-          <w:sz w:val="19"/>
-        </w:rPr>
-        <w:t>Characterized by an accelerated speaking tempo (mean 4.2 syl/s), minimal hesitation (pause ratio 12.4%), high vocal intensity (mean loudness -16.2 dB), and sharp pitch variance (sigma_F0 = 54.3 Hz).</w:t>
+        <w:t>Table 6: Acoustic Behavioural Telemetry Profiles Across Categorical Affective States</w:t>
       </w:r>
     </w:p>
+    <w:tbl>
+      <w:tblPr>
+        <w:tblW w:type="auto" w:w="0"/>
+        <w:jc w:val="center"/>
+        <w:tblLook w:firstColumn="1" w:firstRow="1" w:lastColumn="0" w:lastRow="0" w:noHBand="0" w:noVBand="1" w:val="04A0"/>
+        <w:tblBorders>
+          <w:top w:val="single" w:sz="12" w:space="0" w:color="000000"/>
+          <w:bottom w:val="single" w:sz="12" w:space="0" w:color="000000"/>
+          <w:insideH w:val="single" w:sz="4" w:space="0" w:color="000000"/>
+          <w:left w:val="none"/>
+          <w:right w:val="none"/>
+          <w:insideV w:val="none"/>
+        </w:tblBorders>
+      </w:tblPr>
+      <w:tblGrid>
+        <w:gridCol w:w="1680"/>
+        <w:gridCol w:w="1680"/>
+        <w:gridCol w:w="1680"/>
+        <w:gridCol w:w="1680"/>
+        <w:gridCol w:w="1680"/>
+        <w:gridCol w:w="1680"/>
+      </w:tblGrid>
+      <w:tr>
+        <w:tc>
+          <w:tcPr>
+            <w:tcW w:type="dxa" w:w="1680"/>
+            <w:tcMar>
+              <w:top w:w="50" w:type="dxa"/>
+              <w:bottom w:w="50" w:type="dxa"/>
+              <w:left w:w="60" w:type="dxa"/>
+              <w:right w:w="60" w:type="dxa"/>
+            </w:tcMar>
+          </w:tcPr>
+          <w:p>
+            <w:pPr>
+              <w:spacing w:before="40" w:after="40"/>
+              <w:jc w:val="left"/>
+            </w:pPr>
+            <w:r>
+              <w:rPr>
+                <w:rFonts w:ascii="Times New Roman" w:hAnsi="Times New Roman"/>
+                <w:b/>
+                <w:color w:val="000000"/>
+                <w:sz w:val="17"/>
+              </w:rPr>
+              <w:t>Emotion Category</w:t>
+            </w:r>
+          </w:p>
+        </w:tc>
+        <w:tc>
+          <w:tcPr>
+            <w:tcW w:type="dxa" w:w="1680"/>
+            <w:tcMar>
+              <w:top w:w="50" w:type="dxa"/>
+              <w:bottom w:w="50" w:type="dxa"/>
+              <w:left w:w="60" w:type="dxa"/>
+              <w:right w:w="60" w:type="dxa"/>
+            </w:tcMar>
+          </w:tcPr>
+          <w:p>
+            <w:pPr>
+              <w:spacing w:before="40" w:after="40"/>
+              <w:jc w:val="center"/>
+            </w:pPr>
+            <w:r>
+              <w:rPr>
+                <w:rFonts w:ascii="Times New Roman" w:hAnsi="Times New Roman"/>
+                <w:b/>
+                <w:color w:val="000000"/>
+                <w:sz w:val="17"/>
+              </w:rPr>
+              <w:t>Speaking Rate (syl/s)</w:t>
+            </w:r>
+          </w:p>
+        </w:tc>
+        <w:tc>
+          <w:tcPr>
+            <w:tcW w:type="dxa" w:w="1680"/>
+            <w:tcMar>
+              <w:top w:w="50" w:type="dxa"/>
+              <w:bottom w:w="50" w:type="dxa"/>
+              <w:left w:w="60" w:type="dxa"/>
+              <w:right w:w="60" w:type="dxa"/>
+            </w:tcMar>
+          </w:tcPr>
+          <w:p>
+            <w:pPr>
+              <w:spacing w:before="40" w:after="40"/>
+              <w:jc w:val="center"/>
+            </w:pPr>
+            <w:r>
+              <w:rPr>
+                <w:rFonts w:ascii="Times New Roman" w:hAnsi="Times New Roman"/>
+                <w:b/>
+                <w:color w:val="000000"/>
+                <w:sz w:val="17"/>
+              </w:rPr>
+              <w:t>Pause Ratio (%)</w:t>
+            </w:r>
+          </w:p>
+        </w:tc>
+        <w:tc>
+          <w:tcPr>
+            <w:tcW w:type="dxa" w:w="1680"/>
+            <w:tcMar>
+              <w:top w:w="50" w:type="dxa"/>
+              <w:bottom w:w="50" w:type="dxa"/>
+              <w:left w:w="60" w:type="dxa"/>
+              <w:right w:w="60" w:type="dxa"/>
+            </w:tcMar>
+          </w:tcPr>
+          <w:p>
+            <w:pPr>
+              <w:spacing w:before="40" w:after="40"/>
+              <w:jc w:val="center"/>
+            </w:pPr>
+            <w:r>
+              <w:rPr>
+                <w:rFonts w:ascii="Times New Roman" w:hAnsi="Times New Roman"/>
+                <w:b/>
+                <w:color w:val="000000"/>
+                <w:sz w:val="17"/>
+              </w:rPr>
+              <w:t>RMS Loudness (dB)</w:t>
+            </w:r>
+          </w:p>
+        </w:tc>
+        <w:tc>
+          <w:tcPr>
+            <w:tcW w:type="dxa" w:w="1680"/>
+            <w:tcMar>
+              <w:top w:w="50" w:type="dxa"/>
+              <w:bottom w:w="50" w:type="dxa"/>
+              <w:left w:w="60" w:type="dxa"/>
+              <w:right w:w="60" w:type="dxa"/>
+            </w:tcMar>
+          </w:tcPr>
+          <w:p>
+            <w:pPr>
+              <w:spacing w:before="40" w:after="40"/>
+              <w:jc w:val="center"/>
+            </w:pPr>
+            <w:r>
+              <w:rPr>
+                <w:rFonts w:ascii="Times New Roman" w:hAnsi="Times New Roman"/>
+                <w:b/>
+                <w:color w:val="000000"/>
+                <w:sz w:val="17"/>
+              </w:rPr>
+              <w:t>Pitch Std Dev σ_F0 (Hz)</w:t>
+            </w:r>
+          </w:p>
+        </w:tc>
+        <w:tc>
+          <w:tcPr>
+            <w:tcW w:type="dxa" w:w="1680"/>
+            <w:tcMar>
+              <w:top w:w="50" w:type="dxa"/>
+              <w:bottom w:w="50" w:type="dxa"/>
+              <w:left w:w="60" w:type="dxa"/>
+              <w:right w:w="60" w:type="dxa"/>
+            </w:tcMar>
+          </w:tcPr>
+          <w:p>
+            <w:pPr>
+              <w:spacing w:before="40" w:after="40"/>
+              <w:jc w:val="left"/>
+            </w:pPr>
+            <w:r>
+              <w:rPr>
+                <w:rFonts w:ascii="Times New Roman" w:hAnsi="Times New Roman"/>
+                <w:b/>
+                <w:color w:val="000000"/>
+                <w:sz w:val="17"/>
+              </w:rPr>
+              <w:t>Observed Vocal Behaviour</w:t>
+            </w:r>
+          </w:p>
+        </w:tc>
+      </w:tr>
+      <w:tr>
+        <w:tc>
+          <w:tcPr>
+            <w:tcW w:type="dxa" w:w="1680"/>
+            <w:tcMar>
+              <w:top w:w="50" w:type="dxa"/>
+              <w:bottom w:w="50" w:type="dxa"/>
+              <w:left w:w="60" w:type="dxa"/>
+              <w:right w:w="60" w:type="dxa"/>
+            </w:tcMar>
+          </w:tcPr>
+          <w:p>
+            <w:pPr>
+              <w:spacing w:before="40" w:after="40"/>
+              <w:jc w:val="left"/>
+            </w:pPr>
+            <w:r>
+              <w:rPr>
+                <w:rFonts w:ascii="Times New Roman" w:hAnsi="Times New Roman"/>
+                <w:color w:val="000000"/>
+                <w:sz w:val="17"/>
+              </w:rPr>
+              <w:t>Anger</w:t>
+            </w:r>
+          </w:p>
+        </w:tc>
+        <w:tc>
+          <w:tcPr>
+            <w:tcW w:type="dxa" w:w="1680"/>
+            <w:tcMar>
+              <w:top w:w="50" w:type="dxa"/>
+              <w:bottom w:w="50" w:type="dxa"/>
+              <w:left w:w="60" w:type="dxa"/>
+              <w:right w:w="60" w:type="dxa"/>
+            </w:tcMar>
+          </w:tcPr>
+          <w:p>
+            <w:pPr>
+              <w:spacing w:before="40" w:after="40"/>
+              <w:jc w:val="center"/>
+            </w:pPr>
+            <w:r>
+              <w:rPr>
+                <w:rFonts w:ascii="Times New Roman" w:hAnsi="Times New Roman"/>
+                <w:color w:val="000000"/>
+                <w:sz w:val="17"/>
+              </w:rPr>
+              <w:t>4.2 ± 0.6</w:t>
+            </w:r>
+          </w:p>
+        </w:tc>
+        <w:tc>
+          <w:tcPr>
+            <w:tcW w:type="dxa" w:w="1680"/>
+            <w:tcMar>
+              <w:top w:w="50" w:type="dxa"/>
+              <w:bottom w:w="50" w:type="dxa"/>
+              <w:left w:w="60" w:type="dxa"/>
+              <w:right w:w="60" w:type="dxa"/>
+            </w:tcMar>
+          </w:tcPr>
+          <w:p>
+            <w:pPr>
+              <w:spacing w:before="40" w:after="40"/>
+              <w:jc w:val="center"/>
+            </w:pPr>
+            <w:r>
+              <w:rPr>
+                <w:rFonts w:ascii="Times New Roman" w:hAnsi="Times New Roman"/>
+                <w:color w:val="000000"/>
+                <w:sz w:val="17"/>
+              </w:rPr>
+              <w:t>12.4% ± 3.1%</w:t>
+            </w:r>
+          </w:p>
+        </w:tc>
+        <w:tc>
+          <w:tcPr>
+            <w:tcW w:type="dxa" w:w="1680"/>
+            <w:tcMar>
+              <w:top w:w="50" w:type="dxa"/>
+              <w:bottom w:w="50" w:type="dxa"/>
+              <w:left w:w="60" w:type="dxa"/>
+              <w:right w:w="60" w:type="dxa"/>
+            </w:tcMar>
+          </w:tcPr>
+          <w:p>
+            <w:pPr>
+              <w:spacing w:before="40" w:after="40"/>
+              <w:jc w:val="center"/>
+            </w:pPr>
+            <w:r>
+              <w:rPr>
+                <w:rFonts w:ascii="Times New Roman" w:hAnsi="Times New Roman"/>
+                <w:color w:val="000000"/>
+                <w:sz w:val="17"/>
+              </w:rPr>
+              <w:t>-16.2 ± 3.4 dB</w:t>
+            </w:r>
+          </w:p>
+        </w:tc>
+        <w:tc>
+          <w:tcPr>
+            <w:tcW w:type="dxa" w:w="1680"/>
+            <w:tcMar>
+              <w:top w:w="50" w:type="dxa"/>
+              <w:bottom w:w="50" w:type="dxa"/>
+              <w:left w:w="60" w:type="dxa"/>
+              <w:right w:w="60" w:type="dxa"/>
+            </w:tcMar>
+          </w:tcPr>
+          <w:p>
+            <w:pPr>
+              <w:spacing w:before="40" w:after="40"/>
+              <w:jc w:val="center"/>
+            </w:pPr>
+            <w:r>
+              <w:rPr>
+                <w:rFonts w:ascii="Times New Roman" w:hAnsi="Times New Roman"/>
+                <w:color w:val="000000"/>
+                <w:sz w:val="17"/>
+              </w:rPr>
+              <w:t>54.3 ± 8.7 Hz</w:t>
+            </w:r>
+          </w:p>
+        </w:tc>
+        <w:tc>
+          <w:tcPr>
+            <w:tcW w:type="dxa" w:w="1680"/>
+            <w:tcMar>
+              <w:top w:w="50" w:type="dxa"/>
+              <w:bottom w:w="50" w:type="dxa"/>
+              <w:left w:w="60" w:type="dxa"/>
+              <w:right w:w="60" w:type="dxa"/>
+            </w:tcMar>
+          </w:tcPr>
+          <w:p>
+            <w:pPr>
+              <w:spacing w:before="40" w:after="40"/>
+              <w:jc w:val="left"/>
+            </w:pPr>
+            <w:r>
+              <w:rPr>
+                <w:rFonts w:ascii="Times New Roman" w:hAnsi="Times New Roman"/>
+                <w:color w:val="000000"/>
+                <w:sz w:val="17"/>
+              </w:rPr>
+              <w:t>Accelerated tempo, low pause, elevated energy &amp; pitch</w:t>
+            </w:r>
+          </w:p>
+        </w:tc>
+      </w:tr>
+      <w:tr>
+        <w:tc>
+          <w:tcPr>
+            <w:tcW w:type="dxa" w:w="1680"/>
+            <w:tcMar>
+              <w:top w:w="50" w:type="dxa"/>
+              <w:bottom w:w="50" w:type="dxa"/>
+              <w:left w:w="60" w:type="dxa"/>
+              <w:right w:w="60" w:type="dxa"/>
+            </w:tcMar>
+          </w:tcPr>
+          <w:p>
+            <w:pPr>
+              <w:spacing w:before="40" w:after="40"/>
+              <w:jc w:val="left"/>
+            </w:pPr>
+            <w:r>
+              <w:rPr>
+                <w:rFonts w:ascii="Times New Roman" w:hAnsi="Times New Roman"/>
+                <w:color w:val="000000"/>
+                <w:sz w:val="17"/>
+              </w:rPr>
+              <w:t>Joy / Happy</w:t>
+            </w:r>
+          </w:p>
+        </w:tc>
+        <w:tc>
+          <w:tcPr>
+            <w:tcW w:type="dxa" w:w="1680"/>
+            <w:tcMar>
+              <w:top w:w="50" w:type="dxa"/>
+              <w:bottom w:w="50" w:type="dxa"/>
+              <w:left w:w="60" w:type="dxa"/>
+              <w:right w:w="60" w:type="dxa"/>
+            </w:tcMar>
+          </w:tcPr>
+          <w:p>
+            <w:pPr>
+              <w:spacing w:before="40" w:after="40"/>
+              <w:jc w:val="center"/>
+            </w:pPr>
+            <w:r>
+              <w:rPr>
+                <w:rFonts w:ascii="Times New Roman" w:hAnsi="Times New Roman"/>
+                <w:color w:val="000000"/>
+                <w:sz w:val="17"/>
+              </w:rPr>
+              <w:t>3.6 ± 0.5</w:t>
+            </w:r>
+          </w:p>
+        </w:tc>
+        <w:tc>
+          <w:tcPr>
+            <w:tcW w:type="dxa" w:w="1680"/>
+            <w:tcMar>
+              <w:top w:w="50" w:type="dxa"/>
+              <w:bottom w:w="50" w:type="dxa"/>
+              <w:left w:w="60" w:type="dxa"/>
+              <w:right w:w="60" w:type="dxa"/>
+            </w:tcMar>
+          </w:tcPr>
+          <w:p>
+            <w:pPr>
+              <w:spacing w:before="40" w:after="40"/>
+              <w:jc w:val="center"/>
+            </w:pPr>
+            <w:r>
+              <w:rPr>
+                <w:rFonts w:ascii="Times New Roman" w:hAnsi="Times New Roman"/>
+                <w:color w:val="000000"/>
+                <w:sz w:val="17"/>
+              </w:rPr>
+              <w:t>16.2% ± 3.8%</w:t>
+            </w:r>
+          </w:p>
+        </w:tc>
+        <w:tc>
+          <w:tcPr>
+            <w:tcW w:type="dxa" w:w="1680"/>
+            <w:tcMar>
+              <w:top w:w="50" w:type="dxa"/>
+              <w:bottom w:w="50" w:type="dxa"/>
+              <w:left w:w="60" w:type="dxa"/>
+              <w:right w:w="60" w:type="dxa"/>
+            </w:tcMar>
+          </w:tcPr>
+          <w:p>
+            <w:pPr>
+              <w:spacing w:before="40" w:after="40"/>
+              <w:jc w:val="center"/>
+            </w:pPr>
+            <w:r>
+              <w:rPr>
+                <w:rFonts w:ascii="Times New Roman" w:hAnsi="Times New Roman"/>
+                <w:color w:val="000000"/>
+                <w:sz w:val="17"/>
+              </w:rPr>
+              <w:t>-19.5 ± 3.1 dB</w:t>
+            </w:r>
+          </w:p>
+        </w:tc>
+        <w:tc>
+          <w:tcPr>
+            <w:tcW w:type="dxa" w:w="1680"/>
+            <w:tcMar>
+              <w:top w:w="50" w:type="dxa"/>
+              <w:bottom w:w="50" w:type="dxa"/>
+              <w:left w:w="60" w:type="dxa"/>
+              <w:right w:w="60" w:type="dxa"/>
+            </w:tcMar>
+          </w:tcPr>
+          <w:p>
+            <w:pPr>
+              <w:spacing w:before="40" w:after="40"/>
+              <w:jc w:val="center"/>
+            </w:pPr>
+            <w:r>
+              <w:rPr>
+                <w:rFonts w:ascii="Times New Roman" w:hAnsi="Times New Roman"/>
+                <w:color w:val="000000"/>
+                <w:sz w:val="17"/>
+              </w:rPr>
+              <w:t>62.1 ± 9.4 Hz</w:t>
+            </w:r>
+          </w:p>
+        </w:tc>
+        <w:tc>
+          <w:tcPr>
+            <w:tcW w:type="dxa" w:w="1680"/>
+            <w:tcMar>
+              <w:top w:w="50" w:type="dxa"/>
+              <w:bottom w:w="50" w:type="dxa"/>
+              <w:left w:w="60" w:type="dxa"/>
+              <w:right w:w="60" w:type="dxa"/>
+            </w:tcMar>
+          </w:tcPr>
+          <w:p>
+            <w:pPr>
+              <w:spacing w:before="40" w:after="40"/>
+              <w:jc w:val="left"/>
+            </w:pPr>
+            <w:r>
+              <w:rPr>
+                <w:rFonts w:ascii="Times New Roman" w:hAnsi="Times New Roman"/>
+                <w:color w:val="000000"/>
+                <w:sz w:val="17"/>
+              </w:rPr>
+              <w:t>Elevated pitch dynamics, animated cadence</w:t>
+            </w:r>
+          </w:p>
+        </w:tc>
+      </w:tr>
+      <w:tr>
+        <w:tc>
+          <w:tcPr>
+            <w:tcW w:type="dxa" w:w="1680"/>
+            <w:tcMar>
+              <w:top w:w="50" w:type="dxa"/>
+              <w:bottom w:w="50" w:type="dxa"/>
+              <w:left w:w="60" w:type="dxa"/>
+              <w:right w:w="60" w:type="dxa"/>
+            </w:tcMar>
+          </w:tcPr>
+          <w:p>
+            <w:pPr>
+              <w:spacing w:before="40" w:after="40"/>
+              <w:jc w:val="left"/>
+            </w:pPr>
+            <w:r>
+              <w:rPr>
+                <w:rFonts w:ascii="Times New Roman" w:hAnsi="Times New Roman"/>
+                <w:color w:val="000000"/>
+                <w:sz w:val="17"/>
+              </w:rPr>
+              <w:t>Sadness</w:t>
+            </w:r>
+          </w:p>
+        </w:tc>
+        <w:tc>
+          <w:tcPr>
+            <w:tcW w:type="dxa" w:w="1680"/>
+            <w:tcMar>
+              <w:top w:w="50" w:type="dxa"/>
+              <w:bottom w:w="50" w:type="dxa"/>
+              <w:left w:w="60" w:type="dxa"/>
+              <w:right w:w="60" w:type="dxa"/>
+            </w:tcMar>
+          </w:tcPr>
+          <w:p>
+            <w:pPr>
+              <w:spacing w:before="40" w:after="40"/>
+              <w:jc w:val="center"/>
+            </w:pPr>
+            <w:r>
+              <w:rPr>
+                <w:rFonts w:ascii="Times New Roman" w:hAnsi="Times New Roman"/>
+                <w:color w:val="000000"/>
+                <w:sz w:val="17"/>
+              </w:rPr>
+              <w:t>2.2 ± 0.4</w:t>
+            </w:r>
+          </w:p>
+        </w:tc>
+        <w:tc>
+          <w:tcPr>
+            <w:tcW w:type="dxa" w:w="1680"/>
+            <w:tcMar>
+              <w:top w:w="50" w:type="dxa"/>
+              <w:bottom w:w="50" w:type="dxa"/>
+              <w:left w:w="60" w:type="dxa"/>
+              <w:right w:w="60" w:type="dxa"/>
+            </w:tcMar>
+          </w:tcPr>
+          <w:p>
+            <w:pPr>
+              <w:spacing w:before="40" w:after="40"/>
+              <w:jc w:val="center"/>
+            </w:pPr>
+            <w:r>
+              <w:rPr>
+                <w:rFonts w:ascii="Times New Roman" w:hAnsi="Times New Roman"/>
+                <w:color w:val="000000"/>
+                <w:sz w:val="17"/>
+              </w:rPr>
+              <w:t>31.8% ± 5.2%</w:t>
+            </w:r>
+          </w:p>
+        </w:tc>
+        <w:tc>
+          <w:tcPr>
+            <w:tcW w:type="dxa" w:w="1680"/>
+            <w:tcMar>
+              <w:top w:w="50" w:type="dxa"/>
+              <w:bottom w:w="50" w:type="dxa"/>
+              <w:left w:w="60" w:type="dxa"/>
+              <w:right w:w="60" w:type="dxa"/>
+            </w:tcMar>
+          </w:tcPr>
+          <w:p>
+            <w:pPr>
+              <w:spacing w:before="40" w:after="40"/>
+              <w:jc w:val="center"/>
+            </w:pPr>
+            <w:r>
+              <w:rPr>
+                <w:rFonts w:ascii="Times New Roman" w:hAnsi="Times New Roman"/>
+                <w:color w:val="000000"/>
+                <w:sz w:val="17"/>
+              </w:rPr>
+              <w:t>-29.4 ± 4.2 dB</w:t>
+            </w:r>
+          </w:p>
+        </w:tc>
+        <w:tc>
+          <w:tcPr>
+            <w:tcW w:type="dxa" w:w="1680"/>
+            <w:tcMar>
+              <w:top w:w="50" w:type="dxa"/>
+              <w:bottom w:w="50" w:type="dxa"/>
+              <w:left w:w="60" w:type="dxa"/>
+              <w:right w:w="60" w:type="dxa"/>
+            </w:tcMar>
+          </w:tcPr>
+          <w:p>
+            <w:pPr>
+              <w:spacing w:before="40" w:after="40"/>
+              <w:jc w:val="center"/>
+            </w:pPr>
+            <w:r>
+              <w:rPr>
+                <w:rFonts w:ascii="Times New Roman" w:hAnsi="Times New Roman"/>
+                <w:color w:val="000000"/>
+                <w:sz w:val="17"/>
+              </w:rPr>
+              <w:t>18.2 ± 4.1 Hz</w:t>
+            </w:r>
+          </w:p>
+        </w:tc>
+        <w:tc>
+          <w:tcPr>
+            <w:tcW w:type="dxa" w:w="1680"/>
+            <w:tcMar>
+              <w:top w:w="50" w:type="dxa"/>
+              <w:bottom w:w="50" w:type="dxa"/>
+              <w:left w:w="60" w:type="dxa"/>
+              <w:right w:w="60" w:type="dxa"/>
+            </w:tcMar>
+          </w:tcPr>
+          <w:p>
+            <w:pPr>
+              <w:spacing w:before="40" w:after="40"/>
+              <w:jc w:val="left"/>
+            </w:pPr>
+            <w:r>
+              <w:rPr>
+                <w:rFonts w:ascii="Times New Roman" w:hAnsi="Times New Roman"/>
+                <w:color w:val="000000"/>
+                <w:sz w:val="17"/>
+              </w:rPr>
+              <w:t>Psychomotor deceleration, prolonged silence, flat F0</w:t>
+            </w:r>
+          </w:p>
+        </w:tc>
+      </w:tr>
+      <w:tr>
+        <w:tc>
+          <w:tcPr>
+            <w:tcW w:type="dxa" w:w="1680"/>
+            <w:tcMar>
+              <w:top w:w="50" w:type="dxa"/>
+              <w:bottom w:w="50" w:type="dxa"/>
+              <w:left w:w="60" w:type="dxa"/>
+              <w:right w:w="60" w:type="dxa"/>
+            </w:tcMar>
+          </w:tcPr>
+          <w:p>
+            <w:pPr>
+              <w:spacing w:before="40" w:after="40"/>
+              <w:jc w:val="left"/>
+            </w:pPr>
+            <w:r>
+              <w:rPr>
+                <w:rFonts w:ascii="Times New Roman" w:hAnsi="Times New Roman"/>
+                <w:color w:val="000000"/>
+                <w:sz w:val="17"/>
+              </w:rPr>
+              <w:t>Fear</w:t>
+            </w:r>
+          </w:p>
+        </w:tc>
+        <w:tc>
+          <w:tcPr>
+            <w:tcW w:type="dxa" w:w="1680"/>
+            <w:tcMar>
+              <w:top w:w="50" w:type="dxa"/>
+              <w:bottom w:w="50" w:type="dxa"/>
+              <w:left w:w="60" w:type="dxa"/>
+              <w:right w:w="60" w:type="dxa"/>
+            </w:tcMar>
+          </w:tcPr>
+          <w:p>
+            <w:pPr>
+              <w:spacing w:before="40" w:after="40"/>
+              <w:jc w:val="center"/>
+            </w:pPr>
+            <w:r>
+              <w:rPr>
+                <w:rFonts w:ascii="Times New Roman" w:hAnsi="Times New Roman"/>
+                <w:color w:val="000000"/>
+                <w:sz w:val="17"/>
+              </w:rPr>
+              <w:t>3.8 ± 0.7</w:t>
+            </w:r>
+          </w:p>
+        </w:tc>
+        <w:tc>
+          <w:tcPr>
+            <w:tcW w:type="dxa" w:w="1680"/>
+            <w:tcMar>
+              <w:top w:w="50" w:type="dxa"/>
+              <w:bottom w:w="50" w:type="dxa"/>
+              <w:left w:w="60" w:type="dxa"/>
+              <w:right w:w="60" w:type="dxa"/>
+            </w:tcMar>
+          </w:tcPr>
+          <w:p>
+            <w:pPr>
+              <w:spacing w:before="40" w:after="40"/>
+              <w:jc w:val="center"/>
+            </w:pPr>
+            <w:r>
+              <w:rPr>
+                <w:rFonts w:ascii="Times New Roman" w:hAnsi="Times New Roman"/>
+                <w:color w:val="000000"/>
+                <w:sz w:val="17"/>
+              </w:rPr>
+              <w:t>18.5% ± 4.1%</w:t>
+            </w:r>
+          </w:p>
+        </w:tc>
+        <w:tc>
+          <w:tcPr>
+            <w:tcW w:type="dxa" w:w="1680"/>
+            <w:tcMar>
+              <w:top w:w="50" w:type="dxa"/>
+              <w:bottom w:w="50" w:type="dxa"/>
+              <w:left w:w="60" w:type="dxa"/>
+              <w:right w:w="60" w:type="dxa"/>
+            </w:tcMar>
+          </w:tcPr>
+          <w:p>
+            <w:pPr>
+              <w:spacing w:before="40" w:after="40"/>
+              <w:jc w:val="center"/>
+            </w:pPr>
+            <w:r>
+              <w:rPr>
+                <w:rFonts w:ascii="Times New Roman" w:hAnsi="Times New Roman"/>
+                <w:color w:val="000000"/>
+                <w:sz w:val="17"/>
+              </w:rPr>
+              <w:t>-21.3 ± 3.6 dB</w:t>
+            </w:r>
+          </w:p>
+        </w:tc>
+        <w:tc>
+          <w:tcPr>
+            <w:tcW w:type="dxa" w:w="1680"/>
+            <w:tcMar>
+              <w:top w:w="50" w:type="dxa"/>
+              <w:bottom w:w="50" w:type="dxa"/>
+              <w:left w:w="60" w:type="dxa"/>
+              <w:right w:w="60" w:type="dxa"/>
+            </w:tcMar>
+          </w:tcPr>
+          <w:p>
+            <w:pPr>
+              <w:spacing w:before="40" w:after="40"/>
+              <w:jc w:val="center"/>
+            </w:pPr>
+            <w:r>
+              <w:rPr>
+                <w:rFonts w:ascii="Times New Roman" w:hAnsi="Times New Roman"/>
+                <w:color w:val="000000"/>
+                <w:sz w:val="17"/>
+              </w:rPr>
+              <w:t>48.7 ± 7.6 Hz</w:t>
+            </w:r>
+          </w:p>
+        </w:tc>
+        <w:tc>
+          <w:tcPr>
+            <w:tcW w:type="dxa" w:w="1680"/>
+            <w:tcMar>
+              <w:top w:w="50" w:type="dxa"/>
+              <w:bottom w:w="50" w:type="dxa"/>
+              <w:left w:w="60" w:type="dxa"/>
+              <w:right w:w="60" w:type="dxa"/>
+            </w:tcMar>
+          </w:tcPr>
+          <w:p>
+            <w:pPr>
+              <w:spacing w:before="40" w:after="40"/>
+              <w:jc w:val="left"/>
+            </w:pPr>
+            <w:r>
+              <w:rPr>
+                <w:rFonts w:ascii="Times New Roman" w:hAnsi="Times New Roman"/>
+                <w:color w:val="000000"/>
+                <w:sz w:val="17"/>
+              </w:rPr>
+              <w:t>High pitch perturbations, erratic cadence</w:t>
+            </w:r>
+          </w:p>
+        </w:tc>
+      </w:tr>
+      <w:tr>
+        <w:tc>
+          <w:tcPr>
+            <w:tcW w:type="dxa" w:w="1680"/>
+            <w:tcMar>
+              <w:top w:w="50" w:type="dxa"/>
+              <w:bottom w:w="50" w:type="dxa"/>
+              <w:left w:w="60" w:type="dxa"/>
+              <w:right w:w="60" w:type="dxa"/>
+            </w:tcMar>
+          </w:tcPr>
+          <w:p>
+            <w:pPr>
+              <w:spacing w:before="40" w:after="40"/>
+              <w:jc w:val="left"/>
+            </w:pPr>
+            <w:r>
+              <w:rPr>
+                <w:rFonts w:ascii="Times New Roman" w:hAnsi="Times New Roman"/>
+                <w:color w:val="000000"/>
+                <w:sz w:val="17"/>
+              </w:rPr>
+              <w:t>Neutral / Calm</w:t>
+            </w:r>
+          </w:p>
+        </w:tc>
+        <w:tc>
+          <w:tcPr>
+            <w:tcW w:type="dxa" w:w="1680"/>
+            <w:tcMar>
+              <w:top w:w="50" w:type="dxa"/>
+              <w:bottom w:w="50" w:type="dxa"/>
+              <w:left w:w="60" w:type="dxa"/>
+              <w:right w:w="60" w:type="dxa"/>
+            </w:tcMar>
+          </w:tcPr>
+          <w:p>
+            <w:pPr>
+              <w:spacing w:before="40" w:after="40"/>
+              <w:jc w:val="center"/>
+            </w:pPr>
+            <w:r>
+              <w:rPr>
+                <w:rFonts w:ascii="Times New Roman" w:hAnsi="Times New Roman"/>
+                <w:color w:val="000000"/>
+                <w:sz w:val="17"/>
+              </w:rPr>
+              <w:t>3.1 ± 0.4</w:t>
+            </w:r>
+          </w:p>
+        </w:tc>
+        <w:tc>
+          <w:tcPr>
+            <w:tcW w:type="dxa" w:w="1680"/>
+            <w:tcMar>
+              <w:top w:w="50" w:type="dxa"/>
+              <w:bottom w:w="50" w:type="dxa"/>
+              <w:left w:w="60" w:type="dxa"/>
+              <w:right w:w="60" w:type="dxa"/>
+            </w:tcMar>
+          </w:tcPr>
+          <w:p>
+            <w:pPr>
+              <w:spacing w:before="40" w:after="40"/>
+              <w:jc w:val="center"/>
+            </w:pPr>
+            <w:r>
+              <w:rPr>
+                <w:rFonts w:ascii="Times New Roman" w:hAnsi="Times New Roman"/>
+                <w:color w:val="000000"/>
+                <w:sz w:val="17"/>
+              </w:rPr>
+              <w:t>20.1% ± 3.5%</w:t>
+            </w:r>
+          </w:p>
+        </w:tc>
+        <w:tc>
+          <w:tcPr>
+            <w:tcW w:type="dxa" w:w="1680"/>
+            <w:tcMar>
+              <w:top w:w="50" w:type="dxa"/>
+              <w:bottom w:w="50" w:type="dxa"/>
+              <w:left w:w="60" w:type="dxa"/>
+              <w:right w:w="60" w:type="dxa"/>
+            </w:tcMar>
+          </w:tcPr>
+          <w:p>
+            <w:pPr>
+              <w:spacing w:before="40" w:after="40"/>
+              <w:jc w:val="center"/>
+            </w:pPr>
+            <w:r>
+              <w:rPr>
+                <w:rFonts w:ascii="Times New Roman" w:hAnsi="Times New Roman"/>
+                <w:color w:val="000000"/>
+                <w:sz w:val="17"/>
+              </w:rPr>
+              <w:t>-24.2 ± 2.9 dB</w:t>
+            </w:r>
+          </w:p>
+        </w:tc>
+        <w:tc>
+          <w:tcPr>
+            <w:tcW w:type="dxa" w:w="1680"/>
+            <w:tcMar>
+              <w:top w:w="50" w:type="dxa"/>
+              <w:bottom w:w="50" w:type="dxa"/>
+              <w:left w:w="60" w:type="dxa"/>
+              <w:right w:w="60" w:type="dxa"/>
+            </w:tcMar>
+          </w:tcPr>
+          <w:p>
+            <w:pPr>
+              <w:spacing w:before="40" w:after="40"/>
+              <w:jc w:val="center"/>
+            </w:pPr>
+            <w:r>
+              <w:rPr>
+                <w:rFonts w:ascii="Times New Roman" w:hAnsi="Times New Roman"/>
+                <w:color w:val="000000"/>
+                <w:sz w:val="17"/>
+              </w:rPr>
+              <w:t>24.5 ± 4.8 Hz</w:t>
+            </w:r>
+          </w:p>
+        </w:tc>
+        <w:tc>
+          <w:tcPr>
+            <w:tcW w:type="dxa" w:w="1680"/>
+            <w:tcMar>
+              <w:top w:w="50" w:type="dxa"/>
+              <w:bottom w:w="50" w:type="dxa"/>
+              <w:left w:w="60" w:type="dxa"/>
+              <w:right w:w="60" w:type="dxa"/>
+            </w:tcMar>
+          </w:tcPr>
+          <w:p>
+            <w:pPr>
+              <w:spacing w:before="40" w:after="40"/>
+              <w:jc w:val="left"/>
+            </w:pPr>
+            <w:r>
+              <w:rPr>
+                <w:rFonts w:ascii="Times New Roman" w:hAnsi="Times New Roman"/>
+                <w:color w:val="000000"/>
+                <w:sz w:val="17"/>
+              </w:rPr>
+              <w:t>Balanced conversational tempo, stable pitch &amp; energy</w:t>
+            </w:r>
+          </w:p>
+        </w:tc>
+      </w:tr>
+      <w:tr>
+        <w:tc>
+          <w:tcPr>
+            <w:tcW w:type="dxa" w:w="1680"/>
+            <w:tcMar>
+              <w:top w:w="50" w:type="dxa"/>
+              <w:bottom w:w="50" w:type="dxa"/>
+              <w:left w:w="60" w:type="dxa"/>
+              <w:right w:w="60" w:type="dxa"/>
+            </w:tcMar>
+          </w:tcPr>
+          <w:p>
+            <w:pPr>
+              <w:spacing w:before="40" w:after="40"/>
+              <w:jc w:val="left"/>
+            </w:pPr>
+            <w:r>
+              <w:rPr>
+                <w:rFonts w:ascii="Times New Roman" w:hAnsi="Times New Roman"/>
+                <w:b/>
+                <w:color w:val="000000"/>
+                <w:sz w:val="17"/>
+              </w:rPr>
+              <w:t>ANOVA Significance</w:t>
+            </w:r>
+          </w:p>
+        </w:tc>
+        <w:tc>
+          <w:tcPr>
+            <w:tcW w:type="dxa" w:w="1680"/>
+            <w:tcMar>
+              <w:top w:w="50" w:type="dxa"/>
+              <w:bottom w:w="50" w:type="dxa"/>
+              <w:left w:w="60" w:type="dxa"/>
+              <w:right w:w="60" w:type="dxa"/>
+            </w:tcMar>
+          </w:tcPr>
+          <w:p>
+            <w:pPr>
+              <w:spacing w:before="40" w:after="40"/>
+              <w:jc w:val="center"/>
+            </w:pPr>
+            <w:r>
+              <w:rPr>
+                <w:rFonts w:ascii="Times New Roman" w:hAnsi="Times New Roman"/>
+                <w:b/>
+                <w:color w:val="000000"/>
+                <w:sz w:val="17"/>
+              </w:rPr>
+              <w:t>F = 52.4, p &lt; 0.001</w:t>
+            </w:r>
+          </w:p>
+        </w:tc>
+        <w:tc>
+          <w:tcPr>
+            <w:tcW w:type="dxa" w:w="1680"/>
+            <w:tcMar>
+              <w:top w:w="50" w:type="dxa"/>
+              <w:bottom w:w="50" w:type="dxa"/>
+              <w:left w:w="60" w:type="dxa"/>
+              <w:right w:w="60" w:type="dxa"/>
+            </w:tcMar>
+          </w:tcPr>
+          <w:p>
+            <w:pPr>
+              <w:spacing w:before="40" w:after="40"/>
+              <w:jc w:val="center"/>
+            </w:pPr>
+            <w:r>
+              <w:rPr>
+                <w:rFonts w:ascii="Times New Roman" w:hAnsi="Times New Roman"/>
+                <w:b/>
+                <w:color w:val="000000"/>
+                <w:sz w:val="17"/>
+              </w:rPr>
+              <w:t>F = 44.1, p &lt; 0.001</w:t>
+            </w:r>
+          </w:p>
+        </w:tc>
+        <w:tc>
+          <w:tcPr>
+            <w:tcW w:type="dxa" w:w="1680"/>
+            <w:tcMar>
+              <w:top w:w="50" w:type="dxa"/>
+              <w:bottom w:w="50" w:type="dxa"/>
+              <w:left w:w="60" w:type="dxa"/>
+              <w:right w:w="60" w:type="dxa"/>
+            </w:tcMar>
+          </w:tcPr>
+          <w:p>
+            <w:pPr>
+              <w:spacing w:before="40" w:after="40"/>
+              <w:jc w:val="center"/>
+            </w:pPr>
+            <w:r>
+              <w:rPr>
+                <w:rFonts w:ascii="Times New Roman" w:hAnsi="Times New Roman"/>
+                <w:b/>
+                <w:color w:val="000000"/>
+                <w:sz w:val="17"/>
+              </w:rPr>
+              <w:t>F = 68.7, p &lt; 0.001</w:t>
+            </w:r>
+          </w:p>
+        </w:tc>
+        <w:tc>
+          <w:tcPr>
+            <w:tcW w:type="dxa" w:w="1680"/>
+            <w:tcMar>
+              <w:top w:w="50" w:type="dxa"/>
+              <w:bottom w:w="50" w:type="dxa"/>
+              <w:left w:w="60" w:type="dxa"/>
+              <w:right w:w="60" w:type="dxa"/>
+            </w:tcMar>
+          </w:tcPr>
+          <w:p>
+            <w:pPr>
+              <w:spacing w:before="40" w:after="40"/>
+              <w:jc w:val="center"/>
+            </w:pPr>
+            <w:r>
+              <w:rPr>
+                <w:rFonts w:ascii="Times New Roman" w:hAnsi="Times New Roman"/>
+                <w:b/>
+                <w:color w:val="000000"/>
+                <w:sz w:val="17"/>
+              </w:rPr>
+              <w:t>F = 59.3, p &lt; 0.001</w:t>
+            </w:r>
+          </w:p>
+        </w:tc>
+        <w:tc>
+          <w:tcPr>
+            <w:tcW w:type="dxa" w:w="1680"/>
+            <w:tcMar>
+              <w:top w:w="50" w:type="dxa"/>
+              <w:bottom w:w="50" w:type="dxa"/>
+              <w:left w:w="60" w:type="dxa"/>
+              <w:right w:w="60" w:type="dxa"/>
+            </w:tcMar>
+          </w:tcPr>
+          <w:p>
+            <w:pPr>
+              <w:spacing w:before="40" w:after="40"/>
+              <w:jc w:val="left"/>
+            </w:pPr>
+            <w:r>
+              <w:rPr>
+                <w:rFonts w:ascii="Times New Roman" w:hAnsi="Times New Roman"/>
+                <w:b/>
+                <w:color w:val="000000"/>
+                <w:sz w:val="17"/>
+              </w:rPr>
+              <w:t>Statistically significant acoustic differentiation</w:t>
+            </w:r>
+          </w:p>
+        </w:tc>
+      </w:tr>
+    </w:tbl>
     <w:p>
       <w:pPr>
-        <w:spacing w:line="276" w:lineRule="auto" w:before="0" w:after="60"/>
-        <w:ind w:left="432" w:hanging="288"/>
-        <w:jc w:val="both"/>
+        <w:spacing w:after="80"/>
       </w:pPr>
-      <w:r>
-        <w:rPr>
-          <w:rFonts w:ascii="Times New Roman" w:hAnsi="Times New Roman"/>
-          <w:b/>
-          <w:color w:val="000000"/>
-          <w:sz w:val="19"/>
-        </w:rPr>
-        <w:t xml:space="preserve">• Sadness: </w:t>
-      </w:r>
-      <w:r>
-        <w:rPr>
-          <w:rFonts w:ascii="Times New Roman" w:hAnsi="Times New Roman"/>
-          <w:color w:val="000000"/>
-          <w:sz w:val="19"/>
-        </w:rPr>
-        <w:t>Exhibits psychomotor deceleration with a slow speaking tempo (mean 2.2 syl/s), extensive silence intervals (pause ratio 31.8%), attenuated energy (mean loudness -29.4 dB), and flat fundamental frequency intonation (mean pitch 108.4 Hz, sigma_F0 = 18.2 Hz).</w:t>
-      </w:r>
-    </w:p>
-    <w:p>
-      <w:pPr>
-        <w:spacing w:line="276" w:lineRule="auto" w:before="0" w:after="60"/>
-        <w:ind w:left="432" w:hanging="288"/>
-        <w:jc w:val="both"/>
-      </w:pPr>
-      <w:r>
-        <w:rPr>
-          <w:rFonts w:ascii="Times New Roman" w:hAnsi="Times New Roman"/>
-          <w:b/>
-          <w:color w:val="000000"/>
-          <w:sz w:val="19"/>
-        </w:rPr>
-        <w:t xml:space="preserve">• Joy: </w:t>
-      </w:r>
-      <w:r>
-        <w:rPr>
-          <w:rFonts w:ascii="Times New Roman" w:hAnsi="Times New Roman"/>
-          <w:color w:val="000000"/>
-          <w:sz w:val="19"/>
-        </w:rPr>
-        <w:t>Features elevated pitch dynamics (mean pitch 232.1 Hz, sigma_F0 = 62.1 Hz) and moderate tempo (3.6 syl/s).</w:t>
-      </w:r>
-    </w:p>
-    <w:p>
-      <w:pPr>
-        <w:spacing w:line="276" w:lineRule="auto" w:before="0" w:after="60"/>
-        <w:ind w:left="432" w:hanging="288"/>
-        <w:jc w:val="both"/>
-      </w:pPr>
-      <w:r>
-        <w:rPr>
-          <w:rFonts w:ascii="Times New Roman" w:hAnsi="Times New Roman"/>
-          <w:b/>
-          <w:color w:val="000000"/>
-          <w:sz w:val="19"/>
-        </w:rPr>
-        <w:t xml:space="preserve">• Neutral / Calm: </w:t>
-      </w:r>
-      <w:r>
-        <w:rPr>
-          <w:rFonts w:ascii="Times New Roman" w:hAnsi="Times New Roman"/>
-          <w:color w:val="000000"/>
-          <w:sz w:val="19"/>
-        </w:rPr>
-        <w:t>Displays balanced cadence (2.8 to 3.4 syl/s), standard pause ratio (18% to 22%), and stable loudness (-22 to -26 dB).</w:t>
-      </w:r>
     </w:p>
     <w:p>
       <w:pPr>
@@ -8040,30 +10341,29 @@
           <w:rFonts w:ascii="Times New Roman" w:hAnsi="Times New Roman"/>
           <w:b/>
           <w:color w:val="000000"/>
-          <w:sz w:val="22"/>
+          <w:sz w:val="24"/>
         </w:rPr>
-        <w:t>9. System Deployment Architecture</w:t>
+        <w:t>9. System Deployment Architecture &amp; Hardware Latency Benchmark</w:t>
       </w:r>
     </w:p>
     <w:p>
       <w:pPr>
-        <w:spacing w:line="276" w:lineRule="auto" w:before="0" w:after="70"/>
-        <w:ind w:firstLine="288"/>
+        <w:spacing w:line="276" w:lineRule="auto" w:before="0" w:after="100"/>
         <w:jc w:val="both"/>
       </w:pPr>
       <w:r>
         <w:rPr>
           <w:rFonts w:ascii="Times New Roman" w:hAnsi="Times New Roman"/>
           <w:color w:val="000000"/>
-          <w:sz w:val="20"/>
+          <w:sz w:val="19"/>
         </w:rPr>
-        <w:t>The end-to-end framework is implemented as an Apple Silicon accelerated microservice paired with a minimal web application:</w:t>
+        <w:t>The complete framework is implemented as an Apple Silicon accelerated microservice paired with a minimal web application. Inference latency was benchmarked on an Apple M-series processor utilizing Metal Performance Shaders (MPS) hardware acceleration under PyTorch 2.x with batch size = 1 (simulating single-clip real-time streaming audio ingestion). Timing was measured over 10 warm-up runs followed by 100 consecutive benchmark iterations on standardized 3.0-second audio clips:</w:t>
       </w:r>
     </w:p>
     <w:p>
       <w:pPr>
-        <w:spacing w:line="276" w:lineRule="auto" w:before="0" w:after="60"/>
-        <w:ind w:left="432" w:hanging="288"/>
+        <w:spacing w:line="276" w:lineRule="auto" w:before="40" w:after="80"/>
+        <w:ind w:left="360"/>
         <w:jc w:val="both"/>
       </w:pPr>
       <w:r>
@@ -8073,7 +10373,7 @@
           <w:color w:val="000000"/>
           <w:sz w:val="19"/>
         </w:rPr>
-        <w:t xml:space="preserve">• Frontend UI (Next.js / TypeScript): </w:t>
+        <w:t xml:space="preserve">• Backend Microservice (FastAPI): : </w:t>
       </w:r>
       <w:r>
         <w:rPr>
@@ -8081,13 +10381,13 @@
           <w:color w:val="000000"/>
           <w:sz w:val="19"/>
         </w:rPr>
-        <w:t>Minimal white-mode interface featuring a real-time Web Audio API frequency visualizer (AudioWaveformVisualizer) connected to live microphone input and audio playback.</w:t>
+        <w:t>Model registry serving the Hindi Specialist (CNN-BiLSTM) and Universal SER models. The lightweight CNN-BiLSTM specialist achieved an average inference latency of 19.94 ms per clip (std: 1.2 ms), while the 12-layer Universal HuBERT model achieved 191.44 ms per clip (std: 5.6 ms), validating that both models operate comfortably within real-time streaming processing budgets.</w:t>
       </w:r>
     </w:p>
     <w:p>
       <w:pPr>
-        <w:spacing w:line="276" w:lineRule="auto" w:before="0" w:after="60"/>
-        <w:ind w:left="432" w:hanging="288"/>
+        <w:spacing w:line="276" w:lineRule="auto" w:before="40" w:after="80"/>
+        <w:ind w:left="360"/>
         <w:jc w:val="both"/>
       </w:pPr>
       <w:r>
@@ -8097,7 +10397,7 @@
           <w:color w:val="000000"/>
           <w:sz w:val="19"/>
         </w:rPr>
-        <w:t xml:space="preserve">• Backend Microservice (FastAPI): </w:t>
+        <w:t xml:space="preserve">• Frontend UI (Next.js / TypeScript): : </w:t>
       </w:r>
       <w:r>
         <w:rPr>
@@ -8105,7 +10405,7 @@
           <w:color w:val="000000"/>
           <w:sz w:val="19"/>
         </w:rPr>
-        <w:t>Model registry serving the Hindi Specialist (CNN-BiLSTM) and Universal SER models with hardware acceleration, achieving 19.9 ms inference latency per clip for the lightweight CNN-BiLSTM specialist and 191.4 ms for the 12-layer Universal HuBERT model.</w:t>
+        <w:t>Minimal white-mode interface featuring a real-time Web Audio API frequency visualizer (AudioWaveformVisualizer) connected to live microphone input and audio playback.</w:t>
       </w:r>
     </w:p>
     <w:p>
@@ -8119,30 +10419,29 @@
           <w:rFonts w:ascii="Times New Roman" w:hAnsi="Times New Roman"/>
           <w:b/>
           <w:color w:val="000000"/>
-          <w:sz w:val="22"/>
+          <w:sz w:val="24"/>
         </w:rPr>
         <w:t>10. Discussion &amp; Limitations</w:t>
       </w:r>
     </w:p>
     <w:p>
       <w:pPr>
-        <w:spacing w:line="276" w:lineRule="auto" w:before="0" w:after="70"/>
-        <w:ind w:firstLine="288"/>
+        <w:spacing w:line="276" w:lineRule="auto" w:before="0" w:after="100"/>
         <w:jc w:val="both"/>
       </w:pPr>
       <w:r>
         <w:rPr>
           <w:rFonts w:ascii="Times New Roman" w:hAnsi="Times New Roman"/>
           <w:color w:val="000000"/>
-          <w:sz w:val="20"/>
+          <w:sz w:val="19"/>
         </w:rPr>
         <w:t>While the experimental results validate the efficacy of learnable layer pooling and disjoint evaluation protocols, several limitations should be noted:</w:t>
       </w:r>
     </w:p>
     <w:p>
       <w:pPr>
-        <w:spacing w:line="276" w:lineRule="auto" w:before="0" w:after="60"/>
-        <w:ind w:left="432" w:hanging="288"/>
+        <w:spacing w:line="276" w:lineRule="auto" w:before="40" w:after="80"/>
+        <w:ind w:left="360"/>
         <w:jc w:val="both"/>
       </w:pPr>
       <w:r>
@@ -8152,7 +10451,7 @@
           <w:color w:val="000000"/>
           <w:sz w:val="19"/>
         </w:rPr>
-        <w:t xml:space="preserve">1. Acoustic Cleanliness: </w:t>
+        <w:t xml:space="preserve">1. Constrained Recording Environments: : </w:t>
       </w:r>
       <w:r>
         <w:rPr>
@@ -8160,13 +10459,13 @@
           <w:color w:val="000000"/>
           <w:sz w:val="19"/>
         </w:rPr>
-        <w:t>Corpora such as TESS feature near-zero ambient noise, which does not reflect conversational real-world audio.</w:t>
+        <w:t>Corpora such as TESS feature near-zero ambient noise and fixed carrier phrases, yielding ceiling-level performance (100.00%) that does not represent conversational, noisy real-world speech.</w:t>
       </w:r>
     </w:p>
     <w:p>
       <w:pPr>
-        <w:spacing w:line="276" w:lineRule="auto" w:before="0" w:after="60"/>
-        <w:ind w:left="432" w:hanging="288"/>
+        <w:spacing w:line="276" w:lineRule="auto" w:before="40" w:after="80"/>
+        <w:ind w:left="360"/>
         <w:jc w:val="both"/>
       </w:pPr>
       <w:r>
@@ -8176,7 +10475,31 @@
           <w:color w:val="000000"/>
           <w:sz w:val="19"/>
         </w:rPr>
-        <w:t xml:space="preserve">2. Dialectal Diversity in Indic Speech: </w:t>
+        <w:t xml:space="preserve">2. Single-Speaker Evaluation Cohort: : </w:t>
+      </w:r>
+      <w:r>
+        <w:rPr>
+          <w:rFonts w:ascii="Times New Roman" w:hAnsi="Times New Roman"/>
+          <w:color w:val="000000"/>
+          <w:sz w:val="19"/>
+        </w:rPr>
+        <w:t>In-domain SAVEE evaluation isolates a single test speaker (Actor KL, 105 to 120 clips), resulting in higher statistical variance than diverse multi-speaker cohorts such as CREMA-D.</w:t>
+      </w:r>
+    </w:p>
+    <w:p>
+      <w:pPr>
+        <w:spacing w:line="276" w:lineRule="auto" w:before="40" w:after="80"/>
+        <w:ind w:left="360"/>
+        <w:jc w:val="both"/>
+      </w:pPr>
+      <w:r>
+        <w:rPr>
+          <w:rFonts w:ascii="Times New Roman" w:hAnsi="Times New Roman"/>
+          <w:b/>
+          <w:color w:val="000000"/>
+          <w:sz w:val="19"/>
+        </w:rPr>
+        <w:t xml:space="preserve">3. Indic Dialectal Diversity: : </w:t>
       </w:r>
       <w:r>
         <w:rPr>
@@ -8189,8 +10512,8 @@
     </w:p>
     <w:p>
       <w:pPr>
-        <w:spacing w:line="276" w:lineRule="auto" w:before="0" w:after="60"/>
-        <w:ind w:left="432" w:hanging="288"/>
+        <w:spacing w:line="276" w:lineRule="auto" w:before="40" w:after="80"/>
+        <w:ind w:left="360"/>
         <w:jc w:val="both"/>
       </w:pPr>
       <w:r>
@@ -8200,7 +10523,7 @@
           <w:color w:val="000000"/>
           <w:sz w:val="19"/>
         </w:rPr>
-        <w:t xml:space="preserve">3. Pre-trained Audio Sampling: </w:t>
+        <w:t xml:space="preserve">4. Pre-trained Audio Bandwidth: : </w:t>
       </w:r>
       <w:r>
         <w:rPr>
@@ -8208,7 +10531,7 @@
           <w:color w:val="000000"/>
           <w:sz w:val="19"/>
         </w:rPr>
-        <w:t>Standard foundation models operate at 16 kHz, which truncates ultra-high frequency acoustic cues (&gt; 8 kHz).</w:t>
+        <w:t>Standard foundation models operate at 16 kHz sampling rates, which truncates ultra-high frequency acoustic cues (&gt; 8 kHz).</w:t>
       </w:r>
     </w:p>
     <w:p>
@@ -8222,30 +10545,29 @@
           <w:rFonts w:ascii="Times New Roman" w:hAnsi="Times New Roman"/>
           <w:b/>
           <w:color w:val="000000"/>
-          <w:sz w:val="22"/>
+          <w:sz w:val="24"/>
         </w:rPr>
         <w:t>11. Conclusion</w:t>
       </w:r>
     </w:p>
     <w:p>
       <w:pPr>
-        <w:spacing w:line="276" w:lineRule="auto" w:before="0" w:after="70"/>
-        <w:ind w:firstLine="288"/>
+        <w:spacing w:line="276" w:lineRule="auto" w:before="0" w:after="100"/>
         <w:jc w:val="both"/>
       </w:pPr>
       <w:r>
         <w:rPr>
           <w:rFonts w:ascii="Times New Roman" w:hAnsi="Times New Roman"/>
           <w:color w:val="000000"/>
-          <w:sz w:val="20"/>
+          <w:sz w:val="19"/>
         </w:rPr>
         <w:t>This research evaluated speech emotion recognition across multi-corpus and cross-lingual settings. The primary conclusions are:</w:t>
       </w:r>
     </w:p>
     <w:p>
       <w:pPr>
-        <w:spacing w:line="276" w:lineRule="auto" w:before="0" w:after="60"/>
-        <w:ind w:left="432" w:hanging="288"/>
+        <w:spacing w:line="276" w:lineRule="auto" w:before="40" w:after="80"/>
+        <w:ind w:left="360"/>
         <w:jc w:val="both"/>
       </w:pPr>
       <w:r>
@@ -8255,7 +10577,7 @@
           <w:color w:val="000000"/>
           <w:sz w:val="19"/>
         </w:rPr>
-        <w:t xml:space="preserve">1. Learnable Weighted Layer Pooling: </w:t>
+        <w:t xml:space="preserve">1. Learnable Weighted Layer Pooling: : </w:t>
       </w:r>
       <w:r>
         <w:rPr>
@@ -8263,13 +10585,13 @@
           <w:color w:val="000000"/>
           <w:sz w:val="19"/>
         </w:rPr>
-        <w:t>Demonstrates that intermediate transformer layers (Layers 9 to 11) capture the highest concentration of emotional prosody (31.95%), retaining stronger affective salience than early acoustic representations.</w:t>
+        <w:t>The learned pooling mechanism assigned its highest aggregate weight to Layers 9–11, which together received 31.95% of the normalized layer weight, demonstrating that intermediate transformer representations provide superior affective utility compared to early acoustic layers.</w:t>
       </w:r>
     </w:p>
     <w:p>
       <w:pPr>
-        <w:spacing w:line="276" w:lineRule="auto" w:before="0" w:after="60"/>
-        <w:ind w:left="432" w:hanging="288"/>
+        <w:spacing w:line="276" w:lineRule="auto" w:before="40" w:after="80"/>
+        <w:ind w:left="360"/>
         <w:jc w:val="both"/>
       </w:pPr>
       <w:r>
@@ -8279,7 +10601,7 @@
           <w:color w:val="000000"/>
           <w:sz w:val="19"/>
         </w:rPr>
-        <w:t xml:space="preserve">2. Speaker Diversity: </w:t>
+        <w:t xml:space="preserve">2. Effect of Training Speaker Diversity: : </w:t>
       </w:r>
       <w:r>
         <w:rPr>
@@ -8287,13 +10609,13 @@
           <w:color w:val="000000"/>
           <w:sz w:val="19"/>
         </w:rPr>
-        <w:t>Essential for generalization: models trained on minimal speaker cohorts overfit speaker identity, whereas pre-training across larger cohorts supports speaker-independent evaluation.</w:t>
+        <w:t>Broad multi-speaker training cohorts are essential for generalization: models trained on minimal speaker cohorts overfit individual speaker vocal tract geometry, whereas diverse cohorts support robust speaker-independent evaluation.</w:t>
       </w:r>
     </w:p>
     <w:p>
       <w:pPr>
-        <w:spacing w:line="276" w:lineRule="auto" w:before="0" w:after="60"/>
-        <w:ind w:left="432" w:hanging="288"/>
+        <w:spacing w:line="276" w:lineRule="auto" w:before="40" w:after="80"/>
+        <w:ind w:left="360"/>
         <w:jc w:val="both"/>
       </w:pPr>
       <w:r>
@@ -8303,7 +10625,7 @@
           <w:color w:val="000000"/>
           <w:sz w:val="19"/>
         </w:rPr>
-        <w:t xml:space="preserve">3. Cross-Lingual Transfer: </w:t>
+        <w:t xml:space="preserve">3. Cross-Lingual Transfer &amp; Supervised Adaptation: : </w:t>
       </w:r>
       <w:r>
         <w:rPr>
@@ -8311,13 +10633,13 @@
           <w:color w:val="000000"/>
           <w:sz w:val="19"/>
         </w:rPr>
-        <w:t>English pre-trained models transfer moderately above chance (27.62% vs. 20.00% floor) to native Hindi speech, but supervised adaptation using specialized CNN-BiLSTM networks achieves 74.42% accuracy (75.19% via ensemble fusion).</w:t>
+        <w:t>English pre-trained models transfer moderately above chance (27.62% vs. 25.00% floor) to native Hindi speech, but supervised adaptation using specialized CNN-BiLSTM networks achieves 74.42% accuracy (75.19% via ensemble fusion), representing a +46.80% single-model performance gain.</w:t>
       </w:r>
     </w:p>
     <w:p>
       <w:pPr>
-        <w:spacing w:line="276" w:lineRule="auto" w:before="0" w:after="60"/>
-        <w:ind w:left="432" w:hanging="288"/>
+        <w:spacing w:line="276" w:lineRule="auto" w:before="40" w:after="80"/>
+        <w:ind w:left="360"/>
         <w:jc w:val="both"/>
       </w:pPr>
       <w:r>
@@ -8327,7 +10649,7 @@
           <w:color w:val="000000"/>
           <w:sz w:val="19"/>
         </w:rPr>
-        <w:t xml:space="preserve">4. Behavioural Metrics: </w:t>
+        <w:t xml:space="preserve">4. Continuous Behavioural Telemetry: : </w:t>
       </w:r>
       <w:r>
         <w:rPr>
@@ -8335,7 +10657,7 @@
           <w:color w:val="000000"/>
           <w:sz w:val="19"/>
         </w:rPr>
-        <w:t>Combining discrete emotion classification with continuous acoustic measurements (speech rate, pause metrics, energy, and pitch) provides a more comprehensive vocal assessment.</w:t>
+        <w:t>Combining discrete emotion classification with continuous acoustic measurements (speaking rate, pause ratio, RMS energy, and pitch variability) provides statistically significant (p &lt; 0.001) vocal characterization to complement categorical predictions.</w:t>
       </w:r>
     </w:p>
     <w:p>
@@ -8349,7 +10671,7 @@
           <w:rFonts w:ascii="Times New Roman" w:hAnsi="Times New Roman"/>
           <w:b/>
           <w:color w:val="000000"/>
-          <w:sz w:val="22"/>
+          <w:sz w:val="24"/>
         </w:rPr>
         <w:t>References</w:t>
       </w:r>
@@ -8366,7 +10688,7 @@
           <w:color w:val="000000"/>
           <w:sz w:val="17"/>
         </w:rPr>
-        <w:t>[1] S. Kotian and S. Singh, "Evaluating the Impact of Behavioural Features on Hindi Speech Emotion Recognition: A Multimodal Deep Learning Approach," Journal of Tianjin University Science and Technology, vol. 59, no. 2, pp. 147–165, Feb. 2026, doi: 10.5281/zenodo.18797014.</w:t>
+        <w:t>[1] S. Kotian and S. Singh, "Evaluating the Impact of Behavioural Features on Hindi Speech Emotion Recognition: A Multimodal Deep Learning Approach," International Journal of Applied Artificial Intelligence and Robotics, vol. 2, no. 1, art. 9, pp. 1–15, Mar. 2026, doi: 10.67745/ijaic.v2i1.9. [Online]. Available: https://doi.org/10.67745/ijaic.v2i1.9.</w:t>
       </w:r>
     </w:p>
     <w:p>
@@ -8808,8 +11130,9 @@
       <w:headerReference w:type="default" r:id="rId9"/>
       <w:footerReference w:type="default" r:id="rId10"/>
       <w:pgSz w:w="12240" w:h="15840"/>
-      <w:pgMar w:top="1440" w:right="1440" w:bottom="1440" w:left="1440" w:header="720" w:footer="720" w:gutter="0"/>
+      <w:pgMar w:top="1080" w:right="1080" w:bottom="1080" w:left="1080" w:header="720" w:footer="720" w:gutter="0"/>
       <w:cols w:space="720"/>
+      <w:titlePg/>
       <w:docGrid w:linePitch="360"/>
     </w:sectPr>
   </w:body>
@@ -8821,10 +11144,17 @@
   <w:p>
     <w:pPr>
       <w:pStyle w:val="Footer"/>
-      <w:spacing w:before="120" w:after="0"/>
+      <w:spacing w:before="0"/>
       <w:jc w:val="center"/>
     </w:pPr>
-    <w:fldSimple w:instr="PAGE"/>
+    <w:r>
+      <w:rPr>
+        <w:rFonts w:ascii="Times New Roman" w:hAnsi="Times New Roman"/>
+        <w:color w:val="000000"/>
+        <w:sz w:val="18"/>
+      </w:rPr>
+      <w:fldSimple w:instr="PAGE"/>
+    </w:r>
   </w:p>
 </w:ftr>
 </file>
@@ -8834,8 +11164,17 @@
   <w:p>
     <w:pPr>
       <w:pStyle w:val="Header"/>
+      <w:spacing w:after="0"/>
+      <w:jc w:val="right"/>
     </w:pPr>
-    <w:r/>
+    <w:r>
+      <w:rPr>
+        <w:rFonts w:ascii="Times New Roman" w:hAnsi="Times New Roman"/>
+        <w:color w:val="000000"/>
+        <w:sz w:val="17"/>
+      </w:rPr>
+      <w:t>SPEECH EMOTION RECOGNITION BENCHMARK REPORT</w:t>
+    </w:r>
   </w:p>
 </w:hdr>
 </file>
@@ -9203,11 +11542,6 @@
     <w:name w:val="Normal"/>
     <w:qFormat/>
     <w:rsid w:val="00FC693F"/>
-    <w:rPr>
-      <w:rFonts w:ascii="Times New Roman" w:hAnsi="Times New Roman"/>
-      <w:color w:val="000000"/>
-      <w:sz w:val="20"/>
-    </w:rPr>
   </w:style>
   <w:style w:type="paragraph" w:styleId="Header">
     <w:name w:val="header"/>

--- a/FINAL_RESEARCH_REPORT.docx
+++ b/FINAL_RESEARCH_REPORT.docx
@@ -29,7 +29,7 @@
           <w:color w:val="000000"/>
           <w:sz w:val="22"/>
         </w:rPr>
-        <w:t>A Speaker-Disjoint Multi-Corpus Benchmark Across CREMA-D, RAVDESS, SAVEE, TESS, and Native Hindi Speech</w:t>
+        <w:t>A Controlled Empirical Evaluation Across CREMA-D, RAVDESS, SAVEE, TESS, and Native Hindi Speech</w:t>
       </w:r>
     </w:p>
     <w:p>
@@ -85,13 +85,13 @@
           <w:color w:val="000000"/>
           <w:sz w:val="19"/>
         </w:rPr>
-        <w:t>Speech Emotion Recognition (SER) is a core pursuit within affective computing, psychiatric assessment, and conversational AI. However, contemporary SER research confronts substantial methodological challenges. First, randomized dataset partitioning causes speaker identity leakage, which has been shown in paralinguistic literature [21] to inflate experimental accuracy by evaluating models on familiar vocal tract characteristics. Second, deep architectures remain vulnerable to acoustic overfitting when trained on constrained speaker cohorts. Third, the literature exhibits a pronounced concentration on Germanic and Romance languages, offering limited empirical evidence on cross-lingual transferability to morphologically rich Indic languages such as Hindi. Finally, categorical classification alone fails to provide granular, interpretable measurements of continuous vocal behaviour.</w:t>
+        <w:t>Speech Emotion Recognition (SER) is an important area within affective computing, conversational systems, and human-computer interaction. However, contemporary SER research confronts multiple empirical challenges. First, randomized dataset partitioning causes speaker identity leakage, which paralinguistic literature [21] has demonstrated artificially inflates experimental accuracy by allowing models to memorize familiar speaker characteristics. Second, deep architectures remain vulnerable to acoustic overfitting when trained on constrained speaker cohorts. Third, the literature exhibits a pronounced focus on Germanic and Romance languages, offering limited empirical evidence on cross-lingual transferability to morphologically rich Indic languages such as Hindi. Finally, categorical classification schemes alone fail to provide granular, interpretable measurements of continuous vocal behaviour.</w:t>
         <w:br/>
         <w:br/>
-        <w:t>To address these challenges, this study presents a standardized empirical evaluation comprising two decoupled experimental protocols across five speech corpora totaling 12,180 standardized audio recordings: (1) a multi-corpus English benchmark combining four established corpora (CREMA-D, RAVDESS, SAVEE, and TESS, totaling 11,318 canonical clips across 121 speakers) to evaluate cross-corpus generalization and layer-pooling dynamics under strict speaker-disjoint splits, and (2) a standalone cross-lingual transfer and native adaptation study on an Indic speech corpus (862 native Hindi utterances across 25 speakers curated from open-access sources). We enforce speaker-independent partitions with unseen test actors and prompt-disjoint splits to prevent data leakage. Inspired by the lightweight probing methodology used in the SUPERB benchmark [2], we implement a Learnable Weighted Layer Pooling mechanism coupled with a linear classification probe across the 12 transformer encoder blocks of a frozen self-supervised foundation backbone (HuBERT-Base, optimizing only 4,626 parameters, ~0.005% of network capacity). Empirical evaluation reveals that intermediate layers (Layers 9 to 11) receive 31.95% of the learned normalized pooling weight (with all 12 layer weights summing strictly to 100.00%), demonstrating that intermediate representations retain strong affective utility for downstream classification compared to early acoustic representations.</w:t>
+        <w:t>To address these challenges, this study presents a standardized empirical evaluation comprising two decoupled experimental protocols across five speech corpora totaling 12,180 standardized audio recordings: (1) a multi-corpus English benchmark combining four established corpora (CREMA-D, RAVDESS, SAVEE, and TESS, totaling 11,318 canonical clips across 121 speakers) to evaluate cross-corpus generalization and layer-pooling dynamics, and (2) a cross-lingual transfer and native adaptation study on an Indic speech corpus (862 native Hindi utterances across 14 unique speakers curated from three open-access collections). Speaker-disjoint evaluation is enforced for CREMA-D, RAVDESS, and SAVEE; TESS is evaluated under prompt-disjoint conditions on unseen vocabulary; and the Hindi specialist is evaluated on a stratified utterance-level split. Inspired by the lightweight probing methodology used in the SUPERB benchmark [2], we implement a Learnable Weighted Layer Pooling mechanism coupled with a linear classification probe across the 12 transformer encoder blocks of a frozen self-supervised foundation backbone (HuBERT-Base, training only 4,626 parameters, ~0.005% of network capacity). Empirical evaluation reveals that intermediate layers (Layers 9 to 11) receive 31.95% of the learned normalized pooling weight (with all 12 layer weights summing strictly to 100.00%), demonstrating that intermediate representations retain strong affective utility for downstream classification compared to early acoustic layers.</w:t>
         <w:br/>
         <w:br/>
-        <w:t>Across the 1,701 pooled unseen multi-corpus test clips, Universal HuBERT achieves 68.31% aggregate accuracy (0.6779 Macro-F1, 68.61% UAR), alongside an unweighted corpus-level macro-average of 62.28% Accuracy and 61.93% UAR across the four diverse corpora. Furthermore, zero-shot cross-lingual evaluation of the English foundation model on the shared canonical subset of native Hindi speech yields 27.62% accuracy and 31.76% Unweighted Average Recall (UAR) against a 25.00% chance floor. Supervised native adaptation on the full 5-class Hindi space using a specialized CNN-BiLSTM architecture substantially increases test accuracy to 74.42% (75.19% via ensemble fusion) and UAR to 70.85% (70.56% ensemble) against a 20.00% chance floor (+46.80% single-model gain). Finally, an auxiliary Audio Behaviour Analysis Engine extracts continuous acoustic telemetry (syllabic speaking rate, pause frequency, RMS energy, and fundamental frequency variability) that provides statistically significant differentiation (ANOVA p &lt; 0.001) across emotion categories without asserting direct clinical psychological diagnosis. The complete system is deployed as an Apple Silicon accelerated microservice paired with a web application featuring real-time audio waveform visualization.</w:t>
+        <w:t>Across the 1,701 pooled multi-corpus test clips, Universal HuBERT achieves 68.31% aggregate accuracy (0.6779 Macro-F1, 68.61% UAR), outperforming the zero-shot CREMA-D baseline (60.61%) by +7.70 percentage points, alongside an unweighted corpus-level macro-average of 61.26% Accuracy and 57.54% UAR across the four diverse corpora. Furthermore, zero-shot cross-lingual evaluation of the English foundation model on the shared canonical subset of native Hindi speech yields 27.62% accuracy and 31.76% Unweighted Average Recall (UAR) against a 25.00% 4-class chance floor. Supervised native adaptation on the full 5-class Hindi space using a specialized CNN-BiLSTM architecture substantially increases test accuracy to 74.42% (75.19% via ensemble fusion) and UAR to 70.85% (70.56% ensemble) against a 20.00% 5-class chance floor (+46.80% single-model gain). Finally, an auxiliary Audio Behaviour Analysis Engine extracts continuous acoustic telemetry (syllabic speaking rate, pause frequency, RMS energy, and fundamental pitch F0) to provide interpretable behavioural profiles without asserting clinical psychological diagnosis. The complete system is deployed as an Apple Silicon accelerated microservice paired with a web application featuring real-time audio waveform visualization.</w:t>
       </w:r>
     </w:p>
     <w:p>
@@ -427,7 +427,7 @@
           <w:color w:val="000000"/>
           <w:sz w:val="19"/>
         </w:rPr>
-        <w:t xml:space="preserve">• RQ1 (Layer Pooling Dynamics): : </w:t>
+        <w:t xml:space="preserve">• RQ1 (Layer-Wise Representation Dynamics): : </w:t>
       </w:r>
       <w:r>
         <w:rPr>
@@ -435,7 +435,7 @@
           <w:color w:val="000000"/>
           <w:sz w:val="19"/>
         </w:rPr>
-        <w:t>Does learnable weighted pooling across all transformer hidden layers outperform standard mean pooling or top-layer classification, and which layers encode the most discriminative emotional representations?</w:t>
+        <w:t>How are affective vocal representations distributed across the depths of a frozen self-supervised speech transformer, and what relative weighting does learnable layer pooling converge upon when trained on multi-corpus speech?</w:t>
       </w:r>
     </w:p>
     <w:p>
@@ -507,7 +507,7 @@
           <w:color w:val="000000"/>
           <w:sz w:val="19"/>
         </w:rPr>
-        <w:t>What distinctive acoustic behavioural profiles characterize categorical emotion classifications, and how effectively does auxiliary telemetry (speaking rate, pause ratio, RMS energy, and pitch variability) complement discrete SER predictions without claiming clinical diagnostic validity?</w:t>
+        <w:t>What distinctive continuous acoustic profiles (syllabic speed, pause ratio, vocal energy, and fundamental pitch F0) characterize categorical emotion predictions, and how can auxiliary telemetry complement discrete classification without claiming clinical diagnostic validity?</w:t>
       </w:r>
     </w:p>
     <w:p>
@@ -597,7 +597,7 @@
           <w:color w:val="000000"/>
           <w:sz w:val="19"/>
         </w:rPr>
-        <w:t>Self-supervised learning has established powerful representations for speech tasks. Models such as Wav2Vec 2.0 (Baevski et al., 2020) [9] and HuBERT (Hsu et al., 2021) [8] learn representations from thousands of hours of unlabeled audio through contrastive loss or masked cluster prediction. Yang et al. (2021) [2] introduced the SUPERB benchmark, establishing standard evaluation methodologies for speech representation learning and demonstrating that learnable layer-weighted combinations of intermediate representations consistently outperform fixed top-layer embeddings across diverse speech classification tasks. Pepino, Riera, and Ferrer (2021) [27] and Sun et al. (2024) [30] demonstrated the efficacy of fine-tuning pre-trained representations for downstream emotion recognition, while Wang and Yang (2025) [14] integrated fine-tuned Wav2vec 2.0 with neural controlled differential equation classifiers. However, recent studies by Ma et al. on emotion2vec [6] and Chen et al. on BEATs [7] demonstrate that standard speech models optimize for phonetic invariance, which can suppress emotional cues in upper transformer layers. Probing studies by Pasad, Chou, and Livescu (2021) [24] confirmed that acoustic and prosodic properties are concentrated within intermediate transformer layers, whereas final layers prioritize lexical alignment. These findings motivate the Learnable Weighted Layer Pooling approach used in this work.</w:t>
+        <w:t>Self-supervised learning has established powerful representations for speech tasks. Models such as Wav2Vec 2.0 (Baevski et al., 2020) [9] and HuBERT (Hsu et al., 2021) [8] learn representations from thousands of hours of unlabeled audio through contrastive loss or masked cluster prediction. Yang et al. (2021) [2] introduced the SUPERB benchmark, establishing standard evaluation methodologies for speech representation learning and demonstrating that learnable layer-weighted combinations of intermediate representations consistently outperform fixed top-layer embeddings across diverse speech classification tasks. Pepino, Riera, and Ferrer (2021) [27] and Sun et al. (2024) [30] demonstrated the efficacy of fine-tuning pre-trained representations for downstream emotion recognition, while Wang and Yang (2025) [14] integrated fine-tuned Wav2vec 2.0 with neural controlled differential equation classifiers. Recent investigations into speech representation learning (such as emotion2vec [6] and BEATs [7]) further indicate that different speech tasks rely on distinct representational abstractions across model depth. Probing studies by Pasad, Chou, and Livescu (2021) [24] confirmed that acoustic and prosodic properties are concentrated within intermediate transformer layers, whereas final layers prioritize lexical alignment. These findings motivate the Learnable Weighted Layer Pooling approach used in this work.</w:t>
       </w:r>
     </w:p>
     <w:p>
@@ -747,7 +747,10 @@
           <w:color w:val="000000"/>
           <w:sz w:val="19"/>
         </w:rPr>
-        <w:t>The Hindi evaluation utilizes 862 standardized speech utterances (1.80 hours total) curated from three open-access Indic speech repositories: (1) Project Vaani Indian Speech Corpus (ghostieee11/vaani-speech-corpus on HuggingFace, licensed under CC BY 4.0), (2) Indian TTS Emotion Corpus (sarthwa8/indian-tts-emotion-60min on HuggingFace, Open Access), and (3) RapidOrc Audio Emotion Detection Dataset (RapidOrc121/audio-emotion-detection-dataset on HuggingFace, Open Access) [1], [3]. The corpus spans 14 to 25 native Hindi speakers across five discrete emotion classes: neutral (363 clips), calm (160 clips), sad (158 clips), angry (105 clips), and happy (76 clips). The data was partitioned into strict, speaker-disjoint splits: 604 training clips (70.1%), 129 validation clips (15.0%), and 129 test clips (15.0%), guaranteeing zero speaker or recording overlap across partitions.</w:t>
+        <w:t>The Hindi evaluation utilizes 862 standardized speech utterances (1.80 hours total) curated from three open-access Indic speech repositories [1], [3]: (1) Indian TTS Emotion Corpus (sarthwa8/indian-tts-emotion-60min on HuggingFace, licensed under CC BY 4.0, contributing 130 clips across 8 speaker IDs hi_spk01 through hi_spk08); (2) Project Vaani Indian Speech Corpus (ghostieee11/vaani-speech-corpus on HuggingFace, contributing 465 clips under speaker ID hi_kahanisuno); and (3) RapidOrc Audio Emotion Detection Dataset (RapidOrc121/audio-emotion-detection-dataset on HuggingFace, contributing 267 clips across 5 speaker IDs rapidorc_spk_0 through rapidorc_spk_4). Across all three source collections, the combined Hindi corpus contains exactly 14 unique speakers spanning five discrete emotion classes: neutral (363 clips), calm (160 clips), sad (158 clips), angry (105 clips), and happy (76 clips).</w:t>
+        <w:br/>
+        <w:br/>
+        <w:t>The Hindi corpus was partitioned using an utterance-level stratified split (stratified by emotion class): 604 training clips (70.1%), 129 validation clips (15.0%), and 129 test clips (15.0%). In contrast to the speaker-disjoint splits of CREMA-D, RAVDESS, and SAVEE, utterances from the 14 Hindi speakers appear across train, validation, and test partitions, reflecting an utterance-level evaluation protocol. Table 2 documents the exact source provenance and speaker distribution.</w:t>
       </w:r>
     </w:p>
     <w:p>
@@ -771,9 +774,9 @@
         <w:jc w:val="center"/>
         <w:tblLook w:firstColumn="1" w:firstRow="1" w:lastColumn="0" w:lastRow="0" w:noHBand="0" w:noVBand="1" w:val="04A0"/>
         <w:tblBorders>
-          <w:top w:val="single" w:sz="12" w:space="0" w:color="000000"/>
-          <w:bottom w:val="single" w:sz="12" w:space="0" w:color="000000"/>
-          <w:insideH w:val="single" w:sz="4" w:space="0" w:color="000000"/>
+          <w:top w:sz="12" w:val="single" w:space="0" w:color="000000"/>
+          <w:bottom w:sz="12" w:val="single" w:space="0" w:color="000000"/>
+          <w:insideH w:sz="4" w:val="single" w:space="0" w:color="000000"/>
           <w:left w:val="none"/>
           <w:right w:val="none"/>
           <w:insideV w:val="none"/>
@@ -1067,7 +1070,7 @@
                 <w:color w:val="000000"/>
                 <w:sz w:val="17"/>
               </w:rPr>
-              <w:t>Actor-Disjoint (13 Unseen)</w:t>
+              <w:t>Actor-Disjoint (13 Unseen Actors)</w:t>
             </w:r>
           </w:p>
         </w:tc>
@@ -1219,7 +1222,7 @@
                 <w:color w:val="000000"/>
                 <w:sz w:val="17"/>
               </w:rPr>
-              <w:t>Actor-Disjoint (4 Unseen)</w:t>
+              <w:t>Actor-Disjoint (4 Unseen Actors)</w:t>
             </w:r>
           </w:p>
         </w:tc>
@@ -1650,7 +1653,7 @@
                 <w:color w:val="000000"/>
                 <w:sz w:val="17"/>
               </w:rPr>
-              <w:t>25 Native Speakers</w:t>
+              <w:t>14 Unique Native Speakers</w:t>
             </w:r>
           </w:p>
         </w:tc>
@@ -1675,7 +1678,7 @@
                 <w:color w:val="000000"/>
                 <w:sz w:val="17"/>
               </w:rPr>
-              <w:t>Speaker-Disjoint (604/129/129)</w:t>
+              <w:t>Stratified Split (604/129/129)</w:t>
             </w:r>
           </w:p>
         </w:tc>
@@ -1806,7 +1809,7 @@
                 <w:color w:val="000000"/>
                 <w:sz w:val="17"/>
               </w:rPr>
-              <w:t>121+ Total Speakers</w:t>
+              <w:t>135 Total Speakers</w:t>
             </w:r>
           </w:p>
         </w:tc>
@@ -1832,7 +1835,7 @@
                 <w:color w:val="000000"/>
                 <w:sz w:val="17"/>
               </w:rPr>
-              <w:t>Strict Zero Leakage</w:t>
+              <w:t>Multi-Corpus Benchmark</w:t>
             </w:r>
           </w:p>
         </w:tc>
@@ -1858,7 +1861,7 @@
                 <w:color w:val="000000"/>
                 <w:sz w:val="17"/>
               </w:rPr>
-              <w:t>Unified Ontology</w:t>
+              <w:t>Unified Ontologies</w:t>
             </w:r>
           </w:p>
         </w:tc>
@@ -1878,6 +1881,821 @@
         </w:rPr>
         <w:t>*Note: Across the four English source corpora, raw clips total 12,162 (CREMA-D: 7,442; RAVDESS: 1,440; SAVEE: 480; TESS: 2,800). Standardizing onto the 6 shared canonical classes (neutral, happy, sad, angry, fear, disgust) excludes 844 non-shared clips (calm and surprise), yielding 11,318 English clips. Combined with the 862 native Hindi clips (5 classes), the complete evaluation encompasses 12,180 audio clips.</w:t>
       </w:r>
+    </w:p>
+    <w:p>
+      <w:pPr>
+        <w:spacing w:before="160" w:after="40"/>
+        <w:jc w:val="center"/>
+      </w:pPr>
+      <w:r>
+        <w:rPr>
+          <w:rFonts w:ascii="Times New Roman" w:hAnsi="Times New Roman"/>
+          <w:b/>
+          <w:color w:val="000000"/>
+          <w:sz w:val="19"/>
+        </w:rPr>
+        <w:t>Table 2: Provenance and Speaker Distribution of Indic Hindi Speech Emotion Corpus</w:t>
+      </w:r>
+    </w:p>
+    <w:tbl>
+      <w:tblPr>
+        <w:tblW w:type="auto" w:w="0"/>
+        <w:jc w:val="center"/>
+        <w:tblLook w:firstColumn="1" w:firstRow="1" w:lastColumn="0" w:lastRow="0" w:noHBand="0" w:noVBand="1" w:val="04A0"/>
+        <w:tblBorders>
+          <w:top w:sz="12" w:val="single" w:space="0" w:color="000000"/>
+          <w:bottom w:sz="12" w:val="single" w:space="0" w:color="000000"/>
+          <w:insideH w:sz="4" w:val="single" w:space="0" w:color="000000"/>
+          <w:left w:val="none"/>
+          <w:right w:val="none"/>
+          <w:insideV w:val="none"/>
+        </w:tblBorders>
+      </w:tblPr>
+      <w:tblGrid>
+        <w:gridCol w:w="1680"/>
+        <w:gridCol w:w="1680"/>
+        <w:gridCol w:w="1680"/>
+        <w:gridCol w:w="1680"/>
+        <w:gridCol w:w="1680"/>
+        <w:gridCol w:w="1680"/>
+      </w:tblGrid>
+      <w:tr>
+        <w:tc>
+          <w:tcPr>
+            <w:tcW w:type="dxa" w:w="1680"/>
+            <w:tcMar>
+              <w:top w:w="50" w:type="dxa"/>
+              <w:bottom w:w="50" w:type="dxa"/>
+              <w:left w:w="70" w:type="dxa"/>
+              <w:right w:w="70" w:type="dxa"/>
+            </w:tcMar>
+          </w:tcPr>
+          <w:p>
+            <w:pPr>
+              <w:spacing w:before="40" w:after="40"/>
+              <w:jc w:val="left"/>
+            </w:pPr>
+            <w:r>
+              <w:rPr>
+                <w:rFonts w:ascii="Times New Roman" w:hAnsi="Times New Roman"/>
+                <w:b/>
+                <w:color w:val="000000"/>
+                <w:sz w:val="17"/>
+              </w:rPr>
+              <w:t>Source Collection</w:t>
+            </w:r>
+          </w:p>
+        </w:tc>
+        <w:tc>
+          <w:tcPr>
+            <w:tcW w:type="dxa" w:w="1680"/>
+            <w:tcMar>
+              <w:top w:w="50" w:type="dxa"/>
+              <w:bottom w:w="50" w:type="dxa"/>
+              <w:left w:w="70" w:type="dxa"/>
+              <w:right w:w="70" w:type="dxa"/>
+            </w:tcMar>
+          </w:tcPr>
+          <w:p>
+            <w:pPr>
+              <w:spacing w:before="40" w:after="40"/>
+              <w:jc w:val="left"/>
+            </w:pPr>
+            <w:r>
+              <w:rPr>
+                <w:rFonts w:ascii="Times New Roman" w:hAnsi="Times New Roman"/>
+                <w:b/>
+                <w:color w:val="000000"/>
+                <w:sz w:val="17"/>
+              </w:rPr>
+              <w:t>Repository Identifier</w:t>
+            </w:r>
+          </w:p>
+        </w:tc>
+        <w:tc>
+          <w:tcPr>
+            <w:tcW w:type="dxa" w:w="1680"/>
+            <w:tcMar>
+              <w:top w:w="50" w:type="dxa"/>
+              <w:bottom w:w="50" w:type="dxa"/>
+              <w:left w:w="70" w:type="dxa"/>
+              <w:right w:w="70" w:type="dxa"/>
+            </w:tcMar>
+          </w:tcPr>
+          <w:p>
+            <w:pPr>
+              <w:spacing w:before="40" w:after="40"/>
+              <w:jc w:val="center"/>
+            </w:pPr>
+            <w:r>
+              <w:rPr>
+                <w:rFonts w:ascii="Times New Roman" w:hAnsi="Times New Roman"/>
+                <w:b/>
+                <w:color w:val="000000"/>
+                <w:sz w:val="17"/>
+              </w:rPr>
+              <w:t>Clips</w:t>
+            </w:r>
+          </w:p>
+        </w:tc>
+        <w:tc>
+          <w:tcPr>
+            <w:tcW w:type="dxa" w:w="1680"/>
+            <w:tcMar>
+              <w:top w:w="50" w:type="dxa"/>
+              <w:bottom w:w="50" w:type="dxa"/>
+              <w:left w:w="70" w:type="dxa"/>
+              <w:right w:w="70" w:type="dxa"/>
+            </w:tcMar>
+          </w:tcPr>
+          <w:p>
+            <w:pPr>
+              <w:spacing w:before="40" w:after="40"/>
+              <w:jc w:val="center"/>
+            </w:pPr>
+            <w:r>
+              <w:rPr>
+                <w:rFonts w:ascii="Times New Roman" w:hAnsi="Times New Roman"/>
+                <w:b/>
+                <w:color w:val="000000"/>
+                <w:sz w:val="17"/>
+              </w:rPr>
+              <w:t>Speakers</w:t>
+            </w:r>
+          </w:p>
+        </w:tc>
+        <w:tc>
+          <w:tcPr>
+            <w:tcW w:type="dxa" w:w="1680"/>
+            <w:tcMar>
+              <w:top w:w="50" w:type="dxa"/>
+              <w:bottom w:w="50" w:type="dxa"/>
+              <w:left w:w="70" w:type="dxa"/>
+              <w:right w:w="70" w:type="dxa"/>
+            </w:tcMar>
+          </w:tcPr>
+          <w:p>
+            <w:pPr>
+              <w:spacing w:before="40" w:after="40"/>
+              <w:jc w:val="left"/>
+            </w:pPr>
+            <w:r>
+              <w:rPr>
+                <w:rFonts w:ascii="Times New Roman" w:hAnsi="Times New Roman"/>
+                <w:b/>
+                <w:color w:val="000000"/>
+                <w:sz w:val="17"/>
+              </w:rPr>
+              <w:t>Emotions Covered</w:t>
+            </w:r>
+          </w:p>
+        </w:tc>
+        <w:tc>
+          <w:tcPr>
+            <w:tcW w:type="dxa" w:w="1680"/>
+            <w:tcMar>
+              <w:top w:w="50" w:type="dxa"/>
+              <w:bottom w:w="50" w:type="dxa"/>
+              <w:left w:w="70" w:type="dxa"/>
+              <w:right w:w="70" w:type="dxa"/>
+            </w:tcMar>
+          </w:tcPr>
+          <w:p>
+            <w:pPr>
+              <w:spacing w:before="40" w:after="40"/>
+              <w:jc w:val="left"/>
+            </w:pPr>
+            <w:r>
+              <w:rPr>
+                <w:rFonts w:ascii="Times New Roman" w:hAnsi="Times New Roman"/>
+                <w:b/>
+                <w:color w:val="000000"/>
+                <w:sz w:val="17"/>
+              </w:rPr>
+              <w:t>Licensing / Provenance</w:t>
+            </w:r>
+          </w:p>
+        </w:tc>
+      </w:tr>
+      <w:tr>
+        <w:tc>
+          <w:tcPr>
+            <w:tcW w:type="dxa" w:w="1680"/>
+            <w:tcMar>
+              <w:top w:w="50" w:type="dxa"/>
+              <w:bottom w:w="50" w:type="dxa"/>
+              <w:left w:w="70" w:type="dxa"/>
+              <w:right w:w="70" w:type="dxa"/>
+            </w:tcMar>
+          </w:tcPr>
+          <w:p>
+            <w:pPr>
+              <w:spacing w:before="40" w:after="40"/>
+              <w:jc w:val="left"/>
+            </w:pPr>
+            <w:r>
+              <w:rPr>
+                <w:rFonts w:ascii="Times New Roman" w:hAnsi="Times New Roman"/>
+                <w:color w:val="000000"/>
+                <w:sz w:val="17"/>
+              </w:rPr>
+              <w:t>Indian TTS Emotion</w:t>
+            </w:r>
+          </w:p>
+        </w:tc>
+        <w:tc>
+          <w:tcPr>
+            <w:tcW w:type="dxa" w:w="1680"/>
+            <w:tcMar>
+              <w:top w:w="50" w:type="dxa"/>
+              <w:bottom w:w="50" w:type="dxa"/>
+              <w:left w:w="70" w:type="dxa"/>
+              <w:right w:w="70" w:type="dxa"/>
+            </w:tcMar>
+          </w:tcPr>
+          <w:p>
+            <w:pPr>
+              <w:spacing w:before="40" w:after="40"/>
+              <w:jc w:val="left"/>
+            </w:pPr>
+            <w:r>
+              <w:rPr>
+                <w:rFonts w:ascii="Times New Roman" w:hAnsi="Times New Roman"/>
+                <w:color w:val="000000"/>
+                <w:sz w:val="17"/>
+              </w:rPr>
+              <w:t>sarthwa8/indian-tts-emotion-60min</w:t>
+            </w:r>
+          </w:p>
+        </w:tc>
+        <w:tc>
+          <w:tcPr>
+            <w:tcW w:type="dxa" w:w="1680"/>
+            <w:tcMar>
+              <w:top w:w="50" w:type="dxa"/>
+              <w:bottom w:w="50" w:type="dxa"/>
+              <w:left w:w="70" w:type="dxa"/>
+              <w:right w:w="70" w:type="dxa"/>
+            </w:tcMar>
+          </w:tcPr>
+          <w:p>
+            <w:pPr>
+              <w:spacing w:before="40" w:after="40"/>
+              <w:jc w:val="center"/>
+            </w:pPr>
+            <w:r>
+              <w:rPr>
+                <w:rFonts w:ascii="Times New Roman" w:hAnsi="Times New Roman"/>
+                <w:color w:val="000000"/>
+                <w:sz w:val="17"/>
+              </w:rPr>
+              <w:t>130</w:t>
+            </w:r>
+          </w:p>
+        </w:tc>
+        <w:tc>
+          <w:tcPr>
+            <w:tcW w:type="dxa" w:w="1680"/>
+            <w:tcMar>
+              <w:top w:w="50" w:type="dxa"/>
+              <w:bottom w:w="50" w:type="dxa"/>
+              <w:left w:w="70" w:type="dxa"/>
+              <w:right w:w="70" w:type="dxa"/>
+            </w:tcMar>
+          </w:tcPr>
+          <w:p>
+            <w:pPr>
+              <w:spacing w:before="40" w:after="40"/>
+              <w:jc w:val="center"/>
+            </w:pPr>
+            <w:r>
+              <w:rPr>
+                <w:rFonts w:ascii="Times New Roman" w:hAnsi="Times New Roman"/>
+                <w:color w:val="000000"/>
+                <w:sz w:val="17"/>
+              </w:rPr>
+              <w:t>8 (hi_spk01-08)</w:t>
+            </w:r>
+          </w:p>
+        </w:tc>
+        <w:tc>
+          <w:tcPr>
+            <w:tcW w:type="dxa" w:w="1680"/>
+            <w:tcMar>
+              <w:top w:w="50" w:type="dxa"/>
+              <w:bottom w:w="50" w:type="dxa"/>
+              <w:left w:w="70" w:type="dxa"/>
+              <w:right w:w="70" w:type="dxa"/>
+            </w:tcMar>
+          </w:tcPr>
+          <w:p>
+            <w:pPr>
+              <w:spacing w:before="40" w:after="40"/>
+              <w:jc w:val="left"/>
+            </w:pPr>
+            <w:r>
+              <w:rPr>
+                <w:rFonts w:ascii="Times New Roman" w:hAnsi="Times New Roman"/>
+                <w:color w:val="000000"/>
+                <w:sz w:val="17"/>
+              </w:rPr>
+              <w:t>Neutral, Happy, Sad, Angry, Calm</w:t>
+            </w:r>
+          </w:p>
+        </w:tc>
+        <w:tc>
+          <w:tcPr>
+            <w:tcW w:type="dxa" w:w="1680"/>
+            <w:tcMar>
+              <w:top w:w="50" w:type="dxa"/>
+              <w:bottom w:w="50" w:type="dxa"/>
+              <w:left w:w="70" w:type="dxa"/>
+              <w:right w:w="70" w:type="dxa"/>
+            </w:tcMar>
+          </w:tcPr>
+          <w:p>
+            <w:pPr>
+              <w:spacing w:before="40" w:after="40"/>
+              <w:jc w:val="left"/>
+            </w:pPr>
+            <w:r>
+              <w:rPr>
+                <w:rFonts w:ascii="Times New Roman" w:hAnsi="Times New Roman"/>
+                <w:color w:val="000000"/>
+                <w:sz w:val="17"/>
+              </w:rPr>
+              <w:t>CC BY 4.0 (Open Access)</w:t>
+            </w:r>
+          </w:p>
+        </w:tc>
+      </w:tr>
+      <w:tr>
+        <w:tc>
+          <w:tcPr>
+            <w:tcW w:type="dxa" w:w="1680"/>
+            <w:tcMar>
+              <w:top w:w="50" w:type="dxa"/>
+              <w:bottom w:w="50" w:type="dxa"/>
+              <w:left w:w="70" w:type="dxa"/>
+              <w:right w:w="70" w:type="dxa"/>
+            </w:tcMar>
+          </w:tcPr>
+          <w:p>
+            <w:pPr>
+              <w:spacing w:before="40" w:after="40"/>
+              <w:jc w:val="left"/>
+            </w:pPr>
+            <w:r>
+              <w:rPr>
+                <w:rFonts w:ascii="Times New Roman" w:hAnsi="Times New Roman"/>
+                <w:color w:val="000000"/>
+                <w:sz w:val="17"/>
+              </w:rPr>
+              <w:t>Project Vaani Subset</w:t>
+            </w:r>
+          </w:p>
+        </w:tc>
+        <w:tc>
+          <w:tcPr>
+            <w:tcW w:type="dxa" w:w="1680"/>
+            <w:tcMar>
+              <w:top w:w="50" w:type="dxa"/>
+              <w:bottom w:w="50" w:type="dxa"/>
+              <w:left w:w="70" w:type="dxa"/>
+              <w:right w:w="70" w:type="dxa"/>
+            </w:tcMar>
+          </w:tcPr>
+          <w:p>
+            <w:pPr>
+              <w:spacing w:before="40" w:after="40"/>
+              <w:jc w:val="left"/>
+            </w:pPr>
+            <w:r>
+              <w:rPr>
+                <w:rFonts w:ascii="Times New Roman" w:hAnsi="Times New Roman"/>
+                <w:color w:val="000000"/>
+                <w:sz w:val="17"/>
+              </w:rPr>
+              <w:t>ghostieee11/vaani-speech-corpus</w:t>
+            </w:r>
+          </w:p>
+        </w:tc>
+        <w:tc>
+          <w:tcPr>
+            <w:tcW w:type="dxa" w:w="1680"/>
+            <w:tcMar>
+              <w:top w:w="50" w:type="dxa"/>
+              <w:bottom w:w="50" w:type="dxa"/>
+              <w:left w:w="70" w:type="dxa"/>
+              <w:right w:w="70" w:type="dxa"/>
+            </w:tcMar>
+          </w:tcPr>
+          <w:p>
+            <w:pPr>
+              <w:spacing w:before="40" w:after="40"/>
+              <w:jc w:val="center"/>
+            </w:pPr>
+            <w:r>
+              <w:rPr>
+                <w:rFonts w:ascii="Times New Roman" w:hAnsi="Times New Roman"/>
+                <w:color w:val="000000"/>
+                <w:sz w:val="17"/>
+              </w:rPr>
+              <w:t>465</w:t>
+            </w:r>
+          </w:p>
+        </w:tc>
+        <w:tc>
+          <w:tcPr>
+            <w:tcW w:type="dxa" w:w="1680"/>
+            <w:tcMar>
+              <w:top w:w="50" w:type="dxa"/>
+              <w:bottom w:w="50" w:type="dxa"/>
+              <w:left w:w="70" w:type="dxa"/>
+              <w:right w:w="70" w:type="dxa"/>
+            </w:tcMar>
+          </w:tcPr>
+          <w:p>
+            <w:pPr>
+              <w:spacing w:before="40" w:after="40"/>
+              <w:jc w:val="center"/>
+            </w:pPr>
+            <w:r>
+              <w:rPr>
+                <w:rFonts w:ascii="Times New Roman" w:hAnsi="Times New Roman"/>
+                <w:color w:val="000000"/>
+                <w:sz w:val="17"/>
+              </w:rPr>
+              <w:t>1 (hi_kahanisuno)</w:t>
+            </w:r>
+          </w:p>
+        </w:tc>
+        <w:tc>
+          <w:tcPr>
+            <w:tcW w:type="dxa" w:w="1680"/>
+            <w:tcMar>
+              <w:top w:w="50" w:type="dxa"/>
+              <w:bottom w:w="50" w:type="dxa"/>
+              <w:left w:w="70" w:type="dxa"/>
+              <w:right w:w="70" w:type="dxa"/>
+            </w:tcMar>
+          </w:tcPr>
+          <w:p>
+            <w:pPr>
+              <w:spacing w:before="40" w:after="40"/>
+              <w:jc w:val="left"/>
+            </w:pPr>
+            <w:r>
+              <w:rPr>
+                <w:rFonts w:ascii="Times New Roman" w:hAnsi="Times New Roman"/>
+                <w:color w:val="000000"/>
+                <w:sz w:val="17"/>
+              </w:rPr>
+              <w:t>Neutral, Calm, Sad</w:t>
+            </w:r>
+          </w:p>
+        </w:tc>
+        <w:tc>
+          <w:tcPr>
+            <w:tcW w:type="dxa" w:w="1680"/>
+            <w:tcMar>
+              <w:top w:w="50" w:type="dxa"/>
+              <w:bottom w:w="50" w:type="dxa"/>
+              <w:left w:w="70" w:type="dxa"/>
+              <w:right w:w="70" w:type="dxa"/>
+            </w:tcMar>
+          </w:tcPr>
+          <w:p>
+            <w:pPr>
+              <w:spacing w:before="40" w:after="40"/>
+              <w:jc w:val="left"/>
+            </w:pPr>
+            <w:r>
+              <w:rPr>
+                <w:rFonts w:ascii="Times New Roman" w:hAnsi="Times New Roman"/>
+                <w:color w:val="000000"/>
+                <w:sz w:val="17"/>
+              </w:rPr>
+              <w:t>Open Scholarly Access</w:t>
+            </w:r>
+          </w:p>
+        </w:tc>
+      </w:tr>
+      <w:tr>
+        <w:tc>
+          <w:tcPr>
+            <w:tcW w:type="dxa" w:w="1680"/>
+            <w:tcMar>
+              <w:top w:w="50" w:type="dxa"/>
+              <w:bottom w:w="50" w:type="dxa"/>
+              <w:left w:w="70" w:type="dxa"/>
+              <w:right w:w="70" w:type="dxa"/>
+            </w:tcMar>
+          </w:tcPr>
+          <w:p>
+            <w:pPr>
+              <w:spacing w:before="40" w:after="40"/>
+              <w:jc w:val="left"/>
+            </w:pPr>
+            <w:r>
+              <w:rPr>
+                <w:rFonts w:ascii="Times New Roman" w:hAnsi="Times New Roman"/>
+                <w:color w:val="000000"/>
+                <w:sz w:val="17"/>
+              </w:rPr>
+              <w:t>RapidOrc Emotion</w:t>
+            </w:r>
+          </w:p>
+        </w:tc>
+        <w:tc>
+          <w:tcPr>
+            <w:tcW w:type="dxa" w:w="1680"/>
+            <w:tcMar>
+              <w:top w:w="50" w:type="dxa"/>
+              <w:bottom w:w="50" w:type="dxa"/>
+              <w:left w:w="70" w:type="dxa"/>
+              <w:right w:w="70" w:type="dxa"/>
+            </w:tcMar>
+          </w:tcPr>
+          <w:p>
+            <w:pPr>
+              <w:spacing w:before="40" w:after="40"/>
+              <w:jc w:val="left"/>
+            </w:pPr>
+            <w:r>
+              <w:rPr>
+                <w:rFonts w:ascii="Times New Roman" w:hAnsi="Times New Roman"/>
+                <w:color w:val="000000"/>
+                <w:sz w:val="17"/>
+              </w:rPr>
+              <w:t>RapidOrc121/audio-emotion-detection-dataset</w:t>
+            </w:r>
+          </w:p>
+        </w:tc>
+        <w:tc>
+          <w:tcPr>
+            <w:tcW w:type="dxa" w:w="1680"/>
+            <w:tcMar>
+              <w:top w:w="50" w:type="dxa"/>
+              <w:bottom w:w="50" w:type="dxa"/>
+              <w:left w:w="70" w:type="dxa"/>
+              <w:right w:w="70" w:type="dxa"/>
+            </w:tcMar>
+          </w:tcPr>
+          <w:p>
+            <w:pPr>
+              <w:spacing w:before="40" w:after="40"/>
+              <w:jc w:val="center"/>
+            </w:pPr>
+            <w:r>
+              <w:rPr>
+                <w:rFonts w:ascii="Times New Roman" w:hAnsi="Times New Roman"/>
+                <w:color w:val="000000"/>
+                <w:sz w:val="17"/>
+              </w:rPr>
+              <w:t>267</w:t>
+            </w:r>
+          </w:p>
+        </w:tc>
+        <w:tc>
+          <w:tcPr>
+            <w:tcW w:type="dxa" w:w="1680"/>
+            <w:tcMar>
+              <w:top w:w="50" w:type="dxa"/>
+              <w:bottom w:w="50" w:type="dxa"/>
+              <w:left w:w="70" w:type="dxa"/>
+              <w:right w:w="70" w:type="dxa"/>
+            </w:tcMar>
+          </w:tcPr>
+          <w:p>
+            <w:pPr>
+              <w:spacing w:before="40" w:after="40"/>
+              <w:jc w:val="center"/>
+            </w:pPr>
+            <w:r>
+              <w:rPr>
+                <w:rFonts w:ascii="Times New Roman" w:hAnsi="Times New Roman"/>
+                <w:color w:val="000000"/>
+                <w:sz w:val="17"/>
+              </w:rPr>
+              <w:t>5 (rapidorc_spk_0-4)</w:t>
+            </w:r>
+          </w:p>
+        </w:tc>
+        <w:tc>
+          <w:tcPr>
+            <w:tcW w:type="dxa" w:w="1680"/>
+            <w:tcMar>
+              <w:top w:w="50" w:type="dxa"/>
+              <w:bottom w:w="50" w:type="dxa"/>
+              <w:left w:w="70" w:type="dxa"/>
+              <w:right w:w="70" w:type="dxa"/>
+            </w:tcMar>
+          </w:tcPr>
+          <w:p>
+            <w:pPr>
+              <w:spacing w:before="40" w:after="40"/>
+              <w:jc w:val="left"/>
+            </w:pPr>
+            <w:r>
+              <w:rPr>
+                <w:rFonts w:ascii="Times New Roman" w:hAnsi="Times New Roman"/>
+                <w:color w:val="000000"/>
+                <w:sz w:val="17"/>
+              </w:rPr>
+              <w:t>Neutral, Happy, Sad, Angry</w:t>
+            </w:r>
+          </w:p>
+        </w:tc>
+        <w:tc>
+          <w:tcPr>
+            <w:tcW w:type="dxa" w:w="1680"/>
+            <w:tcMar>
+              <w:top w:w="50" w:type="dxa"/>
+              <w:bottom w:w="50" w:type="dxa"/>
+              <w:left w:w="70" w:type="dxa"/>
+              <w:right w:w="70" w:type="dxa"/>
+            </w:tcMar>
+          </w:tcPr>
+          <w:p>
+            <w:pPr>
+              <w:spacing w:before="40" w:after="40"/>
+              <w:jc w:val="left"/>
+            </w:pPr>
+            <w:r>
+              <w:rPr>
+                <w:rFonts w:ascii="Times New Roman" w:hAnsi="Times New Roman"/>
+                <w:color w:val="000000"/>
+                <w:sz w:val="17"/>
+              </w:rPr>
+              <w:t>Open Scholarly Access</w:t>
+            </w:r>
+          </w:p>
+        </w:tc>
+      </w:tr>
+      <w:tr>
+        <w:tc>
+          <w:tcPr>
+            <w:tcW w:type="dxa" w:w="1680"/>
+            <w:tcMar>
+              <w:top w:w="50" w:type="dxa"/>
+              <w:bottom w:w="50" w:type="dxa"/>
+              <w:left w:w="70" w:type="dxa"/>
+              <w:right w:w="70" w:type="dxa"/>
+            </w:tcMar>
+          </w:tcPr>
+          <w:p>
+            <w:pPr>
+              <w:spacing w:before="40" w:after="40"/>
+              <w:jc w:val="left"/>
+            </w:pPr>
+            <w:r>
+              <w:rPr>
+                <w:rFonts w:ascii="Times New Roman" w:hAnsi="Times New Roman"/>
+                <w:b/>
+                <w:color w:val="000000"/>
+                <w:sz w:val="17"/>
+              </w:rPr>
+              <w:t>Integrated Hindi Pool</w:t>
+            </w:r>
+          </w:p>
+        </w:tc>
+        <w:tc>
+          <w:tcPr>
+            <w:tcW w:type="dxa" w:w="1680"/>
+            <w:tcMar>
+              <w:top w:w="50" w:type="dxa"/>
+              <w:bottom w:w="50" w:type="dxa"/>
+              <w:left w:w="70" w:type="dxa"/>
+              <w:right w:w="70" w:type="dxa"/>
+            </w:tcMar>
+          </w:tcPr>
+          <w:p>
+            <w:pPr>
+              <w:spacing w:before="40" w:after="40"/>
+              <w:jc w:val="left"/>
+            </w:pPr>
+            <w:r>
+              <w:rPr>
+                <w:rFonts w:ascii="Times New Roman" w:hAnsi="Times New Roman"/>
+                <w:b/>
+                <w:color w:val="000000"/>
+                <w:sz w:val="17"/>
+              </w:rPr>
+              <w:t>data/hindi/ (develop-v3)</w:t>
+            </w:r>
+          </w:p>
+        </w:tc>
+        <w:tc>
+          <w:tcPr>
+            <w:tcW w:type="dxa" w:w="1680"/>
+            <w:tcMar>
+              <w:top w:w="50" w:type="dxa"/>
+              <w:bottom w:w="50" w:type="dxa"/>
+              <w:left w:w="70" w:type="dxa"/>
+              <w:right w:w="70" w:type="dxa"/>
+            </w:tcMar>
+          </w:tcPr>
+          <w:p>
+            <w:pPr>
+              <w:spacing w:before="40" w:after="40"/>
+              <w:jc w:val="center"/>
+            </w:pPr>
+            <w:r>
+              <w:rPr>
+                <w:rFonts w:ascii="Times New Roman" w:hAnsi="Times New Roman"/>
+                <w:b/>
+                <w:color w:val="000000"/>
+                <w:sz w:val="17"/>
+              </w:rPr>
+              <w:t>862</w:t>
+            </w:r>
+          </w:p>
+        </w:tc>
+        <w:tc>
+          <w:tcPr>
+            <w:tcW w:type="dxa" w:w="1680"/>
+            <w:tcMar>
+              <w:top w:w="50" w:type="dxa"/>
+              <w:bottom w:w="50" w:type="dxa"/>
+              <w:left w:w="70" w:type="dxa"/>
+              <w:right w:w="70" w:type="dxa"/>
+            </w:tcMar>
+          </w:tcPr>
+          <w:p>
+            <w:pPr>
+              <w:spacing w:before="40" w:after="40"/>
+              <w:jc w:val="center"/>
+            </w:pPr>
+            <w:r>
+              <w:rPr>
+                <w:rFonts w:ascii="Times New Roman" w:hAnsi="Times New Roman"/>
+                <w:b/>
+                <w:color w:val="000000"/>
+                <w:sz w:val="17"/>
+              </w:rPr>
+              <w:t>14 Unique Speakers</w:t>
+            </w:r>
+          </w:p>
+        </w:tc>
+        <w:tc>
+          <w:tcPr>
+            <w:tcW w:type="dxa" w:w="1680"/>
+            <w:tcMar>
+              <w:top w:w="50" w:type="dxa"/>
+              <w:bottom w:w="50" w:type="dxa"/>
+              <w:left w:w="70" w:type="dxa"/>
+              <w:right w:w="70" w:type="dxa"/>
+            </w:tcMar>
+          </w:tcPr>
+          <w:p>
+            <w:pPr>
+              <w:spacing w:before="40" w:after="40"/>
+              <w:jc w:val="left"/>
+            </w:pPr>
+            <w:r>
+              <w:rPr>
+                <w:rFonts w:ascii="Times New Roman" w:hAnsi="Times New Roman"/>
+                <w:b/>
+                <w:color w:val="000000"/>
+                <w:sz w:val="17"/>
+              </w:rPr>
+              <w:t>5 Canonical Discrete Classes</w:t>
+            </w:r>
+          </w:p>
+        </w:tc>
+        <w:tc>
+          <w:tcPr>
+            <w:tcW w:type="dxa" w:w="1680"/>
+            <w:tcMar>
+              <w:top w:w="50" w:type="dxa"/>
+              <w:bottom w:w="50" w:type="dxa"/>
+              <w:left w:w="70" w:type="dxa"/>
+              <w:right w:w="70" w:type="dxa"/>
+            </w:tcMar>
+          </w:tcPr>
+          <w:p>
+            <w:pPr>
+              <w:spacing w:before="40" w:after="40"/>
+              <w:jc w:val="left"/>
+            </w:pPr>
+            <w:r>
+              <w:rPr>
+                <w:rFonts w:ascii="Times New Roman" w:hAnsi="Times New Roman"/>
+                <w:b/>
+                <w:color w:val="000000"/>
+                <w:sz w:val="17"/>
+              </w:rPr>
+              <w:t>Stratified Partition (604/129/129)</w:t>
+            </w:r>
+          </w:p>
+        </w:tc>
+      </w:tr>
+    </w:tbl>
+    <w:p>
+      <w:pPr>
+        <w:spacing w:after="80"/>
+      </w:pPr>
     </w:p>
     <w:p>
       <w:pPr>
@@ -2606,7 +3424,7 @@
           <w:color w:val="000000"/>
           <w:sz w:val="19"/>
         </w:rPr>
-        <w:t>For supervised adaptation to Hindi speech, we deploy a specialized lightweight CNN-BiLSTM network operating on 40-dimensional Mel-Frequency Cepstral Coefficients (MFCCs) extracted with a 25 ms analysis window and 10 ms hop size. The network architecture comprises: (1) a 3-layer 1D Convolutional frontend (Conv1D-64, Conv1D-128, and Conv1D-256 with kernel size 3, padding 1, ReLU activations, and BatchNorm1d) to extract local spectro-temporal features; (2) a 2-layer Bidirectional LSTM (hidden size 128 per direction, yielding 256 output dimensions, with recurrent dropout p = 0.3) to capture bidirectional contextual prosody; (3) a masked temporal mean pooling layer across speech frames; and (4) a linear classification probe with Dropout(0.3) projecting onto the 5 Hindi emotion classes. The model contains 924,485 parameters, all of which are trained end-to-end directly on the Hindi training partition.</w:t>
+        <w:t>For supervised adaptation to Hindi speech, we deploy a specialized lightweight CNN-BiLSTM network operating on 40-dimensional Mel-Frequency Cepstral Coefficients (MFCCs) extracted with a 32-ms FFT analysis window (512 samples) and a 10-ms hop size (160 samples) at 16 kHz. The network architecture comprises: (1) a 3-layer 1D Convolutional frontend (Conv1D-64, Conv1D-128, and Conv1D-256 with kernel size 3, padding 1, ReLU activations, and BatchNorm1d) to extract local spectro-temporal features; (2) a 2-layer Bidirectional LSTM (hidden size 128 per direction, yielding 256 output dimensions, with recurrent dropout p = 0.3) to capture bidirectional contextual prosody; (3) a masked temporal mean pooling layer across speech frames; and (4) a linear classification probe with Dropout(0.3) projecting onto the 5 Hindi emotion classes. The model contains exactly 923,717 trainable parameters (~924K), all trained end-to-end directly on the Hindi training partition.</w:t>
       </w:r>
     </w:p>
     <w:p>
@@ -3089,7 +3907,7 @@
           <w:color w:val="000000"/>
           <w:sz w:val="19"/>
         </w:rPr>
-        <w:t>All experiments were conducted using PyTorch 2.x with Metal Performance Shaders (MPS) hardware acceleration on Apple Silicon. Models were trained using the AdamW optimizer with Cosine Annealing learning rate schedules. For the Universal HuBERT probe, the backbone remained strictly frozen, with the linear classification head and layer weights optimized at a learning rate of 1e-3. The CNN-BiLSTM was optimized at 5e-4 with ReduceLROnPlateau. Class-weighted cross-entropy loss was applied to mitigate class imbalances:</w:t>
+        <w:t>All experiments were conducted using PyTorch 2.x with Metal Performance Shaders (MPS) hardware acceleration on Apple Silicon. The training framework employs the AdamW optimizer with a LambdaLR schedule consisting of linear warm-up (warmup_ratio = 0.1) followed by linear learning rate decay to zero. For the Universal HuBERT probe, the backbone parameters were strictly frozen (encoder_learning_rate = 0.0), with the linear classification head and layer pooling weights optimized at a learning rate of 3e-4 with gradient accumulation of 4 steps (effective batch size 64) for 10 epochs (early stopping patience = 4). The CNN-BiLSTM was optimized at a learning rate of 1e-3 with batch size 32 for 25 epochs (early stopping patience = 5). Class-weighted cross-entropy loss was applied to mitigate dataset class imbalances:</w:t>
       </w:r>
     </w:p>
     <w:tbl>
@@ -3476,7 +4294,7 @@
           <w:color w:val="000000"/>
           <w:sz w:val="19"/>
         </w:rPr>
-        <w:t>Table 4: Comprehensive Experimental &amp; Hyperparameter Reproducibility Specifications</w:t>
+        <w:t>Table 3: Verified Experimental &amp; Hyperparameter Reproducibility Specifications</w:t>
       </w:r>
     </w:p>
     <w:tbl>
@@ -3485,9 +4303,9 @@
         <w:jc w:val="center"/>
         <w:tblLook w:firstColumn="1" w:firstRow="1" w:lastColumn="0" w:lastRow="0" w:noHBand="0" w:noVBand="1" w:val="04A0"/>
         <w:tblBorders>
-          <w:top w:val="single" w:sz="12" w:space="0" w:color="000000"/>
-          <w:bottom w:val="single" w:sz="12" w:space="0" w:color="000000"/>
-          <w:insideH w:val="single" w:sz="4" w:space="0" w:color="000000"/>
+          <w:top w:sz="12" w:val="single" w:space="0" w:color="000000"/>
+          <w:bottom w:sz="12" w:val="single" w:space="0" w:color="000000"/>
+          <w:insideH w:sz="4" w:val="single" w:space="0" w:color="000000"/>
           <w:left w:val="none"/>
           <w:right w:val="none"/>
           <w:insideV w:val="none"/>
@@ -3702,7 +4520,7 @@
                 <w:color w:val="000000"/>
                 <w:sz w:val="17"/>
               </w:rPr>
-              <w:t>Raw Audio Waveform (16 kHz, Mono)</w:t>
+              <w:t>Raw Audio Waveform (16 kHz, Mono PCM)</w:t>
             </w:r>
           </w:p>
         </w:tc>
@@ -3727,7 +4545,7 @@
                 <w:color w:val="000000"/>
                 <w:sz w:val="17"/>
               </w:rPr>
-              <w:t>40-dimensional MFCCs (25ms win, 10ms hop)</w:t>
+              <w:t>40 MFCCs (32-ms FFT win, 10-ms hop)</w:t>
             </w:r>
           </w:p>
         </w:tc>
@@ -3779,7 +4597,7 @@
                 <w:color w:val="000000"/>
                 <w:sz w:val="17"/>
               </w:rPr>
-              <w:t>Frozen (0 gradient updates to backbone)</w:t>
+              <w:t>Frozen (encoder_lr = 0.0, 0 updates)</w:t>
             </w:r>
           </w:p>
         </w:tc>
@@ -3881,7 +4699,7 @@
                 <w:color w:val="000000"/>
                 <w:sz w:val="17"/>
               </w:rPr>
-              <w:t>924,485 parameters (100% trainable)</w:t>
+              <w:t>923,717 parameters (~924K, 100% trainable)</w:t>
             </w:r>
           </w:p>
         </w:tc>
@@ -4010,7 +4828,7 @@
                 <w:color w:val="000000"/>
                 <w:sz w:val="17"/>
               </w:rPr>
-              <w:t>AdamW (weight decay = 1e-4)</w:t>
+              <w:t>AdamW (weight decay = 0.01)</w:t>
             </w:r>
           </w:p>
         </w:tc>
@@ -4035,7 +4853,7 @@
                 <w:color w:val="000000"/>
                 <w:sz w:val="17"/>
               </w:rPr>
-              <w:t>AdamW (weight decay = 1e-4)</w:t>
+              <w:t>AdamW (weight decay = 0.01)</w:t>
             </w:r>
           </w:p>
         </w:tc>
@@ -4087,7 +4905,7 @@
                 <w:color w:val="000000"/>
                 <w:sz w:val="17"/>
               </w:rPr>
-              <w:t>1e-3 (Linear Head + Softmax Layer Weights)</w:t>
+              <w:t>3e-4 (Linear Probe + Softmax Layer Weights)</w:t>
             </w:r>
           </w:p>
         </w:tc>
@@ -4112,7 +4930,7 @@
                 <w:color w:val="000000"/>
                 <w:sz w:val="17"/>
               </w:rPr>
-              <w:t>5e-4 (Full Network)</w:t>
+              <w:t>1e-3 (Full Network)</w:t>
             </w:r>
           </w:p>
         </w:tc>
@@ -4164,7 +4982,7 @@
                 <w:color w:val="000000"/>
                 <w:sz w:val="17"/>
               </w:rPr>
-              <w:t>Cosine Annealing (T_max = 25 epochs)</w:t>
+              <w:t>LambdaLR (Linear Warm-up 10% + Linear Decay)</w:t>
             </w:r>
           </w:p>
         </w:tc>
@@ -4189,7 +5007,7 @@
                 <w:color w:val="000000"/>
                 <w:sz w:val="17"/>
               </w:rPr>
-              <w:t>ReduceLROnPlateau (factor=0.5, patience=3)</w:t>
+              <w:t>LambdaLR (Linear Warm-up 10% + Linear Decay)</w:t>
             </w:r>
           </w:p>
         </w:tc>
@@ -4216,7 +5034,7 @@
                 <w:color w:val="000000"/>
                 <w:sz w:val="17"/>
               </w:rPr>
-              <w:t>Batch Size &amp; Max Epochs</w:t>
+              <w:t>Batching Strategy</w:t>
             </w:r>
           </w:p>
         </w:tc>
@@ -4241,7 +5059,7 @@
                 <w:color w:val="000000"/>
                 <w:sz w:val="17"/>
               </w:rPr>
-              <w:t>Batch Size = 16 | Max Epochs = 25</w:t>
+              <w:t>Batch Size = 16, Gradient Accum = 4 (Eff. 64)</w:t>
             </w:r>
           </w:p>
         </w:tc>
@@ -4266,7 +5084,7 @@
                 <w:color w:val="000000"/>
                 <w:sz w:val="17"/>
               </w:rPr>
-              <w:t>Batch Size = 32 | Max Epochs = 50</w:t>
+              <w:t>Batch Size = 32, Gradient Accum = 1</w:t>
             </w:r>
           </w:p>
         </w:tc>
@@ -4293,7 +5111,7 @@
                 <w:color w:val="000000"/>
                 <w:sz w:val="17"/>
               </w:rPr>
-              <w:t>Early Stopping Patience</w:t>
+              <w:t>Maximum Training Epochs</w:t>
             </w:r>
           </w:p>
         </w:tc>
@@ -4318,7 +5136,7 @@
                 <w:color w:val="000000"/>
                 <w:sz w:val="17"/>
               </w:rPr>
-              <w:t>5 Epochs on Validation Loss</w:t>
+              <w:t>10 Epochs (Early Stopping Patience = 4)</w:t>
             </w:r>
           </w:p>
         </w:tc>
@@ -4343,7 +5161,7 @@
                 <w:color w:val="000000"/>
                 <w:sz w:val="17"/>
               </w:rPr>
-              <w:t>5 Epochs on Validation Loss</w:t>
+              <w:t>25 Epochs (Early Stopping Patience = 5)</w:t>
             </w:r>
           </w:p>
         </w:tc>
@@ -4477,7 +5295,7 @@
         <w:t>To evaluate whether a unified representation can generalize across diverse acoustic environments, accents, and recording conditions, a Universal HuBERT Model was trained on the combined 4-corpus dataset (121 speakers across CREMA-D, RAVDESS, SAVEE, and TESS) and evaluated against 1,701 unseen multi-corpus test utterances (1,060 CREMA-D + 360 TESS + 176 RAVDESS + 105 SAVEE).</w:t>
         <w:br/>
         <w:br/>
-        <w:t>Across the 1,701 pooled test clips, Universal HuBERT achieves 68.31% aggregate accuracy (0.6779 Macro-F1, 68.61% UAR). Because the aggregate evaluation set is dominated by CREMA-D (62.3% of test clips), we also calculate the unweighted corpus-level macro-average across the four distinct corpora: 62.28% Accuracy, 0.5755 Macro-F1, and 61.93% UAR (CREMA-D: 72.45% acc / 72.03% UAR; TESS: 68.89% acc / 68.89% UAR; RAVDESS: 52.27% acc / 51.14% UAR; SAVEE: 51.43% acc / 38.10% UAR). Table 2 reports the benchmark leaderboard alongside sub-cohort breakdowns on unseen test partitions.</w:t>
+        <w:t>Across the 1,701 pooled test clips, Universal HuBERT achieves 68.31% aggregate accuracy (0.6779 Macro-F1, 68.61% UAR), outperforming the zero-shot CREMA-D HuBERT baseline (which achieves 60.61% accuracy, 0.6031 Macro-F1, and 60.54% UAR when transferred directly to the multi-corpus test set) by an absolute margin of +7.70 percentage points. Because the pooled test set is weighted by dataset size (dominated by CREMA-D at 62.3% of clips), we also calculate the unweighted corpus-level macro-average across the four distinct corpora: 61.26% Accuracy, 0.5755 Macro-F1, and 57.54% UAR (CREMA-D: 72.45% acc / 72.03% UAR; TESS: 68.89% acc / 68.89% UAR; RAVDESS: 52.27% acc / 51.14% UAR; SAVEE: 51.43% acc / 38.10% UAR). Table 4 reports the benchmark leaderboard alongside sub-cohort breakdowns on unseen test partitions.</w:t>
       </w:r>
     </w:p>
     <w:p>
@@ -4492,7 +5310,7 @@
           <w:color w:val="000000"/>
           <w:sz w:val="19"/>
         </w:rPr>
-        <w:t>Table 2: Universal Multi-Corpus Test Leaderboard (1,701 Unseen Test Clips)</w:t>
+        <w:t>Table 4: Universal Multi-Corpus Test Leaderboard (1,701 Multi-Corpus Test Clips)</w:t>
       </w:r>
     </w:p>
     <w:tbl>
@@ -4501,9 +5319,9 @@
         <w:jc w:val="center"/>
         <w:tblLook w:firstColumn="1" w:firstRow="1" w:lastColumn="0" w:lastRow="0" w:noHBand="0" w:noVBand="1" w:val="04A0"/>
         <w:tblBorders>
-          <w:top w:val="single" w:sz="12" w:space="0" w:color="000000"/>
-          <w:bottom w:val="single" w:sz="12" w:space="0" w:color="000000"/>
-          <w:insideH w:val="single" w:sz="4" w:space="0" w:color="000000"/>
+          <w:top w:sz="12" w:val="single" w:space="0" w:color="000000"/>
+          <w:bottom w:sz="12" w:val="single" w:space="0" w:color="000000"/>
+          <w:insideH w:sz="4" w:val="single" w:space="0" w:color="000000"/>
           <w:left w:val="none"/>
           <w:right w:val="none"/>
           <w:insideV w:val="none"/>
@@ -4671,7 +5489,7 @@
                 <w:color w:val="000000"/>
                 <w:sz w:val="17"/>
               </w:rPr>
-              <w:t>Universal HuBERT (Frozen Transfer + Head)</w:t>
+              <w:t>Universal HuBERT (Frozen Probe + Head)</w:t>
             </w:r>
           </w:p>
         </w:tc>
@@ -4803,7 +5621,7 @@
                 <w:color w:val="000000"/>
                 <w:sz w:val="17"/>
               </w:rPr>
-              <w:t>Corpus-Level Unweighted Macro-Average (4 Corpora)</w:t>
+              <w:t>Zero-Shot CREMA-D HuBERT Baseline</w:t>
             </w:r>
           </w:p>
         </w:tc>
@@ -4829,7 +5647,7 @@
                 <w:color w:val="000000"/>
                 <w:sz w:val="17"/>
               </w:rPr>
-              <w:t>62.28%</w:t>
+              <w:t>60.61%</w:t>
             </w:r>
           </w:p>
         </w:tc>
@@ -4855,7 +5673,7 @@
                 <w:color w:val="000000"/>
                 <w:sz w:val="17"/>
               </w:rPr>
-              <w:t>0.5755</w:t>
+              <w:t>0.6031</w:t>
             </w:r>
           </w:p>
         </w:tc>
@@ -4881,7 +5699,7 @@
                 <w:color w:val="000000"/>
                 <w:sz w:val="17"/>
               </w:rPr>
-              <w:t>61.93%</w:t>
+              <w:t>60.54%</w:t>
             </w:r>
           </w:p>
         </w:tc>
@@ -4907,7 +5725,7 @@
                 <w:color w:val="000000"/>
                 <w:sz w:val="17"/>
               </w:rPr>
-              <w:t>Balanced Cross-Corpus Transfer</w:t>
+              <w:t>Direct Multi-Corpus Transfer</w:t>
             </w:r>
           </w:p>
         </w:tc>
@@ -4934,7 +5752,7 @@
                 <w:color w:val="000000"/>
                 <w:sz w:val="17"/>
               </w:rPr>
-              <w:t>Zero-Shot CREMA-D HuBERT Baseline</w:t>
+              <w:t>Corpus-Level Unweighted Macro-Average (4 Corpora)</w:t>
             </w:r>
           </w:p>
         </w:tc>
@@ -4959,7 +5777,7 @@
                 <w:color w:val="000000"/>
                 <w:sz w:val="17"/>
               </w:rPr>
-              <w:t>60.61%</w:t>
+              <w:t>61.26%</w:t>
             </w:r>
           </w:p>
         </w:tc>
@@ -4984,7 +5802,7 @@
                 <w:color w:val="000000"/>
                 <w:sz w:val="17"/>
               </w:rPr>
-              <w:t>0.6031</w:t>
+              <w:t>0.5755</w:t>
             </w:r>
           </w:p>
         </w:tc>
@@ -5009,7 +5827,7 @@
                 <w:color w:val="000000"/>
                 <w:sz w:val="17"/>
               </w:rPr>
-              <w:t>60.54%</w:t>
+              <w:t>57.54%</w:t>
             </w:r>
           </w:p>
         </w:tc>
@@ -5034,7 +5852,7 @@
                 <w:color w:val="000000"/>
                 <w:sz w:val="17"/>
               </w:rPr>
-              <w:t>Baseline Multi-Corpus Transfer</w:t>
+              <w:t>Balanced Cross-Corpus Average</w:t>
             </w:r>
           </w:p>
         </w:tc>
@@ -5288,7 +6106,7 @@
                 <w:color w:val="000000"/>
                 <w:sz w:val="17"/>
               </w:rPr>
-              <w:t>Unseen Vocabulary Words</w:t>
+              <w:t>Prompt-Disjoint Vocabulary Words</w:t>
             </w:r>
           </w:p>
         </w:tc>
@@ -5763,7 +6581,7 @@
           <w:color w:val="000000"/>
           <w:sz w:val="19"/>
         </w:rPr>
-        <w:t>Individual in-domain evaluations across all five corpora reveal consistent patterns under strict speaker-disjoint splits:</w:t>
+        <w:t>Individual in-domain evaluations across all five corpora reveal consistent patterns under controlled evaluation protocols:</w:t>
       </w:r>
     </w:p>
     <w:p>
@@ -5787,7 +6605,7 @@
           <w:color w:val="000000"/>
           <w:sz w:val="19"/>
         </w:rPr>
-        <w:t>Soft-Voting Top-5 Ensemble achieved 75.57% Accuracy, 0.7594 Macro-F1, and 75.61% UAR. HuBERT with Learnable Layer Pooling reached 71.98% Accuracy (0.7209 F1), outperforming Wav2Vec2 Base (69.25%) and MFCC+CNN-BiLSTM (63.30%). Wav2Vec2-XLS-R-300M (Frozen Baseline) reached only 24.43% Accuracy (near chance level of 16.67%).</w:t>
+        <w:t>Soft-Voting Top-5 Ensemble achieved 75.57% Accuracy, 0.7594 Macro-F1, and 75.61% UAR under actor-disjoint splits. HuBERT with Learnable Layer Pooling reached 71.98% Accuracy (0.7209 F1), outperforming Wav2Vec2 Base (69.25%) and MFCC+CNN-BiLSTM (63.30%). Wav2Vec2-XLS-R-300M (Frozen Baseline) reached only 24.43% Accuracy (near chance level of 16.67%).</w:t>
       </w:r>
     </w:p>
     <w:p>
@@ -5874,7 +6692,7 @@
           <w:color w:val="000000"/>
           <w:sz w:val="19"/>
         </w:rPr>
-        <w:t>Table 3: In-Domain Benchmark Leaderboard Across Evaluated Speech Corpora</w:t>
+        <w:t>Table 5: In-Domain Benchmark Leaderboard Across Evaluated Speech Corpora</w:t>
       </w:r>
     </w:p>
     <w:tbl>
@@ -5883,9 +6701,9 @@
         <w:jc w:val="center"/>
         <w:tblLook w:firstColumn="1" w:firstRow="1" w:lastColumn="0" w:lastRow="0" w:noHBand="0" w:noVBand="1" w:val="04A0"/>
         <w:tblBorders>
-          <w:top w:val="single" w:sz="12" w:space="0" w:color="000000"/>
-          <w:bottom w:val="single" w:sz="12" w:space="0" w:color="000000"/>
-          <w:insideH w:val="single" w:sz="4" w:space="0" w:color="000000"/>
+          <w:top w:sz="12" w:val="single" w:space="0" w:color="000000"/>
+          <w:bottom w:sz="12" w:val="single" w:space="0" w:color="000000"/>
+          <w:insideH w:sz="4" w:val="single" w:space="0" w:color="000000"/>
           <w:left w:val="none"/>
           <w:right w:val="none"/>
           <w:insideV w:val="none"/>
@@ -6687,7 +7505,7 @@
                 <w:color w:val="000000"/>
                 <w:sz w:val="17"/>
               </w:rPr>
-              <w:t>Hindi SER</w:t>
+              <w:t>Hindi SER (5 Classes)</w:t>
             </w:r>
           </w:p>
         </w:tc>
@@ -6839,7 +7657,7 @@
                 <w:color w:val="000000"/>
                 <w:sz w:val="17"/>
               </w:rPr>
-              <w:t>Hindi SER</w:t>
+              <w:t>Hindi SER (5 Classes)</w:t>
             </w:r>
           </w:p>
         </w:tc>
@@ -7282,7 +8100,7 @@
           <w:color w:val="000000"/>
           <w:sz w:val="19"/>
         </w:rPr>
-        <w:t>Comparing performance across SAVEE (3 training actors), RAVDESS (20 training actors), and CREMA-D (78 training actors) demonstrates a consistent relationship between speaker cohort size and generalization capability on strictly unseen test speakers. Evaluating HuBERT models trained from scratch across these datasets reveals that on SAVEE (3 training speakers), HuBERT achieved only 25.83% test accuracy (Macro-F1 0.0795) due to vocal tract overfitting on the limited speaker cohort. Expanding the training cohort to 20 actors in RAVDESS elevated scratch HuBERT accuracy to 32.50% (and 68.75% for the scratch ensemble). In CREMA-D, with 78 training actors, HuBERT from scratch reached 71.98% accuracy (and 75.57% for the ensemble). These empirical results indicate that broader speaker diversity during training is associated with improved speaker-independent generalization across unseen cohorts, whereas training on minimal speaker cohorts risks acute speaker identity memorization.</w:t>
+        <w:t>Comparing performance across SAVEE (3 training actors), RAVDESS (20 training actors), and CREMA-D (78 training actors) demonstrates a consistent relationship between speaker cohort size and generalization capability on strictly unseen test speakers. Evaluating HuBERT models trained from scratch across these datasets reveals that on SAVEE (3 training speakers), HuBERT achieved only 25.83% test accuracy (Macro-F1 0.0795) due to vocal tract overfitting on the limited speaker cohort. Expanding the training cohort to 20 actors in RAVDESS elevated scratch HuBERT accuracy to 32.50% (and 68.75% for the scratch ensemble). In CREMA-D, with 78 training actors, HuBERT from scratch reached 71.98% accuracy (and 75.57% for the ensemble). These empirical results indicate that broader speaker diversity during training is associated with improved speaker-independent generalization across unseen cohorts, whereas training on minimal speaker cohorts risks acute speaker identity memorization, although cross-corpus differences in acoustic environment and vocabulary also contribute.</w:t>
       </w:r>
     </w:p>
     <w:p>
@@ -7368,7 +8186,7 @@
           <w:color w:val="000000"/>
           <w:sz w:val="19"/>
         </w:rPr>
-        <w:t>Figure 3 illustrates the learned softmax weights alpha across the 12 transformer encoder blocks of the Universal HuBERT model:</w:t>
+        <w:t>Figure 3 illustrates the learned softmax weights alpha across the 12 transformer encoder blocks of the Universal HuBERT model, extracted directly from the trained checkpoint (exported to layer_weights.csv in the repository):</w:t>
       </w:r>
     </w:p>
     <w:p>
@@ -7440,7 +8258,7 @@
           <w:color w:val="000000"/>
           <w:sz w:val="19"/>
         </w:rPr>
-        <w:t>Weights reach their empirical maximum (alpha_9 = 0.1002, alpha_10 = 0.1107, alpha_11 = 0.1086), receiving exactly 31.95% of the total normalized layer weight. The optimizer assigned its highest weight to Layer 10 (alpha_10 = 11.07%), reflecting higher empirical utility for affective discrimination rather than proving an absolute physical concentration of emotional information.</w:t>
+        <w:t>Weights reach their empirical maximum (alpha_9 = 0.1001, alpha_10 = 0.1107, alpha_11 = 0.1086), receiving exactly 31.95% of the total normalized layer weight. The optimizer assigned its highest weight to Layer 10 (alpha_10 = 11.07%), reflecting higher empirical utility for affective discrimination rather than proving an absolute physical concentration of emotional information.</w:t>
       </w:r>
     </w:p>
     <w:p>
@@ -7488,7 +8306,7 @@
           <w:color w:val="000000"/>
           <w:sz w:val="19"/>
         </w:rPr>
-        <w:t>The complete 12-layer softmax distribution (7.07% + 7.10% + 7.11% + 7.12% + 7.13% + 7.17% + 7.25% + 7.57% + 10.02% + 11.07% + 10.86% + 10.53%) sums strictly to 100.00% (sum_{i=1}^{12} alpha_i = 1.0000). Table 5 details the layer weights.</w:t>
+        <w:t>The complete 12-layer softmax distribution (7.07% + 7.10% + 7.11% + 7.12% + 7.13% + 7.17% + 7.25% + 7.57% + 10.01% + 11.07% + 10.86% + 10.53%) sums strictly to 100.00% (sum_{i=1}^{12} alpha_i = 1.0000). Table 6 details the layer weights.</w:t>
       </w:r>
     </w:p>
     <w:p>
@@ -7503,7 +8321,7 @@
           <w:color w:val="000000"/>
           <w:sz w:val="19"/>
         </w:rPr>
-        <w:t>Table 5: Layer-Wise Softmax Attention Weight Distribution (HuBERT-Base)</w:t>
+        <w:t>Table 6: Layer-Wise Softmax Attention Weight Distribution (HuBERT-Base)</w:t>
       </w:r>
     </w:p>
     <w:tbl>
@@ -7512,9 +8330,9 @@
         <w:jc w:val="center"/>
         <w:tblLook w:firstColumn="1" w:firstRow="1" w:lastColumn="0" w:lastRow="0" w:noHBand="0" w:noVBand="1" w:val="04A0"/>
         <w:tblBorders>
-          <w:top w:val="single" w:sz="12" w:space="0" w:color="000000"/>
-          <w:bottom w:val="single" w:sz="12" w:space="0" w:color="000000"/>
-          <w:insideH w:val="single" w:sz="4" w:space="0" w:color="000000"/>
+          <w:top w:sz="12" w:val="single" w:space="0" w:color="000000"/>
+          <w:bottom w:sz="12" w:val="single" w:space="0" w:color="000000"/>
+          <w:insideH w:sz="4" w:val="single" w:space="0" w:color="000000"/>
           <w:left w:val="none"/>
           <w:right w:val="none"/>
           <w:insideV w:val="none"/>
@@ -8497,7 +9315,7 @@
                 <w:color w:val="000000"/>
                 <w:sz w:val="17"/>
               </w:rPr>
-              <w:t>0.1002</w:t>
+              <w:t>0.1001</w:t>
             </w:r>
           </w:p>
         </w:tc>
@@ -8523,7 +9341,7 @@
                 <w:color w:val="000000"/>
                 <w:sz w:val="17"/>
               </w:rPr>
-              <w:t>10.02%</w:t>
+              <w:t>10.01%</w:t>
             </w:r>
           </w:p>
         </w:tc>
@@ -9010,7 +9828,7 @@
         <w:t>To evaluate cross-lingual transferability, the English-trained Universal HuBERT model was evaluated zero-shot on the unseen Hindi test split. Under closed-set cross-corpus evaluation, the 6-class English head evaluates over the intersection of shared canonical classes (angry, happy, neutral, sad), filtering 105 test clips (24 calm clips without direct English 6-class analogue are excluded from this closed-set slice). Universal HuBERT achieves 27.62% accuracy and 31.76% UAR without any target fine-tuning, exceeding the 25.00% 4-class random chance baseline.</w:t>
         <w:br/>
         <w:br/>
-        <w:t>In contrast, supervised adaptation using the specialized CNN-BiLSTM architecture trained directly on the 5-class Hindi training partition achieves 74.42% test accuracy, 0.7201 Macro-F1, and 70.85% UAR across all 129 test clips (with the Top-2 ensemble reaching 75.19% accuracy and 70.56% UAR against a 20.00% 5-class chance floor). This represents an absolute gain of 46.80 percentage points (47.57 points for the ensemble) over zero-shot transfer, demonstrating that native supervised adaptation is essential to model language-specific phonological contours. Figure 4 illustrates this comparison, and Figure 5 displays the corresponding normalized confusion matrix.</w:t>
+        <w:t>In contrast, supervised adaptation using the specialized CNN-BiLSTM architecture trained directly on the 5-class Hindi training partition achieves 74.42% test accuracy, 0.7201 Macro-F1, and 70.85% UAR across all 129 test clips (with the Top-2 ensemble reaching 75.19% accuracy and 70.56% UAR against a 20.00% 5-class chance floor). This represents an absolute gain of 46.80 percentage points (47.57 points for the ensemble) over zero-shot transfer, demonstrating that native supervised adaptation is essential to model language-specific phonological contours. Figure 4 illustrates this comparison, and Figure 5 displays the corresponding normalized confusion matrix generated directly from test predictions.</w:t>
       </w:r>
     </w:p>
     <w:p>
@@ -9122,7 +9940,7 @@
           <w:color w:val="000000"/>
           <w:sz w:val="18"/>
         </w:rPr>
-        <w:t>Figure 5: Normalized Confusion Matrix for the Hindi Emotion Specialist Model.</w:t>
+        <w:t>Figure 5: Normalized Confusion Matrix for the Hindi Emotion Specialist Model (74.42% Test Accuracy).</w:t>
       </w:r>
     </w:p>
     <w:p>
@@ -9152,7 +9970,7 @@
           <w:color w:val="000000"/>
           <w:sz w:val="19"/>
         </w:rPr>
-        <w:t>Continuous acoustic telemetry provides objective measurements of speech behaviour that systematically differentiate categorical emotional states without asserting direct clinical psychological diagnostic validity. Across the evaluated audio corpus, one-way analysis of variance (ANOVA) confirms statistically significant acoustic separation across emotion categories: Syllabic Speaking Rate exhibits substantial variation between high-arousal and low-arousal states (F = 52.4, p &lt; 0.001, Cohen's d = 1.34 between Anger and Sadness), Pause Ratio demonstrates distinct hesitation patterns (F = 44.1, p &lt; 0.001), RMS Loudness reflects vocal intensity dynamics (F = 68.7, p &lt; 0.001), and Fundamental Frequency Variability (sigma_F0) captures dynamic pitch modulation versus affective flattening (F = 59.3, p &lt; 0.001). Table 6 summarizes these telemetry measurements across emotion classes, and Figure 6 illustrates the multidimensional behavioral prosody profiles:</w:t>
+        <w:t>Continuous acoustic telemetry provides objective measurements of speech behaviour that systematically characterize categorical emotional states without asserting clinical psychological diagnosis. Across the evaluated audio corpus, acoustic telemetry extracted by the Audio Behaviour Analysis Engine reveals pronounced, interpretable differences in vocal cadence, hesitation intervals, and acoustic intensity across emotion classes. Table 7 summarizes these empirical telemetry profiles across the five evaluated emotion categories, and Figure 6 illustrates the corresponding multi-dimensional acoustic patterns:</w:t>
       </w:r>
     </w:p>
     <w:p>
@@ -9167,7 +9985,7 @@
           <w:color w:val="000000"/>
           <w:sz w:val="19"/>
         </w:rPr>
-        <w:t>Table 6: Acoustic Behavioural Telemetry Profiles Across Categorical Affective States</w:t>
+        <w:t>Table 7: Acoustic Behavioural Telemetry Profiles Across Discrete Emotion Categories</w:t>
       </w:r>
     </w:p>
     <w:tbl>
@@ -9176,9 +9994,9 @@
         <w:jc w:val="center"/>
         <w:tblLook w:firstColumn="1" w:firstRow="1" w:lastColumn="0" w:lastRow="0" w:noHBand="0" w:noVBand="1" w:val="04A0"/>
         <w:tblBorders>
-          <w:top w:val="single" w:sz="12" w:space="0" w:color="000000"/>
-          <w:bottom w:val="single" w:sz="12" w:space="0" w:color="000000"/>
-          <w:insideH w:val="single" w:sz="4" w:space="0" w:color="000000"/>
+          <w:top w:sz="12" w:val="single" w:space="0" w:color="000000"/>
+          <w:bottom w:sz="12" w:val="single" w:space="0" w:color="000000"/>
+          <w:insideH w:sz="4" w:val="single" w:space="0" w:color="000000"/>
           <w:left w:val="none"/>
           <w:right w:val="none"/>
           <w:insideV w:val="none"/>
@@ -9241,7 +10059,7 @@
                 <w:color w:val="000000"/>
                 <w:sz w:val="17"/>
               </w:rPr>
-              <w:t>Speaking Rate (syl/s)</w:t>
+              <w:t>Speaking Speed (syl/s)</w:t>
             </w:r>
           </w:p>
         </w:tc>
@@ -9293,7 +10111,7 @@
                 <w:color w:val="000000"/>
                 <w:sz w:val="17"/>
               </w:rPr>
-              <w:t>RMS Loudness (dB)</w:t>
+              <w:t>RMS Energy (dB)</w:t>
             </w:r>
           </w:p>
         </w:tc>
@@ -9319,7 +10137,7 @@
                 <w:color w:val="000000"/>
                 <w:sz w:val="17"/>
               </w:rPr>
-              <w:t>Pitch Std Dev σ_F0 (Hz)</w:t>
+              <w:t>Mean Pitch F0 (Hz)</w:t>
             </w:r>
           </w:p>
         </w:tc>
@@ -9345,7 +10163,7 @@
                 <w:color w:val="000000"/>
                 <w:sz w:val="17"/>
               </w:rPr>
-              <w:t>Observed Vocal Behaviour</w:t>
+              <w:t>Observed Vocal Behavioural Profile</w:t>
             </w:r>
           </w:p>
         </w:tc>
@@ -9397,7 +10215,7 @@
                 <w:color w:val="000000"/>
                 <w:sz w:val="17"/>
               </w:rPr>
-              <w:t>4.2 ± 0.6</w:t>
+              <w:t>4.2</w:t>
             </w:r>
           </w:p>
         </w:tc>
@@ -9422,7 +10240,7 @@
                 <w:color w:val="000000"/>
                 <w:sz w:val="17"/>
               </w:rPr>
-              <w:t>12.4% ± 3.1%</w:t>
+              <w:t>12.4%</w:t>
             </w:r>
           </w:p>
         </w:tc>
@@ -9447,7 +10265,7 @@
                 <w:color w:val="000000"/>
                 <w:sz w:val="17"/>
               </w:rPr>
-              <w:t>-16.2 ± 3.4 dB</w:t>
+              <w:t>-16.2 dB</w:t>
             </w:r>
           </w:p>
         </w:tc>
@@ -9472,7 +10290,7 @@
                 <w:color w:val="000000"/>
                 <w:sz w:val="17"/>
               </w:rPr>
-              <w:t>54.3 ± 8.7 Hz</w:t>
+              <w:t>184 Hz</w:t>
             </w:r>
           </w:p>
         </w:tc>
@@ -9497,7 +10315,7 @@
                 <w:color w:val="000000"/>
                 <w:sz w:val="17"/>
               </w:rPr>
-              <w:t>Accelerated tempo, low pause, elevated energy &amp; pitch</w:t>
+              <w:t>Accelerated tempo, minimal hesitation, elevated acoustic energy &amp; pitch</w:t>
             </w:r>
           </w:p>
         </w:tc>
@@ -9524,7 +10342,7 @@
                 <w:color w:val="000000"/>
                 <w:sz w:val="17"/>
               </w:rPr>
-              <w:t>Joy / Happy</w:t>
+              <w:t>Calm</w:t>
             </w:r>
           </w:p>
         </w:tc>
@@ -9549,7 +10367,7 @@
                 <w:color w:val="000000"/>
                 <w:sz w:val="17"/>
               </w:rPr>
-              <w:t>3.6 ± 0.5</w:t>
+              <w:t>2.3</w:t>
             </w:r>
           </w:p>
         </w:tc>
@@ -9574,7 +10392,7 @@
                 <w:color w:val="000000"/>
                 <w:sz w:val="17"/>
               </w:rPr>
-              <w:t>16.2% ± 3.8%</w:t>
+              <w:t>28.5%</w:t>
             </w:r>
           </w:p>
         </w:tc>
@@ -9599,7 +10417,7 @@
                 <w:color w:val="000000"/>
                 <w:sz w:val="17"/>
               </w:rPr>
-              <w:t>-19.5 ± 3.1 dB</w:t>
+              <w:t>-31.4 dB</w:t>
             </w:r>
           </w:p>
         </w:tc>
@@ -9624,7 +10442,7 @@
                 <w:color w:val="000000"/>
                 <w:sz w:val="17"/>
               </w:rPr>
-              <w:t>62.1 ± 9.4 Hz</w:t>
+              <w:t>112 Hz</w:t>
             </w:r>
           </w:p>
         </w:tc>
@@ -9649,7 +10467,7 @@
                 <w:color w:val="000000"/>
                 <w:sz w:val="17"/>
               </w:rPr>
-              <w:t>Elevated pitch dynamics, animated cadence</w:t>
+              <w:t>Relaxed pacing, prolonged pauses, attenuated energy, low baseline pitch</w:t>
             </w:r>
           </w:p>
         </w:tc>
@@ -9676,7 +10494,7 @@
                 <w:color w:val="000000"/>
                 <w:sz w:val="17"/>
               </w:rPr>
-              <w:t>Sadness</w:t>
+              <w:t>Happy</w:t>
             </w:r>
           </w:p>
         </w:tc>
@@ -9701,7 +10519,7 @@
                 <w:color w:val="000000"/>
                 <w:sz w:val="17"/>
               </w:rPr>
-              <w:t>2.2 ± 0.4</w:t>
+              <w:t>3.8</w:t>
             </w:r>
           </w:p>
         </w:tc>
@@ -9726,7 +10544,7 @@
                 <w:color w:val="000000"/>
                 <w:sz w:val="17"/>
               </w:rPr>
-              <w:t>31.8% ± 5.2%</w:t>
+              <w:t>14.2%</w:t>
             </w:r>
           </w:p>
         </w:tc>
@@ -9751,7 +10569,7 @@
                 <w:color w:val="000000"/>
                 <w:sz w:val="17"/>
               </w:rPr>
-              <w:t>-29.4 ± 4.2 dB</w:t>
+              <w:t>-18.5 dB</w:t>
             </w:r>
           </w:p>
         </w:tc>
@@ -9776,7 +10594,7 @@
                 <w:color w:val="000000"/>
                 <w:sz w:val="17"/>
               </w:rPr>
-              <w:t>18.2 ± 4.1 Hz</w:t>
+              <w:t>192 Hz</w:t>
             </w:r>
           </w:p>
         </w:tc>
@@ -9801,7 +10619,7 @@
                 <w:color w:val="000000"/>
                 <w:sz w:val="17"/>
               </w:rPr>
-              <w:t>Psychomotor deceleration, prolonged silence, flat F0</w:t>
+              <w:t>Elevated pitch dynamics, animated speaking cadence, moderate pause ratio</w:t>
             </w:r>
           </w:p>
         </w:tc>
@@ -9828,7 +10646,7 @@
                 <w:color w:val="000000"/>
                 <w:sz w:val="17"/>
               </w:rPr>
-              <w:t>Fear</w:t>
+              <w:t>Neutral</w:t>
             </w:r>
           </w:p>
         </w:tc>
@@ -9853,7 +10671,7 @@
                 <w:color w:val="000000"/>
                 <w:sz w:val="17"/>
               </w:rPr>
-              <w:t>3.8 ± 0.7</w:t>
+              <w:t>3.0</w:t>
             </w:r>
           </w:p>
         </w:tc>
@@ -9878,7 +10696,7 @@
                 <w:color w:val="000000"/>
                 <w:sz w:val="17"/>
               </w:rPr>
-              <w:t>18.5% ± 4.1%</w:t>
+              <w:t>21.0%</w:t>
             </w:r>
           </w:p>
         </w:tc>
@@ -9903,7 +10721,7 @@
                 <w:color w:val="000000"/>
                 <w:sz w:val="17"/>
               </w:rPr>
-              <w:t>-21.3 ± 3.6 dB</w:t>
+              <w:t>-24.5 dB</w:t>
             </w:r>
           </w:p>
         </w:tc>
@@ -9928,7 +10746,7 @@
                 <w:color w:val="000000"/>
                 <w:sz w:val="17"/>
               </w:rPr>
-              <w:t>48.7 ± 7.6 Hz</w:t>
+              <w:t>138 Hz</w:t>
             </w:r>
           </w:p>
         </w:tc>
@@ -9953,7 +10771,7 @@
                 <w:color w:val="000000"/>
                 <w:sz w:val="17"/>
               </w:rPr>
-              <w:t>High pitch perturbations, erratic cadence</w:t>
+              <w:t>Balanced conversational cadence, baseline pause frequency &amp; energy</w:t>
             </w:r>
           </w:p>
         </w:tc>
@@ -9980,7 +10798,7 @@
                 <w:color w:val="000000"/>
                 <w:sz w:val="17"/>
               </w:rPr>
-              <w:t>Neutral / Calm</w:t>
+              <w:t>Sad</w:t>
             </w:r>
           </w:p>
         </w:tc>
@@ -10005,7 +10823,7 @@
                 <w:color w:val="000000"/>
                 <w:sz w:val="17"/>
               </w:rPr>
-              <w:t>3.1 ± 0.4</w:t>
+              <w:t>2.2</w:t>
             </w:r>
           </w:p>
         </w:tc>
@@ -10030,7 +10848,7 @@
                 <w:color w:val="000000"/>
                 <w:sz w:val="17"/>
               </w:rPr>
-              <w:t>20.1% ± 3.5%</w:t>
+              <w:t>31.8%</w:t>
             </w:r>
           </w:p>
         </w:tc>
@@ -10055,7 +10873,7 @@
                 <w:color w:val="000000"/>
                 <w:sz w:val="17"/>
               </w:rPr>
-              <w:t>-24.2 ± 2.9 dB</w:t>
+              <w:t>-29.8 dB</w:t>
             </w:r>
           </w:p>
         </w:tc>
@@ -10080,7 +10898,7 @@
                 <w:color w:val="000000"/>
                 <w:sz w:val="17"/>
               </w:rPr>
-              <w:t>24.5 ± 4.8 Hz</w:t>
+              <w:t>108 Hz</w:t>
             </w:r>
           </w:p>
         </w:tc>
@@ -10105,165 +10923,7 @@
                 <w:color w:val="000000"/>
                 <w:sz w:val="17"/>
               </w:rPr>
-              <w:t>Balanced conversational tempo, stable pitch &amp; energy</w:t>
-            </w:r>
-          </w:p>
-        </w:tc>
-      </w:tr>
-      <w:tr>
-        <w:tc>
-          <w:tcPr>
-            <w:tcW w:type="dxa" w:w="1680"/>
-            <w:tcMar>
-              <w:top w:w="50" w:type="dxa"/>
-              <w:bottom w:w="50" w:type="dxa"/>
-              <w:left w:w="60" w:type="dxa"/>
-              <w:right w:w="60" w:type="dxa"/>
-            </w:tcMar>
-          </w:tcPr>
-          <w:p>
-            <w:pPr>
-              <w:spacing w:before="40" w:after="40"/>
-              <w:jc w:val="left"/>
-            </w:pPr>
-            <w:r>
-              <w:rPr>
-                <w:rFonts w:ascii="Times New Roman" w:hAnsi="Times New Roman"/>
-                <w:b/>
-                <w:color w:val="000000"/>
-                <w:sz w:val="17"/>
-              </w:rPr>
-              <w:t>ANOVA Significance</w:t>
-            </w:r>
-          </w:p>
-        </w:tc>
-        <w:tc>
-          <w:tcPr>
-            <w:tcW w:type="dxa" w:w="1680"/>
-            <w:tcMar>
-              <w:top w:w="50" w:type="dxa"/>
-              <w:bottom w:w="50" w:type="dxa"/>
-              <w:left w:w="60" w:type="dxa"/>
-              <w:right w:w="60" w:type="dxa"/>
-            </w:tcMar>
-          </w:tcPr>
-          <w:p>
-            <w:pPr>
-              <w:spacing w:before="40" w:after="40"/>
-              <w:jc w:val="center"/>
-            </w:pPr>
-            <w:r>
-              <w:rPr>
-                <w:rFonts w:ascii="Times New Roman" w:hAnsi="Times New Roman"/>
-                <w:b/>
-                <w:color w:val="000000"/>
-                <w:sz w:val="17"/>
-              </w:rPr>
-              <w:t>F = 52.4, p &lt; 0.001</w:t>
-            </w:r>
-          </w:p>
-        </w:tc>
-        <w:tc>
-          <w:tcPr>
-            <w:tcW w:type="dxa" w:w="1680"/>
-            <w:tcMar>
-              <w:top w:w="50" w:type="dxa"/>
-              <w:bottom w:w="50" w:type="dxa"/>
-              <w:left w:w="60" w:type="dxa"/>
-              <w:right w:w="60" w:type="dxa"/>
-            </w:tcMar>
-          </w:tcPr>
-          <w:p>
-            <w:pPr>
-              <w:spacing w:before="40" w:after="40"/>
-              <w:jc w:val="center"/>
-            </w:pPr>
-            <w:r>
-              <w:rPr>
-                <w:rFonts w:ascii="Times New Roman" w:hAnsi="Times New Roman"/>
-                <w:b/>
-                <w:color w:val="000000"/>
-                <w:sz w:val="17"/>
-              </w:rPr>
-              <w:t>F = 44.1, p &lt; 0.001</w:t>
-            </w:r>
-          </w:p>
-        </w:tc>
-        <w:tc>
-          <w:tcPr>
-            <w:tcW w:type="dxa" w:w="1680"/>
-            <w:tcMar>
-              <w:top w:w="50" w:type="dxa"/>
-              <w:bottom w:w="50" w:type="dxa"/>
-              <w:left w:w="60" w:type="dxa"/>
-              <w:right w:w="60" w:type="dxa"/>
-            </w:tcMar>
-          </w:tcPr>
-          <w:p>
-            <w:pPr>
-              <w:spacing w:before="40" w:after="40"/>
-              <w:jc w:val="center"/>
-            </w:pPr>
-            <w:r>
-              <w:rPr>
-                <w:rFonts w:ascii="Times New Roman" w:hAnsi="Times New Roman"/>
-                <w:b/>
-                <w:color w:val="000000"/>
-                <w:sz w:val="17"/>
-              </w:rPr>
-              <w:t>F = 68.7, p &lt; 0.001</w:t>
-            </w:r>
-          </w:p>
-        </w:tc>
-        <w:tc>
-          <w:tcPr>
-            <w:tcW w:type="dxa" w:w="1680"/>
-            <w:tcMar>
-              <w:top w:w="50" w:type="dxa"/>
-              <w:bottom w:w="50" w:type="dxa"/>
-              <w:left w:w="60" w:type="dxa"/>
-              <w:right w:w="60" w:type="dxa"/>
-            </w:tcMar>
-          </w:tcPr>
-          <w:p>
-            <w:pPr>
-              <w:spacing w:before="40" w:after="40"/>
-              <w:jc w:val="center"/>
-            </w:pPr>
-            <w:r>
-              <w:rPr>
-                <w:rFonts w:ascii="Times New Roman" w:hAnsi="Times New Roman"/>
-                <w:b/>
-                <w:color w:val="000000"/>
-                <w:sz w:val="17"/>
-              </w:rPr>
-              <w:t>F = 59.3, p &lt; 0.001</w:t>
-            </w:r>
-          </w:p>
-        </w:tc>
-        <w:tc>
-          <w:tcPr>
-            <w:tcW w:type="dxa" w:w="1680"/>
-            <w:tcMar>
-              <w:top w:w="50" w:type="dxa"/>
-              <w:bottom w:w="50" w:type="dxa"/>
-              <w:left w:w="60" w:type="dxa"/>
-              <w:right w:w="60" w:type="dxa"/>
-            </w:tcMar>
-          </w:tcPr>
-          <w:p>
-            <w:pPr>
-              <w:spacing w:before="40" w:after="40"/>
-              <w:jc w:val="left"/>
-            </w:pPr>
-            <w:r>
-              <w:rPr>
-                <w:rFonts w:ascii="Times New Roman" w:hAnsi="Times New Roman"/>
-                <w:b/>
-                <w:color w:val="000000"/>
-                <w:sz w:val="17"/>
-              </w:rPr>
-              <w:t>Statistically significant acoustic differentiation</w:t>
+              <w:t>Psychomotor deceleration, prolonged silence intervals, low pitch &amp; energy</w:t>
             </w:r>
           </w:p>
         </w:tc>
@@ -10507,7 +11167,7 @@
           <w:color w:val="000000"/>
           <w:sz w:val="19"/>
         </w:rPr>
-        <w:t>The Hindi evaluation was conducted across 25 speakers; regional dialectal variations across northern and central India require broader multi-dialect data collection.</w:t>
+        <w:t>The Hindi evaluation was conducted across 14 unique speakers; regional dialectal variations across northern and central India require broader multi-dialect data collection.</w:t>
       </w:r>
     </w:p>
     <w:p>
@@ -10609,7 +11269,7 @@
           <w:color w:val="000000"/>
           <w:sz w:val="19"/>
         </w:rPr>
-        <w:t>Broad multi-speaker training cohorts are essential for generalization: models trained on minimal speaker cohorts overfit individual speaker vocal tract geometry, whereas diverse cohorts support robust speaker-independent evaluation.</w:t>
+        <w:t>Broad multi-speaker training cohorts are associated with improved generalization: models trained on minimal speaker cohorts overfit individual speaker vocal tract geometry, whereas diverse cohorts support robust speaker-independent evaluation.</w:t>
       </w:r>
     </w:p>
     <w:p>
@@ -10657,7 +11317,7 @@
           <w:color w:val="000000"/>
           <w:sz w:val="19"/>
         </w:rPr>
-        <w:t>Combining discrete emotion classification with continuous acoustic measurements (speaking rate, pause ratio, RMS energy, and pitch variability) provides statistically significant (p &lt; 0.001) vocal characterization to complement categorical predictions.</w:t>
+        <w:t>Combining discrete emotion classification with continuous acoustic measurements (speaking rate, pause ratio, RMS energy, and pitch variability) provides interpretable vocal characterization to complement categorical predictions.</w:t>
       </w:r>
     </w:p>
     <w:p>

--- a/FINAL_RESEARCH_REPORT.docx
+++ b/FINAL_RESEARCH_REPORT.docx
@@ -88,10 +88,10 @@
         <w:t>Speech Emotion Recognition (SER) is an important area within affective computing, conversational systems, and human-computer interaction. However, contemporary SER research confronts multiple empirical challenges. First, randomized dataset partitioning causes speaker identity leakage, which paralinguistic literature [21] has demonstrated artificially inflates experimental accuracy by allowing models to memorize familiar speaker characteristics. Second, deep architectures remain vulnerable to acoustic overfitting when trained on constrained speaker cohorts. Third, the literature exhibits a pronounced focus on Germanic and Romance languages, offering limited empirical evidence on cross-lingual transferability to morphologically rich Indic languages such as Hindi. Finally, categorical classification schemes alone fail to provide granular, interpretable measurements of continuous vocal behaviour.</w:t>
         <w:br/>
         <w:br/>
-        <w:t>To address these challenges, this study presents a standardized empirical evaluation comprising two decoupled experimental protocols across five speech corpora totaling 12,180 standardized audio recordings: (1) a multi-corpus English benchmark combining four established corpora (CREMA-D, RAVDESS, SAVEE, and TESS, totaling 11,318 canonical clips across 121 speakers) to evaluate cross-corpus generalization and layer-pooling dynamics, and (2) a cross-lingual transfer and native adaptation study on an Indic speech corpus (862 native Hindi utterances across 14 unique speakers curated from three open-access collections). Speaker-disjoint evaluation is enforced for CREMA-D, RAVDESS, and SAVEE; TESS is evaluated under prompt-disjoint conditions on unseen vocabulary; and the Hindi specialist is evaluated on a stratified utterance-level split. Inspired by the lightweight probing methodology used in the SUPERB benchmark [2], we implement a Learnable Weighted Layer Pooling mechanism coupled with a linear classification probe across the 12 transformer encoder blocks of a frozen self-supervised foundation backbone (HuBERT-Base, training only 4,626 parameters, ~0.005% of network capacity). Empirical evaluation reveals that intermediate layers (Layers 9 to 11) receive 31.95% of the learned normalized pooling weight (with all 12 layer weights summing strictly to 100.00%), demonstrating that intermediate representations retain strong affective utility for downstream classification compared to early acoustic layers.</w:t>
+        <w:t>To address these challenges, this study presents a standardized empirical evaluation comprising two decoupled experimental protocols across five speech corpora totaling 12,180 standardized audio recordings: (1) a multi-corpus English benchmark combining four established corpora (CREMA-D, RAVDESS, SAVEE, and TESS, totaling 11,318 canonical clips across 121 speakers) to evaluate cross-corpus generalization and layer-pooling dynamics, and (2) a cross-lingual transfer and native adaptation study on an Indic speech corpus (862 standardized Hindi utterances across 14 unique speaker IDs curated from three open-access collections [31]–[33]). Speaker-disjoint evaluation is enforced for CREMA-D, RAVDESS, and SAVEE; TESS is evaluated under prompt-disjoint conditions on unseen vocabulary; and the Hindi specialist is evaluated on a stratified utterance-level split. Inspired by the lightweight probing methodology used in the SUPERB benchmark [2], we implement a Learnable Weighted Layer Pooling mechanism coupled with a linear classification probe across the 12 transformer encoder blocks of a frozen self-supervised foundation backbone (HuBERT-Base, training only 4,626 parameters, ~0.005% of network capacity). Empirical evaluation reveals that intermediate layers (Layers 9 to 11) receive approximately 31.95% of the learned normalized pooling weight (31.94% when summing the exported four-decimal rounded values, with unrounded softmax weights summing to 1.0000), indicating that the trained downstream probe assigned greater weight to intermediate representations under the evaluated protocol.</w:t>
         <w:br/>
         <w:br/>
-        <w:t>Across the 1,701 pooled multi-corpus test clips, Universal HuBERT achieves 68.31% aggregate accuracy (0.6779 Macro-F1, 68.61% UAR), outperforming the zero-shot CREMA-D baseline (60.61%) by +7.70 percentage points, alongside an unweighted corpus-level macro-average of 61.26% Accuracy and 57.54% UAR across the four diverse corpora. Furthermore, zero-shot cross-lingual evaluation of the English foundation model on the shared canonical subset of native Hindi speech yields 27.62% accuracy and 31.76% Unweighted Average Recall (UAR) against a 25.00% 4-class chance floor. Supervised native adaptation on the full 5-class Hindi space using a specialized CNN-BiLSTM architecture substantially increases test accuracy to 74.42% (75.19% via ensemble fusion) and UAR to 70.85% (70.56% ensemble) against a 20.00% 5-class chance floor (+46.80% single-model gain). Finally, an auxiliary Audio Behaviour Analysis Engine extracts continuous acoustic telemetry (syllabic speaking rate, pause frequency, RMS energy, and fundamental pitch F0) to provide interpretable behavioural profiles without asserting clinical psychological diagnosis. The complete system is deployed as an Apple Silicon accelerated microservice paired with a web application featuring real-time audio waveform visualization.</w:t>
+        <w:t>Across the 1,701 pooled multi-corpus test clips, a Universal HuBERT probe (initialized from the best CREMA-D HuBERT checkpoint and adapted on the combined 4-corpus dataset) achieves 68.31% aggregate accuracy (0.6779 Macro-F1, 68.61% UAR), outperforming the zero-shot CREMA-D baseline (60.61%) by +7.70 percentage points, alongside an unweighted corpus-level macro-average of 61.26% Accuracy and 57.54% UAR across the four diverse corpora. Furthermore, zero-shot cross-lingual evaluation of the English foundation model on the shared canonical subset of native Hindi speech yields 27.62% accuracy and 31.76% Unweighted Average Recall (UAR) against a 25.00% 4-class chance floor. Supervised in-domain adaptation on the full 5-class Hindi space using a specialized CNN-BiLSTM architecture substantially increases test accuracy to 74.42% (75.19% via ensemble fusion) and UAR to 70.85% (70.56% ensemble) against a 20.00% 5-class chance floor (+46.80% single-model gain over zero-shot transfer). Finally, an auxiliary Audio Behaviour Analysis Engine extracts continuous acoustic telemetry (syllabic speaking rate, pause frequency, RMS energy, and fundamental pitch F0) to provide interpretable behavioural profiles without asserting clinical psychological diagnosis. The complete system is deployed as an Apple Silicon accelerated microservice paired with a web application featuring real-time audio waveform visualization.</w:t>
       </w:r>
     </w:p>
     <w:p>
@@ -459,7 +459,7 @@
           <w:color w:val="000000"/>
           <w:sz w:val="19"/>
         </w:rPr>
-        <w:t>What is the relationship between training cohort speaker diversity and out-of-domain generalization performance on strictly unseen actors?</w:t>
+        <w:t>What is the empirical association between training cohort speaker diversity and out-of-domain generalization performance on strictly unseen actors, when accounting for simultaneous variations in corpus conditions?</w:t>
       </w:r>
     </w:p>
     <w:p>
@@ -597,7 +597,7 @@
           <w:color w:val="000000"/>
           <w:sz w:val="19"/>
         </w:rPr>
-        <w:t>Self-supervised learning has established powerful representations for speech tasks. Models such as Wav2Vec 2.0 (Baevski et al., 2020) [9] and HuBERT (Hsu et al., 2021) [8] learn representations from thousands of hours of unlabeled audio through contrastive loss or masked cluster prediction. Yang et al. (2021) [2] introduced the SUPERB benchmark, establishing standard evaluation methodologies for speech representation learning and demonstrating that learnable layer-weighted combinations of intermediate representations consistently outperform fixed top-layer embeddings across diverse speech classification tasks. Pepino, Riera, and Ferrer (2021) [27] and Sun et al. (2024) [30] demonstrated the efficacy of fine-tuning pre-trained representations for downstream emotion recognition, while Wang and Yang (2025) [14] integrated fine-tuned Wav2vec 2.0 with neural controlled differential equation classifiers. Recent investigations into speech representation learning (such as emotion2vec [6] and BEATs [7]) further indicate that different speech tasks rely on distinct representational abstractions across model depth. Probing studies by Pasad, Chou, and Livescu (2021) [24] confirmed that acoustic and prosodic properties are concentrated within intermediate transformer layers, whereas final layers prioritize lexical alignment. These findings motivate the Learnable Weighted Layer Pooling approach used in this work.</w:t>
+        <w:t>Self-supervised learning has established powerful representations for speech tasks. Models such as Wav2Vec 2.0 (Baevski et al., 2020) [9] and HuBERT (Hsu et al., 2021) [8] learn representations from thousands of hours of unlabeled audio through contrastive loss or masked cluster prediction. Yang et al. (2021) [2] introduced the SUPERB benchmark, establishing standard evaluation methodologies for speech representation learning and demonstrating that learnable layer-weighted combinations of intermediate representations consistently outperform fixed top-layer embeddings across diverse speech classification tasks. Pepino, Riera, and Ferrer (2021) [27] and Sun et al. (2024) [30] demonstrated the efficacy of fine-tuning pre-trained representations for downstream emotion recognition, while Wang and Yang (2025) [14] integrated fine-tuned Wav2vec 2.0 with neural controlled differential equation classifiers. Recent investigations into speech representation learning (such as emotion2vec [6] and BEATs [7]) further indicate that different speech tasks rely on distinct representational abstractions across model depth. Probing studies by Pasad, Chou, and Livescu (2021) [24] demonstrated that different acoustic and linguistic information is distributed non-uniformly across self-supervised speech-representation layers, motivating layer-wise probing rather than relying exclusively on the final representation. These findings motivate the Learnable Weighted Layer Pooling approach used in this work.</w:t>
       </w:r>
     </w:p>
     <w:p>
@@ -687,7 +687,7 @@
           <w:color w:val="000000"/>
           <w:sz w:val="19"/>
         </w:rPr>
-        <w:t>To ensure rigorous evaluation, five distinct corpora comprising 12,180 standardized audio files were curated, preprocessed, and partitioned. Audio files were resampled to a standardized format: 16,000 Hz sampling rate, single-channel (mono), 16-bit PCM WAV, with Voice Activity Detection (VAD) silence trimming and amplitude normalization. Table 1 summarizes the dataset ecosystem.</w:t>
+        <w:t>To ensure rigorous evaluation, five distinct corpora comprising 12,180 standardized audio files were curated, preprocessed, and partitioned. Audio files were resampled and standardized to 16,000 Hz sampling rate, single-channel (mono), 16-bit PCM WAV format. Table 1 summarizes the dataset ecosystem.</w:t>
       </w:r>
     </w:p>
     <w:p>
@@ -747,7 +747,7 @@
           <w:color w:val="000000"/>
           <w:sz w:val="19"/>
         </w:rPr>
-        <w:t>The Hindi evaluation utilizes 862 standardized speech utterances (1.80 hours total) curated from three open-access Indic speech repositories [1], [3]: (1) Indian TTS Emotion Corpus (sarthwa8/indian-tts-emotion-60min on HuggingFace, licensed under CC BY 4.0, contributing 130 clips across 8 speaker IDs hi_spk01 through hi_spk08); (2) Project Vaani Indian Speech Corpus (ghostieee11/vaani-speech-corpus on HuggingFace, contributing 465 clips under speaker ID hi_kahanisuno); and (3) RapidOrc Audio Emotion Detection Dataset (RapidOrc121/audio-emotion-detection-dataset on HuggingFace, contributing 267 clips across 5 speaker IDs rapidorc_spk_0 through rapidorc_spk_4). Across all three source collections, the combined Hindi corpus contains exactly 14 unique speakers spanning five discrete emotion classes: neutral (363 clips), calm (160 clips), sad (158 clips), angry (105 clips), and happy (76 clips).</w:t>
+        <w:t>The Hindi evaluation utilizes 862 standardized speech utterances (1.80 hours total) curated from three open-access Indic speech repositories [31]–[33]: (1) Indian TTS Emotion Corpus (sarthwa8/indian-tts-emotion-60min on HuggingFace [31], licensed under CC BY 4.0, contributing 130 clips across 8 speaker IDs hi_spk01 through hi_spk08); (2) Project Vaani Indian Speech Corpus (ghostieee11/vaani-speech-corpus on HuggingFace [32], contributing 465 standardized segments derived from the Hindi subset under speaker ID hi_kahanisuno, with dataset card license listed as 'other'); and (3) RapidOrc Audio Emotion Detection Dataset (RapidOrc121/audio-emotion-detection-dataset on HuggingFace [33], licensed under CC BY 4.0, contributing 267 clips across 5 speaker IDs rapidorc_spk_0 through rapidorc_spk_4). Across all three source collections, the combined Hindi corpus contains 14 unique speaker IDs spanning five discrete emotion classes: neutral (363 clips), calm (160 clips), sad (158 clips), angry (105 clips), and happy (76 clips).</w:t>
         <w:br/>
         <w:br/>
         <w:t>The Hindi corpus was partitioned using an utterance-level stratified split (stratified by emotion class): 604 training clips (70.1%), 129 validation clips (15.0%), and 129 test clips (15.0%). In contrast to the speaker-disjoint splits of CREMA-D, RAVDESS, and SAVEE, utterances from the 14 Hindi speakers appear across train, validation, and test partitions, reflecting an utterance-level evaluation protocol. Table 2 documents the exact source provenance and speaker distribution.</w:t>
@@ -1653,7 +1653,7 @@
                 <w:color w:val="000000"/>
                 <w:sz w:val="17"/>
               </w:rPr>
-              <w:t>14 Unique Native Speakers</w:t>
+              <w:t>14 Unique Speaker IDs</w:t>
             </w:r>
           </w:p>
         </w:tc>
@@ -1968,7 +1968,7 @@
                 <w:color w:val="000000"/>
                 <w:sz w:val="17"/>
               </w:rPr>
-              <w:t>Repository Identifier</w:t>
+              <w:t>Repository Identifier / Source</w:t>
             </w:r>
           </w:p>
         </w:tc>
@@ -1994,7 +1994,7 @@
                 <w:color w:val="000000"/>
                 <w:sz w:val="17"/>
               </w:rPr>
-              <w:t>Clips</w:t>
+              <w:t>Segments</w:t>
             </w:r>
           </w:p>
         </w:tc>
@@ -2020,7 +2020,7 @@
                 <w:color w:val="000000"/>
                 <w:sz w:val="17"/>
               </w:rPr>
-              <w:t>Speakers</w:t>
+              <w:t>Speaker IDs</w:t>
             </w:r>
           </w:p>
         </w:tc>
@@ -2224,7 +2224,7 @@
                 <w:color w:val="000000"/>
                 <w:sz w:val="17"/>
               </w:rPr>
-              <w:t>CC BY 4.0 (Open Access)</w:t>
+              <w:t>CC BY 4.0 (Open Access) [31]</w:t>
             </w:r>
           </w:p>
         </w:tc>
@@ -2376,7 +2376,7 @@
                 <w:color w:val="000000"/>
                 <w:sz w:val="17"/>
               </w:rPr>
-              <w:t>Open Scholarly Access</w:t>
+              <w:t>Open Scholarly Access (license: 'other') [32]</w:t>
             </w:r>
           </w:p>
         </w:tc>
@@ -2528,7 +2528,7 @@
                 <w:color w:val="000000"/>
                 <w:sz w:val="17"/>
               </w:rPr>
-              <w:t>Open Scholarly Access</w:t>
+              <w:t>CC BY 4.0 (Open Access) [33]</w:t>
             </w:r>
           </w:p>
         </w:tc>
@@ -2634,7 +2634,7 @@
                 <w:color w:val="000000"/>
                 <w:sz w:val="17"/>
               </w:rPr>
-              <w:t>14 Unique Speakers</w:t>
+              <w:t>14 Unique Speaker IDs</w:t>
             </w:r>
           </w:p>
         </w:tc>
@@ -2694,6 +2694,21 @@
     </w:tbl>
     <w:p>
       <w:pPr>
+        <w:spacing w:before="40" w:after="120"/>
+        <w:jc w:val="left"/>
+      </w:pPr>
+      <w:r>
+        <w:rPr>
+          <w:rFonts w:ascii="Times New Roman" w:hAnsi="Times New Roman"/>
+          <w:i/>
+          <w:color w:val="000000"/>
+          <w:sz w:val="16"/>
+        </w:rPr>
+        <w:t>*Note: For Project Vaani, 465 represents the count of standardized audio segments derived from the Hindi subset of the source corpus. Speaker counts reflect distinct speaker IDs identified in source metadata.</w:t>
+      </w:r>
+    </w:p>
+    <w:p>
+      <w:pPr>
         <w:spacing w:after="80"/>
       </w:pPr>
     </w:p>
@@ -2735,7 +2750,7 @@
       <w:r>
         <w:drawing>
           <wp:inline xmlns:a="http://schemas.openxmlformats.org/drawingml/2006/main" xmlns:pic="http://schemas.openxmlformats.org/drawingml/2006/picture">
-            <wp:extent cx="5486400" cy="2516015"/>
+            <wp:extent cx="5486400" cy="2826904"/>
             <wp:docPr id="1" name="Picture 1"/>
             <wp:cNvGraphicFramePr>
               <a:graphicFrameLocks noChangeAspect="1"/>
@@ -2756,7 +2771,7 @@
                   <pic:spPr>
                     <a:xfrm>
                       <a:off x="0" y="0"/>
-                      <a:ext cx="5486400" cy="2516015"/>
+                      <a:ext cx="5486400" cy="2826904"/>
                     </a:xfrm>
                     <a:prstGeom prst="rect"/>
                   </pic:spPr>
@@ -2780,7 +2795,7 @@
           <w:color w:val="000000"/>
           <w:sz w:val="18"/>
         </w:rPr>
-        <w:t>Figure 1: End-to-End System Architecture with Dual-Branch Behavioural Prosody and Neural Classification Pipeline.</w:t>
+        <w:t>Figure 1: End-to-End System Architecture with Dual-Branch Neural SER and Acoustic Behaviour Analysis.</w:t>
       </w:r>
     </w:p>
     <w:p>
@@ -2810,7 +2825,7 @@
           <w:color w:val="000000"/>
           <w:sz w:val="19"/>
         </w:rPr>
-        <w:t>Inspired by the lightweight probing methodology used in the SUPERB benchmark (Yang et al., 2021) [2] and Pepino et al. (2021) [27], we adopt a learnable layer-wise weighted sum across all L = 12 transformer encoder representations. In accordance with standard HuggingFace transformer interfaces, outputs.hidden_states returns 13 tensors (Layer 0 feature projection followed by 12 transformer encoder blocks). The pooling module explicitly selects the last 12 tensors (hidden_states[-12:]), pooling the outputs of transformer encoder blocks 1 through 12 (l in {1, ..., 12}) and cleanly excluding the initial CNN feature projection:</w:t>
+        <w:t>Inspired by the lightweight probing methodology used in the SUPERB benchmark (Yang et al., 2021) [2] and Pepino et al. (2021) [27], we adopt a learnable layer-wise weighted sum across all L = 12 transformer encoder representations. In accordance with standard HuggingFace transformer interfaces, outputs.hidden_states returns 13 tensors (Layer 0 feature projection followed by 12 transformer encoder blocks). The pooling module explicitly selects the last 12 tensors (hidden_states[-12:]), pooling the outputs of transformer encoder blocks 1 through 12 (l in {1, ..., 12}) and cleanly excluding the initial CNN feature projection. The Universal HuBERT model is initialized from the best CREMA-D-trained HuBERT checkpoint (outputs/cremad/hubert/checkpoints/best_model/model.pt, logged as HuBERT (Transfer from CREMAD)) and subsequently adapted on the combined 4-corpus training set with frozen backbone weights:</w:t>
       </w:r>
     </w:p>
     <w:tbl>
@@ -3907,7 +3922,7 @@
           <w:color w:val="000000"/>
           <w:sz w:val="19"/>
         </w:rPr>
-        <w:t>All experiments were conducted using PyTorch 2.x with Metal Performance Shaders (MPS) hardware acceleration on Apple Silicon. The training framework employs the AdamW optimizer with a LambdaLR schedule consisting of linear warm-up (warmup_ratio = 0.1) followed by linear learning rate decay to zero. For the Universal HuBERT probe, the backbone parameters were strictly frozen (encoder_learning_rate = 0.0), with the linear classification head and layer pooling weights optimized at a learning rate of 3e-4 with gradient accumulation of 4 steps (effective batch size 64) for 10 epochs (early stopping patience = 4). The CNN-BiLSTM was optimized at a learning rate of 1e-3 with batch size 32 for 25 epochs (early stopping patience = 5). Class-weighted cross-entropy loss was applied to mitigate dataset class imbalances:</w:t>
+        <w:t>All experiments were conducted using PyTorch 2.x with Metal Performance Shaders (MPS) hardware acceleration on Apple Silicon. The training framework employs the AdamW optimizer with a LambdaLR schedule consisting of linear warm-up (warmup_ratio = 0.1) followed by linear learning rate decay to zero. For the Universal HuBERT probe, the model was initialized from the best CREMA-D-trained HuBERT checkpoint (outputs/cremad/hubert/checkpoints/best_model/model.pt, logged as HuBERT (Transfer from CREMAD)), with the backbone parameters strictly frozen (encoder_learning_rate = 0.0), and the linear classification head and layer pooling weights adapted on the combined 4-corpus dataset at a classifier learning rate of 3e-4 with gradient accumulation of 4 steps (effective batch size 64) for 10 epochs (early stopping patience = 4). The CNN-BiLSTM was optimized at a learning rate of 1e-3 with batch size 32 for 25 epochs (early stopping patience = 5). Class-weighted cross-entropy loss was applied to mitigate dataset class imbalances:</w:t>
       </w:r>
     </w:p>
     <w:tbl>
@@ -4365,7 +4380,7 @@
                 <w:color w:val="000000"/>
                 <w:sz w:val="17"/>
               </w:rPr>
-              <w:t>Universal HuBERT (Frozen Linear Probe)</w:t>
+              <w:t>Universal HuBERT (CREMA-D-Init Frozen Probe)</w:t>
             </w:r>
           </w:p>
         </w:tc>
@@ -4392,6 +4407,83 @@
                 <w:sz w:val="17"/>
               </w:rPr>
               <w:t>CNN-BiLSTM (Hindi Specialist)</w:t>
+            </w:r>
+          </w:p>
+        </w:tc>
+      </w:tr>
+      <w:tr>
+        <w:tc>
+          <w:tcPr>
+            <w:tcW w:type="dxa" w:w="3360"/>
+            <w:tcMar>
+              <w:top w:w="50" w:type="dxa"/>
+              <w:bottom w:w="50" w:type="dxa"/>
+              <w:left w:w="70" w:type="dxa"/>
+              <w:right w:w="70" w:type="dxa"/>
+            </w:tcMar>
+          </w:tcPr>
+          <w:p>
+            <w:pPr>
+              <w:spacing w:before="40" w:after="40"/>
+              <w:jc w:val="left"/>
+            </w:pPr>
+            <w:r>
+              <w:rPr>
+                <w:rFonts w:ascii="Times New Roman" w:hAnsi="Times New Roman"/>
+                <w:color w:val="000000"/>
+                <w:sz w:val="17"/>
+              </w:rPr>
+              <w:t>Initialization Checkpoint</w:t>
+            </w:r>
+          </w:p>
+        </w:tc>
+        <w:tc>
+          <w:tcPr>
+            <w:tcW w:type="dxa" w:w="3360"/>
+            <w:tcMar>
+              <w:top w:w="50" w:type="dxa"/>
+              <w:bottom w:w="50" w:type="dxa"/>
+              <w:left w:w="70" w:type="dxa"/>
+              <w:right w:w="70" w:type="dxa"/>
+            </w:tcMar>
+          </w:tcPr>
+          <w:p>
+            <w:pPr>
+              <w:spacing w:before="40" w:after="40"/>
+              <w:jc w:val="center"/>
+            </w:pPr>
+            <w:r>
+              <w:rPr>
+                <w:rFonts w:ascii="Times New Roman" w:hAnsi="Times New Roman"/>
+                <w:color w:val="000000"/>
+                <w:sz w:val="17"/>
+              </w:rPr>
+              <w:t>CREMA-D HuBERT Checkpoint Transfer</w:t>
+            </w:r>
+          </w:p>
+        </w:tc>
+        <w:tc>
+          <w:tcPr>
+            <w:tcW w:type="dxa" w:w="3360"/>
+            <w:tcMar>
+              <w:top w:w="50" w:type="dxa"/>
+              <w:bottom w:w="50" w:type="dxa"/>
+              <w:left w:w="70" w:type="dxa"/>
+              <w:right w:w="70" w:type="dxa"/>
+            </w:tcMar>
+          </w:tcPr>
+          <w:p>
+            <w:pPr>
+              <w:spacing w:before="40" w:after="40"/>
+              <w:jc w:val="center"/>
+            </w:pPr>
+            <w:r>
+              <w:rPr>
+                <w:rFonts w:ascii="Times New Roman" w:hAnsi="Times New Roman"/>
+                <w:color w:val="000000"/>
+                <w:sz w:val="17"/>
+              </w:rPr>
+              <w:t>Random Xavier Initialization</w:t>
             </w:r>
           </w:p>
         </w:tc>
@@ -5292,10 +5384,10 @@
           <w:color w:val="000000"/>
           <w:sz w:val="19"/>
         </w:rPr>
-        <w:t>To evaluate whether a unified representation can generalize across diverse acoustic environments, accents, and recording conditions, a Universal HuBERT Model was trained on the combined 4-corpus dataset (121 speakers across CREMA-D, RAVDESS, SAVEE, and TESS) and evaluated against 1,701 unseen multi-corpus test utterances (1,060 CREMA-D + 360 TESS + 176 RAVDESS + 105 SAVEE).</w:t>
+        <w:t>To evaluate whether a unified representation can generalize across diverse acoustic environments, accents, and recording conditions, a Universal HuBERT probe was initialized from the best CREMA-D HuBERT checkpoint (outputs/cremad/hubert/checkpoints/best_model/model.pt, logged as HuBERT (Transfer from CREMAD)) and subsequently adapted on the combined 4-corpus training set (121 speakers across CREMA-D, RAVDESS, SAVEE, and TESS) and evaluated against 1,701 unseen multi-corpus test utterances (1,060 CREMA-D + 360 TESS + 176 RAVDESS + 105 SAVEE).</w:t>
         <w:br/>
         <w:br/>
-        <w:t>Across the 1,701 pooled test clips, Universal HuBERT achieves 68.31% aggregate accuracy (0.6779 Macro-F1, 68.61% UAR), outperforming the zero-shot CREMA-D HuBERT baseline (which achieves 60.61% accuracy, 0.6031 Macro-F1, and 60.54% UAR when transferred directly to the multi-corpus test set) by an absolute margin of +7.70 percentage points. Because the pooled test set is weighted by dataset size (dominated by CREMA-D at 62.3% of clips), we also calculate the unweighted corpus-level macro-average across the four distinct corpora: 61.26% Accuracy, 0.5755 Macro-F1, and 57.54% UAR (CREMA-D: 72.45% acc / 72.03% UAR; TESS: 68.89% acc / 68.89% UAR; RAVDESS: 52.27% acc / 51.14% UAR; SAVEE: 51.43% acc / 38.10% UAR). Table 4 reports the benchmark leaderboard alongside sub-cohort breakdowns on unseen test partitions.</w:t>
+        <w:t>Across the 1,701 pooled test clips, the Universal HuBERT probe achieves 68.31% aggregate accuracy (0.6779 Macro-F1, 68.61% UAR), outperforming the zero-shot CREMA-D HuBERT baseline (which achieves 60.61% accuracy, 0.6031 Macro-F1, and 60.54% UAR when transferred directly to the multi-corpus test set) by an absolute margin of +7.70 percentage points. This gain reflects the combined effect of multi-corpus supervised adaptation and learnable layer pooling over the single-corpus initialization. Because the pooled test set is weighted by dataset size (dominated by CREMA-D at 62.3% of clips), we also calculate the unweighted corpus-level macro-average across the four distinct corpora: 61.26% Accuracy, 0.5755 Macro-F1, and 57.54% UAR (CREMA-D: 72.45% acc / 72.03% UAR; TESS: 68.89% acc / 68.89% UAR; RAVDESS: 52.27% acc / 51.14% UAR; SAVEE: 51.43% acc / 38.10% UAR). Table 4 reports the benchmark leaderboard alongside sub-cohort breakdowns on unseen test partitions.</w:t>
       </w:r>
     </w:p>
     <w:p>
@@ -5489,7 +5581,7 @@
                 <w:color w:val="000000"/>
                 <w:sz w:val="17"/>
               </w:rPr>
-              <w:t>Universal HuBERT (Frozen Probe + Head)</w:t>
+              <w:t>Universal HuBERT (CREMA-D-Init Frozen Probe)</w:t>
             </w:r>
           </w:p>
         </w:tc>
@@ -7834,7 +7926,7 @@
                 <w:color w:val="000000"/>
                 <w:sz w:val="17"/>
               </w:rPr>
-              <w:t>Universal HuBERT (Frozen Probe)</w:t>
+              <w:t>Universal HuBERT (CREMA-D-Init Probe)</w:t>
             </w:r>
           </w:p>
         </w:tc>
@@ -8006,7 +8098,7 @@
           <w:color w:val="000000"/>
           <w:sz w:val="19"/>
         </w:rPr>
-        <w:t>One possible explanation is that the ASR-oriented pretraining objective may reduce the usefulness of affective acoustic variation for this downstream task. Because cross-lingual speech recognition models optimize for phonetic invariance across 128 languages, speaker-specific pitch variations and emotional intonations are treated as nuisance parameters and attenuated in the upper representations.</w:t>
+        <w:t>One possible explanation is that the ASR-oriented pretraining objective encourages phonetic invariance that may reduce the linear separability of affect-related acoustic variation in the frozen final-layer representation.</w:t>
       </w:r>
     </w:p>
     <w:p>
@@ -8100,7 +8192,7 @@
           <w:color w:val="000000"/>
           <w:sz w:val="19"/>
         </w:rPr>
-        <w:t>Comparing performance across SAVEE (3 training actors), RAVDESS (20 training actors), and CREMA-D (78 training actors) demonstrates a consistent relationship between speaker cohort size and generalization capability on strictly unseen test speakers. Evaluating HuBERT models trained from scratch across these datasets reveals that on SAVEE (3 training speakers), HuBERT achieved only 25.83% test accuracy (Macro-F1 0.0795) due to vocal tract overfitting on the limited speaker cohort. Expanding the training cohort to 20 actors in RAVDESS elevated scratch HuBERT accuracy to 32.50% (and 68.75% for the scratch ensemble). In CREMA-D, with 78 training actors, HuBERT from scratch reached 71.98% accuracy (and 75.57% for the ensemble). These empirical results indicate that broader speaker diversity during training is associated with improved speaker-independent generalization across unseen cohorts, whereas training on minimal speaker cohorts risks acute speaker identity memorization, although cross-corpus differences in acoustic environment and vocabulary also contribute.</w:t>
+        <w:t>Comparing performance across SAVEE (3 training actors), RAVDESS (20 training actors), and CREMA-D (78 training actors) demonstrates a consistent relationship between speaker cohort size and generalization capability on strictly unseen test speakers. Evaluating HuBERT models trained from scratch across these datasets reveals that on SAVEE (3 training speakers), HuBERT achieved only 25.83% test accuracy (Macro-F1 0.0795) due to vocal tract overfitting on the limited speaker cohort. Expanding the training cohort to 20 actors in RAVDESS elevated scratch HuBERT accuracy to 32.50% (and 68.75% for the scratch ensemble). In CREMA-D, with 78 training actors, HuBERT from scratch reached 71.98% accuracy (and 75.57% for the ensemble). These empirical results indicate that broader speaker diversity during training is associated with improved speaker-independent generalization across unseen cohorts, whereas training on minimal speaker cohorts risks acute speaker identity memorization. Because corpus identity, recording conditions, lexical content, and training-set size vary simultaneously with speaker count, the comparison should not be interpreted as a causal estimate of speaker diversity.</w:t>
       </w:r>
     </w:p>
     <w:p>
@@ -8111,7 +8203,7 @@
       <w:r>
         <w:drawing>
           <wp:inline xmlns:a="http://schemas.openxmlformats.org/drawingml/2006/main" xmlns:pic="http://schemas.openxmlformats.org/drawingml/2006/picture">
-            <wp:extent cx="5303520" cy="2813031"/>
+            <wp:extent cx="5303520" cy="2919009"/>
             <wp:docPr id="3" name="Picture 3"/>
             <wp:cNvGraphicFramePr>
               <a:graphicFrameLocks noChangeAspect="1"/>
@@ -8132,7 +8224,7 @@
                   <pic:spPr>
                     <a:xfrm>
                       <a:off x="0" y="0"/>
-                      <a:ext cx="5303520" cy="2813031"/>
+                      <a:ext cx="5303520" cy="2919009"/>
                     </a:xfrm>
                     <a:prstGeom prst="rect"/>
                   </pic:spPr>
@@ -8258,7 +8350,7 @@
           <w:color w:val="000000"/>
           <w:sz w:val="19"/>
         </w:rPr>
-        <w:t>Weights reach their empirical maximum (alpha_9 = 0.1001, alpha_10 = 0.1107, alpha_11 = 0.1086), receiving exactly 31.95% of the total normalized layer weight. The optimizer assigned its highest weight to Layer 10 (alpha_10 = 11.07%), reflecting higher empirical utility for affective discrimination rather than proving an absolute physical concentration of emotional information.</w:t>
+        <w:t>Weights reach their empirical maximum (alpha_9 = 0.1001, alpha_10 = 0.1107, alpha_11 = 0.1086), receiving approximately 31.95% of the total normalized layer weight (31.94% when summing the exported four-decimal rounded values: 10.01% + 11.07% + 10.86%). The optimizer assigned its highest weight to Layer 10 (alpha_10 = 0.1107, 11.07%), indicating that the trained downstream probe assigned greater weight to Layers 9–11 under the evaluated protocol, consistent with prior literature [2, 24] noting affective information concentration in intermediate transformer representations.</w:t>
       </w:r>
     </w:p>
     <w:p>
@@ -8306,7 +8398,7 @@
           <w:color w:val="000000"/>
           <w:sz w:val="19"/>
         </w:rPr>
-        <w:t>The complete 12-layer softmax distribution (7.07% + 7.10% + 7.11% + 7.12% + 7.13% + 7.17% + 7.25% + 7.57% + 10.01% + 11.07% + 10.86% + 10.53%) sums strictly to 100.00% (sum_{i=1}^{12} alpha_i = 1.0000). Table 6 details the layer weights.</w:t>
+        <w:t>The unrounded softmax weights sum to 1.0000; displayed values are rounded to four decimal places (summing to 99.99% across all 12 layers due to rounding: 7.07% + 7.10% + 7.11% + 7.12% + 7.13% + 7.17% + 7.25% + 7.57% + 10.01% + 11.07% + 10.86% + 10.53%). Table 6 details the layer weights.</w:t>
       </w:r>
     </w:p>
     <w:p>
@@ -8445,7 +8537,7 @@
                 <w:color w:val="000000"/>
                 <w:sz w:val="17"/>
               </w:rPr>
-              <w:t>Observed Empirical Focus</w:t>
+              <w:t>Interpretive Context (Literature-Informed)</w:t>
             </w:r>
           </w:p>
         </w:tc>
@@ -9761,7 +9853,7 @@
                 <w:color w:val="000000"/>
                 <w:sz w:val="17"/>
               </w:rPr>
-              <w:t>100.00%</w:t>
+              <w:t>99.99%*</w:t>
             </w:r>
           </w:p>
         </w:tc>
@@ -9787,7 +9879,7 @@
                 <w:color w:val="000000"/>
                 <w:sz w:val="17"/>
               </w:rPr>
-              <w:t>Strict mathematical normalization verified</w:t>
+              <w:t>The unrounded softmax weights sum to 1.0000 (*99.99% due to 4-decimal rounding)</w:t>
             </w:r>
           </w:p>
         </w:tc>
@@ -9828,7 +9920,7 @@
         <w:t>To evaluate cross-lingual transferability, the English-trained Universal HuBERT model was evaluated zero-shot on the unseen Hindi test split. Under closed-set cross-corpus evaluation, the 6-class English head evaluates over the intersection of shared canonical classes (angry, happy, neutral, sad), filtering 105 test clips (24 calm clips without direct English 6-class analogue are excluded from this closed-set slice). Universal HuBERT achieves 27.62% accuracy and 31.76% UAR without any target fine-tuning, exceeding the 25.00% 4-class random chance baseline.</w:t>
         <w:br/>
         <w:br/>
-        <w:t>In contrast, supervised adaptation using the specialized CNN-BiLSTM architecture trained directly on the 5-class Hindi training partition achieves 74.42% test accuracy, 0.7201 Macro-F1, and 70.85% UAR across all 129 test clips (with the Top-2 ensemble reaching 75.19% accuracy and 70.56% UAR against a 20.00% 5-class chance floor). This represents an absolute gain of 46.80 percentage points (47.57 points for the ensemble) over zero-shot transfer, demonstrating that native supervised adaptation is essential to model language-specific phonological contours. Figure 4 illustrates this comparison, and Figure 5 displays the corresponding normalized confusion matrix generated directly from test predictions.</w:t>
+        <w:t>In contrast, supervised adaptation using the specialized CNN-BiLSTM architecture trained directly on the 5-class Hindi training partition achieves 74.42% test accuracy, 0.7201 Macro-F1, and 70.85% UAR across all 129 test clips (with the Top-2 ensemble reaching 75.19% accuracy and 70.56% UAR against a 20.00% 5-class chance floor). This represents an absolute gain of 46.80 percentage points (47.57 points for the ensemble) over zero-shot transfer, demonstrating the substantial value of in-domain supervised adaptation for the evaluated Hindi task. Figure 4 illustrates this comparison, and Figure 5 displays the corresponding normalized confusion matrix generated directly from test predictions.</w:t>
       </w:r>
     </w:p>
     <w:p>
@@ -10003,17 +10095,18 @@
         </w:tblBorders>
       </w:tblPr>
       <w:tblGrid>
-        <w:gridCol w:w="1680"/>
-        <w:gridCol w:w="1680"/>
-        <w:gridCol w:w="1680"/>
-        <w:gridCol w:w="1680"/>
-        <w:gridCol w:w="1680"/>
-        <w:gridCol w:w="1680"/>
+        <w:gridCol w:w="1440"/>
+        <w:gridCol w:w="1440"/>
+        <w:gridCol w:w="1440"/>
+        <w:gridCol w:w="1440"/>
+        <w:gridCol w:w="1440"/>
+        <w:gridCol w:w="1440"/>
+        <w:gridCol w:w="1440"/>
       </w:tblGrid>
       <w:tr>
         <w:tc>
           <w:tcPr>
-            <w:tcW w:type="dxa" w:w="1680"/>
+            <w:tcW w:type="dxa" w:w="1440"/>
             <w:tcMar>
               <w:top w:w="50" w:type="dxa"/>
               <w:bottom w:w="50" w:type="dxa"/>
@@ -10039,7 +10132,33 @@
         </w:tc>
         <w:tc>
           <w:tcPr>
-            <w:tcW w:type="dxa" w:w="1680"/>
+            <w:tcW w:type="dxa" w:w="1440"/>
+            <w:tcMar>
+              <w:top w:w="50" w:type="dxa"/>
+              <w:bottom w:w="50" w:type="dxa"/>
+              <w:left w:w="60" w:type="dxa"/>
+              <w:right w:w="60" w:type="dxa"/>
+            </w:tcMar>
+          </w:tcPr>
+          <w:p>
+            <w:pPr>
+              <w:spacing w:before="40" w:after="40"/>
+              <w:jc w:val="center"/>
+            </w:pPr>
+            <w:r>
+              <w:rPr>
+                <w:rFonts w:ascii="Times New Roman" w:hAnsi="Times New Roman"/>
+                <w:b/>
+                <w:color w:val="000000"/>
+                <w:sz w:val="17"/>
+              </w:rPr>
+              <w:t>N</w:t>
+            </w:r>
+          </w:p>
+        </w:tc>
+        <w:tc>
+          <w:tcPr>
+            <w:tcW w:type="dxa" w:w="1440"/>
             <w:tcMar>
               <w:top w:w="50" w:type="dxa"/>
               <w:bottom w:w="50" w:type="dxa"/>
@@ -10065,7 +10184,7 @@
         </w:tc>
         <w:tc>
           <w:tcPr>
-            <w:tcW w:type="dxa" w:w="1680"/>
+            <w:tcW w:type="dxa" w:w="1440"/>
             <w:tcMar>
               <w:top w:w="50" w:type="dxa"/>
               <w:bottom w:w="50" w:type="dxa"/>
@@ -10091,7 +10210,7 @@
         </w:tc>
         <w:tc>
           <w:tcPr>
-            <w:tcW w:type="dxa" w:w="1680"/>
+            <w:tcW w:type="dxa" w:w="1440"/>
             <w:tcMar>
               <w:top w:w="50" w:type="dxa"/>
               <w:bottom w:w="50" w:type="dxa"/>
@@ -10117,7 +10236,33 @@
         </w:tc>
         <w:tc>
           <w:tcPr>
-            <w:tcW w:type="dxa" w:w="1680"/>
+            <w:tcW w:type="dxa" w:w="1440"/>
+            <w:tcMar>
+              <w:top w:w="50" w:type="dxa"/>
+              <w:bottom w:w="50" w:type="dxa"/>
+              <w:left w:w="60" w:type="dxa"/>
+              <w:right w:w="60" w:type="dxa"/>
+            </w:tcMar>
+          </w:tcPr>
+          <w:p>
+            <w:pPr>
+              <w:spacing w:before="40" w:after="40"/>
+              <w:jc w:val="left"/>
+            </w:pPr>
+            <w:r>
+              <w:rPr>
+                <w:rFonts w:ascii="Times New Roman" w:hAnsi="Times New Roman"/>
+                <w:b/>
+                <w:color w:val="000000"/>
+                <w:sz w:val="17"/>
+              </w:rPr>
+              <w:t>Mean Pitch F0 (Hz)</w:t>
+            </w:r>
+          </w:p>
+        </w:tc>
+        <w:tc>
+          <w:tcPr>
+            <w:tcW w:type="dxa" w:w="1440"/>
             <w:tcMar>
               <w:top w:w="50" w:type="dxa"/>
               <w:bottom w:w="50" w:type="dxa"/>
@@ -10137,33 +10282,7 @@
                 <w:color w:val="000000"/>
                 <w:sz w:val="17"/>
               </w:rPr>
-              <w:t>Mean Pitch F0 (Hz)</w:t>
-            </w:r>
-          </w:p>
-        </w:tc>
-        <w:tc>
-          <w:tcPr>
-            <w:tcW w:type="dxa" w:w="1680"/>
-            <w:tcMar>
-              <w:top w:w="50" w:type="dxa"/>
-              <w:bottom w:w="50" w:type="dxa"/>
-              <w:left w:w="60" w:type="dxa"/>
-              <w:right w:w="60" w:type="dxa"/>
-            </w:tcMar>
-          </w:tcPr>
-          <w:p>
-            <w:pPr>
-              <w:spacing w:before="40" w:after="40"/>
-              <w:jc w:val="left"/>
-            </w:pPr>
-            <w:r>
-              <w:rPr>
-                <w:rFonts w:ascii="Times New Roman" w:hAnsi="Times New Roman"/>
-                <w:b/>
-                <w:color w:val="000000"/>
-                <w:sz w:val="17"/>
-              </w:rPr>
-              <w:t>Observed Vocal Behavioural Profile</w:t>
+              <w:t>Observed Acoustic Behaviour Profile</w:t>
             </w:r>
           </w:p>
         </w:tc>
@@ -10171,7 +10290,7 @@
       <w:tr>
         <w:tc>
           <w:tcPr>
-            <w:tcW w:type="dxa" w:w="1680"/>
+            <w:tcW w:type="dxa" w:w="1440"/>
             <w:tcMar>
               <w:top w:w="50" w:type="dxa"/>
               <w:bottom w:w="50" w:type="dxa"/>
@@ -10190,13 +10309,13 @@
                 <w:color w:val="000000"/>
                 <w:sz w:val="17"/>
               </w:rPr>
-              <w:t>Anger</w:t>
+              <w:t>Angry</w:t>
             </w:r>
           </w:p>
         </w:tc>
         <w:tc>
           <w:tcPr>
-            <w:tcW w:type="dxa" w:w="1680"/>
+            <w:tcW w:type="dxa" w:w="1440"/>
             <w:tcMar>
               <w:top w:w="50" w:type="dxa"/>
               <w:bottom w:w="50" w:type="dxa"/>
@@ -10215,13 +10334,13 @@
                 <w:color w:val="000000"/>
                 <w:sz w:val="17"/>
               </w:rPr>
-              <w:t>4.2</w:t>
+              <w:t>15</w:t>
             </w:r>
           </w:p>
         </w:tc>
         <w:tc>
           <w:tcPr>
-            <w:tcW w:type="dxa" w:w="1680"/>
+            <w:tcW w:type="dxa" w:w="1440"/>
             <w:tcMar>
               <w:top w:w="50" w:type="dxa"/>
               <w:bottom w:w="50" w:type="dxa"/>
@@ -10240,13 +10359,13 @@
                 <w:color w:val="000000"/>
                 <w:sz w:val="17"/>
               </w:rPr>
-              <w:t>12.4%</w:t>
+              <w:t>2.82 ± 0.21</w:t>
             </w:r>
           </w:p>
         </w:tc>
         <w:tc>
           <w:tcPr>
-            <w:tcW w:type="dxa" w:w="1680"/>
+            <w:tcW w:type="dxa" w:w="1440"/>
             <w:tcMar>
               <w:top w:w="50" w:type="dxa"/>
               <w:bottom w:w="50" w:type="dxa"/>
@@ -10265,13 +10384,13 @@
                 <w:color w:val="000000"/>
                 <w:sz w:val="17"/>
               </w:rPr>
-              <w:t>-16.2 dB</w:t>
+              <w:t>26.5 ± 10.0%</w:t>
             </w:r>
           </w:p>
         </w:tc>
         <w:tc>
           <w:tcPr>
-            <w:tcW w:type="dxa" w:w="1680"/>
+            <w:tcW w:type="dxa" w:w="1440"/>
             <w:tcMar>
               <w:top w:w="50" w:type="dxa"/>
               <w:bottom w:w="50" w:type="dxa"/>
@@ -10290,13 +10409,13 @@
                 <w:color w:val="000000"/>
                 <w:sz w:val="17"/>
               </w:rPr>
-              <w:t>184 Hz</w:t>
+              <w:t>-27.8 ± 3.2 dB</w:t>
             </w:r>
           </w:p>
         </w:tc>
         <w:tc>
           <w:tcPr>
-            <w:tcW w:type="dxa" w:w="1680"/>
+            <w:tcW w:type="dxa" w:w="1440"/>
             <w:tcMar>
               <w:top w:w="50" w:type="dxa"/>
               <w:bottom w:w="50" w:type="dxa"/>
@@ -10315,7 +10434,32 @@
                 <w:color w:val="000000"/>
                 <w:sz w:val="17"/>
               </w:rPr>
-              <w:t>Accelerated tempo, minimal hesitation, elevated acoustic energy &amp; pitch</w:t>
+              <w:t>224.7 ± 98.7 Hz</w:t>
+            </w:r>
+          </w:p>
+        </w:tc>
+        <w:tc>
+          <w:tcPr>
+            <w:tcW w:type="dxa" w:w="1440"/>
+            <w:tcMar>
+              <w:top w:w="50" w:type="dxa"/>
+              <w:bottom w:w="50" w:type="dxa"/>
+              <w:left w:w="60" w:type="dxa"/>
+              <w:right w:w="60" w:type="dxa"/>
+            </w:tcMar>
+          </w:tcPr>
+          <w:p>
+            <w:pPr>
+              <w:spacing w:before="40" w:after="40"/>
+              <w:jc w:val="center"/>
+            </w:pPr>
+            <w:r>
+              <w:rPr>
+                <w:rFonts w:ascii="Times New Roman" w:hAnsi="Times New Roman"/>
+                <w:color w:val="000000"/>
+                <w:sz w:val="17"/>
+              </w:rPr>
+              <w:t>Elevated pitch frequency (224.7 Hz), wide pitch variation (std: 56.4 Hz), reduced hesitation</w:t>
             </w:r>
           </w:p>
         </w:tc>
@@ -10323,7 +10467,7 @@
       <w:tr>
         <w:tc>
           <w:tcPr>
-            <w:tcW w:type="dxa" w:w="1680"/>
+            <w:tcW w:type="dxa" w:w="1440"/>
             <w:tcMar>
               <w:top w:w="50" w:type="dxa"/>
               <w:bottom w:w="50" w:type="dxa"/>
@@ -10348,7 +10492,7 @@
         </w:tc>
         <w:tc>
           <w:tcPr>
-            <w:tcW w:type="dxa" w:w="1680"/>
+            <w:tcW w:type="dxa" w:w="1440"/>
             <w:tcMar>
               <w:top w:w="50" w:type="dxa"/>
               <w:bottom w:w="50" w:type="dxa"/>
@@ -10367,13 +10511,13 @@
                 <w:color w:val="000000"/>
                 <w:sz w:val="17"/>
               </w:rPr>
-              <w:t>2.3</w:t>
+              <w:t>24</w:t>
             </w:r>
           </w:p>
         </w:tc>
         <w:tc>
           <w:tcPr>
-            <w:tcW w:type="dxa" w:w="1680"/>
+            <w:tcW w:type="dxa" w:w="1440"/>
             <w:tcMar>
               <w:top w:w="50" w:type="dxa"/>
               <w:bottom w:w="50" w:type="dxa"/>
@@ -10392,13 +10536,13 @@
                 <w:color w:val="000000"/>
                 <w:sz w:val="17"/>
               </w:rPr>
-              <w:t>28.5%</w:t>
+              <w:t>3.15 ± 0.55</w:t>
             </w:r>
           </w:p>
         </w:tc>
         <w:tc>
           <w:tcPr>
-            <w:tcW w:type="dxa" w:w="1680"/>
+            <w:tcW w:type="dxa" w:w="1440"/>
             <w:tcMar>
               <w:top w:w="50" w:type="dxa"/>
               <w:bottom w:w="50" w:type="dxa"/>
@@ -10417,13 +10561,13 @@
                 <w:color w:val="000000"/>
                 <w:sz w:val="17"/>
               </w:rPr>
-              <w:t>-31.4 dB</w:t>
+              <w:t>34.4 ± 13.1%</w:t>
             </w:r>
           </w:p>
         </w:tc>
         <w:tc>
           <w:tcPr>
-            <w:tcW w:type="dxa" w:w="1680"/>
+            <w:tcW w:type="dxa" w:w="1440"/>
             <w:tcMar>
               <w:top w:w="50" w:type="dxa"/>
               <w:bottom w:w="50" w:type="dxa"/>
@@ -10442,13 +10586,13 @@
                 <w:color w:val="000000"/>
                 <w:sz w:val="17"/>
               </w:rPr>
-              <w:t>112 Hz</w:t>
+              <w:t>-27.1 ± 3.1 dB</w:t>
             </w:r>
           </w:p>
         </w:tc>
         <w:tc>
           <w:tcPr>
-            <w:tcW w:type="dxa" w:w="1680"/>
+            <w:tcW w:type="dxa" w:w="1440"/>
             <w:tcMar>
               <w:top w:w="50" w:type="dxa"/>
               <w:bottom w:w="50" w:type="dxa"/>
@@ -10467,7 +10611,32 @@
                 <w:color w:val="000000"/>
                 <w:sz w:val="17"/>
               </w:rPr>
-              <w:t>Relaxed pacing, prolonged pauses, attenuated energy, low baseline pitch</w:t>
+              <w:t>162.8 ± 44.5 Hz</w:t>
+            </w:r>
+          </w:p>
+        </w:tc>
+        <w:tc>
+          <w:tcPr>
+            <w:tcW w:type="dxa" w:w="1440"/>
+            <w:tcMar>
+              <w:top w:w="50" w:type="dxa"/>
+              <w:bottom w:w="50" w:type="dxa"/>
+              <w:left w:w="60" w:type="dxa"/>
+              <w:right w:w="60" w:type="dxa"/>
+            </w:tcMar>
+          </w:tcPr>
+          <w:p>
+            <w:pPr>
+              <w:spacing w:before="40" w:after="40"/>
+              <w:jc w:val="center"/>
+            </w:pPr>
+            <w:r>
+              <w:rPr>
+                <w:rFonts w:ascii="Times New Roman" w:hAnsi="Times New Roman"/>
+                <w:color w:val="000000"/>
+                <w:sz w:val="17"/>
+              </w:rPr>
+              <w:t>Highest pause ratio (34.4%), measured vocal cadence, lower pitch baseline (162.8 Hz)</w:t>
             </w:r>
           </w:p>
         </w:tc>
@@ -10475,7 +10644,7 @@
       <w:tr>
         <w:tc>
           <w:tcPr>
-            <w:tcW w:type="dxa" w:w="1680"/>
+            <w:tcW w:type="dxa" w:w="1440"/>
             <w:tcMar>
               <w:top w:w="50" w:type="dxa"/>
               <w:bottom w:w="50" w:type="dxa"/>
@@ -10500,7 +10669,7 @@
         </w:tc>
         <w:tc>
           <w:tcPr>
-            <w:tcW w:type="dxa" w:w="1680"/>
+            <w:tcW w:type="dxa" w:w="1440"/>
             <w:tcMar>
               <w:top w:w="50" w:type="dxa"/>
               <w:bottom w:w="50" w:type="dxa"/>
@@ -10519,13 +10688,13 @@
                 <w:color w:val="000000"/>
                 <w:sz w:val="17"/>
               </w:rPr>
-              <w:t>3.8</w:t>
+              <w:t>12</w:t>
             </w:r>
           </w:p>
         </w:tc>
         <w:tc>
           <w:tcPr>
-            <w:tcW w:type="dxa" w:w="1680"/>
+            <w:tcW w:type="dxa" w:w="1440"/>
             <w:tcMar>
               <w:top w:w="50" w:type="dxa"/>
               <w:bottom w:w="50" w:type="dxa"/>
@@ -10544,13 +10713,13 @@
                 <w:color w:val="000000"/>
                 <w:sz w:val="17"/>
               </w:rPr>
-              <w:t>14.2%</w:t>
+              <w:t>2.72 ± 0.17</w:t>
             </w:r>
           </w:p>
         </w:tc>
         <w:tc>
           <w:tcPr>
-            <w:tcW w:type="dxa" w:w="1680"/>
+            <w:tcW w:type="dxa" w:w="1440"/>
             <w:tcMar>
               <w:top w:w="50" w:type="dxa"/>
               <w:bottom w:w="50" w:type="dxa"/>
@@ -10569,13 +10738,13 @@
                 <w:color w:val="000000"/>
                 <w:sz w:val="17"/>
               </w:rPr>
-              <w:t>-18.5 dB</w:t>
+              <w:t>24.5 ± 7.5%</w:t>
             </w:r>
           </w:p>
         </w:tc>
         <w:tc>
           <w:tcPr>
-            <w:tcW w:type="dxa" w:w="1680"/>
+            <w:tcW w:type="dxa" w:w="1440"/>
             <w:tcMar>
               <w:top w:w="50" w:type="dxa"/>
               <w:bottom w:w="50" w:type="dxa"/>
@@ -10594,13 +10763,13 @@
                 <w:color w:val="000000"/>
                 <w:sz w:val="17"/>
               </w:rPr>
-              <w:t>192 Hz</w:t>
+              <w:t>-23.7 ± 3.6 dB</w:t>
             </w:r>
           </w:p>
         </w:tc>
         <w:tc>
           <w:tcPr>
-            <w:tcW w:type="dxa" w:w="1680"/>
+            <w:tcW w:type="dxa" w:w="1440"/>
             <w:tcMar>
               <w:top w:w="50" w:type="dxa"/>
               <w:bottom w:w="50" w:type="dxa"/>
@@ -10619,7 +10788,32 @@
                 <w:color w:val="000000"/>
                 <w:sz w:val="17"/>
               </w:rPr>
-              <w:t>Elevated pitch dynamics, animated speaking cadence, moderate pause ratio</w:t>
+              <w:t>200.8 ± 81.7 Hz</w:t>
+            </w:r>
+          </w:p>
+        </w:tc>
+        <w:tc>
+          <w:tcPr>
+            <w:tcW w:type="dxa" w:w="1440"/>
+            <w:tcMar>
+              <w:top w:w="50" w:type="dxa"/>
+              <w:bottom w:w="50" w:type="dxa"/>
+              <w:left w:w="60" w:type="dxa"/>
+              <w:right w:w="60" w:type="dxa"/>
+            </w:tcMar>
+          </w:tcPr>
+          <w:p>
+            <w:pPr>
+              <w:spacing w:before="40" w:after="40"/>
+              <w:jc w:val="center"/>
+            </w:pPr>
+            <w:r>
+              <w:rPr>
+                <w:rFonts w:ascii="Times New Roman" w:hAnsi="Times New Roman"/>
+                <w:color w:val="000000"/>
+                <w:sz w:val="17"/>
+              </w:rPr>
+              <w:t>Highest vocal loudness (-23.7 dB RMS), lowest pause ratio (24.5%), high pitch (200.8 Hz)</w:t>
             </w:r>
           </w:p>
         </w:tc>
@@ -10627,7 +10821,7 @@
       <w:tr>
         <w:tc>
           <w:tcPr>
-            <w:tcW w:type="dxa" w:w="1680"/>
+            <w:tcW w:type="dxa" w:w="1440"/>
             <w:tcMar>
               <w:top w:w="50" w:type="dxa"/>
               <w:bottom w:w="50" w:type="dxa"/>
@@ -10652,7 +10846,7 @@
         </w:tc>
         <w:tc>
           <w:tcPr>
-            <w:tcW w:type="dxa" w:w="1680"/>
+            <w:tcW w:type="dxa" w:w="1440"/>
             <w:tcMar>
               <w:top w:w="50" w:type="dxa"/>
               <w:bottom w:w="50" w:type="dxa"/>
@@ -10671,13 +10865,13 @@
                 <w:color w:val="000000"/>
                 <w:sz w:val="17"/>
               </w:rPr>
-              <w:t>3.0</w:t>
+              <w:t>55</w:t>
             </w:r>
           </w:p>
         </w:tc>
         <w:tc>
           <w:tcPr>
-            <w:tcW w:type="dxa" w:w="1680"/>
+            <w:tcW w:type="dxa" w:w="1440"/>
             <w:tcMar>
               <w:top w:w="50" w:type="dxa"/>
               <w:bottom w:w="50" w:type="dxa"/>
@@ -10696,13 +10890,13 @@
                 <w:color w:val="000000"/>
                 <w:sz w:val="17"/>
               </w:rPr>
-              <w:t>21.0%</w:t>
+              <w:t>2.90 ± 0.29</w:t>
             </w:r>
           </w:p>
         </w:tc>
         <w:tc>
           <w:tcPr>
-            <w:tcW w:type="dxa" w:w="1680"/>
+            <w:tcW w:type="dxa" w:w="1440"/>
             <w:tcMar>
               <w:top w:w="50" w:type="dxa"/>
               <w:bottom w:w="50" w:type="dxa"/>
@@ -10721,13 +10915,13 @@
                 <w:color w:val="000000"/>
                 <w:sz w:val="17"/>
               </w:rPr>
-              <w:t>-24.5 dB</w:t>
+              <w:t>34.0 ± 10.5%</w:t>
             </w:r>
           </w:p>
         </w:tc>
         <w:tc>
           <w:tcPr>
-            <w:tcW w:type="dxa" w:w="1680"/>
+            <w:tcW w:type="dxa" w:w="1440"/>
             <w:tcMar>
               <w:top w:w="50" w:type="dxa"/>
               <w:bottom w:w="50" w:type="dxa"/>
@@ -10746,13 +10940,13 @@
                 <w:color w:val="000000"/>
                 <w:sz w:val="17"/>
               </w:rPr>
-              <w:t>138 Hz</w:t>
+              <w:t>-27.4 ± 3.0 dB</w:t>
             </w:r>
           </w:p>
         </w:tc>
         <w:tc>
           <w:tcPr>
-            <w:tcW w:type="dxa" w:w="1680"/>
+            <w:tcW w:type="dxa" w:w="1440"/>
             <w:tcMar>
               <w:top w:w="50" w:type="dxa"/>
               <w:bottom w:w="50" w:type="dxa"/>
@@ -10771,7 +10965,32 @@
                 <w:color w:val="000000"/>
                 <w:sz w:val="17"/>
               </w:rPr>
-              <w:t>Balanced conversational cadence, baseline pause frequency &amp; energy</w:t>
+              <w:t>165.7 ± 73.0 Hz</w:t>
+            </w:r>
+          </w:p>
+        </w:tc>
+        <w:tc>
+          <w:tcPr>
+            <w:tcW w:type="dxa" w:w="1440"/>
+            <w:tcMar>
+              <w:top w:w="50" w:type="dxa"/>
+              <w:bottom w:w="50" w:type="dxa"/>
+              <w:left w:w="60" w:type="dxa"/>
+              <w:right w:w="60" w:type="dxa"/>
+            </w:tcMar>
+          </w:tcPr>
+          <w:p>
+            <w:pPr>
+              <w:spacing w:before="40" w:after="40"/>
+              <w:jc w:val="center"/>
+            </w:pPr>
+            <w:r>
+              <w:rPr>
+                <w:rFonts w:ascii="Times New Roman" w:hAnsi="Times New Roman"/>
+                <w:color w:val="000000"/>
+                <w:sz w:val="17"/>
+              </w:rPr>
+              <w:t>Baseline conversational cadence (2.90 syl/s), moderate energy (-27.4 dB), stable pitch</w:t>
             </w:r>
           </w:p>
         </w:tc>
@@ -10779,7 +10998,7 @@
       <w:tr>
         <w:tc>
           <w:tcPr>
-            <w:tcW w:type="dxa" w:w="1680"/>
+            <w:tcW w:type="dxa" w:w="1440"/>
             <w:tcMar>
               <w:top w:w="50" w:type="dxa"/>
               <w:bottom w:w="50" w:type="dxa"/>
@@ -10804,7 +11023,7 @@
         </w:tc>
         <w:tc>
           <w:tcPr>
-            <w:tcW w:type="dxa" w:w="1680"/>
+            <w:tcW w:type="dxa" w:w="1440"/>
             <w:tcMar>
               <w:top w:w="50" w:type="dxa"/>
               <w:bottom w:w="50" w:type="dxa"/>
@@ -10823,13 +11042,13 @@
                 <w:color w:val="000000"/>
                 <w:sz w:val="17"/>
               </w:rPr>
-              <w:t>2.2</w:t>
+              <w:t>23</w:t>
             </w:r>
           </w:p>
         </w:tc>
         <w:tc>
           <w:tcPr>
-            <w:tcW w:type="dxa" w:w="1680"/>
+            <w:tcW w:type="dxa" w:w="1440"/>
             <w:tcMar>
               <w:top w:w="50" w:type="dxa"/>
               <w:bottom w:w="50" w:type="dxa"/>
@@ -10848,13 +11067,13 @@
                 <w:color w:val="000000"/>
                 <w:sz w:val="17"/>
               </w:rPr>
-              <w:t>31.8%</w:t>
+              <w:t>2.89 ± 0.44</w:t>
             </w:r>
           </w:p>
         </w:tc>
         <w:tc>
           <w:tcPr>
-            <w:tcW w:type="dxa" w:w="1680"/>
+            <w:tcW w:type="dxa" w:w="1440"/>
             <w:tcMar>
               <w:top w:w="50" w:type="dxa"/>
               <w:bottom w:w="50" w:type="dxa"/>
@@ -10873,13 +11092,13 @@
                 <w:color w:val="000000"/>
                 <w:sz w:val="17"/>
               </w:rPr>
-              <w:t>-29.8 dB</w:t>
+              <w:t>28.6 ± 11.0%</w:t>
             </w:r>
           </w:p>
         </w:tc>
         <w:tc>
           <w:tcPr>
-            <w:tcW w:type="dxa" w:w="1680"/>
+            <w:tcW w:type="dxa" w:w="1440"/>
             <w:tcMar>
               <w:top w:w="50" w:type="dxa"/>
               <w:bottom w:w="50" w:type="dxa"/>
@@ -10898,13 +11117,13 @@
                 <w:color w:val="000000"/>
                 <w:sz w:val="17"/>
               </w:rPr>
-              <w:t>108 Hz</w:t>
+              <w:t>-29.6 ± 6.7 dB</w:t>
             </w:r>
           </w:p>
         </w:tc>
         <w:tc>
           <w:tcPr>
-            <w:tcW w:type="dxa" w:w="1680"/>
+            <w:tcW w:type="dxa" w:w="1440"/>
             <w:tcMar>
               <w:top w:w="50" w:type="dxa"/>
               <w:bottom w:w="50" w:type="dxa"/>
@@ -10923,12 +11142,52 @@
                 <w:color w:val="000000"/>
                 <w:sz w:val="17"/>
               </w:rPr>
-              <w:t>Psychomotor deceleration, prolonged silence intervals, low pitch &amp; energy</w:t>
+              <w:t>165.6 ± 54.1 Hz</w:t>
+            </w:r>
+          </w:p>
+        </w:tc>
+        <w:tc>
+          <w:tcPr>
+            <w:tcW w:type="dxa" w:w="1440"/>
+            <w:tcMar>
+              <w:top w:w="50" w:type="dxa"/>
+              <w:bottom w:w="50" w:type="dxa"/>
+              <w:left w:w="60" w:type="dxa"/>
+              <w:right w:w="60" w:type="dxa"/>
+            </w:tcMar>
+          </w:tcPr>
+          <w:p>
+            <w:pPr>
+              <w:spacing w:before="40" w:after="40"/>
+              <w:jc w:val="center"/>
+            </w:pPr>
+            <w:r>
+              <w:rPr>
+                <w:rFonts w:ascii="Times New Roman" w:hAnsi="Times New Roman"/>
+                <w:color w:val="000000"/>
+                <w:sz w:val="17"/>
+              </w:rPr>
+              <w:t>Lowest acoustic energy (-29.6 dB RMS), attenuated vocal dynamics, moderate pauses</w:t>
             </w:r>
           </w:p>
         </w:tc>
       </w:tr>
     </w:tbl>
+    <w:p>
+      <w:pPr>
+        <w:spacing w:before="40" w:after="120"/>
+        <w:jc w:val="left"/>
+      </w:pPr>
+      <w:r>
+        <w:rPr>
+          <w:rFonts w:ascii="Times New Roman" w:hAnsi="Times New Roman"/>
+          <w:i/>
+          <w:color w:val="000000"/>
+          <w:sz w:val="16"/>
+        </w:rPr>
+        <w:t>*Note: Empirical acoustic telemetry extracted directly from all 129 evaluation audio clips by scripts/extract_behavior_profiles.py (archived in outputs/behavior/emotion_profiles.csv). Values represent Mean ± Standard Deviation.</w:t>
+      </w:r>
+    </w:p>
     <w:p>
       <w:pPr>
         <w:spacing w:after="80"/>
@@ -10942,7 +11201,7 @@
       <w:r>
         <w:drawing>
           <wp:inline xmlns:a="http://schemas.openxmlformats.org/drawingml/2006/main" xmlns:pic="http://schemas.openxmlformats.org/drawingml/2006/picture">
-            <wp:extent cx="5486400" cy="3802069"/>
+            <wp:extent cx="5486400" cy="3897464"/>
             <wp:docPr id="6" name="Picture 6"/>
             <wp:cNvGraphicFramePr>
               <a:graphicFrameLocks noChangeAspect="1"/>
@@ -10963,7 +11222,7 @@
                   <pic:spPr>
                     <a:xfrm>
                       <a:off x="0" y="0"/>
-                      <a:ext cx="5486400" cy="3802069"/>
+                      <a:ext cx="5486400" cy="3897464"/>
                     </a:xfrm>
                     <a:prstGeom prst="rect"/>
                   </pic:spPr>
@@ -10987,7 +11246,7 @@
           <w:color w:val="000000"/>
           <w:sz w:val="18"/>
         </w:rPr>
-        <w:t>Figure 6: Multimodal Speech Behaviour Telemetry across Discrete Emotion Categories.</w:t>
+        <w:t>Figure 6: Multimodal Speech Behaviour Telemetry (Mean ± 1 SD) across Discrete Emotion Categories (Empirical Measurements).</w:t>
       </w:r>
     </w:p>
     <w:p>
@@ -11784,6 +12043,51 @@
           <w:sz w:val="17"/>
         </w:rPr>
         <w:t>[30] C. Sun, Y. Zhou, X. Huang, J. Yang, and X. Hou, "Combining wav2vec 2.0 Fine-Tuning and ConLearnNet for Speech Emotion Recognition," Electronics, vol. 13, no. 6, art. 1103, pp. 1–19, Mar. 2024, doi: 10.3390/electronics13061103.</w:t>
+      </w:r>
+    </w:p>
+    <w:p>
+      <w:pPr>
+        <w:spacing w:line="264" w:lineRule="auto" w:before="0" w:after="50"/>
+        <w:ind w:left="360" w:hanging="360"/>
+        <w:jc w:val="left"/>
+      </w:pPr>
+      <w:r>
+        <w:rPr>
+          <w:rFonts w:ascii="Times New Roman" w:hAnsi="Times New Roman"/>
+          <w:color w:val="000000"/>
+          <w:sz w:val="17"/>
+        </w:rPr>
+        <w:t>[31] Sarthwa8, "Indian TTS Emotion 60min: Speech Emotion Dataset for Indian English and Hindi," Hugging Face Datasets, 2023. [Online]. Available: https://huggingface.co/datasets/sarthwa8/indian-tts-emotion-60min.</w:t>
+      </w:r>
+    </w:p>
+    <w:p>
+      <w:pPr>
+        <w:spacing w:line="264" w:lineRule="auto" w:before="0" w:after="50"/>
+        <w:ind w:left="360" w:hanging="360"/>
+        <w:jc w:val="left"/>
+      </w:pPr>
+      <w:r>
+        <w:rPr>
+          <w:rFonts w:ascii="Times New Roman" w:hAnsi="Times New Roman"/>
+          <w:color w:val="000000"/>
+          <w:sz w:val="17"/>
+        </w:rPr>
+        <w:t>[32] Ghostieee11, "Vaani Speech Corpus: Multilingual Indic Speech Dataset," Hugging Face Datasets, 2023. [Online]. Available: https://huggingface.co/datasets/ghostieee11/vaani-speech-corpus.</w:t>
+      </w:r>
+    </w:p>
+    <w:p>
+      <w:pPr>
+        <w:spacing w:line="264" w:lineRule="auto" w:before="0" w:after="50"/>
+        <w:ind w:left="360" w:hanging="360"/>
+        <w:jc w:val="left"/>
+      </w:pPr>
+      <w:r>
+        <w:rPr>
+          <w:rFonts w:ascii="Times New Roman" w:hAnsi="Times New Roman"/>
+          <w:color w:val="000000"/>
+          <w:sz w:val="17"/>
+        </w:rPr>
+        <w:t>[33] RapidOrc121, "Audio Emotion Detection Dataset," Hugging Face Datasets, 2023. [Online]. Available: https://huggingface.co/datasets/RapidOrc121/audio-emotion-detection-dataset.</w:t>
       </w:r>
     </w:p>
     <w:sectPr>

--- a/FINAL_RESEARCH_REPORT.docx
+++ b/FINAL_RESEARCH_REPORT.docx
@@ -29,7 +29,7 @@
           <w:color w:val="000000"/>
           <w:sz w:val="22"/>
         </w:rPr>
-        <w:t>A Controlled Empirical Evaluation Across CREMA-D, RAVDESS, SAVEE, TESS, and Native Hindi Speech</w:t>
+        <w:t>A Controlled Empirical Evaluation Across CREMA-D, RAVDESS, SAVEE, TESS, and Indic Hindi Speech</w:t>
       </w:r>
     </w:p>
     <w:p>
@@ -88,10 +88,10 @@
         <w:t>Speech Emotion Recognition (SER) is an important area within affective computing, conversational systems, and human-computer interaction. However, contemporary SER research confronts multiple empirical challenges. First, randomized dataset partitioning causes speaker identity leakage, which paralinguistic literature [21] has demonstrated artificially inflates experimental accuracy by allowing models to memorize familiar speaker characteristics. Second, deep architectures remain vulnerable to acoustic overfitting when trained on constrained speaker cohorts. Third, the literature exhibits a pronounced focus on Germanic and Romance languages, offering limited empirical evidence on cross-lingual transferability to morphologically rich Indic languages such as Hindi. Finally, categorical classification schemes alone fail to provide granular, interpretable measurements of continuous vocal behaviour.</w:t>
         <w:br/>
         <w:br/>
-        <w:t>To address these challenges, this study presents a standardized empirical evaluation comprising two decoupled experimental protocols across five speech corpora totaling 12,180 standardized audio recordings: (1) a multi-corpus English benchmark combining four established corpora (CREMA-D, RAVDESS, SAVEE, and TESS, totaling 11,318 canonical clips across 121 speakers) to evaluate cross-corpus generalization and layer-pooling dynamics, and (2) a cross-lingual transfer and native adaptation study on an Indic speech corpus (862 standardized Hindi utterances across 14 unique speaker IDs curated from three open-access collections [31]–[33]). Speaker-disjoint evaluation is enforced for CREMA-D, RAVDESS, and SAVEE; TESS is evaluated under prompt-disjoint conditions on unseen vocabulary; and the Hindi specialist is evaluated on a stratified utterance-level split. Inspired by the lightweight probing methodology used in the SUPERB benchmark [2], we implement a Learnable Weighted Layer Pooling mechanism coupled with a linear classification probe across the 12 transformer encoder blocks of a frozen self-supervised foundation backbone (HuBERT-Base, training only 4,626 parameters, ~0.005% of network capacity). Empirical evaluation reveals that intermediate layers (Layers 9 to 11) receive approximately 31.95% of the learned normalized pooling weight (31.94% when summing the exported four-decimal rounded values, with unrounded softmax weights summing to 1.0000), indicating that the trained downstream probe assigned greater weight to intermediate representations under the evaluated protocol.</w:t>
+        <w:t>To address these challenges, this study presents a standardized empirical evaluation comprising two decoupled experimental protocols across five speech corpora totaling 12,180 standardized audio recordings: (1) a multi-corpus English benchmark combining four established corpora (CREMA-D, RAVDESS, SAVEE, and TESS, totaling 11,318 canonical clips across 121 speakers) to evaluate cross-corpus generalization and layer-pooling dynamics, and (2) a cross-lingual transfer and in-domain adaptation study on an Indic speech corpus (862 standardized Hindi speech utterances across 14 unique speaker IDs curated from three open-access collections [31]–[33]). Speaker-disjoint evaluation is enforced for CREMA-D, RAVDESS, and SAVEE; TESS is evaluated under prompt-disjoint conditions on unseen vocabulary; and the Hindi specialist is evaluated on a stratified utterance-level split. Inspired by the lightweight probing methodology used in the SUPERB benchmark [2], we implement a Learnable Weighted Layer Pooling mechanism coupled with a linear classification probe across the 12 transformer encoder blocks of a frozen self-supervised foundation backbone (HuBERT-Base, training only 4,626 parameters, ~0.005% of network capacity). Empirical evaluation reveals that intermediate layers (Layers 9 to 11) receive approximately 31.95% of the learned normalized pooling weight (31.94% when summing the exported four-decimal rounded values, with unrounded softmax weights summing to 1.0000), indicating that the trained downstream probe assigned greater weight to intermediate representations under the evaluated protocol.</w:t>
         <w:br/>
         <w:br/>
-        <w:t>Across the 1,701 pooled multi-corpus test clips, a Universal HuBERT probe (initialized from the best CREMA-D HuBERT checkpoint and adapted on the combined 4-corpus dataset) achieves 68.31% aggregate accuracy (0.6779 Macro-F1, 68.61% UAR), outperforming the zero-shot CREMA-D baseline (60.61%) by +7.70 percentage points, alongside an unweighted corpus-level macro-average of 61.26% Accuracy and 57.54% UAR across the four diverse corpora. Furthermore, zero-shot cross-lingual evaluation of the English foundation model on the shared canonical subset of native Hindi speech yields 27.62% accuracy and 31.76% Unweighted Average Recall (UAR) against a 25.00% 4-class chance floor. Supervised in-domain adaptation on the full 5-class Hindi space using a specialized CNN-BiLSTM architecture substantially increases test accuracy to 74.42% (75.19% via ensemble fusion) and UAR to 70.85% (70.56% ensemble) against a 20.00% 5-class chance floor (+46.80% single-model gain over zero-shot transfer). Finally, an auxiliary Audio Behaviour Analysis Engine extracts continuous acoustic telemetry (syllabic speaking rate, pause frequency, RMS energy, and fundamental pitch F0) to provide interpretable behavioural profiles without asserting clinical psychological diagnosis. The complete system is deployed as an Apple Silicon accelerated microservice paired with a web application featuring real-time audio waveform visualization.</w:t>
+        <w:t>Across the 1,701 pooled multi-corpus test clips, a Universal HuBERT probe (initialized from the best CREMA-D HuBERT checkpoint and adapted on the combined 4-corpus dataset) achieves 68.31% aggregate accuracy (0.6779 Macro-F1, 68.61% UAR), outperforming the zero-shot CREMA-D baseline (60.61%) by +7.70 percentage points, alongside an unweighted corpus-level macro-average of 61.26% Accuracy and 57.54% UAR across the four diverse corpora. Furthermore, zero-shot cross-lingual evaluation of the English foundation model on the shared canonical subset of Hindi speech yields 27.62% accuracy and 31.76% Unweighted Average Recall (UAR) against a 25.00% 4-class chance floor. Supervised in-domain adaptation on the full 5-class Hindi space using a specialized CNN-BiLSTM architecture substantially increases test accuracy to 74.42% (75.19% via ensemble fusion) and UAR to 70.85% (70.56% ensemble) against a 20.00% 5-class chance floor (+46.80% single-model gain over zero-shot transfer). Finally, an auxiliary Audio Behaviour Analysis Engine extracts continuous acoustic telemetry (syllabic speaking rate, pause frequency, RMS energy, and fundamental pitch F0) to provide interpretable behavioural profiles without asserting clinical psychological diagnosis. The complete system is deployed as an Apple Silicon accelerated microservice paired with a web application featuring real-time audio waveform visualization.</w:t>
       </w:r>
     </w:p>
     <w:p>
@@ -483,7 +483,7 @@
           <w:color w:val="000000"/>
           <w:sz w:val="19"/>
         </w:rPr>
-        <w:t>To what degree do English multi-corpus representations transfer zero-shot to native Hindi speech, and what quantitative performance gain is achieved via native supervised adaptation?</w:t>
+        <w:t>To what degree do English multi-corpus representations transfer zero-shot to Hindi speech, and what quantitative performance gain is achieved via supervised in-domain adaptation?</w:t>
       </w:r>
     </w:p>
     <w:p>
@@ -657,7 +657,7 @@
           <w:color w:val="000000"/>
           <w:sz w:val="19"/>
         </w:rPr>
-        <w:t>Goel, Hira, and Gupta (2024) [21] examined the challenge of unseen speaker generalization in SER, evaluating pretrained speech encoders (HuBERT, Wav2Vec 2.0, WavLM) under leave-speaker-out multilingual conditions and demonstrating that standard random train/test splits cause neural models to overfit speaker identity rather than true affective cues. Whereas Goel et al. focused on multi-task co-attention, the present investigation evaluates a unified multi-corpus English benchmark under canonicalized emotion mappings, analyzes layer-wise pooling weights, and quantifies both zero-shot cross-lingual transfer and native adaptation on Hindi speech. Hashem, Arif, and Alghamdi (2023) [15] and Akçay and Oğuz (2020) [16] conducted systematic reviews detailing how cross-corpus evaluation protocols reveal severe performance degradation when models encounter novel recording environments. Wagner et al. (2018) [25] empirically evaluated hand-crafted features versus learned representations across paralinguistic tasks, finding that acoustic descriptors provide vital complementarity to deep representations, while Latif et al. (2023) [26] surveyed deep representation learning paradigms for disentangling speaker identity from affective prosody.</w:t>
+        <w:t>Goel, Hira, and Gupta (2024) [21] examined the challenge of unseen speaker generalization in SER, evaluating pretrained speech encoders (HuBERT, Wav2Vec 2.0, WavLM) under leave-speaker-out multilingual conditions and demonstrating that standard random train/test splits cause neural models to overfit speaker identity rather than true affective cues. Whereas Goel et al. focused on multi-task co-attention, the present investigation evaluates a unified multi-corpus English benchmark under canonicalized emotion mappings, analyzes layer-wise pooling weights, and quantifies both zero-shot cross-lingual transfer and supervised in-domain adaptation on Hindi speech. Hashem, Arif, and Alghamdi (2023) [15] and Akçay and Oğuz (2020) [16] conducted systematic reviews detailing how cross-corpus evaluation protocols reveal severe performance degradation when models encounter novel recording environments. Wagner et al. (2018) [25] empirically evaluated hand-crafted features versus learned representations across paralinguistic tasks, finding that acoustic descriptors provide vital complementarity to deep representations, while Latif et al. (2023) [26] surveyed deep representation learning paradigms for disentangling speaker identity from affective prosody.</w:t>
       </w:r>
     </w:p>
     <w:p>
@@ -1879,7 +1879,7 @@
           <w:color w:val="000000"/>
           <w:sz w:val="16"/>
         </w:rPr>
-        <w:t>*Note: Across the four English source corpora, raw clips total 12,162 (CREMA-D: 7,442; RAVDESS: 1,440; SAVEE: 480; TESS: 2,800). Standardizing onto the 6 shared canonical classes (neutral, happy, sad, angry, fear, disgust) excludes 844 non-shared clips (calm and surprise), yielding 11,318 English clips. Combined with the 862 native Hindi clips (5 classes), the complete evaluation encompasses 12,180 audio clips.</w:t>
+        <w:t>*Note: Across the four English source corpora, raw clips total 12,162 (CREMA-D: 7,442; RAVDESS: 1,440; SAVEE: 480; TESS: 2,800). Standardizing onto the 6 shared canonical classes (neutral, happy, sad, angry, fear, disgust) excludes 844 non-shared clips (calm and surprise), yielding 11,318 English clips. Combined with the 862 standardized Hindi clips (5 classes), the complete evaluation encompasses 12,180 audio clips.</w:t>
       </w:r>
     </w:p>
     <w:p>
@@ -8248,7 +8248,7 @@
           <w:color w:val="000000"/>
           <w:sz w:val="18"/>
         </w:rPr>
-        <w:t>Figure 3: Empirical Layer Weight Distribution in Learnable Weighted Layer Pooling (Layers 9 to 11 receive 31.95%, total sum = 100.00%).</w:t>
+        <w:t>Figure 3: Empirical Layer Weight Distribution in Learnable Weighted Layer Pooling. Layers 9–11 receive approximately 31.95% of the unrounded normalized weight; exported four-decimal values sum to 99.99% due to rounding.</w:t>
       </w:r>
     </w:p>
     <w:p>
@@ -11552,7 +11552,7 @@
           <w:color w:val="000000"/>
           <w:sz w:val="19"/>
         </w:rPr>
-        <w:t>English pre-trained models transfer moderately above chance (27.62% vs. 25.00% floor) to native Hindi speech, but supervised adaptation using specialized CNN-BiLSTM networks achieves 74.42% accuracy (75.19% via ensemble fusion), representing a +46.80% single-model performance gain.</w:t>
+        <w:t>English pre-trained models transfer moderately above chance (27.62% vs. 25.00% floor) to Hindi speech, but supervised adaptation using specialized CNN-BiLSTM networks achieves 74.42% accuracy (75.19% via ensemble fusion), representing a +46.80% single-model performance gain.</w:t>
       </w:r>
     </w:p>
     <w:p>

--- a/FINAL_RESEARCH_REPORT.docx
+++ b/FINAL_RESEARCH_REPORT.docx
@@ -5384,7 +5384,7 @@
           <w:color w:val="000000"/>
           <w:sz w:val="19"/>
         </w:rPr>
-        <w:t>To evaluate whether a unified representation can generalize across diverse acoustic environments, accents, and recording conditions, a Universal HuBERT probe was initialized from the best CREMA-D HuBERT checkpoint (outputs/cremad/hubert/checkpoints/best_model/model.pt, logged as HuBERT (Transfer from CREMAD)) and subsequently adapted on the combined 4-corpus training set (121 speakers across CREMA-D, RAVDESS, SAVEE, and TESS) and evaluated against 1,701 unseen multi-corpus test utterances (1,060 CREMA-D + 360 TESS + 176 RAVDESS + 105 SAVEE).</w:t>
+        <w:t>To evaluate whether a unified representation can generalize across diverse acoustic environments, accents, and recording conditions, a Universal HuBERT probe was initialized from the best CREMA-D HuBERT checkpoint (outputs/cremad/hubert/checkpoints/best_model/model.pt, logged as HuBERT (Transfer from CREMAD)) and subsequently adapted on the combined four-corpus training set, comprising 103 unique training speaker IDs across CREMA-D, RAVDESS, SAVEE, and TESS (TESS uses prompt-disjoint rather than speaker-disjoint evaluation), and evaluated against 1,701 unseen multi-corpus test utterances (1,060 CREMA-D + 360 TESS + 176 RAVDESS + 105 SAVEE).</w:t>
         <w:br/>
         <w:br/>
         <w:t>Across the 1,701 pooled test clips, the Universal HuBERT probe achieves 68.31% aggregate accuracy (0.6779 Macro-F1, 68.61% UAR), outperforming the zero-shot CREMA-D HuBERT baseline (which achieves 60.61% accuracy, 0.6031 Macro-F1, and 60.54% UAR when transferred directly to the multi-corpus test set) by an absolute margin of +7.70 percentage points. This gain reflects the combined effect of multi-corpus supervised adaptation and learnable layer pooling over the single-corpus initialization. Because the pooled test set is weighted by dataset size (dominated by CREMA-D at 62.3% of clips), we also calculate the unweighted corpus-level macro-average across the four distinct corpora: 61.26% Accuracy, 0.5755 Macro-F1, and 57.54% UAR (CREMA-D: 72.45% acc / 72.03% UAR; TESS: 68.89% acc / 68.89% UAR; RAVDESS: 52.27% acc / 51.14% UAR; SAVEE: 51.43% acc / 38.10% UAR). Table 4 reports the benchmark leaderboard alongside sub-cohort breakdowns on unseen test partitions.</w:t>
@@ -11504,7 +11504,7 @@
           <w:color w:val="000000"/>
           <w:sz w:val="19"/>
         </w:rPr>
-        <w:t>The learned pooling mechanism assigned its highest aggregate weight to Layers 9–11, which together received 31.95% of the normalized layer weight, demonstrating that intermediate transformer representations provide superior affective utility compared to early acoustic layers.</w:t>
+        <w:t>The learned pooling mechanism assigned its highest aggregate weight to Layers 9–11, which together received approximately 31.95% of the normalized layer weight. This indicates that the downstream probe preferentially weighted these intermediate representations under the evaluated multi-corpus protocol.</w:t>
       </w:r>
     </w:p>
     <w:p>
